--- a/2. Building with the Claude API/Modulo2_03_Prompt_Evaluation.docx
+++ b/2. Building with the Claude API/Modulo2_03_Prompt_Evaluation.docx
@@ -100,6 +100,48 @@
     </w:p>
     <w:p>
       <w:pPr>
+        <w:pStyle w:val="PargrafodaLista"/>
+        <w:numPr>
+          <w:ilvl w:val="0"/>
+          <w:numId w:val="1"/>
+        </w:numPr>
+        <w:spacing w:after="60"/>
+        <w:rPr>
+          <w:lang w:val="en-US"/>
+        </w:rPr>
+      </w:pPr>
+      <w:r>
+        <w:rPr>
+          <w:sz w:val="24"/>
+          <w:szCs w:val="24"/>
+          <w:lang w:val="en-US"/>
+        </w:rPr>
+        <w:t>Lesson 3 — Generating Test Datasets</w:t>
+      </w:r>
+    </w:p>
+    <w:p>
+      <w:pPr>
+        <w:pStyle w:val="PargrafodaLista"/>
+        <w:numPr>
+          <w:ilvl w:val="0"/>
+          <w:numId w:val="1"/>
+        </w:numPr>
+        <w:spacing w:after="60"/>
+        <w:rPr>
+          <w:lang w:val="en-US"/>
+        </w:rPr>
+      </w:pPr>
+      <w:r>
+        <w:rPr>
+          <w:sz w:val="24"/>
+          <w:szCs w:val="24"/>
+          <w:lang w:val="en-US"/>
+        </w:rPr>
+        <w:t>Lesson 4 — Running the Eval</w:t>
+      </w:r>
+    </w:p>
+    <w:p>
+      <w:pPr>
         <w:pBdr>
           <w:bottom w:val="single" w:sz="4" w:space="6" w:color="CCCCCC"/>
         </w:pBdr>
@@ -146,7 +188,7 @@
           <w:szCs w:val="30"/>
           <w:lang w:val="en-US"/>
         </w:rPr>
-        <w:t xml:space="preserve">Core idea</w:t>
+        <w:t>Core idea</w:t>
       </w:r>
     </w:p>
     <w:p>
@@ -169,7 +211,7 @@
           <w:color w:val="5A3E1B"/>
           <w:lang w:val="en-US"/>
         </w:rPr>
-        <w:t xml:space="preserve">prompt engineering</w:t>
+        <w:t>prompt engineering</w:t>
       </w:r>
       <w:r>
         <w:rPr>
@@ -184,7 +226,7 @@
           <w:color w:val="5A3E1B"/>
           <w:lang w:val="en-US"/>
         </w:rPr>
-        <w:t xml:space="preserve">prompt evaluation</w:t>
+        <w:t>prompt evaluation</w:t>
       </w:r>
       <w:r>
         <w:rPr>
@@ -210,7 +252,7 @@
           <w:szCs w:val="30"/>
           <w:lang w:val="en-US"/>
         </w:rPr>
-        <w:t xml:space="preserve">Key points</w:t>
+        <w:t>Key points</w:t>
       </w:r>
     </w:p>
     <w:p>
@@ -238,7 +280,7 @@
           <w:color w:val="5A3E1B"/>
           <w:lang w:val="en-US"/>
         </w:rPr>
-        <w:t xml:space="preserve">how you write</w:t>
+        <w:t>how you write</w:t>
       </w:r>
       <w:r>
         <w:rPr>
@@ -253,7 +295,7 @@
           <w:color w:val="5A3E1B"/>
           <w:lang w:val="en-US"/>
         </w:rPr>
-        <w:t xml:space="preserve">how you measure</w:t>
+        <w:t>how you measure</w:t>
       </w:r>
       <w:r>
         <w:rPr>
@@ -287,7 +329,7 @@
           <w:color w:val="5A3E1B"/>
           <w:lang w:val="en-US"/>
         </w:rPr>
-        <w:t xml:space="preserve">automated testing</w:t>
+        <w:t>automated testing</w:t>
       </w:r>
       <w:r>
         <w:rPr>
@@ -321,13 +363,13 @@
           <w:color w:val="5A3E1B"/>
           <w:lang w:val="en-US"/>
         </w:rPr>
-        <w:t xml:space="preserve">three options</w:t>
-      </w:r>
-      <w:r>
-        <w:rPr>
-          <w:lang w:val="en-US"/>
-        </w:rPr>
-        <w:t xml:space="preserve">: test it once, test it a few times, or run it through an evaluation pipeline.</w:t>
+        <w:t>three options</w:t>
+      </w:r>
+      <w:r>
+        <w:rPr>
+          <w:lang w:val="en-US"/>
+        </w:rPr>
+        <w:t>: test it once, test it a few times, or run it through an evaluation pipeline.</w:t>
       </w:r>
     </w:p>
     <w:p>
@@ -355,7 +397,7 @@
           <w:color w:val="5A3E1B"/>
           <w:lang w:val="en-US"/>
         </w:rPr>
-        <w:t xml:space="preserve">common traps</w:t>
+        <w:t>common traps</w:t>
       </w:r>
       <w:r>
         <w:rPr>
@@ -389,13 +431,13 @@
           <w:color w:val="5A3E1B"/>
           <w:lang w:val="en-US"/>
         </w:rPr>
-        <w:t xml:space="preserve">evaluation-first approach</w:t>
-      </w:r>
-      <w:r>
-        <w:rPr>
-          <w:lang w:val="en-US"/>
-        </w:rPr>
-        <w:t xml:space="preserve">) costs more work but gives objective metrics and real confidence.</w:t>
+        <w:t>evaluation-first approach</w:t>
+      </w:r>
+      <w:r>
+        <w:rPr>
+          <w:lang w:val="en-US"/>
+        </w:rPr>
+        <w:t>) costs more work but gives objective metrics and real confidence.</w:t>
       </w:r>
     </w:p>
     <w:p>
@@ -423,13 +465,13 @@
           <w:color w:val="5A3E1B"/>
           <w:lang w:val="en-US"/>
         </w:rPr>
-        <w:t xml:space="preserve">during development</w:t>
-      </w:r>
-      <w:r>
-        <w:rPr>
-          <w:lang w:val="en-US"/>
-        </w:rPr>
-        <w:t xml:space="preserve">, not after users encounter them.</w:t>
+        <w:t>during development</w:t>
+      </w:r>
+      <w:r>
+        <w:rPr>
+          <w:lang w:val="en-US"/>
+        </w:rPr>
+        <w:t>, not after users encounter them.</w:t>
       </w:r>
     </w:p>
     <w:p>
@@ -449,7 +491,7 @@
           <w:szCs w:val="30"/>
           <w:lang w:val="en-US"/>
         </w:rPr>
-        <w:t xml:space="preserve">Prompt engineering vs prompt evaluation</w:t>
+        <w:t>Prompt engineering vs prompt evaluation</w:t>
       </w:r>
     </w:p>
     <w:p>
@@ -463,7 +505,7 @@
         <w:rPr>
           <w:lang w:val="en-US"/>
         </w:rPr>
-        <w:t xml:space="preserve">Prompt engineering is your toolkit for crafting effective prompts. It includes techniques like multishot prompting, structuring with XML tags, and many other best practices. These techniques help Claude understand exactly what you're asking for and how you want it to respond.</w:t>
+        <w:t>Prompt engineering is your toolkit for crafting effective prompts. It includes techniques like multishot prompting, structuring with XML tags, and many other best practices. These techniques help Claude understand exactly what you're asking for and how you want it to respond.</w:t>
       </w:r>
     </w:p>
     <w:p>
@@ -477,6 +519,7 @@
         <w:rPr>
           <w:lang w:val="en-US"/>
         </w:rPr>
+        <w:lastRenderedPageBreak/>
         <w:t xml:space="preserve">Prompt evaluation takes a different approach. Instead of focusing on </w:t>
       </w:r>
       <w:r>
@@ -486,7 +529,7 @@
           <w:color w:val="5A3E1B"/>
           <w:lang w:val="en-US"/>
         </w:rPr>
-        <w:t xml:space="preserve">how to write</w:t>
+        <w:t>how to write</w:t>
       </w:r>
       <w:r>
         <w:rPr>
@@ -501,7 +544,7 @@
           <w:color w:val="5A3E1B"/>
           <w:lang w:val="en-US"/>
         </w:rPr>
-        <w:t xml:space="preserve">measuring their effectiveness</w:t>
+        <w:t>measuring their effectiveness</w:t>
       </w:r>
       <w:r>
         <w:rPr>
@@ -537,7 +580,7 @@
                     </pic:cNvPicPr>
                   </pic:nvPicPr>
                   <pic:blipFill>
-                    <a:blip r:embed="rId50"/>
+                    <a:blip r:embed="rId5"/>
                     <a:srcRect/>
                     <a:stretch>
                       <a:fillRect/>
@@ -597,16 +640,10 @@
         <w:tblLook w:val="0000" w:firstRow="0" w:lastRow="0" w:firstColumn="0" w:lastColumn="0" w:noHBand="0" w:noVBand="0"/>
       </w:tblPr>
       <w:tblGrid>
-        <w:gridCol w:w="4748"/>
-        <w:gridCol w:w="4748"/>
+        <w:gridCol w:w="4752"/>
+        <w:gridCol w:w="4744"/>
       </w:tblGrid>
       <w:tr>
-        <w:tblPrEx>
-          <w:tblCellMar>
-            <w:top w:w="0" w:type="dxa"/>
-            <w:bottom w:w="0" w:type="dxa"/>
-          </w:tblCellMar>
-        </w:tblPrEx>
         <w:tc>
           <w:tcPr>
             <w:tcW w:w="0" w:type="auto"/>
@@ -631,7 +668,7 @@
                 <w:szCs w:val="22"/>
                 <w:lang w:val="en-US"/>
               </w:rPr>
-              <w:t xml:space="preserve">Prompt Engineering</w:t>
+              <w:t>Prompt Engineering</w:t>
             </w:r>
           </w:p>
         </w:tc>
@@ -659,18 +696,12 @@
                 <w:szCs w:val="22"/>
                 <w:lang w:val="en-US"/>
               </w:rPr>
-              <w:t xml:space="preserve">Prompt Evaluation</w:t>
+              <w:t>Prompt Evaluation</w:t>
             </w:r>
           </w:p>
         </w:tc>
       </w:tr>
       <w:tr>
-        <w:tblPrEx>
-          <w:tblCellMar>
-            <w:top w:w="0" w:type="dxa"/>
-            <w:bottom w:w="0" w:type="dxa"/>
-          </w:tblCellMar>
-        </w:tblPrEx>
         <w:tc>
           <w:tcPr>
             <w:tcW w:w="0" w:type="auto"/>
@@ -693,7 +724,7 @@
                 <w:szCs w:val="22"/>
                 <w:lang w:val="en-US"/>
               </w:rPr>
-              <w:t xml:space="preserve">Set of best practices and guidance to improve your prompts</w:t>
+              <w:t>Set of best practices and guidance to improve your prompts</w:t>
             </w:r>
           </w:p>
         </w:tc>
@@ -719,18 +750,12 @@
                 <w:szCs w:val="22"/>
                 <w:lang w:val="en-US"/>
               </w:rPr>
-              <w:t xml:space="preserve">Automated testing to measure how well your prompts work</w:t>
+              <w:t>Automated testing to measure how well your prompts work</w:t>
             </w:r>
           </w:p>
         </w:tc>
       </w:tr>
       <w:tr>
-        <w:tblPrEx>
-          <w:tblCellMar>
-            <w:top w:w="0" w:type="dxa"/>
-            <w:bottom w:w="0" w:type="dxa"/>
-          </w:tblCellMar>
-        </w:tblPrEx>
         <w:tc>
           <w:tcPr>
             <w:tcW w:w="0" w:type="auto"/>
@@ -753,7 +778,7 @@
                 <w:szCs w:val="22"/>
                 <w:lang w:val="en-US"/>
               </w:rPr>
-              <w:t xml:space="preserve">Multishot prompting</w:t>
+              <w:t>Multishot prompting</w:t>
             </w:r>
           </w:p>
         </w:tc>
@@ -779,18 +804,12 @@
                 <w:szCs w:val="22"/>
                 <w:lang w:val="en-US"/>
               </w:rPr>
-              <w:t xml:space="preserve">Test against expected answers</w:t>
+              <w:t>Test against expected answers</w:t>
             </w:r>
           </w:p>
         </w:tc>
       </w:tr>
       <w:tr>
-        <w:tblPrEx>
-          <w:tblCellMar>
-            <w:top w:w="0" w:type="dxa"/>
-            <w:bottom w:w="0" w:type="dxa"/>
-          </w:tblCellMar>
-        </w:tblPrEx>
         <w:tc>
           <w:tcPr>
             <w:tcW w:w="0" w:type="auto"/>
@@ -813,7 +832,7 @@
                 <w:szCs w:val="22"/>
                 <w:lang w:val="en-US"/>
               </w:rPr>
-              <w:t xml:space="preserve">Structuring with XML tags</w:t>
+              <w:t>Structuring with XML tags</w:t>
             </w:r>
           </w:p>
         </w:tc>
@@ -839,18 +858,12 @@
                 <w:szCs w:val="22"/>
                 <w:lang w:val="en-US"/>
               </w:rPr>
-              <w:t xml:space="preserve">Compare different versions of the same prompt</w:t>
+              <w:t>Compare different versions of the same prompt</w:t>
             </w:r>
           </w:p>
         </w:tc>
       </w:tr>
       <w:tr>
-        <w:tblPrEx>
-          <w:tblCellMar>
-            <w:top w:w="0" w:type="dxa"/>
-            <w:bottom w:w="0" w:type="dxa"/>
-          </w:tblCellMar>
-        </w:tblPrEx>
         <w:tc>
           <w:tcPr>
             <w:tcW w:w="0" w:type="auto"/>
@@ -873,7 +886,7 @@
                 <w:szCs w:val="22"/>
                 <w:lang w:val="en-US"/>
               </w:rPr>
-              <w:t xml:space="preserve">Many more best practices</w:t>
+              <w:t>Many more best practices</w:t>
             </w:r>
           </w:p>
         </w:tc>
@@ -899,7 +912,7 @@
                 <w:szCs w:val="22"/>
                 <w:lang w:val="en-US"/>
               </w:rPr>
-              <w:t xml:space="preserve">Review outputs for errors</w:t>
+              <w:t>Review outputs for errors</w:t>
             </w:r>
           </w:p>
         </w:tc>
@@ -927,7 +940,7 @@
           <w:szCs w:val="30"/>
           <w:lang w:val="en-US"/>
         </w:rPr>
-        <w:t xml:space="preserve">Three paths after writing a prompt</w:t>
+        <w:t>Three paths after writing a prompt</w:t>
       </w:r>
     </w:p>
     <w:p>
@@ -950,7 +963,7 @@
           <w:color w:val="5A3E1B"/>
           <w:lang w:val="en-US"/>
         </w:rPr>
-        <w:t xml:space="preserve">Option 1</w:t>
+        <w:t>Option 1</w:t>
       </w:r>
       <w:r>
         <w:rPr>
@@ -965,7 +978,7 @@
           <w:color w:val="5A3E1B"/>
           <w:lang w:val="en-US"/>
         </w:rPr>
-        <w:t xml:space="preserve">Option 2</w:t>
+        <w:t>Option 2</w:t>
       </w:r>
       <w:r>
         <w:rPr>
@@ -980,13 +993,13 @@
           <w:color w:val="5A3E1B"/>
           <w:lang w:val="en-US"/>
         </w:rPr>
-        <w:t xml:space="preserve">Option 3</w:t>
-      </w:r>
-      <w:r>
-        <w:rPr>
-          <w:lang w:val="en-US"/>
-        </w:rPr>
-        <w:t xml:space="preserve">: run the prompt through an evaluation pipeline to score it, then iterate on the prompt based on objective metrics — this requires more work and cost, but gives you much more confidence in your prompt's reliability.</w:t>
+        <w:t>Option 3</w:t>
+      </w:r>
+      <w:r>
+        <w:rPr>
+          <w:lang w:val="en-US"/>
+        </w:rPr>
+        <w:t>: run the prompt through an evaluation pipeline to score it, then iterate on the prompt based on objective metrics — this requires more work and cost, but gives you much more confidence in your prompt's reliability.</w:t>
       </w:r>
     </w:p>
     <w:p>
@@ -998,6 +1011,7 @@
         <w:rPr>
           <w:noProof/>
         </w:rPr>
+        <w:lastRenderedPageBreak/>
         <w:drawing>
           <wp:inline distT="0" distB="0" distL="0" distR="0" wp14:anchorId="1100002B" wp14:editId="1100002C">
             <wp:extent cx="5334000" cy="2605346"/>
@@ -1016,7 +1030,7 @@
                     </pic:cNvPicPr>
                   </pic:nvPicPr>
                   <pic:blipFill>
-                    <a:blip r:embed="rId51"/>
+                    <a:blip r:embed="rId6"/>
                     <a:srcRect/>
                     <a:stretch>
                       <a:fillRect/>
@@ -1076,16 +1090,10 @@
         <w:tblLook w:val="0000" w:firstRow="0" w:lastRow="0" w:firstColumn="0" w:lastColumn="0" w:noHBand="0" w:noVBand="0"/>
       </w:tblPr>
       <w:tblGrid>
-        <w:gridCol w:w="2100"/>
-        <w:gridCol w:w="7396"/>
+        <w:gridCol w:w="987"/>
+        <w:gridCol w:w="8509"/>
       </w:tblGrid>
       <w:tr>
-        <w:tblPrEx>
-          <w:tblCellMar>
-            <w:top w:w="0" w:type="dxa"/>
-            <w:bottom w:w="0" w:type="dxa"/>
-          </w:tblCellMar>
-        </w:tblPrEx>
         <w:tc>
           <w:tcPr>
             <w:tcW w:w="0" w:type="auto"/>
@@ -1110,7 +1118,7 @@
                 <w:szCs w:val="22"/>
                 <w:lang w:val="en-US"/>
               </w:rPr>
-              <w:t xml:space="preserve">Option</w:t>
+              <w:t>Option</w:t>
             </w:r>
           </w:p>
         </w:tc>
@@ -1138,18 +1146,12 @@
                 <w:szCs w:val="22"/>
                 <w:lang w:val="en-US"/>
               </w:rPr>
-              <w:t xml:space="preserve">What it is</w:t>
+              <w:t>What it is</w:t>
             </w:r>
           </w:p>
         </w:tc>
       </w:tr>
       <w:tr>
-        <w:tblPrEx>
-          <w:tblCellMar>
-            <w:top w:w="0" w:type="dxa"/>
-            <w:bottom w:w="0" w:type="dxa"/>
-          </w:tblCellMar>
-        </w:tblPrEx>
         <w:tc>
           <w:tcPr>
             <w:tcW w:w="0" w:type="auto"/>
@@ -1172,7 +1174,7 @@
                 <w:szCs w:val="22"/>
                 <w:lang w:val="en-US"/>
               </w:rPr>
-              <w:t xml:space="preserve">Option 1</w:t>
+              <w:t>Option 1</w:t>
             </w:r>
           </w:p>
         </w:tc>
@@ -1198,18 +1200,12 @@
                 <w:szCs w:val="22"/>
                 <w:lang w:val="en-US"/>
               </w:rPr>
-              <w:t xml:space="preserve">Test the prompt once and decide it's good enough — risk of breaking in production</w:t>
+              <w:t>Test the prompt once and decide it's good enough — risk of breaking in production</w:t>
             </w:r>
           </w:p>
         </w:tc>
       </w:tr>
       <w:tr>
-        <w:tblPrEx>
-          <w:tblCellMar>
-            <w:top w:w="0" w:type="dxa"/>
-            <w:bottom w:w="0" w:type="dxa"/>
-          </w:tblCellMar>
-        </w:tblPrEx>
         <w:tc>
           <w:tcPr>
             <w:tcW w:w="0" w:type="auto"/>
@@ -1232,7 +1228,7 @@
                 <w:szCs w:val="22"/>
                 <w:lang w:val="en-US"/>
               </w:rPr>
-              <w:t xml:space="preserve">Option 2</w:t>
+              <w:t>Option 2</w:t>
             </w:r>
           </w:p>
         </w:tc>
@@ -1258,18 +1254,12 @@
                 <w:szCs w:val="22"/>
                 <w:lang w:val="en-US"/>
               </w:rPr>
-              <w:t xml:space="preserve">Test a few times and tweak for a corner case or two — users still provide very unexpected outputs</w:t>
+              <w:t>Test a few times and tweak for a corner case or two — users still provide very unexpected outputs</w:t>
             </w:r>
           </w:p>
         </w:tc>
       </w:tr>
       <w:tr>
-        <w:tblPrEx>
-          <w:tblCellMar>
-            <w:top w:w="0" w:type="dxa"/>
-            <w:bottom w:w="0" w:type="dxa"/>
-          </w:tblCellMar>
-        </w:tblPrEx>
         <w:tc>
           <w:tcPr>
             <w:tcW w:w="0" w:type="auto"/>
@@ -1292,7 +1282,7 @@
                 <w:szCs w:val="22"/>
                 <w:lang w:val="en-US"/>
               </w:rPr>
-              <w:t xml:space="preserve">Option 3</w:t>
+              <w:t>Option 3</w:t>
             </w:r>
           </w:p>
         </w:tc>
@@ -1318,7 +1308,7 @@
                 <w:szCs w:val="22"/>
                 <w:lang w:val="en-US"/>
               </w:rPr>
-              <w:t xml:space="preserve">Run the prompt through an evaluation pipeline to score it, then iterate — more work and cost, but more confidence</w:t>
+              <w:t>Run the prompt through an evaluation pipeline to score it, then iterate — more work and cost, but more confidence</w:t>
             </w:r>
           </w:p>
         </w:tc>
@@ -1346,7 +1336,7 @@
           <w:szCs w:val="30"/>
           <w:lang w:val="en-US"/>
         </w:rPr>
-        <w:t xml:space="preserve">Why most engineers fall into testing traps</w:t>
+        <w:t>Why most engineers fall into testing traps</w:t>
       </w:r>
     </w:p>
     <w:p>
@@ -1369,7 +1359,7 @@
           <w:color w:val="5A3E1B"/>
           <w:lang w:val="en-US"/>
         </w:rPr>
-        <w:t xml:space="preserve">all engineers fall into</w:t>
+        <w:t>all engineers fall into</w:t>
       </w:r>
       <w:r>
         <w:rPr>
@@ -1384,13 +1374,13 @@
           <w:color w:val="5A3E1B"/>
           <w:lang w:val="en-US"/>
         </w:rPr>
-        <w:t xml:space="preserve">underestimate how many edge cases real users will encounter</w:t>
-      </w:r>
-      <w:r>
-        <w:rPr>
-          <w:lang w:val="en-US"/>
-        </w:rPr>
-        <w:t xml:space="preserve">.</w:t>
+        <w:t>underestimate how many edge cases real users will encounter</w:t>
+      </w:r>
+      <w:r>
+        <w:rPr>
+          <w:lang w:val="en-US"/>
+        </w:rPr>
+        <w:t>.</w:t>
       </w:r>
     </w:p>
     <w:p>
@@ -1404,7 +1394,7 @@
         <w:rPr>
           <w:lang w:val="en-US"/>
         </w:rPr>
-        <w:t xml:space="preserve">The reality is that when you deploy a prompt to production, users will interact with it in ways you never anticipated. What seemed like a solid prompt during your limited testing can quickly break down when faced with the full variety of real-world inputs. The problem isn't that the prompt was bad — it's that a handful of manual tests can't represent the input space your users actually produce.</w:t>
+        <w:t>The reality is that when you deploy a prompt to production, users will interact with it in ways you never anticipated. What seemed like a solid prompt during your limited testing can quickly break down when faced with the full variety of real-world inputs. The problem isn't that the prompt was bad — it's that a handful of manual tests can't represent the input space your users actually produce.</w:t>
       </w:r>
     </w:p>
     <w:p>
@@ -1424,7 +1414,7 @@
           <w:szCs w:val="30"/>
           <w:lang w:val="en-US"/>
         </w:rPr>
-        <w:t xml:space="preserve">The evaluation-first approach</w:t>
+        <w:t>The evaluation-first approach</w:t>
       </w:r>
     </w:p>
     <w:p>
@@ -1447,7 +1437,7 @@
           <w:color w:val="5A3E1B"/>
           <w:lang w:val="en-US"/>
         </w:rPr>
-        <w:t xml:space="preserve">objective metrics</w:t>
+        <w:t>objective metrics</w:t>
       </w:r>
       <w:r>
         <w:rPr>
@@ -1472,6 +1462,7 @@
         <w:rPr>
           <w:lang w:val="en-US"/>
         </w:rPr>
+        <w:lastRenderedPageBreak/>
         <w:t xml:space="preserve">Identify weaknesses </w:t>
       </w:r>
       <w:r>
@@ -1481,7 +1472,7 @@
           <w:color w:val="5A3E1B"/>
           <w:lang w:val="en-US"/>
         </w:rPr>
-        <w:t xml:space="preserve">before</w:t>
+        <w:t>before</w:t>
       </w:r>
       <w:r>
         <w:rPr>
@@ -1515,13 +1506,13 @@
           <w:color w:val="5A3E1B"/>
           <w:lang w:val="en-US"/>
         </w:rPr>
-        <w:t xml:space="preserve">objectively</w:t>
-      </w:r>
-      <w:r>
-        <w:rPr>
-          <w:lang w:val="en-US"/>
-        </w:rPr>
-        <w:t xml:space="preserve">.</w:t>
+        <w:t>objectively</w:t>
+      </w:r>
+      <w:r>
+        <w:rPr>
+          <w:lang w:val="en-US"/>
+        </w:rPr>
+        <w:t>.</w:t>
       </w:r>
     </w:p>
     <w:p>
@@ -1549,13 +1540,13 @@
           <w:color w:val="5A3E1B"/>
           <w:lang w:val="en-US"/>
         </w:rPr>
-        <w:t xml:space="preserve">measurable improvements</w:t>
-      </w:r>
-      <w:r>
-        <w:rPr>
-          <w:lang w:val="en-US"/>
-        </w:rPr>
-        <w:t xml:space="preserve">.</w:t>
+        <w:t>measurable improvements</w:t>
+      </w:r>
+      <w:r>
+        <w:rPr>
+          <w:lang w:val="en-US"/>
+        </w:rPr>
+        <w:t>.</w:t>
       </w:r>
     </w:p>
     <w:p>
@@ -1583,7 +1574,7 @@
           <w:color w:val="5A3E1B"/>
           <w:lang w:val="en-US"/>
         </w:rPr>
-        <w:t xml:space="preserve">reliable</w:t>
+        <w:t>reliable</w:t>
       </w:r>
       <w:r>
         <w:rPr>
@@ -1612,13 +1603,13 @@
           <w:color w:val="5A3E1B"/>
           <w:lang w:val="en-US"/>
         </w:rPr>
-        <w:t xml:space="preserve">catch problems during development rather than after your users encounter them</w:t>
-      </w:r>
-      <w:r>
-        <w:rPr>
-          <w:lang w:val="en-US"/>
-        </w:rPr>
-        <w:t xml:space="preserve">.</w:t>
+        <w:t>catch problems during development rather than after your users encounter them</w:t>
+      </w:r>
+      <w:r>
+        <w:rPr>
+          <w:lang w:val="en-US"/>
+        </w:rPr>
+        <w:t>.</w:t>
       </w:r>
     </w:p>
     <w:p>
@@ -1638,7 +1629,7 @@
           <w:szCs w:val="30"/>
           <w:lang w:val="en-US"/>
         </w:rPr>
-        <w:t xml:space="preserve">Practice Questions — Lesson 1</w:t>
+        <w:t>Practice Questions — Lesson 1</w:t>
       </w:r>
     </w:p>
     <w:p>
@@ -1652,7 +1643,7 @@
         <w:rPr>
           <w:lang w:val="en-US"/>
         </w:rPr>
-        <w:t xml:space="preserve">Choose the single best answer for each question (A–E).</w:t>
+        <w:t>Choose the single best answer for each question (A–E).</w:t>
       </w:r>
     </w:p>
     <w:p>
@@ -1687,7 +1678,7 @@
           <w:rFonts w:ascii="Arial" w:hAnsi="Arial" w:cs="Arial"/>
           <w:lang w:val="en-US"/>
         </w:rPr>
-        <w:t xml:space="preserve">A) Engineering is for production, evaluation is only for development</w:t>
+        <w:t>A) Engineering is for production, evaluation is only for development</w:t>
       </w:r>
     </w:p>
     <w:p>
@@ -1704,7 +1695,7 @@
           <w:rFonts w:ascii="Arial" w:hAnsi="Arial" w:cs="Arial"/>
           <w:lang w:val="en-US"/>
         </w:rPr>
-        <w:t xml:space="preserve">B) Engineering is a set of techniques for writing better prompts; evaluation measures how well those prompts work</w:t>
+        <w:t>B) Engineering is a set of techniques for writing better prompts; evaluation measures how well those prompts work</w:t>
       </w:r>
     </w:p>
     <w:p>
@@ -1721,7 +1712,7 @@
           <w:rFonts w:ascii="Arial" w:hAnsi="Arial" w:cs="Arial"/>
           <w:lang w:val="en-US"/>
         </w:rPr>
-        <w:t xml:space="preserve">C) Engineering applies to system prompts, evaluation applies to user messages</w:t>
+        <w:t>C) Engineering applies to system prompts, evaluation applies to user messages</w:t>
       </w:r>
     </w:p>
     <w:p>
@@ -1738,7 +1729,7 @@
           <w:rFonts w:ascii="Arial" w:hAnsi="Arial" w:cs="Arial"/>
           <w:lang w:val="en-US"/>
         </w:rPr>
-        <w:t xml:space="preserve">D) They are two names for the same practice</w:t>
+        <w:t>D) They are two names for the same practice</w:t>
       </w:r>
     </w:p>
     <w:p>
@@ -1755,7 +1746,7 @@
           <w:rFonts w:ascii="Arial" w:hAnsi="Arial" w:cs="Arial"/>
           <w:lang w:val="en-US"/>
         </w:rPr>
-        <w:t xml:space="preserve">E) Engineering is automated, evaluation is manual</w:t>
+        <w:t>E) Engineering is automated, evaluation is manual</w:t>
       </w:r>
     </w:p>
     <w:p>
@@ -1790,7 +1781,7 @@
           <w:rFonts w:ascii="Arial" w:hAnsi="Arial" w:cs="Arial"/>
           <w:lang w:val="en-US"/>
         </w:rPr>
-        <w:t xml:space="preserve">A) Multishot prompting</w:t>
+        <w:t>A) Multishot prompting</w:t>
       </w:r>
     </w:p>
     <w:p>
@@ -1807,7 +1798,7 @@
           <w:rFonts w:ascii="Arial" w:hAnsi="Arial" w:cs="Arial"/>
           <w:lang w:val="en-US"/>
         </w:rPr>
-        <w:t xml:space="preserve">B) Structuring the prompt with XML tags</w:t>
+        <w:t>B) Structuring the prompt with XML tags</w:t>
       </w:r>
     </w:p>
     <w:p>
@@ -1824,7 +1815,7 @@
           <w:rFonts w:ascii="Arial" w:hAnsi="Arial" w:cs="Arial"/>
           <w:lang w:val="en-US"/>
         </w:rPr>
-        <w:t xml:space="preserve">C) Testing outputs against expected answers</w:t>
+        <w:t>C) Testing outputs against expected answers</w:t>
       </w:r>
     </w:p>
     <w:p>
@@ -1841,7 +1832,7 @@
           <w:rFonts w:ascii="Arial" w:hAnsi="Arial" w:cs="Arial"/>
           <w:lang w:val="en-US"/>
         </w:rPr>
-        <w:t xml:space="preserve">D) Rewriting the prompt to be clearer</w:t>
+        <w:t>D) Rewriting the prompt to be clearer</w:t>
       </w:r>
     </w:p>
     <w:p>
@@ -1858,7 +1849,7 @@
           <w:rFonts w:ascii="Arial" w:hAnsi="Arial" w:cs="Arial"/>
           <w:lang w:val="en-US"/>
         </w:rPr>
-        <w:t xml:space="preserve">E) Choosing a role for the system prompt</w:t>
+        <w:t>E) Choosing a role for the system prompt</w:t>
       </w:r>
     </w:p>
     <w:p>
@@ -1893,7 +1884,7 @@
           <w:rFonts w:ascii="Arial" w:hAnsi="Arial" w:cs="Arial"/>
           <w:lang w:val="en-US"/>
         </w:rPr>
-        <w:t xml:space="preserve">A) It uses too many tokens during development</w:t>
+        <w:t>A) It uses too many tokens during development</w:t>
       </w:r>
     </w:p>
     <w:p>
@@ -1910,7 +1901,7 @@
           <w:rFonts w:ascii="Arial" w:hAnsi="Arial" w:cs="Arial"/>
           <w:lang w:val="en-US"/>
         </w:rPr>
-        <w:t xml:space="preserve">B) It risks breaking in production when users provide unexpected inputs</w:t>
+        <w:t>B) It risks breaking in production when users provide unexpected inputs</w:t>
       </w:r>
     </w:p>
     <w:p>
@@ -1927,7 +1918,7 @@
           <w:rFonts w:ascii="Arial" w:hAnsi="Arial" w:cs="Arial"/>
           <w:lang w:val="en-US"/>
         </w:rPr>
-        <w:t xml:space="preserve">C) It makes the prompt too long for the context window</w:t>
+        <w:t>C) It makes the prompt too long for the context window</w:t>
       </w:r>
     </w:p>
     <w:p>
@@ -1944,7 +1935,7 @@
           <w:rFonts w:ascii="Arial" w:hAnsi="Arial" w:cs="Arial"/>
           <w:lang w:val="en-US"/>
         </w:rPr>
-        <w:t xml:space="preserve">D) It forces you to use a more expensive model</w:t>
+        <w:t>D) It forces you to use a more expensive model</w:t>
       </w:r>
     </w:p>
     <w:p>
@@ -1961,7 +1952,7 @@
           <w:rFonts w:ascii="Arial" w:hAnsi="Arial" w:cs="Arial"/>
           <w:lang w:val="en-US"/>
         </w:rPr>
-        <w:t xml:space="preserve">E) It prevents you from using a system prompt later</w:t>
+        <w:t>E) It prevents you from using a system prompt later</w:t>
       </w:r>
     </w:p>
     <w:p>
@@ -1979,6 +1970,7 @@
           <w:bCs/>
           <w:lang w:val="en-US"/>
         </w:rPr>
+        <w:lastRenderedPageBreak/>
         <w:t>4. According to the lesson, why is Option 2 — testing a few times and fixing a corner case — still not enough?</w:t>
       </w:r>
     </w:p>
@@ -1996,7 +1988,7 @@
           <w:rFonts w:ascii="Arial" w:hAnsi="Arial" w:cs="Arial"/>
           <w:lang w:val="en-US"/>
         </w:rPr>
-        <w:t xml:space="preserve">A) Because Claude's responses change every time regardless of the prompt</w:t>
+        <w:t>A) Because Claude's responses change every time regardless of the prompt</w:t>
       </w:r>
     </w:p>
     <w:p>
@@ -2013,7 +2005,7 @@
           <w:rFonts w:ascii="Arial" w:hAnsi="Arial" w:cs="Arial"/>
           <w:lang w:val="en-US"/>
         </w:rPr>
-        <w:t xml:space="preserve">B) Because users will often provide very unexpected inputs you haven't considered</w:t>
+        <w:t>B) Because users will often provide very unexpected inputs you haven't considered</w:t>
       </w:r>
     </w:p>
     <w:p>
@@ -2030,7 +2022,7 @@
           <w:rFonts w:ascii="Arial" w:hAnsi="Arial" w:cs="Arial"/>
           <w:lang w:val="en-US"/>
         </w:rPr>
-        <w:t xml:space="preserve">C) Because corner cases can only be fixed by lowering the temperature</w:t>
+        <w:t>C) Because corner cases can only be fixed by lowering the temperature</w:t>
       </w:r>
     </w:p>
     <w:p>
@@ -2047,7 +2039,7 @@
           <w:rFonts w:ascii="Arial" w:hAnsi="Arial" w:cs="Arial"/>
           <w:lang w:val="en-US"/>
         </w:rPr>
-        <w:t xml:space="preserve">D) Because manual testing is not allowed in production applications</w:t>
+        <w:t>D) Because manual testing is not allowed in production applications</w:t>
       </w:r>
     </w:p>
     <w:p>
@@ -2064,7 +2056,7 @@
           <w:rFonts w:ascii="Arial" w:hAnsi="Arial" w:cs="Arial"/>
           <w:lang w:val="en-US"/>
         </w:rPr>
-        <w:t xml:space="preserve">E) Because a prompt can only be edited a limited number of times</w:t>
+        <w:t>E) Because a prompt can only be edited a limited number of times</w:t>
       </w:r>
     </w:p>
     <w:p>
@@ -2099,7 +2091,7 @@
           <w:rFonts w:ascii="Arial" w:hAnsi="Arial" w:cs="Arial"/>
           <w:lang w:val="en-US"/>
         </w:rPr>
-        <w:t xml:space="preserve">A) To reduce the cost of every API request</w:t>
+        <w:t>A) To reduce the cost of every API request</w:t>
       </w:r>
     </w:p>
     <w:p>
@@ -2116,7 +2108,7 @@
           <w:rFonts w:ascii="Arial" w:hAnsi="Arial" w:cs="Arial"/>
           <w:lang w:val="en-US"/>
         </w:rPr>
-        <w:t xml:space="preserve">B) To remove the need for prompt engineering entirely</w:t>
+        <w:t>B) To remove the need for prompt engineering entirely</w:t>
       </w:r>
     </w:p>
     <w:p>
@@ -2133,7 +2125,7 @@
           <w:rFonts w:ascii="Arial" w:hAnsi="Arial" w:cs="Arial"/>
           <w:lang w:val="en-US"/>
         </w:rPr>
-        <w:t xml:space="preserve">C) To catch problems during development rather than after users encounter them</w:t>
+        <w:t>C) To catch problems during development rather than after users encounter them</w:t>
       </w:r>
     </w:p>
     <w:p>
@@ -2150,7 +2142,7 @@
           <w:rFonts w:ascii="Arial" w:hAnsi="Arial" w:cs="Arial"/>
           <w:lang w:val="en-US"/>
         </w:rPr>
-        <w:t xml:space="preserve">D) To make Claude's outputs completely deterministic</w:t>
+        <w:t>D) To make Claude's outputs completely deterministic</w:t>
       </w:r>
     </w:p>
     <w:p>
@@ -2167,7 +2159,7 @@
           <w:rFonts w:ascii="Arial" w:hAnsi="Arial" w:cs="Arial"/>
           <w:lang w:val="en-US"/>
         </w:rPr>
-        <w:t xml:space="preserve">E) To replace human review with a single automated test</w:t>
+        <w:t>E) To replace human review with a single automated test</w:t>
       </w:r>
     </w:p>
     <w:p>
@@ -2199,6 +2191,7 @@
           <w:szCs w:val="40"/>
           <w:lang w:val="en-US"/>
         </w:rPr>
+        <w:lastRenderedPageBreak/>
         <w:t>Lesson 2 — A Typical Eval Workflow</w:t>
       </w:r>
     </w:p>
@@ -2219,7 +2212,7 @@
           <w:szCs w:val="30"/>
           <w:lang w:val="en-US"/>
         </w:rPr>
-        <w:t xml:space="preserve">Core idea</w:t>
+        <w:t>Core idea</w:t>
       </w:r>
     </w:p>
     <w:p>
@@ -2242,7 +2235,7 @@
           <w:color w:val="5A3E1B"/>
           <w:lang w:val="en-US"/>
         </w:rPr>
-        <w:t xml:space="preserve">five key steps</w:t>
+        <w:t>five key steps</w:t>
       </w:r>
       <w:r>
         <w:rPr>
@@ -2268,7 +2261,7 @@
           <w:szCs w:val="30"/>
           <w:lang w:val="en-US"/>
         </w:rPr>
-        <w:t xml:space="preserve">Key points</w:t>
+        <w:t>Key points</w:t>
       </w:r>
     </w:p>
     <w:p>
@@ -2296,13 +2289,13 @@
           <w:color w:val="5A3E1B"/>
           <w:lang w:val="en-US"/>
         </w:rPr>
-        <w:t xml:space="preserve">Draft a Prompt → Create an Eval Dataset → Feed Through Claude → Feed Through a Grader → Change Prompt and Repeat</w:t>
-      </w:r>
-      <w:r>
-        <w:rPr>
-          <w:lang w:val="en-US"/>
-        </w:rPr>
-        <w:t xml:space="preserve">.</w:t>
+        <w:t>Draft a Prompt → Create an Eval Dataset → Feed Through Claude → Feed Through a Grader → Change Prompt and Repeat</w:t>
+      </w:r>
+      <w:r>
+        <w:rPr>
+          <w:lang w:val="en-US"/>
+        </w:rPr>
+        <w:t>.</w:t>
       </w:r>
     </w:p>
     <w:p>
@@ -2330,7 +2323,7 @@
           <w:color w:val="5A3E1B"/>
           <w:lang w:val="en-US"/>
         </w:rPr>
-        <w:t xml:space="preserve">template</w:t>
+        <w:t>template</w:t>
       </w:r>
       <w:r>
         <w:rPr>
@@ -2345,13 +2338,13 @@
           <w:color w:val="5A3E1B"/>
           <w:lang w:val="en-US"/>
         </w:rPr>
-        <w:t xml:space="preserve">{question}</w:t>
-      </w:r>
-      <w:r>
-        <w:rPr>
-          <w:lang w:val="en-US"/>
-        </w:rPr>
-        <w:t xml:space="preserve">).</w:t>
+        <w:t>{question}</w:t>
+      </w:r>
+      <w:r>
+        <w:rPr>
+          <w:lang w:val="en-US"/>
+        </w:rPr>
+        <w:t>).</w:t>
       </w:r>
     </w:p>
     <w:p>
@@ -2379,13 +2372,13 @@
           <w:color w:val="5A3E1B"/>
           <w:lang w:val="en-US"/>
         </w:rPr>
-        <w:t xml:space="preserve">by hand or generated by Claude</w:t>
-      </w:r>
-      <w:r>
-        <w:rPr>
-          <w:lang w:val="en-US"/>
-        </w:rPr>
-        <w:t xml:space="preserve">; real evaluations may have tens, hundreds or thousands of records.</w:t>
+        <w:t>by hand or generated by Claude</w:t>
+      </w:r>
+      <w:r>
+        <w:rPr>
+          <w:lang w:val="en-US"/>
+        </w:rPr>
+        <w:t>; real evaluations may have tens, hundreds or thousands of records.</w:t>
       </w:r>
     </w:p>
     <w:p>
@@ -2413,7 +2406,7 @@
           <w:color w:val="5A3E1B"/>
           <w:lang w:val="en-US"/>
         </w:rPr>
-        <w:t xml:space="preserve">both the question and the answer</w:t>
+        <w:t>both the question and the answer</w:t>
       </w:r>
       <w:r>
         <w:rPr>
@@ -2428,13 +2421,13 @@
           <w:color w:val="5A3E1B"/>
           <w:lang w:val="en-US"/>
         </w:rPr>
-        <w:t xml:space="preserve">1 to 10</w:t>
-      </w:r>
-      <w:r>
-        <w:rPr>
-          <w:lang w:val="en-US"/>
-        </w:rPr>
-        <w:t xml:space="preserve">.</w:t>
+        <w:t>1 to 10</w:t>
+      </w:r>
+      <w:r>
+        <w:rPr>
+          <w:lang w:val="en-US"/>
+        </w:rPr>
+        <w:t>.</w:t>
       </w:r>
     </w:p>
     <w:p>
@@ -2462,7 +2455,7 @@
           <w:color w:val="5A3E1B"/>
           <w:lang w:val="en-US"/>
         </w:rPr>
-        <w:t xml:space="preserve">average score</w:t>
+        <w:t>average score</w:t>
       </w:r>
       <w:r>
         <w:rPr>
@@ -2496,13 +2489,13 @@
           <w:color w:val="5A3E1B"/>
           <w:lang w:val="en-US"/>
         </w:rPr>
-        <w:t xml:space="preserve">loop</w:t>
-      </w:r>
-      <w:r>
-        <w:rPr>
-          <w:lang w:val="en-US"/>
-        </w:rPr>
-        <w:t xml:space="preserve">: change the prompt, rerun everything, and compare the new average against the old one.</w:t>
+        <w:t>loop</w:t>
+      </w:r>
+      <w:r>
+        <w:rPr>
+          <w:lang w:val="en-US"/>
+        </w:rPr>
+        <w:t>: change the prompt, rerun everything, and compare the new average against the old one.</w:t>
       </w:r>
     </w:p>
     <w:p>
@@ -2522,7 +2515,7 @@
           <w:szCs w:val="30"/>
           <w:lang w:val="en-US"/>
         </w:rPr>
-        <w:t xml:space="preserve">The workflow at a glance</w:t>
+        <w:t>The workflow at a glance</w:t>
       </w:r>
     </w:p>
     <w:p>
@@ -2536,7 +2529,7 @@
         <w:rPr>
           <w:lang w:val="en-US"/>
         </w:rPr>
-        <w:t xml:space="preserve">There are many different ways to assemble a workflow and many different open source and paid options available. In this module the course assembles its own workflow from scratch, which is the best way to understand what the paid tools are actually doing for you.</w:t>
+        <w:t>There are many different ways to assemble a workflow and many different open source and paid options available. In this module the course assembles its own workflow from scratch, which is the best way to understand what the paid tools are actually doing for you.</w:t>
       </w:r>
     </w:p>
     <w:p>
@@ -2548,6 +2541,7 @@
         <w:rPr>
           <w:noProof/>
         </w:rPr>
+        <w:lastRenderedPageBreak/>
         <w:drawing>
           <wp:inline distT="0" distB="0" distL="0" distR="0" wp14:anchorId="12000010" wp14:editId="12000011">
             <wp:extent cx="5334000" cy="3125952"/>
@@ -2566,7 +2560,7 @@
                     </pic:cNvPicPr>
                   </pic:nvPicPr>
                   <pic:blipFill>
-                    <a:blip r:embed="rId52"/>
+                    <a:blip r:embed="rId7"/>
                     <a:srcRect/>
                     <a:stretch>
                       <a:fillRect/>
@@ -2626,16 +2620,10 @@
         <w:tblLook w:val="0000" w:firstRow="0" w:lastRow="0" w:firstColumn="0" w:lastColumn="0" w:noHBand="0" w:noVBand="0"/>
       </w:tblPr>
       <w:tblGrid>
-        <w:gridCol w:w="3100"/>
-        <w:gridCol w:w="6396"/>
+        <w:gridCol w:w="2784"/>
+        <w:gridCol w:w="6712"/>
       </w:tblGrid>
       <w:tr>
-        <w:tblPrEx>
-          <w:tblCellMar>
-            <w:top w:w="0" w:type="dxa"/>
-            <w:bottom w:w="0" w:type="dxa"/>
-          </w:tblCellMar>
-        </w:tblPrEx>
         <w:tc>
           <w:tcPr>
             <w:tcW w:w="0" w:type="auto"/>
@@ -2660,7 +2648,7 @@
                 <w:szCs w:val="22"/>
                 <w:lang w:val="en-US"/>
               </w:rPr>
-              <w:t xml:space="preserve">Step</w:t>
+              <w:t>Step</w:t>
             </w:r>
           </w:p>
         </w:tc>
@@ -2688,18 +2676,12 @@
                 <w:szCs w:val="22"/>
                 <w:lang w:val="en-US"/>
               </w:rPr>
-              <w:t xml:space="preserve">What happens</w:t>
+              <w:t>What happens</w:t>
             </w:r>
           </w:p>
         </w:tc>
       </w:tr>
       <w:tr>
-        <w:tblPrEx>
-          <w:tblCellMar>
-            <w:top w:w="0" w:type="dxa"/>
-            <w:bottom w:w="0" w:type="dxa"/>
-          </w:tblCellMar>
-        </w:tblPrEx>
         <w:tc>
           <w:tcPr>
             <w:tcW w:w="0" w:type="auto"/>
@@ -2722,7 +2704,7 @@
                 <w:szCs w:val="22"/>
                 <w:lang w:val="en-US"/>
               </w:rPr>
-              <w:t xml:space="preserve">1. Draft a Prompt</w:t>
+              <w:t>1. Draft a Prompt</w:t>
             </w:r>
           </w:p>
         </w:tc>
@@ -2748,18 +2730,12 @@
                 <w:szCs w:val="22"/>
                 <w:lang w:val="en-US"/>
               </w:rPr>
-              <w:t xml:space="preserve">Write the initial prompt template you want to improve</w:t>
+              <w:t>Write the initial prompt template you want to improve</w:t>
             </w:r>
           </w:p>
         </w:tc>
       </w:tr>
       <w:tr>
-        <w:tblPrEx>
-          <w:tblCellMar>
-            <w:top w:w="0" w:type="dxa"/>
-            <w:bottom w:w="0" w:type="dxa"/>
-          </w:tblCellMar>
-        </w:tblPrEx>
         <w:tc>
           <w:tcPr>
             <w:tcW w:w="0" w:type="auto"/>
@@ -2782,7 +2758,7 @@
                 <w:szCs w:val="22"/>
                 <w:lang w:val="en-US"/>
               </w:rPr>
-              <w:t xml:space="preserve">2. Create an Eval Dataset</w:t>
+              <w:t>2. Create an Eval Dataset</w:t>
             </w:r>
           </w:p>
         </w:tc>
@@ -2808,18 +2784,12 @@
                 <w:szCs w:val="22"/>
                 <w:lang w:val="en-US"/>
               </w:rPr>
-              <w:t xml:space="preserve">Collect sample inputs representing what the prompt will handle in production</w:t>
+              <w:t>Collect sample inputs representing what the prompt will handle in production</w:t>
             </w:r>
           </w:p>
         </w:tc>
       </w:tr>
       <w:tr>
-        <w:tblPrEx>
-          <w:tblCellMar>
-            <w:top w:w="0" w:type="dxa"/>
-            <w:bottom w:w="0" w:type="dxa"/>
-          </w:tblCellMar>
-        </w:tblPrEx>
         <w:tc>
           <w:tcPr>
             <w:tcW w:w="0" w:type="auto"/>
@@ -2842,7 +2812,7 @@
                 <w:szCs w:val="22"/>
                 <w:lang w:val="en-US"/>
               </w:rPr>
-              <w:t xml:space="preserve">3. Feed Through Claude</w:t>
+              <w:t>3. Feed Through Claude</w:t>
             </w:r>
           </w:p>
         </w:tc>
@@ -2868,18 +2838,12 @@
                 <w:szCs w:val="22"/>
                 <w:lang w:val="en-US"/>
               </w:rPr>
-              <w:t xml:space="preserve">Merge each dataset record into the template and send it to Claude</w:t>
+              <w:t>Merge each dataset record into the template and send it to Claude</w:t>
             </w:r>
           </w:p>
         </w:tc>
       </w:tr>
       <w:tr>
-        <w:tblPrEx>
-          <w:tblCellMar>
-            <w:top w:w="0" w:type="dxa"/>
-            <w:bottom w:w="0" w:type="dxa"/>
-          </w:tblCellMar>
-        </w:tblPrEx>
         <w:tc>
           <w:tcPr>
             <w:tcW w:w="0" w:type="auto"/>
@@ -2902,7 +2866,7 @@
                 <w:szCs w:val="22"/>
                 <w:lang w:val="en-US"/>
               </w:rPr>
-              <w:t xml:space="preserve">4. Feed Through a Grader</w:t>
+              <w:t>4. Feed Through a Grader</w:t>
             </w:r>
           </w:p>
         </w:tc>
@@ -2928,18 +2892,12 @@
                 <w:szCs w:val="22"/>
                 <w:lang w:val="en-US"/>
               </w:rPr>
-              <w:t xml:space="preserve">Score each question/answer pair objectively, then average the scores</w:t>
+              <w:t>Score each question/answer pair objectively, then average the scores</w:t>
             </w:r>
           </w:p>
         </w:tc>
       </w:tr>
       <w:tr>
-        <w:tblPrEx>
-          <w:tblCellMar>
-            <w:top w:w="0" w:type="dxa"/>
-            <w:bottom w:w="0" w:type="dxa"/>
-          </w:tblCellMar>
-        </w:tblPrEx>
         <w:tc>
           <w:tcPr>
             <w:tcW w:w="0" w:type="auto"/>
@@ -2962,7 +2920,7 @@
                 <w:szCs w:val="22"/>
                 <w:lang w:val="en-US"/>
               </w:rPr>
-              <w:t xml:space="preserve">5. Change Prompt and Repeat</w:t>
+              <w:t>5. Change Prompt and Repeat</w:t>
             </w:r>
           </w:p>
         </w:tc>
@@ -2988,7 +2946,7 @@
                 <w:szCs w:val="22"/>
                 <w:lang w:val="en-US"/>
               </w:rPr>
-              <w:t xml:space="preserve">Modify the prompt and rerun the whole process to see if the score improves</w:t>
+              <w:t>Modify the prompt and rerun the whole process to see if the score improves</w:t>
             </w:r>
           </w:p>
         </w:tc>
@@ -3016,7 +2974,7 @@
           <w:szCs w:val="30"/>
           <w:lang w:val="en-US"/>
         </w:rPr>
-        <w:t xml:space="preserve">Step 1 — Draft a Prompt</w:t>
+        <w:t>Step 1 — Draft a Prompt</w:t>
       </w:r>
     </w:p>
     <w:p>
@@ -3039,7 +2997,7 @@
           <w:color w:val="5A3E1B"/>
           <w:lang w:val="en-US"/>
         </w:rPr>
-        <w:t xml:space="preserve">template</w:t>
+        <w:t>template</w:t>
       </w:r>
       <w:r>
         <w:rPr>
@@ -3054,7 +3012,7 @@
           <w:color w:val="5A3E1B"/>
           <w:lang w:val="en-US"/>
         </w:rPr>
-        <w:t xml:space="preserve">{question}</w:t>
+        <w:t>{question}</w:t>
       </w:r>
       <w:r>
         <w:rPr>
@@ -3066,7 +3024,7 @@
     <w:p>
       <w:pPr>
         <w:shd w:val="clear" w:color="auto" w:fill="F2EFE9"/>
-        <w:spacing w:after="40" w:line="240" w:lineRule="auto"/>
+        <w:spacing w:after="40"/>
         <w:rPr>
           <w:rFonts w:ascii="Consolas" w:hAnsi="Consolas" w:cs="Consolas"/>
           <w:sz w:val="20"/>
@@ -3078,13 +3036,13 @@
           <w:sz w:val="20"/>
           <w:shd w:val="clear" w:color="auto" w:fill="F2EFE9"/>
         </w:rPr>
-        <w:t xml:space="preserve">prompt = f"""</w:t>
+        <w:t>prompt = f"""</w:t>
       </w:r>
     </w:p>
     <w:p>
       <w:pPr>
         <w:shd w:val="clear" w:color="auto" w:fill="F2EFE9"/>
-        <w:spacing w:after="40" w:line="240" w:lineRule="auto"/>
+        <w:spacing w:after="40"/>
         <w:rPr>
           <w:rFonts w:ascii="Consolas" w:hAnsi="Consolas" w:cs="Consolas"/>
           <w:sz w:val="20"/>
@@ -3096,13 +3054,23 @@
           <w:sz w:val="20"/>
           <w:shd w:val="clear" w:color="auto" w:fill="F2EFE9"/>
         </w:rPr>
-        <w:t xml:space="preserve">Please answer the user's question:</w:t>
+        <w:t>Please answer the user's question:</w:t>
       </w:r>
     </w:p>
     <w:p>
       <w:pPr>
         <w:shd w:val="clear" w:color="auto" w:fill="F2EFE9"/>
-        <w:spacing w:after="40" w:line="240" w:lineRule="auto"/>
+        <w:spacing w:after="40"/>
+        <w:rPr>
+          <w:rFonts w:ascii="Consolas" w:hAnsi="Consolas" w:cs="Consolas"/>
+          <w:sz w:val="20"/>
+        </w:rPr>
+      </w:pPr>
+    </w:p>
+    <w:p>
+      <w:pPr>
+        <w:shd w:val="clear" w:color="auto" w:fill="F2EFE9"/>
+        <w:spacing w:after="40"/>
         <w:rPr>
           <w:rFonts w:ascii="Consolas" w:hAnsi="Consolas" w:cs="Consolas"/>
           <w:sz w:val="20"/>
@@ -3114,13 +3082,12 @@
           <w:sz w:val="20"/>
           <w:shd w:val="clear" w:color="auto" w:fill="F2EFE9"/>
         </w:rPr>
-        <w:t xml:space="preserve"/>
+        <w:t>{question}</w:t>
       </w:r>
     </w:p>
     <w:p>
       <w:pPr>
         <w:shd w:val="clear" w:color="auto" w:fill="F2EFE9"/>
-        <w:spacing w:after="40" w:line="240" w:lineRule="auto"/>
         <w:rPr>
           <w:rFonts w:ascii="Consolas" w:hAnsi="Consolas" w:cs="Consolas"/>
           <w:sz w:val="20"/>
@@ -3132,25 +3099,7 @@
           <w:sz w:val="20"/>
           <w:shd w:val="clear" w:color="auto" w:fill="F2EFE9"/>
         </w:rPr>
-        <w:t xml:space="preserve">{question}</w:t>
-      </w:r>
-    </w:p>
-    <w:p>
-      <w:pPr>
-        <w:shd w:val="clear" w:color="auto" w:fill="F2EFE9"/>
-        <w:spacing w:after="0" w:line="240" w:lineRule="auto"/>
-        <w:rPr>
-          <w:rFonts w:ascii="Consolas" w:hAnsi="Consolas" w:cs="Consolas"/>
-          <w:sz w:val="20"/>
-        </w:rPr>
-      </w:pPr>
-      <w:r>
-        <w:rPr>
-          <w:rFonts w:ascii="Consolas" w:hAnsi="Consolas" w:cs="Consolas"/>
-          <w:sz w:val="20"/>
-          <w:shd w:val="clear" w:color="auto" w:fill="F2EFE9"/>
-        </w:rPr>
-        <w:t xml:space="preserve">"""</w:t>
+        <w:t>"""</w:t>
       </w:r>
     </w:p>
     <w:p>
@@ -3173,7 +3122,7 @@
           <w:color w:val="5A3E1B"/>
           <w:lang w:val="en-US"/>
         </w:rPr>
-        <w:t xml:space="preserve">baseline</w:t>
+        <w:t>baseline</w:t>
       </w:r>
       <w:r>
         <w:rPr>
@@ -3199,7 +3148,7 @@
           <w:szCs w:val="30"/>
           <w:lang w:val="en-US"/>
         </w:rPr>
-        <w:t xml:space="preserve">Step 2 — Create an Eval Dataset</w:t>
+        <w:t>Step 2 — Create an Eval Dataset</w:t>
       </w:r>
     </w:p>
     <w:p>
@@ -3213,7 +3162,14 @@
         <w:rPr>
           <w:lang w:val="en-US"/>
         </w:rPr>
-        <w:t xml:space="preserve">Your evaluation dataset contains sample inputs that represent the types of questions or requests your prompt will handle in production. The dataset should include questions that will be </w:t>
+        <w:t xml:space="preserve">Your evaluation dataset contains sample inputs that represent the types of questions or requests your prompt will handle in production. The dataset should include </w:t>
+      </w:r>
+      <w:r>
+        <w:rPr>
+          <w:lang w:val="en-US"/>
+        </w:rPr>
+        <w:lastRenderedPageBreak/>
+        <w:t xml:space="preserve">questions that will be </w:t>
       </w:r>
       <w:r>
         <w:rPr>
@@ -3222,7 +3178,7 @@
           <w:color w:val="5A3E1B"/>
           <w:lang w:val="en-US"/>
         </w:rPr>
-        <w:t xml:space="preserve">interpolated into your prompt template</w:t>
+        <w:t>interpolated into your prompt template</w:t>
       </w:r>
       <w:r>
         <w:rPr>
@@ -3237,13 +3193,13 @@
           <w:color w:val="5A3E1B"/>
           <w:lang w:val="en-US"/>
         </w:rPr>
-        <w:t xml:space="preserve">by hand or use Claude to generate them for you</w:t>
-      </w:r>
-      <w:r>
-        <w:rPr>
-          <w:lang w:val="en-US"/>
-        </w:rPr>
-        <w:t xml:space="preserve">.</w:t>
+        <w:t>by hand or use Claude to generate them for you</w:t>
+      </w:r>
+      <w:r>
+        <w:rPr>
+          <w:lang w:val="en-US"/>
+        </w:rPr>
+        <w:t>.</w:t>
       </w:r>
     </w:p>
     <w:tbl>
@@ -3264,16 +3220,10 @@
         <w:tblLook w:val="0000" w:firstRow="0" w:lastRow="0" w:firstColumn="0" w:lastColumn="0" w:noHBand="0" w:noVBand="0"/>
       </w:tblPr>
       <w:tblGrid>
-        <w:gridCol w:w="3100"/>
-        <w:gridCol w:w="6396"/>
+        <w:gridCol w:w="2743"/>
+        <w:gridCol w:w="6753"/>
       </w:tblGrid>
       <w:tr>
-        <w:tblPrEx>
-          <w:tblCellMar>
-            <w:top w:w="0" w:type="dxa"/>
-            <w:bottom w:w="0" w:type="dxa"/>
-          </w:tblCellMar>
-        </w:tblPrEx>
         <w:tc>
           <w:tcPr>
             <w:tcW w:w="0" w:type="auto"/>
@@ -3298,7 +3248,7 @@
                 <w:szCs w:val="22"/>
                 <w:lang w:val="en-US"/>
               </w:rPr>
-              <w:t xml:space="preserve">Eval dataset — key facts</w:t>
+              <w:t>Eval dataset — key facts</w:t>
             </w:r>
           </w:p>
         </w:tc>
@@ -3326,18 +3276,12 @@
                 <w:szCs w:val="22"/>
                 <w:lang w:val="en-US"/>
               </w:rPr>
-              <w:t xml:space="preserve">Detail</w:t>
+              <w:t>Detail</w:t>
             </w:r>
           </w:p>
         </w:tc>
       </w:tr>
       <w:tr>
-        <w:tblPrEx>
-          <w:tblCellMar>
-            <w:top w:w="0" w:type="dxa"/>
-            <w:bottom w:w="0" w:type="dxa"/>
-          </w:tblCellMar>
-        </w:tblPrEx>
         <w:tc>
           <w:tcPr>
             <w:tcW w:w="0" w:type="auto"/>
@@ -3360,7 +3304,7 @@
                 <w:szCs w:val="22"/>
                 <w:lang w:val="en-US"/>
               </w:rPr>
-              <w:t xml:space="preserve">What it contains</w:t>
+              <w:t>What it contains</w:t>
             </w:r>
           </w:p>
         </w:tc>
@@ -3386,18 +3330,12 @@
                 <w:szCs w:val="22"/>
                 <w:lang w:val="en-US"/>
               </w:rPr>
-              <w:t xml:space="preserve">Questions that will be merged with your prompt template</w:t>
+              <w:t>Questions that will be merged with your prompt template</w:t>
             </w:r>
           </w:p>
         </w:tc>
       </w:tr>
       <w:tr>
-        <w:tblPrEx>
-          <w:tblCellMar>
-            <w:top w:w="0" w:type="dxa"/>
-            <w:bottom w:w="0" w:type="dxa"/>
-          </w:tblCellMar>
-        </w:tblPrEx>
         <w:tc>
           <w:tcPr>
             <w:tcW w:w="0" w:type="auto"/>
@@ -3420,7 +3358,7 @@
                 <w:szCs w:val="22"/>
                 <w:lang w:val="en-US"/>
               </w:rPr>
-              <w:t xml:space="preserve">How it is built</w:t>
+              <w:t>How it is built</w:t>
             </w:r>
           </w:p>
         </w:tc>
@@ -3446,18 +3384,12 @@
                 <w:szCs w:val="22"/>
                 <w:lang w:val="en-US"/>
               </w:rPr>
-              <w:t xml:space="preserve">By hand, or generated by Claude</w:t>
+              <w:t>By hand, or generated by Claude</w:t>
             </w:r>
           </w:p>
         </w:tc>
       </w:tr>
       <w:tr>
-        <w:tblPrEx>
-          <w:tblCellMar>
-            <w:top w:w="0" w:type="dxa"/>
-            <w:bottom w:w="0" w:type="dxa"/>
-          </w:tblCellMar>
-        </w:tblPrEx>
         <w:tc>
           <w:tcPr>
             <w:tcW w:w="0" w:type="auto"/>
@@ -3480,7 +3412,7 @@
                 <w:szCs w:val="22"/>
                 <w:lang w:val="en-US"/>
               </w:rPr>
-              <w:t xml:space="preserve">Realistic size</w:t>
+              <w:t>Realistic size</w:t>
             </w:r>
           </w:p>
         </w:tc>
@@ -3506,18 +3438,12 @@
                 <w:szCs w:val="22"/>
                 <w:lang w:val="en-US"/>
               </w:rPr>
-              <w:t xml:space="preserve">Tens, hundreds, or even thousands of records</w:t>
+              <w:t>Tens, hundreds, or even thousands of records</w:t>
             </w:r>
           </w:p>
         </w:tc>
       </w:tr>
       <w:tr>
-        <w:tblPrEx>
-          <w:tblCellMar>
-            <w:top w:w="0" w:type="dxa"/>
-            <w:bottom w:w="0" w:type="dxa"/>
-          </w:tblCellMar>
-        </w:tblPrEx>
         <w:tc>
           <w:tcPr>
             <w:tcW w:w="0" w:type="auto"/>
@@ -3540,7 +3466,7 @@
                 <w:szCs w:val="22"/>
                 <w:lang w:val="en-US"/>
               </w:rPr>
-              <w:t xml:space="preserve">What it must represent</w:t>
+              <w:t>What it must represent</w:t>
             </w:r>
           </w:p>
         </w:tc>
@@ -3566,7 +3492,7 @@
                 <w:szCs w:val="22"/>
                 <w:lang w:val="en-US"/>
               </w:rPr>
-              <w:t xml:space="preserve">The types of requests your prompt will actually handle in production</w:t>
+              <w:t>The types of requests your prompt will actually handle in production</w:t>
             </w:r>
           </w:p>
         </w:tc>
@@ -3594,7 +3520,7 @@
           <w:szCs w:val="30"/>
           <w:lang w:val="en-US"/>
         </w:rPr>
-        <w:t xml:space="preserve">Step 3 — Feed Through Claude</w:t>
+        <w:t>Step 3 — Feed Through Claude</w:t>
       </w:r>
     </w:p>
     <w:p>
@@ -3608,13 +3534,13 @@
         <w:rPr>
           <w:lang w:val="en-US"/>
         </w:rPr>
-        <w:t xml:space="preserve">Take each question from your dataset and merge it with your prompt template to create complete prompts. Then send each one to Claude to get responses. For example, the first question becomes:</w:t>
+        <w:t>Take each question from your dataset and merge it with your prompt template to create complete prompts. Then send each one to Claude to get responses. For example, the first question becomes:</w:t>
       </w:r>
     </w:p>
     <w:p>
       <w:pPr>
         <w:shd w:val="clear" w:color="auto" w:fill="F2EFE9"/>
-        <w:spacing w:after="40" w:line="240" w:lineRule="auto"/>
+        <w:spacing w:after="40"/>
         <w:rPr>
           <w:rFonts w:ascii="Consolas" w:hAnsi="Consolas" w:cs="Consolas"/>
           <w:sz w:val="20"/>
@@ -3626,13 +3552,12 @@
           <w:sz w:val="20"/>
           <w:shd w:val="clear" w:color="auto" w:fill="F2EFE9"/>
         </w:rPr>
-        <w:t xml:space="preserve">Please answer the user's question:</w:t>
+        <w:t>Please answer the user's question:</w:t>
       </w:r>
     </w:p>
     <w:p>
       <w:pPr>
         <w:shd w:val="clear" w:color="auto" w:fill="F2EFE9"/>
-        <w:spacing w:after="0" w:line="240" w:lineRule="auto"/>
         <w:rPr>
           <w:rFonts w:ascii="Consolas" w:hAnsi="Consolas" w:cs="Consolas"/>
           <w:sz w:val="20"/>
@@ -3644,7 +3569,7 @@
           <w:sz w:val="20"/>
           <w:shd w:val="clear" w:color="auto" w:fill="F2EFE9"/>
         </w:rPr>
-        <w:t xml:space="preserve">What's 2+2?</w:t>
+        <w:t>What's 2+2?</w:t>
       </w:r>
     </w:p>
     <w:p>
@@ -3658,7 +3583,7 @@
         <w:rPr>
           <w:lang w:val="en-US"/>
         </w:rPr>
-        <w:t xml:space="preserve">Claude might respond with "2 + 2 = 4" for the math question, provide oatmeal cooking instructions for the second question, and give the distance to the Moon for the third. One dataset record produces one request and one response.</w:t>
+        <w:t>Claude might respond with "2 + 2 = 4" for the math question, provide oatmeal cooking instructions for the second question, and give the distance to the Moon for the third. One dataset record produces one request and one response.</w:t>
       </w:r>
     </w:p>
     <w:p>
@@ -3688,7 +3613,7 @@
                     </pic:cNvPicPr>
                   </pic:nvPicPr>
                   <pic:blipFill>
-                    <a:blip r:embed="rId53"/>
+                    <a:blip r:embed="rId8"/>
                     <a:srcRect/>
                     <a:stretch>
                       <a:fillRect/>
@@ -3747,7 +3672,7 @@
           <w:szCs w:val="30"/>
           <w:lang w:val="en-US"/>
         </w:rPr>
-        <w:t xml:space="preserve">Step 4 — Feed Through a Grader</w:t>
+        <w:t>Step 4 — Feed Through a Grader</w:t>
       </w:r>
     </w:p>
     <w:p>
@@ -3770,7 +3695,7 @@
           <w:color w:val="5A3E1B"/>
           <w:lang w:val="en-US"/>
         </w:rPr>
-        <w:t xml:space="preserve">both the original question and Claude's answer</w:t>
+        <w:t>both the original question and Claude's answer</w:t>
       </w:r>
       <w:r>
         <w:rPr>
@@ -3785,13 +3710,13 @@
           <w:color w:val="5A3E1B"/>
           <w:lang w:val="en-US"/>
         </w:rPr>
-        <w:t xml:space="preserve">1 to 10</w:t>
-      </w:r>
-      <w:r>
-        <w:rPr>
-          <w:lang w:val="en-US"/>
-        </w:rPr>
-        <w:t xml:space="preserve">, where 10 represents a perfect answer and lower scores indicate room for improvement.</w:t>
+        <w:t>1 to 10</w:t>
+      </w:r>
+      <w:r>
+        <w:rPr>
+          <w:lang w:val="en-US"/>
+        </w:rPr>
+        <w:t>, where 10 represents a perfect answer and lower scores indicate room for improvement.</w:t>
       </w:r>
     </w:p>
     <w:p>
@@ -3805,6 +3730,7 @@
         <w:rPr>
           <w:lang w:val="en-US"/>
         </w:rPr>
+        <w:lastRenderedPageBreak/>
         <w:t xml:space="preserve">In the example, the grader might assign 10 to the math question (perfect answer), 4 to the oatmeal question (needs improvement), and 9 to the Moon question (very good answer). The </w:t>
       </w:r>
       <w:r>
@@ -3814,7 +3740,7 @@
           <w:color w:val="5A3E1B"/>
           <w:lang w:val="en-US"/>
         </w:rPr>
-        <w:t xml:space="preserve">average score across all questions</w:t>
+        <w:t>average score across all questions</w:t>
       </w:r>
       <w:r>
         <w:rPr>
@@ -3826,7 +3752,6 @@
     <w:p>
       <w:pPr>
         <w:shd w:val="clear" w:color="auto" w:fill="F2EFE9"/>
-        <w:spacing w:after="0" w:line="240" w:lineRule="auto"/>
         <w:rPr>
           <w:rFonts w:ascii="Consolas" w:hAnsi="Consolas" w:cs="Consolas"/>
           <w:sz w:val="20"/>
@@ -3838,7 +3763,7 @@
           <w:sz w:val="20"/>
           <w:shd w:val="clear" w:color="auto" w:fill="F2EFE9"/>
         </w:rPr>
-        <w:t xml:space="preserve">(10 + 4 + 9) ÷ 3 = 7.66</w:t>
+        <w:t>(10 + 4 + 9) ÷ 3 = 7.66</w:t>
       </w:r>
     </w:p>
     <w:p>
@@ -3868,7 +3793,7 @@
                     </pic:cNvPicPr>
                   </pic:nvPicPr>
                   <pic:blipFill>
-                    <a:blip r:embed="rId54"/>
+                    <a:blip r:embed="rId9"/>
                     <a:srcRect/>
                     <a:stretch>
                       <a:fillRect/>
@@ -3928,16 +3853,10 @@
         <w:tblLook w:val="0000" w:firstRow="0" w:lastRow="0" w:firstColumn="0" w:lastColumn="0" w:noHBand="0" w:noVBand="0"/>
       </w:tblPr>
       <w:tblGrid>
-        <w:gridCol w:w="5500"/>
-        <w:gridCol w:w="3996"/>
+        <w:gridCol w:w="4861"/>
+        <w:gridCol w:w="4635"/>
       </w:tblGrid>
       <w:tr>
-        <w:tblPrEx>
-          <w:tblCellMar>
-            <w:top w:w="0" w:type="dxa"/>
-            <w:bottom w:w="0" w:type="dxa"/>
-          </w:tblCellMar>
-        </w:tblPrEx>
         <w:tc>
           <w:tcPr>
             <w:tcW w:w="0" w:type="auto"/>
@@ -3962,7 +3881,7 @@
                 <w:szCs w:val="22"/>
                 <w:lang w:val="en-US"/>
               </w:rPr>
-              <w:t xml:space="preserve">Question</w:t>
+              <w:t>Question</w:t>
             </w:r>
           </w:p>
         </w:tc>
@@ -3990,18 +3909,12 @@
                 <w:szCs w:val="22"/>
                 <w:lang w:val="en-US"/>
               </w:rPr>
-              <w:t xml:space="preserve">Score</w:t>
+              <w:t>Score</w:t>
             </w:r>
           </w:p>
         </w:tc>
       </w:tr>
       <w:tr>
-        <w:tblPrEx>
-          <w:tblCellMar>
-            <w:top w:w="0" w:type="dxa"/>
-            <w:bottom w:w="0" w:type="dxa"/>
-          </w:tblCellMar>
-        </w:tblPrEx>
         <w:tc>
           <w:tcPr>
             <w:tcW w:w="0" w:type="auto"/>
@@ -4024,7 +3937,7 @@
                 <w:szCs w:val="22"/>
                 <w:lang w:val="en-US"/>
               </w:rPr>
-              <w:t xml:space="preserve">What's 2+2?</w:t>
+              <w:t>What's 2+2?</w:t>
             </w:r>
           </w:p>
         </w:tc>
@@ -4050,18 +3963,12 @@
                 <w:szCs w:val="22"/>
                 <w:lang w:val="en-US"/>
               </w:rPr>
-              <w:t xml:space="preserve">10 — perfect answer</w:t>
+              <w:t>10 — perfect answer</w:t>
             </w:r>
           </w:p>
         </w:tc>
       </w:tr>
       <w:tr>
-        <w:tblPrEx>
-          <w:tblCellMar>
-            <w:top w:w="0" w:type="dxa"/>
-            <w:bottom w:w="0" w:type="dxa"/>
-          </w:tblCellMar>
-        </w:tblPrEx>
         <w:tc>
           <w:tcPr>
             <w:tcW w:w="0" w:type="auto"/>
@@ -4084,7 +3991,7 @@
                 <w:szCs w:val="22"/>
                 <w:lang w:val="en-US"/>
               </w:rPr>
-              <w:t xml:space="preserve">How do I make oatmeal?</w:t>
+              <w:t>How do I make oatmeal?</w:t>
             </w:r>
           </w:p>
         </w:tc>
@@ -4110,18 +4017,12 @@
                 <w:szCs w:val="22"/>
                 <w:lang w:val="en-US"/>
               </w:rPr>
-              <w:t xml:space="preserve">4 — needs improvement</w:t>
+              <w:t>4 — needs improvement</w:t>
             </w:r>
           </w:p>
         </w:tc>
       </w:tr>
       <w:tr>
-        <w:tblPrEx>
-          <w:tblCellMar>
-            <w:top w:w="0" w:type="dxa"/>
-            <w:bottom w:w="0" w:type="dxa"/>
-          </w:tblCellMar>
-        </w:tblPrEx>
         <w:tc>
           <w:tcPr>
             <w:tcW w:w="0" w:type="auto"/>
@@ -4144,7 +4045,7 @@
                 <w:szCs w:val="22"/>
                 <w:lang w:val="en-US"/>
               </w:rPr>
-              <w:t xml:space="preserve">How far away is the Moon?</w:t>
+              <w:t>How far away is the Moon?</w:t>
             </w:r>
           </w:p>
         </w:tc>
@@ -4170,18 +4071,12 @@
                 <w:szCs w:val="22"/>
                 <w:lang w:val="en-US"/>
               </w:rPr>
-              <w:t xml:space="preserve">9 — very good answer</w:t>
+              <w:t>9 — very good answer</w:t>
             </w:r>
           </w:p>
         </w:tc>
       </w:tr>
       <w:tr>
-        <w:tblPrEx>
-          <w:tblCellMar>
-            <w:top w:w="0" w:type="dxa"/>
-            <w:bottom w:w="0" w:type="dxa"/>
-          </w:tblCellMar>
-        </w:tblPrEx>
         <w:tc>
           <w:tcPr>
             <w:tcW w:w="0" w:type="auto"/>
@@ -4204,7 +4099,7 @@
                 <w:szCs w:val="22"/>
                 <w:lang w:val="en-US"/>
               </w:rPr>
-              <w:t xml:space="preserve">Average</w:t>
+              <w:t>Average</w:t>
             </w:r>
           </w:p>
         </w:tc>
@@ -4230,7 +4125,7 @@
                 <w:szCs w:val="22"/>
                 <w:lang w:val="en-US"/>
               </w:rPr>
-              <w:t xml:space="preserve">7.66 — the baseline score</w:t>
+              <w:t>7.66 — the baseline score</w:t>
             </w:r>
           </w:p>
         </w:tc>
@@ -4258,7 +4153,7 @@
           <w:szCs w:val="30"/>
           <w:lang w:val="en-US"/>
         </w:rPr>
-        <w:t xml:space="preserve">Step 5 — Change Prompt and Repeat</w:t>
+        <w:t>Step 5 — Change Prompt and Repeat</w:t>
       </w:r>
     </w:p>
     <w:p>
@@ -4272,13 +4167,13 @@
         <w:rPr>
           <w:lang w:val="en-US"/>
         </w:rPr>
-        <w:t xml:space="preserve">Now that you have a baseline score, you can modify your prompt and run the entire process again to see if your changes improve performance. For example, you might add more guidance to your prompt:</w:t>
+        <w:t>Now that you have a baseline score, you can modify your prompt and run the entire process again to see if your changes improve performance. For example, you might add more guidance to your prompt:</w:t>
       </w:r>
     </w:p>
     <w:p>
       <w:pPr>
         <w:shd w:val="clear" w:color="auto" w:fill="F2EFE9"/>
-        <w:spacing w:after="40" w:line="240" w:lineRule="auto"/>
+        <w:spacing w:after="40"/>
         <w:rPr>
           <w:rFonts w:ascii="Consolas" w:hAnsi="Consolas" w:cs="Consolas"/>
           <w:sz w:val="20"/>
@@ -4290,13 +4185,13 @@
           <w:sz w:val="20"/>
           <w:shd w:val="clear" w:color="auto" w:fill="F2EFE9"/>
         </w:rPr>
-        <w:t xml:space="preserve">prompt = f"""</w:t>
+        <w:t>prompt = f"""</w:t>
       </w:r>
     </w:p>
     <w:p>
       <w:pPr>
         <w:shd w:val="clear" w:color="auto" w:fill="F2EFE9"/>
-        <w:spacing w:after="40" w:line="240" w:lineRule="auto"/>
+        <w:spacing w:after="40"/>
         <w:rPr>
           <w:rFonts w:ascii="Consolas" w:hAnsi="Consolas" w:cs="Consolas"/>
           <w:sz w:val="20"/>
@@ -4308,13 +4203,23 @@
           <w:sz w:val="20"/>
           <w:shd w:val="clear" w:color="auto" w:fill="F2EFE9"/>
         </w:rPr>
-        <w:t xml:space="preserve">Please answer the user's question:</w:t>
+        <w:t>Please answer the user's question:</w:t>
       </w:r>
     </w:p>
     <w:p>
       <w:pPr>
         <w:shd w:val="clear" w:color="auto" w:fill="F2EFE9"/>
-        <w:spacing w:after="40" w:line="240" w:lineRule="auto"/>
+        <w:spacing w:after="40"/>
+        <w:rPr>
+          <w:rFonts w:ascii="Consolas" w:hAnsi="Consolas" w:cs="Consolas"/>
+          <w:sz w:val="20"/>
+        </w:rPr>
+      </w:pPr>
+    </w:p>
+    <w:p>
+      <w:pPr>
+        <w:shd w:val="clear" w:color="auto" w:fill="F2EFE9"/>
+        <w:spacing w:after="40"/>
         <w:rPr>
           <w:rFonts w:ascii="Consolas" w:hAnsi="Consolas" w:cs="Consolas"/>
           <w:sz w:val="20"/>
@@ -4326,13 +4231,23 @@
           <w:sz w:val="20"/>
           <w:shd w:val="clear" w:color="auto" w:fill="F2EFE9"/>
         </w:rPr>
-        <w:t xml:space="preserve"/>
+        <w:t>{question}</w:t>
       </w:r>
     </w:p>
     <w:p>
       <w:pPr>
         <w:shd w:val="clear" w:color="auto" w:fill="F2EFE9"/>
-        <w:spacing w:after="40" w:line="240" w:lineRule="auto"/>
+        <w:spacing w:after="40"/>
+        <w:rPr>
+          <w:rFonts w:ascii="Consolas" w:hAnsi="Consolas" w:cs="Consolas"/>
+          <w:sz w:val="20"/>
+        </w:rPr>
+      </w:pPr>
+    </w:p>
+    <w:p>
+      <w:pPr>
+        <w:shd w:val="clear" w:color="auto" w:fill="F2EFE9"/>
+        <w:spacing w:after="40"/>
         <w:rPr>
           <w:rFonts w:ascii="Consolas" w:hAnsi="Consolas" w:cs="Consolas"/>
           <w:sz w:val="20"/>
@@ -4344,13 +4259,12 @@
           <w:sz w:val="20"/>
           <w:shd w:val="clear" w:color="auto" w:fill="F2EFE9"/>
         </w:rPr>
-        <w:t xml:space="preserve">{question}</w:t>
+        <w:t>Answer the question with ample detail</w:t>
       </w:r>
     </w:p>
     <w:p>
       <w:pPr>
         <w:shd w:val="clear" w:color="auto" w:fill="F2EFE9"/>
-        <w:spacing w:after="40" w:line="240" w:lineRule="auto"/>
         <w:rPr>
           <w:rFonts w:ascii="Consolas" w:hAnsi="Consolas" w:cs="Consolas"/>
           <w:sz w:val="20"/>
@@ -4362,43 +4276,7 @@
           <w:sz w:val="20"/>
           <w:shd w:val="clear" w:color="auto" w:fill="F2EFE9"/>
         </w:rPr>
-        <w:t xml:space="preserve"/>
-      </w:r>
-    </w:p>
-    <w:p>
-      <w:pPr>
-        <w:shd w:val="clear" w:color="auto" w:fill="F2EFE9"/>
-        <w:spacing w:after="40" w:line="240" w:lineRule="auto"/>
-        <w:rPr>
-          <w:rFonts w:ascii="Consolas" w:hAnsi="Consolas" w:cs="Consolas"/>
-          <w:sz w:val="20"/>
-        </w:rPr>
-      </w:pPr>
-      <w:r>
-        <w:rPr>
-          <w:rFonts w:ascii="Consolas" w:hAnsi="Consolas" w:cs="Consolas"/>
-          <w:sz w:val="20"/>
-          <w:shd w:val="clear" w:color="auto" w:fill="F2EFE9"/>
-        </w:rPr>
-        <w:t xml:space="preserve">Answer the question with ample detail</w:t>
-      </w:r>
-    </w:p>
-    <w:p>
-      <w:pPr>
-        <w:shd w:val="clear" w:color="auto" w:fill="F2EFE9"/>
-        <w:spacing w:after="0" w:line="240" w:lineRule="auto"/>
-        <w:rPr>
-          <w:rFonts w:ascii="Consolas" w:hAnsi="Consolas" w:cs="Consolas"/>
-          <w:sz w:val="20"/>
-        </w:rPr>
-      </w:pPr>
-      <w:r>
-        <w:rPr>
-          <w:rFonts w:ascii="Consolas" w:hAnsi="Consolas" w:cs="Consolas"/>
-          <w:sz w:val="20"/>
-          <w:shd w:val="clear" w:color="auto" w:fill="F2EFE9"/>
-        </w:rPr>
-        <w:t xml:space="preserve">"""</w:t>
+        <w:t>"""</w:t>
       </w:r>
     </w:p>
     <w:p>
@@ -4421,13 +4299,13 @@
           <w:color w:val="5A3E1B"/>
           <w:lang w:val="en-US"/>
         </w:rPr>
-        <w:t xml:space="preserve">8.7</w:t>
-      </w:r>
-      <w:r>
-        <w:rPr>
-          <w:lang w:val="en-US"/>
-        </w:rPr>
-        <w:t xml:space="preserve">, indicating that the additional instruction helped Claude provide better responses. Nothing about the dataset or the grader changed — only the prompt — so the difference in score is attributable to the prompt itself.</w:t>
+        <w:t>8.7</w:t>
+      </w:r>
+      <w:r>
+        <w:rPr>
+          <w:lang w:val="en-US"/>
+        </w:rPr>
+        <w:t>, indicating that the additional instruction helped Claude provide better responses. Nothing about the dataset or the grader changed — only the prompt — so the difference in score is attributable to the prompt itself.</w:t>
       </w:r>
     </w:p>
     <w:p>
@@ -4447,7 +4325,8 @@
           <w:szCs w:val="30"/>
           <w:lang w:val="en-US"/>
         </w:rPr>
-        <w:t xml:space="preserve">Prompt scoring</w:t>
+        <w:lastRenderedPageBreak/>
+        <w:t>Prompt scoring</w:t>
       </w:r>
     </w:p>
     <w:p>
@@ -4470,7 +4349,7 @@
           <w:color w:val="5A3E1B"/>
           <w:lang w:val="en-US"/>
         </w:rPr>
-        <w:t xml:space="preserve">objective measurements</w:t>
+        <w:t>objective measurements</w:t>
       </w:r>
       <w:r>
         <w:rPr>
@@ -4485,7 +4364,7 @@
           <w:color w:val="5A3E1B"/>
           <w:lang w:val="en-US"/>
         </w:rPr>
-        <w:t xml:space="preserve">removes guesswork from prompt engineering</w:t>
+        <w:t>removes guesswork from prompt engineering</w:t>
       </w:r>
       <w:r>
         <w:rPr>
@@ -4521,7 +4400,7 @@
                     </pic:cNvPicPr>
                   </pic:nvPicPr>
                   <pic:blipFill>
-                    <a:blip r:embed="rId55"/>
+                    <a:blip r:embed="rId10"/>
                     <a:srcRect/>
                     <a:stretch>
                       <a:fillRect/>
@@ -4580,7 +4459,7 @@
           <w:szCs w:val="30"/>
           <w:lang w:val="en-US"/>
         </w:rPr>
-        <w:t xml:space="preserve">Practice Questions — Lesson 2</w:t>
+        <w:t>Practice Questions — Lesson 2</w:t>
       </w:r>
     </w:p>
     <w:p>
@@ -4594,7 +4473,7 @@
         <w:rPr>
           <w:lang w:val="en-US"/>
         </w:rPr>
-        <w:t xml:space="preserve">Choose the single best answer for each question (A–E).</w:t>
+        <w:t>Choose the single best answer for each question (A–E).</w:t>
       </w:r>
     </w:p>
     <w:p>
@@ -4629,7 +4508,7 @@
           <w:rFonts w:ascii="Arial" w:hAnsi="Arial" w:cs="Arial"/>
           <w:lang w:val="en-US"/>
         </w:rPr>
-        <w:t xml:space="preserve">A) Create an eval dataset → Draft a prompt → Feed through a grader → Feed through Claude → Repeat</w:t>
+        <w:t>A) Create an eval dataset → Draft a prompt → Feed through a grader → Feed through Claude → Repeat</w:t>
       </w:r>
     </w:p>
     <w:p>
@@ -4646,7 +4525,7 @@
           <w:rFonts w:ascii="Arial" w:hAnsi="Arial" w:cs="Arial"/>
           <w:lang w:val="en-US"/>
         </w:rPr>
-        <w:t xml:space="preserve">B) Draft a prompt → Create an eval dataset → Feed through Claude → Feed through a grader → Change prompt and repeat</w:t>
+        <w:t>B) Draft a prompt → Create an eval dataset → Feed through Claude → Feed through a grader → Change prompt and repeat</w:t>
       </w:r>
     </w:p>
     <w:p>
@@ -4663,7 +4542,7 @@
           <w:rFonts w:ascii="Arial" w:hAnsi="Arial" w:cs="Arial"/>
           <w:lang w:val="en-US"/>
         </w:rPr>
-        <w:t xml:space="preserve">C) Draft a prompt → Feed through a grader → Feed through Claude → Create an eval dataset → Repeat</w:t>
+        <w:t>C) Draft a prompt → Feed through a grader → Feed through Claude → Create an eval dataset → Repeat</w:t>
       </w:r>
     </w:p>
     <w:p>
@@ -4680,7 +4559,7 @@
           <w:rFonts w:ascii="Arial" w:hAnsi="Arial" w:cs="Arial"/>
           <w:lang w:val="en-US"/>
         </w:rPr>
-        <w:t xml:space="preserve">D) Feed through Claude → Draft a prompt → Create an eval dataset → Feed through a grader → Repeat</w:t>
+        <w:t>D) Feed through Claude → Draft a prompt → Create an eval dataset → Feed through a grader → Repeat</w:t>
       </w:r>
     </w:p>
     <w:p>
@@ -4697,7 +4576,7 @@
           <w:rFonts w:ascii="Arial" w:hAnsi="Arial" w:cs="Arial"/>
           <w:lang w:val="en-US"/>
         </w:rPr>
-        <w:t xml:space="preserve">E) Create an eval dataset → Feed through Claude → Feed through a grader → Draft a prompt → Repeat</w:t>
+        <w:t>E) Create an eval dataset → Feed through Claude → Feed through a grader → Draft a prompt → Repeat</w:t>
       </w:r>
     </w:p>
     <w:p>
@@ -4732,7 +4611,7 @@
           <w:rFonts w:ascii="Arial" w:hAnsi="Arial" w:cs="Arial"/>
           <w:lang w:val="en-US"/>
         </w:rPr>
-        <w:t xml:space="preserve">A) The scores assigned by the grader</w:t>
+        <w:t>A) The scores assigned by the grader</w:t>
       </w:r>
     </w:p>
     <w:p>
@@ -4749,7 +4628,7 @@
           <w:rFonts w:ascii="Arial" w:hAnsi="Arial" w:cs="Arial"/>
           <w:lang w:val="en-US"/>
         </w:rPr>
-        <w:t xml:space="preserve">B) Sample input questions that will be interpolated into the prompt template</w:t>
+        <w:t>B) Sample input questions that will be interpolated into the prompt template</w:t>
       </w:r>
     </w:p>
     <w:p>
@@ -4766,7 +4645,7 @@
           <w:rFonts w:ascii="Arial" w:hAnsi="Arial" w:cs="Arial"/>
           <w:lang w:val="en-US"/>
         </w:rPr>
-        <w:t xml:space="preserve">C) Several finished versions of the prompt to choose from</w:t>
+        <w:t>C) Several finished versions of the prompt to choose from</w:t>
       </w:r>
     </w:p>
     <w:p>
@@ -4783,7 +4662,8 @@
           <w:rFonts w:ascii="Arial" w:hAnsi="Arial" w:cs="Arial"/>
           <w:lang w:val="en-US"/>
         </w:rPr>
-        <w:t xml:space="preserve">D) Claude's responses from a previous evaluation run</w:t>
+        <w:lastRenderedPageBreak/>
+        <w:t>D) Claude's responses from a previous evaluation run</w:t>
       </w:r>
     </w:p>
     <w:p>
@@ -4800,7 +4680,7 @@
           <w:rFonts w:ascii="Arial" w:hAnsi="Arial" w:cs="Arial"/>
           <w:lang w:val="en-US"/>
         </w:rPr>
-        <w:t xml:space="preserve">E) The system prompts used by the grader</w:t>
+        <w:t>E) The system prompts used by the grader</w:t>
       </w:r>
     </w:p>
     <w:p>
@@ -4835,7 +4715,7 @@
           <w:rFonts w:ascii="Arial" w:hAnsi="Arial" w:cs="Arial"/>
           <w:lang w:val="en-US"/>
         </w:rPr>
-        <w:t xml:space="preserve">A) Only by hand, since generated questions are not valid test cases</w:t>
+        <w:t>A) Only by hand, since generated questions are not valid test cases</w:t>
       </w:r>
     </w:p>
     <w:p>
@@ -4852,7 +4732,7 @@
           <w:rFonts w:ascii="Arial" w:hAnsi="Arial" w:cs="Arial"/>
           <w:lang w:val="en-US"/>
         </w:rPr>
-        <w:t xml:space="preserve">B) By hand, or generated by Claude</w:t>
+        <w:t>B) By hand, or generated by Claude</w:t>
       </w:r>
     </w:p>
     <w:p>
@@ -4869,7 +4749,7 @@
           <w:rFonts w:ascii="Arial" w:hAnsi="Arial" w:cs="Arial"/>
           <w:lang w:val="en-US"/>
         </w:rPr>
-        <w:t xml:space="preserve">C) Only by exporting real production logs</w:t>
+        <w:t>C) Only by exporting real production logs</w:t>
       </w:r>
     </w:p>
     <w:p>
@@ -4886,7 +4766,7 @@
           <w:rFonts w:ascii="Arial" w:hAnsi="Arial" w:cs="Arial"/>
           <w:lang w:val="en-US"/>
         </w:rPr>
-        <w:t xml:space="preserve">D) Automatically by the grader after the first run</w:t>
+        <w:t>D) Automatically by the grader after the first run</w:t>
       </w:r>
     </w:p>
     <w:p>
@@ -4903,7 +4783,7 @@
           <w:rFonts w:ascii="Arial" w:hAnsi="Arial" w:cs="Arial"/>
           <w:lang w:val="en-US"/>
         </w:rPr>
-        <w:t xml:space="preserve">E) It is provided by the Anthropic API on request</w:t>
+        <w:t>E) It is provided by the Anthropic API on request</w:t>
       </w:r>
     </w:p>
     <w:p>
@@ -4938,7 +4818,7 @@
           <w:rFonts w:ascii="Arial" w:hAnsi="Arial" w:cs="Arial"/>
           <w:lang w:val="en-US"/>
         </w:rPr>
-        <w:t xml:space="preserve">A) Only Claude's answer</w:t>
+        <w:t>A) Only Claude's answer</w:t>
       </w:r>
     </w:p>
     <w:p>
@@ -4955,7 +4835,7 @@
           <w:rFonts w:ascii="Arial" w:hAnsi="Arial" w:cs="Arial"/>
           <w:lang w:val="en-US"/>
         </w:rPr>
-        <w:t xml:space="preserve">B) Only the original question</w:t>
+        <w:t>B) Only the original question</w:t>
       </w:r>
     </w:p>
     <w:p>
@@ -4972,7 +4852,7 @@
           <w:rFonts w:ascii="Arial" w:hAnsi="Arial" w:cs="Arial"/>
           <w:lang w:val="en-US"/>
         </w:rPr>
-        <w:t xml:space="preserve">C) Both the original question and Claude's answer</w:t>
+        <w:t>C) Both the original question and Claude's answer</w:t>
       </w:r>
     </w:p>
     <w:p>
@@ -4989,7 +4869,7 @@
           <w:rFonts w:ascii="Arial" w:hAnsi="Arial" w:cs="Arial"/>
           <w:lang w:val="en-US"/>
         </w:rPr>
-        <w:t xml:space="preserve">D) The prompt template and the temperature setting</w:t>
+        <w:t>D) The prompt template and the temperature setting</w:t>
       </w:r>
     </w:p>
     <w:p>
@@ -5006,7 +4886,7 @@
           <w:rFonts w:ascii="Arial" w:hAnsi="Arial" w:cs="Arial"/>
           <w:lang w:val="en-US"/>
         </w:rPr>
-        <w:t xml:space="preserve">E) The token usage reported in the response</w:t>
+        <w:t>E) The token usage reported in the response</w:t>
       </w:r>
     </w:p>
     <w:p>
@@ -5041,7 +4921,7 @@
           <w:rFonts w:ascii="Arial" w:hAnsi="Arial" w:cs="Arial"/>
           <w:lang w:val="en-US"/>
         </w:rPr>
-        <w:t xml:space="preserve">A) 10 — the highest score obtained</w:t>
+        <w:t>A) 10 — the highest score obtained</w:t>
       </w:r>
     </w:p>
     <w:p>
@@ -5058,7 +4938,7 @@
           <w:rFonts w:ascii="Arial" w:hAnsi="Arial" w:cs="Arial"/>
           <w:lang w:val="en-US"/>
         </w:rPr>
-        <w:t xml:space="preserve">B) 4 — the lowest score obtained</w:t>
+        <w:t>B) 4 — the lowest score obtained</w:t>
       </w:r>
     </w:p>
     <w:p>
@@ -5075,7 +4955,7 @@
           <w:rFonts w:ascii="Arial" w:hAnsi="Arial" w:cs="Arial"/>
           <w:lang w:val="en-US"/>
         </w:rPr>
-        <w:t xml:space="preserve">C) 23 — the sum of all scores</w:t>
+        <w:t>C) 23 — the sum of all scores</w:t>
       </w:r>
     </w:p>
     <w:p>
@@ -5092,7 +4972,7 @@
           <w:rFonts w:ascii="Arial" w:hAnsi="Arial" w:cs="Arial"/>
           <w:lang w:val="en-US"/>
         </w:rPr>
-        <w:t xml:space="preserve">D) 7.66 — the average of the scores</w:t>
+        <w:t>D) 7.66 — the average of the scores</w:t>
       </w:r>
     </w:p>
     <w:p>
@@ -5109,7 +4989,5623 @@
           <w:rFonts w:ascii="Arial" w:hAnsi="Arial" w:cs="Arial"/>
           <w:lang w:val="en-US"/>
         </w:rPr>
-        <w:t xml:space="preserve">E) 8.7 — the score of the improved prompt</w:t>
+        <w:t>E) 8.7 — the score of the improved prompt</w:t>
+      </w:r>
+    </w:p>
+    <w:p>
+      <w:pPr>
+        <w:pBdr>
+          <w:bottom w:val="single" w:sz="4" w:space="6" w:color="CCCCCC"/>
+        </w:pBdr>
+        <w:spacing w:after="180"/>
+        <w:rPr>
+          <w:lang w:val="en-US"/>
+        </w:rPr>
+      </w:pPr>
+    </w:p>
+    <w:p>
+      <w:pPr>
+        <w:pStyle w:val="Ttulo1"/>
+        <w:pageBreakBefore/>
+        <w:spacing w:before="240" w:after="140"/>
+        <w:rPr>
+          <w:lang w:val="en-US"/>
+        </w:rPr>
+      </w:pPr>
+      <w:r>
+        <w:rPr>
+          <w:b/>
+          <w:bCs/>
+          <w:color w:val="5A3E1B"/>
+          <w:sz w:val="40"/>
+          <w:szCs w:val="40"/>
+          <w:lang w:val="en-US"/>
+        </w:rPr>
+        <w:lastRenderedPageBreak/>
+        <w:t>Lesson 3 — Generating Test Datasets</w:t>
+      </w:r>
+    </w:p>
+    <w:p>
+      <w:pPr>
+        <w:pStyle w:val="Ttulo2"/>
+        <w:spacing w:before="200" w:after="100"/>
+        <w:rPr>
+          <w:lang w:val="en-US"/>
+        </w:rPr>
+      </w:pPr>
+      <w:r>
+        <w:rPr>
+          <w:b/>
+          <w:bCs/>
+          <w:color w:val="7A5A2E"/>
+          <w:sz w:val="30"/>
+          <w:szCs w:val="30"/>
+          <w:lang w:val="en-US"/>
+        </w:rPr>
+        <w:t>Core idea</w:t>
+      </w:r>
+    </w:p>
+    <w:p>
+      <w:pPr>
+        <w:spacing w:after="140" w:line="300" w:lineRule="auto"/>
+        <w:rPr>
+          <w:lang w:val="en-US"/>
+        </w:rPr>
+      </w:pPr>
+      <w:r>
+        <w:rPr>
+          <w:lang w:val="en-US"/>
+        </w:rPr>
+        <w:t xml:space="preserve">Instead of writing test cases by hand, you can have </w:t>
+      </w:r>
+      <w:r>
+        <w:rPr>
+          <w:b/>
+          <w:bCs/>
+          <w:color w:val="5A3E1B"/>
+          <w:lang w:val="en-US"/>
+        </w:rPr>
+        <w:t>Claude generate the eval dataset for you</w:t>
+      </w:r>
+      <w:r>
+        <w:rPr>
+          <w:lang w:val="en-US"/>
+        </w:rPr>
+        <w:t xml:space="preserve">. You write a meta-prompt that asks for the dataset, show an example of the JSON shape you want, add constraints, and use </w:t>
+      </w:r>
+      <w:r>
+        <w:rPr>
+          <w:b/>
+          <w:bCs/>
+          <w:color w:val="5A3E1B"/>
+          <w:lang w:val="en-US"/>
+        </w:rPr>
+        <w:t>prefilling plus a stop sequence</w:t>
+      </w:r>
+      <w:r>
+        <w:rPr>
+          <w:lang w:val="en-US"/>
+        </w:rPr>
+        <w:t xml:space="preserve"> to get parseable JSON back. Because generating test data is a simple, high-volume job, this is a good place to use a </w:t>
+      </w:r>
+      <w:r>
+        <w:rPr>
+          <w:b/>
+          <w:bCs/>
+          <w:color w:val="5A3E1B"/>
+          <w:lang w:val="en-US"/>
+        </w:rPr>
+        <w:t>faster and cheaper model like Haiku</w:t>
+      </w:r>
+      <w:r>
+        <w:rPr>
+          <w:lang w:val="en-US"/>
+        </w:rPr>
+        <w:t>.</w:t>
+      </w:r>
+    </w:p>
+    <w:p>
+      <w:pPr>
+        <w:pStyle w:val="Ttulo2"/>
+        <w:spacing w:before="200" w:after="100"/>
+        <w:rPr>
+          <w:lang w:val="en-US"/>
+        </w:rPr>
+      </w:pPr>
+      <w:r>
+        <w:rPr>
+          <w:b/>
+          <w:bCs/>
+          <w:color w:val="7A5A2E"/>
+          <w:sz w:val="30"/>
+          <w:szCs w:val="30"/>
+          <w:lang w:val="en-US"/>
+        </w:rPr>
+        <w:t>Key points (what is new in this lesson)</w:t>
+      </w:r>
+    </w:p>
+    <w:p>
+      <w:pPr>
+        <w:pStyle w:val="PargrafodaLista"/>
+        <w:numPr>
+          <w:ilvl w:val="0"/>
+          <w:numId w:val="1"/>
+        </w:numPr>
+        <w:spacing w:after="80" w:line="300" w:lineRule="auto"/>
+        <w:rPr>
+          <w:lang w:val="en-US"/>
+        </w:rPr>
+      </w:pPr>
+      <w:r>
+        <w:rPr>
+          <w:lang w:val="en-US"/>
+        </w:rPr>
+        <w:t xml:space="preserve">Define the </w:t>
+      </w:r>
+      <w:r>
+        <w:rPr>
+          <w:b/>
+          <w:bCs/>
+          <w:color w:val="5A3E1B"/>
+          <w:lang w:val="en-US"/>
+        </w:rPr>
+        <w:t>goal, the input and the output</w:t>
+      </w:r>
+      <w:r>
+        <w:rPr>
+          <w:lang w:val="en-US"/>
+        </w:rPr>
+        <w:t xml:space="preserve"> before writing the prompt — that is what makes the evaluation meaningful.</w:t>
+      </w:r>
+    </w:p>
+    <w:p>
+      <w:pPr>
+        <w:pStyle w:val="PargrafodaLista"/>
+        <w:numPr>
+          <w:ilvl w:val="0"/>
+          <w:numId w:val="1"/>
+        </w:numPr>
+        <w:spacing w:after="80" w:line="300" w:lineRule="auto"/>
+        <w:rPr>
+          <w:lang w:val="en-US"/>
+        </w:rPr>
+      </w:pPr>
+      <w:r>
+        <w:rPr>
+          <w:lang w:val="en-US"/>
+        </w:rPr>
+        <w:t xml:space="preserve">The dataset can be </w:t>
+      </w:r>
+      <w:r>
+        <w:rPr>
+          <w:b/>
+          <w:bCs/>
+          <w:color w:val="5A3E1B"/>
+          <w:lang w:val="en-US"/>
+        </w:rPr>
+        <w:t>generated automatically by Claude</w:t>
+      </w:r>
+      <w:r>
+        <w:rPr>
+          <w:lang w:val="en-US"/>
+        </w:rPr>
+        <w:t xml:space="preserve"> with a meta-prompt, not just assembled by hand.</w:t>
+      </w:r>
+    </w:p>
+    <w:p>
+      <w:pPr>
+        <w:pStyle w:val="PargrafodaLista"/>
+        <w:numPr>
+          <w:ilvl w:val="0"/>
+          <w:numId w:val="1"/>
+        </w:numPr>
+        <w:spacing w:after="80" w:line="300" w:lineRule="auto"/>
+        <w:rPr>
+          <w:lang w:val="en-US"/>
+        </w:rPr>
+      </w:pPr>
+      <w:r>
+        <w:rPr>
+          <w:lang w:val="en-US"/>
+        </w:rPr>
+        <w:t xml:space="preserve">Include an </w:t>
+      </w:r>
+      <w:r>
+        <w:rPr>
+          <w:b/>
+          <w:bCs/>
+          <w:color w:val="5A3E1B"/>
+          <w:lang w:val="en-US"/>
+        </w:rPr>
+        <w:t>example of the desired JSON output</w:t>
+      </w:r>
+      <w:r>
+        <w:rPr>
+          <w:lang w:val="en-US"/>
+        </w:rPr>
+        <w:t xml:space="preserve"> inside the meta-prompt so Claude matches the shape you need.</w:t>
+      </w:r>
+    </w:p>
+    <w:p>
+      <w:pPr>
+        <w:pStyle w:val="PargrafodaLista"/>
+        <w:numPr>
+          <w:ilvl w:val="0"/>
+          <w:numId w:val="1"/>
+        </w:numPr>
+        <w:spacing w:after="80" w:line="300" w:lineRule="auto"/>
+        <w:rPr>
+          <w:lang w:val="en-US"/>
+        </w:rPr>
+      </w:pPr>
+      <w:r>
+        <w:rPr>
+          <w:lang w:val="en-US"/>
+        </w:rPr>
+        <w:t xml:space="preserve">Add </w:t>
+      </w:r>
+      <w:r>
+        <w:rPr>
+          <w:b/>
+          <w:bCs/>
+          <w:color w:val="5A3E1B"/>
+          <w:lang w:val="en-US"/>
+        </w:rPr>
+        <w:t>constraints</w:t>
+      </w:r>
+      <w:r>
+        <w:rPr>
+          <w:lang w:val="en-US"/>
+        </w:rPr>
+        <w:t xml:space="preserve"> to keep the generated tasks small and on-topic, and state </w:t>
+      </w:r>
+      <w:r>
+        <w:rPr>
+          <w:b/>
+          <w:bCs/>
+          <w:color w:val="5A3E1B"/>
+          <w:lang w:val="en-US"/>
+        </w:rPr>
+        <w:t>how many objects</w:t>
+      </w:r>
+      <w:r>
+        <w:rPr>
+          <w:lang w:val="en-US"/>
+        </w:rPr>
+        <w:t xml:space="preserve"> you want.</w:t>
+      </w:r>
+    </w:p>
+    <w:p>
+      <w:pPr>
+        <w:pStyle w:val="PargrafodaLista"/>
+        <w:numPr>
+          <w:ilvl w:val="0"/>
+          <w:numId w:val="1"/>
+        </w:numPr>
+        <w:spacing w:after="80" w:line="300" w:lineRule="auto"/>
+        <w:rPr>
+          <w:lang w:val="en-US"/>
+        </w:rPr>
+      </w:pPr>
+      <w:r>
+        <w:rPr>
+          <w:lang w:val="en-US"/>
+        </w:rPr>
+        <w:t xml:space="preserve">Use </w:t>
+      </w:r>
+      <w:r>
+        <w:rPr>
+          <w:b/>
+          <w:bCs/>
+          <w:color w:val="5A3E1B"/>
+          <w:lang w:val="en-US"/>
+        </w:rPr>
+        <w:t>prefilling + stop sequences</w:t>
+      </w:r>
+      <w:r>
+        <w:rPr>
+          <w:lang w:val="en-US"/>
+        </w:rPr>
+        <w:t xml:space="preserve"> (the Section 2 technique) so the response is clean JSON you can pass to </w:t>
+      </w:r>
+      <w:r>
+        <w:rPr>
+          <w:b/>
+          <w:bCs/>
+          <w:color w:val="5A3E1B"/>
+          <w:lang w:val="en-US"/>
+        </w:rPr>
+        <w:t>json.loads()</w:t>
+      </w:r>
+      <w:r>
+        <w:rPr>
+          <w:lang w:val="en-US"/>
+        </w:rPr>
+        <w:t>.</w:t>
+      </w:r>
+    </w:p>
+    <w:p>
+      <w:pPr>
+        <w:pStyle w:val="PargrafodaLista"/>
+        <w:numPr>
+          <w:ilvl w:val="0"/>
+          <w:numId w:val="1"/>
+        </w:numPr>
+        <w:spacing w:after="80" w:line="300" w:lineRule="auto"/>
+        <w:rPr>
+          <w:lang w:val="en-US"/>
+        </w:rPr>
+      </w:pPr>
+      <w:r>
+        <w:rPr>
+          <w:lang w:val="en-US"/>
+        </w:rPr>
+        <w:t xml:space="preserve">For generating test data, prefer a </w:t>
+      </w:r>
+      <w:r>
+        <w:rPr>
+          <w:b/>
+          <w:bCs/>
+          <w:color w:val="5A3E1B"/>
+          <w:lang w:val="en-US"/>
+        </w:rPr>
+        <w:t>faster, cheaper model like Haiku</w:t>
+      </w:r>
+      <w:r>
+        <w:rPr>
+          <w:lang w:val="en-US"/>
+        </w:rPr>
+        <w:t xml:space="preserve"> — it does not need the most capable model.</w:t>
+      </w:r>
+    </w:p>
+    <w:p>
+      <w:pPr>
+        <w:pStyle w:val="PargrafodaLista"/>
+        <w:numPr>
+          <w:ilvl w:val="0"/>
+          <w:numId w:val="1"/>
+        </w:numPr>
+        <w:spacing w:after="80" w:line="300" w:lineRule="auto"/>
+        <w:rPr>
+          <w:lang w:val="en-US"/>
+        </w:rPr>
+      </w:pPr>
+      <w:r>
+        <w:rPr>
+          <w:lang w:val="en-US"/>
+        </w:rPr>
+        <w:t xml:space="preserve">The </w:t>
+      </w:r>
+      <w:r>
+        <w:rPr>
+          <w:b/>
+          <w:bCs/>
+          <w:color w:val="5A3E1B"/>
+          <w:lang w:val="en-US"/>
+        </w:rPr>
+        <w:t>chat() helper gains a stop_sequences parameter</w:t>
+      </w:r>
+      <w:r>
+        <w:rPr>
+          <w:lang w:val="en-US"/>
+        </w:rPr>
+        <w:t>, added conditionally just like system.</w:t>
+      </w:r>
+    </w:p>
+    <w:p>
+      <w:pPr>
+        <w:pStyle w:val="Ttulo2"/>
+        <w:spacing w:before="200" w:after="100"/>
+        <w:rPr>
+          <w:lang w:val="en-US"/>
+        </w:rPr>
+      </w:pPr>
+      <w:r>
+        <w:rPr>
+          <w:b/>
+          <w:bCs/>
+          <w:color w:val="7A5A2E"/>
+          <w:sz w:val="30"/>
+          <w:szCs w:val="30"/>
+          <w:lang w:val="en-US"/>
+        </w:rPr>
+        <w:t>Setting up the goal</w:t>
+      </w:r>
+    </w:p>
+    <w:p>
+      <w:pPr>
+        <w:spacing w:after="140" w:line="300" w:lineRule="auto"/>
+        <w:rPr>
+          <w:lang w:val="en-US"/>
+        </w:rPr>
+      </w:pPr>
+      <w:r>
+        <w:rPr>
+          <w:lang w:val="en-US"/>
+        </w:rPr>
+        <w:t xml:space="preserve">Before any prompt or dataset exists, the lesson states the goal precisely. The prompt needs to assist users in writing three specific types of output for AWS use cases: </w:t>
+      </w:r>
+      <w:r>
+        <w:rPr>
+          <w:b/>
+          <w:bCs/>
+          <w:color w:val="5A3E1B"/>
+          <w:lang w:val="en-US"/>
+        </w:rPr>
+        <w:t>Python code</w:t>
+      </w:r>
+      <w:r>
+        <w:rPr>
+          <w:lang w:val="en-US"/>
+        </w:rPr>
+        <w:t xml:space="preserve">, </w:t>
+      </w:r>
+      <w:r>
+        <w:rPr>
+          <w:b/>
+          <w:bCs/>
+          <w:color w:val="5A3E1B"/>
+          <w:lang w:val="en-US"/>
+        </w:rPr>
+        <w:t>JSON configuration files</w:t>
+      </w:r>
+      <w:r>
+        <w:rPr>
+          <w:lang w:val="en-US"/>
+        </w:rPr>
+        <w:t xml:space="preserve">, and </w:t>
+      </w:r>
+      <w:r>
+        <w:rPr>
+          <w:b/>
+          <w:bCs/>
+          <w:color w:val="5A3E1B"/>
+          <w:lang w:val="en-US"/>
+        </w:rPr>
+        <w:t>regular expressions</w:t>
+      </w:r>
+      <w:r>
+        <w:rPr>
+          <w:lang w:val="en-US"/>
+        </w:rPr>
+        <w:t xml:space="preserve">. The key requirement is that when a user requests help with a task, the response is </w:t>
+      </w:r>
+      <w:r>
+        <w:rPr>
+          <w:b/>
+          <w:bCs/>
+          <w:color w:val="5A3E1B"/>
+          <w:lang w:val="en-US"/>
+        </w:rPr>
+        <w:t>clean output in one of these formats without any extra explanations, headers, or footers</w:t>
+      </w:r>
+      <w:r>
+        <w:rPr>
+          <w:lang w:val="en-US"/>
+        </w:rPr>
+        <w:t>.</w:t>
+      </w:r>
+    </w:p>
+    <w:p>
+      <w:pPr>
+        <w:spacing w:after="140" w:line="300" w:lineRule="auto"/>
+        <w:rPr>
+          <w:lang w:val="en-US"/>
+        </w:rPr>
+      </w:pPr>
+      <w:r>
+        <w:rPr>
+          <w:lang w:val="en-US"/>
+        </w:rPr>
+        <w:t xml:space="preserve">Notice the structure: the goal is broken into </w:t>
+      </w:r>
+      <w:r>
+        <w:rPr>
+          <w:b/>
+          <w:bCs/>
+          <w:color w:val="5A3E1B"/>
+          <w:lang w:val="en-US"/>
+        </w:rPr>
+        <w:t>Input</w:t>
+      </w:r>
+      <w:r>
+        <w:rPr>
+          <w:lang w:val="en-US"/>
+        </w:rPr>
+        <w:t xml:space="preserve"> (user will request code for a specific task) and </w:t>
+      </w:r>
+      <w:r>
+        <w:rPr>
+          <w:b/>
+          <w:bCs/>
+          <w:color w:val="5A3E1B"/>
+          <w:lang w:val="en-US"/>
+        </w:rPr>
+        <w:t>Output</w:t>
+      </w:r>
+      <w:r>
+        <w:rPr>
+          <w:lang w:val="en-US"/>
+        </w:rPr>
+        <w:t xml:space="preserve"> (Python, JSON or a regular expression without any explanation). Being this explicit is what makes grading possible later — a grader can only judge an answer against a stated expectation.</w:t>
+      </w:r>
+    </w:p>
+    <w:p>
+      <w:pPr>
+        <w:spacing w:before="80" w:after="20"/>
+        <w:jc w:val="center"/>
+      </w:pPr>
+      <w:r>
+        <w:rPr>
+          <w:noProof/>
+        </w:rPr>
+        <w:lastRenderedPageBreak/>
+        <w:drawing>
+          <wp:inline distT="0" distB="0" distL="0" distR="0" wp14:anchorId="13000012" wp14:editId="13000013">
+            <wp:extent cx="5334000" cy="1881204"/>
+            <wp:effectExtent l="0" t="0" r="0" b="0"/>
+            <wp:docPr id="56" name="Diagram goal and prompt v1"/>
+            <wp:cNvGraphicFramePr>
+              <a:graphicFrameLocks xmlns:a="http://schemas.openxmlformats.org/drawingml/2006/main" noChangeAspect="1"/>
+            </wp:cNvGraphicFramePr>
+            <a:graphic xmlns:a="http://schemas.openxmlformats.org/drawingml/2006/main">
+              <a:graphicData uri="http://schemas.openxmlformats.org/drawingml/2006/picture">
+                <pic:pic xmlns:pic="http://schemas.openxmlformats.org/drawingml/2006/picture">
+                  <pic:nvPicPr>
+                    <pic:cNvPr id="0" name=""/>
+                    <pic:cNvPicPr>
+                      <a:picLocks noChangeAspect="1" noChangeArrowheads="1"/>
+                    </pic:cNvPicPr>
+                  </pic:nvPicPr>
+                  <pic:blipFill>
+                    <a:blip r:embed="rId11"/>
+                    <a:srcRect/>
+                    <a:stretch>
+                      <a:fillRect/>
+                    </a:stretch>
+                  </pic:blipFill>
+                  <pic:spPr bwMode="auto">
+                    <a:xfrm>
+                      <a:off x="0" y="0"/>
+                      <a:ext cx="5334000" cy="1881204"/>
+                    </a:xfrm>
+                    <a:prstGeom prst="rect">
+                      <a:avLst/>
+                    </a:prstGeom>
+                  </pic:spPr>
+                </pic:pic>
+              </a:graphicData>
+            </a:graphic>
+          </wp:inline>
+        </w:drawing>
+      </w:r>
+    </w:p>
+    <w:p>
+      <w:pPr>
+        <w:spacing w:before="40" w:after="160"/>
+        <w:jc w:val="center"/>
+        <w:rPr>
+          <w:lang w:val="en-US"/>
+        </w:rPr>
+      </w:pPr>
+      <w:r>
+        <w:rPr>
+          <w:i/>
+          <w:iCs/>
+          <w:color w:val="888888"/>
+          <w:sz w:val="20"/>
+          <w:szCs w:val="20"/>
+          <w:lang w:val="en-US"/>
+        </w:rPr>
+        <w:t>The goal stated as Input and Output, and the version 1 prompt derived from it.</w:t>
+      </w:r>
+    </w:p>
+    <w:tbl>
+      <w:tblPr>
+        <w:tblW w:w="5000" w:type="pct"/>
+        <w:tblBorders>
+          <w:top w:val="single" w:sz="4" w:space="0" w:color="auto"/>
+          <w:left w:val="single" w:sz="4" w:space="0" w:color="auto"/>
+          <w:bottom w:val="single" w:sz="4" w:space="0" w:color="auto"/>
+          <w:right w:val="single" w:sz="4" w:space="0" w:color="auto"/>
+          <w:insideH w:val="single" w:sz="4" w:space="0" w:color="auto"/>
+          <w:insideV w:val="single" w:sz="4" w:space="0" w:color="auto"/>
+        </w:tblBorders>
+        <w:tblCellMar>
+          <w:left w:w="10" w:type="dxa"/>
+          <w:right w:w="10" w:type="dxa"/>
+        </w:tblCellMar>
+        <w:tblLook w:val="0000" w:firstRow="0" w:lastRow="0" w:firstColumn="0" w:lastColumn="0" w:noHBand="0" w:noVBand="0"/>
+      </w:tblPr>
+      <w:tblGrid>
+        <w:gridCol w:w="1672"/>
+        <w:gridCol w:w="7824"/>
+      </w:tblGrid>
+      <w:tr>
+        <w:tc>
+          <w:tcPr>
+            <w:tcW w:w="0" w:type="auto"/>
+            <w:tcMar>
+              <w:top w:w="50" w:type="dxa"/>
+              <w:left w:w="100" w:type="dxa"/>
+              <w:bottom w:w="50" w:type="dxa"/>
+              <w:right w:w="100" w:type="dxa"/>
+            </w:tcMar>
+          </w:tcPr>
+          <w:p>
+            <w:pPr>
+              <w:rPr>
+                <w:lang w:val="en-US"/>
+              </w:rPr>
+            </w:pPr>
+            <w:r>
+              <w:rPr>
+                <w:b/>
+                <w:bCs/>
+                <w:sz w:val="22"/>
+                <w:szCs w:val="22"/>
+                <w:lang w:val="en-US"/>
+              </w:rPr>
+              <w:t>Element</w:t>
+            </w:r>
+          </w:p>
+        </w:tc>
+        <w:tc>
+          <w:tcPr>
+            <w:tcW w:w="0" w:type="auto"/>
+            <w:tcMar>
+              <w:top w:w="50" w:type="dxa"/>
+              <w:left w:w="100" w:type="dxa"/>
+              <w:bottom w:w="50" w:type="dxa"/>
+              <w:right w:w="100" w:type="dxa"/>
+            </w:tcMar>
+          </w:tcPr>
+          <w:p>
+            <w:pPr>
+              <w:rPr>
+                <w:lang w:val="en-US"/>
+              </w:rPr>
+            </w:pPr>
+            <w:r>
+              <w:rPr>
+                <w:b/>
+                <w:bCs/>
+                <w:sz w:val="22"/>
+                <w:szCs w:val="22"/>
+                <w:lang w:val="en-US"/>
+              </w:rPr>
+              <w:t>Definition in this lesson</w:t>
+            </w:r>
+          </w:p>
+        </w:tc>
+      </w:tr>
+      <w:tr>
+        <w:tc>
+          <w:tcPr>
+            <w:tcW w:w="0" w:type="auto"/>
+            <w:tcMar>
+              <w:top w:w="50" w:type="dxa"/>
+              <w:left w:w="100" w:type="dxa"/>
+              <w:bottom w:w="50" w:type="dxa"/>
+              <w:right w:w="100" w:type="dxa"/>
+            </w:tcMar>
+          </w:tcPr>
+          <w:p>
+            <w:pPr>
+              <w:rPr>
+                <w:lang w:val="en-US"/>
+              </w:rPr>
+            </w:pPr>
+            <w:r>
+              <w:rPr>
+                <w:sz w:val="22"/>
+                <w:szCs w:val="22"/>
+                <w:lang w:val="en-US"/>
+              </w:rPr>
+              <w:t>Goal</w:t>
+            </w:r>
+          </w:p>
+        </w:tc>
+        <w:tc>
+          <w:tcPr>
+            <w:tcW w:w="0" w:type="auto"/>
+            <w:tcMar>
+              <w:top w:w="50" w:type="dxa"/>
+              <w:left w:w="100" w:type="dxa"/>
+              <w:bottom w:w="50" w:type="dxa"/>
+              <w:right w:w="100" w:type="dxa"/>
+            </w:tcMar>
+          </w:tcPr>
+          <w:p>
+            <w:pPr>
+              <w:rPr>
+                <w:lang w:val="en-US"/>
+              </w:rPr>
+            </w:pPr>
+            <w:r>
+              <w:rPr>
+                <w:sz w:val="22"/>
+                <w:szCs w:val="22"/>
+                <w:lang w:val="en-US"/>
+              </w:rPr>
+              <w:t>A prompt that helps users write Python, JSON config or regex for AWS-specific use cases</w:t>
+            </w:r>
+          </w:p>
+        </w:tc>
+      </w:tr>
+      <w:tr>
+        <w:tc>
+          <w:tcPr>
+            <w:tcW w:w="0" w:type="auto"/>
+            <w:tcMar>
+              <w:top w:w="50" w:type="dxa"/>
+              <w:left w:w="100" w:type="dxa"/>
+              <w:bottom w:w="50" w:type="dxa"/>
+              <w:right w:w="100" w:type="dxa"/>
+            </w:tcMar>
+          </w:tcPr>
+          <w:p>
+            <w:pPr>
+              <w:rPr>
+                <w:lang w:val="en-US"/>
+              </w:rPr>
+            </w:pPr>
+            <w:r>
+              <w:rPr>
+                <w:sz w:val="22"/>
+                <w:szCs w:val="22"/>
+                <w:lang w:val="en-US"/>
+              </w:rPr>
+              <w:t>Input</w:t>
+            </w:r>
+          </w:p>
+        </w:tc>
+        <w:tc>
+          <w:tcPr>
+            <w:tcW w:w="0" w:type="auto"/>
+            <w:tcMar>
+              <w:top w:w="50" w:type="dxa"/>
+              <w:left w:w="100" w:type="dxa"/>
+              <w:bottom w:w="50" w:type="dxa"/>
+              <w:right w:w="100" w:type="dxa"/>
+            </w:tcMar>
+          </w:tcPr>
+          <w:p>
+            <w:pPr>
+              <w:rPr>
+                <w:lang w:val="en-US"/>
+              </w:rPr>
+            </w:pPr>
+            <w:r>
+              <w:rPr>
+                <w:sz w:val="22"/>
+                <w:szCs w:val="22"/>
+                <w:lang w:val="en-US"/>
+              </w:rPr>
+              <w:t>The user will request code for a specific task</w:t>
+            </w:r>
+          </w:p>
+        </w:tc>
+      </w:tr>
+      <w:tr>
+        <w:tc>
+          <w:tcPr>
+            <w:tcW w:w="0" w:type="auto"/>
+            <w:tcMar>
+              <w:top w:w="50" w:type="dxa"/>
+              <w:left w:w="100" w:type="dxa"/>
+              <w:bottom w:w="50" w:type="dxa"/>
+              <w:right w:w="100" w:type="dxa"/>
+            </w:tcMar>
+          </w:tcPr>
+          <w:p>
+            <w:pPr>
+              <w:rPr>
+                <w:lang w:val="en-US"/>
+              </w:rPr>
+            </w:pPr>
+            <w:r>
+              <w:rPr>
+                <w:sz w:val="22"/>
+                <w:szCs w:val="22"/>
+                <w:lang w:val="en-US"/>
+              </w:rPr>
+              <w:t>Output</w:t>
+            </w:r>
+          </w:p>
+        </w:tc>
+        <w:tc>
+          <w:tcPr>
+            <w:tcW w:w="0" w:type="auto"/>
+            <w:tcMar>
+              <w:top w:w="50" w:type="dxa"/>
+              <w:left w:w="100" w:type="dxa"/>
+              <w:bottom w:w="50" w:type="dxa"/>
+              <w:right w:w="100" w:type="dxa"/>
+            </w:tcMar>
+          </w:tcPr>
+          <w:p>
+            <w:pPr>
+              <w:rPr>
+                <w:lang w:val="en-US"/>
+              </w:rPr>
+            </w:pPr>
+            <w:r>
+              <w:rPr>
+                <w:sz w:val="22"/>
+                <w:szCs w:val="22"/>
+                <w:lang w:val="en-US"/>
+              </w:rPr>
+              <w:t>Python, JSON or a regular expression, with no explanation</w:t>
+            </w:r>
+          </w:p>
+        </w:tc>
+      </w:tr>
+      <w:tr>
+        <w:tc>
+          <w:tcPr>
+            <w:tcW w:w="0" w:type="auto"/>
+            <w:tcMar>
+              <w:top w:w="50" w:type="dxa"/>
+              <w:left w:w="100" w:type="dxa"/>
+              <w:bottom w:w="50" w:type="dxa"/>
+              <w:right w:w="100" w:type="dxa"/>
+            </w:tcMar>
+          </w:tcPr>
+          <w:p>
+            <w:pPr>
+              <w:rPr>
+                <w:lang w:val="en-US"/>
+              </w:rPr>
+            </w:pPr>
+            <w:r>
+              <w:rPr>
+                <w:sz w:val="22"/>
+                <w:szCs w:val="22"/>
+                <w:lang w:val="en-US"/>
+              </w:rPr>
+              <w:t>Key requirement</w:t>
+            </w:r>
+          </w:p>
+        </w:tc>
+        <w:tc>
+          <w:tcPr>
+            <w:tcW w:w="0" w:type="auto"/>
+            <w:tcMar>
+              <w:top w:w="50" w:type="dxa"/>
+              <w:left w:w="100" w:type="dxa"/>
+              <w:bottom w:w="50" w:type="dxa"/>
+              <w:right w:w="100" w:type="dxa"/>
+            </w:tcMar>
+          </w:tcPr>
+          <w:p>
+            <w:pPr>
+              <w:rPr>
+                <w:lang w:val="en-US"/>
+              </w:rPr>
+            </w:pPr>
+            <w:r>
+              <w:rPr>
+                <w:sz w:val="22"/>
+                <w:szCs w:val="22"/>
+                <w:lang w:val="en-US"/>
+              </w:rPr>
+              <w:t>Clean output only — no extra explanations, headers or footers</w:t>
+            </w:r>
+          </w:p>
+        </w:tc>
+      </w:tr>
+    </w:tbl>
+    <w:p>
+      <w:pPr>
+        <w:spacing w:after="160"/>
+      </w:pPr>
+    </w:p>
+    <w:p>
+      <w:pPr>
+        <w:pStyle w:val="Ttulo2"/>
+        <w:spacing w:before="200" w:after="100"/>
+        <w:rPr>
+          <w:lang w:val="en-US"/>
+        </w:rPr>
+      </w:pPr>
+      <w:r>
+        <w:rPr>
+          <w:b/>
+          <w:bCs/>
+          <w:color w:val="7A5A2E"/>
+          <w:sz w:val="30"/>
+          <w:szCs w:val="30"/>
+          <w:lang w:val="en-US"/>
+        </w:rPr>
+        <w:t>The starting prompt (version 1)</w:t>
+      </w:r>
+    </w:p>
+    <w:p>
+      <w:pPr>
+        <w:spacing w:after="140" w:line="300" w:lineRule="auto"/>
+        <w:rPr>
+          <w:lang w:val="en-US"/>
+        </w:rPr>
+      </w:pPr>
+      <w:r>
+        <w:rPr>
+          <w:lang w:val="en-US"/>
+        </w:rPr>
+        <w:t xml:space="preserve">The baseline prompt is deliberately minimal. Note that the placeholder is now </w:t>
+      </w:r>
+      <w:r>
+        <w:rPr>
+          <w:b/>
+          <w:bCs/>
+          <w:color w:val="5A3E1B"/>
+          <w:lang w:val="en-US"/>
+        </w:rPr>
+        <w:t>{task}</w:t>
+      </w:r>
+      <w:r>
+        <w:rPr>
+          <w:lang w:val="en-US"/>
+        </w:rPr>
+        <w:t xml:space="preserve"> rather than {question}, because the use case changed — the dataset records will carry tasks, not questions:</w:t>
+      </w:r>
+    </w:p>
+    <w:p>
+      <w:pPr>
+        <w:shd w:val="clear" w:color="auto" w:fill="F2EFE9"/>
+        <w:spacing w:after="40"/>
+        <w:rPr>
+          <w:rFonts w:ascii="Consolas" w:hAnsi="Consolas" w:cs="Consolas"/>
+          <w:sz w:val="20"/>
+        </w:rPr>
+      </w:pPr>
+      <w:r>
+        <w:rPr>
+          <w:rFonts w:ascii="Consolas" w:hAnsi="Consolas" w:cs="Consolas"/>
+          <w:sz w:val="20"/>
+          <w:shd w:val="clear" w:color="auto" w:fill="F2EFE9"/>
+        </w:rPr>
+        <w:t>prompt = f"""</w:t>
+      </w:r>
+    </w:p>
+    <w:p>
+      <w:pPr>
+        <w:shd w:val="clear" w:color="auto" w:fill="F2EFE9"/>
+        <w:spacing w:after="40"/>
+        <w:rPr>
+          <w:rFonts w:ascii="Consolas" w:hAnsi="Consolas" w:cs="Consolas"/>
+          <w:sz w:val="20"/>
+        </w:rPr>
+      </w:pPr>
+      <w:r>
+        <w:rPr>
+          <w:rFonts w:ascii="Consolas" w:hAnsi="Consolas" w:cs="Consolas"/>
+          <w:sz w:val="20"/>
+          <w:shd w:val="clear" w:color="auto" w:fill="F2EFE9"/>
+        </w:rPr>
+        <w:t>Please provide a solution to the following task:</w:t>
+      </w:r>
+    </w:p>
+    <w:p>
+      <w:pPr>
+        <w:shd w:val="clear" w:color="auto" w:fill="F2EFE9"/>
+        <w:spacing w:after="40"/>
+        <w:rPr>
+          <w:rFonts w:ascii="Consolas" w:hAnsi="Consolas" w:cs="Consolas"/>
+          <w:sz w:val="20"/>
+        </w:rPr>
+      </w:pPr>
+      <w:r>
+        <w:rPr>
+          <w:rFonts w:ascii="Consolas" w:hAnsi="Consolas" w:cs="Consolas"/>
+          <w:sz w:val="20"/>
+          <w:shd w:val="clear" w:color="auto" w:fill="F2EFE9"/>
+        </w:rPr>
+        <w:t>{task}</w:t>
+      </w:r>
+    </w:p>
+    <w:p>
+      <w:pPr>
+        <w:shd w:val="clear" w:color="auto" w:fill="F2EFE9"/>
+        <w:rPr>
+          <w:rFonts w:ascii="Consolas" w:hAnsi="Consolas" w:cs="Consolas"/>
+          <w:sz w:val="20"/>
+        </w:rPr>
+      </w:pPr>
+      <w:r>
+        <w:rPr>
+          <w:rFonts w:ascii="Consolas" w:hAnsi="Consolas" w:cs="Consolas"/>
+          <w:sz w:val="20"/>
+          <w:shd w:val="clear" w:color="auto" w:fill="F2EFE9"/>
+        </w:rPr>
+        <w:t>"""</w:t>
+      </w:r>
+    </w:p>
+    <w:p>
+      <w:pPr>
+        <w:pStyle w:val="Ttulo2"/>
+        <w:spacing w:before="200" w:after="100"/>
+        <w:rPr>
+          <w:lang w:val="en-US"/>
+        </w:rPr>
+      </w:pPr>
+      <w:r>
+        <w:rPr>
+          <w:b/>
+          <w:bCs/>
+          <w:color w:val="7A5A2E"/>
+          <w:sz w:val="30"/>
+          <w:szCs w:val="30"/>
+          <w:lang w:val="en-US"/>
+        </w:rPr>
+        <w:t>The eval dataset for this use case</w:t>
+      </w:r>
+    </w:p>
+    <w:p>
+      <w:pPr>
+        <w:spacing w:after="140" w:line="300" w:lineRule="auto"/>
+        <w:rPr>
+          <w:lang w:val="en-US"/>
+        </w:rPr>
+      </w:pPr>
+      <w:r>
+        <w:rPr>
+          <w:lang w:val="en-US"/>
+        </w:rPr>
+        <w:t xml:space="preserve">An evaluation dataset contains inputs that will be fed into the prompt; for each combination of prompt and input, you run the prompt and analyze the results. Here the dataset is an </w:t>
+      </w:r>
+      <w:r>
+        <w:rPr>
+          <w:b/>
+          <w:bCs/>
+          <w:color w:val="5A3E1B"/>
+          <w:lang w:val="en-US"/>
+        </w:rPr>
+        <w:t>array of JSON objects, where each object contains a "task" property</w:t>
+      </w:r>
+      <w:r>
+        <w:rPr>
+          <w:lang w:val="en-US"/>
+        </w:rPr>
+        <w:t xml:space="preserve"> describing what we want Claude to accomplish. It can be created by hand or generated automatically using Claude — and since generating test data is a simple job, this is a perfect opportunity to use a faster model like </w:t>
+      </w:r>
+      <w:r>
+        <w:rPr>
+          <w:b/>
+          <w:bCs/>
+          <w:color w:val="5A3E1B"/>
+          <w:lang w:val="en-US"/>
+        </w:rPr>
+        <w:t>Haiku</w:t>
+      </w:r>
+      <w:r>
+        <w:rPr>
+          <w:lang w:val="en-US"/>
+        </w:rPr>
+        <w:t xml:space="preserve"> instead of the full Claude model.</w:t>
+      </w:r>
+    </w:p>
+    <w:p>
+      <w:pPr>
+        <w:spacing w:before="80" w:after="20"/>
+        <w:jc w:val="center"/>
+      </w:pPr>
+      <w:r>
+        <w:rPr>
+          <w:noProof/>
+        </w:rPr>
+        <w:lastRenderedPageBreak/>
+        <w:drawing>
+          <wp:inline distT="0" distB="0" distL="0" distR="0" wp14:anchorId="1300002E" wp14:editId="1300002F">
+            <wp:extent cx="5334000" cy="2351506"/>
+            <wp:effectExtent l="0" t="0" r="0" b="0"/>
+            <wp:docPr id="57" name="Diagram sample dataset"/>
+            <wp:cNvGraphicFramePr>
+              <a:graphicFrameLocks xmlns:a="http://schemas.openxmlformats.org/drawingml/2006/main" noChangeAspect="1"/>
+            </wp:cNvGraphicFramePr>
+            <a:graphic xmlns:a="http://schemas.openxmlformats.org/drawingml/2006/main">
+              <a:graphicData uri="http://schemas.openxmlformats.org/drawingml/2006/picture">
+                <pic:pic xmlns:pic="http://schemas.openxmlformats.org/drawingml/2006/picture">
+                  <pic:nvPicPr>
+                    <pic:cNvPr id="0" name=""/>
+                    <pic:cNvPicPr>
+                      <a:picLocks noChangeAspect="1" noChangeArrowheads="1"/>
+                    </pic:cNvPicPr>
+                  </pic:nvPicPr>
+                  <pic:blipFill>
+                    <a:blip r:embed="rId12"/>
+                    <a:srcRect/>
+                    <a:stretch>
+                      <a:fillRect/>
+                    </a:stretch>
+                  </pic:blipFill>
+                  <pic:spPr bwMode="auto">
+                    <a:xfrm>
+                      <a:off x="0" y="0"/>
+                      <a:ext cx="5334000" cy="2351506"/>
+                    </a:xfrm>
+                    <a:prstGeom prst="rect">
+                      <a:avLst/>
+                    </a:prstGeom>
+                  </pic:spPr>
+                </pic:pic>
+              </a:graphicData>
+            </a:graphic>
+          </wp:inline>
+        </w:drawing>
+      </w:r>
+    </w:p>
+    <w:p>
+      <w:pPr>
+        <w:spacing w:before="40" w:after="160"/>
+        <w:jc w:val="center"/>
+        <w:rPr>
+          <w:lang w:val="en-US"/>
+        </w:rPr>
+      </w:pPr>
+      <w:r>
+        <w:rPr>
+          <w:i/>
+          <w:iCs/>
+          <w:color w:val="888888"/>
+          <w:sz w:val="20"/>
+          <w:szCs w:val="20"/>
+          <w:lang w:val="en-US"/>
+        </w:rPr>
+        <w:t>Each record is one object with a single "task" property — and Haiku is enough to produce them.</w:t>
+      </w:r>
+    </w:p>
+    <w:p>
+      <w:pPr>
+        <w:pStyle w:val="Ttulo2"/>
+        <w:spacing w:before="200" w:after="100"/>
+        <w:rPr>
+          <w:lang w:val="en-US"/>
+        </w:rPr>
+      </w:pPr>
+      <w:r>
+        <w:rPr>
+          <w:b/>
+          <w:bCs/>
+          <w:color w:val="7A5A2E"/>
+          <w:sz w:val="30"/>
+          <w:szCs w:val="30"/>
+          <w:lang w:val="en-US"/>
+        </w:rPr>
+        <w:t>Updated helper: chat() with stop_sequences</w:t>
+      </w:r>
+    </w:p>
+    <w:p>
+      <w:pPr>
+        <w:spacing w:after="140" w:line="300" w:lineRule="auto"/>
+        <w:rPr>
+          <w:lang w:val="en-US"/>
+        </w:rPr>
+      </w:pPr>
+      <w:r>
+        <w:rPr>
+          <w:lang w:val="en-US"/>
+        </w:rPr>
+        <w:t xml:space="preserve">The chat() helper from Section 2 gains one more optional parameter. Both </w:t>
+      </w:r>
+      <w:r>
+        <w:rPr>
+          <w:b/>
+          <w:bCs/>
+          <w:color w:val="5A3E1B"/>
+          <w:lang w:val="en-US"/>
+        </w:rPr>
+        <w:t>system</w:t>
+      </w:r>
+      <w:r>
+        <w:rPr>
+          <w:lang w:val="en-US"/>
+        </w:rPr>
+        <w:t xml:space="preserve"> and </w:t>
+      </w:r>
+      <w:r>
+        <w:rPr>
+          <w:b/>
+          <w:bCs/>
+          <w:color w:val="5A3E1B"/>
+          <w:lang w:val="en-US"/>
+        </w:rPr>
+        <w:t>stop_sequences</w:t>
+      </w:r>
+      <w:r>
+        <w:rPr>
+          <w:lang w:val="en-US"/>
+        </w:rPr>
+        <w:t xml:space="preserve"> are added to the params dictionary </w:t>
+      </w:r>
+      <w:r>
+        <w:rPr>
+          <w:b/>
+          <w:bCs/>
+          <w:color w:val="5A3E1B"/>
+          <w:lang w:val="en-US"/>
+        </w:rPr>
+        <w:t>conditionally</w:t>
+      </w:r>
+      <w:r>
+        <w:rPr>
+          <w:lang w:val="en-US"/>
+        </w:rPr>
+        <w:t>, while temperature always has a valid default:</w:t>
+      </w:r>
+    </w:p>
+    <w:p>
+      <w:pPr>
+        <w:shd w:val="clear" w:color="auto" w:fill="F2EFE9"/>
+        <w:spacing w:after="40"/>
+        <w:rPr>
+          <w:rFonts w:ascii="Consolas" w:hAnsi="Consolas" w:cs="Consolas"/>
+          <w:sz w:val="20"/>
+        </w:rPr>
+      </w:pPr>
+      <w:r>
+        <w:rPr>
+          <w:rFonts w:ascii="Consolas" w:hAnsi="Consolas" w:cs="Consolas"/>
+          <w:sz w:val="20"/>
+          <w:shd w:val="clear" w:color="auto" w:fill="F2EFE9"/>
+        </w:rPr>
+        <w:t>def chat(messages, system=None, temperature=1.0, stop_sequences=[]):</w:t>
+      </w:r>
+    </w:p>
+    <w:p>
+      <w:pPr>
+        <w:shd w:val="clear" w:color="auto" w:fill="F2EFE9"/>
+        <w:spacing w:after="40"/>
+        <w:rPr>
+          <w:rFonts w:ascii="Consolas" w:hAnsi="Consolas" w:cs="Consolas"/>
+          <w:sz w:val="20"/>
+        </w:rPr>
+      </w:pPr>
+      <w:r>
+        <w:rPr>
+          <w:rFonts w:ascii="Consolas" w:hAnsi="Consolas" w:cs="Consolas"/>
+          <w:sz w:val="20"/>
+          <w:shd w:val="clear" w:color="auto" w:fill="F2EFE9"/>
+        </w:rPr>
+        <w:t xml:space="preserve">    params = {</w:t>
+      </w:r>
+    </w:p>
+    <w:p>
+      <w:pPr>
+        <w:shd w:val="clear" w:color="auto" w:fill="F2EFE9"/>
+        <w:spacing w:after="40"/>
+        <w:rPr>
+          <w:rFonts w:ascii="Consolas" w:hAnsi="Consolas" w:cs="Consolas"/>
+          <w:sz w:val="20"/>
+        </w:rPr>
+      </w:pPr>
+      <w:r>
+        <w:rPr>
+          <w:rFonts w:ascii="Consolas" w:hAnsi="Consolas" w:cs="Consolas"/>
+          <w:sz w:val="20"/>
+          <w:shd w:val="clear" w:color="auto" w:fill="F2EFE9"/>
+        </w:rPr>
+        <w:t xml:space="preserve">        "model": model,</w:t>
+      </w:r>
+    </w:p>
+    <w:p>
+      <w:pPr>
+        <w:shd w:val="clear" w:color="auto" w:fill="F2EFE9"/>
+        <w:spacing w:after="40"/>
+        <w:rPr>
+          <w:rFonts w:ascii="Consolas" w:hAnsi="Consolas" w:cs="Consolas"/>
+          <w:sz w:val="20"/>
+        </w:rPr>
+      </w:pPr>
+      <w:r>
+        <w:rPr>
+          <w:rFonts w:ascii="Consolas" w:hAnsi="Consolas" w:cs="Consolas"/>
+          <w:sz w:val="20"/>
+          <w:shd w:val="clear" w:color="auto" w:fill="F2EFE9"/>
+        </w:rPr>
+        <w:t xml:space="preserve">        "max_tokens": 1000,</w:t>
+      </w:r>
+    </w:p>
+    <w:p>
+      <w:pPr>
+        <w:shd w:val="clear" w:color="auto" w:fill="F2EFE9"/>
+        <w:spacing w:after="40"/>
+        <w:rPr>
+          <w:rFonts w:ascii="Consolas" w:hAnsi="Consolas" w:cs="Consolas"/>
+          <w:sz w:val="20"/>
+        </w:rPr>
+      </w:pPr>
+      <w:r>
+        <w:rPr>
+          <w:rFonts w:ascii="Consolas" w:hAnsi="Consolas" w:cs="Consolas"/>
+          <w:sz w:val="20"/>
+          <w:shd w:val="clear" w:color="auto" w:fill="F2EFE9"/>
+        </w:rPr>
+        <w:t xml:space="preserve">        "messages": messages,</w:t>
+      </w:r>
+    </w:p>
+    <w:p>
+      <w:pPr>
+        <w:shd w:val="clear" w:color="auto" w:fill="F2EFE9"/>
+        <w:spacing w:after="40"/>
+        <w:rPr>
+          <w:rFonts w:ascii="Consolas" w:hAnsi="Consolas" w:cs="Consolas"/>
+          <w:sz w:val="20"/>
+        </w:rPr>
+      </w:pPr>
+      <w:r>
+        <w:rPr>
+          <w:rFonts w:ascii="Consolas" w:hAnsi="Consolas" w:cs="Consolas"/>
+          <w:sz w:val="20"/>
+          <w:shd w:val="clear" w:color="auto" w:fill="F2EFE9"/>
+        </w:rPr>
+        <w:t xml:space="preserve">        "temperature": temperature</w:t>
+      </w:r>
+    </w:p>
+    <w:p>
+      <w:pPr>
+        <w:shd w:val="clear" w:color="auto" w:fill="F2EFE9"/>
+        <w:spacing w:after="40"/>
+        <w:rPr>
+          <w:rFonts w:ascii="Consolas" w:hAnsi="Consolas" w:cs="Consolas"/>
+          <w:sz w:val="20"/>
+        </w:rPr>
+      </w:pPr>
+      <w:r>
+        <w:rPr>
+          <w:rFonts w:ascii="Consolas" w:hAnsi="Consolas" w:cs="Consolas"/>
+          <w:sz w:val="20"/>
+          <w:shd w:val="clear" w:color="auto" w:fill="F2EFE9"/>
+        </w:rPr>
+        <w:t xml:space="preserve">    }</w:t>
+      </w:r>
+    </w:p>
+    <w:p>
+      <w:pPr>
+        <w:shd w:val="clear" w:color="auto" w:fill="F2EFE9"/>
+        <w:spacing w:after="40"/>
+        <w:rPr>
+          <w:rFonts w:ascii="Consolas" w:hAnsi="Consolas" w:cs="Consolas"/>
+          <w:sz w:val="20"/>
+        </w:rPr>
+      </w:pPr>
+      <w:r>
+        <w:rPr>
+          <w:rFonts w:ascii="Consolas" w:hAnsi="Consolas" w:cs="Consolas"/>
+          <w:sz w:val="20"/>
+          <w:shd w:val="clear" w:color="auto" w:fill="F2EFE9"/>
+        </w:rPr>
+        <w:t xml:space="preserve">    if system:</w:t>
+      </w:r>
+    </w:p>
+    <w:p>
+      <w:pPr>
+        <w:shd w:val="clear" w:color="auto" w:fill="F2EFE9"/>
+        <w:spacing w:after="40"/>
+        <w:rPr>
+          <w:rFonts w:ascii="Consolas" w:hAnsi="Consolas" w:cs="Consolas"/>
+          <w:sz w:val="20"/>
+        </w:rPr>
+      </w:pPr>
+      <w:r>
+        <w:rPr>
+          <w:rFonts w:ascii="Consolas" w:hAnsi="Consolas" w:cs="Consolas"/>
+          <w:sz w:val="20"/>
+          <w:shd w:val="clear" w:color="auto" w:fill="F2EFE9"/>
+        </w:rPr>
+        <w:t xml:space="preserve">        params["system"] = system</w:t>
+      </w:r>
+    </w:p>
+    <w:p>
+      <w:pPr>
+        <w:shd w:val="clear" w:color="auto" w:fill="F2EFE9"/>
+        <w:spacing w:after="40"/>
+        <w:rPr>
+          <w:rFonts w:ascii="Consolas" w:hAnsi="Consolas" w:cs="Consolas"/>
+          <w:sz w:val="20"/>
+        </w:rPr>
+      </w:pPr>
+      <w:r>
+        <w:rPr>
+          <w:rFonts w:ascii="Consolas" w:hAnsi="Consolas" w:cs="Consolas"/>
+          <w:sz w:val="20"/>
+          <w:shd w:val="clear" w:color="auto" w:fill="F2EFE9"/>
+        </w:rPr>
+        <w:t xml:space="preserve">    if stop_sequences:</w:t>
+      </w:r>
+    </w:p>
+    <w:p>
+      <w:pPr>
+        <w:shd w:val="clear" w:color="auto" w:fill="F2EFE9"/>
+        <w:spacing w:after="40"/>
+        <w:rPr>
+          <w:rFonts w:ascii="Consolas" w:hAnsi="Consolas" w:cs="Consolas"/>
+          <w:sz w:val="20"/>
+        </w:rPr>
+      </w:pPr>
+      <w:r>
+        <w:rPr>
+          <w:rFonts w:ascii="Consolas" w:hAnsi="Consolas" w:cs="Consolas"/>
+          <w:sz w:val="20"/>
+          <w:shd w:val="clear" w:color="auto" w:fill="F2EFE9"/>
+        </w:rPr>
+        <w:t xml:space="preserve">        params["stop_sequences"] = stop_sequences</w:t>
+      </w:r>
+    </w:p>
+    <w:p>
+      <w:pPr>
+        <w:shd w:val="clear" w:color="auto" w:fill="F2EFE9"/>
+        <w:spacing w:after="40"/>
+        <w:rPr>
+          <w:rFonts w:ascii="Consolas" w:hAnsi="Consolas" w:cs="Consolas"/>
+          <w:sz w:val="20"/>
+        </w:rPr>
+      </w:pPr>
+    </w:p>
+    <w:p>
+      <w:pPr>
+        <w:shd w:val="clear" w:color="auto" w:fill="F2EFE9"/>
+        <w:spacing w:after="40"/>
+        <w:rPr>
+          <w:rFonts w:ascii="Consolas" w:hAnsi="Consolas" w:cs="Consolas"/>
+          <w:sz w:val="20"/>
+        </w:rPr>
+      </w:pPr>
+      <w:r>
+        <w:rPr>
+          <w:rFonts w:ascii="Consolas" w:hAnsi="Consolas" w:cs="Consolas"/>
+          <w:sz w:val="20"/>
+          <w:shd w:val="clear" w:color="auto" w:fill="F2EFE9"/>
+        </w:rPr>
+        <w:t xml:space="preserve">    response = client.messages.create(**params)</w:t>
+      </w:r>
+    </w:p>
+    <w:p>
+      <w:pPr>
+        <w:shd w:val="clear" w:color="auto" w:fill="F2EFE9"/>
+        <w:rPr>
+          <w:rFonts w:ascii="Consolas" w:hAnsi="Consolas" w:cs="Consolas"/>
+          <w:sz w:val="20"/>
+        </w:rPr>
+      </w:pPr>
+      <w:r>
+        <w:rPr>
+          <w:rFonts w:ascii="Consolas" w:hAnsi="Consolas" w:cs="Consolas"/>
+          <w:sz w:val="20"/>
+          <w:shd w:val="clear" w:color="auto" w:fill="F2EFE9"/>
+        </w:rPr>
+        <w:t xml:space="preserve">    return response.content[0].text</w:t>
+      </w:r>
+    </w:p>
+    <w:p>
+      <w:pPr>
+        <w:pStyle w:val="Ttulo2"/>
+        <w:spacing w:before="200" w:after="100"/>
+        <w:rPr>
+          <w:lang w:val="en-US"/>
+        </w:rPr>
+      </w:pPr>
+      <w:r>
+        <w:rPr>
+          <w:b/>
+          <w:bCs/>
+          <w:color w:val="7A5A2E"/>
+          <w:sz w:val="30"/>
+          <w:szCs w:val="30"/>
+          <w:lang w:val="en-US"/>
+        </w:rPr>
+        <w:t>Generating the dataset with a meta-prompt</w:t>
+      </w:r>
+    </w:p>
+    <w:p>
+      <w:pPr>
+        <w:spacing w:after="140" w:line="300" w:lineRule="auto"/>
+        <w:rPr>
+          <w:lang w:val="en-US"/>
+        </w:rPr>
+      </w:pPr>
+      <w:r>
+        <w:rPr>
+          <w:lang w:val="en-US"/>
+        </w:rPr>
+        <w:t xml:space="preserve">This is the core new technique. You write a prompt whose job is to produce the dataset itself. Three things make it work: it </w:t>
+      </w:r>
+      <w:r>
+        <w:rPr>
+          <w:b/>
+          <w:bCs/>
+          <w:color w:val="5A3E1B"/>
+          <w:lang w:val="en-US"/>
+        </w:rPr>
+        <w:t>shows an example of the exact JSON shape</w:t>
+      </w:r>
+      <w:r>
+        <w:rPr>
+          <w:lang w:val="en-US"/>
+        </w:rPr>
+        <w:t xml:space="preserve"> wanted, it </w:t>
+      </w:r>
+      <w:r>
+        <w:rPr>
+          <w:b/>
+          <w:bCs/>
+          <w:color w:val="5A3E1B"/>
+          <w:lang w:val="en-US"/>
+        </w:rPr>
+        <w:t>constrains the kind of task</w:t>
+      </w:r>
+      <w:r>
+        <w:rPr>
+          <w:lang w:val="en-US"/>
+        </w:rPr>
+        <w:t xml:space="preserve"> that may be generated, and it </w:t>
+      </w:r>
+      <w:r>
+        <w:rPr>
+          <w:b/>
+          <w:bCs/>
+          <w:color w:val="5A3E1B"/>
+          <w:lang w:val="en-US"/>
+        </w:rPr>
+        <w:t>states how many objects</w:t>
+      </w:r>
+      <w:r>
+        <w:rPr>
+          <w:lang w:val="en-US"/>
+        </w:rPr>
+        <w:t xml:space="preserve"> to produce.</w:t>
+      </w:r>
+    </w:p>
+    <w:p>
+      <w:pPr>
+        <w:shd w:val="clear" w:color="auto" w:fill="F2EFE9"/>
+        <w:spacing w:after="40"/>
+        <w:rPr>
+          <w:rFonts w:ascii="Consolas" w:hAnsi="Consolas" w:cs="Consolas"/>
+          <w:sz w:val="20"/>
+        </w:rPr>
+      </w:pPr>
+      <w:r>
+        <w:rPr>
+          <w:rFonts w:ascii="Consolas" w:hAnsi="Consolas" w:cs="Consolas"/>
+          <w:sz w:val="20"/>
+          <w:shd w:val="clear" w:color="auto" w:fill="F2EFE9"/>
+        </w:rPr>
+        <w:t>def generate_dataset():</w:t>
+      </w:r>
+    </w:p>
+    <w:p>
+      <w:pPr>
+        <w:shd w:val="clear" w:color="auto" w:fill="F2EFE9"/>
+        <w:spacing w:after="40"/>
+        <w:rPr>
+          <w:rFonts w:ascii="Consolas" w:hAnsi="Consolas" w:cs="Consolas"/>
+          <w:sz w:val="20"/>
+        </w:rPr>
+      </w:pPr>
+      <w:r>
+        <w:rPr>
+          <w:rFonts w:ascii="Consolas" w:hAnsi="Consolas" w:cs="Consolas"/>
+          <w:sz w:val="20"/>
+          <w:shd w:val="clear" w:color="auto" w:fill="F2EFE9"/>
+        </w:rPr>
+        <w:t xml:space="preserve">    prompt = """</w:t>
+      </w:r>
+    </w:p>
+    <w:p>
+      <w:pPr>
+        <w:shd w:val="clear" w:color="auto" w:fill="F2EFE9"/>
+        <w:spacing w:after="40"/>
+        <w:rPr>
+          <w:rFonts w:ascii="Consolas" w:hAnsi="Consolas" w:cs="Consolas"/>
+          <w:sz w:val="20"/>
+        </w:rPr>
+      </w:pPr>
+      <w:r>
+        <w:rPr>
+          <w:rFonts w:ascii="Consolas" w:hAnsi="Consolas" w:cs="Consolas"/>
+          <w:sz w:val="20"/>
+          <w:shd w:val="clear" w:color="auto" w:fill="F2EFE9"/>
+        </w:rPr>
+        <w:t>Generate an evaluation dataset for a prompt evaluation.</w:t>
+      </w:r>
+    </w:p>
+    <w:p>
+      <w:pPr>
+        <w:shd w:val="clear" w:color="auto" w:fill="F2EFE9"/>
+        <w:spacing w:after="40"/>
+        <w:rPr>
+          <w:rFonts w:ascii="Consolas" w:hAnsi="Consolas" w:cs="Consolas"/>
+          <w:sz w:val="20"/>
+        </w:rPr>
+      </w:pPr>
+      <w:r>
+        <w:rPr>
+          <w:rFonts w:ascii="Consolas" w:hAnsi="Consolas" w:cs="Consolas"/>
+          <w:sz w:val="20"/>
+          <w:shd w:val="clear" w:color="auto" w:fill="F2EFE9"/>
+        </w:rPr>
+        <w:t>The dataset will be used to evaluate prompts that generate</w:t>
+      </w:r>
+    </w:p>
+    <w:p>
+      <w:pPr>
+        <w:shd w:val="clear" w:color="auto" w:fill="F2EFE9"/>
+        <w:spacing w:after="40"/>
+        <w:rPr>
+          <w:rFonts w:ascii="Consolas" w:hAnsi="Consolas" w:cs="Consolas"/>
+          <w:sz w:val="20"/>
+        </w:rPr>
+      </w:pPr>
+      <w:r>
+        <w:rPr>
+          <w:rFonts w:ascii="Consolas" w:hAnsi="Consolas" w:cs="Consolas"/>
+          <w:sz w:val="20"/>
+          <w:shd w:val="clear" w:color="auto" w:fill="F2EFE9"/>
+        </w:rPr>
+        <w:t>Python code, JSON configs, or regular expressions for</w:t>
+      </w:r>
+    </w:p>
+    <w:p>
+      <w:pPr>
+        <w:shd w:val="clear" w:color="auto" w:fill="F2EFE9"/>
+        <w:spacing w:after="40"/>
+        <w:rPr>
+          <w:rFonts w:ascii="Consolas" w:hAnsi="Consolas" w:cs="Consolas"/>
+          <w:sz w:val="20"/>
+        </w:rPr>
+      </w:pPr>
+      <w:r>
+        <w:rPr>
+          <w:rFonts w:ascii="Consolas" w:hAnsi="Consolas" w:cs="Consolas"/>
+          <w:sz w:val="20"/>
+          <w:shd w:val="clear" w:color="auto" w:fill="F2EFE9"/>
+        </w:rPr>
+        <w:t>AWS-specific use cases.</w:t>
+      </w:r>
+    </w:p>
+    <w:p>
+      <w:pPr>
+        <w:shd w:val="clear" w:color="auto" w:fill="F2EFE9"/>
+        <w:spacing w:after="40"/>
+        <w:rPr>
+          <w:rFonts w:ascii="Consolas" w:hAnsi="Consolas" w:cs="Consolas"/>
+          <w:sz w:val="20"/>
+        </w:rPr>
+      </w:pPr>
+    </w:p>
+    <w:p>
+      <w:pPr>
+        <w:shd w:val="clear" w:color="auto" w:fill="F2EFE9"/>
+        <w:spacing w:after="40"/>
+        <w:rPr>
+          <w:rFonts w:ascii="Consolas" w:hAnsi="Consolas" w:cs="Consolas"/>
+          <w:sz w:val="20"/>
+        </w:rPr>
+      </w:pPr>
+      <w:r>
+        <w:rPr>
+          <w:rFonts w:ascii="Consolas" w:hAnsi="Consolas" w:cs="Consolas"/>
+          <w:sz w:val="20"/>
+          <w:shd w:val="clear" w:color="auto" w:fill="F2EFE9"/>
+        </w:rPr>
+        <w:t>Example output:</w:t>
+      </w:r>
+    </w:p>
+    <w:p>
+      <w:pPr>
+        <w:shd w:val="clear" w:color="auto" w:fill="F2EFE9"/>
+        <w:spacing w:after="40"/>
+        <w:rPr>
+          <w:rFonts w:ascii="Consolas" w:hAnsi="Consolas" w:cs="Consolas"/>
+          <w:sz w:val="20"/>
+        </w:rPr>
+      </w:pPr>
+      <w:r>
+        <w:rPr>
+          <w:rFonts w:ascii="Consolas" w:hAnsi="Consolas" w:cs="Consolas"/>
+          <w:sz w:val="20"/>
+          <w:shd w:val="clear" w:color="auto" w:fill="F2EFE9"/>
+        </w:rPr>
+        <w:t>```json</w:t>
+      </w:r>
+    </w:p>
+    <w:p>
+      <w:pPr>
+        <w:shd w:val="clear" w:color="auto" w:fill="F2EFE9"/>
+        <w:spacing w:after="40"/>
+        <w:rPr>
+          <w:rFonts w:ascii="Consolas" w:hAnsi="Consolas" w:cs="Consolas"/>
+          <w:sz w:val="20"/>
+        </w:rPr>
+      </w:pPr>
+      <w:r>
+        <w:rPr>
+          <w:rFonts w:ascii="Consolas" w:hAnsi="Consolas" w:cs="Consolas"/>
+          <w:sz w:val="20"/>
+          <w:shd w:val="clear" w:color="auto" w:fill="F2EFE9"/>
+        </w:rPr>
+        <w:lastRenderedPageBreak/>
+        <w:t>[</w:t>
+      </w:r>
+    </w:p>
+    <w:p>
+      <w:pPr>
+        <w:shd w:val="clear" w:color="auto" w:fill="F2EFE9"/>
+        <w:spacing w:after="40"/>
+        <w:rPr>
+          <w:rFonts w:ascii="Consolas" w:hAnsi="Consolas" w:cs="Consolas"/>
+          <w:sz w:val="20"/>
+        </w:rPr>
+      </w:pPr>
+      <w:r>
+        <w:rPr>
+          <w:rFonts w:ascii="Consolas" w:hAnsi="Consolas" w:cs="Consolas"/>
+          <w:sz w:val="20"/>
+          <w:shd w:val="clear" w:color="auto" w:fill="F2EFE9"/>
+        </w:rPr>
+        <w:t xml:space="preserve">  {</w:t>
+      </w:r>
+    </w:p>
+    <w:p>
+      <w:pPr>
+        <w:shd w:val="clear" w:color="auto" w:fill="F2EFE9"/>
+        <w:spacing w:after="40"/>
+        <w:rPr>
+          <w:rFonts w:ascii="Consolas" w:hAnsi="Consolas" w:cs="Consolas"/>
+          <w:sz w:val="20"/>
+        </w:rPr>
+      </w:pPr>
+      <w:r>
+        <w:rPr>
+          <w:rFonts w:ascii="Consolas" w:hAnsi="Consolas" w:cs="Consolas"/>
+          <w:sz w:val="20"/>
+          <w:shd w:val="clear" w:color="auto" w:fill="F2EFE9"/>
+        </w:rPr>
+        <w:t xml:space="preserve">    "task": "Description of task",</w:t>
+      </w:r>
+    </w:p>
+    <w:p>
+      <w:pPr>
+        <w:shd w:val="clear" w:color="auto" w:fill="F2EFE9"/>
+        <w:spacing w:after="40"/>
+        <w:rPr>
+          <w:rFonts w:ascii="Consolas" w:hAnsi="Consolas" w:cs="Consolas"/>
+          <w:sz w:val="20"/>
+        </w:rPr>
+      </w:pPr>
+      <w:r>
+        <w:rPr>
+          <w:rFonts w:ascii="Consolas" w:hAnsi="Consolas" w:cs="Consolas"/>
+          <w:sz w:val="20"/>
+          <w:shd w:val="clear" w:color="auto" w:fill="F2EFE9"/>
+        </w:rPr>
+        <w:t xml:space="preserve">  },</w:t>
+      </w:r>
+    </w:p>
+    <w:p>
+      <w:pPr>
+        <w:shd w:val="clear" w:color="auto" w:fill="F2EFE9"/>
+        <w:spacing w:after="40"/>
+        <w:rPr>
+          <w:rFonts w:ascii="Consolas" w:hAnsi="Consolas" w:cs="Consolas"/>
+          <w:sz w:val="20"/>
+        </w:rPr>
+      </w:pPr>
+      <w:r>
+        <w:rPr>
+          <w:rFonts w:ascii="Consolas" w:hAnsi="Consolas" w:cs="Consolas"/>
+          <w:sz w:val="20"/>
+          <w:shd w:val="clear" w:color="auto" w:fill="F2EFE9"/>
+        </w:rPr>
+        <w:t xml:space="preserve">  ...additional</w:t>
+      </w:r>
+    </w:p>
+    <w:p>
+      <w:pPr>
+        <w:shd w:val="clear" w:color="auto" w:fill="F2EFE9"/>
+        <w:spacing w:after="40"/>
+        <w:rPr>
+          <w:rFonts w:ascii="Consolas" w:hAnsi="Consolas" w:cs="Consolas"/>
+          <w:sz w:val="20"/>
+        </w:rPr>
+      </w:pPr>
+      <w:r>
+        <w:rPr>
+          <w:rFonts w:ascii="Consolas" w:hAnsi="Consolas" w:cs="Consolas"/>
+          <w:sz w:val="20"/>
+          <w:shd w:val="clear" w:color="auto" w:fill="F2EFE9"/>
+        </w:rPr>
+        <w:t>]</w:t>
+      </w:r>
+    </w:p>
+    <w:p>
+      <w:pPr>
+        <w:shd w:val="clear" w:color="auto" w:fill="F2EFE9"/>
+        <w:spacing w:after="40"/>
+        <w:rPr>
+          <w:rFonts w:ascii="Consolas" w:hAnsi="Consolas" w:cs="Consolas"/>
+          <w:sz w:val="20"/>
+        </w:rPr>
+      </w:pPr>
+      <w:r>
+        <w:rPr>
+          <w:rFonts w:ascii="Consolas" w:hAnsi="Consolas" w:cs="Consolas"/>
+          <w:sz w:val="20"/>
+          <w:shd w:val="clear" w:color="auto" w:fill="F2EFE9"/>
+        </w:rPr>
+        <w:t>```</w:t>
+      </w:r>
+    </w:p>
+    <w:p>
+      <w:pPr>
+        <w:shd w:val="clear" w:color="auto" w:fill="F2EFE9"/>
+        <w:spacing w:after="40"/>
+        <w:rPr>
+          <w:rFonts w:ascii="Consolas" w:hAnsi="Consolas" w:cs="Consolas"/>
+          <w:sz w:val="20"/>
+        </w:rPr>
+      </w:pPr>
+    </w:p>
+    <w:p>
+      <w:pPr>
+        <w:shd w:val="clear" w:color="auto" w:fill="F2EFE9"/>
+        <w:spacing w:after="40"/>
+        <w:rPr>
+          <w:rFonts w:ascii="Consolas" w:hAnsi="Consolas" w:cs="Consolas"/>
+          <w:sz w:val="20"/>
+        </w:rPr>
+      </w:pPr>
+      <w:r>
+        <w:rPr>
+          <w:rFonts w:ascii="Consolas" w:hAnsi="Consolas" w:cs="Consolas"/>
+          <w:sz w:val="20"/>
+          <w:shd w:val="clear" w:color="auto" w:fill="F2EFE9"/>
+        </w:rPr>
+        <w:t>* Focus on tasks that can be solved by writing a single</w:t>
+      </w:r>
+    </w:p>
+    <w:p>
+      <w:pPr>
+        <w:shd w:val="clear" w:color="auto" w:fill="F2EFE9"/>
+        <w:spacing w:after="40"/>
+        <w:rPr>
+          <w:rFonts w:ascii="Consolas" w:hAnsi="Consolas" w:cs="Consolas"/>
+          <w:sz w:val="20"/>
+        </w:rPr>
+      </w:pPr>
+      <w:r>
+        <w:rPr>
+          <w:rFonts w:ascii="Consolas" w:hAnsi="Consolas" w:cs="Consolas"/>
+          <w:sz w:val="20"/>
+          <w:shd w:val="clear" w:color="auto" w:fill="F2EFE9"/>
+        </w:rPr>
+        <w:t xml:space="preserve">  Python function, a single JSON config, or a single</w:t>
+      </w:r>
+    </w:p>
+    <w:p>
+      <w:pPr>
+        <w:shd w:val="clear" w:color="auto" w:fill="F2EFE9"/>
+        <w:spacing w:after="40"/>
+        <w:rPr>
+          <w:rFonts w:ascii="Consolas" w:hAnsi="Consolas" w:cs="Consolas"/>
+          <w:sz w:val="20"/>
+        </w:rPr>
+      </w:pPr>
+      <w:r>
+        <w:rPr>
+          <w:rFonts w:ascii="Consolas" w:hAnsi="Consolas" w:cs="Consolas"/>
+          <w:sz w:val="20"/>
+          <w:shd w:val="clear" w:color="auto" w:fill="F2EFE9"/>
+        </w:rPr>
+        <w:t xml:space="preserve">  regular expression</w:t>
+      </w:r>
+    </w:p>
+    <w:p>
+      <w:pPr>
+        <w:shd w:val="clear" w:color="auto" w:fill="F2EFE9"/>
+        <w:spacing w:after="40"/>
+        <w:rPr>
+          <w:rFonts w:ascii="Consolas" w:hAnsi="Consolas" w:cs="Consolas"/>
+          <w:sz w:val="20"/>
+        </w:rPr>
+      </w:pPr>
+      <w:r>
+        <w:rPr>
+          <w:rFonts w:ascii="Consolas" w:hAnsi="Consolas" w:cs="Consolas"/>
+          <w:sz w:val="20"/>
+          <w:shd w:val="clear" w:color="auto" w:fill="F2EFE9"/>
+        </w:rPr>
+        <w:t>* Focus on tasks that do not require writing much code</w:t>
+      </w:r>
+    </w:p>
+    <w:p>
+      <w:pPr>
+        <w:shd w:val="clear" w:color="auto" w:fill="F2EFE9"/>
+        <w:spacing w:after="40"/>
+        <w:rPr>
+          <w:rFonts w:ascii="Consolas" w:hAnsi="Consolas" w:cs="Consolas"/>
+          <w:sz w:val="20"/>
+        </w:rPr>
+      </w:pPr>
+    </w:p>
+    <w:p>
+      <w:pPr>
+        <w:shd w:val="clear" w:color="auto" w:fill="F2EFE9"/>
+        <w:spacing w:after="40"/>
+        <w:rPr>
+          <w:rFonts w:ascii="Consolas" w:hAnsi="Consolas" w:cs="Consolas"/>
+          <w:sz w:val="20"/>
+        </w:rPr>
+      </w:pPr>
+      <w:r>
+        <w:rPr>
+          <w:rFonts w:ascii="Consolas" w:hAnsi="Consolas" w:cs="Consolas"/>
+          <w:sz w:val="20"/>
+          <w:shd w:val="clear" w:color="auto" w:fill="F2EFE9"/>
+        </w:rPr>
+        <w:t>Please generate 3 objects.</w:t>
+      </w:r>
+    </w:p>
+    <w:p>
+      <w:pPr>
+        <w:shd w:val="clear" w:color="auto" w:fill="F2EFE9"/>
+        <w:rPr>
+          <w:rFonts w:ascii="Consolas" w:hAnsi="Consolas" w:cs="Consolas"/>
+          <w:sz w:val="20"/>
+        </w:rPr>
+      </w:pPr>
+      <w:r>
+        <w:rPr>
+          <w:rFonts w:ascii="Consolas" w:hAnsi="Consolas" w:cs="Consolas"/>
+          <w:sz w:val="20"/>
+          <w:shd w:val="clear" w:color="auto" w:fill="F2EFE9"/>
+        </w:rPr>
+        <w:t>"""</w:t>
+      </w:r>
+    </w:p>
+    <w:p>
+      <w:pPr>
+        <w:spacing w:after="140" w:line="300" w:lineRule="auto"/>
+        <w:rPr>
+          <w:lang w:val="en-US"/>
+        </w:rPr>
+      </w:pPr>
+      <w:r>
+        <w:rPr>
+          <w:lang w:val="en-US"/>
+        </w:rPr>
+        <w:t xml:space="preserve">Then, to get a response you can actually parse, the lesson reuses </w:t>
+      </w:r>
+      <w:r>
+        <w:rPr>
+          <w:b/>
+          <w:bCs/>
+          <w:color w:val="5A3E1B"/>
+          <w:lang w:val="en-US"/>
+        </w:rPr>
+        <w:t>prefilling and stop sequences</w:t>
+      </w:r>
+      <w:r>
+        <w:rPr>
+          <w:lang w:val="en-US"/>
+        </w:rPr>
+        <w:t xml:space="preserve"> from Section 2 — prefill the assistant message with the opening fence and stop on the closing one, then hand the text to </w:t>
+      </w:r>
+      <w:r>
+        <w:rPr>
+          <w:b/>
+          <w:bCs/>
+          <w:color w:val="5A3E1B"/>
+          <w:lang w:val="en-US"/>
+        </w:rPr>
+        <w:t>json.loads()</w:t>
+      </w:r>
+      <w:r>
+        <w:rPr>
+          <w:lang w:val="en-US"/>
+        </w:rPr>
+        <w:t>:</w:t>
+      </w:r>
+    </w:p>
+    <w:p>
+      <w:pPr>
+        <w:shd w:val="clear" w:color="auto" w:fill="F2EFE9"/>
+        <w:spacing w:after="40"/>
+        <w:rPr>
+          <w:rFonts w:ascii="Consolas" w:hAnsi="Consolas" w:cs="Consolas"/>
+          <w:sz w:val="20"/>
+        </w:rPr>
+      </w:pPr>
+      <w:r>
+        <w:rPr>
+          <w:rFonts w:ascii="Consolas" w:hAnsi="Consolas" w:cs="Consolas"/>
+          <w:sz w:val="20"/>
+          <w:shd w:val="clear" w:color="auto" w:fill="F2EFE9"/>
+        </w:rPr>
+        <w:t xml:space="preserve">    messages = []</w:t>
+      </w:r>
+    </w:p>
+    <w:p>
+      <w:pPr>
+        <w:shd w:val="clear" w:color="auto" w:fill="F2EFE9"/>
+        <w:spacing w:after="40"/>
+        <w:rPr>
+          <w:rFonts w:ascii="Consolas" w:hAnsi="Consolas" w:cs="Consolas"/>
+          <w:sz w:val="20"/>
+        </w:rPr>
+      </w:pPr>
+      <w:r>
+        <w:rPr>
+          <w:rFonts w:ascii="Consolas" w:hAnsi="Consolas" w:cs="Consolas"/>
+          <w:sz w:val="20"/>
+          <w:shd w:val="clear" w:color="auto" w:fill="F2EFE9"/>
+        </w:rPr>
+        <w:t xml:space="preserve">    add_user_message(messages, prompt)</w:t>
+      </w:r>
+    </w:p>
+    <w:p>
+      <w:pPr>
+        <w:shd w:val="clear" w:color="auto" w:fill="F2EFE9"/>
+        <w:spacing w:after="40"/>
+        <w:rPr>
+          <w:rFonts w:ascii="Consolas" w:hAnsi="Consolas" w:cs="Consolas"/>
+          <w:sz w:val="20"/>
+        </w:rPr>
+      </w:pPr>
+      <w:r>
+        <w:rPr>
+          <w:rFonts w:ascii="Consolas" w:hAnsi="Consolas" w:cs="Consolas"/>
+          <w:sz w:val="20"/>
+          <w:shd w:val="clear" w:color="auto" w:fill="F2EFE9"/>
+        </w:rPr>
+        <w:t xml:space="preserve">    add_assistant_message(messages, "```json")</w:t>
+      </w:r>
+    </w:p>
+    <w:p>
+      <w:pPr>
+        <w:shd w:val="clear" w:color="auto" w:fill="F2EFE9"/>
+        <w:spacing w:after="40"/>
+        <w:rPr>
+          <w:rFonts w:ascii="Consolas" w:hAnsi="Consolas" w:cs="Consolas"/>
+          <w:sz w:val="20"/>
+        </w:rPr>
+      </w:pPr>
+      <w:r>
+        <w:rPr>
+          <w:rFonts w:ascii="Consolas" w:hAnsi="Consolas" w:cs="Consolas"/>
+          <w:sz w:val="20"/>
+          <w:shd w:val="clear" w:color="auto" w:fill="F2EFE9"/>
+        </w:rPr>
+        <w:t xml:space="preserve">    text = chat(messages, stop_sequences=["```"])</w:t>
+      </w:r>
+    </w:p>
+    <w:p>
+      <w:pPr>
+        <w:shd w:val="clear" w:color="auto" w:fill="F2EFE9"/>
+        <w:rPr>
+          <w:rFonts w:ascii="Consolas" w:hAnsi="Consolas" w:cs="Consolas"/>
+          <w:sz w:val="20"/>
+        </w:rPr>
+      </w:pPr>
+      <w:r>
+        <w:rPr>
+          <w:rFonts w:ascii="Consolas" w:hAnsi="Consolas" w:cs="Consolas"/>
+          <w:sz w:val="20"/>
+          <w:shd w:val="clear" w:color="auto" w:fill="F2EFE9"/>
+        </w:rPr>
+        <w:t xml:space="preserve">    return json.loads(text)</w:t>
+      </w:r>
+    </w:p>
+    <w:p>
+      <w:pPr>
+        <w:spacing w:before="80" w:after="20"/>
+        <w:jc w:val="center"/>
+      </w:pPr>
+      <w:r>
+        <w:rPr>
+          <w:noProof/>
+        </w:rPr>
+        <w:drawing>
+          <wp:inline distT="0" distB="0" distL="0" distR="0" wp14:anchorId="13000062" wp14:editId="13000063">
+            <wp:extent cx="5334000" cy="1858320"/>
+            <wp:effectExtent l="0" t="0" r="0" b="0"/>
+            <wp:docPr id="58" name="Diagram dataset generation pipeline"/>
+            <wp:cNvGraphicFramePr>
+              <a:graphicFrameLocks xmlns:a="http://schemas.openxmlformats.org/drawingml/2006/main" noChangeAspect="1"/>
+            </wp:cNvGraphicFramePr>
+            <a:graphic xmlns:a="http://schemas.openxmlformats.org/drawingml/2006/main">
+              <a:graphicData uri="http://schemas.openxmlformats.org/drawingml/2006/picture">
+                <pic:pic xmlns:pic="http://schemas.openxmlformats.org/drawingml/2006/picture">
+                  <pic:nvPicPr>
+                    <pic:cNvPr id="0" name=""/>
+                    <pic:cNvPicPr>
+                      <a:picLocks noChangeAspect="1" noChangeArrowheads="1"/>
+                    </pic:cNvPicPr>
+                  </pic:nvPicPr>
+                  <pic:blipFill>
+                    <a:blip r:embed="rId13"/>
+                    <a:srcRect/>
+                    <a:stretch>
+                      <a:fillRect/>
+                    </a:stretch>
+                  </pic:blipFill>
+                  <pic:spPr bwMode="auto">
+                    <a:xfrm>
+                      <a:off x="0" y="0"/>
+                      <a:ext cx="5334000" cy="1858320"/>
+                    </a:xfrm>
+                    <a:prstGeom prst="rect">
+                      <a:avLst/>
+                    </a:prstGeom>
+                  </pic:spPr>
+                </pic:pic>
+              </a:graphicData>
+            </a:graphic>
+          </wp:inline>
+        </w:drawing>
+      </w:r>
+    </w:p>
+    <w:p>
+      <w:pPr>
+        <w:spacing w:before="40" w:after="160"/>
+        <w:jc w:val="center"/>
+        <w:rPr>
+          <w:lang w:val="en-US"/>
+        </w:rPr>
+      </w:pPr>
+      <w:r>
+        <w:rPr>
+          <w:i/>
+          <w:iCs/>
+          <w:color w:val="888888"/>
+          <w:sz w:val="20"/>
+          <w:szCs w:val="20"/>
+          <w:lang w:val="en-US"/>
+        </w:rPr>
+        <w:t>From meta-prompt to a saved dataset.json — the prefill trick is what makes the JSON parseable.</w:t>
+      </w:r>
+    </w:p>
+    <w:tbl>
+      <w:tblPr>
+        <w:tblW w:w="5000" w:type="pct"/>
+        <w:tblBorders>
+          <w:top w:val="single" w:sz="4" w:space="0" w:color="auto"/>
+          <w:left w:val="single" w:sz="4" w:space="0" w:color="auto"/>
+          <w:bottom w:val="single" w:sz="4" w:space="0" w:color="auto"/>
+          <w:right w:val="single" w:sz="4" w:space="0" w:color="auto"/>
+          <w:insideH w:val="single" w:sz="4" w:space="0" w:color="auto"/>
+          <w:insideV w:val="single" w:sz="4" w:space="0" w:color="auto"/>
+        </w:tblBorders>
+        <w:tblCellMar>
+          <w:left w:w="10" w:type="dxa"/>
+          <w:right w:w="10" w:type="dxa"/>
+        </w:tblCellMar>
+        <w:tblLook w:val="0000" w:firstRow="0" w:lastRow="0" w:firstColumn="0" w:lastColumn="0" w:noHBand="0" w:noVBand="0"/>
+      </w:tblPr>
+      <w:tblGrid>
+        <w:gridCol w:w="3652"/>
+        <w:gridCol w:w="5844"/>
+      </w:tblGrid>
+      <w:tr>
+        <w:tc>
+          <w:tcPr>
+            <w:tcW w:w="0" w:type="auto"/>
+            <w:tcMar>
+              <w:top w:w="50" w:type="dxa"/>
+              <w:left w:w="100" w:type="dxa"/>
+              <w:bottom w:w="50" w:type="dxa"/>
+              <w:right w:w="100" w:type="dxa"/>
+            </w:tcMar>
+          </w:tcPr>
+          <w:p>
+            <w:pPr>
+              <w:rPr>
+                <w:lang w:val="en-US"/>
+              </w:rPr>
+            </w:pPr>
+            <w:r>
+              <w:rPr>
+                <w:b/>
+                <w:bCs/>
+                <w:sz w:val="22"/>
+                <w:szCs w:val="22"/>
+                <w:lang w:val="en-US"/>
+              </w:rPr>
+              <w:t>Piece of the meta-prompt</w:t>
+            </w:r>
+          </w:p>
+        </w:tc>
+        <w:tc>
+          <w:tcPr>
+            <w:tcW w:w="0" w:type="auto"/>
+            <w:tcMar>
+              <w:top w:w="50" w:type="dxa"/>
+              <w:left w:w="100" w:type="dxa"/>
+              <w:bottom w:w="50" w:type="dxa"/>
+              <w:right w:w="100" w:type="dxa"/>
+            </w:tcMar>
+          </w:tcPr>
+          <w:p>
+            <w:pPr>
+              <w:rPr>
+                <w:lang w:val="en-US"/>
+              </w:rPr>
+            </w:pPr>
+            <w:r>
+              <w:rPr>
+                <w:b/>
+                <w:bCs/>
+                <w:sz w:val="22"/>
+                <w:szCs w:val="22"/>
+                <w:lang w:val="en-US"/>
+              </w:rPr>
+              <w:t>Why it is there</w:t>
+            </w:r>
+          </w:p>
+        </w:tc>
+      </w:tr>
+      <w:tr>
+        <w:tc>
+          <w:tcPr>
+            <w:tcW w:w="0" w:type="auto"/>
+            <w:tcMar>
+              <w:top w:w="50" w:type="dxa"/>
+              <w:left w:w="100" w:type="dxa"/>
+              <w:bottom w:w="50" w:type="dxa"/>
+              <w:right w:w="100" w:type="dxa"/>
+            </w:tcMar>
+          </w:tcPr>
+          <w:p>
+            <w:pPr>
+              <w:rPr>
+                <w:lang w:val="en-US"/>
+              </w:rPr>
+            </w:pPr>
+            <w:r>
+              <w:rPr>
+                <w:sz w:val="22"/>
+                <w:szCs w:val="22"/>
+                <w:lang w:val="en-US"/>
+              </w:rPr>
+              <w:t>Description of the eval purpose</w:t>
+            </w:r>
+          </w:p>
+        </w:tc>
+        <w:tc>
+          <w:tcPr>
+            <w:tcW w:w="0" w:type="auto"/>
+            <w:tcMar>
+              <w:top w:w="50" w:type="dxa"/>
+              <w:left w:w="100" w:type="dxa"/>
+              <w:bottom w:w="50" w:type="dxa"/>
+              <w:right w:w="100" w:type="dxa"/>
+            </w:tcMar>
+          </w:tcPr>
+          <w:p>
+            <w:pPr>
+              <w:rPr>
+                <w:lang w:val="en-US"/>
+              </w:rPr>
+            </w:pPr>
+            <w:r>
+              <w:rPr>
+                <w:sz w:val="22"/>
+                <w:szCs w:val="22"/>
+                <w:lang w:val="en-US"/>
+              </w:rPr>
+              <w:t>Tells Claude what kind of tasks are relevant</w:t>
+            </w:r>
+          </w:p>
+        </w:tc>
+      </w:tr>
+      <w:tr>
+        <w:tc>
+          <w:tcPr>
+            <w:tcW w:w="0" w:type="auto"/>
+            <w:tcMar>
+              <w:top w:w="50" w:type="dxa"/>
+              <w:left w:w="100" w:type="dxa"/>
+              <w:bottom w:w="50" w:type="dxa"/>
+              <w:right w:w="100" w:type="dxa"/>
+            </w:tcMar>
+          </w:tcPr>
+          <w:p>
+            <w:pPr>
+              <w:rPr>
+                <w:lang w:val="en-US"/>
+              </w:rPr>
+            </w:pPr>
+            <w:r>
+              <w:rPr>
+                <w:sz w:val="22"/>
+                <w:szCs w:val="22"/>
+                <w:lang w:val="en-US"/>
+              </w:rPr>
+              <w:t>Example output block</w:t>
+            </w:r>
+          </w:p>
+        </w:tc>
+        <w:tc>
+          <w:tcPr>
+            <w:tcW w:w="0" w:type="auto"/>
+            <w:tcMar>
+              <w:top w:w="50" w:type="dxa"/>
+              <w:left w:w="100" w:type="dxa"/>
+              <w:bottom w:w="50" w:type="dxa"/>
+              <w:right w:w="100" w:type="dxa"/>
+            </w:tcMar>
+          </w:tcPr>
+          <w:p>
+            <w:pPr>
+              <w:rPr>
+                <w:lang w:val="en-US"/>
+              </w:rPr>
+            </w:pPr>
+            <w:r>
+              <w:rPr>
+                <w:sz w:val="22"/>
+                <w:szCs w:val="22"/>
+                <w:lang w:val="en-US"/>
+              </w:rPr>
+              <w:t>Fixes the exact JSON shape — an array of objects with a "task" key</w:t>
+            </w:r>
+          </w:p>
+        </w:tc>
+      </w:tr>
+      <w:tr>
+        <w:tc>
+          <w:tcPr>
+            <w:tcW w:w="0" w:type="auto"/>
+            <w:tcMar>
+              <w:top w:w="50" w:type="dxa"/>
+              <w:left w:w="100" w:type="dxa"/>
+              <w:bottom w:w="50" w:type="dxa"/>
+              <w:right w:w="100" w:type="dxa"/>
+            </w:tcMar>
+          </w:tcPr>
+          <w:p>
+            <w:pPr>
+              <w:rPr>
+                <w:lang w:val="en-US"/>
+              </w:rPr>
+            </w:pPr>
+            <w:r>
+              <w:rPr>
+                <w:sz w:val="22"/>
+                <w:szCs w:val="22"/>
+                <w:lang w:val="en-US"/>
+              </w:rPr>
+              <w:t>Constraint: single function / config / regex</w:t>
+            </w:r>
+          </w:p>
+        </w:tc>
+        <w:tc>
+          <w:tcPr>
+            <w:tcW w:w="0" w:type="auto"/>
+            <w:tcMar>
+              <w:top w:w="50" w:type="dxa"/>
+              <w:left w:w="100" w:type="dxa"/>
+              <w:bottom w:w="50" w:type="dxa"/>
+              <w:right w:w="100" w:type="dxa"/>
+            </w:tcMar>
+          </w:tcPr>
+          <w:p>
+            <w:pPr>
+              <w:rPr>
+                <w:lang w:val="en-US"/>
+              </w:rPr>
+            </w:pPr>
+            <w:r>
+              <w:rPr>
+                <w:sz w:val="22"/>
+                <w:szCs w:val="22"/>
+                <w:lang w:val="en-US"/>
+              </w:rPr>
+              <w:t>Keeps generated tasks small enough to grade</w:t>
+            </w:r>
+          </w:p>
+        </w:tc>
+      </w:tr>
+      <w:tr>
+        <w:tc>
+          <w:tcPr>
+            <w:tcW w:w="0" w:type="auto"/>
+            <w:tcMar>
+              <w:top w:w="50" w:type="dxa"/>
+              <w:left w:w="100" w:type="dxa"/>
+              <w:bottom w:w="50" w:type="dxa"/>
+              <w:right w:w="100" w:type="dxa"/>
+            </w:tcMar>
+          </w:tcPr>
+          <w:p>
+            <w:pPr>
+              <w:rPr>
+                <w:lang w:val="en-US"/>
+              </w:rPr>
+            </w:pPr>
+            <w:r>
+              <w:rPr>
+                <w:sz w:val="22"/>
+                <w:szCs w:val="22"/>
+                <w:lang w:val="en-US"/>
+              </w:rPr>
+              <w:t>Constraint: not much code required</w:t>
+            </w:r>
+          </w:p>
+        </w:tc>
+        <w:tc>
+          <w:tcPr>
+            <w:tcW w:w="0" w:type="auto"/>
+            <w:tcMar>
+              <w:top w:w="50" w:type="dxa"/>
+              <w:left w:w="100" w:type="dxa"/>
+              <w:bottom w:w="50" w:type="dxa"/>
+              <w:right w:w="100" w:type="dxa"/>
+            </w:tcMar>
+          </w:tcPr>
+          <w:p>
+            <w:pPr>
+              <w:rPr>
+                <w:lang w:val="en-US"/>
+              </w:rPr>
+            </w:pPr>
+            <w:r>
+              <w:rPr>
+                <w:sz w:val="22"/>
+                <w:szCs w:val="22"/>
+                <w:lang w:val="en-US"/>
+              </w:rPr>
+              <w:t>Avoids test cases that are expensive to run and judge</w:t>
+            </w:r>
+          </w:p>
+        </w:tc>
+      </w:tr>
+      <w:tr>
+        <w:tc>
+          <w:tcPr>
+            <w:tcW w:w="0" w:type="auto"/>
+            <w:tcMar>
+              <w:top w:w="50" w:type="dxa"/>
+              <w:left w:w="100" w:type="dxa"/>
+              <w:bottom w:w="50" w:type="dxa"/>
+              <w:right w:w="100" w:type="dxa"/>
+            </w:tcMar>
+          </w:tcPr>
+          <w:p>
+            <w:pPr>
+              <w:rPr>
+                <w:lang w:val="en-US"/>
+              </w:rPr>
+            </w:pPr>
+            <w:r>
+              <w:rPr>
+                <w:sz w:val="22"/>
+                <w:szCs w:val="22"/>
+                <w:lang w:val="en-US"/>
+              </w:rPr>
+              <w:t>"Please generate 3 objects"</w:t>
+            </w:r>
+          </w:p>
+        </w:tc>
+        <w:tc>
+          <w:tcPr>
+            <w:tcW w:w="0" w:type="auto"/>
+            <w:tcMar>
+              <w:top w:w="50" w:type="dxa"/>
+              <w:left w:w="100" w:type="dxa"/>
+              <w:bottom w:w="50" w:type="dxa"/>
+              <w:right w:w="100" w:type="dxa"/>
+            </w:tcMar>
+          </w:tcPr>
+          <w:p>
+            <w:pPr>
+              <w:rPr>
+                <w:lang w:val="en-US"/>
+              </w:rPr>
+            </w:pPr>
+            <w:r>
+              <w:rPr>
+                <w:sz w:val="22"/>
+                <w:szCs w:val="22"/>
+                <w:lang w:val="en-US"/>
+              </w:rPr>
+              <w:t>States the dataset size explicitly</w:t>
+            </w:r>
+          </w:p>
+        </w:tc>
+      </w:tr>
+    </w:tbl>
+    <w:p>
+      <w:pPr>
+        <w:spacing w:after="160"/>
+      </w:pPr>
+    </w:p>
+    <w:p>
+      <w:pPr>
+        <w:pStyle w:val="Ttulo2"/>
+        <w:spacing w:before="200" w:after="100"/>
+        <w:rPr>
+          <w:lang w:val="en-US"/>
+        </w:rPr>
+      </w:pPr>
+      <w:r>
+        <w:rPr>
+          <w:b/>
+          <w:bCs/>
+          <w:color w:val="7A5A2E"/>
+          <w:sz w:val="30"/>
+          <w:szCs w:val="30"/>
+          <w:lang w:val="en-US"/>
+        </w:rPr>
+        <w:t>Testing and saving the dataset</w:t>
+      </w:r>
+    </w:p>
+    <w:p>
+      <w:pPr>
+        <w:spacing w:after="140" w:line="300" w:lineRule="auto"/>
+        <w:rPr>
+          <w:lang w:val="en-US"/>
+        </w:rPr>
+      </w:pPr>
+      <w:r>
+        <w:rPr>
+          <w:lang w:val="en-US"/>
+        </w:rPr>
+        <w:lastRenderedPageBreak/>
+        <w:t>Run the function and inspect what came back — you should get three different test cases covering the target outputs (Python functions, JSON configurations and regular expressions) for AWS-specific tasks:</w:t>
+      </w:r>
+    </w:p>
+    <w:p>
+      <w:pPr>
+        <w:shd w:val="clear" w:color="auto" w:fill="F2EFE9"/>
+        <w:spacing w:after="40"/>
+        <w:rPr>
+          <w:rFonts w:ascii="Consolas" w:hAnsi="Consolas" w:cs="Consolas"/>
+          <w:sz w:val="20"/>
+        </w:rPr>
+      </w:pPr>
+      <w:r>
+        <w:rPr>
+          <w:rFonts w:ascii="Consolas" w:hAnsi="Consolas" w:cs="Consolas"/>
+          <w:sz w:val="20"/>
+          <w:shd w:val="clear" w:color="auto" w:fill="F2EFE9"/>
+        </w:rPr>
+        <w:t>dataset = generate_dataset()</w:t>
+      </w:r>
+    </w:p>
+    <w:p>
+      <w:pPr>
+        <w:shd w:val="clear" w:color="auto" w:fill="F2EFE9"/>
+        <w:rPr>
+          <w:rFonts w:ascii="Consolas" w:hAnsi="Consolas" w:cs="Consolas"/>
+          <w:sz w:val="20"/>
+        </w:rPr>
+      </w:pPr>
+      <w:r>
+        <w:rPr>
+          <w:rFonts w:ascii="Consolas" w:hAnsi="Consolas" w:cs="Consolas"/>
+          <w:sz w:val="20"/>
+          <w:shd w:val="clear" w:color="auto" w:fill="F2EFE9"/>
+        </w:rPr>
+        <w:t>print(dataset)</w:t>
+      </w:r>
+    </w:p>
+    <w:p>
+      <w:pPr>
+        <w:spacing w:after="140" w:line="300" w:lineRule="auto"/>
+        <w:rPr>
+          <w:lang w:val="en-US"/>
+        </w:rPr>
+      </w:pPr>
+      <w:r>
+        <w:rPr>
+          <w:lang w:val="en-US"/>
+        </w:rPr>
+        <w:t xml:space="preserve">Then save it to a file so it can easily be loaded later during evaluation. This creates a </w:t>
+      </w:r>
+      <w:r>
+        <w:rPr>
+          <w:b/>
+          <w:bCs/>
+          <w:color w:val="5A3E1B"/>
+          <w:lang w:val="en-US"/>
+        </w:rPr>
+        <w:t>dataset.json</w:t>
+      </w:r>
+      <w:r>
+        <w:rPr>
+          <w:lang w:val="en-US"/>
+        </w:rPr>
+        <w:t xml:space="preserve"> file in the same directory as the notebook, containing the list of tasks ready for prompt evaluation:</w:t>
+      </w:r>
+    </w:p>
+    <w:p>
+      <w:pPr>
+        <w:shd w:val="clear" w:color="auto" w:fill="F2EFE9"/>
+        <w:spacing w:after="40"/>
+        <w:rPr>
+          <w:rFonts w:ascii="Consolas" w:hAnsi="Consolas" w:cs="Consolas"/>
+          <w:sz w:val="20"/>
+        </w:rPr>
+      </w:pPr>
+      <w:r>
+        <w:rPr>
+          <w:rFonts w:ascii="Consolas" w:hAnsi="Consolas" w:cs="Consolas"/>
+          <w:sz w:val="20"/>
+          <w:shd w:val="clear" w:color="auto" w:fill="F2EFE9"/>
+        </w:rPr>
+        <w:t>with open('dataset.json', 'w') as f:</w:t>
+      </w:r>
+    </w:p>
+    <w:p>
+      <w:pPr>
+        <w:shd w:val="clear" w:color="auto" w:fill="F2EFE9"/>
+        <w:rPr>
+          <w:rFonts w:ascii="Consolas" w:hAnsi="Consolas" w:cs="Consolas"/>
+          <w:sz w:val="20"/>
+        </w:rPr>
+      </w:pPr>
+      <w:r>
+        <w:rPr>
+          <w:rFonts w:ascii="Consolas" w:hAnsi="Consolas" w:cs="Consolas"/>
+          <w:sz w:val="20"/>
+          <w:shd w:val="clear" w:color="auto" w:fill="F2EFE9"/>
+        </w:rPr>
+        <w:t xml:space="preserve">    json.dump(dataset, f, indent=2)</w:t>
+      </w:r>
+    </w:p>
+    <w:p>
+      <w:pPr>
+        <w:spacing w:after="140" w:line="300" w:lineRule="auto"/>
+        <w:rPr>
+          <w:lang w:val="en-US"/>
+        </w:rPr>
+      </w:pPr>
+      <w:r>
+        <w:rPr>
+          <w:lang w:val="en-US"/>
+        </w:rPr>
+        <w:t>With this foundation in place, you have a systematic way to generate test data for evaluating how well your prompts perform across different types of AWS-related coding tasks — and, importantly, the same saved file is reused on every run so prompt versions stay comparable.</w:t>
+      </w:r>
+    </w:p>
+    <w:p>
+      <w:pPr>
+        <w:pStyle w:val="Ttulo2"/>
+        <w:spacing w:before="200" w:after="100"/>
+        <w:rPr>
+          <w:lang w:val="en-US"/>
+        </w:rPr>
+      </w:pPr>
+      <w:r>
+        <w:rPr>
+          <w:b/>
+          <w:bCs/>
+          <w:color w:val="7A5A2E"/>
+          <w:sz w:val="30"/>
+          <w:szCs w:val="30"/>
+          <w:lang w:val="en-US"/>
+        </w:rPr>
+        <w:t>Practice Questions — Lesson 3</w:t>
+      </w:r>
+    </w:p>
+    <w:p>
+      <w:pPr>
+        <w:spacing w:after="140" w:line="300" w:lineRule="auto"/>
+        <w:rPr>
+          <w:lang w:val="en-US"/>
+        </w:rPr>
+      </w:pPr>
+      <w:r>
+        <w:rPr>
+          <w:lang w:val="en-US"/>
+        </w:rPr>
+        <w:t>Choose the single best answer for each question (A–E).</w:t>
+      </w:r>
+    </w:p>
+    <w:p>
+      <w:pPr>
+        <w:spacing w:before="200" w:after="100" w:line="300" w:lineRule="auto"/>
+        <w:rPr>
+          <w:rFonts w:ascii="Arial" w:hAnsi="Arial" w:cs="Arial"/>
+          <w:lang w:val="en-US"/>
+        </w:rPr>
+      </w:pPr>
+      <w:r>
+        <w:rPr>
+          <w:rFonts w:ascii="Arial" w:hAnsi="Arial" w:cs="Arial"/>
+          <w:b/>
+          <w:bCs/>
+          <w:lang w:val="en-US"/>
+        </w:rPr>
+        <w:t>1. In this lesson's goal, what three types of output must the prompt produce?</w:t>
+      </w:r>
+    </w:p>
+    <w:p>
+      <w:pPr>
+        <w:spacing w:after="60" w:line="300" w:lineRule="auto"/>
+        <w:ind w:left="400"/>
+        <w:rPr>
+          <w:rFonts w:ascii="Arial" w:hAnsi="Arial" w:cs="Arial"/>
+          <w:lang w:val="en-US"/>
+        </w:rPr>
+      </w:pPr>
+      <w:r>
+        <w:rPr>
+          <w:rFonts w:ascii="Arial" w:hAnsi="Arial" w:cs="Arial"/>
+          <w:lang w:val="en-US"/>
+        </w:rPr>
+        <w:t>A) Markdown, HTML and CSS</w:t>
+      </w:r>
+    </w:p>
+    <w:p>
+      <w:pPr>
+        <w:spacing w:after="60" w:line="300" w:lineRule="auto"/>
+        <w:ind w:left="400"/>
+        <w:rPr>
+          <w:rFonts w:ascii="Arial" w:hAnsi="Arial" w:cs="Arial"/>
+          <w:lang w:val="en-US"/>
+        </w:rPr>
+      </w:pPr>
+      <w:r>
+        <w:rPr>
+          <w:rFonts w:ascii="Arial" w:hAnsi="Arial" w:cs="Arial"/>
+          <w:lang w:val="en-US"/>
+        </w:rPr>
+        <w:t>B) Python code, JSON configuration files and regular expressions</w:t>
+      </w:r>
+    </w:p>
+    <w:p>
+      <w:pPr>
+        <w:spacing w:after="60" w:line="300" w:lineRule="auto"/>
+        <w:ind w:left="400"/>
+        <w:rPr>
+          <w:rFonts w:ascii="Arial" w:hAnsi="Arial" w:cs="Arial"/>
+          <w:lang w:val="en-US"/>
+        </w:rPr>
+      </w:pPr>
+      <w:r>
+        <w:rPr>
+          <w:rFonts w:ascii="Arial" w:hAnsi="Arial" w:cs="Arial"/>
+          <w:lang w:val="en-US"/>
+        </w:rPr>
+        <w:t>C) SQL queries, shell scripts and YAML files</w:t>
+      </w:r>
+    </w:p>
+    <w:p>
+      <w:pPr>
+        <w:spacing w:after="60" w:line="300" w:lineRule="auto"/>
+        <w:ind w:left="400"/>
+        <w:rPr>
+          <w:rFonts w:ascii="Arial" w:hAnsi="Arial" w:cs="Arial"/>
+          <w:lang w:val="en-US"/>
+        </w:rPr>
+      </w:pPr>
+      <w:r>
+        <w:rPr>
+          <w:rFonts w:ascii="Arial" w:hAnsi="Arial" w:cs="Arial"/>
+          <w:lang w:val="en-US"/>
+        </w:rPr>
+        <w:t>D) Summaries, translations and explanations</w:t>
+      </w:r>
+    </w:p>
+    <w:p>
+      <w:pPr>
+        <w:spacing w:after="60" w:line="300" w:lineRule="auto"/>
+        <w:ind w:left="400"/>
+        <w:rPr>
+          <w:rFonts w:ascii="Arial" w:hAnsi="Arial" w:cs="Arial"/>
+          <w:lang w:val="en-US"/>
+        </w:rPr>
+      </w:pPr>
+      <w:r>
+        <w:rPr>
+          <w:rFonts w:ascii="Arial" w:hAnsi="Arial" w:cs="Arial"/>
+          <w:lang w:val="en-US"/>
+        </w:rPr>
+        <w:t>E) Unit tests, documentation and diagrams</w:t>
+      </w:r>
+    </w:p>
+    <w:p>
+      <w:pPr>
+        <w:spacing w:before="200" w:after="100" w:line="300" w:lineRule="auto"/>
+        <w:rPr>
+          <w:rFonts w:ascii="Arial" w:hAnsi="Arial" w:cs="Arial"/>
+          <w:lang w:val="en-US"/>
+        </w:rPr>
+      </w:pPr>
+      <w:r>
+        <w:rPr>
+          <w:rFonts w:ascii="Arial" w:hAnsi="Arial" w:cs="Arial"/>
+          <w:b/>
+          <w:bCs/>
+          <w:lang w:val="en-US"/>
+        </w:rPr>
+        <w:t>2. Why does the lesson suggest using Haiku to generate the eval dataset?</w:t>
+      </w:r>
+    </w:p>
+    <w:p>
+      <w:pPr>
+        <w:spacing w:after="60" w:line="300" w:lineRule="auto"/>
+        <w:ind w:left="400"/>
+        <w:rPr>
+          <w:rFonts w:ascii="Arial" w:hAnsi="Arial" w:cs="Arial"/>
+          <w:lang w:val="en-US"/>
+        </w:rPr>
+      </w:pPr>
+      <w:r>
+        <w:rPr>
+          <w:rFonts w:ascii="Arial" w:hAnsi="Arial" w:cs="Arial"/>
+          <w:lang w:val="en-US"/>
+        </w:rPr>
+        <w:t>A) Haiku is the only model that can output valid JSON</w:t>
+      </w:r>
+    </w:p>
+    <w:p>
+      <w:pPr>
+        <w:spacing w:after="60" w:line="300" w:lineRule="auto"/>
+        <w:ind w:left="400"/>
+        <w:rPr>
+          <w:rFonts w:ascii="Arial" w:hAnsi="Arial" w:cs="Arial"/>
+          <w:lang w:val="en-US"/>
+        </w:rPr>
+      </w:pPr>
+      <w:r>
+        <w:rPr>
+          <w:rFonts w:ascii="Arial" w:hAnsi="Arial" w:cs="Arial"/>
+          <w:lang w:val="en-US"/>
+        </w:rPr>
+        <w:t>B) Generating test data is a simple job, so a faster and cheaper model is enough</w:t>
+      </w:r>
+    </w:p>
+    <w:p>
+      <w:pPr>
+        <w:spacing w:after="60" w:line="300" w:lineRule="auto"/>
+        <w:ind w:left="400"/>
+        <w:rPr>
+          <w:rFonts w:ascii="Arial" w:hAnsi="Arial" w:cs="Arial"/>
+          <w:lang w:val="en-US"/>
+        </w:rPr>
+      </w:pPr>
+      <w:r>
+        <w:rPr>
+          <w:rFonts w:ascii="Arial" w:hAnsi="Arial" w:cs="Arial"/>
+          <w:lang w:val="en-US"/>
+        </w:rPr>
+        <w:t>C) Haiku produces longer tasks than the other models</w:t>
+      </w:r>
+    </w:p>
+    <w:p>
+      <w:pPr>
+        <w:spacing w:after="60" w:line="300" w:lineRule="auto"/>
+        <w:ind w:left="400"/>
+        <w:rPr>
+          <w:rFonts w:ascii="Arial" w:hAnsi="Arial" w:cs="Arial"/>
+          <w:lang w:val="en-US"/>
+        </w:rPr>
+      </w:pPr>
+      <w:r>
+        <w:rPr>
+          <w:rFonts w:ascii="Arial" w:hAnsi="Arial" w:cs="Arial"/>
+          <w:lang w:val="en-US"/>
+        </w:rPr>
+        <w:t>D) The grader requires the dataset to come from Haiku</w:t>
+      </w:r>
+    </w:p>
+    <w:p>
+      <w:pPr>
+        <w:spacing w:after="60" w:line="300" w:lineRule="auto"/>
+        <w:ind w:left="400"/>
+        <w:rPr>
+          <w:rFonts w:ascii="Arial" w:hAnsi="Arial" w:cs="Arial"/>
+          <w:lang w:val="en-US"/>
+        </w:rPr>
+      </w:pPr>
+      <w:r>
+        <w:rPr>
+          <w:rFonts w:ascii="Arial" w:hAnsi="Arial" w:cs="Arial"/>
+          <w:lang w:val="en-US"/>
+        </w:rPr>
+        <w:t>E) Only Haiku supports stop sequences</w:t>
+      </w:r>
+    </w:p>
+    <w:p>
+      <w:pPr>
+        <w:spacing w:before="200" w:after="100" w:line="300" w:lineRule="auto"/>
+        <w:rPr>
+          <w:rFonts w:ascii="Arial" w:hAnsi="Arial" w:cs="Arial"/>
+          <w:lang w:val="en-US"/>
+        </w:rPr>
+      </w:pPr>
+      <w:r>
+        <w:rPr>
+          <w:rFonts w:ascii="Arial" w:hAnsi="Arial" w:cs="Arial"/>
+          <w:b/>
+          <w:bCs/>
+          <w:lang w:val="en-US"/>
+        </w:rPr>
+        <w:t>3. Why does the meta-prompt include an "Example output" block?</w:t>
+      </w:r>
+    </w:p>
+    <w:p>
+      <w:pPr>
+        <w:spacing w:after="60" w:line="300" w:lineRule="auto"/>
+        <w:ind w:left="400"/>
+        <w:rPr>
+          <w:rFonts w:ascii="Arial" w:hAnsi="Arial" w:cs="Arial"/>
+          <w:lang w:val="en-US"/>
+        </w:rPr>
+      </w:pPr>
+      <w:r>
+        <w:rPr>
+          <w:rFonts w:ascii="Arial" w:hAnsi="Arial" w:cs="Arial"/>
+          <w:lang w:val="en-US"/>
+        </w:rPr>
+        <w:t>A) To reduce the number of tokens the request consumes</w:t>
+      </w:r>
+    </w:p>
+    <w:p>
+      <w:pPr>
+        <w:spacing w:after="60" w:line="300" w:lineRule="auto"/>
+        <w:ind w:left="400"/>
+        <w:rPr>
+          <w:rFonts w:ascii="Arial" w:hAnsi="Arial" w:cs="Arial"/>
+          <w:lang w:val="en-US"/>
+        </w:rPr>
+      </w:pPr>
+      <w:r>
+        <w:rPr>
+          <w:rFonts w:ascii="Arial" w:hAnsi="Arial" w:cs="Arial"/>
+          <w:lang w:val="en-US"/>
+        </w:rPr>
+        <w:t>B) To fix the exact JSON shape Claude should produce</w:t>
+      </w:r>
+    </w:p>
+    <w:p>
+      <w:pPr>
+        <w:spacing w:after="60" w:line="300" w:lineRule="auto"/>
+        <w:ind w:left="400"/>
+        <w:rPr>
+          <w:rFonts w:ascii="Arial" w:hAnsi="Arial" w:cs="Arial"/>
+          <w:lang w:val="en-US"/>
+        </w:rPr>
+      </w:pPr>
+      <w:r>
+        <w:rPr>
+          <w:rFonts w:ascii="Arial" w:hAnsi="Arial" w:cs="Arial"/>
+          <w:lang w:val="en-US"/>
+        </w:rPr>
+        <w:t>C) To give Claude the answers it should generate</w:t>
+      </w:r>
+    </w:p>
+    <w:p>
+      <w:pPr>
+        <w:spacing w:after="60" w:line="300" w:lineRule="auto"/>
+        <w:ind w:left="400"/>
+        <w:rPr>
+          <w:rFonts w:ascii="Arial" w:hAnsi="Arial" w:cs="Arial"/>
+          <w:lang w:val="en-US"/>
+        </w:rPr>
+      </w:pPr>
+      <w:r>
+        <w:rPr>
+          <w:rFonts w:ascii="Arial" w:hAnsi="Arial" w:cs="Arial"/>
+          <w:lang w:val="en-US"/>
+        </w:rPr>
+        <w:lastRenderedPageBreak/>
+        <w:t>D) Because the API rejects prompts without an example</w:t>
+      </w:r>
+    </w:p>
+    <w:p>
+      <w:pPr>
+        <w:spacing w:after="60" w:line="300" w:lineRule="auto"/>
+        <w:ind w:left="400"/>
+        <w:rPr>
+          <w:rFonts w:ascii="Arial" w:hAnsi="Arial" w:cs="Arial"/>
+          <w:lang w:val="en-US"/>
+        </w:rPr>
+      </w:pPr>
+      <w:r>
+        <w:rPr>
+          <w:rFonts w:ascii="Arial" w:hAnsi="Arial" w:cs="Arial"/>
+          <w:lang w:val="en-US"/>
+        </w:rPr>
+        <w:t>E) To set the temperature used for the request</w:t>
+      </w:r>
+    </w:p>
+    <w:p>
+      <w:pPr>
+        <w:spacing w:before="200" w:after="100" w:line="300" w:lineRule="auto"/>
+        <w:rPr>
+          <w:rFonts w:ascii="Arial" w:hAnsi="Arial" w:cs="Arial"/>
+          <w:lang w:val="en-US"/>
+        </w:rPr>
+      </w:pPr>
+      <w:r>
+        <w:rPr>
+          <w:rFonts w:ascii="Arial" w:hAnsi="Arial" w:cs="Arial"/>
+          <w:b/>
+          <w:bCs/>
+          <w:lang w:val="en-US"/>
+        </w:rPr>
+        <w:t>4. Which technique does the lesson reuse to get clean, parseable JSON from the generation call?</w:t>
+      </w:r>
+    </w:p>
+    <w:p>
+      <w:pPr>
+        <w:spacing w:after="60" w:line="300" w:lineRule="auto"/>
+        <w:ind w:left="400"/>
+        <w:rPr>
+          <w:rFonts w:ascii="Arial" w:hAnsi="Arial" w:cs="Arial"/>
+          <w:lang w:val="en-US"/>
+        </w:rPr>
+      </w:pPr>
+      <w:r>
+        <w:rPr>
+          <w:rFonts w:ascii="Arial" w:hAnsi="Arial" w:cs="Arial"/>
+          <w:lang w:val="en-US"/>
+        </w:rPr>
+        <w:t>A) Setting temperature to 1.0</w:t>
+      </w:r>
+    </w:p>
+    <w:p>
+      <w:pPr>
+        <w:spacing w:after="60" w:line="300" w:lineRule="auto"/>
+        <w:ind w:left="400"/>
+        <w:rPr>
+          <w:rFonts w:ascii="Arial" w:hAnsi="Arial" w:cs="Arial"/>
+          <w:lang w:val="en-US"/>
+        </w:rPr>
+      </w:pPr>
+      <w:r>
+        <w:rPr>
+          <w:rFonts w:ascii="Arial" w:hAnsi="Arial" w:cs="Arial"/>
+          <w:lang w:val="en-US"/>
+        </w:rPr>
+        <w:t>B) Response streaming with get_final_message()</w:t>
+      </w:r>
+    </w:p>
+    <w:p>
+      <w:pPr>
+        <w:spacing w:after="60" w:line="300" w:lineRule="auto"/>
+        <w:ind w:left="400"/>
+        <w:rPr>
+          <w:rFonts w:ascii="Arial" w:hAnsi="Arial" w:cs="Arial"/>
+          <w:lang w:val="en-US"/>
+        </w:rPr>
+      </w:pPr>
+      <w:r>
+        <w:rPr>
+          <w:rFonts w:ascii="Arial" w:hAnsi="Arial" w:cs="Arial"/>
+          <w:lang w:val="en-US"/>
+        </w:rPr>
+        <w:t>C) Assistant message prefilling combined with a stop sequence</w:t>
+      </w:r>
+    </w:p>
+    <w:p>
+      <w:pPr>
+        <w:spacing w:after="60" w:line="300" w:lineRule="auto"/>
+        <w:ind w:left="400"/>
+        <w:rPr>
+          <w:rFonts w:ascii="Arial" w:hAnsi="Arial" w:cs="Arial"/>
+          <w:lang w:val="en-US"/>
+        </w:rPr>
+      </w:pPr>
+      <w:r>
+        <w:rPr>
+          <w:rFonts w:ascii="Arial" w:hAnsi="Arial" w:cs="Arial"/>
+          <w:lang w:val="en-US"/>
+        </w:rPr>
+        <w:t>D) Sending the request several times and picking the best result</w:t>
+      </w:r>
+    </w:p>
+    <w:p>
+      <w:pPr>
+        <w:spacing w:after="60" w:line="300" w:lineRule="auto"/>
+        <w:ind w:left="400"/>
+        <w:rPr>
+          <w:rFonts w:ascii="Arial" w:hAnsi="Arial" w:cs="Arial"/>
+          <w:lang w:val="en-US"/>
+        </w:rPr>
+      </w:pPr>
+      <w:r>
+        <w:rPr>
+          <w:rFonts w:ascii="Arial" w:hAnsi="Arial" w:cs="Arial"/>
+          <w:lang w:val="en-US"/>
+        </w:rPr>
+        <w:t>E) A system prompt instructing Claude to be concise</w:t>
+      </w:r>
+    </w:p>
+    <w:p>
+      <w:pPr>
+        <w:spacing w:before="200" w:after="100" w:line="300" w:lineRule="auto"/>
+        <w:rPr>
+          <w:rFonts w:ascii="Arial" w:hAnsi="Arial" w:cs="Arial"/>
+          <w:lang w:val="en-US"/>
+        </w:rPr>
+      </w:pPr>
+      <w:r>
+        <w:rPr>
+          <w:rFonts w:ascii="Arial" w:hAnsi="Arial" w:cs="Arial"/>
+          <w:b/>
+          <w:bCs/>
+          <w:lang w:val="en-US"/>
+        </w:rPr>
+        <w:t>5. In the updated chat() helper, how is stop_sequences handled?</w:t>
+      </w:r>
+    </w:p>
+    <w:p>
+      <w:pPr>
+        <w:spacing w:after="60" w:line="300" w:lineRule="auto"/>
+        <w:ind w:left="400"/>
+        <w:rPr>
+          <w:rFonts w:ascii="Arial" w:hAnsi="Arial" w:cs="Arial"/>
+          <w:lang w:val="en-US"/>
+        </w:rPr>
+      </w:pPr>
+      <w:r>
+        <w:rPr>
+          <w:rFonts w:ascii="Arial" w:hAnsi="Arial" w:cs="Arial"/>
+          <w:lang w:val="en-US"/>
+        </w:rPr>
+        <w:t>A) It is always added to the params dictionary, like temperature</w:t>
+      </w:r>
+    </w:p>
+    <w:p>
+      <w:pPr>
+        <w:spacing w:after="60" w:line="300" w:lineRule="auto"/>
+        <w:ind w:left="400"/>
+        <w:rPr>
+          <w:rFonts w:ascii="Arial" w:hAnsi="Arial" w:cs="Arial"/>
+          <w:lang w:val="en-US"/>
+        </w:rPr>
+      </w:pPr>
+      <w:r>
+        <w:rPr>
+          <w:rFonts w:ascii="Arial" w:hAnsi="Arial" w:cs="Arial"/>
+          <w:lang w:val="en-US"/>
+        </w:rPr>
+        <w:t>B) It is added to the params dictionary only if a value was provided</w:t>
+      </w:r>
+    </w:p>
+    <w:p>
+      <w:pPr>
+        <w:spacing w:after="60" w:line="300" w:lineRule="auto"/>
+        <w:ind w:left="400"/>
+        <w:rPr>
+          <w:rFonts w:ascii="Arial" w:hAnsi="Arial" w:cs="Arial"/>
+          <w:lang w:val="en-US"/>
+        </w:rPr>
+      </w:pPr>
+      <w:r>
+        <w:rPr>
+          <w:rFonts w:ascii="Arial" w:hAnsi="Arial" w:cs="Arial"/>
+          <w:lang w:val="en-US"/>
+        </w:rPr>
+        <w:t>C) It is appended to the messages list as an assistant message</w:t>
+      </w:r>
+    </w:p>
+    <w:p>
+      <w:pPr>
+        <w:spacing w:after="60" w:line="300" w:lineRule="auto"/>
+        <w:ind w:left="400"/>
+        <w:rPr>
+          <w:rFonts w:ascii="Arial" w:hAnsi="Arial" w:cs="Arial"/>
+          <w:lang w:val="en-US"/>
+        </w:rPr>
+      </w:pPr>
+      <w:r>
+        <w:rPr>
+          <w:rFonts w:ascii="Arial" w:hAnsi="Arial" w:cs="Arial"/>
+          <w:lang w:val="en-US"/>
+        </w:rPr>
+        <w:t>D) It replaces the system parameter when both are given</w:t>
+      </w:r>
+    </w:p>
+    <w:p>
+      <w:pPr>
+        <w:spacing w:after="60" w:line="300" w:lineRule="auto"/>
+        <w:ind w:left="400"/>
+        <w:rPr>
+          <w:rFonts w:ascii="Arial" w:hAnsi="Arial" w:cs="Arial"/>
+          <w:lang w:val="en-US"/>
+        </w:rPr>
+      </w:pPr>
+      <w:r>
+        <w:rPr>
+          <w:rFonts w:ascii="Arial" w:hAnsi="Arial" w:cs="Arial"/>
+          <w:lang w:val="en-US"/>
+        </w:rPr>
+        <w:t>E) It is passed directly to json.loads()</w:t>
+      </w:r>
+    </w:p>
+    <w:p>
+      <w:pPr>
+        <w:pBdr>
+          <w:bottom w:val="single" w:sz="4" w:space="6" w:color="CCCCCC"/>
+        </w:pBdr>
+        <w:spacing w:after="180"/>
+        <w:rPr>
+          <w:lang w:val="en-US"/>
+        </w:rPr>
+      </w:pPr>
+    </w:p>
+    <w:p>
+      <w:pPr>
+        <w:pStyle w:val="Ttulo1"/>
+        <w:pageBreakBefore/>
+        <w:spacing w:before="240" w:after="140"/>
+        <w:rPr>
+          <w:lang w:val="en-US"/>
+        </w:rPr>
+      </w:pPr>
+      <w:r>
+        <w:rPr>
+          <w:b/>
+          <w:bCs/>
+          <w:color w:val="5A3E1B"/>
+          <w:sz w:val="40"/>
+          <w:szCs w:val="40"/>
+          <w:lang w:val="en-US"/>
+        </w:rPr>
+        <w:lastRenderedPageBreak/>
+        <w:t>Lesson 4 — Running the Eval</w:t>
+      </w:r>
+    </w:p>
+    <w:p>
+      <w:pPr>
+        <w:pStyle w:val="Ttulo2"/>
+        <w:spacing w:before="200" w:after="100"/>
+        <w:rPr>
+          <w:lang w:val="en-US"/>
+        </w:rPr>
+      </w:pPr>
+      <w:r>
+        <w:rPr>
+          <w:b/>
+          <w:bCs/>
+          <w:color w:val="7A5A2E"/>
+          <w:sz w:val="30"/>
+          <w:szCs w:val="30"/>
+          <w:lang w:val="en-US"/>
+        </w:rPr>
+        <w:t>Core idea</w:t>
+      </w:r>
+    </w:p>
+    <w:p>
+      <w:pPr>
+        <w:spacing w:after="140" w:line="300" w:lineRule="auto"/>
+        <w:rPr>
+          <w:lang w:val="en-US"/>
+        </w:rPr>
+      </w:pPr>
+      <w:r>
+        <w:rPr>
+          <w:lang w:val="en-US"/>
+        </w:rPr>
+        <w:t xml:space="preserve">With the dataset ready, it is time to build the </w:t>
+      </w:r>
+      <w:r>
+        <w:rPr>
+          <w:b/>
+          <w:bCs/>
+          <w:color w:val="5A3E1B"/>
+          <w:lang w:val="en-US"/>
+        </w:rPr>
+        <w:t>core evaluation pipeline</w:t>
+      </w:r>
+      <w:r>
+        <w:rPr>
+          <w:lang w:val="en-US"/>
+        </w:rPr>
+        <w:t xml:space="preserve">: three functions, each with one responsibility, that take each test case, merge it with the prompt, feed it to Claude, and grade the result. The grader is still a </w:t>
+      </w:r>
+      <w:r>
+        <w:rPr>
+          <w:b/>
+          <w:bCs/>
+          <w:color w:val="5A3E1B"/>
+          <w:lang w:val="en-US"/>
+        </w:rPr>
+        <w:t>hardcoded score of 10</w:t>
+      </w:r>
+      <w:r>
+        <w:rPr>
+          <w:lang w:val="en-US"/>
+        </w:rPr>
+        <w:t xml:space="preserve"> — a placeholder that lets you test the whole pipeline before the real grading logic exists.</w:t>
+      </w:r>
+    </w:p>
+    <w:p>
+      <w:pPr>
+        <w:pStyle w:val="Ttulo2"/>
+        <w:spacing w:before="200" w:after="100"/>
+        <w:rPr>
+          <w:lang w:val="en-US"/>
+        </w:rPr>
+      </w:pPr>
+      <w:r>
+        <w:rPr>
+          <w:b/>
+          <w:bCs/>
+          <w:color w:val="7A5A2E"/>
+          <w:sz w:val="30"/>
+          <w:szCs w:val="30"/>
+          <w:lang w:val="en-US"/>
+        </w:rPr>
+        <w:t>Key points</w:t>
+      </w:r>
+    </w:p>
+    <w:p>
+      <w:pPr>
+        <w:pStyle w:val="PargrafodaLista"/>
+        <w:numPr>
+          <w:ilvl w:val="0"/>
+          <w:numId w:val="1"/>
+        </w:numPr>
+        <w:spacing w:after="80" w:line="300" w:lineRule="auto"/>
+        <w:rPr>
+          <w:lang w:val="en-US"/>
+        </w:rPr>
+      </w:pPr>
+      <w:r>
+        <w:rPr>
+          <w:lang w:val="en-US"/>
+        </w:rPr>
+        <w:t xml:space="preserve">The pipeline is </w:t>
+      </w:r>
+      <w:r>
+        <w:rPr>
+          <w:b/>
+          <w:bCs/>
+          <w:color w:val="5A3E1B"/>
+          <w:lang w:val="en-US"/>
+        </w:rPr>
+        <w:t>three functions</w:t>
+      </w:r>
+      <w:r>
+        <w:rPr>
+          <w:lang w:val="en-US"/>
+        </w:rPr>
+        <w:t>: run_prompt (one case → output), run_test_case (one case → output + score), run_eval (whole dataset → list of results).</w:t>
+      </w:r>
+    </w:p>
+    <w:p>
+      <w:pPr>
+        <w:pStyle w:val="PargrafodaLista"/>
+        <w:numPr>
+          <w:ilvl w:val="0"/>
+          <w:numId w:val="1"/>
+        </w:numPr>
+        <w:spacing w:after="80" w:line="300" w:lineRule="auto"/>
+        <w:rPr>
+          <w:lang w:val="en-US"/>
+        </w:rPr>
+      </w:pPr>
+      <w:r>
+        <w:rPr>
+          <w:lang w:val="en-US"/>
+        </w:rPr>
+        <w:t xml:space="preserve">run_prompt interpolates </w:t>
+      </w:r>
+      <w:r>
+        <w:rPr>
+          <w:b/>
+          <w:bCs/>
+          <w:color w:val="5A3E1B"/>
+          <w:lang w:val="en-US"/>
+        </w:rPr>
+        <w:t>test_case["task"]</w:t>
+      </w:r>
+      <w:r>
+        <w:rPr>
+          <w:lang w:val="en-US"/>
+        </w:rPr>
+        <w:t xml:space="preserve"> into the template, then calls chat().</w:t>
+      </w:r>
+    </w:p>
+    <w:p>
+      <w:pPr>
+        <w:pStyle w:val="PargrafodaLista"/>
+        <w:numPr>
+          <w:ilvl w:val="0"/>
+          <w:numId w:val="1"/>
+        </w:numPr>
+        <w:spacing w:after="80" w:line="300" w:lineRule="auto"/>
+        <w:rPr>
+          <w:lang w:val="en-US"/>
+        </w:rPr>
+      </w:pPr>
+      <w:r>
+        <w:rPr>
+          <w:lang w:val="en-US"/>
+        </w:rPr>
+        <w:t xml:space="preserve">run_test_case returns a </w:t>
+      </w:r>
+      <w:r>
+        <w:rPr>
+          <w:b/>
+          <w:bCs/>
+          <w:color w:val="5A3E1B"/>
+          <w:lang w:val="en-US"/>
+        </w:rPr>
+        <w:t>dictionary with three keys</w:t>
+      </w:r>
+      <w:r>
+        <w:rPr>
+          <w:lang w:val="en-US"/>
+        </w:rPr>
+        <w:t>: output, test_case and score.</w:t>
+      </w:r>
+    </w:p>
+    <w:p>
+      <w:pPr>
+        <w:pStyle w:val="PargrafodaLista"/>
+        <w:numPr>
+          <w:ilvl w:val="0"/>
+          <w:numId w:val="1"/>
+        </w:numPr>
+        <w:spacing w:after="80" w:line="300" w:lineRule="auto"/>
+        <w:rPr>
+          <w:lang w:val="en-US"/>
+        </w:rPr>
+      </w:pPr>
+      <w:r>
+        <w:rPr>
+          <w:lang w:val="en-US"/>
+        </w:rPr>
+        <w:t xml:space="preserve">The score is </w:t>
+      </w:r>
+      <w:r>
+        <w:rPr>
+          <w:b/>
+          <w:bCs/>
+          <w:color w:val="5A3E1B"/>
+          <w:lang w:val="en-US"/>
+        </w:rPr>
+        <w:t>hardcoded to 10 for now</w:t>
+      </w:r>
+      <w:r>
+        <w:rPr>
+          <w:lang w:val="en-US"/>
+        </w:rPr>
+        <w:t xml:space="preserve"> (# TODO - Grading) — the placeholder makes the pipeline testable end to end.</w:t>
+      </w:r>
+    </w:p>
+    <w:p>
+      <w:pPr>
+        <w:pStyle w:val="PargrafodaLista"/>
+        <w:numPr>
+          <w:ilvl w:val="0"/>
+          <w:numId w:val="1"/>
+        </w:numPr>
+        <w:spacing w:after="80" w:line="300" w:lineRule="auto"/>
+        <w:rPr>
+          <w:lang w:val="en-US"/>
+        </w:rPr>
+      </w:pPr>
+      <w:r>
+        <w:rPr>
+          <w:lang w:val="en-US"/>
+        </w:rPr>
+        <w:t xml:space="preserve">run_eval loads dataset.json, loops with </w:t>
+      </w:r>
+      <w:r>
+        <w:rPr>
+          <w:b/>
+          <w:bCs/>
+          <w:color w:val="5A3E1B"/>
+          <w:lang w:val="en-US"/>
+        </w:rPr>
+        <w:t>for test_case in dataset</w:t>
+      </w:r>
+      <w:r>
+        <w:rPr>
+          <w:lang w:val="en-US"/>
+        </w:rPr>
+        <w:t>, and appends each result to a list.</w:t>
+      </w:r>
+    </w:p>
+    <w:p>
+      <w:pPr>
+        <w:pStyle w:val="PargrafodaLista"/>
+        <w:numPr>
+          <w:ilvl w:val="0"/>
+          <w:numId w:val="1"/>
+        </w:numPr>
+        <w:spacing w:after="80" w:line="300" w:lineRule="auto"/>
+        <w:rPr>
+          <w:lang w:val="en-US"/>
+        </w:rPr>
+      </w:pPr>
+      <w:r>
+        <w:rPr>
+          <w:lang w:val="en-US"/>
+        </w:rPr>
+        <w:t xml:space="preserve">Expect it to be </w:t>
+      </w:r>
+      <w:r>
+        <w:rPr>
+          <w:b/>
+          <w:bCs/>
+          <w:color w:val="5A3E1B"/>
+          <w:lang w:val="en-US"/>
+        </w:rPr>
+        <w:t>slow — around 30 seconds</w:t>
+      </w:r>
+      <w:r>
+        <w:rPr>
+          <w:lang w:val="en-US"/>
+        </w:rPr>
+        <w:t xml:space="preserve"> for a full dataset even with Haiku, because the requests run one after another.</w:t>
+      </w:r>
+    </w:p>
+    <w:p>
+      <w:pPr>
+        <w:pStyle w:val="PargrafodaLista"/>
+        <w:numPr>
+          <w:ilvl w:val="0"/>
+          <w:numId w:val="1"/>
+        </w:numPr>
+        <w:spacing w:after="80" w:line="300" w:lineRule="auto"/>
+        <w:rPr>
+          <w:lang w:val="en-US"/>
+        </w:rPr>
+      </w:pPr>
+      <w:r>
+        <w:rPr>
+          <w:lang w:val="en-US"/>
+        </w:rPr>
+        <w:t xml:space="preserve">Without formatting instructions, Claude returns </w:t>
+      </w:r>
+      <w:r>
+        <w:rPr>
+          <w:b/>
+          <w:bCs/>
+          <w:color w:val="5A3E1B"/>
+          <w:lang w:val="en-US"/>
+        </w:rPr>
+        <w:t>verbose output</w:t>
+      </w:r>
+      <w:r>
+        <w:rPr>
+          <w:lang w:val="en-US"/>
+        </w:rPr>
+        <w:t xml:space="preserve"> — a problem to fix later by iterating on the prompt.</w:t>
+      </w:r>
+    </w:p>
+    <w:p>
+      <w:pPr>
+        <w:pStyle w:val="Ttulo2"/>
+        <w:spacing w:before="200" w:after="100"/>
+        <w:rPr>
+          <w:lang w:val="en-US"/>
+        </w:rPr>
+      </w:pPr>
+      <w:r>
+        <w:rPr>
+          <w:b/>
+          <w:bCs/>
+          <w:color w:val="7A5A2E"/>
+          <w:sz w:val="30"/>
+          <w:szCs w:val="30"/>
+          <w:lang w:val="en-US"/>
+        </w:rPr>
+        <w:t>How the five steps became three functions</w:t>
+      </w:r>
+    </w:p>
+    <w:p>
+      <w:pPr>
+        <w:spacing w:after="140" w:line="300" w:lineRule="auto"/>
+        <w:rPr>
+          <w:lang w:val="en-US"/>
+        </w:rPr>
+      </w:pPr>
+      <w:r>
+        <w:rPr>
+          <w:lang w:val="en-US"/>
+        </w:rPr>
+        <w:t>Before the code, it helps to see where each workflow step from Lesson 2 actually ended up. Only steps 3 and 4 turned into functions: step 1 is the prompt string itself, step 2 is the dataset.json file, and step 5 is a human decision — you read the score, change the prompt and run the eval again.</w:t>
+      </w:r>
+    </w:p>
+    <w:p>
+      <w:pPr>
+        <w:spacing w:before="80" w:after="20"/>
+        <w:jc w:val="center"/>
+      </w:pPr>
+      <w:r>
+        <w:rPr>
+          <w:noProof/>
+        </w:rPr>
+        <w:lastRenderedPageBreak/>
+        <w:drawing>
+          <wp:inline distT="0" distB="0" distL="0" distR="0" wp14:anchorId="14000011" wp14:editId="14000012">
+            <wp:extent cx="5334000" cy="2741843"/>
+            <wp:effectExtent l="0" t="0" r="0" b="0"/>
+            <wp:docPr id="59" name="Diagram five steps mapped to three functions"/>
+            <wp:cNvGraphicFramePr>
+              <a:graphicFrameLocks xmlns:a="http://schemas.openxmlformats.org/drawingml/2006/main" noChangeAspect="1"/>
+            </wp:cNvGraphicFramePr>
+            <a:graphic xmlns:a="http://schemas.openxmlformats.org/drawingml/2006/main">
+              <a:graphicData uri="http://schemas.openxmlformats.org/drawingml/2006/picture">
+                <pic:pic xmlns:pic="http://schemas.openxmlformats.org/drawingml/2006/picture">
+                  <pic:nvPicPr>
+                    <pic:cNvPr id="0" name=""/>
+                    <pic:cNvPicPr>
+                      <a:picLocks noChangeAspect="1" noChangeArrowheads="1"/>
+                    </pic:cNvPicPr>
+                  </pic:nvPicPr>
+                  <pic:blipFill>
+                    <a:blip r:embed="rId14"/>
+                    <a:srcRect/>
+                    <a:stretch>
+                      <a:fillRect/>
+                    </a:stretch>
+                  </pic:blipFill>
+                  <pic:spPr bwMode="auto">
+                    <a:xfrm>
+                      <a:off x="0" y="0"/>
+                      <a:ext cx="5334000" cy="2741843"/>
+                    </a:xfrm>
+                    <a:prstGeom prst="rect">
+                      <a:avLst/>
+                    </a:prstGeom>
+                  </pic:spPr>
+                </pic:pic>
+              </a:graphicData>
+            </a:graphic>
+          </wp:inline>
+        </w:drawing>
+      </w:r>
+    </w:p>
+    <w:p>
+      <w:pPr>
+        <w:spacing w:before="40" w:after="160"/>
+        <w:jc w:val="center"/>
+        <w:rPr>
+          <w:lang w:val="en-US"/>
+        </w:rPr>
+      </w:pPr>
+      <w:r>
+        <w:rPr>
+          <w:i/>
+          <w:iCs/>
+          <w:color w:val="888888"/>
+          <w:sz w:val="20"/>
+          <w:szCs w:val="20"/>
+          <w:lang w:val="en-US"/>
+        </w:rPr>
+        <w:t>The workflow steps on the left, the place they occupy in the code on the right.</w:t>
+      </w:r>
+    </w:p>
+    <w:p>
+      <w:pPr>
+        <w:pStyle w:val="Ttulo2"/>
+        <w:spacing w:before="200" w:after="100"/>
+        <w:rPr>
+          <w:lang w:val="en-US"/>
+        </w:rPr>
+      </w:pPr>
+      <w:r>
+        <w:rPr>
+          <w:b/>
+          <w:bCs/>
+          <w:color w:val="7A5A2E"/>
+          <w:sz w:val="30"/>
+          <w:szCs w:val="30"/>
+          <w:lang w:val="en-US"/>
+        </w:rPr>
+        <w:t>The run_prompt function</w:t>
+      </w:r>
+    </w:p>
+    <w:p>
+      <w:pPr>
+        <w:spacing w:after="140" w:line="300" w:lineRule="auto"/>
+        <w:rPr>
+          <w:lang w:val="en-US"/>
+        </w:rPr>
+      </w:pPr>
+      <w:r>
+        <w:rPr>
+          <w:lang w:val="en-US"/>
+        </w:rPr>
+        <w:t xml:space="preserve">This function takes a test case and merges it with the prompt template. Note the interpolation: </w:t>
+      </w:r>
+      <w:r>
+        <w:rPr>
+          <w:b/>
+          <w:bCs/>
+          <w:color w:val="5A3E1B"/>
+          <w:lang w:val="en-US"/>
+        </w:rPr>
+        <w:t>{test_case["task"]}</w:t>
+      </w:r>
+      <w:r>
+        <w:rPr>
+          <w:lang w:val="en-US"/>
+        </w:rPr>
+        <w:t xml:space="preserve"> reaches inside the dictionary and pulls out the task string. The function then builds a fresh messages list, adds the complete prompt as a user message, and returns just the text:</w:t>
+      </w:r>
+    </w:p>
+    <w:p>
+      <w:pPr>
+        <w:shd w:val="clear" w:color="auto" w:fill="F2EFE9"/>
+        <w:spacing w:after="40"/>
+        <w:rPr>
+          <w:rFonts w:ascii="Consolas" w:hAnsi="Consolas" w:cs="Consolas"/>
+          <w:sz w:val="20"/>
+        </w:rPr>
+      </w:pPr>
+      <w:r>
+        <w:rPr>
+          <w:rFonts w:ascii="Consolas" w:hAnsi="Consolas" w:cs="Consolas"/>
+          <w:sz w:val="20"/>
+          <w:shd w:val="clear" w:color="auto" w:fill="F2EFE9"/>
+        </w:rPr>
+        <w:t>def run_prompt(test_case):</w:t>
+      </w:r>
+    </w:p>
+    <w:p>
+      <w:pPr>
+        <w:shd w:val="clear" w:color="auto" w:fill="F2EFE9"/>
+        <w:spacing w:after="40"/>
+        <w:rPr>
+          <w:rFonts w:ascii="Consolas" w:hAnsi="Consolas" w:cs="Consolas"/>
+          <w:sz w:val="20"/>
+        </w:rPr>
+      </w:pPr>
+      <w:r>
+        <w:rPr>
+          <w:rFonts w:ascii="Consolas" w:hAnsi="Consolas" w:cs="Consolas"/>
+          <w:sz w:val="20"/>
+          <w:shd w:val="clear" w:color="auto" w:fill="F2EFE9"/>
+        </w:rPr>
+        <w:t xml:space="preserve">    """Merges the prompt and test case input, then returns the result"""</w:t>
+      </w:r>
+    </w:p>
+    <w:p>
+      <w:pPr>
+        <w:shd w:val="clear" w:color="auto" w:fill="F2EFE9"/>
+        <w:spacing w:after="40"/>
+        <w:rPr>
+          <w:rFonts w:ascii="Consolas" w:hAnsi="Consolas" w:cs="Consolas"/>
+          <w:sz w:val="20"/>
+        </w:rPr>
+      </w:pPr>
+      <w:r>
+        <w:rPr>
+          <w:rFonts w:ascii="Consolas" w:hAnsi="Consolas" w:cs="Consolas"/>
+          <w:sz w:val="20"/>
+          <w:shd w:val="clear" w:color="auto" w:fill="F2EFE9"/>
+        </w:rPr>
+        <w:t xml:space="preserve">    prompt = f"""</w:t>
+      </w:r>
+    </w:p>
+    <w:p>
+      <w:pPr>
+        <w:shd w:val="clear" w:color="auto" w:fill="F2EFE9"/>
+        <w:spacing w:after="40"/>
+        <w:rPr>
+          <w:rFonts w:ascii="Consolas" w:hAnsi="Consolas" w:cs="Consolas"/>
+          <w:sz w:val="20"/>
+        </w:rPr>
+      </w:pPr>
+      <w:r>
+        <w:rPr>
+          <w:rFonts w:ascii="Consolas" w:hAnsi="Consolas" w:cs="Consolas"/>
+          <w:sz w:val="20"/>
+          <w:shd w:val="clear" w:color="auto" w:fill="F2EFE9"/>
+        </w:rPr>
+        <w:t>Please solve the following task:</w:t>
+      </w:r>
+    </w:p>
+    <w:p>
+      <w:pPr>
+        <w:shd w:val="clear" w:color="auto" w:fill="F2EFE9"/>
+        <w:spacing w:after="40"/>
+        <w:rPr>
+          <w:rFonts w:ascii="Consolas" w:hAnsi="Consolas" w:cs="Consolas"/>
+          <w:sz w:val="20"/>
+        </w:rPr>
+      </w:pPr>
+    </w:p>
+    <w:p>
+      <w:pPr>
+        <w:shd w:val="clear" w:color="auto" w:fill="F2EFE9"/>
+        <w:spacing w:after="40"/>
+        <w:rPr>
+          <w:rFonts w:ascii="Consolas" w:hAnsi="Consolas" w:cs="Consolas"/>
+          <w:sz w:val="20"/>
+        </w:rPr>
+      </w:pPr>
+      <w:r>
+        <w:rPr>
+          <w:rFonts w:ascii="Consolas" w:hAnsi="Consolas" w:cs="Consolas"/>
+          <w:sz w:val="20"/>
+          <w:shd w:val="clear" w:color="auto" w:fill="F2EFE9"/>
+        </w:rPr>
+        <w:t>{test_case["task"]}</w:t>
+      </w:r>
+    </w:p>
+    <w:p>
+      <w:pPr>
+        <w:shd w:val="clear" w:color="auto" w:fill="F2EFE9"/>
+        <w:spacing w:after="40"/>
+        <w:rPr>
+          <w:rFonts w:ascii="Consolas" w:hAnsi="Consolas" w:cs="Consolas"/>
+          <w:sz w:val="20"/>
+        </w:rPr>
+      </w:pPr>
+      <w:r>
+        <w:rPr>
+          <w:rFonts w:ascii="Consolas" w:hAnsi="Consolas" w:cs="Consolas"/>
+          <w:sz w:val="20"/>
+          <w:shd w:val="clear" w:color="auto" w:fill="F2EFE9"/>
+        </w:rPr>
+        <w:t>"""</w:t>
+      </w:r>
+    </w:p>
+    <w:p>
+      <w:pPr>
+        <w:shd w:val="clear" w:color="auto" w:fill="F2EFE9"/>
+        <w:spacing w:after="40"/>
+        <w:rPr>
+          <w:rFonts w:ascii="Consolas" w:hAnsi="Consolas" w:cs="Consolas"/>
+          <w:sz w:val="20"/>
+        </w:rPr>
+      </w:pPr>
+    </w:p>
+    <w:p>
+      <w:pPr>
+        <w:shd w:val="clear" w:color="auto" w:fill="F2EFE9"/>
+        <w:spacing w:after="40"/>
+        <w:rPr>
+          <w:rFonts w:ascii="Consolas" w:hAnsi="Consolas" w:cs="Consolas"/>
+          <w:sz w:val="20"/>
+        </w:rPr>
+      </w:pPr>
+      <w:r>
+        <w:rPr>
+          <w:rFonts w:ascii="Consolas" w:hAnsi="Consolas" w:cs="Consolas"/>
+          <w:sz w:val="20"/>
+          <w:shd w:val="clear" w:color="auto" w:fill="F2EFE9"/>
+        </w:rPr>
+        <w:t xml:space="preserve">    messages = []</w:t>
+      </w:r>
+    </w:p>
+    <w:p>
+      <w:pPr>
+        <w:shd w:val="clear" w:color="auto" w:fill="F2EFE9"/>
+        <w:spacing w:after="40"/>
+        <w:rPr>
+          <w:rFonts w:ascii="Consolas" w:hAnsi="Consolas" w:cs="Consolas"/>
+          <w:sz w:val="20"/>
+        </w:rPr>
+      </w:pPr>
+      <w:r>
+        <w:rPr>
+          <w:rFonts w:ascii="Consolas" w:hAnsi="Consolas" w:cs="Consolas"/>
+          <w:sz w:val="20"/>
+          <w:shd w:val="clear" w:color="auto" w:fill="F2EFE9"/>
+        </w:rPr>
+        <w:t xml:space="preserve">    add_user_message(messages, prompt)</w:t>
+      </w:r>
+    </w:p>
+    <w:p>
+      <w:pPr>
+        <w:shd w:val="clear" w:color="auto" w:fill="F2EFE9"/>
+        <w:spacing w:after="40"/>
+        <w:rPr>
+          <w:rFonts w:ascii="Consolas" w:hAnsi="Consolas" w:cs="Consolas"/>
+          <w:sz w:val="20"/>
+        </w:rPr>
+      </w:pPr>
+      <w:r>
+        <w:rPr>
+          <w:rFonts w:ascii="Consolas" w:hAnsi="Consolas" w:cs="Consolas"/>
+          <w:sz w:val="20"/>
+          <w:shd w:val="clear" w:color="auto" w:fill="F2EFE9"/>
+        </w:rPr>
+        <w:t xml:space="preserve">    output = chat(messages)</w:t>
+      </w:r>
+    </w:p>
+    <w:p>
+      <w:pPr>
+        <w:shd w:val="clear" w:color="auto" w:fill="F2EFE9"/>
+        <w:rPr>
+          <w:rFonts w:ascii="Consolas" w:hAnsi="Consolas" w:cs="Consolas"/>
+          <w:sz w:val="20"/>
+        </w:rPr>
+      </w:pPr>
+      <w:r>
+        <w:rPr>
+          <w:rFonts w:ascii="Consolas" w:hAnsi="Consolas" w:cs="Consolas"/>
+          <w:sz w:val="20"/>
+          <w:shd w:val="clear" w:color="auto" w:fill="F2EFE9"/>
+        </w:rPr>
+        <w:t xml:space="preserve">    return output</w:t>
+      </w:r>
+    </w:p>
+    <w:p>
+      <w:pPr>
+        <w:spacing w:after="140" w:line="300" w:lineRule="auto"/>
+        <w:rPr>
+          <w:lang w:val="en-US"/>
+        </w:rPr>
+      </w:pPr>
+      <w:r>
+        <w:rPr>
+          <w:lang w:val="en-US"/>
+        </w:rPr>
+        <w:t xml:space="preserve">The prompt is being kept </w:t>
+      </w:r>
+      <w:r>
+        <w:rPr>
+          <w:b/>
+          <w:bCs/>
+          <w:color w:val="5A3E1B"/>
+          <w:lang w:val="en-US"/>
+        </w:rPr>
+        <w:t>extremely simple on purpose</w:t>
+      </w:r>
+      <w:r>
+        <w:rPr>
+          <w:lang w:val="en-US"/>
+        </w:rPr>
+        <w:t xml:space="preserve"> — there are no formatting instructions, so Claude will likely return more verbose output than needed. That is not an oversight: it is the weakness the evaluation is meant to reveal, and it gets refined later as the prompt design iterates.</w:t>
+      </w:r>
+    </w:p>
+    <w:p>
+      <w:pPr>
+        <w:pStyle w:val="Ttulo2"/>
+        <w:spacing w:before="200" w:after="100"/>
+        <w:rPr>
+          <w:lang w:val="en-US"/>
+        </w:rPr>
+      </w:pPr>
+      <w:r>
+        <w:rPr>
+          <w:b/>
+          <w:bCs/>
+          <w:color w:val="7A5A2E"/>
+          <w:sz w:val="30"/>
+          <w:szCs w:val="30"/>
+          <w:lang w:val="en-US"/>
+        </w:rPr>
+        <w:t>The run_test_case function</w:t>
+      </w:r>
+    </w:p>
+    <w:p>
+      <w:pPr>
+        <w:spacing w:after="140" w:line="300" w:lineRule="auto"/>
+        <w:rPr>
+          <w:lang w:val="en-US"/>
+        </w:rPr>
+      </w:pPr>
+      <w:r>
+        <w:rPr>
+          <w:lang w:val="en-US"/>
+        </w:rPr>
+        <w:t xml:space="preserve">This function orchestrates running a single test case and grading the result. It calls run_prompt to get the output, then produces a score — for now a </w:t>
+      </w:r>
+      <w:r>
+        <w:rPr>
+          <w:b/>
+          <w:bCs/>
+          <w:color w:val="5A3E1B"/>
+          <w:lang w:val="en-US"/>
+        </w:rPr>
+        <w:t>hardcoded 10</w:t>
+      </w:r>
+      <w:r>
+        <w:rPr>
+          <w:lang w:val="en-US"/>
+        </w:rPr>
+        <w:t xml:space="preserve"> marked with a </w:t>
+      </w:r>
+      <w:r>
+        <w:rPr>
+          <w:b/>
+          <w:bCs/>
+          <w:color w:val="5A3E1B"/>
+          <w:lang w:val="en-US"/>
+        </w:rPr>
+        <w:t># TODO - Grading</w:t>
+      </w:r>
+      <w:r>
+        <w:rPr>
+          <w:lang w:val="en-US"/>
+        </w:rPr>
+        <w:t xml:space="preserve"> comment:</w:t>
+      </w:r>
+    </w:p>
+    <w:p>
+      <w:pPr>
+        <w:shd w:val="clear" w:color="auto" w:fill="F2EFE9"/>
+        <w:spacing w:after="40"/>
+        <w:rPr>
+          <w:rFonts w:ascii="Consolas" w:hAnsi="Consolas" w:cs="Consolas"/>
+          <w:sz w:val="20"/>
+        </w:rPr>
+      </w:pPr>
+      <w:r>
+        <w:rPr>
+          <w:rFonts w:ascii="Consolas" w:hAnsi="Consolas" w:cs="Consolas"/>
+          <w:sz w:val="20"/>
+          <w:shd w:val="clear" w:color="auto" w:fill="F2EFE9"/>
+        </w:rPr>
+        <w:t>def run_test_case(test_case):</w:t>
+      </w:r>
+    </w:p>
+    <w:p>
+      <w:pPr>
+        <w:shd w:val="clear" w:color="auto" w:fill="F2EFE9"/>
+        <w:spacing w:after="40"/>
+        <w:rPr>
+          <w:rFonts w:ascii="Consolas" w:hAnsi="Consolas" w:cs="Consolas"/>
+          <w:sz w:val="20"/>
+        </w:rPr>
+      </w:pPr>
+      <w:r>
+        <w:rPr>
+          <w:rFonts w:ascii="Consolas" w:hAnsi="Consolas" w:cs="Consolas"/>
+          <w:sz w:val="20"/>
+          <w:shd w:val="clear" w:color="auto" w:fill="F2EFE9"/>
+        </w:rPr>
+        <w:t xml:space="preserve">    """Calls run_prompt, then grades the result"""</w:t>
+      </w:r>
+    </w:p>
+    <w:p>
+      <w:pPr>
+        <w:shd w:val="clear" w:color="auto" w:fill="F2EFE9"/>
+        <w:spacing w:after="40"/>
+        <w:rPr>
+          <w:rFonts w:ascii="Consolas" w:hAnsi="Consolas" w:cs="Consolas"/>
+          <w:sz w:val="20"/>
+        </w:rPr>
+      </w:pPr>
+      <w:r>
+        <w:rPr>
+          <w:rFonts w:ascii="Consolas" w:hAnsi="Consolas" w:cs="Consolas"/>
+          <w:sz w:val="20"/>
+          <w:shd w:val="clear" w:color="auto" w:fill="F2EFE9"/>
+        </w:rPr>
+        <w:t xml:space="preserve">    output = run_prompt(test_case)</w:t>
+      </w:r>
+    </w:p>
+    <w:p>
+      <w:pPr>
+        <w:shd w:val="clear" w:color="auto" w:fill="F2EFE9"/>
+        <w:spacing w:after="40"/>
+        <w:rPr>
+          <w:rFonts w:ascii="Consolas" w:hAnsi="Consolas" w:cs="Consolas"/>
+          <w:sz w:val="20"/>
+        </w:rPr>
+      </w:pPr>
+    </w:p>
+    <w:p>
+      <w:pPr>
+        <w:shd w:val="clear" w:color="auto" w:fill="F2EFE9"/>
+        <w:spacing w:after="40"/>
+        <w:rPr>
+          <w:rFonts w:ascii="Consolas" w:hAnsi="Consolas" w:cs="Consolas"/>
+          <w:sz w:val="20"/>
+        </w:rPr>
+      </w:pPr>
+      <w:r>
+        <w:rPr>
+          <w:rFonts w:ascii="Consolas" w:hAnsi="Consolas" w:cs="Consolas"/>
+          <w:sz w:val="20"/>
+          <w:shd w:val="clear" w:color="auto" w:fill="F2EFE9"/>
+        </w:rPr>
+        <w:t xml:space="preserve">    # TODO - Grading</w:t>
+      </w:r>
+    </w:p>
+    <w:p>
+      <w:pPr>
+        <w:shd w:val="clear" w:color="auto" w:fill="F2EFE9"/>
+        <w:spacing w:after="40"/>
+        <w:rPr>
+          <w:rFonts w:ascii="Consolas" w:hAnsi="Consolas" w:cs="Consolas"/>
+          <w:sz w:val="20"/>
+        </w:rPr>
+      </w:pPr>
+      <w:r>
+        <w:rPr>
+          <w:rFonts w:ascii="Consolas" w:hAnsi="Consolas" w:cs="Consolas"/>
+          <w:sz w:val="20"/>
+          <w:shd w:val="clear" w:color="auto" w:fill="F2EFE9"/>
+        </w:rPr>
+        <w:t xml:space="preserve">    score = 10</w:t>
+      </w:r>
+    </w:p>
+    <w:p>
+      <w:pPr>
+        <w:shd w:val="clear" w:color="auto" w:fill="F2EFE9"/>
+        <w:spacing w:after="40"/>
+        <w:rPr>
+          <w:rFonts w:ascii="Consolas" w:hAnsi="Consolas" w:cs="Consolas"/>
+          <w:sz w:val="20"/>
+        </w:rPr>
+      </w:pPr>
+    </w:p>
+    <w:p>
+      <w:pPr>
+        <w:shd w:val="clear" w:color="auto" w:fill="F2EFE9"/>
+        <w:spacing w:after="40"/>
+        <w:rPr>
+          <w:rFonts w:ascii="Consolas" w:hAnsi="Consolas" w:cs="Consolas"/>
+          <w:sz w:val="20"/>
+        </w:rPr>
+      </w:pPr>
+      <w:r>
+        <w:rPr>
+          <w:rFonts w:ascii="Consolas" w:hAnsi="Consolas" w:cs="Consolas"/>
+          <w:sz w:val="20"/>
+          <w:shd w:val="clear" w:color="auto" w:fill="F2EFE9"/>
+        </w:rPr>
+        <w:t xml:space="preserve">    return {</w:t>
+      </w:r>
+    </w:p>
+    <w:p>
+      <w:pPr>
+        <w:shd w:val="clear" w:color="auto" w:fill="F2EFE9"/>
+        <w:spacing w:after="40"/>
+        <w:rPr>
+          <w:rFonts w:ascii="Consolas" w:hAnsi="Consolas" w:cs="Consolas"/>
+          <w:sz w:val="20"/>
+        </w:rPr>
+      </w:pPr>
+      <w:r>
+        <w:rPr>
+          <w:rFonts w:ascii="Consolas" w:hAnsi="Consolas" w:cs="Consolas"/>
+          <w:sz w:val="20"/>
+          <w:shd w:val="clear" w:color="auto" w:fill="F2EFE9"/>
+        </w:rPr>
+        <w:t xml:space="preserve">        "output": output,</w:t>
+      </w:r>
+    </w:p>
+    <w:p>
+      <w:pPr>
+        <w:shd w:val="clear" w:color="auto" w:fill="F2EFE9"/>
+        <w:spacing w:after="40"/>
+        <w:rPr>
+          <w:rFonts w:ascii="Consolas" w:hAnsi="Consolas" w:cs="Consolas"/>
+          <w:sz w:val="20"/>
+        </w:rPr>
+      </w:pPr>
+      <w:r>
+        <w:rPr>
+          <w:rFonts w:ascii="Consolas" w:hAnsi="Consolas" w:cs="Consolas"/>
+          <w:sz w:val="20"/>
+          <w:shd w:val="clear" w:color="auto" w:fill="F2EFE9"/>
+        </w:rPr>
+        <w:t xml:space="preserve">        "test_case": test_case,</w:t>
+      </w:r>
+    </w:p>
+    <w:p>
+      <w:pPr>
+        <w:shd w:val="clear" w:color="auto" w:fill="F2EFE9"/>
+        <w:spacing w:after="40"/>
+        <w:rPr>
+          <w:rFonts w:ascii="Consolas" w:hAnsi="Consolas" w:cs="Consolas"/>
+          <w:sz w:val="20"/>
+        </w:rPr>
+      </w:pPr>
+      <w:r>
+        <w:rPr>
+          <w:rFonts w:ascii="Consolas" w:hAnsi="Consolas" w:cs="Consolas"/>
+          <w:sz w:val="20"/>
+          <w:shd w:val="clear" w:color="auto" w:fill="F2EFE9"/>
+        </w:rPr>
+        <w:t xml:space="preserve">        "score": score</w:t>
+      </w:r>
+    </w:p>
+    <w:p>
+      <w:pPr>
+        <w:shd w:val="clear" w:color="auto" w:fill="F2EFE9"/>
+        <w:rPr>
+          <w:rFonts w:ascii="Consolas" w:hAnsi="Consolas" w:cs="Consolas"/>
+          <w:sz w:val="20"/>
+        </w:rPr>
+      </w:pPr>
+      <w:r>
+        <w:rPr>
+          <w:rFonts w:ascii="Consolas" w:hAnsi="Consolas" w:cs="Consolas"/>
+          <w:sz w:val="20"/>
+          <w:shd w:val="clear" w:color="auto" w:fill="F2EFE9"/>
+        </w:rPr>
+        <w:t xml:space="preserve">    }</w:t>
+      </w:r>
+    </w:p>
+    <w:p>
+      <w:pPr>
+        <w:spacing w:after="140" w:line="300" w:lineRule="auto"/>
+        <w:rPr>
+          <w:lang w:val="en-US"/>
+        </w:rPr>
+      </w:pPr>
+      <w:r>
+        <w:rPr>
+          <w:lang w:val="en-US"/>
+        </w:rPr>
+        <w:t xml:space="preserve">The grading logic is where the course will spend significant time in upcoming sections, but this placeholder lets you test the overall pipeline right now. Notice also </w:t>
+      </w:r>
+      <w:r>
+        <w:rPr>
+          <w:b/>
+          <w:bCs/>
+          <w:color w:val="5A3E1B"/>
+          <w:lang w:val="en-US"/>
+        </w:rPr>
+        <w:t>what the returned dictionary keeps together</w:t>
+      </w:r>
+      <w:r>
+        <w:rPr>
+          <w:lang w:val="en-US"/>
+        </w:rPr>
+        <w:t xml:space="preserve">: Claude's output, the original test case, and the score. Keeping the test case alongside the output is what later allows a report to show </w:t>
+      </w:r>
+      <w:r>
+        <w:rPr>
+          <w:b/>
+          <w:bCs/>
+          <w:color w:val="5A3E1B"/>
+          <w:lang w:val="en-US"/>
+        </w:rPr>
+        <w:t>which input produced which answer and which grade</w:t>
+      </w:r>
+      <w:r>
+        <w:rPr>
+          <w:lang w:val="en-US"/>
+        </w:rPr>
+        <w:t>.</w:t>
+      </w:r>
+    </w:p>
+    <w:tbl>
+      <w:tblPr>
+        <w:tblW w:w="5000" w:type="pct"/>
+        <w:tblBorders>
+          <w:top w:val="single" w:sz="4" w:space="0" w:color="auto"/>
+          <w:left w:val="single" w:sz="4" w:space="0" w:color="auto"/>
+          <w:bottom w:val="single" w:sz="4" w:space="0" w:color="auto"/>
+          <w:right w:val="single" w:sz="4" w:space="0" w:color="auto"/>
+          <w:insideH w:val="single" w:sz="4" w:space="0" w:color="auto"/>
+          <w:insideV w:val="single" w:sz="4" w:space="0" w:color="auto"/>
+        </w:tblBorders>
+        <w:tblCellMar>
+          <w:left w:w="10" w:type="dxa"/>
+          <w:right w:w="10" w:type="dxa"/>
+        </w:tblCellMar>
+        <w:tblLook w:val="0000" w:firstRow="0" w:lastRow="0" w:firstColumn="0" w:lastColumn="0" w:noHBand="0" w:noVBand="0"/>
+      </w:tblPr>
+      <w:tblGrid>
+        <w:gridCol w:w="1818"/>
+        <w:gridCol w:w="7678"/>
+      </w:tblGrid>
+      <w:tr>
+        <w:tc>
+          <w:tcPr>
+            <w:tcW w:w="0" w:type="auto"/>
+            <w:tcMar>
+              <w:top w:w="50" w:type="dxa"/>
+              <w:left w:w="100" w:type="dxa"/>
+              <w:bottom w:w="50" w:type="dxa"/>
+              <w:right w:w="100" w:type="dxa"/>
+            </w:tcMar>
+          </w:tcPr>
+          <w:p>
+            <w:pPr>
+              <w:rPr>
+                <w:lang w:val="en-US"/>
+              </w:rPr>
+            </w:pPr>
+            <w:r>
+              <w:rPr>
+                <w:b/>
+                <w:bCs/>
+                <w:sz w:val="22"/>
+                <w:szCs w:val="22"/>
+                <w:lang w:val="en-US"/>
+              </w:rPr>
+              <w:t>Key</w:t>
+            </w:r>
+          </w:p>
+        </w:tc>
+        <w:tc>
+          <w:tcPr>
+            <w:tcW w:w="0" w:type="auto"/>
+            <w:tcMar>
+              <w:top w:w="50" w:type="dxa"/>
+              <w:left w:w="100" w:type="dxa"/>
+              <w:bottom w:w="50" w:type="dxa"/>
+              <w:right w:w="100" w:type="dxa"/>
+            </w:tcMar>
+          </w:tcPr>
+          <w:p>
+            <w:pPr>
+              <w:rPr>
+                <w:lang w:val="en-US"/>
+              </w:rPr>
+            </w:pPr>
+            <w:r>
+              <w:rPr>
+                <w:b/>
+                <w:bCs/>
+                <w:sz w:val="22"/>
+                <w:szCs w:val="22"/>
+                <w:lang w:val="en-US"/>
+              </w:rPr>
+              <w:t>What it holds</w:t>
+            </w:r>
+          </w:p>
+        </w:tc>
+      </w:tr>
+      <w:tr>
+        <w:tc>
+          <w:tcPr>
+            <w:tcW w:w="0" w:type="auto"/>
+            <w:tcMar>
+              <w:top w:w="50" w:type="dxa"/>
+              <w:left w:w="100" w:type="dxa"/>
+              <w:bottom w:w="50" w:type="dxa"/>
+              <w:right w:w="100" w:type="dxa"/>
+            </w:tcMar>
+          </w:tcPr>
+          <w:p>
+            <w:pPr>
+              <w:rPr>
+                <w:lang w:val="en-US"/>
+              </w:rPr>
+            </w:pPr>
+            <w:r>
+              <w:rPr>
+                <w:sz w:val="22"/>
+                <w:szCs w:val="22"/>
+                <w:lang w:val="en-US"/>
+              </w:rPr>
+              <w:t>output</w:t>
+            </w:r>
+          </w:p>
+        </w:tc>
+        <w:tc>
+          <w:tcPr>
+            <w:tcW w:w="0" w:type="auto"/>
+            <w:tcMar>
+              <w:top w:w="50" w:type="dxa"/>
+              <w:left w:w="100" w:type="dxa"/>
+              <w:bottom w:w="50" w:type="dxa"/>
+              <w:right w:w="100" w:type="dxa"/>
+            </w:tcMar>
+          </w:tcPr>
+          <w:p>
+            <w:pPr>
+              <w:rPr>
+                <w:lang w:val="en-US"/>
+              </w:rPr>
+            </w:pPr>
+            <w:r>
+              <w:rPr>
+                <w:sz w:val="22"/>
+                <w:szCs w:val="22"/>
+                <w:lang w:val="en-US"/>
+              </w:rPr>
+              <w:t>The complete response from Claude</w:t>
+            </w:r>
+          </w:p>
+        </w:tc>
+      </w:tr>
+      <w:tr>
+        <w:tc>
+          <w:tcPr>
+            <w:tcW w:w="0" w:type="auto"/>
+            <w:tcMar>
+              <w:top w:w="50" w:type="dxa"/>
+              <w:left w:w="100" w:type="dxa"/>
+              <w:bottom w:w="50" w:type="dxa"/>
+              <w:right w:w="100" w:type="dxa"/>
+            </w:tcMar>
+          </w:tcPr>
+          <w:p>
+            <w:pPr>
+              <w:rPr>
+                <w:lang w:val="en-US"/>
+              </w:rPr>
+            </w:pPr>
+            <w:r>
+              <w:rPr>
+                <w:sz w:val="22"/>
+                <w:szCs w:val="22"/>
+                <w:lang w:val="en-US"/>
+              </w:rPr>
+              <w:t>test_case</w:t>
+            </w:r>
+          </w:p>
+        </w:tc>
+        <w:tc>
+          <w:tcPr>
+            <w:tcW w:w="0" w:type="auto"/>
+            <w:tcMar>
+              <w:top w:w="50" w:type="dxa"/>
+              <w:left w:w="100" w:type="dxa"/>
+              <w:bottom w:w="50" w:type="dxa"/>
+              <w:right w:w="100" w:type="dxa"/>
+            </w:tcMar>
+          </w:tcPr>
+          <w:p>
+            <w:pPr>
+              <w:rPr>
+                <w:lang w:val="en-US"/>
+              </w:rPr>
+            </w:pPr>
+            <w:r>
+              <w:rPr>
+                <w:sz w:val="22"/>
+                <w:szCs w:val="22"/>
+                <w:lang w:val="en-US"/>
+              </w:rPr>
+              <w:t>The original test case that was processed</w:t>
+            </w:r>
+          </w:p>
+        </w:tc>
+      </w:tr>
+      <w:tr>
+        <w:tc>
+          <w:tcPr>
+            <w:tcW w:w="0" w:type="auto"/>
+            <w:tcMar>
+              <w:top w:w="50" w:type="dxa"/>
+              <w:left w:w="100" w:type="dxa"/>
+              <w:bottom w:w="50" w:type="dxa"/>
+              <w:right w:w="100" w:type="dxa"/>
+            </w:tcMar>
+          </w:tcPr>
+          <w:p>
+            <w:pPr>
+              <w:rPr>
+                <w:lang w:val="en-US"/>
+              </w:rPr>
+            </w:pPr>
+            <w:r>
+              <w:rPr>
+                <w:sz w:val="22"/>
+                <w:szCs w:val="22"/>
+                <w:lang w:val="en-US"/>
+              </w:rPr>
+              <w:t>score</w:t>
+            </w:r>
+          </w:p>
+        </w:tc>
+        <w:tc>
+          <w:tcPr>
+            <w:tcW w:w="0" w:type="auto"/>
+            <w:tcMar>
+              <w:top w:w="50" w:type="dxa"/>
+              <w:left w:w="100" w:type="dxa"/>
+              <w:bottom w:w="50" w:type="dxa"/>
+              <w:right w:w="100" w:type="dxa"/>
+            </w:tcMar>
+          </w:tcPr>
+          <w:p>
+            <w:pPr>
+              <w:rPr>
+                <w:lang w:val="en-US"/>
+              </w:rPr>
+            </w:pPr>
+            <w:r>
+              <w:rPr>
+                <w:sz w:val="22"/>
+                <w:szCs w:val="22"/>
+                <w:lang w:val="en-US"/>
+              </w:rPr>
+              <w:t>The evaluation score (currently hardcoded to 10)</w:t>
+            </w:r>
+          </w:p>
+        </w:tc>
+      </w:tr>
+    </w:tbl>
+    <w:p>
+      <w:pPr>
+        <w:spacing w:after="160"/>
+      </w:pPr>
+    </w:p>
+    <w:p>
+      <w:pPr>
+        <w:pStyle w:val="Ttulo2"/>
+        <w:spacing w:before="200" w:after="100"/>
+        <w:rPr>
+          <w:lang w:val="en-US"/>
+        </w:rPr>
+      </w:pPr>
+      <w:r>
+        <w:rPr>
+          <w:b/>
+          <w:bCs/>
+          <w:color w:val="7A5A2E"/>
+          <w:sz w:val="30"/>
+          <w:szCs w:val="30"/>
+          <w:lang w:val="en-US"/>
+        </w:rPr>
+        <w:t>The run_eval function</w:t>
+      </w:r>
+    </w:p>
+    <w:p>
+      <w:pPr>
+        <w:spacing w:after="140" w:line="300" w:lineRule="auto"/>
+        <w:rPr>
+          <w:lang w:val="en-US"/>
+        </w:rPr>
+      </w:pPr>
+      <w:r>
+        <w:rPr>
+          <w:lang w:val="en-US"/>
+        </w:rPr>
+        <w:t>This function coordinates the entire evaluation process. It starts with an empty list, loops over every test case in the dataset, calls run_test_case for each one, appends the result, and returns the whole list:</w:t>
+      </w:r>
+    </w:p>
+    <w:p>
+      <w:pPr>
+        <w:shd w:val="clear" w:color="auto" w:fill="F2EFE9"/>
+        <w:spacing w:after="40"/>
+        <w:rPr>
+          <w:rFonts w:ascii="Consolas" w:hAnsi="Consolas" w:cs="Consolas"/>
+          <w:sz w:val="20"/>
+        </w:rPr>
+      </w:pPr>
+      <w:r>
+        <w:rPr>
+          <w:rFonts w:ascii="Consolas" w:hAnsi="Consolas" w:cs="Consolas"/>
+          <w:sz w:val="20"/>
+          <w:shd w:val="clear" w:color="auto" w:fill="F2EFE9"/>
+        </w:rPr>
+        <w:t>def run_eval(dataset):</w:t>
+      </w:r>
+    </w:p>
+    <w:p>
+      <w:pPr>
+        <w:shd w:val="clear" w:color="auto" w:fill="F2EFE9"/>
+        <w:spacing w:after="40"/>
+        <w:rPr>
+          <w:rFonts w:ascii="Consolas" w:hAnsi="Consolas" w:cs="Consolas"/>
+          <w:sz w:val="20"/>
+        </w:rPr>
+      </w:pPr>
+      <w:r>
+        <w:rPr>
+          <w:rFonts w:ascii="Consolas" w:hAnsi="Consolas" w:cs="Consolas"/>
+          <w:sz w:val="20"/>
+          <w:shd w:val="clear" w:color="auto" w:fill="F2EFE9"/>
+        </w:rPr>
+        <w:t xml:space="preserve">    """Loads the dataset and calls run_test_case with each case"""</w:t>
+      </w:r>
+    </w:p>
+    <w:p>
+      <w:pPr>
+        <w:shd w:val="clear" w:color="auto" w:fill="F2EFE9"/>
+        <w:spacing w:after="40"/>
+        <w:rPr>
+          <w:rFonts w:ascii="Consolas" w:hAnsi="Consolas" w:cs="Consolas"/>
+          <w:sz w:val="20"/>
+        </w:rPr>
+      </w:pPr>
+      <w:r>
+        <w:rPr>
+          <w:rFonts w:ascii="Consolas" w:hAnsi="Consolas" w:cs="Consolas"/>
+          <w:sz w:val="20"/>
+          <w:shd w:val="clear" w:color="auto" w:fill="F2EFE9"/>
+        </w:rPr>
+        <w:t xml:space="preserve">    results = []</w:t>
+      </w:r>
+    </w:p>
+    <w:p>
+      <w:pPr>
+        <w:shd w:val="clear" w:color="auto" w:fill="F2EFE9"/>
+        <w:spacing w:after="40"/>
+        <w:rPr>
+          <w:rFonts w:ascii="Consolas" w:hAnsi="Consolas" w:cs="Consolas"/>
+          <w:sz w:val="20"/>
+        </w:rPr>
+      </w:pPr>
+    </w:p>
+    <w:p>
+      <w:pPr>
+        <w:shd w:val="clear" w:color="auto" w:fill="F2EFE9"/>
+        <w:spacing w:after="40"/>
+        <w:rPr>
+          <w:rFonts w:ascii="Consolas" w:hAnsi="Consolas" w:cs="Consolas"/>
+          <w:sz w:val="20"/>
+        </w:rPr>
+      </w:pPr>
+      <w:r>
+        <w:rPr>
+          <w:rFonts w:ascii="Consolas" w:hAnsi="Consolas" w:cs="Consolas"/>
+          <w:sz w:val="20"/>
+          <w:shd w:val="clear" w:color="auto" w:fill="F2EFE9"/>
+        </w:rPr>
+        <w:t xml:space="preserve">    for test_case in dataset:</w:t>
+      </w:r>
+    </w:p>
+    <w:p>
+      <w:pPr>
+        <w:shd w:val="clear" w:color="auto" w:fill="F2EFE9"/>
+        <w:spacing w:after="40"/>
+        <w:rPr>
+          <w:rFonts w:ascii="Consolas" w:hAnsi="Consolas" w:cs="Consolas"/>
+          <w:sz w:val="20"/>
+        </w:rPr>
+      </w:pPr>
+      <w:r>
+        <w:rPr>
+          <w:rFonts w:ascii="Consolas" w:hAnsi="Consolas" w:cs="Consolas"/>
+          <w:sz w:val="20"/>
+          <w:shd w:val="clear" w:color="auto" w:fill="F2EFE9"/>
+        </w:rPr>
+        <w:t xml:space="preserve">        result = run_test_case(test_case)</w:t>
+      </w:r>
+    </w:p>
+    <w:p>
+      <w:pPr>
+        <w:shd w:val="clear" w:color="auto" w:fill="F2EFE9"/>
+        <w:spacing w:after="40"/>
+        <w:rPr>
+          <w:rFonts w:ascii="Consolas" w:hAnsi="Consolas" w:cs="Consolas"/>
+          <w:sz w:val="20"/>
+        </w:rPr>
+      </w:pPr>
+      <w:r>
+        <w:rPr>
+          <w:rFonts w:ascii="Consolas" w:hAnsi="Consolas" w:cs="Consolas"/>
+          <w:sz w:val="20"/>
+          <w:shd w:val="clear" w:color="auto" w:fill="F2EFE9"/>
+        </w:rPr>
+        <w:t xml:space="preserve">        results.append(result)</w:t>
+      </w:r>
+    </w:p>
+    <w:p>
+      <w:pPr>
+        <w:shd w:val="clear" w:color="auto" w:fill="F2EFE9"/>
+        <w:spacing w:after="40"/>
+        <w:rPr>
+          <w:rFonts w:ascii="Consolas" w:hAnsi="Consolas" w:cs="Consolas"/>
+          <w:sz w:val="20"/>
+        </w:rPr>
+      </w:pPr>
+    </w:p>
+    <w:p>
+      <w:pPr>
+        <w:shd w:val="clear" w:color="auto" w:fill="F2EFE9"/>
+        <w:rPr>
+          <w:rFonts w:ascii="Consolas" w:hAnsi="Consolas" w:cs="Consolas"/>
+          <w:sz w:val="20"/>
+        </w:rPr>
+      </w:pPr>
+      <w:r>
+        <w:rPr>
+          <w:rFonts w:ascii="Consolas" w:hAnsi="Consolas" w:cs="Consolas"/>
+          <w:sz w:val="20"/>
+          <w:shd w:val="clear" w:color="auto" w:fill="F2EFE9"/>
+        </w:rPr>
+        <w:t xml:space="preserve">    return results</w:t>
+      </w:r>
+    </w:p>
+    <w:p>
+      <w:pPr>
+        <w:spacing w:before="80" w:after="20"/>
+        <w:jc w:val="center"/>
+      </w:pPr>
+      <w:r>
+        <w:rPr>
+          <w:noProof/>
+        </w:rPr>
+        <w:lastRenderedPageBreak/>
+        <w:drawing>
+          <wp:inline distT="0" distB="0" distL="0" distR="0" wp14:anchorId="1400004B" wp14:editId="1400004C">
+            <wp:extent cx="5334000" cy="2610410"/>
+            <wp:effectExtent l="0" t="0" r="0" b="0"/>
+            <wp:docPr id="60" name="Diagram call nesting and result object"/>
+            <wp:cNvGraphicFramePr>
+              <a:graphicFrameLocks xmlns:a="http://schemas.openxmlformats.org/drawingml/2006/main" noChangeAspect="1"/>
+            </wp:cNvGraphicFramePr>
+            <a:graphic xmlns:a="http://schemas.openxmlformats.org/drawingml/2006/main">
+              <a:graphicData uri="http://schemas.openxmlformats.org/drawingml/2006/picture">
+                <pic:pic xmlns:pic="http://schemas.openxmlformats.org/drawingml/2006/picture">
+                  <pic:nvPicPr>
+                    <pic:cNvPr id="0" name=""/>
+                    <pic:cNvPicPr>
+                      <a:picLocks noChangeAspect="1" noChangeArrowheads="1"/>
+                    </pic:cNvPicPr>
+                  </pic:nvPicPr>
+                  <pic:blipFill>
+                    <a:blip r:embed="rId15"/>
+                    <a:srcRect/>
+                    <a:stretch>
+                      <a:fillRect/>
+                    </a:stretch>
+                  </pic:blipFill>
+                  <pic:spPr bwMode="auto">
+                    <a:xfrm>
+                      <a:off x="0" y="0"/>
+                      <a:ext cx="5334000" cy="2610410"/>
+                    </a:xfrm>
+                    <a:prstGeom prst="rect">
+                      <a:avLst/>
+                    </a:prstGeom>
+                  </pic:spPr>
+                </pic:pic>
+              </a:graphicData>
+            </a:graphic>
+          </wp:inline>
+        </w:drawing>
+      </w:r>
+    </w:p>
+    <w:p>
+      <w:pPr>
+        <w:spacing w:before="40" w:after="160"/>
+        <w:jc w:val="center"/>
+        <w:rPr>
+          <w:lang w:val="en-US"/>
+        </w:rPr>
+      </w:pPr>
+      <w:r>
+        <w:rPr>
+          <w:i/>
+          <w:iCs/>
+          <w:color w:val="888888"/>
+          <w:sz w:val="20"/>
+          <w:szCs w:val="20"/>
+          <w:lang w:val="en-US"/>
+        </w:rPr>
+        <w:t>Three nested layers, and the shape of what each test case produces.</w:t>
+      </w:r>
+    </w:p>
+    <w:p>
+      <w:pPr>
+        <w:pStyle w:val="Ttulo2"/>
+        <w:spacing w:before="200" w:after="100"/>
+        <w:rPr>
+          <w:lang w:val="en-US"/>
+        </w:rPr>
+      </w:pPr>
+      <w:r>
+        <w:rPr>
+          <w:b/>
+          <w:bCs/>
+          <w:color w:val="7A5A2E"/>
+          <w:sz w:val="30"/>
+          <w:szCs w:val="30"/>
+          <w:lang w:val="en-US"/>
+        </w:rPr>
+        <w:t>Running the evaluation</w:t>
+      </w:r>
+    </w:p>
+    <w:p>
+      <w:pPr>
+        <w:spacing w:after="140" w:line="300" w:lineRule="auto"/>
+        <w:rPr>
+          <w:lang w:val="en-US"/>
+        </w:rPr>
+      </w:pPr>
+      <w:r>
+        <w:rPr>
+          <w:lang w:val="en-US"/>
+        </w:rPr>
+        <w:t>To execute the pipeline, load the dataset from disk and pass it to run_eval:</w:t>
+      </w:r>
+    </w:p>
+    <w:p>
+      <w:pPr>
+        <w:shd w:val="clear" w:color="auto" w:fill="F2EFE9"/>
+        <w:spacing w:after="40"/>
+        <w:rPr>
+          <w:rFonts w:ascii="Consolas" w:hAnsi="Consolas" w:cs="Consolas"/>
+          <w:sz w:val="20"/>
+        </w:rPr>
+      </w:pPr>
+      <w:r>
+        <w:rPr>
+          <w:rFonts w:ascii="Consolas" w:hAnsi="Consolas" w:cs="Consolas"/>
+          <w:sz w:val="20"/>
+          <w:shd w:val="clear" w:color="auto" w:fill="F2EFE9"/>
+        </w:rPr>
+        <w:t>with open("dataset.json", "r") as f:</w:t>
+      </w:r>
+    </w:p>
+    <w:p>
+      <w:pPr>
+        <w:shd w:val="clear" w:color="auto" w:fill="F2EFE9"/>
+        <w:spacing w:after="40"/>
+        <w:rPr>
+          <w:rFonts w:ascii="Consolas" w:hAnsi="Consolas" w:cs="Consolas"/>
+          <w:sz w:val="20"/>
+        </w:rPr>
+      </w:pPr>
+      <w:r>
+        <w:rPr>
+          <w:rFonts w:ascii="Consolas" w:hAnsi="Consolas" w:cs="Consolas"/>
+          <w:sz w:val="20"/>
+          <w:shd w:val="clear" w:color="auto" w:fill="F2EFE9"/>
+        </w:rPr>
+        <w:t xml:space="preserve">    dataset = json.load(f)</w:t>
+      </w:r>
+    </w:p>
+    <w:p>
+      <w:pPr>
+        <w:shd w:val="clear" w:color="auto" w:fill="F2EFE9"/>
+        <w:spacing w:after="40"/>
+        <w:rPr>
+          <w:rFonts w:ascii="Consolas" w:hAnsi="Consolas" w:cs="Consolas"/>
+          <w:sz w:val="20"/>
+        </w:rPr>
+      </w:pPr>
+    </w:p>
+    <w:p>
+      <w:pPr>
+        <w:shd w:val="clear" w:color="auto" w:fill="F2EFE9"/>
+        <w:rPr>
+          <w:rFonts w:ascii="Consolas" w:hAnsi="Consolas" w:cs="Consolas"/>
+          <w:sz w:val="20"/>
+        </w:rPr>
+      </w:pPr>
+      <w:r>
+        <w:rPr>
+          <w:rFonts w:ascii="Consolas" w:hAnsi="Consolas" w:cs="Consolas"/>
+          <w:sz w:val="20"/>
+          <w:shd w:val="clear" w:color="auto" w:fill="F2EFE9"/>
+        </w:rPr>
+        <w:t>results = run_eval(dataset)</w:t>
+      </w:r>
+    </w:p>
+    <w:p>
+      <w:pPr>
+        <w:spacing w:after="140" w:line="300" w:lineRule="auto"/>
+        <w:rPr>
+          <w:lang w:val="en-US"/>
+        </w:rPr>
+      </w:pPr>
+      <w:r>
+        <w:rPr>
+          <w:lang w:val="en-US"/>
+        </w:rPr>
+        <w:t xml:space="preserve">The first time you run this, expect it to take some time — </w:t>
+      </w:r>
+      <w:r>
+        <w:rPr>
+          <w:b/>
+          <w:bCs/>
+          <w:color w:val="5A3E1B"/>
+          <w:lang w:val="en-US"/>
+        </w:rPr>
+        <w:t>even with Claude Haiku it can take around 30 seconds</w:t>
+      </w:r>
+      <w:r>
+        <w:rPr>
+          <w:lang w:val="en-US"/>
+        </w:rPr>
+        <w:t xml:space="preserve"> to process a full dataset. The reason is that the requests are made one at a time, sequentially; optimization techniques come later in the course.</w:t>
+      </w:r>
+    </w:p>
+    <w:p>
+      <w:pPr>
+        <w:pStyle w:val="Ttulo2"/>
+        <w:spacing w:before="200" w:after="100"/>
+        <w:rPr>
+          <w:lang w:val="en-US"/>
+        </w:rPr>
+      </w:pPr>
+      <w:r>
+        <w:rPr>
+          <w:b/>
+          <w:bCs/>
+          <w:color w:val="7A5A2E"/>
+          <w:sz w:val="30"/>
+          <w:szCs w:val="30"/>
+          <w:lang w:val="en-US"/>
+        </w:rPr>
+        <w:t>Examining the results</w:t>
+      </w:r>
+    </w:p>
+    <w:p>
+      <w:pPr>
+        <w:spacing w:after="140" w:line="300" w:lineRule="auto"/>
+        <w:rPr>
+          <w:lang w:val="en-US"/>
+        </w:rPr>
+      </w:pPr>
+      <w:r>
+        <w:rPr>
+          <w:lang w:val="en-US"/>
+        </w:rPr>
+        <w:t xml:space="preserve">The evaluation returns a structured JSON array where each object represents one test case result. Print it with indentation to inspect it comfortably — note this is </w:t>
+      </w:r>
+      <w:r>
+        <w:rPr>
+          <w:b/>
+          <w:bCs/>
+          <w:color w:val="5A3E1B"/>
+          <w:lang w:val="en-US"/>
+        </w:rPr>
+        <w:t>json.dumps</w:t>
+      </w:r>
+      <w:r>
+        <w:rPr>
+          <w:lang w:val="en-US"/>
+        </w:rPr>
+        <w:t xml:space="preserve"> with an s, because you want a string for printing, not a write to a file:</w:t>
+      </w:r>
+    </w:p>
+    <w:p>
+      <w:pPr>
+        <w:shd w:val="clear" w:color="auto" w:fill="F2EFE9"/>
+        <w:rPr>
+          <w:rFonts w:ascii="Consolas" w:hAnsi="Consolas" w:cs="Consolas"/>
+          <w:sz w:val="20"/>
+        </w:rPr>
+      </w:pPr>
+      <w:r>
+        <w:rPr>
+          <w:rFonts w:ascii="Consolas" w:hAnsi="Consolas" w:cs="Consolas"/>
+          <w:sz w:val="20"/>
+          <w:shd w:val="clear" w:color="auto" w:fill="F2EFE9"/>
+        </w:rPr>
+        <w:t>print(json.dumps(results, indent=2))</w:t>
+      </w:r>
+    </w:p>
+    <w:p>
+      <w:pPr>
+        <w:spacing w:after="140" w:line="300" w:lineRule="auto"/>
+        <w:rPr>
+          <w:lang w:val="en-US"/>
+        </w:rPr>
+      </w:pPr>
+      <w:r>
+        <w:rPr>
+          <w:lang w:val="en-US"/>
+        </w:rPr>
+        <w:t xml:space="preserve">Looking at the output, Claude generates quite verbose responses since no specific formatting instructions were provided yet. This is exactly the kind of issue that gets addressed as the prompt is refined — and now you can </w:t>
+      </w:r>
+      <w:r>
+        <w:rPr>
+          <w:b/>
+          <w:bCs/>
+          <w:color w:val="5A3E1B"/>
+          <w:lang w:val="en-US"/>
+        </w:rPr>
+        <w:t>see it in the data</w:t>
+      </w:r>
+      <w:r>
+        <w:rPr>
+          <w:lang w:val="en-US"/>
+        </w:rPr>
+        <w:t xml:space="preserve"> instead of guessing about it.</w:t>
+      </w:r>
+    </w:p>
+    <w:p>
+      <w:pPr>
+        <w:pStyle w:val="Ttulo2"/>
+        <w:spacing w:before="200" w:after="100"/>
+        <w:rPr>
+          <w:lang w:val="en-US"/>
+        </w:rPr>
+      </w:pPr>
+      <w:r>
+        <w:rPr>
+          <w:b/>
+          <w:bCs/>
+          <w:color w:val="7A5A2E"/>
+          <w:sz w:val="30"/>
+          <w:szCs w:val="30"/>
+          <w:lang w:val="en-US"/>
+        </w:rPr>
+        <w:t>What has been accomplished</w:t>
+      </w:r>
+    </w:p>
+    <w:p>
+      <w:pPr>
+        <w:spacing w:after="140" w:line="300" w:lineRule="auto"/>
+        <w:rPr>
+          <w:lang w:val="en-US"/>
+        </w:rPr>
+      </w:pPr>
+      <w:r>
+        <w:rPr>
+          <w:lang w:val="en-US"/>
+        </w:rPr>
+        <w:t xml:space="preserve">At this point the core evaluation pipeline works: you can take a dataset, process it through Claude, and collect structured results. The major missing piece is the </w:t>
+      </w:r>
+      <w:r>
+        <w:rPr>
+          <w:b/>
+          <w:bCs/>
+          <w:color w:val="5A3E1B"/>
+          <w:lang w:val="en-US"/>
+        </w:rPr>
+        <w:t>grading system</w:t>
+      </w:r>
+      <w:r>
+        <w:rPr>
+          <w:lang w:val="en-US"/>
+        </w:rPr>
+        <w:t xml:space="preserve"> — that hardcoded score of 10 needs to be replaced with actual evaluation logic.</w:t>
+      </w:r>
+    </w:p>
+    <w:p>
+      <w:pPr>
+        <w:spacing w:after="140" w:line="300" w:lineRule="auto"/>
+        <w:rPr>
+          <w:lang w:val="en-US"/>
+        </w:rPr>
+      </w:pPr>
+      <w:r>
+        <w:rPr>
+          <w:lang w:val="en-US"/>
+        </w:rPr>
+        <w:lastRenderedPageBreak/>
+        <w:t xml:space="preserve">This pipeline represents the </w:t>
+      </w:r>
+      <w:r>
+        <w:rPr>
+          <w:b/>
+          <w:bCs/>
+          <w:color w:val="5A3E1B"/>
+          <w:lang w:val="en-US"/>
+        </w:rPr>
+        <w:t>foundation of most AI evaluation systems</w:t>
+      </w:r>
+      <w:r>
+        <w:rPr>
+          <w:lang w:val="en-US"/>
+        </w:rPr>
+        <w:t>. While it may seem simple, it is the majority of what an eval pipeline actually does. The complexity comes in the details: better prompts, sophisticated grading, and performance optimizations. Graders are the next topic, and they are what will transform hardcoded scores into meaningful evaluations of Claude's performance.</w:t>
+      </w:r>
+    </w:p>
+    <w:p>
+      <w:pPr>
+        <w:pStyle w:val="Ttulo2"/>
+        <w:spacing w:before="200" w:after="100"/>
+        <w:rPr>
+          <w:lang w:val="en-US"/>
+        </w:rPr>
+      </w:pPr>
+      <w:r>
+        <w:rPr>
+          <w:b/>
+          <w:bCs/>
+          <w:color w:val="7A5A2E"/>
+          <w:sz w:val="30"/>
+          <w:szCs w:val="30"/>
+          <w:lang w:val="en-US"/>
+        </w:rPr>
+        <w:t>Practice Questions — Lesson 4</w:t>
+      </w:r>
+    </w:p>
+    <w:p>
+      <w:pPr>
+        <w:spacing w:after="140" w:line="300" w:lineRule="auto"/>
+        <w:rPr>
+          <w:lang w:val="en-US"/>
+        </w:rPr>
+      </w:pPr>
+      <w:r>
+        <w:rPr>
+          <w:lang w:val="en-US"/>
+        </w:rPr>
+        <w:t>Choose the single best answer for each question (A–E).</w:t>
+      </w:r>
+    </w:p>
+    <w:p>
+      <w:pPr>
+        <w:spacing w:before="200" w:after="100" w:line="300" w:lineRule="auto"/>
+        <w:rPr>
+          <w:rFonts w:ascii="Arial" w:hAnsi="Arial" w:cs="Arial"/>
+          <w:lang w:val="en-US"/>
+        </w:rPr>
+      </w:pPr>
+      <w:r>
+        <w:rPr>
+          <w:rFonts w:ascii="Arial" w:hAnsi="Arial" w:cs="Arial"/>
+          <w:b/>
+          <w:bCs/>
+          <w:lang w:val="en-US"/>
+        </w:rPr>
+        <w:t>1. What does run_prompt() do?</w:t>
+      </w:r>
+    </w:p>
+    <w:p>
+      <w:pPr>
+        <w:spacing w:after="60" w:line="300" w:lineRule="auto"/>
+        <w:ind w:left="400"/>
+        <w:rPr>
+          <w:rFonts w:ascii="Arial" w:hAnsi="Arial" w:cs="Arial"/>
+          <w:lang w:val="en-US"/>
+        </w:rPr>
+      </w:pPr>
+      <w:r>
+        <w:rPr>
+          <w:rFonts w:ascii="Arial" w:hAnsi="Arial" w:cs="Arial"/>
+          <w:lang w:val="en-US"/>
+        </w:rPr>
+        <w:t>A) Loads the dataset from disk and loops over every record</w:t>
+      </w:r>
+    </w:p>
+    <w:p>
+      <w:pPr>
+        <w:spacing w:after="60" w:line="300" w:lineRule="auto"/>
+        <w:ind w:left="400"/>
+        <w:rPr>
+          <w:rFonts w:ascii="Arial" w:hAnsi="Arial" w:cs="Arial"/>
+          <w:lang w:val="en-US"/>
+        </w:rPr>
+      </w:pPr>
+      <w:r>
+        <w:rPr>
+          <w:rFonts w:ascii="Arial" w:hAnsi="Arial" w:cs="Arial"/>
+          <w:lang w:val="en-US"/>
+        </w:rPr>
+        <w:t>B) Merges one test case with the prompt template, sends it to Claude and returns the output</w:t>
+      </w:r>
+    </w:p>
+    <w:p>
+      <w:pPr>
+        <w:spacing w:after="60" w:line="300" w:lineRule="auto"/>
+        <w:ind w:left="400"/>
+        <w:rPr>
+          <w:rFonts w:ascii="Arial" w:hAnsi="Arial" w:cs="Arial"/>
+          <w:lang w:val="en-US"/>
+        </w:rPr>
+      </w:pPr>
+      <w:r>
+        <w:rPr>
+          <w:rFonts w:ascii="Arial" w:hAnsi="Arial" w:cs="Arial"/>
+          <w:lang w:val="en-US"/>
+        </w:rPr>
+        <w:t>C) Grades Claude's response on a scale from 1 to 10</w:t>
+      </w:r>
+    </w:p>
+    <w:p>
+      <w:pPr>
+        <w:spacing w:after="60" w:line="300" w:lineRule="auto"/>
+        <w:ind w:left="400"/>
+        <w:rPr>
+          <w:rFonts w:ascii="Arial" w:hAnsi="Arial" w:cs="Arial"/>
+          <w:lang w:val="en-US"/>
+        </w:rPr>
+      </w:pPr>
+      <w:r>
+        <w:rPr>
+          <w:rFonts w:ascii="Arial" w:hAnsi="Arial" w:cs="Arial"/>
+          <w:lang w:val="en-US"/>
+        </w:rPr>
+        <w:t>D) Averages the scores of all test cases</w:t>
+      </w:r>
+    </w:p>
+    <w:p>
+      <w:pPr>
+        <w:spacing w:after="60" w:line="300" w:lineRule="auto"/>
+        <w:ind w:left="400"/>
+        <w:rPr>
+          <w:rFonts w:ascii="Arial" w:hAnsi="Arial" w:cs="Arial"/>
+          <w:lang w:val="en-US"/>
+        </w:rPr>
+      </w:pPr>
+      <w:r>
+        <w:rPr>
+          <w:rFonts w:ascii="Arial" w:hAnsi="Arial" w:cs="Arial"/>
+          <w:lang w:val="en-US"/>
+        </w:rPr>
+        <w:t>E) Saves the results into dataset.json</w:t>
+      </w:r>
+    </w:p>
+    <w:p>
+      <w:pPr>
+        <w:spacing w:before="200" w:after="100" w:line="300" w:lineRule="auto"/>
+        <w:rPr>
+          <w:rFonts w:ascii="Arial" w:hAnsi="Arial" w:cs="Arial"/>
+          <w:lang w:val="en-US"/>
+        </w:rPr>
+      </w:pPr>
+      <w:r>
+        <w:rPr>
+          <w:rFonts w:ascii="Arial" w:hAnsi="Arial" w:cs="Arial"/>
+          <w:b/>
+          <w:bCs/>
+          <w:lang w:val="en-US"/>
+        </w:rPr>
+        <w:t>2. Which three keys does run_test_case() return?</w:t>
+      </w:r>
+    </w:p>
+    <w:p>
+      <w:pPr>
+        <w:spacing w:after="60" w:line="300" w:lineRule="auto"/>
+        <w:ind w:left="400"/>
+        <w:rPr>
+          <w:rFonts w:ascii="Arial" w:hAnsi="Arial" w:cs="Arial"/>
+          <w:lang w:val="en-US"/>
+        </w:rPr>
+      </w:pPr>
+      <w:r>
+        <w:rPr>
+          <w:rFonts w:ascii="Arial" w:hAnsi="Arial" w:cs="Arial"/>
+          <w:lang w:val="en-US"/>
+        </w:rPr>
+        <w:t>A) "prompt", "response", "average"</w:t>
+      </w:r>
+    </w:p>
+    <w:p>
+      <w:pPr>
+        <w:spacing w:after="60" w:line="300" w:lineRule="auto"/>
+        <w:ind w:left="400"/>
+        <w:rPr>
+          <w:rFonts w:ascii="Arial" w:hAnsi="Arial" w:cs="Arial"/>
+          <w:lang w:val="en-US"/>
+        </w:rPr>
+      </w:pPr>
+      <w:r>
+        <w:rPr>
+          <w:rFonts w:ascii="Arial" w:hAnsi="Arial" w:cs="Arial"/>
+          <w:lang w:val="en-US"/>
+        </w:rPr>
+        <w:t>B) "task", "answer", "grade"</w:t>
+      </w:r>
+    </w:p>
+    <w:p>
+      <w:pPr>
+        <w:spacing w:after="60" w:line="300" w:lineRule="auto"/>
+        <w:ind w:left="400"/>
+        <w:rPr>
+          <w:rFonts w:ascii="Arial" w:hAnsi="Arial" w:cs="Arial"/>
+          <w:lang w:val="en-US"/>
+        </w:rPr>
+      </w:pPr>
+      <w:r>
+        <w:rPr>
+          <w:rFonts w:ascii="Arial" w:hAnsi="Arial" w:cs="Arial"/>
+          <w:lang w:val="en-US"/>
+        </w:rPr>
+        <w:t>C) "output", "test_case", "score"</w:t>
+      </w:r>
+    </w:p>
+    <w:p>
+      <w:pPr>
+        <w:spacing w:after="60" w:line="300" w:lineRule="auto"/>
+        <w:ind w:left="400"/>
+        <w:rPr>
+          <w:rFonts w:ascii="Arial" w:hAnsi="Arial" w:cs="Arial"/>
+          <w:lang w:val="en-US"/>
+        </w:rPr>
+      </w:pPr>
+      <w:r>
+        <w:rPr>
+          <w:rFonts w:ascii="Arial" w:hAnsi="Arial" w:cs="Arial"/>
+          <w:lang w:val="en-US"/>
+        </w:rPr>
+        <w:t>D) "input", "output", "duration"</w:t>
+      </w:r>
+    </w:p>
+    <w:p>
+      <w:pPr>
+        <w:spacing w:after="60" w:line="300" w:lineRule="auto"/>
+        <w:ind w:left="400"/>
+        <w:rPr>
+          <w:rFonts w:ascii="Arial" w:hAnsi="Arial" w:cs="Arial"/>
+          <w:lang w:val="en-US"/>
+        </w:rPr>
+      </w:pPr>
+      <w:r>
+        <w:rPr>
+          <w:rFonts w:ascii="Arial" w:hAnsi="Arial" w:cs="Arial"/>
+          <w:lang w:val="en-US"/>
+        </w:rPr>
+        <w:t>E) "role", "content", "score"</w:t>
+      </w:r>
+    </w:p>
+    <w:p>
+      <w:pPr>
+        <w:spacing w:before="200" w:after="100" w:line="300" w:lineRule="auto"/>
+        <w:rPr>
+          <w:rFonts w:ascii="Arial" w:hAnsi="Arial" w:cs="Arial"/>
+          <w:lang w:val="en-US"/>
+        </w:rPr>
+      </w:pPr>
+      <w:r>
+        <w:rPr>
+          <w:rFonts w:ascii="Arial" w:hAnsi="Arial" w:cs="Arial"/>
+          <w:b/>
+          <w:bCs/>
+          <w:lang w:val="en-US"/>
+        </w:rPr>
+        <w:t>3. Why is the score hardcoded to 10 at this stage?</w:t>
+      </w:r>
+    </w:p>
+    <w:p>
+      <w:pPr>
+        <w:spacing w:after="60" w:line="300" w:lineRule="auto"/>
+        <w:ind w:left="400"/>
+        <w:rPr>
+          <w:rFonts w:ascii="Arial" w:hAnsi="Arial" w:cs="Arial"/>
+          <w:lang w:val="en-US"/>
+        </w:rPr>
+      </w:pPr>
+      <w:r>
+        <w:rPr>
+          <w:rFonts w:ascii="Arial" w:hAnsi="Arial" w:cs="Arial"/>
+          <w:lang w:val="en-US"/>
+        </w:rPr>
+        <w:t>A) Because 10 is the average score the prompt actually achieves</w:t>
+      </w:r>
+    </w:p>
+    <w:p>
+      <w:pPr>
+        <w:spacing w:after="60" w:line="300" w:lineRule="auto"/>
+        <w:ind w:left="400"/>
+        <w:rPr>
+          <w:rFonts w:ascii="Arial" w:hAnsi="Arial" w:cs="Arial"/>
+          <w:lang w:val="en-US"/>
+        </w:rPr>
+      </w:pPr>
+      <w:r>
+        <w:rPr>
+          <w:rFonts w:ascii="Arial" w:hAnsi="Arial" w:cs="Arial"/>
+          <w:lang w:val="en-US"/>
+        </w:rPr>
+        <w:t>B) Because it is a placeholder that lets the whole pipeline be tested before grading logic exists</w:t>
+      </w:r>
+    </w:p>
+    <w:p>
+      <w:pPr>
+        <w:spacing w:after="60" w:line="300" w:lineRule="auto"/>
+        <w:ind w:left="400"/>
+        <w:rPr>
+          <w:rFonts w:ascii="Arial" w:hAnsi="Arial" w:cs="Arial"/>
+          <w:lang w:val="en-US"/>
+        </w:rPr>
+      </w:pPr>
+      <w:r>
+        <w:rPr>
+          <w:rFonts w:ascii="Arial" w:hAnsi="Arial" w:cs="Arial"/>
+          <w:lang w:val="en-US"/>
+        </w:rPr>
+        <w:t>C) Because the API returns the score automatically and 10 is its default</w:t>
+      </w:r>
+    </w:p>
+    <w:p>
+      <w:pPr>
+        <w:spacing w:after="60" w:line="300" w:lineRule="auto"/>
+        <w:ind w:left="400"/>
+        <w:rPr>
+          <w:rFonts w:ascii="Arial" w:hAnsi="Arial" w:cs="Arial"/>
+          <w:lang w:val="en-US"/>
+        </w:rPr>
+      </w:pPr>
+      <w:r>
+        <w:rPr>
+          <w:rFonts w:ascii="Arial" w:hAnsi="Arial" w:cs="Arial"/>
+          <w:lang w:val="en-US"/>
+        </w:rPr>
+        <w:t>D) Because scores below 10 would make the evaluation fail</w:t>
+      </w:r>
+    </w:p>
+    <w:p>
+      <w:pPr>
+        <w:spacing w:after="60" w:line="300" w:lineRule="auto"/>
+        <w:ind w:left="400"/>
+        <w:rPr>
+          <w:rFonts w:ascii="Arial" w:hAnsi="Arial" w:cs="Arial"/>
+          <w:lang w:val="en-US"/>
+        </w:rPr>
+      </w:pPr>
+      <w:r>
+        <w:rPr>
+          <w:rFonts w:ascii="Arial" w:hAnsi="Arial" w:cs="Arial"/>
+          <w:lang w:val="en-US"/>
+        </w:rPr>
+        <w:t>E) Because graders can only be used on datasets created by hand</w:t>
+      </w:r>
+    </w:p>
+    <w:p>
+      <w:pPr>
+        <w:spacing w:before="200" w:after="100" w:line="300" w:lineRule="auto"/>
+        <w:rPr>
+          <w:rFonts w:ascii="Arial" w:hAnsi="Arial" w:cs="Arial"/>
+          <w:lang w:val="en-US"/>
+        </w:rPr>
+      </w:pPr>
+      <w:r>
+        <w:rPr>
+          <w:rFonts w:ascii="Arial" w:hAnsi="Arial" w:cs="Arial"/>
+          <w:b/>
+          <w:bCs/>
+          <w:lang w:val="en-US"/>
+        </w:rPr>
+        <w:t>4. Why does a full evaluation run take around 30 seconds even with Haiku?</w:t>
+      </w:r>
+    </w:p>
+    <w:p>
+      <w:pPr>
+        <w:spacing w:after="60" w:line="300" w:lineRule="auto"/>
+        <w:ind w:left="400"/>
+        <w:rPr>
+          <w:rFonts w:ascii="Arial" w:hAnsi="Arial" w:cs="Arial"/>
+          <w:lang w:val="en-US"/>
+        </w:rPr>
+      </w:pPr>
+      <w:r>
+        <w:rPr>
+          <w:rFonts w:ascii="Arial" w:hAnsi="Arial" w:cs="Arial"/>
+          <w:lang w:val="en-US"/>
+        </w:rPr>
+        <w:t>A) Because the grader model is slower than Haiku</w:t>
+      </w:r>
+    </w:p>
+    <w:p>
+      <w:pPr>
+        <w:spacing w:after="60" w:line="300" w:lineRule="auto"/>
+        <w:ind w:left="400"/>
+        <w:rPr>
+          <w:rFonts w:ascii="Arial" w:hAnsi="Arial" w:cs="Arial"/>
+          <w:lang w:val="en-US"/>
+        </w:rPr>
+      </w:pPr>
+      <w:r>
+        <w:rPr>
+          <w:rFonts w:ascii="Arial" w:hAnsi="Arial" w:cs="Arial"/>
+          <w:lang w:val="en-US"/>
+        </w:rPr>
+        <w:t>B) Because the requests are sent one at a time, sequentially</w:t>
+      </w:r>
+    </w:p>
+    <w:p>
+      <w:pPr>
+        <w:spacing w:after="60" w:line="300" w:lineRule="auto"/>
+        <w:ind w:left="400"/>
+        <w:rPr>
+          <w:rFonts w:ascii="Arial" w:hAnsi="Arial" w:cs="Arial"/>
+          <w:lang w:val="en-US"/>
+        </w:rPr>
+      </w:pPr>
+      <w:r>
+        <w:rPr>
+          <w:rFonts w:ascii="Arial" w:hAnsi="Arial" w:cs="Arial"/>
+          <w:lang w:val="en-US"/>
+        </w:rPr>
+        <w:t>C) Because dataset.json has to be re-saved after each case</w:t>
+      </w:r>
+    </w:p>
+    <w:p>
+      <w:pPr>
+        <w:spacing w:after="60" w:line="300" w:lineRule="auto"/>
+        <w:ind w:left="400"/>
+        <w:rPr>
+          <w:rFonts w:ascii="Arial" w:hAnsi="Arial" w:cs="Arial"/>
+          <w:lang w:val="en-US"/>
+        </w:rPr>
+      </w:pPr>
+      <w:r>
+        <w:rPr>
+          <w:rFonts w:ascii="Arial" w:hAnsi="Arial" w:cs="Arial"/>
+          <w:lang w:val="en-US"/>
+        </w:rPr>
+        <w:t>D) Because temperature is set to 1.0</w:t>
+      </w:r>
+    </w:p>
+    <w:p>
+      <w:pPr>
+        <w:spacing w:after="60" w:line="300" w:lineRule="auto"/>
+        <w:ind w:left="400"/>
+        <w:rPr>
+          <w:rFonts w:ascii="Arial" w:hAnsi="Arial" w:cs="Arial"/>
+          <w:lang w:val="en-US"/>
+        </w:rPr>
+      </w:pPr>
+      <w:r>
+        <w:rPr>
+          <w:rFonts w:ascii="Arial" w:hAnsi="Arial" w:cs="Arial"/>
+          <w:lang w:val="en-US"/>
+        </w:rPr>
+        <w:lastRenderedPageBreak/>
+        <w:t>E) Because streaming is disabled in the chat helper</w:t>
+      </w:r>
+    </w:p>
+    <w:p>
+      <w:pPr>
+        <w:spacing w:before="200" w:after="100" w:line="300" w:lineRule="auto"/>
+        <w:rPr>
+          <w:rFonts w:ascii="Arial" w:hAnsi="Arial" w:cs="Arial"/>
+          <w:lang w:val="en-US"/>
+        </w:rPr>
+      </w:pPr>
+      <w:r>
+        <w:rPr>
+          <w:rFonts w:ascii="Arial" w:hAnsi="Arial" w:cs="Arial"/>
+          <w:b/>
+          <w:bCs/>
+          <w:lang w:val="en-US"/>
+        </w:rPr>
+        <w:t>5. Why does Claude return verbose responses in this first run?</w:t>
+      </w:r>
+    </w:p>
+    <w:p>
+      <w:pPr>
+        <w:spacing w:after="60" w:line="300" w:lineRule="auto"/>
+        <w:ind w:left="400"/>
+        <w:rPr>
+          <w:rFonts w:ascii="Arial" w:hAnsi="Arial" w:cs="Arial"/>
+          <w:lang w:val="en-US"/>
+        </w:rPr>
+      </w:pPr>
+      <w:r>
+        <w:rPr>
+          <w:rFonts w:ascii="Arial" w:hAnsi="Arial" w:cs="Arial"/>
+          <w:lang w:val="en-US"/>
+        </w:rPr>
+        <w:t>A) Because max_tokens was set too high</w:t>
+      </w:r>
+    </w:p>
+    <w:p>
+      <w:pPr>
+        <w:spacing w:after="60" w:line="300" w:lineRule="auto"/>
+        <w:ind w:left="400"/>
+        <w:rPr>
+          <w:rFonts w:ascii="Arial" w:hAnsi="Arial" w:cs="Arial"/>
+          <w:lang w:val="en-US"/>
+        </w:rPr>
+      </w:pPr>
+      <w:r>
+        <w:rPr>
+          <w:rFonts w:ascii="Arial" w:hAnsi="Arial" w:cs="Arial"/>
+          <w:lang w:val="en-US"/>
+        </w:rPr>
+        <w:t>B) Because the prompt includes no formatting instructions yet</w:t>
+      </w:r>
+    </w:p>
+    <w:p>
+      <w:pPr>
+        <w:spacing w:after="60" w:line="300" w:lineRule="auto"/>
+        <w:ind w:left="400"/>
+        <w:rPr>
+          <w:rFonts w:ascii="Arial" w:hAnsi="Arial" w:cs="Arial"/>
+          <w:lang w:val="en-US"/>
+        </w:rPr>
+      </w:pPr>
+      <w:r>
+        <w:rPr>
+          <w:rFonts w:ascii="Arial" w:hAnsi="Arial" w:cs="Arial"/>
+          <w:lang w:val="en-US"/>
+        </w:rPr>
+        <w:t>C) Because the dataset tasks were generated by Claude instead of by hand</w:t>
+      </w:r>
+    </w:p>
+    <w:p>
+      <w:pPr>
+        <w:spacing w:after="60" w:line="300" w:lineRule="auto"/>
+        <w:ind w:left="400"/>
+        <w:rPr>
+          <w:rFonts w:ascii="Arial" w:hAnsi="Arial" w:cs="Arial"/>
+          <w:lang w:val="en-US"/>
+        </w:rPr>
+      </w:pPr>
+      <w:r>
+        <w:rPr>
+          <w:rFonts w:ascii="Arial" w:hAnsi="Arial" w:cs="Arial"/>
+          <w:lang w:val="en-US"/>
+        </w:rPr>
+        <w:t>D) Because run_eval sends the whole dataset in a single request</w:t>
+      </w:r>
+    </w:p>
+    <w:p>
+      <w:pPr>
+        <w:spacing w:after="60" w:line="300" w:lineRule="auto"/>
+        <w:ind w:left="400"/>
+        <w:rPr>
+          <w:rFonts w:ascii="Arial" w:hAnsi="Arial" w:cs="Arial"/>
+          <w:lang w:val="en-US"/>
+        </w:rPr>
+      </w:pPr>
+      <w:r>
+        <w:rPr>
+          <w:rFonts w:ascii="Arial" w:hAnsi="Arial" w:cs="Arial"/>
+          <w:lang w:val="en-US"/>
+        </w:rPr>
+        <w:t>E) Because the hardcoded score of 10 encourages longer answers</w:t>
       </w:r>
     </w:p>
     <w:sectPr>

--- a/2. Building with the Claude API/Modulo2_03_Prompt_Evaluation.docx
+++ b/2. Building with the Claude API/Modulo2_03_Prompt_Evaluation.docx
@@ -142,6 +142,27 @@
     </w:p>
     <w:p>
       <w:pPr>
+        <w:pStyle w:val="PargrafodaLista"/>
+        <w:numPr>
+          <w:ilvl w:val="0"/>
+          <w:numId w:val="1"/>
+        </w:numPr>
+        <w:spacing w:after="60"/>
+        <w:rPr>
+          <w:lang w:val="en-US"/>
+        </w:rPr>
+      </w:pPr>
+      <w:r>
+        <w:rPr>
+          <w:sz w:val="24"/>
+          <w:szCs w:val="24"/>
+          <w:lang w:val="en-US"/>
+        </w:rPr>
+        <w:t>Lesson 5 — Model-Based Grading</w:t>
+      </w:r>
+    </w:p>
+    <w:p>
+      <w:pPr>
         <w:pBdr>
           <w:bottom w:val="single" w:sz="4" w:space="6" w:color="CCCCCC"/>
         </w:pBdr>
@@ -188,7 +209,7 @@
           <w:szCs w:val="30"/>
           <w:lang w:val="en-US"/>
         </w:rPr>
-        <w:t>Core idea</w:t>
+        <w:t xml:space="preserve">Core idea</w:t>
       </w:r>
     </w:p>
     <w:p>
@@ -211,7 +232,7 @@
           <w:color w:val="5A3E1B"/>
           <w:lang w:val="en-US"/>
         </w:rPr>
-        <w:t>prompt engineering</w:t>
+        <w:t xml:space="preserve">prompt engineering</w:t>
       </w:r>
       <w:r>
         <w:rPr>
@@ -226,7 +247,7 @@
           <w:color w:val="5A3E1B"/>
           <w:lang w:val="en-US"/>
         </w:rPr>
-        <w:t>prompt evaluation</w:t>
+        <w:t xml:space="preserve">prompt evaluation</w:t>
       </w:r>
       <w:r>
         <w:rPr>
@@ -252,7 +273,7 @@
           <w:szCs w:val="30"/>
           <w:lang w:val="en-US"/>
         </w:rPr>
-        <w:t>Key points</w:t>
+        <w:t xml:space="preserve">Key points</w:t>
       </w:r>
     </w:p>
     <w:p>
@@ -280,7 +301,7 @@
           <w:color w:val="5A3E1B"/>
           <w:lang w:val="en-US"/>
         </w:rPr>
-        <w:t>how you write</w:t>
+        <w:t xml:space="preserve">how you write</w:t>
       </w:r>
       <w:r>
         <w:rPr>
@@ -295,7 +316,7 @@
           <w:color w:val="5A3E1B"/>
           <w:lang w:val="en-US"/>
         </w:rPr>
-        <w:t>how you measure</w:t>
+        <w:t xml:space="preserve">how you measure</w:t>
       </w:r>
       <w:r>
         <w:rPr>
@@ -329,7 +350,7 @@
           <w:color w:val="5A3E1B"/>
           <w:lang w:val="en-US"/>
         </w:rPr>
-        <w:t>automated testing</w:t>
+        <w:t xml:space="preserve">automated testing</w:t>
       </w:r>
       <w:r>
         <w:rPr>
@@ -363,13 +384,13 @@
           <w:color w:val="5A3E1B"/>
           <w:lang w:val="en-US"/>
         </w:rPr>
-        <w:t>three options</w:t>
-      </w:r>
-      <w:r>
-        <w:rPr>
-          <w:lang w:val="en-US"/>
-        </w:rPr>
-        <w:t>: test it once, test it a few times, or run it through an evaluation pipeline.</w:t>
+        <w:t xml:space="preserve">three options</w:t>
+      </w:r>
+      <w:r>
+        <w:rPr>
+          <w:lang w:val="en-US"/>
+        </w:rPr>
+        <w:t xml:space="preserve">: test it once, test it a few times, or run it through an evaluation pipeline.</w:t>
       </w:r>
     </w:p>
     <w:p>
@@ -397,7 +418,7 @@
           <w:color w:val="5A3E1B"/>
           <w:lang w:val="en-US"/>
         </w:rPr>
-        <w:t>common traps</w:t>
+        <w:t xml:space="preserve">common traps</w:t>
       </w:r>
       <w:r>
         <w:rPr>
@@ -431,13 +452,13 @@
           <w:color w:val="5A3E1B"/>
           <w:lang w:val="en-US"/>
         </w:rPr>
-        <w:t>evaluation-first approach</w:t>
-      </w:r>
-      <w:r>
-        <w:rPr>
-          <w:lang w:val="en-US"/>
-        </w:rPr>
-        <w:t>) costs more work but gives objective metrics and real confidence.</w:t>
+        <w:t xml:space="preserve">evaluation-first approach</w:t>
+      </w:r>
+      <w:r>
+        <w:rPr>
+          <w:lang w:val="en-US"/>
+        </w:rPr>
+        <w:t xml:space="preserve">) costs more work but gives objective metrics and real confidence.</w:t>
       </w:r>
     </w:p>
     <w:p>
@@ -465,13 +486,13 @@
           <w:color w:val="5A3E1B"/>
           <w:lang w:val="en-US"/>
         </w:rPr>
-        <w:t>during development</w:t>
-      </w:r>
-      <w:r>
-        <w:rPr>
-          <w:lang w:val="en-US"/>
-        </w:rPr>
-        <w:t>, not after users encounter them.</w:t>
+        <w:t xml:space="preserve">during development</w:t>
+      </w:r>
+      <w:r>
+        <w:rPr>
+          <w:lang w:val="en-US"/>
+        </w:rPr>
+        <w:t xml:space="preserve">, not after users encounter them.</w:t>
       </w:r>
     </w:p>
     <w:p>
@@ -491,7 +512,7 @@
           <w:szCs w:val="30"/>
           <w:lang w:val="en-US"/>
         </w:rPr>
-        <w:t>Prompt engineering vs prompt evaluation</w:t>
+        <w:t xml:space="preserve">Prompt engineering vs prompt evaluation</w:t>
       </w:r>
     </w:p>
     <w:p>
@@ -505,7 +526,7 @@
         <w:rPr>
           <w:lang w:val="en-US"/>
         </w:rPr>
-        <w:t>Prompt engineering is your toolkit for crafting effective prompts. It includes techniques like multishot prompting, structuring with XML tags, and many other best practices. These techniques help Claude understand exactly what you're asking for and how you want it to respond.</w:t>
+        <w:t xml:space="preserve">Prompt engineering is your toolkit for crafting effective prompts. It includes techniques like multishot prompting, structuring with XML tags, and many other best practices. These techniques help Claude understand exactly what you're asking for and how you want it to respond.</w:t>
       </w:r>
     </w:p>
     <w:p>
@@ -519,7 +540,6 @@
         <w:rPr>
           <w:lang w:val="en-US"/>
         </w:rPr>
-        <w:lastRenderedPageBreak/>
         <w:t xml:space="preserve">Prompt evaluation takes a different approach. Instead of focusing on </w:t>
       </w:r>
       <w:r>
@@ -529,7 +549,7 @@
           <w:color w:val="5A3E1B"/>
           <w:lang w:val="en-US"/>
         </w:rPr>
-        <w:t>how to write</w:t>
+        <w:t xml:space="preserve">how to write</w:t>
       </w:r>
       <w:r>
         <w:rPr>
@@ -544,7 +564,7 @@
           <w:color w:val="5A3E1B"/>
           <w:lang w:val="en-US"/>
         </w:rPr>
-        <w:t>measuring their effectiveness</w:t>
+        <w:t xml:space="preserve">measuring their effectiveness</w:t>
       </w:r>
       <w:r>
         <w:rPr>
@@ -580,7 +600,7 @@
                     </pic:cNvPicPr>
                   </pic:nvPicPr>
                   <pic:blipFill>
-                    <a:blip r:embed="rId5"/>
+                    <a:blip r:embed="rId50"/>
                     <a:srcRect/>
                     <a:stretch>
                       <a:fillRect/>
@@ -640,10 +660,16 @@
         <w:tblLook w:val="0000" w:firstRow="0" w:lastRow="0" w:firstColumn="0" w:lastColumn="0" w:noHBand="0" w:noVBand="0"/>
       </w:tblPr>
       <w:tblGrid>
-        <w:gridCol w:w="4752"/>
-        <w:gridCol w:w="4744"/>
+        <w:gridCol w:w="4748"/>
+        <w:gridCol w:w="4748"/>
       </w:tblGrid>
       <w:tr>
+        <w:tblPrEx>
+          <w:tblCellMar>
+            <w:top w:w="0" w:type="dxa"/>
+            <w:bottom w:w="0" w:type="dxa"/>
+          </w:tblCellMar>
+        </w:tblPrEx>
         <w:tc>
           <w:tcPr>
             <w:tcW w:w="0" w:type="auto"/>
@@ -668,7 +694,7 @@
                 <w:szCs w:val="22"/>
                 <w:lang w:val="en-US"/>
               </w:rPr>
-              <w:t>Prompt Engineering</w:t>
+              <w:t xml:space="preserve">Prompt Engineering</w:t>
             </w:r>
           </w:p>
         </w:tc>
@@ -696,12 +722,18 @@
                 <w:szCs w:val="22"/>
                 <w:lang w:val="en-US"/>
               </w:rPr>
-              <w:t>Prompt Evaluation</w:t>
+              <w:t xml:space="preserve">Prompt Evaluation</w:t>
             </w:r>
           </w:p>
         </w:tc>
       </w:tr>
       <w:tr>
+        <w:tblPrEx>
+          <w:tblCellMar>
+            <w:top w:w="0" w:type="dxa"/>
+            <w:bottom w:w="0" w:type="dxa"/>
+          </w:tblCellMar>
+        </w:tblPrEx>
         <w:tc>
           <w:tcPr>
             <w:tcW w:w="0" w:type="auto"/>
@@ -724,7 +756,7 @@
                 <w:szCs w:val="22"/>
                 <w:lang w:val="en-US"/>
               </w:rPr>
-              <w:t>Set of best practices and guidance to improve your prompts</w:t>
+              <w:t xml:space="preserve">Set of best practices and guidance to improve your prompts</w:t>
             </w:r>
           </w:p>
         </w:tc>
@@ -750,12 +782,18 @@
                 <w:szCs w:val="22"/>
                 <w:lang w:val="en-US"/>
               </w:rPr>
-              <w:t>Automated testing to measure how well your prompts work</w:t>
+              <w:t xml:space="preserve">Automated testing to measure how well your prompts work</w:t>
             </w:r>
           </w:p>
         </w:tc>
       </w:tr>
       <w:tr>
+        <w:tblPrEx>
+          <w:tblCellMar>
+            <w:top w:w="0" w:type="dxa"/>
+            <w:bottom w:w="0" w:type="dxa"/>
+          </w:tblCellMar>
+        </w:tblPrEx>
         <w:tc>
           <w:tcPr>
             <w:tcW w:w="0" w:type="auto"/>
@@ -778,7 +816,7 @@
                 <w:szCs w:val="22"/>
                 <w:lang w:val="en-US"/>
               </w:rPr>
-              <w:t>Multishot prompting</w:t>
+              <w:t xml:space="preserve">Multishot prompting</w:t>
             </w:r>
           </w:p>
         </w:tc>
@@ -804,12 +842,18 @@
                 <w:szCs w:val="22"/>
                 <w:lang w:val="en-US"/>
               </w:rPr>
-              <w:t>Test against expected answers</w:t>
+              <w:t xml:space="preserve">Test against expected answers</w:t>
             </w:r>
           </w:p>
         </w:tc>
       </w:tr>
       <w:tr>
+        <w:tblPrEx>
+          <w:tblCellMar>
+            <w:top w:w="0" w:type="dxa"/>
+            <w:bottom w:w="0" w:type="dxa"/>
+          </w:tblCellMar>
+        </w:tblPrEx>
         <w:tc>
           <w:tcPr>
             <w:tcW w:w="0" w:type="auto"/>
@@ -832,7 +876,7 @@
                 <w:szCs w:val="22"/>
                 <w:lang w:val="en-US"/>
               </w:rPr>
-              <w:t>Structuring with XML tags</w:t>
+              <w:t xml:space="preserve">Structuring with XML tags</w:t>
             </w:r>
           </w:p>
         </w:tc>
@@ -858,12 +902,18 @@
                 <w:szCs w:val="22"/>
                 <w:lang w:val="en-US"/>
               </w:rPr>
-              <w:t>Compare different versions of the same prompt</w:t>
+              <w:t xml:space="preserve">Compare different versions of the same prompt</w:t>
             </w:r>
           </w:p>
         </w:tc>
       </w:tr>
       <w:tr>
+        <w:tblPrEx>
+          <w:tblCellMar>
+            <w:top w:w="0" w:type="dxa"/>
+            <w:bottom w:w="0" w:type="dxa"/>
+          </w:tblCellMar>
+        </w:tblPrEx>
         <w:tc>
           <w:tcPr>
             <w:tcW w:w="0" w:type="auto"/>
@@ -886,7 +936,7 @@
                 <w:szCs w:val="22"/>
                 <w:lang w:val="en-US"/>
               </w:rPr>
-              <w:t>Many more best practices</w:t>
+              <w:t xml:space="preserve">Many more best practices</w:t>
             </w:r>
           </w:p>
         </w:tc>
@@ -912,7 +962,7 @@
                 <w:szCs w:val="22"/>
                 <w:lang w:val="en-US"/>
               </w:rPr>
-              <w:t>Review outputs for errors</w:t>
+              <w:t xml:space="preserve">Review outputs for errors</w:t>
             </w:r>
           </w:p>
         </w:tc>
@@ -940,7 +990,7 @@
           <w:szCs w:val="30"/>
           <w:lang w:val="en-US"/>
         </w:rPr>
-        <w:t>Three paths after writing a prompt</w:t>
+        <w:t xml:space="preserve">Three paths after writing a prompt</w:t>
       </w:r>
     </w:p>
     <w:p>
@@ -963,7 +1013,7 @@
           <w:color w:val="5A3E1B"/>
           <w:lang w:val="en-US"/>
         </w:rPr>
-        <w:t>Option 1</w:t>
+        <w:t xml:space="preserve">Option 1</w:t>
       </w:r>
       <w:r>
         <w:rPr>
@@ -978,7 +1028,7 @@
           <w:color w:val="5A3E1B"/>
           <w:lang w:val="en-US"/>
         </w:rPr>
-        <w:t>Option 2</w:t>
+        <w:t xml:space="preserve">Option 2</w:t>
       </w:r>
       <w:r>
         <w:rPr>
@@ -993,13 +1043,13 @@
           <w:color w:val="5A3E1B"/>
           <w:lang w:val="en-US"/>
         </w:rPr>
-        <w:t>Option 3</w:t>
-      </w:r>
-      <w:r>
-        <w:rPr>
-          <w:lang w:val="en-US"/>
-        </w:rPr>
-        <w:t>: run the prompt through an evaluation pipeline to score it, then iterate on the prompt based on objective metrics — this requires more work and cost, but gives you much more confidence in your prompt's reliability.</w:t>
+        <w:t xml:space="preserve">Option 3</w:t>
+      </w:r>
+      <w:r>
+        <w:rPr>
+          <w:lang w:val="en-US"/>
+        </w:rPr>
+        <w:t xml:space="preserve">: run the prompt through an evaluation pipeline to score it, then iterate on the prompt based on objective metrics — this requires more work and cost, but gives you much more confidence in your prompt's reliability.</w:t>
       </w:r>
     </w:p>
     <w:p>
@@ -1011,7 +1061,6 @@
         <w:rPr>
           <w:noProof/>
         </w:rPr>
-        <w:lastRenderedPageBreak/>
         <w:drawing>
           <wp:inline distT="0" distB="0" distL="0" distR="0" wp14:anchorId="1100002B" wp14:editId="1100002C">
             <wp:extent cx="5334000" cy="2605346"/>
@@ -1030,7 +1079,7 @@
                     </pic:cNvPicPr>
                   </pic:nvPicPr>
                   <pic:blipFill>
-                    <a:blip r:embed="rId6"/>
+                    <a:blip r:embed="rId51"/>
                     <a:srcRect/>
                     <a:stretch>
                       <a:fillRect/>
@@ -1090,10 +1139,16 @@
         <w:tblLook w:val="0000" w:firstRow="0" w:lastRow="0" w:firstColumn="0" w:lastColumn="0" w:noHBand="0" w:noVBand="0"/>
       </w:tblPr>
       <w:tblGrid>
-        <w:gridCol w:w="987"/>
-        <w:gridCol w:w="8509"/>
+        <w:gridCol w:w="2100"/>
+        <w:gridCol w:w="7396"/>
       </w:tblGrid>
       <w:tr>
+        <w:tblPrEx>
+          <w:tblCellMar>
+            <w:top w:w="0" w:type="dxa"/>
+            <w:bottom w:w="0" w:type="dxa"/>
+          </w:tblCellMar>
+        </w:tblPrEx>
         <w:tc>
           <w:tcPr>
             <w:tcW w:w="0" w:type="auto"/>
@@ -1118,7 +1173,7 @@
                 <w:szCs w:val="22"/>
                 <w:lang w:val="en-US"/>
               </w:rPr>
-              <w:t>Option</w:t>
+              <w:t xml:space="preserve">Option</w:t>
             </w:r>
           </w:p>
         </w:tc>
@@ -1146,12 +1201,18 @@
                 <w:szCs w:val="22"/>
                 <w:lang w:val="en-US"/>
               </w:rPr>
-              <w:t>What it is</w:t>
+              <w:t xml:space="preserve">What it is</w:t>
             </w:r>
           </w:p>
         </w:tc>
       </w:tr>
       <w:tr>
+        <w:tblPrEx>
+          <w:tblCellMar>
+            <w:top w:w="0" w:type="dxa"/>
+            <w:bottom w:w="0" w:type="dxa"/>
+          </w:tblCellMar>
+        </w:tblPrEx>
         <w:tc>
           <w:tcPr>
             <w:tcW w:w="0" w:type="auto"/>
@@ -1174,7 +1235,7 @@
                 <w:szCs w:val="22"/>
                 <w:lang w:val="en-US"/>
               </w:rPr>
-              <w:t>Option 1</w:t>
+              <w:t xml:space="preserve">Option 1</w:t>
             </w:r>
           </w:p>
         </w:tc>
@@ -1200,12 +1261,18 @@
                 <w:szCs w:val="22"/>
                 <w:lang w:val="en-US"/>
               </w:rPr>
-              <w:t>Test the prompt once and decide it's good enough — risk of breaking in production</w:t>
+              <w:t xml:space="preserve">Test the prompt once and decide it's good enough — risk of breaking in production</w:t>
             </w:r>
           </w:p>
         </w:tc>
       </w:tr>
       <w:tr>
+        <w:tblPrEx>
+          <w:tblCellMar>
+            <w:top w:w="0" w:type="dxa"/>
+            <w:bottom w:w="0" w:type="dxa"/>
+          </w:tblCellMar>
+        </w:tblPrEx>
         <w:tc>
           <w:tcPr>
             <w:tcW w:w="0" w:type="auto"/>
@@ -1228,7 +1295,7 @@
                 <w:szCs w:val="22"/>
                 <w:lang w:val="en-US"/>
               </w:rPr>
-              <w:t>Option 2</w:t>
+              <w:t xml:space="preserve">Option 2</w:t>
             </w:r>
           </w:p>
         </w:tc>
@@ -1254,12 +1321,18 @@
                 <w:szCs w:val="22"/>
                 <w:lang w:val="en-US"/>
               </w:rPr>
-              <w:t>Test a few times and tweak for a corner case or two — users still provide very unexpected outputs</w:t>
+              <w:t xml:space="preserve">Test a few times and tweak for a corner case or two — users still provide very unexpected outputs</w:t>
             </w:r>
           </w:p>
         </w:tc>
       </w:tr>
       <w:tr>
+        <w:tblPrEx>
+          <w:tblCellMar>
+            <w:top w:w="0" w:type="dxa"/>
+            <w:bottom w:w="0" w:type="dxa"/>
+          </w:tblCellMar>
+        </w:tblPrEx>
         <w:tc>
           <w:tcPr>
             <w:tcW w:w="0" w:type="auto"/>
@@ -1282,7 +1355,7 @@
                 <w:szCs w:val="22"/>
                 <w:lang w:val="en-US"/>
               </w:rPr>
-              <w:t>Option 3</w:t>
+              <w:t xml:space="preserve">Option 3</w:t>
             </w:r>
           </w:p>
         </w:tc>
@@ -1308,7 +1381,7 @@
                 <w:szCs w:val="22"/>
                 <w:lang w:val="en-US"/>
               </w:rPr>
-              <w:t>Run the prompt through an evaluation pipeline to score it, then iterate — more work and cost, but more confidence</w:t>
+              <w:t xml:space="preserve">Run the prompt through an evaluation pipeline to score it, then iterate — more work and cost, but more confidence</w:t>
             </w:r>
           </w:p>
         </w:tc>
@@ -1336,7 +1409,7 @@
           <w:szCs w:val="30"/>
           <w:lang w:val="en-US"/>
         </w:rPr>
-        <w:t>Why most engineers fall into testing traps</w:t>
+        <w:t xml:space="preserve">Why most engineers fall into testing traps</w:t>
       </w:r>
     </w:p>
     <w:p>
@@ -1359,7 +1432,7 @@
           <w:color w:val="5A3E1B"/>
           <w:lang w:val="en-US"/>
         </w:rPr>
-        <w:t>all engineers fall into</w:t>
+        <w:t xml:space="preserve">all engineers fall into</w:t>
       </w:r>
       <w:r>
         <w:rPr>
@@ -1374,13 +1447,13 @@
           <w:color w:val="5A3E1B"/>
           <w:lang w:val="en-US"/>
         </w:rPr>
-        <w:t>underestimate how many edge cases real users will encounter</w:t>
-      </w:r>
-      <w:r>
-        <w:rPr>
-          <w:lang w:val="en-US"/>
-        </w:rPr>
-        <w:t>.</w:t>
+        <w:t xml:space="preserve">underestimate how many edge cases real users will encounter</w:t>
+      </w:r>
+      <w:r>
+        <w:rPr>
+          <w:lang w:val="en-US"/>
+        </w:rPr>
+        <w:t xml:space="preserve">.</w:t>
       </w:r>
     </w:p>
     <w:p>
@@ -1394,7 +1467,7 @@
         <w:rPr>
           <w:lang w:val="en-US"/>
         </w:rPr>
-        <w:t>The reality is that when you deploy a prompt to production, users will interact with it in ways you never anticipated. What seemed like a solid prompt during your limited testing can quickly break down when faced with the full variety of real-world inputs. The problem isn't that the prompt was bad — it's that a handful of manual tests can't represent the input space your users actually produce.</w:t>
+        <w:t xml:space="preserve">The reality is that when you deploy a prompt to production, users will interact with it in ways you never anticipated. What seemed like a solid prompt during your limited testing can quickly break down when faced with the full variety of real-world inputs. The problem isn't that the prompt was bad — it's that a handful of manual tests can't represent the input space your users actually produce.</w:t>
       </w:r>
     </w:p>
     <w:p>
@@ -1414,7 +1487,7 @@
           <w:szCs w:val="30"/>
           <w:lang w:val="en-US"/>
         </w:rPr>
-        <w:t>The evaluation-first approach</w:t>
+        <w:t xml:space="preserve">The evaluation-first approach</w:t>
       </w:r>
     </w:p>
     <w:p>
@@ -1437,7 +1510,7 @@
           <w:color w:val="5A3E1B"/>
           <w:lang w:val="en-US"/>
         </w:rPr>
-        <w:t>objective metrics</w:t>
+        <w:t xml:space="preserve">objective metrics</w:t>
       </w:r>
       <w:r>
         <w:rPr>
@@ -1462,7 +1535,6 @@
         <w:rPr>
           <w:lang w:val="en-US"/>
         </w:rPr>
-        <w:lastRenderedPageBreak/>
         <w:t xml:space="preserve">Identify weaknesses </w:t>
       </w:r>
       <w:r>
@@ -1472,7 +1544,7 @@
           <w:color w:val="5A3E1B"/>
           <w:lang w:val="en-US"/>
         </w:rPr>
-        <w:t>before</w:t>
+        <w:t xml:space="preserve">before</w:t>
       </w:r>
       <w:r>
         <w:rPr>
@@ -1506,13 +1578,13 @@
           <w:color w:val="5A3E1B"/>
           <w:lang w:val="en-US"/>
         </w:rPr>
-        <w:t>objectively</w:t>
-      </w:r>
-      <w:r>
-        <w:rPr>
-          <w:lang w:val="en-US"/>
-        </w:rPr>
-        <w:t>.</w:t>
+        <w:t xml:space="preserve">objectively</w:t>
+      </w:r>
+      <w:r>
+        <w:rPr>
+          <w:lang w:val="en-US"/>
+        </w:rPr>
+        <w:t xml:space="preserve">.</w:t>
       </w:r>
     </w:p>
     <w:p>
@@ -1540,13 +1612,13 @@
           <w:color w:val="5A3E1B"/>
           <w:lang w:val="en-US"/>
         </w:rPr>
-        <w:t>measurable improvements</w:t>
-      </w:r>
-      <w:r>
-        <w:rPr>
-          <w:lang w:val="en-US"/>
-        </w:rPr>
-        <w:t>.</w:t>
+        <w:t xml:space="preserve">measurable improvements</w:t>
+      </w:r>
+      <w:r>
+        <w:rPr>
+          <w:lang w:val="en-US"/>
+        </w:rPr>
+        <w:t xml:space="preserve">.</w:t>
       </w:r>
     </w:p>
     <w:p>
@@ -1574,7 +1646,7 @@
           <w:color w:val="5A3E1B"/>
           <w:lang w:val="en-US"/>
         </w:rPr>
-        <w:t>reliable</w:t>
+        <w:t xml:space="preserve">reliable</w:t>
       </w:r>
       <w:r>
         <w:rPr>
@@ -1603,13 +1675,13 @@
           <w:color w:val="5A3E1B"/>
           <w:lang w:val="en-US"/>
         </w:rPr>
-        <w:t>catch problems during development rather than after your users encounter them</w:t>
-      </w:r>
-      <w:r>
-        <w:rPr>
-          <w:lang w:val="en-US"/>
-        </w:rPr>
-        <w:t>.</w:t>
+        <w:t xml:space="preserve">catch problems during development rather than after your users encounter them</w:t>
+      </w:r>
+      <w:r>
+        <w:rPr>
+          <w:lang w:val="en-US"/>
+        </w:rPr>
+        <w:t xml:space="preserve">.</w:t>
       </w:r>
     </w:p>
     <w:p>
@@ -1629,7 +1701,7 @@
           <w:szCs w:val="30"/>
           <w:lang w:val="en-US"/>
         </w:rPr>
-        <w:t>Practice Questions — Lesson 1</w:t>
+        <w:t xml:space="preserve">Practice Questions — Lesson 1</w:t>
       </w:r>
     </w:p>
     <w:p>
@@ -1643,7 +1715,7 @@
         <w:rPr>
           <w:lang w:val="en-US"/>
         </w:rPr>
-        <w:t>Choose the single best answer for each question (A–E).</w:t>
+        <w:t xml:space="preserve">Choose the single best answer for each question (A–E).</w:t>
       </w:r>
     </w:p>
     <w:p>
@@ -1678,7 +1750,7 @@
           <w:rFonts w:ascii="Arial" w:hAnsi="Arial" w:cs="Arial"/>
           <w:lang w:val="en-US"/>
         </w:rPr>
-        <w:t>A) Engineering is for production, evaluation is only for development</w:t>
+        <w:t xml:space="preserve">A) Engineering is for production, evaluation is only for development</w:t>
       </w:r>
     </w:p>
     <w:p>
@@ -1695,7 +1767,7 @@
           <w:rFonts w:ascii="Arial" w:hAnsi="Arial" w:cs="Arial"/>
           <w:lang w:val="en-US"/>
         </w:rPr>
-        <w:t>B) Engineering is a set of techniques for writing better prompts; evaluation measures how well those prompts work</w:t>
+        <w:t xml:space="preserve">B) Engineering is a set of techniques for writing better prompts; evaluation measures how well those prompts work</w:t>
       </w:r>
     </w:p>
     <w:p>
@@ -1712,7 +1784,7 @@
           <w:rFonts w:ascii="Arial" w:hAnsi="Arial" w:cs="Arial"/>
           <w:lang w:val="en-US"/>
         </w:rPr>
-        <w:t>C) Engineering applies to system prompts, evaluation applies to user messages</w:t>
+        <w:t xml:space="preserve">C) Engineering applies to system prompts, evaluation applies to user messages</w:t>
       </w:r>
     </w:p>
     <w:p>
@@ -1729,7 +1801,7 @@
           <w:rFonts w:ascii="Arial" w:hAnsi="Arial" w:cs="Arial"/>
           <w:lang w:val="en-US"/>
         </w:rPr>
-        <w:t>D) They are two names for the same practice</w:t>
+        <w:t xml:space="preserve">D) They are two names for the same practice</w:t>
       </w:r>
     </w:p>
     <w:p>
@@ -1746,7 +1818,7 @@
           <w:rFonts w:ascii="Arial" w:hAnsi="Arial" w:cs="Arial"/>
           <w:lang w:val="en-US"/>
         </w:rPr>
-        <w:t>E) Engineering is automated, evaluation is manual</w:t>
+        <w:t xml:space="preserve">E) Engineering is automated, evaluation is manual</w:t>
       </w:r>
     </w:p>
     <w:p>
@@ -1781,7 +1853,7 @@
           <w:rFonts w:ascii="Arial" w:hAnsi="Arial" w:cs="Arial"/>
           <w:lang w:val="en-US"/>
         </w:rPr>
-        <w:t>A) Multishot prompting</w:t>
+        <w:t xml:space="preserve">A) Multishot prompting</w:t>
       </w:r>
     </w:p>
     <w:p>
@@ -1798,7 +1870,7 @@
           <w:rFonts w:ascii="Arial" w:hAnsi="Arial" w:cs="Arial"/>
           <w:lang w:val="en-US"/>
         </w:rPr>
-        <w:t>B) Structuring the prompt with XML tags</w:t>
+        <w:t xml:space="preserve">B) Structuring the prompt with XML tags</w:t>
       </w:r>
     </w:p>
     <w:p>
@@ -1815,7 +1887,7 @@
           <w:rFonts w:ascii="Arial" w:hAnsi="Arial" w:cs="Arial"/>
           <w:lang w:val="en-US"/>
         </w:rPr>
-        <w:t>C) Testing outputs against expected answers</w:t>
+        <w:t xml:space="preserve">C) Testing outputs against expected answers</w:t>
       </w:r>
     </w:p>
     <w:p>
@@ -1832,7 +1904,7 @@
           <w:rFonts w:ascii="Arial" w:hAnsi="Arial" w:cs="Arial"/>
           <w:lang w:val="en-US"/>
         </w:rPr>
-        <w:t>D) Rewriting the prompt to be clearer</w:t>
+        <w:t xml:space="preserve">D) Rewriting the prompt to be clearer</w:t>
       </w:r>
     </w:p>
     <w:p>
@@ -1849,7 +1921,7 @@
           <w:rFonts w:ascii="Arial" w:hAnsi="Arial" w:cs="Arial"/>
           <w:lang w:val="en-US"/>
         </w:rPr>
-        <w:t>E) Choosing a role for the system prompt</w:t>
+        <w:t xml:space="preserve">E) Choosing a role for the system prompt</w:t>
       </w:r>
     </w:p>
     <w:p>
@@ -1884,7 +1956,7 @@
           <w:rFonts w:ascii="Arial" w:hAnsi="Arial" w:cs="Arial"/>
           <w:lang w:val="en-US"/>
         </w:rPr>
-        <w:t>A) It uses too many tokens during development</w:t>
+        <w:t xml:space="preserve">A) It uses too many tokens during development</w:t>
       </w:r>
     </w:p>
     <w:p>
@@ -1901,7 +1973,7 @@
           <w:rFonts w:ascii="Arial" w:hAnsi="Arial" w:cs="Arial"/>
           <w:lang w:val="en-US"/>
         </w:rPr>
-        <w:t>B) It risks breaking in production when users provide unexpected inputs</w:t>
+        <w:t xml:space="preserve">B) It risks breaking in production when users provide unexpected inputs</w:t>
       </w:r>
     </w:p>
     <w:p>
@@ -1918,7 +1990,7 @@
           <w:rFonts w:ascii="Arial" w:hAnsi="Arial" w:cs="Arial"/>
           <w:lang w:val="en-US"/>
         </w:rPr>
-        <w:t>C) It makes the prompt too long for the context window</w:t>
+        <w:t xml:space="preserve">C) It makes the prompt too long for the context window</w:t>
       </w:r>
     </w:p>
     <w:p>
@@ -1935,7 +2007,7 @@
           <w:rFonts w:ascii="Arial" w:hAnsi="Arial" w:cs="Arial"/>
           <w:lang w:val="en-US"/>
         </w:rPr>
-        <w:t>D) It forces you to use a more expensive model</w:t>
+        <w:t xml:space="preserve">D) It forces you to use a more expensive model</w:t>
       </w:r>
     </w:p>
     <w:p>
@@ -1952,7 +2024,7 @@
           <w:rFonts w:ascii="Arial" w:hAnsi="Arial" w:cs="Arial"/>
           <w:lang w:val="en-US"/>
         </w:rPr>
-        <w:t>E) It prevents you from using a system prompt later</w:t>
+        <w:t xml:space="preserve">E) It prevents you from using a system prompt later</w:t>
       </w:r>
     </w:p>
     <w:p>
@@ -1970,7 +2042,6 @@
           <w:bCs/>
           <w:lang w:val="en-US"/>
         </w:rPr>
-        <w:lastRenderedPageBreak/>
         <w:t>4. According to the lesson, why is Option 2 — testing a few times and fixing a corner case — still not enough?</w:t>
       </w:r>
     </w:p>
@@ -1988,7 +2059,7 @@
           <w:rFonts w:ascii="Arial" w:hAnsi="Arial" w:cs="Arial"/>
           <w:lang w:val="en-US"/>
         </w:rPr>
-        <w:t>A) Because Claude's responses change every time regardless of the prompt</w:t>
+        <w:t xml:space="preserve">A) Because Claude's responses change every time regardless of the prompt</w:t>
       </w:r>
     </w:p>
     <w:p>
@@ -2005,7 +2076,7 @@
           <w:rFonts w:ascii="Arial" w:hAnsi="Arial" w:cs="Arial"/>
           <w:lang w:val="en-US"/>
         </w:rPr>
-        <w:t>B) Because users will often provide very unexpected inputs you haven't considered</w:t>
+        <w:t xml:space="preserve">B) Because users will often provide very unexpected inputs you haven't considered</w:t>
       </w:r>
     </w:p>
     <w:p>
@@ -2022,7 +2093,7 @@
           <w:rFonts w:ascii="Arial" w:hAnsi="Arial" w:cs="Arial"/>
           <w:lang w:val="en-US"/>
         </w:rPr>
-        <w:t>C) Because corner cases can only be fixed by lowering the temperature</w:t>
+        <w:t xml:space="preserve">C) Because corner cases can only be fixed by lowering the temperature</w:t>
       </w:r>
     </w:p>
     <w:p>
@@ -2039,7 +2110,7 @@
           <w:rFonts w:ascii="Arial" w:hAnsi="Arial" w:cs="Arial"/>
           <w:lang w:val="en-US"/>
         </w:rPr>
-        <w:t>D) Because manual testing is not allowed in production applications</w:t>
+        <w:t xml:space="preserve">D) Because manual testing is not allowed in production applications</w:t>
       </w:r>
     </w:p>
     <w:p>
@@ -2056,7 +2127,7 @@
           <w:rFonts w:ascii="Arial" w:hAnsi="Arial" w:cs="Arial"/>
           <w:lang w:val="en-US"/>
         </w:rPr>
-        <w:t>E) Because a prompt can only be edited a limited number of times</w:t>
+        <w:t xml:space="preserve">E) Because a prompt can only be edited a limited number of times</w:t>
       </w:r>
     </w:p>
     <w:p>
@@ -2091,7 +2162,7 @@
           <w:rFonts w:ascii="Arial" w:hAnsi="Arial" w:cs="Arial"/>
           <w:lang w:val="en-US"/>
         </w:rPr>
-        <w:t>A) To reduce the cost of every API request</w:t>
+        <w:t xml:space="preserve">A) To reduce the cost of every API request</w:t>
       </w:r>
     </w:p>
     <w:p>
@@ -2108,7 +2179,7 @@
           <w:rFonts w:ascii="Arial" w:hAnsi="Arial" w:cs="Arial"/>
           <w:lang w:val="en-US"/>
         </w:rPr>
-        <w:t>B) To remove the need for prompt engineering entirely</w:t>
+        <w:t xml:space="preserve">B) To remove the need for prompt engineering entirely</w:t>
       </w:r>
     </w:p>
     <w:p>
@@ -2125,7 +2196,7 @@
           <w:rFonts w:ascii="Arial" w:hAnsi="Arial" w:cs="Arial"/>
           <w:lang w:val="en-US"/>
         </w:rPr>
-        <w:t>C) To catch problems during development rather than after users encounter them</w:t>
+        <w:t xml:space="preserve">C) To catch problems during development rather than after users encounter them</w:t>
       </w:r>
     </w:p>
     <w:p>
@@ -2142,7 +2213,7 @@
           <w:rFonts w:ascii="Arial" w:hAnsi="Arial" w:cs="Arial"/>
           <w:lang w:val="en-US"/>
         </w:rPr>
-        <w:t>D) To make Claude's outputs completely deterministic</w:t>
+        <w:t xml:space="preserve">D) To make Claude's outputs completely deterministic</w:t>
       </w:r>
     </w:p>
     <w:p>
@@ -2159,7 +2230,7 @@
           <w:rFonts w:ascii="Arial" w:hAnsi="Arial" w:cs="Arial"/>
           <w:lang w:val="en-US"/>
         </w:rPr>
-        <w:t>E) To replace human review with a single automated test</w:t>
+        <w:t xml:space="preserve">E) To replace human review with a single automated test</w:t>
       </w:r>
     </w:p>
     <w:p>
@@ -2191,7 +2262,6 @@
           <w:szCs w:val="40"/>
           <w:lang w:val="en-US"/>
         </w:rPr>
-        <w:lastRenderedPageBreak/>
         <w:t>Lesson 2 — A Typical Eval Workflow</w:t>
       </w:r>
     </w:p>
@@ -2212,7 +2282,7 @@
           <w:szCs w:val="30"/>
           <w:lang w:val="en-US"/>
         </w:rPr>
-        <w:t>Core idea</w:t>
+        <w:t xml:space="preserve">Core idea</w:t>
       </w:r>
     </w:p>
     <w:p>
@@ -2235,7 +2305,7 @@
           <w:color w:val="5A3E1B"/>
           <w:lang w:val="en-US"/>
         </w:rPr>
-        <w:t>five key steps</w:t>
+        <w:t xml:space="preserve">five key steps</w:t>
       </w:r>
       <w:r>
         <w:rPr>
@@ -2261,7 +2331,7 @@
           <w:szCs w:val="30"/>
           <w:lang w:val="en-US"/>
         </w:rPr>
-        <w:t>Key points</w:t>
+        <w:t xml:space="preserve">Key points</w:t>
       </w:r>
     </w:p>
     <w:p>
@@ -2289,13 +2359,13 @@
           <w:color w:val="5A3E1B"/>
           <w:lang w:val="en-US"/>
         </w:rPr>
-        <w:t>Draft a Prompt → Create an Eval Dataset → Feed Through Claude → Feed Through a Grader → Change Prompt and Repeat</w:t>
-      </w:r>
-      <w:r>
-        <w:rPr>
-          <w:lang w:val="en-US"/>
-        </w:rPr>
-        <w:t>.</w:t>
+        <w:t xml:space="preserve">Draft a Prompt → Create an Eval Dataset → Feed Through Claude → Feed Through a Grader → Change Prompt and Repeat</w:t>
+      </w:r>
+      <w:r>
+        <w:rPr>
+          <w:lang w:val="en-US"/>
+        </w:rPr>
+        <w:t xml:space="preserve">.</w:t>
       </w:r>
     </w:p>
     <w:p>
@@ -2323,7 +2393,7 @@
           <w:color w:val="5A3E1B"/>
           <w:lang w:val="en-US"/>
         </w:rPr>
-        <w:t>template</w:t>
+        <w:t xml:space="preserve">template</w:t>
       </w:r>
       <w:r>
         <w:rPr>
@@ -2338,13 +2408,13 @@
           <w:color w:val="5A3E1B"/>
           <w:lang w:val="en-US"/>
         </w:rPr>
-        <w:t>{question}</w:t>
-      </w:r>
-      <w:r>
-        <w:rPr>
-          <w:lang w:val="en-US"/>
-        </w:rPr>
-        <w:t>).</w:t>
+        <w:t xml:space="preserve">{question}</w:t>
+      </w:r>
+      <w:r>
+        <w:rPr>
+          <w:lang w:val="en-US"/>
+        </w:rPr>
+        <w:t xml:space="preserve">).</w:t>
       </w:r>
     </w:p>
     <w:p>
@@ -2372,13 +2442,13 @@
           <w:color w:val="5A3E1B"/>
           <w:lang w:val="en-US"/>
         </w:rPr>
-        <w:t>by hand or generated by Claude</w:t>
-      </w:r>
-      <w:r>
-        <w:rPr>
-          <w:lang w:val="en-US"/>
-        </w:rPr>
-        <w:t>; real evaluations may have tens, hundreds or thousands of records.</w:t>
+        <w:t xml:space="preserve">by hand or generated by Claude</w:t>
+      </w:r>
+      <w:r>
+        <w:rPr>
+          <w:lang w:val="en-US"/>
+        </w:rPr>
+        <w:t xml:space="preserve">; real evaluations may have tens, hundreds or thousands of records.</w:t>
       </w:r>
     </w:p>
     <w:p>
@@ -2406,7 +2476,7 @@
           <w:color w:val="5A3E1B"/>
           <w:lang w:val="en-US"/>
         </w:rPr>
-        <w:t>both the question and the answer</w:t>
+        <w:t xml:space="preserve">both the question and the answer</w:t>
       </w:r>
       <w:r>
         <w:rPr>
@@ -2421,13 +2491,13 @@
           <w:color w:val="5A3E1B"/>
           <w:lang w:val="en-US"/>
         </w:rPr>
-        <w:t>1 to 10</w:t>
-      </w:r>
-      <w:r>
-        <w:rPr>
-          <w:lang w:val="en-US"/>
-        </w:rPr>
-        <w:t>.</w:t>
+        <w:t xml:space="preserve">1 to 10</w:t>
+      </w:r>
+      <w:r>
+        <w:rPr>
+          <w:lang w:val="en-US"/>
+        </w:rPr>
+        <w:t xml:space="preserve">.</w:t>
       </w:r>
     </w:p>
     <w:p>
@@ -2455,7 +2525,7 @@
           <w:color w:val="5A3E1B"/>
           <w:lang w:val="en-US"/>
         </w:rPr>
-        <w:t>average score</w:t>
+        <w:t xml:space="preserve">average score</w:t>
       </w:r>
       <w:r>
         <w:rPr>
@@ -2489,13 +2559,13 @@
           <w:color w:val="5A3E1B"/>
           <w:lang w:val="en-US"/>
         </w:rPr>
-        <w:t>loop</w:t>
-      </w:r>
-      <w:r>
-        <w:rPr>
-          <w:lang w:val="en-US"/>
-        </w:rPr>
-        <w:t>: change the prompt, rerun everything, and compare the new average against the old one.</w:t>
+        <w:t xml:space="preserve">loop</w:t>
+      </w:r>
+      <w:r>
+        <w:rPr>
+          <w:lang w:val="en-US"/>
+        </w:rPr>
+        <w:t xml:space="preserve">: change the prompt, rerun everything, and compare the new average against the old one.</w:t>
       </w:r>
     </w:p>
     <w:p>
@@ -2515,7 +2585,7 @@
           <w:szCs w:val="30"/>
           <w:lang w:val="en-US"/>
         </w:rPr>
-        <w:t>The workflow at a glance</w:t>
+        <w:t xml:space="preserve">The workflow at a glance</w:t>
       </w:r>
     </w:p>
     <w:p>
@@ -2529,7 +2599,7 @@
         <w:rPr>
           <w:lang w:val="en-US"/>
         </w:rPr>
-        <w:t>There are many different ways to assemble a workflow and many different open source and paid options available. In this module the course assembles its own workflow from scratch, which is the best way to understand what the paid tools are actually doing for you.</w:t>
+        <w:t xml:space="preserve">There are many different ways to assemble a workflow and many different open source and paid options available. In this module the course assembles its own workflow from scratch, which is the best way to understand what the paid tools are actually doing for you.</w:t>
       </w:r>
     </w:p>
     <w:p>
@@ -2541,7 +2611,6 @@
         <w:rPr>
           <w:noProof/>
         </w:rPr>
-        <w:lastRenderedPageBreak/>
         <w:drawing>
           <wp:inline distT="0" distB="0" distL="0" distR="0" wp14:anchorId="12000010" wp14:editId="12000011">
             <wp:extent cx="5334000" cy="3125952"/>
@@ -2560,7 +2629,7 @@
                     </pic:cNvPicPr>
                   </pic:nvPicPr>
                   <pic:blipFill>
-                    <a:blip r:embed="rId7"/>
+                    <a:blip r:embed="rId52"/>
                     <a:srcRect/>
                     <a:stretch>
                       <a:fillRect/>
@@ -2620,10 +2689,16 @@
         <w:tblLook w:val="0000" w:firstRow="0" w:lastRow="0" w:firstColumn="0" w:lastColumn="0" w:noHBand="0" w:noVBand="0"/>
       </w:tblPr>
       <w:tblGrid>
-        <w:gridCol w:w="2784"/>
-        <w:gridCol w:w="6712"/>
+        <w:gridCol w:w="3100"/>
+        <w:gridCol w:w="6396"/>
       </w:tblGrid>
       <w:tr>
+        <w:tblPrEx>
+          <w:tblCellMar>
+            <w:top w:w="0" w:type="dxa"/>
+            <w:bottom w:w="0" w:type="dxa"/>
+          </w:tblCellMar>
+        </w:tblPrEx>
         <w:tc>
           <w:tcPr>
             <w:tcW w:w="0" w:type="auto"/>
@@ -2648,7 +2723,7 @@
                 <w:szCs w:val="22"/>
                 <w:lang w:val="en-US"/>
               </w:rPr>
-              <w:t>Step</w:t>
+              <w:t xml:space="preserve">Step</w:t>
             </w:r>
           </w:p>
         </w:tc>
@@ -2676,12 +2751,18 @@
                 <w:szCs w:val="22"/>
                 <w:lang w:val="en-US"/>
               </w:rPr>
-              <w:t>What happens</w:t>
+              <w:t xml:space="preserve">What happens</w:t>
             </w:r>
           </w:p>
         </w:tc>
       </w:tr>
       <w:tr>
+        <w:tblPrEx>
+          <w:tblCellMar>
+            <w:top w:w="0" w:type="dxa"/>
+            <w:bottom w:w="0" w:type="dxa"/>
+          </w:tblCellMar>
+        </w:tblPrEx>
         <w:tc>
           <w:tcPr>
             <w:tcW w:w="0" w:type="auto"/>
@@ -2704,7 +2785,7 @@
                 <w:szCs w:val="22"/>
                 <w:lang w:val="en-US"/>
               </w:rPr>
-              <w:t>1. Draft a Prompt</w:t>
+              <w:t xml:space="preserve">1. Draft a Prompt</w:t>
             </w:r>
           </w:p>
         </w:tc>
@@ -2730,12 +2811,18 @@
                 <w:szCs w:val="22"/>
                 <w:lang w:val="en-US"/>
               </w:rPr>
-              <w:t>Write the initial prompt template you want to improve</w:t>
+              <w:t xml:space="preserve">Write the initial prompt template you want to improve</w:t>
             </w:r>
           </w:p>
         </w:tc>
       </w:tr>
       <w:tr>
+        <w:tblPrEx>
+          <w:tblCellMar>
+            <w:top w:w="0" w:type="dxa"/>
+            <w:bottom w:w="0" w:type="dxa"/>
+          </w:tblCellMar>
+        </w:tblPrEx>
         <w:tc>
           <w:tcPr>
             <w:tcW w:w="0" w:type="auto"/>
@@ -2758,7 +2845,7 @@
                 <w:szCs w:val="22"/>
                 <w:lang w:val="en-US"/>
               </w:rPr>
-              <w:t>2. Create an Eval Dataset</w:t>
+              <w:t xml:space="preserve">2. Create an Eval Dataset</w:t>
             </w:r>
           </w:p>
         </w:tc>
@@ -2784,12 +2871,18 @@
                 <w:szCs w:val="22"/>
                 <w:lang w:val="en-US"/>
               </w:rPr>
-              <w:t>Collect sample inputs representing what the prompt will handle in production</w:t>
+              <w:t xml:space="preserve">Collect sample inputs representing what the prompt will handle in production</w:t>
             </w:r>
           </w:p>
         </w:tc>
       </w:tr>
       <w:tr>
+        <w:tblPrEx>
+          <w:tblCellMar>
+            <w:top w:w="0" w:type="dxa"/>
+            <w:bottom w:w="0" w:type="dxa"/>
+          </w:tblCellMar>
+        </w:tblPrEx>
         <w:tc>
           <w:tcPr>
             <w:tcW w:w="0" w:type="auto"/>
@@ -2812,7 +2905,7 @@
                 <w:szCs w:val="22"/>
                 <w:lang w:val="en-US"/>
               </w:rPr>
-              <w:t>3. Feed Through Claude</w:t>
+              <w:t xml:space="preserve">3. Feed Through Claude</w:t>
             </w:r>
           </w:p>
         </w:tc>
@@ -2838,12 +2931,18 @@
                 <w:szCs w:val="22"/>
                 <w:lang w:val="en-US"/>
               </w:rPr>
-              <w:t>Merge each dataset record into the template and send it to Claude</w:t>
+              <w:t xml:space="preserve">Merge each dataset record into the template and send it to Claude</w:t>
             </w:r>
           </w:p>
         </w:tc>
       </w:tr>
       <w:tr>
+        <w:tblPrEx>
+          <w:tblCellMar>
+            <w:top w:w="0" w:type="dxa"/>
+            <w:bottom w:w="0" w:type="dxa"/>
+          </w:tblCellMar>
+        </w:tblPrEx>
         <w:tc>
           <w:tcPr>
             <w:tcW w:w="0" w:type="auto"/>
@@ -2866,7 +2965,7 @@
                 <w:szCs w:val="22"/>
                 <w:lang w:val="en-US"/>
               </w:rPr>
-              <w:t>4. Feed Through a Grader</w:t>
+              <w:t xml:space="preserve">4. Feed Through a Grader</w:t>
             </w:r>
           </w:p>
         </w:tc>
@@ -2892,12 +2991,18 @@
                 <w:szCs w:val="22"/>
                 <w:lang w:val="en-US"/>
               </w:rPr>
-              <w:t>Score each question/answer pair objectively, then average the scores</w:t>
+              <w:t xml:space="preserve">Score each question/answer pair objectively, then average the scores</w:t>
             </w:r>
           </w:p>
         </w:tc>
       </w:tr>
       <w:tr>
+        <w:tblPrEx>
+          <w:tblCellMar>
+            <w:top w:w="0" w:type="dxa"/>
+            <w:bottom w:w="0" w:type="dxa"/>
+          </w:tblCellMar>
+        </w:tblPrEx>
         <w:tc>
           <w:tcPr>
             <w:tcW w:w="0" w:type="auto"/>
@@ -2920,7 +3025,7 @@
                 <w:szCs w:val="22"/>
                 <w:lang w:val="en-US"/>
               </w:rPr>
-              <w:t>5. Change Prompt and Repeat</w:t>
+              <w:t xml:space="preserve">5. Change Prompt and Repeat</w:t>
             </w:r>
           </w:p>
         </w:tc>
@@ -2946,7 +3051,7 @@
                 <w:szCs w:val="22"/>
                 <w:lang w:val="en-US"/>
               </w:rPr>
-              <w:t>Modify the prompt and rerun the whole process to see if the score improves</w:t>
+              <w:t xml:space="preserve">Modify the prompt and rerun the whole process to see if the score improves</w:t>
             </w:r>
           </w:p>
         </w:tc>
@@ -2974,7 +3079,7 @@
           <w:szCs w:val="30"/>
           <w:lang w:val="en-US"/>
         </w:rPr>
-        <w:t>Step 1 — Draft a Prompt</w:t>
+        <w:t xml:space="preserve">Step 1 — Draft a Prompt</w:t>
       </w:r>
     </w:p>
     <w:p>
@@ -2997,7 +3102,7 @@
           <w:color w:val="5A3E1B"/>
           <w:lang w:val="en-US"/>
         </w:rPr>
-        <w:t>template</w:t>
+        <w:t xml:space="preserve">template</w:t>
       </w:r>
       <w:r>
         <w:rPr>
@@ -3012,7 +3117,7 @@
           <w:color w:val="5A3E1B"/>
           <w:lang w:val="en-US"/>
         </w:rPr>
-        <w:t>{question}</w:t>
+        <w:t xml:space="preserve">{question}</w:t>
       </w:r>
       <w:r>
         <w:rPr>
@@ -3024,7 +3129,7 @@
     <w:p>
       <w:pPr>
         <w:shd w:val="clear" w:color="auto" w:fill="F2EFE9"/>
-        <w:spacing w:after="40"/>
+        <w:spacing w:after="40" w:line="240" w:lineRule="auto"/>
         <w:rPr>
           <w:rFonts w:ascii="Consolas" w:hAnsi="Consolas" w:cs="Consolas"/>
           <w:sz w:val="20"/>
@@ -3036,13 +3141,13 @@
           <w:sz w:val="20"/>
           <w:shd w:val="clear" w:color="auto" w:fill="F2EFE9"/>
         </w:rPr>
-        <w:t>prompt = f"""</w:t>
+        <w:t xml:space="preserve">prompt = f"""</w:t>
       </w:r>
     </w:p>
     <w:p>
       <w:pPr>
         <w:shd w:val="clear" w:color="auto" w:fill="F2EFE9"/>
-        <w:spacing w:after="40"/>
+        <w:spacing w:after="40" w:line="240" w:lineRule="auto"/>
         <w:rPr>
           <w:rFonts w:ascii="Consolas" w:hAnsi="Consolas" w:cs="Consolas"/>
           <w:sz w:val="20"/>
@@ -3054,23 +3159,31 @@
           <w:sz w:val="20"/>
           <w:shd w:val="clear" w:color="auto" w:fill="F2EFE9"/>
         </w:rPr>
-        <w:t>Please answer the user's question:</w:t>
+        <w:t xml:space="preserve">Please answer the user's question:</w:t>
       </w:r>
     </w:p>
     <w:p>
       <w:pPr>
         <w:shd w:val="clear" w:color="auto" w:fill="F2EFE9"/>
-        <w:spacing w:after="40"/>
-        <w:rPr>
-          <w:rFonts w:ascii="Consolas" w:hAnsi="Consolas" w:cs="Consolas"/>
-          <w:sz w:val="20"/>
-        </w:rPr>
-      </w:pPr>
+        <w:spacing w:after="40" w:line="240" w:lineRule="auto"/>
+        <w:rPr>
+          <w:rFonts w:ascii="Consolas" w:hAnsi="Consolas" w:cs="Consolas"/>
+          <w:sz w:val="20"/>
+        </w:rPr>
+      </w:pPr>
+      <w:r>
+        <w:rPr>
+          <w:rFonts w:ascii="Consolas" w:hAnsi="Consolas" w:cs="Consolas"/>
+          <w:sz w:val="20"/>
+          <w:shd w:val="clear" w:color="auto" w:fill="F2EFE9"/>
+        </w:rPr>
+        <w:t xml:space="preserve"/>
+      </w:r>
     </w:p>
     <w:p>
       <w:pPr>
         <w:shd w:val="clear" w:color="auto" w:fill="F2EFE9"/>
-        <w:spacing w:after="40"/>
+        <w:spacing w:after="40" w:line="240" w:lineRule="auto"/>
         <w:rPr>
           <w:rFonts w:ascii="Consolas" w:hAnsi="Consolas" w:cs="Consolas"/>
           <w:sz w:val="20"/>
@@ -3082,12 +3195,13 @@
           <w:sz w:val="20"/>
           <w:shd w:val="clear" w:color="auto" w:fill="F2EFE9"/>
         </w:rPr>
-        <w:t>{question}</w:t>
+        <w:t xml:space="preserve">{question}</w:t>
       </w:r>
     </w:p>
     <w:p>
       <w:pPr>
         <w:shd w:val="clear" w:color="auto" w:fill="F2EFE9"/>
+        <w:spacing w:after="0" w:line="240" w:lineRule="auto"/>
         <w:rPr>
           <w:rFonts w:ascii="Consolas" w:hAnsi="Consolas" w:cs="Consolas"/>
           <w:sz w:val="20"/>
@@ -3099,7 +3213,7 @@
           <w:sz w:val="20"/>
           <w:shd w:val="clear" w:color="auto" w:fill="F2EFE9"/>
         </w:rPr>
-        <w:t>"""</w:t>
+        <w:t xml:space="preserve">"""</w:t>
       </w:r>
     </w:p>
     <w:p>
@@ -3122,7 +3236,7 @@
           <w:color w:val="5A3E1B"/>
           <w:lang w:val="en-US"/>
         </w:rPr>
-        <w:t>baseline</w:t>
+        <w:t xml:space="preserve">baseline</w:t>
       </w:r>
       <w:r>
         <w:rPr>
@@ -3148,7 +3262,7 @@
           <w:szCs w:val="30"/>
           <w:lang w:val="en-US"/>
         </w:rPr>
-        <w:t>Step 2 — Create an Eval Dataset</w:t>
+        <w:t xml:space="preserve">Step 2 — Create an Eval Dataset</w:t>
       </w:r>
     </w:p>
     <w:p>
@@ -3162,14 +3276,7 @@
         <w:rPr>
           <w:lang w:val="en-US"/>
         </w:rPr>
-        <w:t xml:space="preserve">Your evaluation dataset contains sample inputs that represent the types of questions or requests your prompt will handle in production. The dataset should include </w:t>
-      </w:r>
-      <w:r>
-        <w:rPr>
-          <w:lang w:val="en-US"/>
-        </w:rPr>
-        <w:lastRenderedPageBreak/>
-        <w:t xml:space="preserve">questions that will be </w:t>
+        <w:t xml:space="preserve">Your evaluation dataset contains sample inputs that represent the types of questions or requests your prompt will handle in production. The dataset should include questions that will be </w:t>
       </w:r>
       <w:r>
         <w:rPr>
@@ -3178,7 +3285,7 @@
           <w:color w:val="5A3E1B"/>
           <w:lang w:val="en-US"/>
         </w:rPr>
-        <w:t>interpolated into your prompt template</w:t>
+        <w:t xml:space="preserve">interpolated into your prompt template</w:t>
       </w:r>
       <w:r>
         <w:rPr>
@@ -3193,13 +3300,13 @@
           <w:color w:val="5A3E1B"/>
           <w:lang w:val="en-US"/>
         </w:rPr>
-        <w:t>by hand or use Claude to generate them for you</w:t>
-      </w:r>
-      <w:r>
-        <w:rPr>
-          <w:lang w:val="en-US"/>
-        </w:rPr>
-        <w:t>.</w:t>
+        <w:t xml:space="preserve">by hand or use Claude to generate them for you</w:t>
+      </w:r>
+      <w:r>
+        <w:rPr>
+          <w:lang w:val="en-US"/>
+        </w:rPr>
+        <w:t xml:space="preserve">.</w:t>
       </w:r>
     </w:p>
     <w:tbl>
@@ -3220,10 +3327,16 @@
         <w:tblLook w:val="0000" w:firstRow="0" w:lastRow="0" w:firstColumn="0" w:lastColumn="0" w:noHBand="0" w:noVBand="0"/>
       </w:tblPr>
       <w:tblGrid>
-        <w:gridCol w:w="2743"/>
-        <w:gridCol w:w="6753"/>
+        <w:gridCol w:w="3100"/>
+        <w:gridCol w:w="6396"/>
       </w:tblGrid>
       <w:tr>
+        <w:tblPrEx>
+          <w:tblCellMar>
+            <w:top w:w="0" w:type="dxa"/>
+            <w:bottom w:w="0" w:type="dxa"/>
+          </w:tblCellMar>
+        </w:tblPrEx>
         <w:tc>
           <w:tcPr>
             <w:tcW w:w="0" w:type="auto"/>
@@ -3248,7 +3361,7 @@
                 <w:szCs w:val="22"/>
                 <w:lang w:val="en-US"/>
               </w:rPr>
-              <w:t>Eval dataset — key facts</w:t>
+              <w:t xml:space="preserve">Eval dataset — key facts</w:t>
             </w:r>
           </w:p>
         </w:tc>
@@ -3276,12 +3389,18 @@
                 <w:szCs w:val="22"/>
                 <w:lang w:val="en-US"/>
               </w:rPr>
-              <w:t>Detail</w:t>
+              <w:t xml:space="preserve">Detail</w:t>
             </w:r>
           </w:p>
         </w:tc>
       </w:tr>
       <w:tr>
+        <w:tblPrEx>
+          <w:tblCellMar>
+            <w:top w:w="0" w:type="dxa"/>
+            <w:bottom w:w="0" w:type="dxa"/>
+          </w:tblCellMar>
+        </w:tblPrEx>
         <w:tc>
           <w:tcPr>
             <w:tcW w:w="0" w:type="auto"/>
@@ -3304,7 +3423,7 @@
                 <w:szCs w:val="22"/>
                 <w:lang w:val="en-US"/>
               </w:rPr>
-              <w:t>What it contains</w:t>
+              <w:t xml:space="preserve">What it contains</w:t>
             </w:r>
           </w:p>
         </w:tc>
@@ -3330,12 +3449,18 @@
                 <w:szCs w:val="22"/>
                 <w:lang w:val="en-US"/>
               </w:rPr>
-              <w:t>Questions that will be merged with your prompt template</w:t>
+              <w:t xml:space="preserve">Questions that will be merged with your prompt template</w:t>
             </w:r>
           </w:p>
         </w:tc>
       </w:tr>
       <w:tr>
+        <w:tblPrEx>
+          <w:tblCellMar>
+            <w:top w:w="0" w:type="dxa"/>
+            <w:bottom w:w="0" w:type="dxa"/>
+          </w:tblCellMar>
+        </w:tblPrEx>
         <w:tc>
           <w:tcPr>
             <w:tcW w:w="0" w:type="auto"/>
@@ -3358,7 +3483,7 @@
                 <w:szCs w:val="22"/>
                 <w:lang w:val="en-US"/>
               </w:rPr>
-              <w:t>How it is built</w:t>
+              <w:t xml:space="preserve">How it is built</w:t>
             </w:r>
           </w:p>
         </w:tc>
@@ -3384,12 +3509,18 @@
                 <w:szCs w:val="22"/>
                 <w:lang w:val="en-US"/>
               </w:rPr>
-              <w:t>By hand, or generated by Claude</w:t>
+              <w:t xml:space="preserve">By hand, or generated by Claude</w:t>
             </w:r>
           </w:p>
         </w:tc>
       </w:tr>
       <w:tr>
+        <w:tblPrEx>
+          <w:tblCellMar>
+            <w:top w:w="0" w:type="dxa"/>
+            <w:bottom w:w="0" w:type="dxa"/>
+          </w:tblCellMar>
+        </w:tblPrEx>
         <w:tc>
           <w:tcPr>
             <w:tcW w:w="0" w:type="auto"/>
@@ -3412,7 +3543,7 @@
                 <w:szCs w:val="22"/>
                 <w:lang w:val="en-US"/>
               </w:rPr>
-              <w:t>Realistic size</w:t>
+              <w:t xml:space="preserve">Realistic size</w:t>
             </w:r>
           </w:p>
         </w:tc>
@@ -3438,12 +3569,18 @@
                 <w:szCs w:val="22"/>
                 <w:lang w:val="en-US"/>
               </w:rPr>
-              <w:t>Tens, hundreds, or even thousands of records</w:t>
+              <w:t xml:space="preserve">Tens, hundreds, or even thousands of records</w:t>
             </w:r>
           </w:p>
         </w:tc>
       </w:tr>
       <w:tr>
+        <w:tblPrEx>
+          <w:tblCellMar>
+            <w:top w:w="0" w:type="dxa"/>
+            <w:bottom w:w="0" w:type="dxa"/>
+          </w:tblCellMar>
+        </w:tblPrEx>
         <w:tc>
           <w:tcPr>
             <w:tcW w:w="0" w:type="auto"/>
@@ -3466,7 +3603,7 @@
                 <w:szCs w:val="22"/>
                 <w:lang w:val="en-US"/>
               </w:rPr>
-              <w:t>What it must represent</w:t>
+              <w:t xml:space="preserve">What it must represent</w:t>
             </w:r>
           </w:p>
         </w:tc>
@@ -3492,7 +3629,7 @@
                 <w:szCs w:val="22"/>
                 <w:lang w:val="en-US"/>
               </w:rPr>
-              <w:t>The types of requests your prompt will actually handle in production</w:t>
+              <w:t xml:space="preserve">The types of requests your prompt will actually handle in production</w:t>
             </w:r>
           </w:p>
         </w:tc>
@@ -3520,7 +3657,7 @@
           <w:szCs w:val="30"/>
           <w:lang w:val="en-US"/>
         </w:rPr>
-        <w:t>Step 3 — Feed Through Claude</w:t>
+        <w:t xml:space="preserve">Step 3 — Feed Through Claude</w:t>
       </w:r>
     </w:p>
     <w:p>
@@ -3534,13 +3671,13 @@
         <w:rPr>
           <w:lang w:val="en-US"/>
         </w:rPr>
-        <w:t>Take each question from your dataset and merge it with your prompt template to create complete prompts. Then send each one to Claude to get responses. For example, the first question becomes:</w:t>
+        <w:t xml:space="preserve">Take each question from your dataset and merge it with your prompt template to create complete prompts. Then send each one to Claude to get responses. For example, the first question becomes:</w:t>
       </w:r>
     </w:p>
     <w:p>
       <w:pPr>
         <w:shd w:val="clear" w:color="auto" w:fill="F2EFE9"/>
-        <w:spacing w:after="40"/>
+        <w:spacing w:after="40" w:line="240" w:lineRule="auto"/>
         <w:rPr>
           <w:rFonts w:ascii="Consolas" w:hAnsi="Consolas" w:cs="Consolas"/>
           <w:sz w:val="20"/>
@@ -3552,12 +3689,13 @@
           <w:sz w:val="20"/>
           <w:shd w:val="clear" w:color="auto" w:fill="F2EFE9"/>
         </w:rPr>
-        <w:t>Please answer the user's question:</w:t>
+        <w:t xml:space="preserve">Please answer the user's question:</w:t>
       </w:r>
     </w:p>
     <w:p>
       <w:pPr>
         <w:shd w:val="clear" w:color="auto" w:fill="F2EFE9"/>
+        <w:spacing w:after="0" w:line="240" w:lineRule="auto"/>
         <w:rPr>
           <w:rFonts w:ascii="Consolas" w:hAnsi="Consolas" w:cs="Consolas"/>
           <w:sz w:val="20"/>
@@ -3569,7 +3707,7 @@
           <w:sz w:val="20"/>
           <w:shd w:val="clear" w:color="auto" w:fill="F2EFE9"/>
         </w:rPr>
-        <w:t>What's 2+2?</w:t>
+        <w:t xml:space="preserve">What's 2+2?</w:t>
       </w:r>
     </w:p>
     <w:p>
@@ -3583,7 +3721,7 @@
         <w:rPr>
           <w:lang w:val="en-US"/>
         </w:rPr>
-        <w:t>Claude might respond with "2 + 2 = 4" for the math question, provide oatmeal cooking instructions for the second question, and give the distance to the Moon for the third. One dataset record produces one request and one response.</w:t>
+        <w:t xml:space="preserve">Claude might respond with "2 + 2 = 4" for the math question, provide oatmeal cooking instructions for the second question, and give the distance to the Moon for the third. One dataset record produces one request and one response.</w:t>
       </w:r>
     </w:p>
     <w:p>
@@ -3613,7 +3751,7 @@
                     </pic:cNvPicPr>
                   </pic:nvPicPr>
                   <pic:blipFill>
-                    <a:blip r:embed="rId8"/>
+                    <a:blip r:embed="rId53"/>
                     <a:srcRect/>
                     <a:stretch>
                       <a:fillRect/>
@@ -3672,7 +3810,7 @@
           <w:szCs w:val="30"/>
           <w:lang w:val="en-US"/>
         </w:rPr>
-        <w:t>Step 4 — Feed Through a Grader</w:t>
+        <w:t xml:space="preserve">Step 4 — Feed Through a Grader</w:t>
       </w:r>
     </w:p>
     <w:p>
@@ -3695,7 +3833,7 @@
           <w:color w:val="5A3E1B"/>
           <w:lang w:val="en-US"/>
         </w:rPr>
-        <w:t>both the original question and Claude's answer</w:t>
+        <w:t xml:space="preserve">both the original question and Claude's answer</w:t>
       </w:r>
       <w:r>
         <w:rPr>
@@ -3710,13 +3848,13 @@
           <w:color w:val="5A3E1B"/>
           <w:lang w:val="en-US"/>
         </w:rPr>
-        <w:t>1 to 10</w:t>
-      </w:r>
-      <w:r>
-        <w:rPr>
-          <w:lang w:val="en-US"/>
-        </w:rPr>
-        <w:t>, where 10 represents a perfect answer and lower scores indicate room for improvement.</w:t>
+        <w:t xml:space="preserve">1 to 10</w:t>
+      </w:r>
+      <w:r>
+        <w:rPr>
+          <w:lang w:val="en-US"/>
+        </w:rPr>
+        <w:t xml:space="preserve">, where 10 represents a perfect answer and lower scores indicate room for improvement.</w:t>
       </w:r>
     </w:p>
     <w:p>
@@ -3730,7 +3868,6 @@
         <w:rPr>
           <w:lang w:val="en-US"/>
         </w:rPr>
-        <w:lastRenderedPageBreak/>
         <w:t xml:space="preserve">In the example, the grader might assign 10 to the math question (perfect answer), 4 to the oatmeal question (needs improvement), and 9 to the Moon question (very good answer). The </w:t>
       </w:r>
       <w:r>
@@ -3740,7 +3877,7 @@
           <w:color w:val="5A3E1B"/>
           <w:lang w:val="en-US"/>
         </w:rPr>
-        <w:t>average score across all questions</w:t>
+        <w:t xml:space="preserve">average score across all questions</w:t>
       </w:r>
       <w:r>
         <w:rPr>
@@ -3752,6 +3889,7 @@
     <w:p>
       <w:pPr>
         <w:shd w:val="clear" w:color="auto" w:fill="F2EFE9"/>
+        <w:spacing w:after="0" w:line="240" w:lineRule="auto"/>
         <w:rPr>
           <w:rFonts w:ascii="Consolas" w:hAnsi="Consolas" w:cs="Consolas"/>
           <w:sz w:val="20"/>
@@ -3763,7 +3901,7 @@
           <w:sz w:val="20"/>
           <w:shd w:val="clear" w:color="auto" w:fill="F2EFE9"/>
         </w:rPr>
-        <w:t>(10 + 4 + 9) ÷ 3 = 7.66</w:t>
+        <w:t xml:space="preserve">(10 + 4 + 9) ÷ 3 = 7.66</w:t>
       </w:r>
     </w:p>
     <w:p>
@@ -3793,7 +3931,7 @@
                     </pic:cNvPicPr>
                   </pic:nvPicPr>
                   <pic:blipFill>
-                    <a:blip r:embed="rId9"/>
+                    <a:blip r:embed="rId54"/>
                     <a:srcRect/>
                     <a:stretch>
                       <a:fillRect/>
@@ -3853,10 +3991,16 @@
         <w:tblLook w:val="0000" w:firstRow="0" w:lastRow="0" w:firstColumn="0" w:lastColumn="0" w:noHBand="0" w:noVBand="0"/>
       </w:tblPr>
       <w:tblGrid>
-        <w:gridCol w:w="4861"/>
-        <w:gridCol w:w="4635"/>
+        <w:gridCol w:w="5500"/>
+        <w:gridCol w:w="3996"/>
       </w:tblGrid>
       <w:tr>
+        <w:tblPrEx>
+          <w:tblCellMar>
+            <w:top w:w="0" w:type="dxa"/>
+            <w:bottom w:w="0" w:type="dxa"/>
+          </w:tblCellMar>
+        </w:tblPrEx>
         <w:tc>
           <w:tcPr>
             <w:tcW w:w="0" w:type="auto"/>
@@ -3881,7 +4025,7 @@
                 <w:szCs w:val="22"/>
                 <w:lang w:val="en-US"/>
               </w:rPr>
-              <w:t>Question</w:t>
+              <w:t xml:space="preserve">Question</w:t>
             </w:r>
           </w:p>
         </w:tc>
@@ -3909,12 +4053,18 @@
                 <w:szCs w:val="22"/>
                 <w:lang w:val="en-US"/>
               </w:rPr>
-              <w:t>Score</w:t>
+              <w:t xml:space="preserve">Score</w:t>
             </w:r>
           </w:p>
         </w:tc>
       </w:tr>
       <w:tr>
+        <w:tblPrEx>
+          <w:tblCellMar>
+            <w:top w:w="0" w:type="dxa"/>
+            <w:bottom w:w="0" w:type="dxa"/>
+          </w:tblCellMar>
+        </w:tblPrEx>
         <w:tc>
           <w:tcPr>
             <w:tcW w:w="0" w:type="auto"/>
@@ -3937,7 +4087,7 @@
                 <w:szCs w:val="22"/>
                 <w:lang w:val="en-US"/>
               </w:rPr>
-              <w:t>What's 2+2?</w:t>
+              <w:t xml:space="preserve">What's 2+2?</w:t>
             </w:r>
           </w:p>
         </w:tc>
@@ -3963,12 +4113,18 @@
                 <w:szCs w:val="22"/>
                 <w:lang w:val="en-US"/>
               </w:rPr>
-              <w:t>10 — perfect answer</w:t>
+              <w:t xml:space="preserve">10 — perfect answer</w:t>
             </w:r>
           </w:p>
         </w:tc>
       </w:tr>
       <w:tr>
+        <w:tblPrEx>
+          <w:tblCellMar>
+            <w:top w:w="0" w:type="dxa"/>
+            <w:bottom w:w="0" w:type="dxa"/>
+          </w:tblCellMar>
+        </w:tblPrEx>
         <w:tc>
           <w:tcPr>
             <w:tcW w:w="0" w:type="auto"/>
@@ -3991,7 +4147,7 @@
                 <w:szCs w:val="22"/>
                 <w:lang w:val="en-US"/>
               </w:rPr>
-              <w:t>How do I make oatmeal?</w:t>
+              <w:t xml:space="preserve">How do I make oatmeal?</w:t>
             </w:r>
           </w:p>
         </w:tc>
@@ -4017,12 +4173,18 @@
                 <w:szCs w:val="22"/>
                 <w:lang w:val="en-US"/>
               </w:rPr>
-              <w:t>4 — needs improvement</w:t>
+              <w:t xml:space="preserve">4 — needs improvement</w:t>
             </w:r>
           </w:p>
         </w:tc>
       </w:tr>
       <w:tr>
+        <w:tblPrEx>
+          <w:tblCellMar>
+            <w:top w:w="0" w:type="dxa"/>
+            <w:bottom w:w="0" w:type="dxa"/>
+          </w:tblCellMar>
+        </w:tblPrEx>
         <w:tc>
           <w:tcPr>
             <w:tcW w:w="0" w:type="auto"/>
@@ -4045,7 +4207,7 @@
                 <w:szCs w:val="22"/>
                 <w:lang w:val="en-US"/>
               </w:rPr>
-              <w:t>How far away is the Moon?</w:t>
+              <w:t xml:space="preserve">How far away is the Moon?</w:t>
             </w:r>
           </w:p>
         </w:tc>
@@ -4071,12 +4233,18 @@
                 <w:szCs w:val="22"/>
                 <w:lang w:val="en-US"/>
               </w:rPr>
-              <w:t>9 — very good answer</w:t>
+              <w:t xml:space="preserve">9 — very good answer</w:t>
             </w:r>
           </w:p>
         </w:tc>
       </w:tr>
       <w:tr>
+        <w:tblPrEx>
+          <w:tblCellMar>
+            <w:top w:w="0" w:type="dxa"/>
+            <w:bottom w:w="0" w:type="dxa"/>
+          </w:tblCellMar>
+        </w:tblPrEx>
         <w:tc>
           <w:tcPr>
             <w:tcW w:w="0" w:type="auto"/>
@@ -4099,7 +4267,7 @@
                 <w:szCs w:val="22"/>
                 <w:lang w:val="en-US"/>
               </w:rPr>
-              <w:t>Average</w:t>
+              <w:t xml:space="preserve">Average</w:t>
             </w:r>
           </w:p>
         </w:tc>
@@ -4125,7 +4293,7 @@
                 <w:szCs w:val="22"/>
                 <w:lang w:val="en-US"/>
               </w:rPr>
-              <w:t>7.66 — the baseline score</w:t>
+              <w:t xml:space="preserve">7.66 — the baseline score</w:t>
             </w:r>
           </w:p>
         </w:tc>
@@ -4153,7 +4321,7 @@
           <w:szCs w:val="30"/>
           <w:lang w:val="en-US"/>
         </w:rPr>
-        <w:t>Step 5 — Change Prompt and Repeat</w:t>
+        <w:t xml:space="preserve">Step 5 — Change Prompt and Repeat</w:t>
       </w:r>
     </w:p>
     <w:p>
@@ -4167,13 +4335,13 @@
         <w:rPr>
           <w:lang w:val="en-US"/>
         </w:rPr>
-        <w:t>Now that you have a baseline score, you can modify your prompt and run the entire process again to see if your changes improve performance. For example, you might add more guidance to your prompt:</w:t>
+        <w:t xml:space="preserve">Now that you have a baseline score, you can modify your prompt and run the entire process again to see if your changes improve performance. For example, you might add more guidance to your prompt:</w:t>
       </w:r>
     </w:p>
     <w:p>
       <w:pPr>
         <w:shd w:val="clear" w:color="auto" w:fill="F2EFE9"/>
-        <w:spacing w:after="40"/>
+        <w:spacing w:after="40" w:line="240" w:lineRule="auto"/>
         <w:rPr>
           <w:rFonts w:ascii="Consolas" w:hAnsi="Consolas" w:cs="Consolas"/>
           <w:sz w:val="20"/>
@@ -4185,13 +4353,13 @@
           <w:sz w:val="20"/>
           <w:shd w:val="clear" w:color="auto" w:fill="F2EFE9"/>
         </w:rPr>
-        <w:t>prompt = f"""</w:t>
+        <w:t xml:space="preserve">prompt = f"""</w:t>
       </w:r>
     </w:p>
     <w:p>
       <w:pPr>
         <w:shd w:val="clear" w:color="auto" w:fill="F2EFE9"/>
-        <w:spacing w:after="40"/>
+        <w:spacing w:after="40" w:line="240" w:lineRule="auto"/>
         <w:rPr>
           <w:rFonts w:ascii="Consolas" w:hAnsi="Consolas" w:cs="Consolas"/>
           <w:sz w:val="20"/>
@@ -4203,23 +4371,31 @@
           <w:sz w:val="20"/>
           <w:shd w:val="clear" w:color="auto" w:fill="F2EFE9"/>
         </w:rPr>
-        <w:t>Please answer the user's question:</w:t>
+        <w:t xml:space="preserve">Please answer the user's question:</w:t>
       </w:r>
     </w:p>
     <w:p>
       <w:pPr>
         <w:shd w:val="clear" w:color="auto" w:fill="F2EFE9"/>
-        <w:spacing w:after="40"/>
-        <w:rPr>
-          <w:rFonts w:ascii="Consolas" w:hAnsi="Consolas" w:cs="Consolas"/>
-          <w:sz w:val="20"/>
-        </w:rPr>
-      </w:pPr>
+        <w:spacing w:after="40" w:line="240" w:lineRule="auto"/>
+        <w:rPr>
+          <w:rFonts w:ascii="Consolas" w:hAnsi="Consolas" w:cs="Consolas"/>
+          <w:sz w:val="20"/>
+        </w:rPr>
+      </w:pPr>
+      <w:r>
+        <w:rPr>
+          <w:rFonts w:ascii="Consolas" w:hAnsi="Consolas" w:cs="Consolas"/>
+          <w:sz w:val="20"/>
+          <w:shd w:val="clear" w:color="auto" w:fill="F2EFE9"/>
+        </w:rPr>
+        <w:t xml:space="preserve"/>
+      </w:r>
     </w:p>
     <w:p>
       <w:pPr>
         <w:shd w:val="clear" w:color="auto" w:fill="F2EFE9"/>
-        <w:spacing w:after="40"/>
+        <w:spacing w:after="40" w:line="240" w:lineRule="auto"/>
         <w:rPr>
           <w:rFonts w:ascii="Consolas" w:hAnsi="Consolas" w:cs="Consolas"/>
           <w:sz w:val="20"/>
@@ -4231,23 +4407,31 @@
           <w:sz w:val="20"/>
           <w:shd w:val="clear" w:color="auto" w:fill="F2EFE9"/>
         </w:rPr>
-        <w:t>{question}</w:t>
+        <w:t xml:space="preserve">{question}</w:t>
       </w:r>
     </w:p>
     <w:p>
       <w:pPr>
         <w:shd w:val="clear" w:color="auto" w:fill="F2EFE9"/>
-        <w:spacing w:after="40"/>
-        <w:rPr>
-          <w:rFonts w:ascii="Consolas" w:hAnsi="Consolas" w:cs="Consolas"/>
-          <w:sz w:val="20"/>
-        </w:rPr>
-      </w:pPr>
+        <w:spacing w:after="40" w:line="240" w:lineRule="auto"/>
+        <w:rPr>
+          <w:rFonts w:ascii="Consolas" w:hAnsi="Consolas" w:cs="Consolas"/>
+          <w:sz w:val="20"/>
+        </w:rPr>
+      </w:pPr>
+      <w:r>
+        <w:rPr>
+          <w:rFonts w:ascii="Consolas" w:hAnsi="Consolas" w:cs="Consolas"/>
+          <w:sz w:val="20"/>
+          <w:shd w:val="clear" w:color="auto" w:fill="F2EFE9"/>
+        </w:rPr>
+        <w:t xml:space="preserve"/>
+      </w:r>
     </w:p>
     <w:p>
       <w:pPr>
         <w:shd w:val="clear" w:color="auto" w:fill="F2EFE9"/>
-        <w:spacing w:after="40"/>
+        <w:spacing w:after="40" w:line="240" w:lineRule="auto"/>
         <w:rPr>
           <w:rFonts w:ascii="Consolas" w:hAnsi="Consolas" w:cs="Consolas"/>
           <w:sz w:val="20"/>
@@ -4259,12 +4443,13 @@
           <w:sz w:val="20"/>
           <w:shd w:val="clear" w:color="auto" w:fill="F2EFE9"/>
         </w:rPr>
-        <w:t>Answer the question with ample detail</w:t>
+        <w:t xml:space="preserve">Answer the question with ample detail</w:t>
       </w:r>
     </w:p>
     <w:p>
       <w:pPr>
         <w:shd w:val="clear" w:color="auto" w:fill="F2EFE9"/>
+        <w:spacing w:after="0" w:line="240" w:lineRule="auto"/>
         <w:rPr>
           <w:rFonts w:ascii="Consolas" w:hAnsi="Consolas" w:cs="Consolas"/>
           <w:sz w:val="20"/>
@@ -4276,7 +4461,7 @@
           <w:sz w:val="20"/>
           <w:shd w:val="clear" w:color="auto" w:fill="F2EFE9"/>
         </w:rPr>
-        <w:t>"""</w:t>
+        <w:t xml:space="preserve">"""</w:t>
       </w:r>
     </w:p>
     <w:p>
@@ -4299,13 +4484,13 @@
           <w:color w:val="5A3E1B"/>
           <w:lang w:val="en-US"/>
         </w:rPr>
-        <w:t>8.7</w:t>
-      </w:r>
-      <w:r>
-        <w:rPr>
-          <w:lang w:val="en-US"/>
-        </w:rPr>
-        <w:t>, indicating that the additional instruction helped Claude provide better responses. Nothing about the dataset or the grader changed — only the prompt — so the difference in score is attributable to the prompt itself.</w:t>
+        <w:t xml:space="preserve">8.7</w:t>
+      </w:r>
+      <w:r>
+        <w:rPr>
+          <w:lang w:val="en-US"/>
+        </w:rPr>
+        <w:t xml:space="preserve">, indicating that the additional instruction helped Claude provide better responses. Nothing about the dataset or the grader changed — only the prompt — so the difference in score is attributable to the prompt itself.</w:t>
       </w:r>
     </w:p>
     <w:p>
@@ -4325,8 +4510,7 @@
           <w:szCs w:val="30"/>
           <w:lang w:val="en-US"/>
         </w:rPr>
-        <w:lastRenderedPageBreak/>
-        <w:t>Prompt scoring</w:t>
+        <w:t xml:space="preserve">Prompt scoring</w:t>
       </w:r>
     </w:p>
     <w:p>
@@ -4349,7 +4533,7 @@
           <w:color w:val="5A3E1B"/>
           <w:lang w:val="en-US"/>
         </w:rPr>
-        <w:t>objective measurements</w:t>
+        <w:t xml:space="preserve">objective measurements</w:t>
       </w:r>
       <w:r>
         <w:rPr>
@@ -4364,7 +4548,7 @@
           <w:color w:val="5A3E1B"/>
           <w:lang w:val="en-US"/>
         </w:rPr>
-        <w:t>removes guesswork from prompt engineering</w:t>
+        <w:t xml:space="preserve">removes guesswork from prompt engineering</w:t>
       </w:r>
       <w:r>
         <w:rPr>
@@ -4400,7 +4584,7 @@
                     </pic:cNvPicPr>
                   </pic:nvPicPr>
                   <pic:blipFill>
-                    <a:blip r:embed="rId10"/>
+                    <a:blip r:embed="rId55"/>
                     <a:srcRect/>
                     <a:stretch>
                       <a:fillRect/>
@@ -4459,7 +4643,7 @@
           <w:szCs w:val="30"/>
           <w:lang w:val="en-US"/>
         </w:rPr>
-        <w:t>Practice Questions — Lesson 2</w:t>
+        <w:t xml:space="preserve">Practice Questions — Lesson 2</w:t>
       </w:r>
     </w:p>
     <w:p>
@@ -4473,7 +4657,7 @@
         <w:rPr>
           <w:lang w:val="en-US"/>
         </w:rPr>
-        <w:t>Choose the single best answer for each question (A–E).</w:t>
+        <w:t xml:space="preserve">Choose the single best answer for each question (A–E).</w:t>
       </w:r>
     </w:p>
     <w:p>
@@ -4508,7 +4692,7 @@
           <w:rFonts w:ascii="Arial" w:hAnsi="Arial" w:cs="Arial"/>
           <w:lang w:val="en-US"/>
         </w:rPr>
-        <w:t>A) Create an eval dataset → Draft a prompt → Feed through a grader → Feed through Claude → Repeat</w:t>
+        <w:t xml:space="preserve">A) Create an eval dataset → Draft a prompt → Feed through a grader → Feed through Claude → Repeat</w:t>
       </w:r>
     </w:p>
     <w:p>
@@ -4525,7 +4709,7 @@
           <w:rFonts w:ascii="Arial" w:hAnsi="Arial" w:cs="Arial"/>
           <w:lang w:val="en-US"/>
         </w:rPr>
-        <w:t>B) Draft a prompt → Create an eval dataset → Feed through Claude → Feed through a grader → Change prompt and repeat</w:t>
+        <w:t xml:space="preserve">B) Draft a prompt → Create an eval dataset → Feed through Claude → Feed through a grader → Change prompt and repeat</w:t>
       </w:r>
     </w:p>
     <w:p>
@@ -4542,7 +4726,7 @@
           <w:rFonts w:ascii="Arial" w:hAnsi="Arial" w:cs="Arial"/>
           <w:lang w:val="en-US"/>
         </w:rPr>
-        <w:t>C) Draft a prompt → Feed through a grader → Feed through Claude → Create an eval dataset → Repeat</w:t>
+        <w:t xml:space="preserve">C) Draft a prompt → Feed through a grader → Feed through Claude → Create an eval dataset → Repeat</w:t>
       </w:r>
     </w:p>
     <w:p>
@@ -4559,7 +4743,7 @@
           <w:rFonts w:ascii="Arial" w:hAnsi="Arial" w:cs="Arial"/>
           <w:lang w:val="en-US"/>
         </w:rPr>
-        <w:t>D) Feed through Claude → Draft a prompt → Create an eval dataset → Feed through a grader → Repeat</w:t>
+        <w:t xml:space="preserve">D) Feed through Claude → Draft a prompt → Create an eval dataset → Feed through a grader → Repeat</w:t>
       </w:r>
     </w:p>
     <w:p>
@@ -4576,7 +4760,7 @@
           <w:rFonts w:ascii="Arial" w:hAnsi="Arial" w:cs="Arial"/>
           <w:lang w:val="en-US"/>
         </w:rPr>
-        <w:t>E) Create an eval dataset → Feed through Claude → Feed through a grader → Draft a prompt → Repeat</w:t>
+        <w:t xml:space="preserve">E) Create an eval dataset → Feed through Claude → Feed through a grader → Draft a prompt → Repeat</w:t>
       </w:r>
     </w:p>
     <w:p>
@@ -4611,7 +4795,7 @@
           <w:rFonts w:ascii="Arial" w:hAnsi="Arial" w:cs="Arial"/>
           <w:lang w:val="en-US"/>
         </w:rPr>
-        <w:t>A) The scores assigned by the grader</w:t>
+        <w:t xml:space="preserve">A) The scores assigned by the grader</w:t>
       </w:r>
     </w:p>
     <w:p>
@@ -4628,7 +4812,7 @@
           <w:rFonts w:ascii="Arial" w:hAnsi="Arial" w:cs="Arial"/>
           <w:lang w:val="en-US"/>
         </w:rPr>
-        <w:t>B) Sample input questions that will be interpolated into the prompt template</w:t>
+        <w:t xml:space="preserve">B) Sample input questions that will be interpolated into the prompt template</w:t>
       </w:r>
     </w:p>
     <w:p>
@@ -4645,7 +4829,7 @@
           <w:rFonts w:ascii="Arial" w:hAnsi="Arial" w:cs="Arial"/>
           <w:lang w:val="en-US"/>
         </w:rPr>
-        <w:t>C) Several finished versions of the prompt to choose from</w:t>
+        <w:t xml:space="preserve">C) Several finished versions of the prompt to choose from</w:t>
       </w:r>
     </w:p>
     <w:p>
@@ -4662,8 +4846,7 @@
           <w:rFonts w:ascii="Arial" w:hAnsi="Arial" w:cs="Arial"/>
           <w:lang w:val="en-US"/>
         </w:rPr>
-        <w:lastRenderedPageBreak/>
-        <w:t>D) Claude's responses from a previous evaluation run</w:t>
+        <w:t xml:space="preserve">D) Claude's responses from a previous evaluation run</w:t>
       </w:r>
     </w:p>
     <w:p>
@@ -4680,7 +4863,7 @@
           <w:rFonts w:ascii="Arial" w:hAnsi="Arial" w:cs="Arial"/>
           <w:lang w:val="en-US"/>
         </w:rPr>
-        <w:t>E) The system prompts used by the grader</w:t>
+        <w:t xml:space="preserve">E) The system prompts used by the grader</w:t>
       </w:r>
     </w:p>
     <w:p>
@@ -4715,7 +4898,7 @@
           <w:rFonts w:ascii="Arial" w:hAnsi="Arial" w:cs="Arial"/>
           <w:lang w:val="en-US"/>
         </w:rPr>
-        <w:t>A) Only by hand, since generated questions are not valid test cases</w:t>
+        <w:t xml:space="preserve">A) Only by hand, since generated questions are not valid test cases</w:t>
       </w:r>
     </w:p>
     <w:p>
@@ -4732,7 +4915,7 @@
           <w:rFonts w:ascii="Arial" w:hAnsi="Arial" w:cs="Arial"/>
           <w:lang w:val="en-US"/>
         </w:rPr>
-        <w:t>B) By hand, or generated by Claude</w:t>
+        <w:t xml:space="preserve">B) By hand, or generated by Claude</w:t>
       </w:r>
     </w:p>
     <w:p>
@@ -4749,7 +4932,7 @@
           <w:rFonts w:ascii="Arial" w:hAnsi="Arial" w:cs="Arial"/>
           <w:lang w:val="en-US"/>
         </w:rPr>
-        <w:t>C) Only by exporting real production logs</w:t>
+        <w:t xml:space="preserve">C) Only by exporting real production logs</w:t>
       </w:r>
     </w:p>
     <w:p>
@@ -4766,7 +4949,7 @@
           <w:rFonts w:ascii="Arial" w:hAnsi="Arial" w:cs="Arial"/>
           <w:lang w:val="en-US"/>
         </w:rPr>
-        <w:t>D) Automatically by the grader after the first run</w:t>
+        <w:t xml:space="preserve">D) Automatically by the grader after the first run</w:t>
       </w:r>
     </w:p>
     <w:p>
@@ -4783,7 +4966,7 @@
           <w:rFonts w:ascii="Arial" w:hAnsi="Arial" w:cs="Arial"/>
           <w:lang w:val="en-US"/>
         </w:rPr>
-        <w:t>E) It is provided by the Anthropic API on request</w:t>
+        <w:t xml:space="preserve">E) It is provided by the Anthropic API on request</w:t>
       </w:r>
     </w:p>
     <w:p>
@@ -4818,7 +5001,7 @@
           <w:rFonts w:ascii="Arial" w:hAnsi="Arial" w:cs="Arial"/>
           <w:lang w:val="en-US"/>
         </w:rPr>
-        <w:t>A) Only Claude's answer</w:t>
+        <w:t xml:space="preserve">A) Only Claude's answer</w:t>
       </w:r>
     </w:p>
     <w:p>
@@ -4835,7 +5018,7 @@
           <w:rFonts w:ascii="Arial" w:hAnsi="Arial" w:cs="Arial"/>
           <w:lang w:val="en-US"/>
         </w:rPr>
-        <w:t>B) Only the original question</w:t>
+        <w:t xml:space="preserve">B) Only the original question</w:t>
       </w:r>
     </w:p>
     <w:p>
@@ -4852,7 +5035,7 @@
           <w:rFonts w:ascii="Arial" w:hAnsi="Arial" w:cs="Arial"/>
           <w:lang w:val="en-US"/>
         </w:rPr>
-        <w:t>C) Both the original question and Claude's answer</w:t>
+        <w:t xml:space="preserve">C) Both the original question and Claude's answer</w:t>
       </w:r>
     </w:p>
     <w:p>
@@ -4869,7 +5052,7 @@
           <w:rFonts w:ascii="Arial" w:hAnsi="Arial" w:cs="Arial"/>
           <w:lang w:val="en-US"/>
         </w:rPr>
-        <w:t>D) The prompt template and the temperature setting</w:t>
+        <w:t xml:space="preserve">D) The prompt template and the temperature setting</w:t>
       </w:r>
     </w:p>
     <w:p>
@@ -4886,7 +5069,7 @@
           <w:rFonts w:ascii="Arial" w:hAnsi="Arial" w:cs="Arial"/>
           <w:lang w:val="en-US"/>
         </w:rPr>
-        <w:t>E) The token usage reported in the response</w:t>
+        <w:t xml:space="preserve">E) The token usage reported in the response</w:t>
       </w:r>
     </w:p>
     <w:p>
@@ -4921,7 +5104,7 @@
           <w:rFonts w:ascii="Arial" w:hAnsi="Arial" w:cs="Arial"/>
           <w:lang w:val="en-US"/>
         </w:rPr>
-        <w:t>A) 10 — the highest score obtained</w:t>
+        <w:t xml:space="preserve">A) 10 — the highest score obtained</w:t>
       </w:r>
     </w:p>
     <w:p>
@@ -4938,7 +5121,7 @@
           <w:rFonts w:ascii="Arial" w:hAnsi="Arial" w:cs="Arial"/>
           <w:lang w:val="en-US"/>
         </w:rPr>
-        <w:t>B) 4 — the lowest score obtained</w:t>
+        <w:t xml:space="preserve">B) 4 — the lowest score obtained</w:t>
       </w:r>
     </w:p>
     <w:p>
@@ -4955,7 +5138,7 @@
           <w:rFonts w:ascii="Arial" w:hAnsi="Arial" w:cs="Arial"/>
           <w:lang w:val="en-US"/>
         </w:rPr>
-        <w:t>C) 23 — the sum of all scores</w:t>
+        <w:t xml:space="preserve">C) 23 — the sum of all scores</w:t>
       </w:r>
     </w:p>
     <w:p>
@@ -4972,7 +5155,7 @@
           <w:rFonts w:ascii="Arial" w:hAnsi="Arial" w:cs="Arial"/>
           <w:lang w:val="en-US"/>
         </w:rPr>
-        <w:t>D) 7.66 — the average of the scores</w:t>
+        <w:t xml:space="preserve">D) 7.66 — the average of the scores</w:t>
       </w:r>
     </w:p>
     <w:p>
@@ -4989,7 +5172,7 @@
           <w:rFonts w:ascii="Arial" w:hAnsi="Arial" w:cs="Arial"/>
           <w:lang w:val="en-US"/>
         </w:rPr>
-        <w:t>E) 8.7 — the score of the improved prompt</w:t>
+        <w:t xml:space="preserve">E) 8.7 — the score of the improved prompt</w:t>
       </w:r>
     </w:p>
     <w:p>
@@ -5021,7 +5204,6 @@
           <w:szCs w:val="40"/>
           <w:lang w:val="en-US"/>
         </w:rPr>
-        <w:lastRenderedPageBreak/>
         <w:t>Lesson 3 — Generating Test Datasets</w:t>
       </w:r>
     </w:p>
@@ -5042,7 +5224,7 @@
           <w:szCs w:val="30"/>
           <w:lang w:val="en-US"/>
         </w:rPr>
-        <w:t>Core idea</w:t>
+        <w:t xml:space="preserve">Core idea</w:t>
       </w:r>
     </w:p>
     <w:p>
@@ -5065,7 +5247,7 @@
           <w:color w:val="5A3E1B"/>
           <w:lang w:val="en-US"/>
         </w:rPr>
-        <w:t>Claude generate the eval dataset for you</w:t>
+        <w:t xml:space="preserve">Claude generate the eval dataset for you</w:t>
       </w:r>
       <w:r>
         <w:rPr>
@@ -5080,7 +5262,7 @@
           <w:color w:val="5A3E1B"/>
           <w:lang w:val="en-US"/>
         </w:rPr>
-        <w:t>prefilling plus a stop sequence</w:t>
+        <w:t xml:space="preserve">prefilling plus a stop sequence</w:t>
       </w:r>
       <w:r>
         <w:rPr>
@@ -5095,13 +5277,13 @@
           <w:color w:val="5A3E1B"/>
           <w:lang w:val="en-US"/>
         </w:rPr>
-        <w:t>faster and cheaper model like Haiku</w:t>
-      </w:r>
-      <w:r>
-        <w:rPr>
-          <w:lang w:val="en-US"/>
-        </w:rPr>
-        <w:t>.</w:t>
+        <w:t xml:space="preserve">faster and cheaper model like Haiku</w:t>
+      </w:r>
+      <w:r>
+        <w:rPr>
+          <w:lang w:val="en-US"/>
+        </w:rPr>
+        <w:t xml:space="preserve">.</w:t>
       </w:r>
     </w:p>
     <w:p>
@@ -5121,7 +5303,7 @@
           <w:szCs w:val="30"/>
           <w:lang w:val="en-US"/>
         </w:rPr>
-        <w:t>Key points (what is new in this lesson)</w:t>
+        <w:t xml:space="preserve">Key points (what is new in this lesson)</w:t>
       </w:r>
     </w:p>
     <w:p>
@@ -5149,7 +5331,7 @@
           <w:color w:val="5A3E1B"/>
           <w:lang w:val="en-US"/>
         </w:rPr>
-        <w:t>goal, the input and the output</w:t>
+        <w:t xml:space="preserve">goal, the input and the output</w:t>
       </w:r>
       <w:r>
         <w:rPr>
@@ -5183,7 +5365,7 @@
           <w:color w:val="5A3E1B"/>
           <w:lang w:val="en-US"/>
         </w:rPr>
-        <w:t>generated automatically by Claude</w:t>
+        <w:t xml:space="preserve">generated automatically by Claude</w:t>
       </w:r>
       <w:r>
         <w:rPr>
@@ -5217,7 +5399,7 @@
           <w:color w:val="5A3E1B"/>
           <w:lang w:val="en-US"/>
         </w:rPr>
-        <w:t>example of the desired JSON output</w:t>
+        <w:t xml:space="preserve">example of the desired JSON output</w:t>
       </w:r>
       <w:r>
         <w:rPr>
@@ -5251,7 +5433,7 @@
           <w:color w:val="5A3E1B"/>
           <w:lang w:val="en-US"/>
         </w:rPr>
-        <w:t>constraints</w:t>
+        <w:t xml:space="preserve">constraints</w:t>
       </w:r>
       <w:r>
         <w:rPr>
@@ -5266,7 +5448,7 @@
           <w:color w:val="5A3E1B"/>
           <w:lang w:val="en-US"/>
         </w:rPr>
-        <w:t>how many objects</w:t>
+        <w:t xml:space="preserve">how many objects</w:t>
       </w:r>
       <w:r>
         <w:rPr>
@@ -5300,7 +5482,7 @@
           <w:color w:val="5A3E1B"/>
           <w:lang w:val="en-US"/>
         </w:rPr>
-        <w:t>prefilling + stop sequences</w:t>
+        <w:t xml:space="preserve">prefilling + stop sequences</w:t>
       </w:r>
       <w:r>
         <w:rPr>
@@ -5315,13 +5497,13 @@
           <w:color w:val="5A3E1B"/>
           <w:lang w:val="en-US"/>
         </w:rPr>
-        <w:t>json.loads()</w:t>
-      </w:r>
-      <w:r>
-        <w:rPr>
-          <w:lang w:val="en-US"/>
-        </w:rPr>
-        <w:t>.</w:t>
+        <w:t xml:space="preserve">json.loads()</w:t>
+      </w:r>
+      <w:r>
+        <w:rPr>
+          <w:lang w:val="en-US"/>
+        </w:rPr>
+        <w:t xml:space="preserve">.</w:t>
       </w:r>
     </w:p>
     <w:p>
@@ -5349,7 +5531,7 @@
           <w:color w:val="5A3E1B"/>
           <w:lang w:val="en-US"/>
         </w:rPr>
-        <w:t>faster, cheaper model like Haiku</w:t>
+        <w:t xml:space="preserve">faster, cheaper model like Haiku</w:t>
       </w:r>
       <w:r>
         <w:rPr>
@@ -5383,13 +5565,13 @@
           <w:color w:val="5A3E1B"/>
           <w:lang w:val="en-US"/>
         </w:rPr>
-        <w:t>chat() helper gains a stop_sequences parameter</w:t>
-      </w:r>
-      <w:r>
-        <w:rPr>
-          <w:lang w:val="en-US"/>
-        </w:rPr>
-        <w:t>, added conditionally just like system.</w:t>
+        <w:t xml:space="preserve">chat() helper gains a stop_sequences parameter</w:t>
+      </w:r>
+      <w:r>
+        <w:rPr>
+          <w:lang w:val="en-US"/>
+        </w:rPr>
+        <w:t xml:space="preserve">, added conditionally just like system.</w:t>
       </w:r>
     </w:p>
     <w:p>
@@ -5409,7 +5591,7 @@
           <w:szCs w:val="30"/>
           <w:lang w:val="en-US"/>
         </w:rPr>
-        <w:t>Setting up the goal</w:t>
+        <w:t xml:space="preserve">Setting up the goal</w:t>
       </w:r>
     </w:p>
     <w:p>
@@ -5432,7 +5614,7 @@
           <w:color w:val="5A3E1B"/>
           <w:lang w:val="en-US"/>
         </w:rPr>
-        <w:t>Python code</w:t>
+        <w:t xml:space="preserve">Python code</w:t>
       </w:r>
       <w:r>
         <w:rPr>
@@ -5447,7 +5629,7 @@
           <w:color w:val="5A3E1B"/>
           <w:lang w:val="en-US"/>
         </w:rPr>
-        <w:t>JSON configuration files</w:t>
+        <w:t xml:space="preserve">JSON configuration files</w:t>
       </w:r>
       <w:r>
         <w:rPr>
@@ -5462,7 +5644,7 @@
           <w:color w:val="5A3E1B"/>
           <w:lang w:val="en-US"/>
         </w:rPr>
-        <w:t>regular expressions</w:t>
+        <w:t xml:space="preserve">regular expressions</w:t>
       </w:r>
       <w:r>
         <w:rPr>
@@ -5477,13 +5659,13 @@
           <w:color w:val="5A3E1B"/>
           <w:lang w:val="en-US"/>
         </w:rPr>
-        <w:t>clean output in one of these formats without any extra explanations, headers, or footers</w:t>
-      </w:r>
-      <w:r>
-        <w:rPr>
-          <w:lang w:val="en-US"/>
-        </w:rPr>
-        <w:t>.</w:t>
+        <w:t xml:space="preserve">clean output in one of these formats without any extra explanations, headers, or footers</w:t>
+      </w:r>
+      <w:r>
+        <w:rPr>
+          <w:lang w:val="en-US"/>
+        </w:rPr>
+        <w:t xml:space="preserve">.</w:t>
       </w:r>
     </w:p>
     <w:p>
@@ -5506,7 +5688,7 @@
           <w:color w:val="5A3E1B"/>
           <w:lang w:val="en-US"/>
         </w:rPr>
-        <w:t>Input</w:t>
+        <w:t xml:space="preserve">Input</w:t>
       </w:r>
       <w:r>
         <w:rPr>
@@ -5521,7 +5703,7 @@
           <w:color w:val="5A3E1B"/>
           <w:lang w:val="en-US"/>
         </w:rPr>
-        <w:t>Output</w:t>
+        <w:t xml:space="preserve">Output</w:t>
       </w:r>
       <w:r>
         <w:rPr>
@@ -5539,7 +5721,6 @@
         <w:rPr>
           <w:noProof/>
         </w:rPr>
-        <w:lastRenderedPageBreak/>
         <w:drawing>
           <wp:inline distT="0" distB="0" distL="0" distR="0" wp14:anchorId="13000012" wp14:editId="13000013">
             <wp:extent cx="5334000" cy="1881204"/>
@@ -5558,7 +5739,7 @@
                     </pic:cNvPicPr>
                   </pic:nvPicPr>
                   <pic:blipFill>
-                    <a:blip r:embed="rId11"/>
+                    <a:blip r:embed="rId56"/>
                     <a:srcRect/>
                     <a:stretch>
                       <a:fillRect/>
@@ -5618,10 +5799,16 @@
         <w:tblLook w:val="0000" w:firstRow="0" w:lastRow="0" w:firstColumn="0" w:lastColumn="0" w:noHBand="0" w:noVBand="0"/>
       </w:tblPr>
       <w:tblGrid>
-        <w:gridCol w:w="1672"/>
-        <w:gridCol w:w="7824"/>
+        <w:gridCol w:w="2700"/>
+        <w:gridCol w:w="6796"/>
       </w:tblGrid>
       <w:tr>
+        <w:tblPrEx>
+          <w:tblCellMar>
+            <w:top w:w="0" w:type="dxa"/>
+            <w:bottom w:w="0" w:type="dxa"/>
+          </w:tblCellMar>
+        </w:tblPrEx>
         <w:tc>
           <w:tcPr>
             <w:tcW w:w="0" w:type="auto"/>
@@ -5646,7 +5833,7 @@
                 <w:szCs w:val="22"/>
                 <w:lang w:val="en-US"/>
               </w:rPr>
-              <w:t>Element</w:t>
+              <w:t xml:space="preserve">Element</w:t>
             </w:r>
           </w:p>
         </w:tc>
@@ -5674,12 +5861,18 @@
                 <w:szCs w:val="22"/>
                 <w:lang w:val="en-US"/>
               </w:rPr>
-              <w:t>Definition in this lesson</w:t>
+              <w:t xml:space="preserve">Definition in this lesson</w:t>
             </w:r>
           </w:p>
         </w:tc>
       </w:tr>
       <w:tr>
+        <w:tblPrEx>
+          <w:tblCellMar>
+            <w:top w:w="0" w:type="dxa"/>
+            <w:bottom w:w="0" w:type="dxa"/>
+          </w:tblCellMar>
+        </w:tblPrEx>
         <w:tc>
           <w:tcPr>
             <w:tcW w:w="0" w:type="auto"/>
@@ -5702,7 +5895,7 @@
                 <w:szCs w:val="22"/>
                 <w:lang w:val="en-US"/>
               </w:rPr>
-              <w:t>Goal</w:t>
+              <w:t xml:space="preserve">Goal</w:t>
             </w:r>
           </w:p>
         </w:tc>
@@ -5728,12 +5921,18 @@
                 <w:szCs w:val="22"/>
                 <w:lang w:val="en-US"/>
               </w:rPr>
-              <w:t>A prompt that helps users write Python, JSON config or regex for AWS-specific use cases</w:t>
+              <w:t xml:space="preserve">A prompt that helps users write Python, JSON config or regex for AWS-specific use cases</w:t>
             </w:r>
           </w:p>
         </w:tc>
       </w:tr>
       <w:tr>
+        <w:tblPrEx>
+          <w:tblCellMar>
+            <w:top w:w="0" w:type="dxa"/>
+            <w:bottom w:w="0" w:type="dxa"/>
+          </w:tblCellMar>
+        </w:tblPrEx>
         <w:tc>
           <w:tcPr>
             <w:tcW w:w="0" w:type="auto"/>
@@ -5756,7 +5955,7 @@
                 <w:szCs w:val="22"/>
                 <w:lang w:val="en-US"/>
               </w:rPr>
-              <w:t>Input</w:t>
+              <w:t xml:space="preserve">Input</w:t>
             </w:r>
           </w:p>
         </w:tc>
@@ -5782,12 +5981,18 @@
                 <w:szCs w:val="22"/>
                 <w:lang w:val="en-US"/>
               </w:rPr>
-              <w:t>The user will request code for a specific task</w:t>
+              <w:t xml:space="preserve">The user will request code for a specific task</w:t>
             </w:r>
           </w:p>
         </w:tc>
       </w:tr>
       <w:tr>
+        <w:tblPrEx>
+          <w:tblCellMar>
+            <w:top w:w="0" w:type="dxa"/>
+            <w:bottom w:w="0" w:type="dxa"/>
+          </w:tblCellMar>
+        </w:tblPrEx>
         <w:tc>
           <w:tcPr>
             <w:tcW w:w="0" w:type="auto"/>
@@ -5810,7 +6015,7 @@
                 <w:szCs w:val="22"/>
                 <w:lang w:val="en-US"/>
               </w:rPr>
-              <w:t>Output</w:t>
+              <w:t xml:space="preserve">Output</w:t>
             </w:r>
           </w:p>
         </w:tc>
@@ -5836,12 +6041,18 @@
                 <w:szCs w:val="22"/>
                 <w:lang w:val="en-US"/>
               </w:rPr>
-              <w:t>Python, JSON or a regular expression, with no explanation</w:t>
+              <w:t xml:space="preserve">Python, JSON or a regular expression, with no explanation</w:t>
             </w:r>
           </w:p>
         </w:tc>
       </w:tr>
       <w:tr>
+        <w:tblPrEx>
+          <w:tblCellMar>
+            <w:top w:w="0" w:type="dxa"/>
+            <w:bottom w:w="0" w:type="dxa"/>
+          </w:tblCellMar>
+        </w:tblPrEx>
         <w:tc>
           <w:tcPr>
             <w:tcW w:w="0" w:type="auto"/>
@@ -5864,7 +6075,7 @@
                 <w:szCs w:val="22"/>
                 <w:lang w:val="en-US"/>
               </w:rPr>
-              <w:t>Key requirement</w:t>
+              <w:t xml:space="preserve">Key requirement</w:t>
             </w:r>
           </w:p>
         </w:tc>
@@ -5890,7 +6101,7 @@
                 <w:szCs w:val="22"/>
                 <w:lang w:val="en-US"/>
               </w:rPr>
-              <w:t>Clean output only — no extra explanations, headers or footers</w:t>
+              <w:t xml:space="preserve">Clean output only — no extra explanations, headers or footers</w:t>
             </w:r>
           </w:p>
         </w:tc>
@@ -5918,7 +6129,7 @@
           <w:szCs w:val="30"/>
           <w:lang w:val="en-US"/>
         </w:rPr>
-        <w:t>The starting prompt (version 1)</w:t>
+        <w:t xml:space="preserve">The starting prompt (version 1)</w:t>
       </w:r>
     </w:p>
     <w:p>
@@ -5941,7 +6152,7 @@
           <w:color w:val="5A3E1B"/>
           <w:lang w:val="en-US"/>
         </w:rPr>
-        <w:t>{task}</w:t>
+        <w:t xml:space="preserve">{task}</w:t>
       </w:r>
       <w:r>
         <w:rPr>
@@ -5953,7 +6164,7 @@
     <w:p>
       <w:pPr>
         <w:shd w:val="clear" w:color="auto" w:fill="F2EFE9"/>
-        <w:spacing w:after="40"/>
+        <w:spacing w:after="40" w:line="240" w:lineRule="auto"/>
         <w:rPr>
           <w:rFonts w:ascii="Consolas" w:hAnsi="Consolas" w:cs="Consolas"/>
           <w:sz w:val="20"/>
@@ -5965,13 +6176,13 @@
           <w:sz w:val="20"/>
           <w:shd w:val="clear" w:color="auto" w:fill="F2EFE9"/>
         </w:rPr>
-        <w:t>prompt = f"""</w:t>
+        <w:t xml:space="preserve">prompt = f"""</w:t>
       </w:r>
     </w:p>
     <w:p>
       <w:pPr>
         <w:shd w:val="clear" w:color="auto" w:fill="F2EFE9"/>
-        <w:spacing w:after="40"/>
+        <w:spacing w:after="40" w:line="240" w:lineRule="auto"/>
         <w:rPr>
           <w:rFonts w:ascii="Consolas" w:hAnsi="Consolas" w:cs="Consolas"/>
           <w:sz w:val="20"/>
@@ -5983,13 +6194,13 @@
           <w:sz w:val="20"/>
           <w:shd w:val="clear" w:color="auto" w:fill="F2EFE9"/>
         </w:rPr>
-        <w:t>Please provide a solution to the following task:</w:t>
+        <w:t xml:space="preserve">Please provide a solution to the following task:</w:t>
       </w:r>
     </w:p>
     <w:p>
       <w:pPr>
         <w:shd w:val="clear" w:color="auto" w:fill="F2EFE9"/>
-        <w:spacing w:after="40"/>
+        <w:spacing w:after="40" w:line="240" w:lineRule="auto"/>
         <w:rPr>
           <w:rFonts w:ascii="Consolas" w:hAnsi="Consolas" w:cs="Consolas"/>
           <w:sz w:val="20"/>
@@ -6001,12 +6212,13 @@
           <w:sz w:val="20"/>
           <w:shd w:val="clear" w:color="auto" w:fill="F2EFE9"/>
         </w:rPr>
-        <w:t>{task}</w:t>
+        <w:t xml:space="preserve">{task}</w:t>
       </w:r>
     </w:p>
     <w:p>
       <w:pPr>
         <w:shd w:val="clear" w:color="auto" w:fill="F2EFE9"/>
+        <w:spacing w:after="0" w:line="240" w:lineRule="auto"/>
         <w:rPr>
           <w:rFonts w:ascii="Consolas" w:hAnsi="Consolas" w:cs="Consolas"/>
           <w:sz w:val="20"/>
@@ -6018,7 +6230,7 @@
           <w:sz w:val="20"/>
           <w:shd w:val="clear" w:color="auto" w:fill="F2EFE9"/>
         </w:rPr>
-        <w:t>"""</w:t>
+        <w:t xml:space="preserve">"""</w:t>
       </w:r>
     </w:p>
     <w:p>
@@ -6038,7 +6250,7 @@
           <w:szCs w:val="30"/>
           <w:lang w:val="en-US"/>
         </w:rPr>
-        <w:t>The eval dataset for this use case</w:t>
+        <w:t xml:space="preserve">The eval dataset for this use case</w:t>
       </w:r>
     </w:p>
     <w:p>
@@ -6061,7 +6273,7 @@
           <w:color w:val="5A3E1B"/>
           <w:lang w:val="en-US"/>
         </w:rPr>
-        <w:t>array of JSON objects, where each object contains a "task" property</w:t>
+        <w:t xml:space="preserve">array of JSON objects, where each object contains a "task" property</w:t>
       </w:r>
       <w:r>
         <w:rPr>
@@ -6076,7 +6288,7 @@
           <w:color w:val="5A3E1B"/>
           <w:lang w:val="en-US"/>
         </w:rPr>
-        <w:t>Haiku</w:t>
+        <w:t xml:space="preserve">Haiku</w:t>
       </w:r>
       <w:r>
         <w:rPr>
@@ -6094,7 +6306,6 @@
         <w:rPr>
           <w:noProof/>
         </w:rPr>
-        <w:lastRenderedPageBreak/>
         <w:drawing>
           <wp:inline distT="0" distB="0" distL="0" distR="0" wp14:anchorId="1300002E" wp14:editId="1300002F">
             <wp:extent cx="5334000" cy="2351506"/>
@@ -6113,7 +6324,7 @@
                     </pic:cNvPicPr>
                   </pic:nvPicPr>
                   <pic:blipFill>
-                    <a:blip r:embed="rId12"/>
+                    <a:blip r:embed="rId57"/>
                     <a:srcRect/>
                     <a:stretch>
                       <a:fillRect/>
@@ -6172,7 +6383,7 @@
           <w:szCs w:val="30"/>
           <w:lang w:val="en-US"/>
         </w:rPr>
-        <w:t>Updated helper: chat() with stop_sequences</w:t>
+        <w:t xml:space="preserve">Updated helper: chat() with stop_sequences</w:t>
       </w:r>
     </w:p>
     <w:p>
@@ -6195,7 +6406,7 @@
           <w:color w:val="5A3E1B"/>
           <w:lang w:val="en-US"/>
         </w:rPr>
-        <w:t>system</w:t>
+        <w:t xml:space="preserve">system</w:t>
       </w:r>
       <w:r>
         <w:rPr>
@@ -6210,7 +6421,7 @@
           <w:color w:val="5A3E1B"/>
           <w:lang w:val="en-US"/>
         </w:rPr>
-        <w:t>stop_sequences</w:t>
+        <w:t xml:space="preserve">stop_sequences</w:t>
       </w:r>
       <w:r>
         <w:rPr>
@@ -6225,19 +6436,19 @@
           <w:color w:val="5A3E1B"/>
           <w:lang w:val="en-US"/>
         </w:rPr>
-        <w:t>conditionally</w:t>
-      </w:r>
-      <w:r>
-        <w:rPr>
-          <w:lang w:val="en-US"/>
-        </w:rPr>
-        <w:t>, while temperature always has a valid default:</w:t>
+        <w:t xml:space="preserve">conditionally</w:t>
+      </w:r>
+      <w:r>
+        <w:rPr>
+          <w:lang w:val="en-US"/>
+        </w:rPr>
+        <w:t xml:space="preserve">, while temperature always has a valid default:</w:t>
       </w:r>
     </w:p>
     <w:p>
       <w:pPr>
         <w:shd w:val="clear" w:color="auto" w:fill="F2EFE9"/>
-        <w:spacing w:after="40"/>
+        <w:spacing w:after="40" w:line="240" w:lineRule="auto"/>
         <w:rPr>
           <w:rFonts w:ascii="Consolas" w:hAnsi="Consolas" w:cs="Consolas"/>
           <w:sz w:val="20"/>
@@ -6249,13 +6460,13 @@
           <w:sz w:val="20"/>
           <w:shd w:val="clear" w:color="auto" w:fill="F2EFE9"/>
         </w:rPr>
-        <w:t>def chat(messages, system=None, temperature=1.0, stop_sequences=[]):</w:t>
+        <w:t xml:space="preserve">def chat(messages, system=None, temperature=1.0, stop_sequences=[]):</w:t>
       </w:r>
     </w:p>
     <w:p>
       <w:pPr>
         <w:shd w:val="clear" w:color="auto" w:fill="F2EFE9"/>
-        <w:spacing w:after="40"/>
+        <w:spacing w:after="40" w:line="240" w:lineRule="auto"/>
         <w:rPr>
           <w:rFonts w:ascii="Consolas" w:hAnsi="Consolas" w:cs="Consolas"/>
           <w:sz w:val="20"/>
@@ -6273,7 +6484,7 @@
     <w:p>
       <w:pPr>
         <w:shd w:val="clear" w:color="auto" w:fill="F2EFE9"/>
-        <w:spacing w:after="40"/>
+        <w:spacing w:after="40" w:line="240" w:lineRule="auto"/>
         <w:rPr>
           <w:rFonts w:ascii="Consolas" w:hAnsi="Consolas" w:cs="Consolas"/>
           <w:sz w:val="20"/>
@@ -6291,7 +6502,7 @@
     <w:p>
       <w:pPr>
         <w:shd w:val="clear" w:color="auto" w:fill="F2EFE9"/>
-        <w:spacing w:after="40"/>
+        <w:spacing w:after="40" w:line="240" w:lineRule="auto"/>
         <w:rPr>
           <w:rFonts w:ascii="Consolas" w:hAnsi="Consolas" w:cs="Consolas"/>
           <w:sz w:val="20"/>
@@ -6309,7 +6520,7 @@
     <w:p>
       <w:pPr>
         <w:shd w:val="clear" w:color="auto" w:fill="F2EFE9"/>
-        <w:spacing w:after="40"/>
+        <w:spacing w:after="40" w:line="240" w:lineRule="auto"/>
         <w:rPr>
           <w:rFonts w:ascii="Consolas" w:hAnsi="Consolas" w:cs="Consolas"/>
           <w:sz w:val="20"/>
@@ -6327,7 +6538,7 @@
     <w:p>
       <w:pPr>
         <w:shd w:val="clear" w:color="auto" w:fill="F2EFE9"/>
-        <w:spacing w:after="40"/>
+        <w:spacing w:after="40" w:line="240" w:lineRule="auto"/>
         <w:rPr>
           <w:rFonts w:ascii="Consolas" w:hAnsi="Consolas" w:cs="Consolas"/>
           <w:sz w:val="20"/>
@@ -6345,7 +6556,7 @@
     <w:p>
       <w:pPr>
         <w:shd w:val="clear" w:color="auto" w:fill="F2EFE9"/>
-        <w:spacing w:after="40"/>
+        <w:spacing w:after="40" w:line="240" w:lineRule="auto"/>
         <w:rPr>
           <w:rFonts w:ascii="Consolas" w:hAnsi="Consolas" w:cs="Consolas"/>
           <w:sz w:val="20"/>
@@ -6363,7 +6574,7 @@
     <w:p>
       <w:pPr>
         <w:shd w:val="clear" w:color="auto" w:fill="F2EFE9"/>
-        <w:spacing w:after="40"/>
+        <w:spacing w:after="40" w:line="240" w:lineRule="auto"/>
         <w:rPr>
           <w:rFonts w:ascii="Consolas" w:hAnsi="Consolas" w:cs="Consolas"/>
           <w:sz w:val="20"/>
@@ -6381,7 +6592,7 @@
     <w:p>
       <w:pPr>
         <w:shd w:val="clear" w:color="auto" w:fill="F2EFE9"/>
-        <w:spacing w:after="40"/>
+        <w:spacing w:after="40" w:line="240" w:lineRule="auto"/>
         <w:rPr>
           <w:rFonts w:ascii="Consolas" w:hAnsi="Consolas" w:cs="Consolas"/>
           <w:sz w:val="20"/>
@@ -6399,7 +6610,7 @@
     <w:p>
       <w:pPr>
         <w:shd w:val="clear" w:color="auto" w:fill="F2EFE9"/>
-        <w:spacing w:after="40"/>
+        <w:spacing w:after="40" w:line="240" w:lineRule="auto"/>
         <w:rPr>
           <w:rFonts w:ascii="Consolas" w:hAnsi="Consolas" w:cs="Consolas"/>
           <w:sz w:val="20"/>
@@ -6417,7 +6628,7 @@
     <w:p>
       <w:pPr>
         <w:shd w:val="clear" w:color="auto" w:fill="F2EFE9"/>
-        <w:spacing w:after="40"/>
+        <w:spacing w:after="40" w:line="240" w:lineRule="auto"/>
         <w:rPr>
           <w:rFonts w:ascii="Consolas" w:hAnsi="Consolas" w:cs="Consolas"/>
           <w:sz w:val="20"/>
@@ -6435,17 +6646,25 @@
     <w:p>
       <w:pPr>
         <w:shd w:val="clear" w:color="auto" w:fill="F2EFE9"/>
-        <w:spacing w:after="40"/>
-        <w:rPr>
-          <w:rFonts w:ascii="Consolas" w:hAnsi="Consolas" w:cs="Consolas"/>
-          <w:sz w:val="20"/>
-        </w:rPr>
-      </w:pPr>
+        <w:spacing w:after="40" w:line="240" w:lineRule="auto"/>
+        <w:rPr>
+          <w:rFonts w:ascii="Consolas" w:hAnsi="Consolas" w:cs="Consolas"/>
+          <w:sz w:val="20"/>
+        </w:rPr>
+      </w:pPr>
+      <w:r>
+        <w:rPr>
+          <w:rFonts w:ascii="Consolas" w:hAnsi="Consolas" w:cs="Consolas"/>
+          <w:sz w:val="20"/>
+          <w:shd w:val="clear" w:color="auto" w:fill="F2EFE9"/>
+        </w:rPr>
+        <w:t xml:space="preserve"/>
+      </w:r>
     </w:p>
     <w:p>
       <w:pPr>
         <w:shd w:val="clear" w:color="auto" w:fill="F2EFE9"/>
-        <w:spacing w:after="40"/>
+        <w:spacing w:after="40" w:line="240" w:lineRule="auto"/>
         <w:rPr>
           <w:rFonts w:ascii="Consolas" w:hAnsi="Consolas" w:cs="Consolas"/>
           <w:sz w:val="20"/>
@@ -6463,6 +6682,7 @@
     <w:p>
       <w:pPr>
         <w:shd w:val="clear" w:color="auto" w:fill="F2EFE9"/>
+        <w:spacing w:after="0" w:line="240" w:lineRule="auto"/>
         <w:rPr>
           <w:rFonts w:ascii="Consolas" w:hAnsi="Consolas" w:cs="Consolas"/>
           <w:sz w:val="20"/>
@@ -6494,7 +6714,7 @@
           <w:szCs w:val="30"/>
           <w:lang w:val="en-US"/>
         </w:rPr>
-        <w:t>Generating the dataset with a meta-prompt</w:t>
+        <w:t xml:space="preserve">Generating the dataset with a meta-prompt</w:t>
       </w:r>
     </w:p>
     <w:p>
@@ -6517,7 +6737,7 @@
           <w:color w:val="5A3E1B"/>
           <w:lang w:val="en-US"/>
         </w:rPr>
-        <w:t>shows an example of the exact JSON shape</w:t>
+        <w:t xml:space="preserve">shows an example of the exact JSON shape</w:t>
       </w:r>
       <w:r>
         <w:rPr>
@@ -6532,7 +6752,7 @@
           <w:color w:val="5A3E1B"/>
           <w:lang w:val="en-US"/>
         </w:rPr>
-        <w:t>constrains the kind of task</w:t>
+        <w:t xml:space="preserve">constrains the kind of task</w:t>
       </w:r>
       <w:r>
         <w:rPr>
@@ -6547,7 +6767,7 @@
           <w:color w:val="5A3E1B"/>
           <w:lang w:val="en-US"/>
         </w:rPr>
-        <w:t>states how many objects</w:t>
+        <w:t xml:space="preserve">states how many objects</w:t>
       </w:r>
       <w:r>
         <w:rPr>
@@ -6559,7 +6779,7 @@
     <w:p>
       <w:pPr>
         <w:shd w:val="clear" w:color="auto" w:fill="F2EFE9"/>
-        <w:spacing w:after="40"/>
+        <w:spacing w:after="40" w:line="240" w:lineRule="auto"/>
         <w:rPr>
           <w:rFonts w:ascii="Consolas" w:hAnsi="Consolas" w:cs="Consolas"/>
           <w:sz w:val="20"/>
@@ -6571,13 +6791,13 @@
           <w:sz w:val="20"/>
           <w:shd w:val="clear" w:color="auto" w:fill="F2EFE9"/>
         </w:rPr>
-        <w:t>def generate_dataset():</w:t>
+        <w:t xml:space="preserve">def generate_dataset():</w:t>
       </w:r>
     </w:p>
     <w:p>
       <w:pPr>
         <w:shd w:val="clear" w:color="auto" w:fill="F2EFE9"/>
-        <w:spacing w:after="40"/>
+        <w:spacing w:after="40" w:line="240" w:lineRule="auto"/>
         <w:rPr>
           <w:rFonts w:ascii="Consolas" w:hAnsi="Consolas" w:cs="Consolas"/>
           <w:sz w:val="20"/>
@@ -6595,7 +6815,7 @@
     <w:p>
       <w:pPr>
         <w:shd w:val="clear" w:color="auto" w:fill="F2EFE9"/>
-        <w:spacing w:after="40"/>
+        <w:spacing w:after="40" w:line="240" w:lineRule="auto"/>
         <w:rPr>
           <w:rFonts w:ascii="Consolas" w:hAnsi="Consolas" w:cs="Consolas"/>
           <w:sz w:val="20"/>
@@ -6607,13 +6827,13 @@
           <w:sz w:val="20"/>
           <w:shd w:val="clear" w:color="auto" w:fill="F2EFE9"/>
         </w:rPr>
-        <w:t>Generate an evaluation dataset for a prompt evaluation.</w:t>
+        <w:t xml:space="preserve">Generate an evaluation dataset for a prompt evaluation.</w:t>
       </w:r>
     </w:p>
     <w:p>
       <w:pPr>
         <w:shd w:val="clear" w:color="auto" w:fill="F2EFE9"/>
-        <w:spacing w:after="40"/>
+        <w:spacing w:after="40" w:line="240" w:lineRule="auto"/>
         <w:rPr>
           <w:rFonts w:ascii="Consolas" w:hAnsi="Consolas" w:cs="Consolas"/>
           <w:sz w:val="20"/>
@@ -6625,13 +6845,13 @@
           <w:sz w:val="20"/>
           <w:shd w:val="clear" w:color="auto" w:fill="F2EFE9"/>
         </w:rPr>
-        <w:t>The dataset will be used to evaluate prompts that generate</w:t>
+        <w:t xml:space="preserve">The dataset will be used to evaluate prompts that generate</w:t>
       </w:r>
     </w:p>
     <w:p>
       <w:pPr>
         <w:shd w:val="clear" w:color="auto" w:fill="F2EFE9"/>
-        <w:spacing w:after="40"/>
+        <w:spacing w:after="40" w:line="240" w:lineRule="auto"/>
         <w:rPr>
           <w:rFonts w:ascii="Consolas" w:hAnsi="Consolas" w:cs="Consolas"/>
           <w:sz w:val="20"/>
@@ -6643,13 +6863,13 @@
           <w:sz w:val="20"/>
           <w:shd w:val="clear" w:color="auto" w:fill="F2EFE9"/>
         </w:rPr>
-        <w:t>Python code, JSON configs, or regular expressions for</w:t>
+        <w:t xml:space="preserve">Python code, JSON configs, or regular expressions for</w:t>
       </w:r>
     </w:p>
     <w:p>
       <w:pPr>
         <w:shd w:val="clear" w:color="auto" w:fill="F2EFE9"/>
-        <w:spacing w:after="40"/>
+        <w:spacing w:after="40" w:line="240" w:lineRule="auto"/>
         <w:rPr>
           <w:rFonts w:ascii="Consolas" w:hAnsi="Consolas" w:cs="Consolas"/>
           <w:sz w:val="20"/>
@@ -6661,23 +6881,31 @@
           <w:sz w:val="20"/>
           <w:shd w:val="clear" w:color="auto" w:fill="F2EFE9"/>
         </w:rPr>
-        <w:t>AWS-specific use cases.</w:t>
+        <w:t xml:space="preserve">AWS-specific use cases.</w:t>
       </w:r>
     </w:p>
     <w:p>
       <w:pPr>
         <w:shd w:val="clear" w:color="auto" w:fill="F2EFE9"/>
-        <w:spacing w:after="40"/>
-        <w:rPr>
-          <w:rFonts w:ascii="Consolas" w:hAnsi="Consolas" w:cs="Consolas"/>
-          <w:sz w:val="20"/>
-        </w:rPr>
-      </w:pPr>
+        <w:spacing w:after="40" w:line="240" w:lineRule="auto"/>
+        <w:rPr>
+          <w:rFonts w:ascii="Consolas" w:hAnsi="Consolas" w:cs="Consolas"/>
+          <w:sz w:val="20"/>
+        </w:rPr>
+      </w:pPr>
+      <w:r>
+        <w:rPr>
+          <w:rFonts w:ascii="Consolas" w:hAnsi="Consolas" w:cs="Consolas"/>
+          <w:sz w:val="20"/>
+          <w:shd w:val="clear" w:color="auto" w:fill="F2EFE9"/>
+        </w:rPr>
+        <w:t xml:space="preserve"/>
+      </w:r>
     </w:p>
     <w:p>
       <w:pPr>
         <w:shd w:val="clear" w:color="auto" w:fill="F2EFE9"/>
-        <w:spacing w:after="40"/>
+        <w:spacing w:after="40" w:line="240" w:lineRule="auto"/>
         <w:rPr>
           <w:rFonts w:ascii="Consolas" w:hAnsi="Consolas" w:cs="Consolas"/>
           <w:sz w:val="20"/>
@@ -6689,13 +6917,13 @@
           <w:sz w:val="20"/>
           <w:shd w:val="clear" w:color="auto" w:fill="F2EFE9"/>
         </w:rPr>
-        <w:t>Example output:</w:t>
+        <w:t xml:space="preserve">Example output:</w:t>
       </w:r>
     </w:p>
     <w:p>
       <w:pPr>
         <w:shd w:val="clear" w:color="auto" w:fill="F2EFE9"/>
-        <w:spacing w:after="40"/>
+        <w:spacing w:after="40" w:line="240" w:lineRule="auto"/>
         <w:rPr>
           <w:rFonts w:ascii="Consolas" w:hAnsi="Consolas" w:cs="Consolas"/>
           <w:sz w:val="20"/>
@@ -6707,13 +6935,13 @@
           <w:sz w:val="20"/>
           <w:shd w:val="clear" w:color="auto" w:fill="F2EFE9"/>
         </w:rPr>
-        <w:t>```json</w:t>
+        <w:t xml:space="preserve">```json</w:t>
       </w:r>
     </w:p>
     <w:p>
       <w:pPr>
         <w:shd w:val="clear" w:color="auto" w:fill="F2EFE9"/>
-        <w:spacing w:after="40"/>
+        <w:spacing w:after="40" w:line="240" w:lineRule="auto"/>
         <w:rPr>
           <w:rFonts w:ascii="Consolas" w:hAnsi="Consolas" w:cs="Consolas"/>
           <w:sz w:val="20"/>
@@ -6725,14 +6953,13 @@
           <w:sz w:val="20"/>
           <w:shd w:val="clear" w:color="auto" w:fill="F2EFE9"/>
         </w:rPr>
-        <w:lastRenderedPageBreak/>
-        <w:t>[</w:t>
+        <w:t xml:space="preserve">[</w:t>
       </w:r>
     </w:p>
     <w:p>
       <w:pPr>
         <w:shd w:val="clear" w:color="auto" w:fill="F2EFE9"/>
-        <w:spacing w:after="40"/>
+        <w:spacing w:after="40" w:line="240" w:lineRule="auto"/>
         <w:rPr>
           <w:rFonts w:ascii="Consolas" w:hAnsi="Consolas" w:cs="Consolas"/>
           <w:sz w:val="20"/>
@@ -6750,7 +6977,7 @@
     <w:p>
       <w:pPr>
         <w:shd w:val="clear" w:color="auto" w:fill="F2EFE9"/>
-        <w:spacing w:after="40"/>
+        <w:spacing w:after="40" w:line="240" w:lineRule="auto"/>
         <w:rPr>
           <w:rFonts w:ascii="Consolas" w:hAnsi="Consolas" w:cs="Consolas"/>
           <w:sz w:val="20"/>
@@ -6768,7 +6995,7 @@
     <w:p>
       <w:pPr>
         <w:shd w:val="clear" w:color="auto" w:fill="F2EFE9"/>
-        <w:spacing w:after="40"/>
+        <w:spacing w:after="40" w:line="240" w:lineRule="auto"/>
         <w:rPr>
           <w:rFonts w:ascii="Consolas" w:hAnsi="Consolas" w:cs="Consolas"/>
           <w:sz w:val="20"/>
@@ -6786,7 +7013,7 @@
     <w:p>
       <w:pPr>
         <w:shd w:val="clear" w:color="auto" w:fill="F2EFE9"/>
-        <w:spacing w:after="40"/>
+        <w:spacing w:after="40" w:line="240" w:lineRule="auto"/>
         <w:rPr>
           <w:rFonts w:ascii="Consolas" w:hAnsi="Consolas" w:cs="Consolas"/>
           <w:sz w:val="20"/>
@@ -6804,7 +7031,7 @@
     <w:p>
       <w:pPr>
         <w:shd w:val="clear" w:color="auto" w:fill="F2EFE9"/>
-        <w:spacing w:after="40"/>
+        <w:spacing w:after="40" w:line="240" w:lineRule="auto"/>
         <w:rPr>
           <w:rFonts w:ascii="Consolas" w:hAnsi="Consolas" w:cs="Consolas"/>
           <w:sz w:val="20"/>
@@ -6816,13 +7043,13 @@
           <w:sz w:val="20"/>
           <w:shd w:val="clear" w:color="auto" w:fill="F2EFE9"/>
         </w:rPr>
-        <w:t>]</w:t>
+        <w:t xml:space="preserve">]</w:t>
       </w:r>
     </w:p>
     <w:p>
       <w:pPr>
         <w:shd w:val="clear" w:color="auto" w:fill="F2EFE9"/>
-        <w:spacing w:after="40"/>
+        <w:spacing w:after="40" w:line="240" w:lineRule="auto"/>
         <w:rPr>
           <w:rFonts w:ascii="Consolas" w:hAnsi="Consolas" w:cs="Consolas"/>
           <w:sz w:val="20"/>
@@ -6834,23 +7061,31 @@
           <w:sz w:val="20"/>
           <w:shd w:val="clear" w:color="auto" w:fill="F2EFE9"/>
         </w:rPr>
-        <w:t>```</w:t>
+        <w:t xml:space="preserve">```</w:t>
       </w:r>
     </w:p>
     <w:p>
       <w:pPr>
         <w:shd w:val="clear" w:color="auto" w:fill="F2EFE9"/>
-        <w:spacing w:after="40"/>
-        <w:rPr>
-          <w:rFonts w:ascii="Consolas" w:hAnsi="Consolas" w:cs="Consolas"/>
-          <w:sz w:val="20"/>
-        </w:rPr>
-      </w:pPr>
+        <w:spacing w:after="40" w:line="240" w:lineRule="auto"/>
+        <w:rPr>
+          <w:rFonts w:ascii="Consolas" w:hAnsi="Consolas" w:cs="Consolas"/>
+          <w:sz w:val="20"/>
+        </w:rPr>
+      </w:pPr>
+      <w:r>
+        <w:rPr>
+          <w:rFonts w:ascii="Consolas" w:hAnsi="Consolas" w:cs="Consolas"/>
+          <w:sz w:val="20"/>
+          <w:shd w:val="clear" w:color="auto" w:fill="F2EFE9"/>
+        </w:rPr>
+        <w:t xml:space="preserve"/>
+      </w:r>
     </w:p>
     <w:p>
       <w:pPr>
         <w:shd w:val="clear" w:color="auto" w:fill="F2EFE9"/>
-        <w:spacing w:after="40"/>
+        <w:spacing w:after="40" w:line="240" w:lineRule="auto"/>
         <w:rPr>
           <w:rFonts w:ascii="Consolas" w:hAnsi="Consolas" w:cs="Consolas"/>
           <w:sz w:val="20"/>
@@ -6862,13 +7097,13 @@
           <w:sz w:val="20"/>
           <w:shd w:val="clear" w:color="auto" w:fill="F2EFE9"/>
         </w:rPr>
-        <w:t>* Focus on tasks that can be solved by writing a single</w:t>
+        <w:t xml:space="preserve">* Focus on tasks that can be solved by writing a single</w:t>
       </w:r>
     </w:p>
     <w:p>
       <w:pPr>
         <w:shd w:val="clear" w:color="auto" w:fill="F2EFE9"/>
-        <w:spacing w:after="40"/>
+        <w:spacing w:after="40" w:line="240" w:lineRule="auto"/>
         <w:rPr>
           <w:rFonts w:ascii="Consolas" w:hAnsi="Consolas" w:cs="Consolas"/>
           <w:sz w:val="20"/>
@@ -6886,7 +7121,7 @@
     <w:p>
       <w:pPr>
         <w:shd w:val="clear" w:color="auto" w:fill="F2EFE9"/>
-        <w:spacing w:after="40"/>
+        <w:spacing w:after="40" w:line="240" w:lineRule="auto"/>
         <w:rPr>
           <w:rFonts w:ascii="Consolas" w:hAnsi="Consolas" w:cs="Consolas"/>
           <w:sz w:val="20"/>
@@ -6904,7 +7139,7 @@
     <w:p>
       <w:pPr>
         <w:shd w:val="clear" w:color="auto" w:fill="F2EFE9"/>
-        <w:spacing w:after="40"/>
+        <w:spacing w:after="40" w:line="240" w:lineRule="auto"/>
         <w:rPr>
           <w:rFonts w:ascii="Consolas" w:hAnsi="Consolas" w:cs="Consolas"/>
           <w:sz w:val="20"/>
@@ -6916,23 +7151,31 @@
           <w:sz w:val="20"/>
           <w:shd w:val="clear" w:color="auto" w:fill="F2EFE9"/>
         </w:rPr>
-        <w:t>* Focus on tasks that do not require writing much code</w:t>
+        <w:t xml:space="preserve">* Focus on tasks that do not require writing much code</w:t>
       </w:r>
     </w:p>
     <w:p>
       <w:pPr>
         <w:shd w:val="clear" w:color="auto" w:fill="F2EFE9"/>
-        <w:spacing w:after="40"/>
-        <w:rPr>
-          <w:rFonts w:ascii="Consolas" w:hAnsi="Consolas" w:cs="Consolas"/>
-          <w:sz w:val="20"/>
-        </w:rPr>
-      </w:pPr>
+        <w:spacing w:after="40" w:line="240" w:lineRule="auto"/>
+        <w:rPr>
+          <w:rFonts w:ascii="Consolas" w:hAnsi="Consolas" w:cs="Consolas"/>
+          <w:sz w:val="20"/>
+        </w:rPr>
+      </w:pPr>
+      <w:r>
+        <w:rPr>
+          <w:rFonts w:ascii="Consolas" w:hAnsi="Consolas" w:cs="Consolas"/>
+          <w:sz w:val="20"/>
+          <w:shd w:val="clear" w:color="auto" w:fill="F2EFE9"/>
+        </w:rPr>
+        <w:t xml:space="preserve"/>
+      </w:r>
     </w:p>
     <w:p>
       <w:pPr>
         <w:shd w:val="clear" w:color="auto" w:fill="F2EFE9"/>
-        <w:spacing w:after="40"/>
+        <w:spacing w:after="40" w:line="240" w:lineRule="auto"/>
         <w:rPr>
           <w:rFonts w:ascii="Consolas" w:hAnsi="Consolas" w:cs="Consolas"/>
           <w:sz w:val="20"/>
@@ -6944,12 +7187,13 @@
           <w:sz w:val="20"/>
           <w:shd w:val="clear" w:color="auto" w:fill="F2EFE9"/>
         </w:rPr>
-        <w:t>Please generate 3 objects.</w:t>
+        <w:t xml:space="preserve">Please generate 3 objects.</w:t>
       </w:r>
     </w:p>
     <w:p>
       <w:pPr>
         <w:shd w:val="clear" w:color="auto" w:fill="F2EFE9"/>
+        <w:spacing w:after="0" w:line="240" w:lineRule="auto"/>
         <w:rPr>
           <w:rFonts w:ascii="Consolas" w:hAnsi="Consolas" w:cs="Consolas"/>
           <w:sz w:val="20"/>
@@ -6961,7 +7205,7 @@
           <w:sz w:val="20"/>
           <w:shd w:val="clear" w:color="auto" w:fill="F2EFE9"/>
         </w:rPr>
-        <w:t>"""</w:t>
+        <w:t xml:space="preserve">"""</w:t>
       </w:r>
     </w:p>
     <w:p>
@@ -6984,7 +7228,7 @@
           <w:color w:val="5A3E1B"/>
           <w:lang w:val="en-US"/>
         </w:rPr>
-        <w:t>prefilling and stop sequences</w:t>
+        <w:t xml:space="preserve">prefilling and stop sequences</w:t>
       </w:r>
       <w:r>
         <w:rPr>
@@ -6999,19 +7243,19 @@
           <w:color w:val="5A3E1B"/>
           <w:lang w:val="en-US"/>
         </w:rPr>
-        <w:t>json.loads()</w:t>
-      </w:r>
-      <w:r>
-        <w:rPr>
-          <w:lang w:val="en-US"/>
-        </w:rPr>
-        <w:t>:</w:t>
+        <w:t xml:space="preserve">json.loads()</w:t>
+      </w:r>
+      <w:r>
+        <w:rPr>
+          <w:lang w:val="en-US"/>
+        </w:rPr>
+        <w:t xml:space="preserve">:</w:t>
       </w:r>
     </w:p>
     <w:p>
       <w:pPr>
         <w:shd w:val="clear" w:color="auto" w:fill="F2EFE9"/>
-        <w:spacing w:after="40"/>
+        <w:spacing w:after="40" w:line="240" w:lineRule="auto"/>
         <w:rPr>
           <w:rFonts w:ascii="Consolas" w:hAnsi="Consolas" w:cs="Consolas"/>
           <w:sz w:val="20"/>
@@ -7029,7 +7273,7 @@
     <w:p>
       <w:pPr>
         <w:shd w:val="clear" w:color="auto" w:fill="F2EFE9"/>
-        <w:spacing w:after="40"/>
+        <w:spacing w:after="40" w:line="240" w:lineRule="auto"/>
         <w:rPr>
           <w:rFonts w:ascii="Consolas" w:hAnsi="Consolas" w:cs="Consolas"/>
           <w:sz w:val="20"/>
@@ -7047,7 +7291,7 @@
     <w:p>
       <w:pPr>
         <w:shd w:val="clear" w:color="auto" w:fill="F2EFE9"/>
-        <w:spacing w:after="40"/>
+        <w:spacing w:after="40" w:line="240" w:lineRule="auto"/>
         <w:rPr>
           <w:rFonts w:ascii="Consolas" w:hAnsi="Consolas" w:cs="Consolas"/>
           <w:sz w:val="20"/>
@@ -7065,7 +7309,7 @@
     <w:p>
       <w:pPr>
         <w:shd w:val="clear" w:color="auto" w:fill="F2EFE9"/>
-        <w:spacing w:after="40"/>
+        <w:spacing w:after="40" w:line="240" w:lineRule="auto"/>
         <w:rPr>
           <w:rFonts w:ascii="Consolas" w:hAnsi="Consolas" w:cs="Consolas"/>
           <w:sz w:val="20"/>
@@ -7083,6 +7327,7 @@
     <w:p>
       <w:pPr>
         <w:shd w:val="clear" w:color="auto" w:fill="F2EFE9"/>
+        <w:spacing w:after="0" w:line="240" w:lineRule="auto"/>
         <w:rPr>
           <w:rFonts w:ascii="Consolas" w:hAnsi="Consolas" w:cs="Consolas"/>
           <w:sz w:val="20"/>
@@ -7124,7 +7369,7 @@
                     </pic:cNvPicPr>
                   </pic:nvPicPr>
                   <pic:blipFill>
-                    <a:blip r:embed="rId13"/>
+                    <a:blip r:embed="rId58"/>
                     <a:srcRect/>
                     <a:stretch>
                       <a:fillRect/>
@@ -7184,10 +7429,16 @@
         <w:tblLook w:val="0000" w:firstRow="0" w:lastRow="0" w:firstColumn="0" w:lastColumn="0" w:noHBand="0" w:noVBand="0"/>
       </w:tblPr>
       <w:tblGrid>
-        <w:gridCol w:w="3652"/>
-        <w:gridCol w:w="5844"/>
+        <w:gridCol w:w="3700"/>
+        <w:gridCol w:w="5796"/>
       </w:tblGrid>
       <w:tr>
+        <w:tblPrEx>
+          <w:tblCellMar>
+            <w:top w:w="0" w:type="dxa"/>
+            <w:bottom w:w="0" w:type="dxa"/>
+          </w:tblCellMar>
+        </w:tblPrEx>
         <w:tc>
           <w:tcPr>
             <w:tcW w:w="0" w:type="auto"/>
@@ -7212,7 +7463,7 @@
                 <w:szCs w:val="22"/>
                 <w:lang w:val="en-US"/>
               </w:rPr>
-              <w:t>Piece of the meta-prompt</w:t>
+              <w:t xml:space="preserve">Piece of the meta-prompt</w:t>
             </w:r>
           </w:p>
         </w:tc>
@@ -7240,12 +7491,18 @@
                 <w:szCs w:val="22"/>
                 <w:lang w:val="en-US"/>
               </w:rPr>
-              <w:t>Why it is there</w:t>
+              <w:t xml:space="preserve">Why it is there</w:t>
             </w:r>
           </w:p>
         </w:tc>
       </w:tr>
       <w:tr>
+        <w:tblPrEx>
+          <w:tblCellMar>
+            <w:top w:w="0" w:type="dxa"/>
+            <w:bottom w:w="0" w:type="dxa"/>
+          </w:tblCellMar>
+        </w:tblPrEx>
         <w:tc>
           <w:tcPr>
             <w:tcW w:w="0" w:type="auto"/>
@@ -7268,7 +7525,7 @@
                 <w:szCs w:val="22"/>
                 <w:lang w:val="en-US"/>
               </w:rPr>
-              <w:t>Description of the eval purpose</w:t>
+              <w:t xml:space="preserve">Description of the eval purpose</w:t>
             </w:r>
           </w:p>
         </w:tc>
@@ -7294,12 +7551,18 @@
                 <w:szCs w:val="22"/>
                 <w:lang w:val="en-US"/>
               </w:rPr>
-              <w:t>Tells Claude what kind of tasks are relevant</w:t>
+              <w:t xml:space="preserve">Tells Claude what kind of tasks are relevant</w:t>
             </w:r>
           </w:p>
         </w:tc>
       </w:tr>
       <w:tr>
+        <w:tblPrEx>
+          <w:tblCellMar>
+            <w:top w:w="0" w:type="dxa"/>
+            <w:bottom w:w="0" w:type="dxa"/>
+          </w:tblCellMar>
+        </w:tblPrEx>
         <w:tc>
           <w:tcPr>
             <w:tcW w:w="0" w:type="auto"/>
@@ -7322,7 +7585,7 @@
                 <w:szCs w:val="22"/>
                 <w:lang w:val="en-US"/>
               </w:rPr>
-              <w:t>Example output block</w:t>
+              <w:t xml:space="preserve">Example output block</w:t>
             </w:r>
           </w:p>
         </w:tc>
@@ -7348,12 +7611,18 @@
                 <w:szCs w:val="22"/>
                 <w:lang w:val="en-US"/>
               </w:rPr>
-              <w:t>Fixes the exact JSON shape — an array of objects with a "task" key</w:t>
+              <w:t xml:space="preserve">Fixes the exact JSON shape — an array of objects with a "task" key</w:t>
             </w:r>
           </w:p>
         </w:tc>
       </w:tr>
       <w:tr>
+        <w:tblPrEx>
+          <w:tblCellMar>
+            <w:top w:w="0" w:type="dxa"/>
+            <w:bottom w:w="0" w:type="dxa"/>
+          </w:tblCellMar>
+        </w:tblPrEx>
         <w:tc>
           <w:tcPr>
             <w:tcW w:w="0" w:type="auto"/>
@@ -7376,7 +7645,7 @@
                 <w:szCs w:val="22"/>
                 <w:lang w:val="en-US"/>
               </w:rPr>
-              <w:t>Constraint: single function / config / regex</w:t>
+              <w:t xml:space="preserve">Constraint: single function / config / regex</w:t>
             </w:r>
           </w:p>
         </w:tc>
@@ -7402,12 +7671,18 @@
                 <w:szCs w:val="22"/>
                 <w:lang w:val="en-US"/>
               </w:rPr>
-              <w:t>Keeps generated tasks small enough to grade</w:t>
+              <w:t xml:space="preserve">Keeps generated tasks small enough to grade</w:t>
             </w:r>
           </w:p>
         </w:tc>
       </w:tr>
       <w:tr>
+        <w:tblPrEx>
+          <w:tblCellMar>
+            <w:top w:w="0" w:type="dxa"/>
+            <w:bottom w:w="0" w:type="dxa"/>
+          </w:tblCellMar>
+        </w:tblPrEx>
         <w:tc>
           <w:tcPr>
             <w:tcW w:w="0" w:type="auto"/>
@@ -7430,7 +7705,7 @@
                 <w:szCs w:val="22"/>
                 <w:lang w:val="en-US"/>
               </w:rPr>
-              <w:t>Constraint: not much code required</w:t>
+              <w:t xml:space="preserve">Constraint: not much code required</w:t>
             </w:r>
           </w:p>
         </w:tc>
@@ -7456,12 +7731,18 @@
                 <w:szCs w:val="22"/>
                 <w:lang w:val="en-US"/>
               </w:rPr>
-              <w:t>Avoids test cases that are expensive to run and judge</w:t>
+              <w:t xml:space="preserve">Avoids test cases that are expensive to run and judge</w:t>
             </w:r>
           </w:p>
         </w:tc>
       </w:tr>
       <w:tr>
+        <w:tblPrEx>
+          <w:tblCellMar>
+            <w:top w:w="0" w:type="dxa"/>
+            <w:bottom w:w="0" w:type="dxa"/>
+          </w:tblCellMar>
+        </w:tblPrEx>
         <w:tc>
           <w:tcPr>
             <w:tcW w:w="0" w:type="auto"/>
@@ -7484,7 +7765,7 @@
                 <w:szCs w:val="22"/>
                 <w:lang w:val="en-US"/>
               </w:rPr>
-              <w:t>"Please generate 3 objects"</w:t>
+              <w:t xml:space="preserve">"Please generate 3 objects"</w:t>
             </w:r>
           </w:p>
         </w:tc>
@@ -7510,7 +7791,7 @@
                 <w:szCs w:val="22"/>
                 <w:lang w:val="en-US"/>
               </w:rPr>
-              <w:t>States the dataset size explicitly</w:t>
+              <w:t xml:space="preserve">States the dataset size explicitly</w:t>
             </w:r>
           </w:p>
         </w:tc>
@@ -7538,7 +7819,7 @@
           <w:szCs w:val="30"/>
           <w:lang w:val="en-US"/>
         </w:rPr>
-        <w:t>Testing and saving the dataset</w:t>
+        <w:t xml:space="preserve">Testing and saving the dataset</w:t>
       </w:r>
     </w:p>
     <w:p>
@@ -7552,14 +7833,13 @@
         <w:rPr>
           <w:lang w:val="en-US"/>
         </w:rPr>
-        <w:lastRenderedPageBreak/>
-        <w:t>Run the function and inspect what came back — you should get three different test cases covering the target outputs (Python functions, JSON configurations and regular expressions) for AWS-specific tasks:</w:t>
+        <w:t xml:space="preserve">Run the function and inspect what came back — you should get three different test cases covering the target outputs (Python functions, JSON configurations and regular expressions) for AWS-specific tasks:</w:t>
       </w:r>
     </w:p>
     <w:p>
       <w:pPr>
         <w:shd w:val="clear" w:color="auto" w:fill="F2EFE9"/>
-        <w:spacing w:after="40"/>
+        <w:spacing w:after="40" w:line="240" w:lineRule="auto"/>
         <w:rPr>
           <w:rFonts w:ascii="Consolas" w:hAnsi="Consolas" w:cs="Consolas"/>
           <w:sz w:val="20"/>
@@ -7571,12 +7851,13 @@
           <w:sz w:val="20"/>
           <w:shd w:val="clear" w:color="auto" w:fill="F2EFE9"/>
         </w:rPr>
-        <w:t>dataset = generate_dataset()</w:t>
+        <w:t xml:space="preserve">dataset = generate_dataset()</w:t>
       </w:r>
     </w:p>
     <w:p>
       <w:pPr>
         <w:shd w:val="clear" w:color="auto" w:fill="F2EFE9"/>
+        <w:spacing w:after="0" w:line="240" w:lineRule="auto"/>
         <w:rPr>
           <w:rFonts w:ascii="Consolas" w:hAnsi="Consolas" w:cs="Consolas"/>
           <w:sz w:val="20"/>
@@ -7588,7 +7869,7 @@
           <w:sz w:val="20"/>
           <w:shd w:val="clear" w:color="auto" w:fill="F2EFE9"/>
         </w:rPr>
-        <w:t>print(dataset)</w:t>
+        <w:t xml:space="preserve">print(dataset)</w:t>
       </w:r>
     </w:p>
     <w:p>
@@ -7611,7 +7892,7 @@
           <w:color w:val="5A3E1B"/>
           <w:lang w:val="en-US"/>
         </w:rPr>
-        <w:t>dataset.json</w:t>
+        <w:t xml:space="preserve">dataset.json</w:t>
       </w:r>
       <w:r>
         <w:rPr>
@@ -7623,7 +7904,7 @@
     <w:p>
       <w:pPr>
         <w:shd w:val="clear" w:color="auto" w:fill="F2EFE9"/>
-        <w:spacing w:after="40"/>
+        <w:spacing w:after="40" w:line="240" w:lineRule="auto"/>
         <w:rPr>
           <w:rFonts w:ascii="Consolas" w:hAnsi="Consolas" w:cs="Consolas"/>
           <w:sz w:val="20"/>
@@ -7635,12 +7916,13 @@
           <w:sz w:val="20"/>
           <w:shd w:val="clear" w:color="auto" w:fill="F2EFE9"/>
         </w:rPr>
-        <w:t>with open('dataset.json', 'w') as f:</w:t>
+        <w:t xml:space="preserve">with open('dataset.json', 'w') as f:</w:t>
       </w:r>
     </w:p>
     <w:p>
       <w:pPr>
         <w:shd w:val="clear" w:color="auto" w:fill="F2EFE9"/>
+        <w:spacing w:after="0" w:line="240" w:lineRule="auto"/>
         <w:rPr>
           <w:rFonts w:ascii="Consolas" w:hAnsi="Consolas" w:cs="Consolas"/>
           <w:sz w:val="20"/>
@@ -7666,7 +7948,7 @@
         <w:rPr>
           <w:lang w:val="en-US"/>
         </w:rPr>
-        <w:t>With this foundation in place, you have a systematic way to generate test data for evaluating how well your prompts perform across different types of AWS-related coding tasks — and, importantly, the same saved file is reused on every run so prompt versions stay comparable.</w:t>
+        <w:t xml:space="preserve">With this foundation in place, you have a systematic way to generate test data for evaluating how well your prompts perform across different types of AWS-related coding tasks — and, importantly, the same saved file is reused on every run so prompt versions stay comparable.</w:t>
       </w:r>
     </w:p>
     <w:p>
@@ -7686,7 +7968,7 @@
           <w:szCs w:val="30"/>
           <w:lang w:val="en-US"/>
         </w:rPr>
-        <w:t>Practice Questions — Lesson 3</w:t>
+        <w:t xml:space="preserve">Practice Questions — Lesson 3</w:t>
       </w:r>
     </w:p>
     <w:p>
@@ -7700,7 +7982,7 @@
         <w:rPr>
           <w:lang w:val="en-US"/>
         </w:rPr>
-        <w:t>Choose the single best answer for each question (A–E).</w:t>
+        <w:t xml:space="preserve">Choose the single best answer for each question (A–E).</w:t>
       </w:r>
     </w:p>
     <w:p>
@@ -7735,7 +8017,7 @@
           <w:rFonts w:ascii="Arial" w:hAnsi="Arial" w:cs="Arial"/>
           <w:lang w:val="en-US"/>
         </w:rPr>
-        <w:t>A) Markdown, HTML and CSS</w:t>
+        <w:t xml:space="preserve">A) Markdown, HTML and CSS</w:t>
       </w:r>
     </w:p>
     <w:p>
@@ -7752,7 +8034,7 @@
           <w:rFonts w:ascii="Arial" w:hAnsi="Arial" w:cs="Arial"/>
           <w:lang w:val="en-US"/>
         </w:rPr>
-        <w:t>B) Python code, JSON configuration files and regular expressions</w:t>
+        <w:t xml:space="preserve">B) Python code, JSON configuration files and regular expressions</w:t>
       </w:r>
     </w:p>
     <w:p>
@@ -7769,7 +8051,7 @@
           <w:rFonts w:ascii="Arial" w:hAnsi="Arial" w:cs="Arial"/>
           <w:lang w:val="en-US"/>
         </w:rPr>
-        <w:t>C) SQL queries, shell scripts and YAML files</w:t>
+        <w:t xml:space="preserve">C) SQL queries, shell scripts and YAML files</w:t>
       </w:r>
     </w:p>
     <w:p>
@@ -7786,7 +8068,7 @@
           <w:rFonts w:ascii="Arial" w:hAnsi="Arial" w:cs="Arial"/>
           <w:lang w:val="en-US"/>
         </w:rPr>
-        <w:t>D) Summaries, translations and explanations</w:t>
+        <w:t xml:space="preserve">D) Summaries, translations and explanations</w:t>
       </w:r>
     </w:p>
     <w:p>
@@ -7803,7 +8085,7 @@
           <w:rFonts w:ascii="Arial" w:hAnsi="Arial" w:cs="Arial"/>
           <w:lang w:val="en-US"/>
         </w:rPr>
-        <w:t>E) Unit tests, documentation and diagrams</w:t>
+        <w:t xml:space="preserve">E) Unit tests, documentation and diagrams</w:t>
       </w:r>
     </w:p>
     <w:p>
@@ -7838,7 +8120,7 @@
           <w:rFonts w:ascii="Arial" w:hAnsi="Arial" w:cs="Arial"/>
           <w:lang w:val="en-US"/>
         </w:rPr>
-        <w:t>A) Haiku is the only model that can output valid JSON</w:t>
+        <w:t xml:space="preserve">A) Haiku is the only model that can output valid JSON</w:t>
       </w:r>
     </w:p>
     <w:p>
@@ -7855,7 +8137,7 @@
           <w:rFonts w:ascii="Arial" w:hAnsi="Arial" w:cs="Arial"/>
           <w:lang w:val="en-US"/>
         </w:rPr>
-        <w:t>B) Generating test data is a simple job, so a faster and cheaper model is enough</w:t>
+        <w:t xml:space="preserve">B) Generating test data is a simple job, so a faster and cheaper model is enough</w:t>
       </w:r>
     </w:p>
     <w:p>
@@ -7872,7 +8154,7 @@
           <w:rFonts w:ascii="Arial" w:hAnsi="Arial" w:cs="Arial"/>
           <w:lang w:val="en-US"/>
         </w:rPr>
-        <w:t>C) Haiku produces longer tasks than the other models</w:t>
+        <w:t xml:space="preserve">C) Haiku produces longer tasks than the other models</w:t>
       </w:r>
     </w:p>
     <w:p>
@@ -7889,7 +8171,7 @@
           <w:rFonts w:ascii="Arial" w:hAnsi="Arial" w:cs="Arial"/>
           <w:lang w:val="en-US"/>
         </w:rPr>
-        <w:t>D) The grader requires the dataset to come from Haiku</w:t>
+        <w:t xml:space="preserve">D) The grader requires the dataset to come from Haiku</w:t>
       </w:r>
     </w:p>
     <w:p>
@@ -7906,7 +8188,7 @@
           <w:rFonts w:ascii="Arial" w:hAnsi="Arial" w:cs="Arial"/>
           <w:lang w:val="en-US"/>
         </w:rPr>
-        <w:t>E) Only Haiku supports stop sequences</w:t>
+        <w:t xml:space="preserve">E) Only Haiku supports stop sequences</w:t>
       </w:r>
     </w:p>
     <w:p>
@@ -7941,7 +8223,7 @@
           <w:rFonts w:ascii="Arial" w:hAnsi="Arial" w:cs="Arial"/>
           <w:lang w:val="en-US"/>
         </w:rPr>
-        <w:t>A) To reduce the number of tokens the request consumes</w:t>
+        <w:t xml:space="preserve">A) To reduce the number of tokens the request consumes</w:t>
       </w:r>
     </w:p>
     <w:p>
@@ -7958,7 +8240,7 @@
           <w:rFonts w:ascii="Arial" w:hAnsi="Arial" w:cs="Arial"/>
           <w:lang w:val="en-US"/>
         </w:rPr>
-        <w:t>B) To fix the exact JSON shape Claude should produce</w:t>
+        <w:t xml:space="preserve">B) To fix the exact JSON shape Claude should produce</w:t>
       </w:r>
     </w:p>
     <w:p>
@@ -7975,7 +8257,7 @@
           <w:rFonts w:ascii="Arial" w:hAnsi="Arial" w:cs="Arial"/>
           <w:lang w:val="en-US"/>
         </w:rPr>
-        <w:t>C) To give Claude the answers it should generate</w:t>
+        <w:t xml:space="preserve">C) To give Claude the answers it should generate</w:t>
       </w:r>
     </w:p>
     <w:p>
@@ -7992,8 +8274,7 @@
           <w:rFonts w:ascii="Arial" w:hAnsi="Arial" w:cs="Arial"/>
           <w:lang w:val="en-US"/>
         </w:rPr>
-        <w:lastRenderedPageBreak/>
-        <w:t>D) Because the API rejects prompts without an example</w:t>
+        <w:t xml:space="preserve">D) Because the API rejects prompts without an example</w:t>
       </w:r>
     </w:p>
     <w:p>
@@ -8010,7 +8291,7 @@
           <w:rFonts w:ascii="Arial" w:hAnsi="Arial" w:cs="Arial"/>
           <w:lang w:val="en-US"/>
         </w:rPr>
-        <w:t>E) To set the temperature used for the request</w:t>
+        <w:t xml:space="preserve">E) To set the temperature used for the request</w:t>
       </w:r>
     </w:p>
     <w:p>
@@ -8045,7 +8326,7 @@
           <w:rFonts w:ascii="Arial" w:hAnsi="Arial" w:cs="Arial"/>
           <w:lang w:val="en-US"/>
         </w:rPr>
-        <w:t>A) Setting temperature to 1.0</w:t>
+        <w:t xml:space="preserve">A) Setting temperature to 1.0</w:t>
       </w:r>
     </w:p>
     <w:p>
@@ -8062,7 +8343,7 @@
           <w:rFonts w:ascii="Arial" w:hAnsi="Arial" w:cs="Arial"/>
           <w:lang w:val="en-US"/>
         </w:rPr>
-        <w:t>B) Response streaming with get_final_message()</w:t>
+        <w:t xml:space="preserve">B) Response streaming with get_final_message()</w:t>
       </w:r>
     </w:p>
     <w:p>
@@ -8079,7 +8360,7 @@
           <w:rFonts w:ascii="Arial" w:hAnsi="Arial" w:cs="Arial"/>
           <w:lang w:val="en-US"/>
         </w:rPr>
-        <w:t>C) Assistant message prefilling combined with a stop sequence</w:t>
+        <w:t xml:space="preserve">C) Assistant message prefilling combined with a stop sequence</w:t>
       </w:r>
     </w:p>
     <w:p>
@@ -8096,7 +8377,7 @@
           <w:rFonts w:ascii="Arial" w:hAnsi="Arial" w:cs="Arial"/>
           <w:lang w:val="en-US"/>
         </w:rPr>
-        <w:t>D) Sending the request several times and picking the best result</w:t>
+        <w:t xml:space="preserve">D) Sending the request several times and picking the best result</w:t>
       </w:r>
     </w:p>
     <w:p>
@@ -8113,7 +8394,7 @@
           <w:rFonts w:ascii="Arial" w:hAnsi="Arial" w:cs="Arial"/>
           <w:lang w:val="en-US"/>
         </w:rPr>
-        <w:t>E) A system prompt instructing Claude to be concise</w:t>
+        <w:t xml:space="preserve">E) A system prompt instructing Claude to be concise</w:t>
       </w:r>
     </w:p>
     <w:p>
@@ -8148,7 +8429,7 @@
           <w:rFonts w:ascii="Arial" w:hAnsi="Arial" w:cs="Arial"/>
           <w:lang w:val="en-US"/>
         </w:rPr>
-        <w:t>A) It is always added to the params dictionary, like temperature</w:t>
+        <w:t xml:space="preserve">A) It is always added to the params dictionary, like temperature</w:t>
       </w:r>
     </w:p>
     <w:p>
@@ -8165,7 +8446,7 @@
           <w:rFonts w:ascii="Arial" w:hAnsi="Arial" w:cs="Arial"/>
           <w:lang w:val="en-US"/>
         </w:rPr>
-        <w:t>B) It is added to the params dictionary only if a value was provided</w:t>
+        <w:t xml:space="preserve">B) It is added to the params dictionary only if a value was provided</w:t>
       </w:r>
     </w:p>
     <w:p>
@@ -8182,7 +8463,7 @@
           <w:rFonts w:ascii="Arial" w:hAnsi="Arial" w:cs="Arial"/>
           <w:lang w:val="en-US"/>
         </w:rPr>
-        <w:t>C) It is appended to the messages list as an assistant message</w:t>
+        <w:t xml:space="preserve">C) It is appended to the messages list as an assistant message</w:t>
       </w:r>
     </w:p>
     <w:p>
@@ -8199,7 +8480,7 @@
           <w:rFonts w:ascii="Arial" w:hAnsi="Arial" w:cs="Arial"/>
           <w:lang w:val="en-US"/>
         </w:rPr>
-        <w:t>D) It replaces the system parameter when both are given</w:t>
+        <w:t xml:space="preserve">D) It replaces the system parameter when both are given</w:t>
       </w:r>
     </w:p>
     <w:p>
@@ -8216,7 +8497,7 @@
           <w:rFonts w:ascii="Arial" w:hAnsi="Arial" w:cs="Arial"/>
           <w:lang w:val="en-US"/>
         </w:rPr>
-        <w:t>E) It is passed directly to json.loads()</w:t>
+        <w:t xml:space="preserve">E) It is passed directly to json.loads()</w:t>
       </w:r>
     </w:p>
     <w:p>
@@ -8248,7 +8529,6 @@
           <w:szCs w:val="40"/>
           <w:lang w:val="en-US"/>
         </w:rPr>
-        <w:lastRenderedPageBreak/>
         <w:t>Lesson 4 — Running the Eval</w:t>
       </w:r>
     </w:p>
@@ -8269,7 +8549,7 @@
           <w:szCs w:val="30"/>
           <w:lang w:val="en-US"/>
         </w:rPr>
-        <w:t>Core idea</w:t>
+        <w:t xml:space="preserve">Core idea</w:t>
       </w:r>
     </w:p>
     <w:p>
@@ -8292,7 +8572,7 @@
           <w:color w:val="5A3E1B"/>
           <w:lang w:val="en-US"/>
         </w:rPr>
-        <w:t>core evaluation pipeline</w:t>
+        <w:t xml:space="preserve">core evaluation pipeline</w:t>
       </w:r>
       <w:r>
         <w:rPr>
@@ -8307,7 +8587,7 @@
           <w:color w:val="5A3E1B"/>
           <w:lang w:val="en-US"/>
         </w:rPr>
-        <w:t>hardcoded score of 10</w:t>
+        <w:t xml:space="preserve">hardcoded score of 10</w:t>
       </w:r>
       <w:r>
         <w:rPr>
@@ -8333,7 +8613,7 @@
           <w:szCs w:val="30"/>
           <w:lang w:val="en-US"/>
         </w:rPr>
-        <w:t>Key points</w:t>
+        <w:t xml:space="preserve">Key points</w:t>
       </w:r>
     </w:p>
     <w:p>
@@ -8361,13 +8641,13 @@
           <w:color w:val="5A3E1B"/>
           <w:lang w:val="en-US"/>
         </w:rPr>
-        <w:t>three functions</w:t>
-      </w:r>
-      <w:r>
-        <w:rPr>
-          <w:lang w:val="en-US"/>
-        </w:rPr>
-        <w:t>: run_prompt (one case → output), run_test_case (one case → output + score), run_eval (whole dataset → list of results).</w:t>
+        <w:t xml:space="preserve">three functions</w:t>
+      </w:r>
+      <w:r>
+        <w:rPr>
+          <w:lang w:val="en-US"/>
+        </w:rPr>
+        <w:t xml:space="preserve">: run_prompt (one case → output), run_test_case (one case → output + score), run_eval (whole dataset → list of results).</w:t>
       </w:r>
     </w:p>
     <w:p>
@@ -8395,7 +8675,7 @@
           <w:color w:val="5A3E1B"/>
           <w:lang w:val="en-US"/>
         </w:rPr>
-        <w:t>test_case["task"]</w:t>
+        <w:t xml:space="preserve">test_case["task"]</w:t>
       </w:r>
       <w:r>
         <w:rPr>
@@ -8429,13 +8709,13 @@
           <w:color w:val="5A3E1B"/>
           <w:lang w:val="en-US"/>
         </w:rPr>
-        <w:t>dictionary with three keys</w:t>
-      </w:r>
-      <w:r>
-        <w:rPr>
-          <w:lang w:val="en-US"/>
-        </w:rPr>
-        <w:t>: output, test_case and score.</w:t>
+        <w:t xml:space="preserve">dictionary with three keys</w:t>
+      </w:r>
+      <w:r>
+        <w:rPr>
+          <w:lang w:val="en-US"/>
+        </w:rPr>
+        <w:t xml:space="preserve">: output, test_case and score.</w:t>
       </w:r>
     </w:p>
     <w:p>
@@ -8463,7 +8743,7 @@
           <w:color w:val="5A3E1B"/>
           <w:lang w:val="en-US"/>
         </w:rPr>
-        <w:t>hardcoded to 10 for now</w:t>
+        <w:t xml:space="preserve">hardcoded to 10 for now</w:t>
       </w:r>
       <w:r>
         <w:rPr>
@@ -8497,13 +8777,13 @@
           <w:color w:val="5A3E1B"/>
           <w:lang w:val="en-US"/>
         </w:rPr>
-        <w:t>for test_case in dataset</w:t>
-      </w:r>
-      <w:r>
-        <w:rPr>
-          <w:lang w:val="en-US"/>
-        </w:rPr>
-        <w:t>, and appends each result to a list.</w:t>
+        <w:t xml:space="preserve">for test_case in dataset</w:t>
+      </w:r>
+      <w:r>
+        <w:rPr>
+          <w:lang w:val="en-US"/>
+        </w:rPr>
+        <w:t xml:space="preserve">, and appends each result to a list.</w:t>
       </w:r>
     </w:p>
     <w:p>
@@ -8531,7 +8811,7 @@
           <w:color w:val="5A3E1B"/>
           <w:lang w:val="en-US"/>
         </w:rPr>
-        <w:t>slow — around 30 seconds</w:t>
+        <w:t xml:space="preserve">slow — around 30 seconds</w:t>
       </w:r>
       <w:r>
         <w:rPr>
@@ -8565,7 +8845,7 @@
           <w:color w:val="5A3E1B"/>
           <w:lang w:val="en-US"/>
         </w:rPr>
-        <w:t>verbose output</w:t>
+        <w:t xml:space="preserve">verbose output</w:t>
       </w:r>
       <w:r>
         <w:rPr>
@@ -8591,7 +8871,7 @@
           <w:szCs w:val="30"/>
           <w:lang w:val="en-US"/>
         </w:rPr>
-        <w:t>How the five steps became three functions</w:t>
+        <w:t xml:space="preserve">How the five steps became three functions</w:t>
       </w:r>
     </w:p>
     <w:p>
@@ -8605,7 +8885,7 @@
         <w:rPr>
           <w:lang w:val="en-US"/>
         </w:rPr>
-        <w:t>Before the code, it helps to see where each workflow step from Lesson 2 actually ended up. Only steps 3 and 4 turned into functions: step 1 is the prompt string itself, step 2 is the dataset.json file, and step 5 is a human decision — you read the score, change the prompt and run the eval again.</w:t>
+        <w:t xml:space="preserve">Before the code, it helps to see where each workflow step from Lesson 2 actually ended up. Only steps 3 and 4 turned into functions: step 1 is the prompt string itself, step 2 is the dataset.json file, and step 5 is a human decision — you read the score, change the prompt and run the eval again.</w:t>
       </w:r>
     </w:p>
     <w:p>
@@ -8617,7 +8897,6 @@
         <w:rPr>
           <w:noProof/>
         </w:rPr>
-        <w:lastRenderedPageBreak/>
         <w:drawing>
           <wp:inline distT="0" distB="0" distL="0" distR="0" wp14:anchorId="14000011" wp14:editId="14000012">
             <wp:extent cx="5334000" cy="2741843"/>
@@ -8636,7 +8915,7 @@
                     </pic:cNvPicPr>
                   </pic:nvPicPr>
                   <pic:blipFill>
-                    <a:blip r:embed="rId14"/>
+                    <a:blip r:embed="rId59"/>
                     <a:srcRect/>
                     <a:stretch>
                       <a:fillRect/>
@@ -8695,7 +8974,7 @@
           <w:szCs w:val="30"/>
           <w:lang w:val="en-US"/>
         </w:rPr>
-        <w:t>The run_prompt function</w:t>
+        <w:t xml:space="preserve">The run_prompt function</w:t>
       </w:r>
     </w:p>
     <w:p>
@@ -8718,7 +8997,7 @@
           <w:color w:val="5A3E1B"/>
           <w:lang w:val="en-US"/>
         </w:rPr>
-        <w:t>{test_case["task"]}</w:t>
+        <w:t xml:space="preserve">{test_case["task"]}</w:t>
       </w:r>
       <w:r>
         <w:rPr>
@@ -8730,7 +9009,7 @@
     <w:p>
       <w:pPr>
         <w:shd w:val="clear" w:color="auto" w:fill="F2EFE9"/>
-        <w:spacing w:after="40"/>
+        <w:spacing w:after="40" w:line="240" w:lineRule="auto"/>
         <w:rPr>
           <w:rFonts w:ascii="Consolas" w:hAnsi="Consolas" w:cs="Consolas"/>
           <w:sz w:val="20"/>
@@ -8742,13 +9021,13 @@
           <w:sz w:val="20"/>
           <w:shd w:val="clear" w:color="auto" w:fill="F2EFE9"/>
         </w:rPr>
-        <w:t>def run_prompt(test_case):</w:t>
+        <w:t xml:space="preserve">def run_prompt(test_case):</w:t>
       </w:r>
     </w:p>
     <w:p>
       <w:pPr>
         <w:shd w:val="clear" w:color="auto" w:fill="F2EFE9"/>
-        <w:spacing w:after="40"/>
+        <w:spacing w:after="40" w:line="240" w:lineRule="auto"/>
         <w:rPr>
           <w:rFonts w:ascii="Consolas" w:hAnsi="Consolas" w:cs="Consolas"/>
           <w:sz w:val="20"/>
@@ -8766,7 +9045,7 @@
     <w:p>
       <w:pPr>
         <w:shd w:val="clear" w:color="auto" w:fill="F2EFE9"/>
-        <w:spacing w:after="40"/>
+        <w:spacing w:after="40" w:line="240" w:lineRule="auto"/>
         <w:rPr>
           <w:rFonts w:ascii="Consolas" w:hAnsi="Consolas" w:cs="Consolas"/>
           <w:sz w:val="20"/>
@@ -8784,7 +9063,7 @@
     <w:p>
       <w:pPr>
         <w:shd w:val="clear" w:color="auto" w:fill="F2EFE9"/>
-        <w:spacing w:after="40"/>
+        <w:spacing w:after="40" w:line="240" w:lineRule="auto"/>
         <w:rPr>
           <w:rFonts w:ascii="Consolas" w:hAnsi="Consolas" w:cs="Consolas"/>
           <w:sz w:val="20"/>
@@ -8796,23 +9075,31 @@
           <w:sz w:val="20"/>
           <w:shd w:val="clear" w:color="auto" w:fill="F2EFE9"/>
         </w:rPr>
-        <w:t>Please solve the following task:</w:t>
+        <w:t xml:space="preserve">Please solve the following task:</w:t>
       </w:r>
     </w:p>
     <w:p>
       <w:pPr>
         <w:shd w:val="clear" w:color="auto" w:fill="F2EFE9"/>
-        <w:spacing w:after="40"/>
-        <w:rPr>
-          <w:rFonts w:ascii="Consolas" w:hAnsi="Consolas" w:cs="Consolas"/>
-          <w:sz w:val="20"/>
-        </w:rPr>
-      </w:pPr>
+        <w:spacing w:after="40" w:line="240" w:lineRule="auto"/>
+        <w:rPr>
+          <w:rFonts w:ascii="Consolas" w:hAnsi="Consolas" w:cs="Consolas"/>
+          <w:sz w:val="20"/>
+        </w:rPr>
+      </w:pPr>
+      <w:r>
+        <w:rPr>
+          <w:rFonts w:ascii="Consolas" w:hAnsi="Consolas" w:cs="Consolas"/>
+          <w:sz w:val="20"/>
+          <w:shd w:val="clear" w:color="auto" w:fill="F2EFE9"/>
+        </w:rPr>
+        <w:t xml:space="preserve"/>
+      </w:r>
     </w:p>
     <w:p>
       <w:pPr>
         <w:shd w:val="clear" w:color="auto" w:fill="F2EFE9"/>
-        <w:spacing w:after="40"/>
+        <w:spacing w:after="40" w:line="240" w:lineRule="auto"/>
         <w:rPr>
           <w:rFonts w:ascii="Consolas" w:hAnsi="Consolas" w:cs="Consolas"/>
           <w:sz w:val="20"/>
@@ -8824,13 +9111,13 @@
           <w:sz w:val="20"/>
           <w:shd w:val="clear" w:color="auto" w:fill="F2EFE9"/>
         </w:rPr>
-        <w:t>{test_case["task"]}</w:t>
+        <w:t xml:space="preserve">{test_case["task"]}</w:t>
       </w:r>
     </w:p>
     <w:p>
       <w:pPr>
         <w:shd w:val="clear" w:color="auto" w:fill="F2EFE9"/>
-        <w:spacing w:after="40"/>
+        <w:spacing w:after="40" w:line="240" w:lineRule="auto"/>
         <w:rPr>
           <w:rFonts w:ascii="Consolas" w:hAnsi="Consolas" w:cs="Consolas"/>
           <w:sz w:val="20"/>
@@ -8842,23 +9129,31 @@
           <w:sz w:val="20"/>
           <w:shd w:val="clear" w:color="auto" w:fill="F2EFE9"/>
         </w:rPr>
-        <w:t>"""</w:t>
+        <w:t xml:space="preserve">"""</w:t>
       </w:r>
     </w:p>
     <w:p>
       <w:pPr>
         <w:shd w:val="clear" w:color="auto" w:fill="F2EFE9"/>
-        <w:spacing w:after="40"/>
-        <w:rPr>
-          <w:rFonts w:ascii="Consolas" w:hAnsi="Consolas" w:cs="Consolas"/>
-          <w:sz w:val="20"/>
-        </w:rPr>
-      </w:pPr>
+        <w:spacing w:after="40" w:line="240" w:lineRule="auto"/>
+        <w:rPr>
+          <w:rFonts w:ascii="Consolas" w:hAnsi="Consolas" w:cs="Consolas"/>
+          <w:sz w:val="20"/>
+        </w:rPr>
+      </w:pPr>
+      <w:r>
+        <w:rPr>
+          <w:rFonts w:ascii="Consolas" w:hAnsi="Consolas" w:cs="Consolas"/>
+          <w:sz w:val="20"/>
+          <w:shd w:val="clear" w:color="auto" w:fill="F2EFE9"/>
+        </w:rPr>
+        <w:t xml:space="preserve"/>
+      </w:r>
     </w:p>
     <w:p>
       <w:pPr>
         <w:shd w:val="clear" w:color="auto" w:fill="F2EFE9"/>
-        <w:spacing w:after="40"/>
+        <w:spacing w:after="40" w:line="240" w:lineRule="auto"/>
         <w:rPr>
           <w:rFonts w:ascii="Consolas" w:hAnsi="Consolas" w:cs="Consolas"/>
           <w:sz w:val="20"/>
@@ -8876,7 +9171,7 @@
     <w:p>
       <w:pPr>
         <w:shd w:val="clear" w:color="auto" w:fill="F2EFE9"/>
-        <w:spacing w:after="40"/>
+        <w:spacing w:after="40" w:line="240" w:lineRule="auto"/>
         <w:rPr>
           <w:rFonts w:ascii="Consolas" w:hAnsi="Consolas" w:cs="Consolas"/>
           <w:sz w:val="20"/>
@@ -8894,7 +9189,7 @@
     <w:p>
       <w:pPr>
         <w:shd w:val="clear" w:color="auto" w:fill="F2EFE9"/>
-        <w:spacing w:after="40"/>
+        <w:spacing w:after="40" w:line="240" w:lineRule="auto"/>
         <w:rPr>
           <w:rFonts w:ascii="Consolas" w:hAnsi="Consolas" w:cs="Consolas"/>
           <w:sz w:val="20"/>
@@ -8912,6 +9207,7 @@
     <w:p>
       <w:pPr>
         <w:shd w:val="clear" w:color="auto" w:fill="F2EFE9"/>
+        <w:spacing w:after="0" w:line="240" w:lineRule="auto"/>
         <w:rPr>
           <w:rFonts w:ascii="Consolas" w:hAnsi="Consolas" w:cs="Consolas"/>
           <w:sz w:val="20"/>
@@ -8946,7 +9242,7 @@
           <w:color w:val="5A3E1B"/>
           <w:lang w:val="en-US"/>
         </w:rPr>
-        <w:t>extremely simple on purpose</w:t>
+        <w:t xml:space="preserve">extremely simple on purpose</w:t>
       </w:r>
       <w:r>
         <w:rPr>
@@ -8972,7 +9268,7 @@
           <w:szCs w:val="30"/>
           <w:lang w:val="en-US"/>
         </w:rPr>
-        <w:t>The run_test_case function</w:t>
+        <w:t xml:space="preserve">The run_test_case function</w:t>
       </w:r>
     </w:p>
     <w:p>
@@ -8995,7 +9291,7 @@
           <w:color w:val="5A3E1B"/>
           <w:lang w:val="en-US"/>
         </w:rPr>
-        <w:t>hardcoded 10</w:t>
+        <w:t xml:space="preserve">hardcoded 10</w:t>
       </w:r>
       <w:r>
         <w:rPr>
@@ -9010,7 +9306,7 @@
           <w:color w:val="5A3E1B"/>
           <w:lang w:val="en-US"/>
         </w:rPr>
-        <w:t># TODO - Grading</w:t>
+        <w:t xml:space="preserve"># TODO - Grading</w:t>
       </w:r>
       <w:r>
         <w:rPr>
@@ -9022,7 +9318,7 @@
     <w:p>
       <w:pPr>
         <w:shd w:val="clear" w:color="auto" w:fill="F2EFE9"/>
-        <w:spacing w:after="40"/>
+        <w:spacing w:after="40" w:line="240" w:lineRule="auto"/>
         <w:rPr>
           <w:rFonts w:ascii="Consolas" w:hAnsi="Consolas" w:cs="Consolas"/>
           <w:sz w:val="20"/>
@@ -9034,13 +9330,13 @@
           <w:sz w:val="20"/>
           <w:shd w:val="clear" w:color="auto" w:fill="F2EFE9"/>
         </w:rPr>
-        <w:t>def run_test_case(test_case):</w:t>
+        <w:t xml:space="preserve">def run_test_case(test_case):</w:t>
       </w:r>
     </w:p>
     <w:p>
       <w:pPr>
         <w:shd w:val="clear" w:color="auto" w:fill="F2EFE9"/>
-        <w:spacing w:after="40"/>
+        <w:spacing w:after="40" w:line="240" w:lineRule="auto"/>
         <w:rPr>
           <w:rFonts w:ascii="Consolas" w:hAnsi="Consolas" w:cs="Consolas"/>
           <w:sz w:val="20"/>
@@ -9058,7 +9354,7 @@
     <w:p>
       <w:pPr>
         <w:shd w:val="clear" w:color="auto" w:fill="F2EFE9"/>
-        <w:spacing w:after="40"/>
+        <w:spacing w:after="40" w:line="240" w:lineRule="auto"/>
         <w:rPr>
           <w:rFonts w:ascii="Consolas" w:hAnsi="Consolas" w:cs="Consolas"/>
           <w:sz w:val="20"/>
@@ -9076,17 +9372,25 @@
     <w:p>
       <w:pPr>
         <w:shd w:val="clear" w:color="auto" w:fill="F2EFE9"/>
-        <w:spacing w:after="40"/>
-        <w:rPr>
-          <w:rFonts w:ascii="Consolas" w:hAnsi="Consolas" w:cs="Consolas"/>
-          <w:sz w:val="20"/>
-        </w:rPr>
-      </w:pPr>
+        <w:spacing w:after="40" w:line="240" w:lineRule="auto"/>
+        <w:rPr>
+          <w:rFonts w:ascii="Consolas" w:hAnsi="Consolas" w:cs="Consolas"/>
+          <w:sz w:val="20"/>
+        </w:rPr>
+      </w:pPr>
+      <w:r>
+        <w:rPr>
+          <w:rFonts w:ascii="Consolas" w:hAnsi="Consolas" w:cs="Consolas"/>
+          <w:sz w:val="20"/>
+          <w:shd w:val="clear" w:color="auto" w:fill="F2EFE9"/>
+        </w:rPr>
+        <w:t xml:space="preserve"/>
+      </w:r>
     </w:p>
     <w:p>
       <w:pPr>
         <w:shd w:val="clear" w:color="auto" w:fill="F2EFE9"/>
-        <w:spacing w:after="40"/>
+        <w:spacing w:after="40" w:line="240" w:lineRule="auto"/>
         <w:rPr>
           <w:rFonts w:ascii="Consolas" w:hAnsi="Consolas" w:cs="Consolas"/>
           <w:sz w:val="20"/>
@@ -9104,7 +9408,7 @@
     <w:p>
       <w:pPr>
         <w:shd w:val="clear" w:color="auto" w:fill="F2EFE9"/>
-        <w:spacing w:after="40"/>
+        <w:spacing w:after="40" w:line="240" w:lineRule="auto"/>
         <w:rPr>
           <w:rFonts w:ascii="Consolas" w:hAnsi="Consolas" w:cs="Consolas"/>
           <w:sz w:val="20"/>
@@ -9122,17 +9426,25 @@
     <w:p>
       <w:pPr>
         <w:shd w:val="clear" w:color="auto" w:fill="F2EFE9"/>
-        <w:spacing w:after="40"/>
-        <w:rPr>
-          <w:rFonts w:ascii="Consolas" w:hAnsi="Consolas" w:cs="Consolas"/>
-          <w:sz w:val="20"/>
-        </w:rPr>
-      </w:pPr>
+        <w:spacing w:after="40" w:line="240" w:lineRule="auto"/>
+        <w:rPr>
+          <w:rFonts w:ascii="Consolas" w:hAnsi="Consolas" w:cs="Consolas"/>
+          <w:sz w:val="20"/>
+        </w:rPr>
+      </w:pPr>
+      <w:r>
+        <w:rPr>
+          <w:rFonts w:ascii="Consolas" w:hAnsi="Consolas" w:cs="Consolas"/>
+          <w:sz w:val="20"/>
+          <w:shd w:val="clear" w:color="auto" w:fill="F2EFE9"/>
+        </w:rPr>
+        <w:t xml:space="preserve"/>
+      </w:r>
     </w:p>
     <w:p>
       <w:pPr>
         <w:shd w:val="clear" w:color="auto" w:fill="F2EFE9"/>
-        <w:spacing w:after="40"/>
+        <w:spacing w:after="40" w:line="240" w:lineRule="auto"/>
         <w:rPr>
           <w:rFonts w:ascii="Consolas" w:hAnsi="Consolas" w:cs="Consolas"/>
           <w:sz w:val="20"/>
@@ -9150,7 +9462,7 @@
     <w:p>
       <w:pPr>
         <w:shd w:val="clear" w:color="auto" w:fill="F2EFE9"/>
-        <w:spacing w:after="40"/>
+        <w:spacing w:after="40" w:line="240" w:lineRule="auto"/>
         <w:rPr>
           <w:rFonts w:ascii="Consolas" w:hAnsi="Consolas" w:cs="Consolas"/>
           <w:sz w:val="20"/>
@@ -9168,7 +9480,7 @@
     <w:p>
       <w:pPr>
         <w:shd w:val="clear" w:color="auto" w:fill="F2EFE9"/>
-        <w:spacing w:after="40"/>
+        <w:spacing w:after="40" w:line="240" w:lineRule="auto"/>
         <w:rPr>
           <w:rFonts w:ascii="Consolas" w:hAnsi="Consolas" w:cs="Consolas"/>
           <w:sz w:val="20"/>
@@ -9186,7 +9498,7 @@
     <w:p>
       <w:pPr>
         <w:shd w:val="clear" w:color="auto" w:fill="F2EFE9"/>
-        <w:spacing w:after="40"/>
+        <w:spacing w:after="40" w:line="240" w:lineRule="auto"/>
         <w:rPr>
           <w:rFonts w:ascii="Consolas" w:hAnsi="Consolas" w:cs="Consolas"/>
           <w:sz w:val="20"/>
@@ -9204,6 +9516,7 @@
     <w:p>
       <w:pPr>
         <w:shd w:val="clear" w:color="auto" w:fill="F2EFE9"/>
+        <w:spacing w:after="0" w:line="240" w:lineRule="auto"/>
         <w:rPr>
           <w:rFonts w:ascii="Consolas" w:hAnsi="Consolas" w:cs="Consolas"/>
           <w:sz w:val="20"/>
@@ -9238,7 +9551,7 @@
           <w:color w:val="5A3E1B"/>
           <w:lang w:val="en-US"/>
         </w:rPr>
-        <w:t>what the returned dictionary keeps together</w:t>
+        <w:t xml:space="preserve">what the returned dictionary keeps together</w:t>
       </w:r>
       <w:r>
         <w:rPr>
@@ -9253,13 +9566,13 @@
           <w:color w:val="5A3E1B"/>
           <w:lang w:val="en-US"/>
         </w:rPr>
-        <w:t>which input produced which answer and which grade</w:t>
-      </w:r>
-      <w:r>
-        <w:rPr>
-          <w:lang w:val="en-US"/>
-        </w:rPr>
-        <w:t>.</w:t>
+        <w:t xml:space="preserve">which input produced which answer and which grade</w:t>
+      </w:r>
+      <w:r>
+        <w:rPr>
+          <w:lang w:val="en-US"/>
+        </w:rPr>
+        <w:t xml:space="preserve">.</w:t>
       </w:r>
     </w:p>
     <w:tbl>
@@ -9280,10 +9593,16 @@
         <w:tblLook w:val="0000" w:firstRow="0" w:lastRow="0" w:firstColumn="0" w:lastColumn="0" w:noHBand="0" w:noVBand="0"/>
       </w:tblPr>
       <w:tblGrid>
-        <w:gridCol w:w="1818"/>
-        <w:gridCol w:w="7678"/>
+        <w:gridCol w:w="2400"/>
+        <w:gridCol w:w="7096"/>
       </w:tblGrid>
       <w:tr>
+        <w:tblPrEx>
+          <w:tblCellMar>
+            <w:top w:w="0" w:type="dxa"/>
+            <w:bottom w:w="0" w:type="dxa"/>
+          </w:tblCellMar>
+        </w:tblPrEx>
         <w:tc>
           <w:tcPr>
             <w:tcW w:w="0" w:type="auto"/>
@@ -9308,7 +9627,7 @@
                 <w:szCs w:val="22"/>
                 <w:lang w:val="en-US"/>
               </w:rPr>
-              <w:t>Key</w:t>
+              <w:t xml:space="preserve">Key</w:t>
             </w:r>
           </w:p>
         </w:tc>
@@ -9336,12 +9655,18 @@
                 <w:szCs w:val="22"/>
                 <w:lang w:val="en-US"/>
               </w:rPr>
-              <w:t>What it holds</w:t>
+              <w:t xml:space="preserve">What it holds</w:t>
             </w:r>
           </w:p>
         </w:tc>
       </w:tr>
       <w:tr>
+        <w:tblPrEx>
+          <w:tblCellMar>
+            <w:top w:w="0" w:type="dxa"/>
+            <w:bottom w:w="0" w:type="dxa"/>
+          </w:tblCellMar>
+        </w:tblPrEx>
         <w:tc>
           <w:tcPr>
             <w:tcW w:w="0" w:type="auto"/>
@@ -9364,7 +9689,7 @@
                 <w:szCs w:val="22"/>
                 <w:lang w:val="en-US"/>
               </w:rPr>
-              <w:t>output</w:t>
+              <w:t xml:space="preserve">output</w:t>
             </w:r>
           </w:p>
         </w:tc>
@@ -9390,12 +9715,18 @@
                 <w:szCs w:val="22"/>
                 <w:lang w:val="en-US"/>
               </w:rPr>
-              <w:t>The complete response from Claude</w:t>
+              <w:t xml:space="preserve">The complete response from Claude</w:t>
             </w:r>
           </w:p>
         </w:tc>
       </w:tr>
       <w:tr>
+        <w:tblPrEx>
+          <w:tblCellMar>
+            <w:top w:w="0" w:type="dxa"/>
+            <w:bottom w:w="0" w:type="dxa"/>
+          </w:tblCellMar>
+        </w:tblPrEx>
         <w:tc>
           <w:tcPr>
             <w:tcW w:w="0" w:type="auto"/>
@@ -9418,7 +9749,7 @@
                 <w:szCs w:val="22"/>
                 <w:lang w:val="en-US"/>
               </w:rPr>
-              <w:t>test_case</w:t>
+              <w:t xml:space="preserve">test_case</w:t>
             </w:r>
           </w:p>
         </w:tc>
@@ -9444,12 +9775,18 @@
                 <w:szCs w:val="22"/>
                 <w:lang w:val="en-US"/>
               </w:rPr>
-              <w:t>The original test case that was processed</w:t>
+              <w:t xml:space="preserve">The original test case that was processed</w:t>
             </w:r>
           </w:p>
         </w:tc>
       </w:tr>
       <w:tr>
+        <w:tblPrEx>
+          <w:tblCellMar>
+            <w:top w:w="0" w:type="dxa"/>
+            <w:bottom w:w="0" w:type="dxa"/>
+          </w:tblCellMar>
+        </w:tblPrEx>
         <w:tc>
           <w:tcPr>
             <w:tcW w:w="0" w:type="auto"/>
@@ -9472,7 +9809,7 @@
                 <w:szCs w:val="22"/>
                 <w:lang w:val="en-US"/>
               </w:rPr>
-              <w:t>score</w:t>
+              <w:t xml:space="preserve">score</w:t>
             </w:r>
           </w:p>
         </w:tc>
@@ -9498,7 +9835,7 @@
                 <w:szCs w:val="22"/>
                 <w:lang w:val="en-US"/>
               </w:rPr>
-              <w:t>The evaluation score (currently hardcoded to 10)</w:t>
+              <w:t xml:space="preserve">The evaluation score (currently hardcoded to 10)</w:t>
             </w:r>
           </w:p>
         </w:tc>
@@ -9526,7 +9863,7 @@
           <w:szCs w:val="30"/>
           <w:lang w:val="en-US"/>
         </w:rPr>
-        <w:t>The run_eval function</w:t>
+        <w:t xml:space="preserve">The run_eval function</w:t>
       </w:r>
     </w:p>
     <w:p>
@@ -9540,13 +9877,13 @@
         <w:rPr>
           <w:lang w:val="en-US"/>
         </w:rPr>
-        <w:t>This function coordinates the entire evaluation process. It starts with an empty list, loops over every test case in the dataset, calls run_test_case for each one, appends the result, and returns the whole list:</w:t>
+        <w:t xml:space="preserve">This function coordinates the entire evaluation process. It starts with an empty list, loops over every test case in the dataset, calls run_test_case for each one, appends the result, and returns the whole list:</w:t>
       </w:r>
     </w:p>
     <w:p>
       <w:pPr>
         <w:shd w:val="clear" w:color="auto" w:fill="F2EFE9"/>
-        <w:spacing w:after="40"/>
+        <w:spacing w:after="40" w:line="240" w:lineRule="auto"/>
         <w:rPr>
           <w:rFonts w:ascii="Consolas" w:hAnsi="Consolas" w:cs="Consolas"/>
           <w:sz w:val="20"/>
@@ -9558,13 +9895,13 @@
           <w:sz w:val="20"/>
           <w:shd w:val="clear" w:color="auto" w:fill="F2EFE9"/>
         </w:rPr>
-        <w:t>def run_eval(dataset):</w:t>
+        <w:t xml:space="preserve">def run_eval(dataset):</w:t>
       </w:r>
     </w:p>
     <w:p>
       <w:pPr>
         <w:shd w:val="clear" w:color="auto" w:fill="F2EFE9"/>
-        <w:spacing w:after="40"/>
+        <w:spacing w:after="40" w:line="240" w:lineRule="auto"/>
         <w:rPr>
           <w:rFonts w:ascii="Consolas" w:hAnsi="Consolas" w:cs="Consolas"/>
           <w:sz w:val="20"/>
@@ -9582,7 +9919,7 @@
     <w:p>
       <w:pPr>
         <w:shd w:val="clear" w:color="auto" w:fill="F2EFE9"/>
-        <w:spacing w:after="40"/>
+        <w:spacing w:after="40" w:line="240" w:lineRule="auto"/>
         <w:rPr>
           <w:rFonts w:ascii="Consolas" w:hAnsi="Consolas" w:cs="Consolas"/>
           <w:sz w:val="20"/>
@@ -9600,17 +9937,25 @@
     <w:p>
       <w:pPr>
         <w:shd w:val="clear" w:color="auto" w:fill="F2EFE9"/>
-        <w:spacing w:after="40"/>
-        <w:rPr>
-          <w:rFonts w:ascii="Consolas" w:hAnsi="Consolas" w:cs="Consolas"/>
-          <w:sz w:val="20"/>
-        </w:rPr>
-      </w:pPr>
+        <w:spacing w:after="40" w:line="240" w:lineRule="auto"/>
+        <w:rPr>
+          <w:rFonts w:ascii="Consolas" w:hAnsi="Consolas" w:cs="Consolas"/>
+          <w:sz w:val="20"/>
+        </w:rPr>
+      </w:pPr>
+      <w:r>
+        <w:rPr>
+          <w:rFonts w:ascii="Consolas" w:hAnsi="Consolas" w:cs="Consolas"/>
+          <w:sz w:val="20"/>
+          <w:shd w:val="clear" w:color="auto" w:fill="F2EFE9"/>
+        </w:rPr>
+        <w:t xml:space="preserve"/>
+      </w:r>
     </w:p>
     <w:p>
       <w:pPr>
         <w:shd w:val="clear" w:color="auto" w:fill="F2EFE9"/>
-        <w:spacing w:after="40"/>
+        <w:spacing w:after="40" w:line="240" w:lineRule="auto"/>
         <w:rPr>
           <w:rFonts w:ascii="Consolas" w:hAnsi="Consolas" w:cs="Consolas"/>
           <w:sz w:val="20"/>
@@ -9628,7 +9973,7 @@
     <w:p>
       <w:pPr>
         <w:shd w:val="clear" w:color="auto" w:fill="F2EFE9"/>
-        <w:spacing w:after="40"/>
+        <w:spacing w:after="40" w:line="240" w:lineRule="auto"/>
         <w:rPr>
           <w:rFonts w:ascii="Consolas" w:hAnsi="Consolas" w:cs="Consolas"/>
           <w:sz w:val="20"/>
@@ -9646,7 +9991,7 @@
     <w:p>
       <w:pPr>
         <w:shd w:val="clear" w:color="auto" w:fill="F2EFE9"/>
-        <w:spacing w:after="40"/>
+        <w:spacing w:after="40" w:line="240" w:lineRule="auto"/>
         <w:rPr>
           <w:rFonts w:ascii="Consolas" w:hAnsi="Consolas" w:cs="Consolas"/>
           <w:sz w:val="20"/>
@@ -9664,16 +10009,25 @@
     <w:p>
       <w:pPr>
         <w:shd w:val="clear" w:color="auto" w:fill="F2EFE9"/>
-        <w:spacing w:after="40"/>
-        <w:rPr>
-          <w:rFonts w:ascii="Consolas" w:hAnsi="Consolas" w:cs="Consolas"/>
-          <w:sz w:val="20"/>
-        </w:rPr>
-      </w:pPr>
+        <w:spacing w:after="40" w:line="240" w:lineRule="auto"/>
+        <w:rPr>
+          <w:rFonts w:ascii="Consolas" w:hAnsi="Consolas" w:cs="Consolas"/>
+          <w:sz w:val="20"/>
+        </w:rPr>
+      </w:pPr>
+      <w:r>
+        <w:rPr>
+          <w:rFonts w:ascii="Consolas" w:hAnsi="Consolas" w:cs="Consolas"/>
+          <w:sz w:val="20"/>
+          <w:shd w:val="clear" w:color="auto" w:fill="F2EFE9"/>
+        </w:rPr>
+        <w:t xml:space="preserve"/>
+      </w:r>
     </w:p>
     <w:p>
       <w:pPr>
         <w:shd w:val="clear" w:color="auto" w:fill="F2EFE9"/>
+        <w:spacing w:after="0" w:line="240" w:lineRule="auto"/>
         <w:rPr>
           <w:rFonts w:ascii="Consolas" w:hAnsi="Consolas" w:cs="Consolas"/>
           <w:sz w:val="20"/>
@@ -9697,7 +10051,6 @@
         <w:rPr>
           <w:noProof/>
         </w:rPr>
-        <w:lastRenderedPageBreak/>
         <w:drawing>
           <wp:inline distT="0" distB="0" distL="0" distR="0" wp14:anchorId="1400004B" wp14:editId="1400004C">
             <wp:extent cx="5334000" cy="2610410"/>
@@ -9716,7 +10069,7 @@
                     </pic:cNvPicPr>
                   </pic:nvPicPr>
                   <pic:blipFill>
-                    <a:blip r:embed="rId15"/>
+                    <a:blip r:embed="rId60"/>
                     <a:srcRect/>
                     <a:stretch>
                       <a:fillRect/>
@@ -9775,7 +10128,7 @@
           <w:szCs w:val="30"/>
           <w:lang w:val="en-US"/>
         </w:rPr>
-        <w:t>Running the evaluation</w:t>
+        <w:t xml:space="preserve">Running the evaluation</w:t>
       </w:r>
     </w:p>
     <w:p>
@@ -9789,13 +10142,13 @@
         <w:rPr>
           <w:lang w:val="en-US"/>
         </w:rPr>
-        <w:t>To execute the pipeline, load the dataset from disk and pass it to run_eval:</w:t>
+        <w:t xml:space="preserve">To execute the pipeline, load the dataset from disk and pass it to run_eval:</w:t>
       </w:r>
     </w:p>
     <w:p>
       <w:pPr>
         <w:shd w:val="clear" w:color="auto" w:fill="F2EFE9"/>
-        <w:spacing w:after="40"/>
+        <w:spacing w:after="40" w:line="240" w:lineRule="auto"/>
         <w:rPr>
           <w:rFonts w:ascii="Consolas" w:hAnsi="Consolas" w:cs="Consolas"/>
           <w:sz w:val="20"/>
@@ -9807,13 +10160,13 @@
           <w:sz w:val="20"/>
           <w:shd w:val="clear" w:color="auto" w:fill="F2EFE9"/>
         </w:rPr>
-        <w:t>with open("dataset.json", "r") as f:</w:t>
+        <w:t xml:space="preserve">with open("dataset.json", "r") as f:</w:t>
       </w:r>
     </w:p>
     <w:p>
       <w:pPr>
         <w:shd w:val="clear" w:color="auto" w:fill="F2EFE9"/>
-        <w:spacing w:after="40"/>
+        <w:spacing w:after="40" w:line="240" w:lineRule="auto"/>
         <w:rPr>
           <w:rFonts w:ascii="Consolas" w:hAnsi="Consolas" w:cs="Consolas"/>
           <w:sz w:val="20"/>
@@ -9831,16 +10184,25 @@
     <w:p>
       <w:pPr>
         <w:shd w:val="clear" w:color="auto" w:fill="F2EFE9"/>
-        <w:spacing w:after="40"/>
-        <w:rPr>
-          <w:rFonts w:ascii="Consolas" w:hAnsi="Consolas" w:cs="Consolas"/>
-          <w:sz w:val="20"/>
-        </w:rPr>
-      </w:pPr>
+        <w:spacing w:after="40" w:line="240" w:lineRule="auto"/>
+        <w:rPr>
+          <w:rFonts w:ascii="Consolas" w:hAnsi="Consolas" w:cs="Consolas"/>
+          <w:sz w:val="20"/>
+        </w:rPr>
+      </w:pPr>
+      <w:r>
+        <w:rPr>
+          <w:rFonts w:ascii="Consolas" w:hAnsi="Consolas" w:cs="Consolas"/>
+          <w:sz w:val="20"/>
+          <w:shd w:val="clear" w:color="auto" w:fill="F2EFE9"/>
+        </w:rPr>
+        <w:t xml:space="preserve"/>
+      </w:r>
     </w:p>
     <w:p>
       <w:pPr>
         <w:shd w:val="clear" w:color="auto" w:fill="F2EFE9"/>
+        <w:spacing w:after="0" w:line="240" w:lineRule="auto"/>
         <w:rPr>
           <w:rFonts w:ascii="Consolas" w:hAnsi="Consolas" w:cs="Consolas"/>
           <w:sz w:val="20"/>
@@ -9852,7 +10214,7 @@
           <w:sz w:val="20"/>
           <w:shd w:val="clear" w:color="auto" w:fill="F2EFE9"/>
         </w:rPr>
-        <w:t>results = run_eval(dataset)</w:t>
+        <w:t xml:space="preserve">results = run_eval(dataset)</w:t>
       </w:r>
     </w:p>
     <w:p>
@@ -9875,7 +10237,7 @@
           <w:color w:val="5A3E1B"/>
           <w:lang w:val="en-US"/>
         </w:rPr>
-        <w:t>even with Claude Haiku it can take around 30 seconds</w:t>
+        <w:t xml:space="preserve">even with Claude Haiku it can take around 30 seconds</w:t>
       </w:r>
       <w:r>
         <w:rPr>
@@ -9901,7 +10263,7 @@
           <w:szCs w:val="30"/>
           <w:lang w:val="en-US"/>
         </w:rPr>
-        <w:t>Examining the results</w:t>
+        <w:t xml:space="preserve">Examining the results</w:t>
       </w:r>
     </w:p>
     <w:p>
@@ -9924,7 +10286,7 @@
           <w:color w:val="5A3E1B"/>
           <w:lang w:val="en-US"/>
         </w:rPr>
-        <w:t>json.dumps</w:t>
+        <w:t xml:space="preserve">json.dumps</w:t>
       </w:r>
       <w:r>
         <w:rPr>
@@ -9936,6 +10298,7 @@
     <w:p>
       <w:pPr>
         <w:shd w:val="clear" w:color="auto" w:fill="F2EFE9"/>
+        <w:spacing w:after="0" w:line="240" w:lineRule="auto"/>
         <w:rPr>
           <w:rFonts w:ascii="Consolas" w:hAnsi="Consolas" w:cs="Consolas"/>
           <w:sz w:val="20"/>
@@ -9947,7 +10310,7 @@
           <w:sz w:val="20"/>
           <w:shd w:val="clear" w:color="auto" w:fill="F2EFE9"/>
         </w:rPr>
-        <w:t>print(json.dumps(results, indent=2))</w:t>
+        <w:t xml:space="preserve">print(json.dumps(results, indent=2))</w:t>
       </w:r>
     </w:p>
     <w:p>
@@ -9970,7 +10333,7 @@
           <w:color w:val="5A3E1B"/>
           <w:lang w:val="en-US"/>
         </w:rPr>
-        <w:t>see it in the data</w:t>
+        <w:t xml:space="preserve">see it in the data</w:t>
       </w:r>
       <w:r>
         <w:rPr>
@@ -9996,7 +10359,7 @@
           <w:szCs w:val="30"/>
           <w:lang w:val="en-US"/>
         </w:rPr>
-        <w:t>What has been accomplished</w:t>
+        <w:t xml:space="preserve">What has been accomplished</w:t>
       </w:r>
     </w:p>
     <w:p>
@@ -10019,7 +10382,7 @@
           <w:color w:val="5A3E1B"/>
           <w:lang w:val="en-US"/>
         </w:rPr>
-        <w:t>grading system</w:t>
+        <w:t xml:space="preserve">grading system</w:t>
       </w:r>
       <w:r>
         <w:rPr>
@@ -10039,7 +10402,6 @@
         <w:rPr>
           <w:lang w:val="en-US"/>
         </w:rPr>
-        <w:lastRenderedPageBreak/>
         <w:t xml:space="preserve">This pipeline represents the </w:t>
       </w:r>
       <w:r>
@@ -10049,13 +10411,13 @@
           <w:color w:val="5A3E1B"/>
           <w:lang w:val="en-US"/>
         </w:rPr>
-        <w:t>foundation of most AI evaluation systems</w:t>
-      </w:r>
-      <w:r>
-        <w:rPr>
-          <w:lang w:val="en-US"/>
-        </w:rPr>
-        <w:t>. While it may seem simple, it is the majority of what an eval pipeline actually does. The complexity comes in the details: better prompts, sophisticated grading, and performance optimizations. Graders are the next topic, and they are what will transform hardcoded scores into meaningful evaluations of Claude's performance.</w:t>
+        <w:t xml:space="preserve">foundation of most AI evaluation systems</w:t>
+      </w:r>
+      <w:r>
+        <w:rPr>
+          <w:lang w:val="en-US"/>
+        </w:rPr>
+        <w:t xml:space="preserve">. While it may seem simple, it is the majority of what an eval pipeline actually does. The complexity comes in the details: better prompts, sophisticated grading, and performance optimizations. Graders are the next topic, and they are what will transform hardcoded scores into meaningful evaluations of Claude's performance.</w:t>
       </w:r>
     </w:p>
     <w:p>
@@ -10075,7 +10437,7 @@
           <w:szCs w:val="30"/>
           <w:lang w:val="en-US"/>
         </w:rPr>
-        <w:t>Practice Questions — Lesson 4</w:t>
+        <w:t xml:space="preserve">Practice Questions — Lesson 4</w:t>
       </w:r>
     </w:p>
     <w:p>
@@ -10089,7 +10451,7 @@
         <w:rPr>
           <w:lang w:val="en-US"/>
         </w:rPr>
-        <w:t>Choose the single best answer for each question (A–E).</w:t>
+        <w:t xml:space="preserve">Choose the single best answer for each question (A–E).</w:t>
       </w:r>
     </w:p>
     <w:p>
@@ -10124,7 +10486,7 @@
           <w:rFonts w:ascii="Arial" w:hAnsi="Arial" w:cs="Arial"/>
           <w:lang w:val="en-US"/>
         </w:rPr>
-        <w:t>A) Loads the dataset from disk and loops over every record</w:t>
+        <w:t xml:space="preserve">A) Loads the dataset from disk and loops over every record</w:t>
       </w:r>
     </w:p>
     <w:p>
@@ -10141,7 +10503,7 @@
           <w:rFonts w:ascii="Arial" w:hAnsi="Arial" w:cs="Arial"/>
           <w:lang w:val="en-US"/>
         </w:rPr>
-        <w:t>B) Merges one test case with the prompt template, sends it to Claude and returns the output</w:t>
+        <w:t xml:space="preserve">B) Merges one test case with the prompt template, sends it to Claude and returns the output</w:t>
       </w:r>
     </w:p>
     <w:p>
@@ -10158,7 +10520,7 @@
           <w:rFonts w:ascii="Arial" w:hAnsi="Arial" w:cs="Arial"/>
           <w:lang w:val="en-US"/>
         </w:rPr>
-        <w:t>C) Grades Claude's response on a scale from 1 to 10</w:t>
+        <w:t xml:space="preserve">C) Grades Claude's response on a scale from 1 to 10</w:t>
       </w:r>
     </w:p>
     <w:p>
@@ -10175,7 +10537,7 @@
           <w:rFonts w:ascii="Arial" w:hAnsi="Arial" w:cs="Arial"/>
           <w:lang w:val="en-US"/>
         </w:rPr>
-        <w:t>D) Averages the scores of all test cases</w:t>
+        <w:t xml:space="preserve">D) Averages the scores of all test cases</w:t>
       </w:r>
     </w:p>
     <w:p>
@@ -10192,7 +10554,7 @@
           <w:rFonts w:ascii="Arial" w:hAnsi="Arial" w:cs="Arial"/>
           <w:lang w:val="en-US"/>
         </w:rPr>
-        <w:t>E) Saves the results into dataset.json</w:t>
+        <w:t xml:space="preserve">E) Saves the results into dataset.json</w:t>
       </w:r>
     </w:p>
     <w:p>
@@ -10227,7 +10589,7 @@
           <w:rFonts w:ascii="Arial" w:hAnsi="Arial" w:cs="Arial"/>
           <w:lang w:val="en-US"/>
         </w:rPr>
-        <w:t>A) "prompt", "response", "average"</w:t>
+        <w:t xml:space="preserve">A) "prompt", "response", "average"</w:t>
       </w:r>
     </w:p>
     <w:p>
@@ -10244,7 +10606,7 @@
           <w:rFonts w:ascii="Arial" w:hAnsi="Arial" w:cs="Arial"/>
           <w:lang w:val="en-US"/>
         </w:rPr>
-        <w:t>B) "task", "answer", "grade"</w:t>
+        <w:t xml:space="preserve">B) "task", "answer", "grade"</w:t>
       </w:r>
     </w:p>
     <w:p>
@@ -10261,7 +10623,7 @@
           <w:rFonts w:ascii="Arial" w:hAnsi="Arial" w:cs="Arial"/>
           <w:lang w:val="en-US"/>
         </w:rPr>
-        <w:t>C) "output", "test_case", "score"</w:t>
+        <w:t xml:space="preserve">C) "output", "test_case", "score"</w:t>
       </w:r>
     </w:p>
     <w:p>
@@ -10278,7 +10640,7 @@
           <w:rFonts w:ascii="Arial" w:hAnsi="Arial" w:cs="Arial"/>
           <w:lang w:val="en-US"/>
         </w:rPr>
-        <w:t>D) "input", "output", "duration"</w:t>
+        <w:t xml:space="preserve">D) "input", "output", "duration"</w:t>
       </w:r>
     </w:p>
     <w:p>
@@ -10295,7 +10657,7 @@
           <w:rFonts w:ascii="Arial" w:hAnsi="Arial" w:cs="Arial"/>
           <w:lang w:val="en-US"/>
         </w:rPr>
-        <w:t>E) "role", "content", "score"</w:t>
+        <w:t xml:space="preserve">E) "role", "content", "score"</w:t>
       </w:r>
     </w:p>
     <w:p>
@@ -10330,7 +10692,7 @@
           <w:rFonts w:ascii="Arial" w:hAnsi="Arial" w:cs="Arial"/>
           <w:lang w:val="en-US"/>
         </w:rPr>
-        <w:t>A) Because 10 is the average score the prompt actually achieves</w:t>
+        <w:t xml:space="preserve">A) Because 10 is the average score the prompt actually achieves</w:t>
       </w:r>
     </w:p>
     <w:p>
@@ -10347,7 +10709,7 @@
           <w:rFonts w:ascii="Arial" w:hAnsi="Arial" w:cs="Arial"/>
           <w:lang w:val="en-US"/>
         </w:rPr>
-        <w:t>B) Because it is a placeholder that lets the whole pipeline be tested before grading logic exists</w:t>
+        <w:t xml:space="preserve">B) Because it is a placeholder that lets the whole pipeline be tested before grading logic exists</w:t>
       </w:r>
     </w:p>
     <w:p>
@@ -10364,7 +10726,7 @@
           <w:rFonts w:ascii="Arial" w:hAnsi="Arial" w:cs="Arial"/>
           <w:lang w:val="en-US"/>
         </w:rPr>
-        <w:t>C) Because the API returns the score automatically and 10 is its default</w:t>
+        <w:t xml:space="preserve">C) Because the API returns the score automatically and 10 is its default</w:t>
       </w:r>
     </w:p>
     <w:p>
@@ -10381,7 +10743,7 @@
           <w:rFonts w:ascii="Arial" w:hAnsi="Arial" w:cs="Arial"/>
           <w:lang w:val="en-US"/>
         </w:rPr>
-        <w:t>D) Because scores below 10 would make the evaluation fail</w:t>
+        <w:t xml:space="preserve">D) Because scores below 10 would make the evaluation fail</w:t>
       </w:r>
     </w:p>
     <w:p>
@@ -10398,7 +10760,7 @@
           <w:rFonts w:ascii="Arial" w:hAnsi="Arial" w:cs="Arial"/>
           <w:lang w:val="en-US"/>
         </w:rPr>
-        <w:t>E) Because graders can only be used on datasets created by hand</w:t>
+        <w:t xml:space="preserve">E) Because graders can only be used on datasets created by hand</w:t>
       </w:r>
     </w:p>
     <w:p>
@@ -10433,7 +10795,7 @@
           <w:rFonts w:ascii="Arial" w:hAnsi="Arial" w:cs="Arial"/>
           <w:lang w:val="en-US"/>
         </w:rPr>
-        <w:t>A) Because the grader model is slower than Haiku</w:t>
+        <w:t xml:space="preserve">A) Because the grader model is slower than Haiku</w:t>
       </w:r>
     </w:p>
     <w:p>
@@ -10450,7 +10812,7 @@
           <w:rFonts w:ascii="Arial" w:hAnsi="Arial" w:cs="Arial"/>
           <w:lang w:val="en-US"/>
         </w:rPr>
-        <w:t>B) Because the requests are sent one at a time, sequentially</w:t>
+        <w:t xml:space="preserve">B) Because the requests are sent one at a time, sequentially</w:t>
       </w:r>
     </w:p>
     <w:p>
@@ -10467,7 +10829,7 @@
           <w:rFonts w:ascii="Arial" w:hAnsi="Arial" w:cs="Arial"/>
           <w:lang w:val="en-US"/>
         </w:rPr>
-        <w:t>C) Because dataset.json has to be re-saved after each case</w:t>
+        <w:t xml:space="preserve">C) Because dataset.json has to be re-saved after each case</w:t>
       </w:r>
     </w:p>
     <w:p>
@@ -10484,7 +10846,7 @@
           <w:rFonts w:ascii="Arial" w:hAnsi="Arial" w:cs="Arial"/>
           <w:lang w:val="en-US"/>
         </w:rPr>
-        <w:t>D) Because temperature is set to 1.0</w:t>
+        <w:t xml:space="preserve">D) Because temperature is set to 1.0</w:t>
       </w:r>
     </w:p>
     <w:p>
@@ -10501,8 +10863,7 @@
           <w:rFonts w:ascii="Arial" w:hAnsi="Arial" w:cs="Arial"/>
           <w:lang w:val="en-US"/>
         </w:rPr>
-        <w:lastRenderedPageBreak/>
-        <w:t>E) Because streaming is disabled in the chat helper</w:t>
+        <w:t xml:space="preserve">E) Because streaming is disabled in the chat helper</w:t>
       </w:r>
     </w:p>
     <w:p>
@@ -10537,7 +10898,7 @@
           <w:rFonts w:ascii="Arial" w:hAnsi="Arial" w:cs="Arial"/>
           <w:lang w:val="en-US"/>
         </w:rPr>
-        <w:t>A) Because max_tokens was set too high</w:t>
+        <w:t xml:space="preserve">A) Because max_tokens was set too high</w:t>
       </w:r>
     </w:p>
     <w:p>
@@ -10554,7 +10915,7 @@
           <w:rFonts w:ascii="Arial" w:hAnsi="Arial" w:cs="Arial"/>
           <w:lang w:val="en-US"/>
         </w:rPr>
-        <w:t>B) Because the prompt includes no formatting instructions yet</w:t>
+        <w:t xml:space="preserve">B) Because the prompt includes no formatting instructions yet</w:t>
       </w:r>
     </w:p>
     <w:p>
@@ -10571,7 +10932,7 @@
           <w:rFonts w:ascii="Arial" w:hAnsi="Arial" w:cs="Arial"/>
           <w:lang w:val="en-US"/>
         </w:rPr>
-        <w:t>C) Because the dataset tasks were generated by Claude instead of by hand</w:t>
+        <w:t xml:space="preserve">C) Because the dataset tasks were generated by Claude instead of by hand</w:t>
       </w:r>
     </w:p>
     <w:p>
@@ -10588,7 +10949,7 @@
           <w:rFonts w:ascii="Arial" w:hAnsi="Arial" w:cs="Arial"/>
           <w:lang w:val="en-US"/>
         </w:rPr>
-        <w:t>D) Because run_eval sends the whole dataset in a single request</w:t>
+        <w:t xml:space="preserve">D) Because run_eval sends the whole dataset in a single request</w:t>
       </w:r>
     </w:p>
     <w:p>
@@ -10605,7 +10966,3518 @@
           <w:rFonts w:ascii="Arial" w:hAnsi="Arial" w:cs="Arial"/>
           <w:lang w:val="en-US"/>
         </w:rPr>
-        <w:t>E) Because the hardcoded score of 10 encourages longer answers</w:t>
+        <w:t xml:space="preserve">E) Because the hardcoded score of 10 encourages longer answers</w:t>
+      </w:r>
+    </w:p>
+    <w:p>
+      <w:pPr>
+        <w:pBdr>
+          <w:bottom w:val="single" w:sz="4" w:space="6" w:color="CCCCCC"/>
+        </w:pBdr>
+        <w:spacing w:after="180"/>
+        <w:rPr>
+          <w:lang w:val="en-US"/>
+        </w:rPr>
+      </w:pPr>
+    </w:p>
+    <w:p>
+      <w:pPr>
+        <w:pStyle w:val="Ttulo1"/>
+        <w:pageBreakBefore/>
+        <w:spacing w:before="240" w:after="140"/>
+        <w:rPr>
+          <w:lang w:val="en-US"/>
+        </w:rPr>
+      </w:pPr>
+      <w:r>
+        <w:rPr>
+          <w:b/>
+          <w:bCs/>
+          <w:color w:val="5A3E1B"/>
+          <w:sz w:val="40"/>
+          <w:szCs w:val="40"/>
+          <w:lang w:val="en-US"/>
+        </w:rPr>
+        <w:t>Lesson 5 — Model-Based Grading</w:t>
+      </w:r>
+    </w:p>
+    <w:p>
+      <w:pPr>
+        <w:pStyle w:val="Ttulo2"/>
+        <w:spacing w:before="200" w:after="100"/>
+        <w:rPr>
+          <w:lang w:val="en-US"/>
+        </w:rPr>
+      </w:pPr>
+      <w:r>
+        <w:rPr>
+          <w:b/>
+          <w:bCs/>
+          <w:color w:val="7A5A2E"/>
+          <w:sz w:val="30"/>
+          <w:szCs w:val="30"/>
+          <w:lang w:val="en-US"/>
+        </w:rPr>
+        <w:t xml:space="preserve">Core idea</w:t>
+      </w:r>
+    </w:p>
+    <w:p>
+      <w:pPr>
+        <w:spacing w:after="140" w:line="300" w:lineRule="auto"/>
+        <w:rPr>
+          <w:lang w:val="en-US"/>
+        </w:rPr>
+      </w:pPr>
+      <w:r>
+        <w:rPr>
+          <w:lang w:val="en-US"/>
+        </w:rPr>
+        <w:t xml:space="preserve">A grader takes model output and returns </w:t>
+      </w:r>
+      <w:r>
+        <w:rPr>
+          <w:b/>
+          <w:bCs/>
+          <w:color w:val="5A3E1B"/>
+          <w:lang w:val="en-US"/>
+        </w:rPr>
+        <w:t xml:space="preserve">measurable feedback</w:t>
+      </w:r>
+      <w:r>
+        <w:rPr>
+          <w:lang w:val="en-US"/>
+        </w:rPr>
+        <w:t xml:space="preserve"> — typically a number between 1 and 10, where 10 is high quality and 1 is poor. There are three types (code, model, human), and the choice depends on the criterion being measured. A </w:t>
+      </w:r>
+      <w:r>
+        <w:rPr>
+          <w:b/>
+          <w:bCs/>
+          <w:color w:val="5A3E1B"/>
+          <w:lang w:val="en-US"/>
+        </w:rPr>
+        <w:t xml:space="preserve">model grader</w:t>
+      </w:r>
+      <w:r>
+        <w:rPr>
+          <w:lang w:val="en-US"/>
+        </w:rPr>
+        <w:t xml:space="preserve"> sends the output to another API call for judgement, and the critical detail is asking for </w:t>
+      </w:r>
+      <w:r>
+        <w:rPr>
+          <w:b/>
+          <w:bCs/>
+          <w:color w:val="5A3E1B"/>
+          <w:lang w:val="en-US"/>
+        </w:rPr>
+        <w:t xml:space="preserve">strengths, weaknesses and reasoning alongside the score</w:t>
+      </w:r>
+      <w:r>
+        <w:rPr>
+          <w:lang w:val="en-US"/>
+        </w:rPr>
+        <w:t xml:space="preserve"> — without that context, models default to middling scores around 6.</w:t>
+      </w:r>
+    </w:p>
+    <w:p>
+      <w:pPr>
+        <w:pStyle w:val="Ttulo2"/>
+        <w:spacing w:before="200" w:after="100"/>
+        <w:rPr>
+          <w:lang w:val="en-US"/>
+        </w:rPr>
+      </w:pPr>
+      <w:r>
+        <w:rPr>
+          <w:b/>
+          <w:bCs/>
+          <w:color w:val="7A5A2E"/>
+          <w:sz w:val="30"/>
+          <w:szCs w:val="30"/>
+          <w:lang w:val="en-US"/>
+        </w:rPr>
+        <w:t xml:space="preserve">Key points</w:t>
+      </w:r>
+    </w:p>
+    <w:p>
+      <w:pPr>
+        <w:pStyle w:val="PargrafodaLista"/>
+        <w:numPr>
+          <w:ilvl w:val="0"/>
+          <w:numId w:val="1"/>
+        </w:numPr>
+        <w:spacing w:after="80" w:line="300" w:lineRule="auto"/>
+        <w:rPr>
+          <w:lang w:val="en-US"/>
+        </w:rPr>
+      </w:pPr>
+      <w:r>
+        <w:rPr>
+          <w:lang w:val="en-US"/>
+        </w:rPr>
+        <w:t xml:space="preserve">A grader turns output into a </w:t>
+      </w:r>
+      <w:r>
+        <w:rPr>
+          <w:b/>
+          <w:bCs/>
+          <w:color w:val="5A3E1B"/>
+          <w:lang w:val="en-US"/>
+        </w:rPr>
+        <w:t xml:space="preserve">measurable signal</w:t>
+      </w:r>
+      <w:r>
+        <w:rPr>
+          <w:lang w:val="en-US"/>
+        </w:rPr>
+        <w:t xml:space="preserve"> — usually a number from 1 to 10.</w:t>
+      </w:r>
+    </w:p>
+    <w:p>
+      <w:pPr>
+        <w:pStyle w:val="PargrafodaLista"/>
+        <w:numPr>
+          <w:ilvl w:val="0"/>
+          <w:numId w:val="1"/>
+        </w:numPr>
+        <w:spacing w:after="80" w:line="300" w:lineRule="auto"/>
+        <w:rPr>
+          <w:lang w:val="en-US"/>
+        </w:rPr>
+      </w:pPr>
+      <w:r>
+        <w:rPr>
+          <w:lang w:val="en-US"/>
+        </w:rPr>
+        <w:t xml:space="preserve">Three types: </w:t>
+      </w:r>
+      <w:r>
+        <w:rPr>
+          <w:b/>
+          <w:bCs/>
+          <w:color w:val="5A3E1B"/>
+          <w:lang w:val="en-US"/>
+        </w:rPr>
+        <w:t xml:space="preserve">code</w:t>
+      </w:r>
+      <w:r>
+        <w:rPr>
+          <w:lang w:val="en-US"/>
+        </w:rPr>
+        <w:t xml:space="preserve"> (programmatic checks), </w:t>
+      </w:r>
+      <w:r>
+        <w:rPr>
+          <w:b/>
+          <w:bCs/>
+          <w:color w:val="5A3E1B"/>
+          <w:lang w:val="en-US"/>
+        </w:rPr>
+        <w:t xml:space="preserve">model</w:t>
+      </w:r>
+      <w:r>
+        <w:rPr>
+          <w:lang w:val="en-US"/>
+        </w:rPr>
+        <w:t xml:space="preserve"> (another model judges), </w:t>
+      </w:r>
+      <w:r>
+        <w:rPr>
+          <w:b/>
+          <w:bCs/>
+          <w:color w:val="5A3E1B"/>
+          <w:lang w:val="en-US"/>
+        </w:rPr>
+        <w:t xml:space="preserve">human</w:t>
+      </w:r>
+      <w:r>
+        <w:rPr>
+          <w:lang w:val="en-US"/>
+        </w:rPr>
+        <w:t xml:space="preserve"> (people review).</w:t>
+      </w:r>
+    </w:p>
+    <w:p>
+      <w:pPr>
+        <w:pStyle w:val="PargrafodaLista"/>
+        <w:numPr>
+          <w:ilvl w:val="0"/>
+          <w:numId w:val="1"/>
+        </w:numPr>
+        <w:spacing w:after="80" w:line="300" w:lineRule="auto"/>
+        <w:rPr>
+          <w:lang w:val="en-US"/>
+        </w:rPr>
+      </w:pPr>
+      <w:r>
+        <w:rPr>
+          <w:lang w:val="en-US"/>
+        </w:rPr>
+        <w:t xml:space="preserve">Define </w:t>
+      </w:r>
+      <w:r>
+        <w:rPr>
+          <w:b/>
+          <w:bCs/>
+          <w:color w:val="5A3E1B"/>
+          <w:lang w:val="en-US"/>
+        </w:rPr>
+        <w:t xml:space="preserve">evaluation criteria first</w:t>
+      </w:r>
+      <w:r>
+        <w:rPr>
+          <w:lang w:val="en-US"/>
+        </w:rPr>
+        <w:t xml:space="preserve"> — here: Format, Valid Syntax, Task Following.</w:t>
+      </w:r>
+    </w:p>
+    <w:p>
+      <w:pPr>
+        <w:pStyle w:val="PargrafodaLista"/>
+        <w:numPr>
+          <w:ilvl w:val="0"/>
+          <w:numId w:val="1"/>
+        </w:numPr>
+        <w:spacing w:after="80" w:line="300" w:lineRule="auto"/>
+        <w:rPr>
+          <w:lang w:val="en-US"/>
+        </w:rPr>
+      </w:pPr>
+      <w:r>
+        <w:rPr>
+          <w:lang w:val="en-US"/>
+        </w:rPr>
+        <w:t xml:space="preserve">Deterministic criteria (Format, Valid Syntax) suit </w:t>
+      </w:r>
+      <w:r>
+        <w:rPr>
+          <w:b/>
+          <w:bCs/>
+          <w:color w:val="5A3E1B"/>
+          <w:lang w:val="en-US"/>
+        </w:rPr>
+        <w:t xml:space="preserve">code graders</w:t>
+      </w:r>
+      <w:r>
+        <w:rPr>
+          <w:lang w:val="en-US"/>
+        </w:rPr>
+        <w:t xml:space="preserve">; judgement criteria (Task Following) suit </w:t>
+      </w:r>
+      <w:r>
+        <w:rPr>
+          <w:b/>
+          <w:bCs/>
+          <w:color w:val="5A3E1B"/>
+          <w:lang w:val="en-US"/>
+        </w:rPr>
+        <w:t xml:space="preserve">model graders</w:t>
+      </w:r>
+      <w:r>
+        <w:rPr>
+          <w:lang w:val="en-US"/>
+        </w:rPr>
+        <w:t xml:space="preserve">.</w:t>
+      </w:r>
+    </w:p>
+    <w:p>
+      <w:pPr>
+        <w:pStyle w:val="PargrafodaLista"/>
+        <w:numPr>
+          <w:ilvl w:val="0"/>
+          <w:numId w:val="1"/>
+        </w:numPr>
+        <w:spacing w:after="80" w:line="300" w:lineRule="auto"/>
+        <w:rPr>
+          <w:lang w:val="en-US"/>
+        </w:rPr>
+      </w:pPr>
+      <w:r>
+        <w:rPr>
+          <w:lang w:val="en-US"/>
+        </w:rPr>
+        <w:t xml:space="preserve">Ask the grader for </w:t>
+      </w:r>
+      <w:r>
+        <w:rPr>
+          <w:b/>
+          <w:bCs/>
+          <w:color w:val="5A3E1B"/>
+          <w:lang w:val="en-US"/>
+        </w:rPr>
+        <w:t xml:space="preserve">strengths, weaknesses and reasoning BEFORE the score</w:t>
+      </w:r>
+      <w:r>
+        <w:rPr>
+          <w:lang w:val="en-US"/>
+        </w:rPr>
+        <w:t xml:space="preserve"> — otherwise everything lands around 6.</w:t>
+      </w:r>
+    </w:p>
+    <w:p>
+      <w:pPr>
+        <w:pStyle w:val="PargrafodaLista"/>
+        <w:numPr>
+          <w:ilvl w:val="0"/>
+          <w:numId w:val="1"/>
+        </w:numPr>
+        <w:spacing w:after="80" w:line="300" w:lineRule="auto"/>
+        <w:rPr>
+          <w:lang w:val="en-US"/>
+        </w:rPr>
+      </w:pPr>
+      <w:r>
+        <w:rPr>
+          <w:lang w:val="en-US"/>
+        </w:rPr>
+        <w:t xml:space="preserve">The grader response is JSON, obtained with the same </w:t>
+      </w:r>
+      <w:r>
+        <w:rPr>
+          <w:b/>
+          <w:bCs/>
+          <w:color w:val="5A3E1B"/>
+          <w:lang w:val="en-US"/>
+        </w:rPr>
+        <w:t xml:space="preserve">prefill + stop sequence</w:t>
+      </w:r>
+      <w:r>
+        <w:rPr>
+          <w:lang w:val="en-US"/>
+        </w:rPr>
+        <w:t xml:space="preserve"> technique.</w:t>
+      </w:r>
+    </w:p>
+    <w:p>
+      <w:pPr>
+        <w:pStyle w:val="PargrafodaLista"/>
+        <w:numPr>
+          <w:ilvl w:val="0"/>
+          <w:numId w:val="1"/>
+        </w:numPr>
+        <w:spacing w:after="80" w:line="300" w:lineRule="auto"/>
+        <w:rPr>
+          <w:lang w:val="en-US"/>
+        </w:rPr>
+      </w:pPr>
+      <w:r>
+        <w:rPr>
+          <w:lang w:val="en-US"/>
+        </w:rPr>
+        <w:t xml:space="preserve">run_test_case now stores </w:t>
+      </w:r>
+      <w:r>
+        <w:rPr>
+          <w:b/>
+          <w:bCs/>
+          <w:color w:val="5A3E1B"/>
+          <w:lang w:val="en-US"/>
+        </w:rPr>
+        <w:t xml:space="preserve">reasoning</w:t>
+      </w:r>
+      <w:r>
+        <w:rPr>
+          <w:lang w:val="en-US"/>
+        </w:rPr>
+        <w:t xml:space="preserve"> alongside the score, and run_eval computes the </w:t>
+      </w:r>
+      <w:r>
+        <w:rPr>
+          <w:b/>
+          <w:bCs/>
+          <w:color w:val="5A3E1B"/>
+          <w:lang w:val="en-US"/>
+        </w:rPr>
+        <w:t xml:space="preserve">average with statistics.mean</w:t>
+      </w:r>
+      <w:r>
+        <w:rPr>
+          <w:lang w:val="en-US"/>
+        </w:rPr>
+        <w:t xml:space="preserve">.</w:t>
+      </w:r>
+    </w:p>
+    <w:p>
+      <w:pPr>
+        <w:pStyle w:val="Ttulo2"/>
+        <w:spacing w:before="200" w:after="100"/>
+        <w:rPr>
+          <w:lang w:val="en-US"/>
+        </w:rPr>
+      </w:pPr>
+      <w:r>
+        <w:rPr>
+          <w:b/>
+          <w:bCs/>
+          <w:color w:val="7A5A2E"/>
+          <w:sz w:val="30"/>
+          <w:szCs w:val="30"/>
+          <w:lang w:val="en-US"/>
+        </w:rPr>
+        <w:t xml:space="preserve">The three types of graders</w:t>
+      </w:r>
+    </w:p>
+    <w:p>
+      <w:pPr>
+        <w:spacing w:after="140" w:line="300" w:lineRule="auto"/>
+        <w:rPr>
+          <w:lang w:val="en-US"/>
+        </w:rPr>
+      </w:pPr>
+      <w:r>
+        <w:rPr>
+          <w:lang w:val="en-US"/>
+        </w:rPr>
+        <w:t xml:space="preserve">When building prompt evaluation workflows, grading systems provide objective signals about output quality. There are three main approaches: </w:t>
+      </w:r>
+      <w:r>
+        <w:rPr>
+          <w:b/>
+          <w:bCs/>
+          <w:color w:val="5A3E1B"/>
+          <w:lang w:val="en-US"/>
+        </w:rPr>
+        <w:t xml:space="preserve">code graders</w:t>
+      </w:r>
+      <w:r>
+        <w:rPr>
+          <w:lang w:val="en-US"/>
+        </w:rPr>
+        <w:t xml:space="preserve"> evaluate outputs programmatically using custom logic, </w:t>
+      </w:r>
+      <w:r>
+        <w:rPr>
+          <w:b/>
+          <w:bCs/>
+          <w:color w:val="5A3E1B"/>
+          <w:lang w:val="en-US"/>
+        </w:rPr>
+        <w:t xml:space="preserve">model graders</w:t>
+      </w:r>
+      <w:r>
+        <w:rPr>
+          <w:lang w:val="en-US"/>
+        </w:rPr>
+        <w:t xml:space="preserve"> use another AI model to assess quality, and </w:t>
+      </w:r>
+      <w:r>
+        <w:rPr>
+          <w:b/>
+          <w:bCs/>
+          <w:color w:val="5A3E1B"/>
+          <w:lang w:val="en-US"/>
+        </w:rPr>
+        <w:t xml:space="preserve">human graders</w:t>
+      </w:r>
+      <w:r>
+        <w:rPr>
+          <w:lang w:val="en-US"/>
+        </w:rPr>
+        <w:t xml:space="preserve"> have people manually review and score outputs.</w:t>
+      </w:r>
+    </w:p>
+    <w:p>
+      <w:pPr>
+        <w:spacing w:before="80" w:after="20"/>
+        <w:jc w:val="center"/>
+      </w:pPr>
+      <w:r>
+        <w:rPr>
+          <w:noProof/>
+        </w:rPr>
+        <w:drawing>
+          <wp:inline distT="0" distB="0" distL="0" distR="0" wp14:anchorId="15000011" wp14:editId="15000012">
+            <wp:extent cx="5334000" cy="2665040"/>
+            <wp:effectExtent l="0" t="0" r="0" b="0"/>
+            <wp:docPr id="61" name="Diagram types of graders"/>
+            <wp:cNvGraphicFramePr>
+              <a:graphicFrameLocks xmlns:a="http://schemas.openxmlformats.org/drawingml/2006/main" noChangeAspect="1"/>
+            </wp:cNvGraphicFramePr>
+            <a:graphic xmlns:a="http://schemas.openxmlformats.org/drawingml/2006/main">
+              <a:graphicData uri="http://schemas.openxmlformats.org/drawingml/2006/picture">
+                <pic:pic xmlns:pic="http://schemas.openxmlformats.org/drawingml/2006/picture">
+                  <pic:nvPicPr>
+                    <pic:cNvPr id="0" name=""/>
+                    <pic:cNvPicPr>
+                      <a:picLocks noChangeAspect="1" noChangeArrowheads="1"/>
+                    </pic:cNvPicPr>
+                  </pic:nvPicPr>
+                  <pic:blipFill>
+                    <a:blip r:embed="rId61"/>
+                    <a:srcRect/>
+                    <a:stretch>
+                      <a:fillRect/>
+                    </a:stretch>
+                  </pic:blipFill>
+                  <pic:spPr bwMode="auto">
+                    <a:xfrm>
+                      <a:off x="0" y="0"/>
+                      <a:ext cx="5334000" cy="2665040"/>
+                    </a:xfrm>
+                    <a:prstGeom prst="rect">
+                      <a:avLst/>
+                    </a:prstGeom>
+                  </pic:spPr>
+                </pic:pic>
+              </a:graphicData>
+            </a:graphic>
+          </wp:inline>
+        </w:drawing>
+      </w:r>
+    </w:p>
+    <w:p>
+      <w:pPr>
+        <w:spacing w:before="40" w:after="160"/>
+        <w:jc w:val="center"/>
+        <w:rPr>
+          <w:lang w:val="en-US"/>
+        </w:rPr>
+      </w:pPr>
+      <w:r>
+        <w:rPr>
+          <w:i/>
+          <w:iCs/>
+          <w:color w:val="888888"/>
+          <w:sz w:val="20"/>
+          <w:szCs w:val="20"/>
+          <w:lang w:val="en-US"/>
+        </w:rPr>
+        <w:t>The three grader types, and what each one is genuinely useful for.</w:t>
+      </w:r>
+    </w:p>
+    <w:tbl>
+      <w:tblPr>
+        <w:tblW w:w="5000" w:type="pct"/>
+        <w:tblBorders>
+          <w:top w:val="single" w:sz="4" w:space="0" w:color="auto"/>
+          <w:left w:val="single" w:sz="4" w:space="0" w:color="auto"/>
+          <w:bottom w:val="single" w:sz="4" w:space="0" w:color="auto"/>
+          <w:right w:val="single" w:sz="4" w:space="0" w:color="auto"/>
+          <w:insideH w:val="single" w:sz="4" w:space="0" w:color="auto"/>
+          <w:insideV w:val="single" w:sz="4" w:space="0" w:color="auto"/>
+        </w:tblBorders>
+        <w:tblCellMar>
+          <w:left w:w="10" w:type="dxa"/>
+          <w:right w:w="10" w:type="dxa"/>
+        </w:tblCellMar>
+        <w:tblLook w:val="0000" w:firstRow="0" w:lastRow="0" w:firstColumn="0" w:lastColumn="0" w:noHBand="0" w:noVBand="0"/>
+      </w:tblPr>
+      <w:tblGrid>
+        <w:gridCol w:w="2000"/>
+        <w:gridCol w:w="7496"/>
+      </w:tblGrid>
+      <w:tr>
+        <w:tblPrEx>
+          <w:tblCellMar>
+            <w:top w:w="0" w:type="dxa"/>
+            <w:bottom w:w="0" w:type="dxa"/>
+          </w:tblCellMar>
+        </w:tblPrEx>
+        <w:tc>
+          <w:tcPr>
+            <w:tcW w:w="0" w:type="auto"/>
+            <w:tcMar>
+              <w:top w:w="50" w:type="dxa"/>
+              <w:left w:w="100" w:type="dxa"/>
+              <w:bottom w:w="50" w:type="dxa"/>
+              <w:right w:w="100" w:type="dxa"/>
+            </w:tcMar>
+          </w:tcPr>
+          <w:p>
+            <w:pPr>
+              <w:rPr>
+                <w:lang w:val="en-US"/>
+              </w:rPr>
+            </w:pPr>
+            <w:r>
+              <w:rPr>
+                <w:b/>
+                <w:bCs/>
+                <w:sz w:val="22"/>
+                <w:szCs w:val="22"/>
+                <w:lang w:val="en-US"/>
+              </w:rPr>
+              <w:t xml:space="preserve">Grader type</w:t>
+            </w:r>
+          </w:p>
+        </w:tc>
+        <w:tc>
+          <w:tcPr>
+            <w:tcW w:w="0" w:type="auto"/>
+            <w:tcMar>
+              <w:top w:w="50" w:type="dxa"/>
+              <w:left w:w="100" w:type="dxa"/>
+              <w:bottom w:w="50" w:type="dxa"/>
+              <w:right w:w="100" w:type="dxa"/>
+            </w:tcMar>
+          </w:tcPr>
+          <w:p>
+            <w:pPr>
+              <w:rPr>
+                <w:lang w:val="en-US"/>
+              </w:rPr>
+            </w:pPr>
+            <w:r>
+              <w:rPr>
+                <w:b/>
+                <w:bCs/>
+                <w:sz w:val="22"/>
+                <w:szCs w:val="22"/>
+                <w:lang w:val="en-US"/>
+              </w:rPr>
+              <w:t xml:space="preserve">What it does and what it is useful for</w:t>
+            </w:r>
+          </w:p>
+        </w:tc>
+      </w:tr>
+      <w:tr>
+        <w:tblPrEx>
+          <w:tblCellMar>
+            <w:top w:w="0" w:type="dxa"/>
+            <w:bottom w:w="0" w:type="dxa"/>
+          </w:tblCellMar>
+        </w:tblPrEx>
+        <w:tc>
+          <w:tcPr>
+            <w:tcW w:w="0" w:type="auto"/>
+            <w:tcMar>
+              <w:top w:w="50" w:type="dxa"/>
+              <w:left w:w="100" w:type="dxa"/>
+              <w:bottom w:w="50" w:type="dxa"/>
+              <w:right w:w="100" w:type="dxa"/>
+            </w:tcMar>
+          </w:tcPr>
+          <w:p>
+            <w:pPr>
+              <w:rPr>
+                <w:lang w:val="en-US"/>
+              </w:rPr>
+            </w:pPr>
+            <w:r>
+              <w:rPr>
+                <w:sz w:val="22"/>
+                <w:szCs w:val="22"/>
+                <w:lang w:val="en-US"/>
+              </w:rPr>
+              <w:t xml:space="preserve">Code</w:t>
+            </w:r>
+          </w:p>
+        </w:tc>
+        <w:tc>
+          <w:tcPr>
+            <w:tcW w:w="0" w:type="auto"/>
+            <w:tcMar>
+              <w:top w:w="50" w:type="dxa"/>
+              <w:left w:w="100" w:type="dxa"/>
+              <w:bottom w:w="50" w:type="dxa"/>
+              <w:right w:w="100" w:type="dxa"/>
+            </w:tcMar>
+          </w:tcPr>
+          <w:p>
+            <w:pPr>
+              <w:rPr>
+                <w:lang w:val="en-US"/>
+              </w:rPr>
+            </w:pPr>
+            <w:r>
+              <w:rPr>
+                <w:sz w:val="22"/>
+                <w:szCs w:val="22"/>
+                <w:lang w:val="en-US"/>
+              </w:rPr>
+              <w:t xml:space="preserve">Programmatically evaluate the result — output length, presence/absence of certain words, syntax validation, readability scores</w:t>
+            </w:r>
+          </w:p>
+        </w:tc>
+      </w:tr>
+      <w:tr>
+        <w:tblPrEx>
+          <w:tblCellMar>
+            <w:top w:w="0" w:type="dxa"/>
+            <w:bottom w:w="0" w:type="dxa"/>
+          </w:tblCellMar>
+        </w:tblPrEx>
+        <w:tc>
+          <w:tcPr>
+            <w:tcW w:w="0" w:type="auto"/>
+            <w:tcMar>
+              <w:top w:w="50" w:type="dxa"/>
+              <w:left w:w="100" w:type="dxa"/>
+              <w:bottom w:w="50" w:type="dxa"/>
+              <w:right w:w="100" w:type="dxa"/>
+            </w:tcMar>
+          </w:tcPr>
+          <w:p>
+            <w:pPr>
+              <w:rPr>
+                <w:lang w:val="en-US"/>
+              </w:rPr>
+            </w:pPr>
+            <w:r>
+              <w:rPr>
+                <w:sz w:val="22"/>
+                <w:szCs w:val="22"/>
+                <w:lang w:val="en-US"/>
+              </w:rPr>
+              <w:t xml:space="preserve">Model</w:t>
+            </w:r>
+          </w:p>
+        </w:tc>
+        <w:tc>
+          <w:tcPr>
+            <w:tcW w:w="0" w:type="auto"/>
+            <w:tcMar>
+              <w:top w:w="50" w:type="dxa"/>
+              <w:left w:w="100" w:type="dxa"/>
+              <w:bottom w:w="50" w:type="dxa"/>
+              <w:right w:w="100" w:type="dxa"/>
+            </w:tcMar>
+          </w:tcPr>
+          <w:p>
+            <w:pPr>
+              <w:rPr>
+                <w:lang w:val="en-US"/>
+              </w:rPr>
+            </w:pPr>
+            <w:r>
+              <w:rPr>
+                <w:sz w:val="22"/>
+                <w:szCs w:val="22"/>
+                <w:lang w:val="en-US"/>
+              </w:rPr>
+              <w:t xml:space="preserve">Ask a model to assign a score or compare two versions — response quality, instruction following, completeness, helpfulness, safety</w:t>
+            </w:r>
+          </w:p>
+        </w:tc>
+      </w:tr>
+      <w:tr>
+        <w:tblPrEx>
+          <w:tblCellMar>
+            <w:top w:w="0" w:type="dxa"/>
+            <w:bottom w:w="0" w:type="dxa"/>
+          </w:tblCellMar>
+        </w:tblPrEx>
+        <w:tc>
+          <w:tcPr>
+            <w:tcW w:w="0" w:type="auto"/>
+            <w:tcMar>
+              <w:top w:w="50" w:type="dxa"/>
+              <w:left w:w="100" w:type="dxa"/>
+              <w:bottom w:w="50" w:type="dxa"/>
+              <w:right w:w="100" w:type="dxa"/>
+            </w:tcMar>
+          </w:tcPr>
+          <w:p>
+            <w:pPr>
+              <w:rPr>
+                <w:lang w:val="en-US"/>
+              </w:rPr>
+            </w:pPr>
+            <w:r>
+              <w:rPr>
+                <w:sz w:val="22"/>
+                <w:szCs w:val="22"/>
+                <w:lang w:val="en-US"/>
+              </w:rPr>
+              <w:t xml:space="preserve">Human</w:t>
+            </w:r>
+          </w:p>
+        </w:tc>
+        <w:tc>
+          <w:tcPr>
+            <w:tcW w:w="0" w:type="auto"/>
+            <w:tcMar>
+              <w:top w:w="50" w:type="dxa"/>
+              <w:left w:w="100" w:type="dxa"/>
+              <w:bottom w:w="50" w:type="dxa"/>
+              <w:right w:w="100" w:type="dxa"/>
+            </w:tcMar>
+          </w:tcPr>
+          <w:p>
+            <w:pPr>
+              <w:rPr>
+                <w:lang w:val="en-US"/>
+              </w:rPr>
+            </w:pPr>
+            <w:r>
+              <w:rPr>
+                <w:sz w:val="22"/>
+                <w:szCs w:val="22"/>
+                <w:lang w:val="en-US"/>
+              </w:rPr>
+              <w:t xml:space="preserve">Ask a human to assign a score or compare two versions — general quality, comprehensiveness, depth, conciseness, relevance</w:t>
+            </w:r>
+          </w:p>
+        </w:tc>
+      </w:tr>
+    </w:tbl>
+    <w:p>
+      <w:pPr>
+        <w:spacing w:after="160"/>
+      </w:pPr>
+    </w:p>
+    <w:p>
+      <w:pPr>
+        <w:spacing w:after="140" w:line="300" w:lineRule="auto"/>
+        <w:rPr>
+          <w:lang w:val="en-US"/>
+        </w:rPr>
+      </w:pPr>
+      <w:r>
+        <w:rPr>
+          <w:lang w:val="en-US"/>
+        </w:rPr>
+        <w:t xml:space="preserve">Code graders let you implement </w:t>
+      </w:r>
+      <w:r>
+        <w:rPr>
+          <w:b/>
+          <w:bCs/>
+          <w:color w:val="5A3E1B"/>
+          <w:lang w:val="en-US"/>
+        </w:rPr>
+        <w:t xml:space="preserve">any programmatic check you can imagine</w:t>
+      </w:r>
+      <w:r>
+        <w:rPr>
+          <w:lang w:val="en-US"/>
+        </w:rPr>
+        <w:t xml:space="preserve">. The only requirement is that your code returns some usable signal — usually a number between 1 and 10. Model graders feed your original output into </w:t>
+      </w:r>
+      <w:r>
+        <w:rPr>
+          <w:b/>
+          <w:bCs/>
+          <w:color w:val="5A3E1B"/>
+          <w:lang w:val="en-US"/>
+        </w:rPr>
+        <w:t xml:space="preserve">another API call</w:t>
+      </w:r>
+      <w:r>
+        <w:rPr>
+          <w:lang w:val="en-US"/>
+        </w:rPr>
+        <w:t xml:space="preserve"> for evaluation, which offers tremendous flexibility because they can assess things no simple check could.</w:t>
+      </w:r>
+    </w:p>
+    <w:p>
+      <w:pPr>
+        <w:pStyle w:val="Ttulo2"/>
+        <w:spacing w:before="200" w:after="100"/>
+        <w:rPr>
+          <w:lang w:val="en-US"/>
+        </w:rPr>
+      </w:pPr>
+      <w:r>
+        <w:rPr>
+          <w:b/>
+          <w:bCs/>
+          <w:color w:val="7A5A2E"/>
+          <w:sz w:val="30"/>
+          <w:szCs w:val="30"/>
+          <w:lang w:val="en-US"/>
+        </w:rPr>
+        <w:t xml:space="preserve">Defining evaluation criteria</w:t>
+      </w:r>
+    </w:p>
+    <w:p>
+      <w:pPr>
+        <w:spacing w:after="140" w:line="300" w:lineRule="auto"/>
+        <w:rPr>
+          <w:lang w:val="en-US"/>
+        </w:rPr>
+      </w:pPr>
+      <w:r>
+        <w:rPr>
+          <w:lang w:val="en-US"/>
+        </w:rPr>
+        <w:t xml:space="preserve">Before implementing any grader, you need clear evaluation criteria — the answer to "how will we know if our prompt is producing good outputs?". For the code generation prompt, three criteria: </w:t>
+      </w:r>
+      <w:r>
+        <w:rPr>
+          <w:b/>
+          <w:bCs/>
+          <w:color w:val="5A3E1B"/>
+          <w:lang w:val="en-US"/>
+        </w:rPr>
+        <w:t xml:space="preserve">Format</w:t>
+      </w:r>
+      <w:r>
+        <w:rPr>
+          <w:lang w:val="en-US"/>
+        </w:rPr>
+        <w:t xml:space="preserve"> (should return only Python, JSON or Regex without explanation), </w:t>
+      </w:r>
+      <w:r>
+        <w:rPr>
+          <w:b/>
+          <w:bCs/>
+          <w:color w:val="5A3E1B"/>
+          <w:lang w:val="en-US"/>
+        </w:rPr>
+        <w:t xml:space="preserve">Valid Syntax</w:t>
+      </w:r>
+      <w:r>
+        <w:rPr>
+          <w:lang w:val="en-US"/>
+        </w:rPr>
+        <w:t xml:space="preserve"> (produced code should have valid syntax), and </w:t>
+      </w:r>
+      <w:r>
+        <w:rPr>
+          <w:b/>
+          <w:bCs/>
+          <w:color w:val="5A3E1B"/>
+          <w:lang w:val="en-US"/>
+        </w:rPr>
+        <w:t xml:space="preserve">Task Following</w:t>
+      </w:r>
+      <w:r>
+        <w:rPr>
+          <w:lang w:val="en-US"/>
+        </w:rPr>
+        <w:t xml:space="preserve"> (response should directly and clearly address the user's task, with accurate generated code).</w:t>
+      </w:r>
+    </w:p>
+    <w:p>
+      <w:pPr>
+        <w:spacing w:before="80" w:after="20"/>
+        <w:jc w:val="center"/>
+      </w:pPr>
+      <w:r>
+        <w:rPr>
+          <w:noProof/>
+        </w:rPr>
+        <w:drawing>
+          <wp:inline distT="0" distB="0" distL="0" distR="0" wp14:anchorId="15000025" wp14:editId="15000026">
+            <wp:extent cx="5334000" cy="2618355"/>
+            <wp:effectExtent l="0" t="0" r="0" b="0"/>
+            <wp:docPr id="62" name="Diagram evaluation criteria and grader assignment"/>
+            <wp:cNvGraphicFramePr>
+              <a:graphicFrameLocks xmlns:a="http://schemas.openxmlformats.org/drawingml/2006/main" noChangeAspect="1"/>
+            </wp:cNvGraphicFramePr>
+            <a:graphic xmlns:a="http://schemas.openxmlformats.org/drawingml/2006/main">
+              <a:graphicData uri="http://schemas.openxmlformats.org/drawingml/2006/picture">
+                <pic:pic xmlns:pic="http://schemas.openxmlformats.org/drawingml/2006/picture">
+                  <pic:nvPicPr>
+                    <pic:cNvPr id="0" name=""/>
+                    <pic:cNvPicPr>
+                      <a:picLocks noChangeAspect="1" noChangeArrowheads="1"/>
+                    </pic:cNvPicPr>
+                  </pic:nvPicPr>
+                  <pic:blipFill>
+                    <a:blip r:embed="rId62"/>
+                    <a:srcRect/>
+                    <a:stretch>
+                      <a:fillRect/>
+                    </a:stretch>
+                  </pic:blipFill>
+                  <pic:spPr bwMode="auto">
+                    <a:xfrm>
+                      <a:off x="0" y="0"/>
+                      <a:ext cx="5334000" cy="2618355"/>
+                    </a:xfrm>
+                    <a:prstGeom prst="rect">
+                      <a:avLst/>
+                    </a:prstGeom>
+                  </pic:spPr>
+                </pic:pic>
+              </a:graphicData>
+            </a:graphic>
+          </wp:inline>
+        </w:drawing>
+      </w:r>
+    </w:p>
+    <w:p>
+      <w:pPr>
+        <w:spacing w:before="40" w:after="160"/>
+        <w:jc w:val="center"/>
+        <w:rPr>
+          <w:lang w:val="en-US"/>
+        </w:rPr>
+      </w:pPr>
+      <w:r>
+        <w:rPr>
+          <w:i/>
+          <w:iCs/>
+          <w:color w:val="888888"/>
+          <w:sz w:val="20"/>
+          <w:szCs w:val="20"/>
+          <w:lang w:val="en-US"/>
+        </w:rPr>
+        <w:t>The first two criteria go to a code grader; task following goes to a model grader.</w:t>
+      </w:r>
+    </w:p>
+    <w:p>
+      <w:pPr>
+        <w:spacing w:after="140" w:line="300" w:lineRule="auto"/>
+        <w:rPr>
+          <w:lang w:val="en-US"/>
+        </w:rPr>
+      </w:pPr>
+      <w:r>
+        <w:rPr>
+          <w:lang w:val="en-US"/>
+        </w:rPr>
+        <w:t xml:space="preserve">The split is not arbitrary. The first two criteria work well with </w:t>
+      </w:r>
+      <w:r>
+        <w:rPr>
+          <w:b/>
+          <w:bCs/>
+          <w:color w:val="5A3E1B"/>
+          <w:lang w:val="en-US"/>
+        </w:rPr>
+        <w:t xml:space="preserve">code graders</w:t>
+      </w:r>
+      <w:r>
+        <w:rPr>
+          <w:lang w:val="en-US"/>
+        </w:rPr>
+        <w:t xml:space="preserve"> because they are </w:t>
+      </w:r>
+      <w:r>
+        <w:rPr>
+          <w:b/>
+          <w:bCs/>
+          <w:color w:val="5A3E1B"/>
+          <w:lang w:val="en-US"/>
+        </w:rPr>
+        <w:t xml:space="preserve">deterministic</w:t>
+      </w:r>
+      <w:r>
+        <w:rPr>
+          <w:lang w:val="en-US"/>
+        </w:rPr>
+        <w:t xml:space="preserve"> — you can check programmatically whether the text contains explanation, or whether json.loads() succeeds. Task following is </w:t>
+      </w:r>
+      <w:r>
+        <w:rPr>
+          <w:b/>
+          <w:bCs/>
+          <w:color w:val="5A3E1B"/>
+          <w:lang w:val="en-US"/>
+        </w:rPr>
+        <w:t xml:space="preserve">better suited for model graders due to their flexibility</w:t>
+      </w:r>
+      <w:r>
+        <w:rPr>
+          <w:lang w:val="en-US"/>
+        </w:rPr>
+        <w:t xml:space="preserve">: deciding whether an answer genuinely addresses a task is a judgement call that no simple check can make.</w:t>
+      </w:r>
+    </w:p>
+    <w:tbl>
+      <w:tblPr>
+        <w:tblW w:w="5000" w:type="pct"/>
+        <w:tblBorders>
+          <w:top w:val="single" w:sz="4" w:space="0" w:color="auto"/>
+          <w:left w:val="single" w:sz="4" w:space="0" w:color="auto"/>
+          <w:bottom w:val="single" w:sz="4" w:space="0" w:color="auto"/>
+          <w:right w:val="single" w:sz="4" w:space="0" w:color="auto"/>
+          <w:insideH w:val="single" w:sz="4" w:space="0" w:color="auto"/>
+          <w:insideV w:val="single" w:sz="4" w:space="0" w:color="auto"/>
+        </w:tblBorders>
+        <w:tblCellMar>
+          <w:left w:w="10" w:type="dxa"/>
+          <w:right w:w="10" w:type="dxa"/>
+        </w:tblCellMar>
+        <w:tblLook w:val="0000" w:firstRow="0" w:lastRow="0" w:firstColumn="0" w:lastColumn="0" w:noHBand="0" w:noVBand="0"/>
+      </w:tblPr>
+      <w:tblGrid>
+        <w:gridCol w:w="2400"/>
+        <w:gridCol w:w="7096"/>
+      </w:tblGrid>
+      <w:tr>
+        <w:tblPrEx>
+          <w:tblCellMar>
+            <w:top w:w="0" w:type="dxa"/>
+            <w:bottom w:w="0" w:type="dxa"/>
+          </w:tblCellMar>
+        </w:tblPrEx>
+        <w:tc>
+          <w:tcPr>
+            <w:tcW w:w="0" w:type="auto"/>
+            <w:tcMar>
+              <w:top w:w="50" w:type="dxa"/>
+              <w:left w:w="100" w:type="dxa"/>
+              <w:bottom w:w="50" w:type="dxa"/>
+              <w:right w:w="100" w:type="dxa"/>
+            </w:tcMar>
+          </w:tcPr>
+          <w:p>
+            <w:pPr>
+              <w:rPr>
+                <w:lang w:val="en-US"/>
+              </w:rPr>
+            </w:pPr>
+            <w:r>
+              <w:rPr>
+                <w:b/>
+                <w:bCs/>
+                <w:sz w:val="22"/>
+                <w:szCs w:val="22"/>
+                <w:lang w:val="en-US"/>
+              </w:rPr>
+              <w:t xml:space="preserve">Criterion</w:t>
+            </w:r>
+          </w:p>
+        </w:tc>
+        <w:tc>
+          <w:tcPr>
+            <w:tcW w:w="0" w:type="auto"/>
+            <w:tcMar>
+              <w:top w:w="50" w:type="dxa"/>
+              <w:left w:w="100" w:type="dxa"/>
+              <w:bottom w:w="50" w:type="dxa"/>
+              <w:right w:w="100" w:type="dxa"/>
+            </w:tcMar>
+          </w:tcPr>
+          <w:p>
+            <w:pPr>
+              <w:rPr>
+                <w:lang w:val="en-US"/>
+              </w:rPr>
+            </w:pPr>
+            <w:r>
+              <w:rPr>
+                <w:b/>
+                <w:bCs/>
+                <w:sz w:val="22"/>
+                <w:szCs w:val="22"/>
+                <w:lang w:val="en-US"/>
+              </w:rPr>
+              <w:t xml:space="preserve">Requirement</w:t>
+            </w:r>
+          </w:p>
+        </w:tc>
+      </w:tr>
+      <w:tr>
+        <w:tblPrEx>
+          <w:tblCellMar>
+            <w:top w:w="0" w:type="dxa"/>
+            <w:bottom w:w="0" w:type="dxa"/>
+          </w:tblCellMar>
+        </w:tblPrEx>
+        <w:tc>
+          <w:tcPr>
+            <w:tcW w:w="0" w:type="auto"/>
+            <w:tcMar>
+              <w:top w:w="50" w:type="dxa"/>
+              <w:left w:w="100" w:type="dxa"/>
+              <w:bottom w:w="50" w:type="dxa"/>
+              <w:right w:w="100" w:type="dxa"/>
+            </w:tcMar>
+          </w:tcPr>
+          <w:p>
+            <w:pPr>
+              <w:rPr>
+                <w:lang w:val="en-US"/>
+              </w:rPr>
+            </w:pPr>
+            <w:r>
+              <w:rPr>
+                <w:sz w:val="22"/>
+                <w:szCs w:val="22"/>
+                <w:lang w:val="en-US"/>
+              </w:rPr>
+              <w:t xml:space="preserve">Format</w:t>
+            </w:r>
+          </w:p>
+        </w:tc>
+        <w:tc>
+          <w:tcPr>
+            <w:tcW w:w="0" w:type="auto"/>
+            <w:tcMar>
+              <w:top w:w="50" w:type="dxa"/>
+              <w:left w:w="100" w:type="dxa"/>
+              <w:bottom w:w="50" w:type="dxa"/>
+              <w:right w:w="100" w:type="dxa"/>
+            </w:tcMar>
+          </w:tcPr>
+          <w:p>
+            <w:pPr>
+              <w:rPr>
+                <w:lang w:val="en-US"/>
+              </w:rPr>
+            </w:pPr>
+            <w:r>
+              <w:rPr>
+                <w:sz w:val="22"/>
+                <w:szCs w:val="22"/>
+                <w:lang w:val="en-US"/>
+              </w:rPr>
+              <w:t xml:space="preserve">Should return only Python, JSON or Regex without explanation → code grader</w:t>
+            </w:r>
+          </w:p>
+        </w:tc>
+      </w:tr>
+      <w:tr>
+        <w:tblPrEx>
+          <w:tblCellMar>
+            <w:top w:w="0" w:type="dxa"/>
+            <w:bottom w:w="0" w:type="dxa"/>
+          </w:tblCellMar>
+        </w:tblPrEx>
+        <w:tc>
+          <w:tcPr>
+            <w:tcW w:w="0" w:type="auto"/>
+            <w:tcMar>
+              <w:top w:w="50" w:type="dxa"/>
+              <w:left w:w="100" w:type="dxa"/>
+              <w:bottom w:w="50" w:type="dxa"/>
+              <w:right w:w="100" w:type="dxa"/>
+            </w:tcMar>
+          </w:tcPr>
+          <w:p>
+            <w:pPr>
+              <w:rPr>
+                <w:lang w:val="en-US"/>
+              </w:rPr>
+            </w:pPr>
+            <w:r>
+              <w:rPr>
+                <w:sz w:val="22"/>
+                <w:szCs w:val="22"/>
+                <w:lang w:val="en-US"/>
+              </w:rPr>
+              <w:t xml:space="preserve">Valid Syntax</w:t>
+            </w:r>
+          </w:p>
+        </w:tc>
+        <w:tc>
+          <w:tcPr>
+            <w:tcW w:w="0" w:type="auto"/>
+            <w:tcMar>
+              <w:top w:w="50" w:type="dxa"/>
+              <w:left w:w="100" w:type="dxa"/>
+              <w:bottom w:w="50" w:type="dxa"/>
+              <w:right w:w="100" w:type="dxa"/>
+            </w:tcMar>
+          </w:tcPr>
+          <w:p>
+            <w:pPr>
+              <w:rPr>
+                <w:lang w:val="en-US"/>
+              </w:rPr>
+            </w:pPr>
+            <w:r>
+              <w:rPr>
+                <w:sz w:val="22"/>
+                <w:szCs w:val="22"/>
+                <w:lang w:val="en-US"/>
+              </w:rPr>
+              <w:t xml:space="preserve">Produced Python, JSON and Regex should have valid syntax → code grader</w:t>
+            </w:r>
+          </w:p>
+        </w:tc>
+      </w:tr>
+      <w:tr>
+        <w:tblPrEx>
+          <w:tblCellMar>
+            <w:top w:w="0" w:type="dxa"/>
+            <w:bottom w:w="0" w:type="dxa"/>
+          </w:tblCellMar>
+        </w:tblPrEx>
+        <w:tc>
+          <w:tcPr>
+            <w:tcW w:w="0" w:type="auto"/>
+            <w:tcMar>
+              <w:top w:w="50" w:type="dxa"/>
+              <w:left w:w="100" w:type="dxa"/>
+              <w:bottom w:w="50" w:type="dxa"/>
+              <w:right w:w="100" w:type="dxa"/>
+            </w:tcMar>
+          </w:tcPr>
+          <w:p>
+            <w:pPr>
+              <w:rPr>
+                <w:lang w:val="en-US"/>
+              </w:rPr>
+            </w:pPr>
+            <w:r>
+              <w:rPr>
+                <w:sz w:val="22"/>
+                <w:szCs w:val="22"/>
+                <w:lang w:val="en-US"/>
+              </w:rPr>
+              <w:t xml:space="preserve">Task Following</w:t>
+            </w:r>
+          </w:p>
+        </w:tc>
+        <w:tc>
+          <w:tcPr>
+            <w:tcW w:w="0" w:type="auto"/>
+            <w:tcMar>
+              <w:top w:w="50" w:type="dxa"/>
+              <w:left w:w="100" w:type="dxa"/>
+              <w:bottom w:w="50" w:type="dxa"/>
+              <w:right w:w="100" w:type="dxa"/>
+            </w:tcMar>
+          </w:tcPr>
+          <w:p>
+            <w:pPr>
+              <w:rPr>
+                <w:lang w:val="en-US"/>
+              </w:rPr>
+            </w:pPr>
+            <w:r>
+              <w:rPr>
+                <w:sz w:val="22"/>
+                <w:szCs w:val="22"/>
+                <w:lang w:val="en-US"/>
+              </w:rPr>
+              <w:t xml:space="preserve">Response should directly address the user's task, and generated code should be accurate → model grader</w:t>
+            </w:r>
+          </w:p>
+        </w:tc>
+      </w:tr>
+    </w:tbl>
+    <w:p>
+      <w:pPr>
+        <w:spacing w:after="160"/>
+      </w:pPr>
+    </w:p>
+    <w:p>
+      <w:pPr>
+        <w:pStyle w:val="Ttulo2"/>
+        <w:spacing w:before="200" w:after="100"/>
+        <w:rPr>
+          <w:lang w:val="en-US"/>
+        </w:rPr>
+      </w:pPr>
+      <w:r>
+        <w:rPr>
+          <w:b/>
+          <w:bCs/>
+          <w:color w:val="7A5A2E"/>
+          <w:sz w:val="30"/>
+          <w:szCs w:val="30"/>
+          <w:lang w:val="en-US"/>
+        </w:rPr>
+        <w:t xml:space="preserve">Implementing a model grader</w:t>
+      </w:r>
+    </w:p>
+    <w:p>
+      <w:pPr>
+        <w:spacing w:after="140" w:line="300" w:lineRule="auto"/>
+        <w:rPr>
+          <w:lang w:val="en-US"/>
+        </w:rPr>
+      </w:pPr>
+      <w:r>
+        <w:rPr>
+          <w:lang w:val="en-US"/>
+        </w:rPr>
+        <w:t xml:space="preserve">The grader is itself a prompt. It receives the task and the solution, and is asked to return a structured JSON object. Note that the same </w:t>
+      </w:r>
+      <w:r>
+        <w:rPr>
+          <w:b/>
+          <w:bCs/>
+          <w:color w:val="5A3E1B"/>
+          <w:lang w:val="en-US"/>
+        </w:rPr>
+        <w:t xml:space="preserve">prefill and stop sequence</w:t>
+      </w:r>
+      <w:r>
+        <w:rPr>
+          <w:lang w:val="en-US"/>
+        </w:rPr>
+        <w:t xml:space="preserve"> technique appears again to get parseable JSON back:</w:t>
+      </w:r>
+    </w:p>
+    <w:p>
+      <w:pPr>
+        <w:shd w:val="clear" w:color="auto" w:fill="F2EFE9"/>
+        <w:spacing w:after="40" w:line="240" w:lineRule="auto"/>
+        <w:rPr>
+          <w:rFonts w:ascii="Consolas" w:hAnsi="Consolas" w:cs="Consolas"/>
+          <w:sz w:val="20"/>
+        </w:rPr>
+      </w:pPr>
+      <w:r>
+        <w:rPr>
+          <w:rFonts w:ascii="Consolas" w:hAnsi="Consolas" w:cs="Consolas"/>
+          <w:sz w:val="20"/>
+          <w:shd w:val="clear" w:color="auto" w:fill="F2EFE9"/>
+        </w:rPr>
+        <w:t xml:space="preserve">def grade_by_model(test_case, output):</w:t>
+      </w:r>
+    </w:p>
+    <w:p>
+      <w:pPr>
+        <w:shd w:val="clear" w:color="auto" w:fill="F2EFE9"/>
+        <w:spacing w:after="40" w:line="240" w:lineRule="auto"/>
+        <w:rPr>
+          <w:rFonts w:ascii="Consolas" w:hAnsi="Consolas" w:cs="Consolas"/>
+          <w:sz w:val="20"/>
+        </w:rPr>
+      </w:pPr>
+      <w:r>
+        <w:rPr>
+          <w:rFonts w:ascii="Consolas" w:hAnsi="Consolas" w:cs="Consolas"/>
+          <w:sz w:val="20"/>
+          <w:shd w:val="clear" w:color="auto" w:fill="F2EFE9"/>
+        </w:rPr>
+        <w:t xml:space="preserve">    # Create evaluation prompt</w:t>
+      </w:r>
+    </w:p>
+    <w:p>
+      <w:pPr>
+        <w:shd w:val="clear" w:color="auto" w:fill="F2EFE9"/>
+        <w:spacing w:after="40" w:line="240" w:lineRule="auto"/>
+        <w:rPr>
+          <w:rFonts w:ascii="Consolas" w:hAnsi="Consolas" w:cs="Consolas"/>
+          <w:sz w:val="20"/>
+        </w:rPr>
+      </w:pPr>
+      <w:r>
+        <w:rPr>
+          <w:rFonts w:ascii="Consolas" w:hAnsi="Consolas" w:cs="Consolas"/>
+          <w:sz w:val="20"/>
+          <w:shd w:val="clear" w:color="auto" w:fill="F2EFE9"/>
+        </w:rPr>
+        <w:t xml:space="preserve">    eval_prompt = """</w:t>
+      </w:r>
+    </w:p>
+    <w:p>
+      <w:pPr>
+        <w:shd w:val="clear" w:color="auto" w:fill="F2EFE9"/>
+        <w:spacing w:after="40" w:line="240" w:lineRule="auto"/>
+        <w:rPr>
+          <w:rFonts w:ascii="Consolas" w:hAnsi="Consolas" w:cs="Consolas"/>
+          <w:sz w:val="20"/>
+        </w:rPr>
+      </w:pPr>
+      <w:r>
+        <w:rPr>
+          <w:rFonts w:ascii="Consolas" w:hAnsi="Consolas" w:cs="Consolas"/>
+          <w:sz w:val="20"/>
+          <w:shd w:val="clear" w:color="auto" w:fill="F2EFE9"/>
+        </w:rPr>
+        <w:t xml:space="preserve">You are an expert code reviewer. Evaluate this AI-generated solution.</w:t>
+      </w:r>
+    </w:p>
+    <w:p>
+      <w:pPr>
+        <w:shd w:val="clear" w:color="auto" w:fill="F2EFE9"/>
+        <w:spacing w:after="40" w:line="240" w:lineRule="auto"/>
+        <w:rPr>
+          <w:rFonts w:ascii="Consolas" w:hAnsi="Consolas" w:cs="Consolas"/>
+          <w:sz w:val="20"/>
+        </w:rPr>
+      </w:pPr>
+      <w:r>
+        <w:rPr>
+          <w:rFonts w:ascii="Consolas" w:hAnsi="Consolas" w:cs="Consolas"/>
+          <w:sz w:val="20"/>
+          <w:shd w:val="clear" w:color="auto" w:fill="F2EFE9"/>
+        </w:rPr>
+        <w:t xml:space="preserve"/>
+      </w:r>
+    </w:p>
+    <w:p>
+      <w:pPr>
+        <w:shd w:val="clear" w:color="auto" w:fill="F2EFE9"/>
+        <w:spacing w:after="40" w:line="240" w:lineRule="auto"/>
+        <w:rPr>
+          <w:rFonts w:ascii="Consolas" w:hAnsi="Consolas" w:cs="Consolas"/>
+          <w:sz w:val="20"/>
+        </w:rPr>
+      </w:pPr>
+      <w:r>
+        <w:rPr>
+          <w:rFonts w:ascii="Consolas" w:hAnsi="Consolas" w:cs="Consolas"/>
+          <w:sz w:val="20"/>
+          <w:shd w:val="clear" w:color="auto" w:fill="F2EFE9"/>
+        </w:rPr>
+        <w:t xml:space="preserve">Task: {task}</w:t>
+      </w:r>
+    </w:p>
+    <w:p>
+      <w:pPr>
+        <w:shd w:val="clear" w:color="auto" w:fill="F2EFE9"/>
+        <w:spacing w:after="40" w:line="240" w:lineRule="auto"/>
+        <w:rPr>
+          <w:rFonts w:ascii="Consolas" w:hAnsi="Consolas" w:cs="Consolas"/>
+          <w:sz w:val="20"/>
+        </w:rPr>
+      </w:pPr>
+      <w:r>
+        <w:rPr>
+          <w:rFonts w:ascii="Consolas" w:hAnsi="Consolas" w:cs="Consolas"/>
+          <w:sz w:val="20"/>
+          <w:shd w:val="clear" w:color="auto" w:fill="F2EFE9"/>
+        </w:rPr>
+        <w:t xml:space="preserve">Solution: {solution}</w:t>
+      </w:r>
+    </w:p>
+    <w:p>
+      <w:pPr>
+        <w:shd w:val="clear" w:color="auto" w:fill="F2EFE9"/>
+        <w:spacing w:after="40" w:line="240" w:lineRule="auto"/>
+        <w:rPr>
+          <w:rFonts w:ascii="Consolas" w:hAnsi="Consolas" w:cs="Consolas"/>
+          <w:sz w:val="20"/>
+        </w:rPr>
+      </w:pPr>
+      <w:r>
+        <w:rPr>
+          <w:rFonts w:ascii="Consolas" w:hAnsi="Consolas" w:cs="Consolas"/>
+          <w:sz w:val="20"/>
+          <w:shd w:val="clear" w:color="auto" w:fill="F2EFE9"/>
+        </w:rPr>
+        <w:t xml:space="preserve"/>
+      </w:r>
+    </w:p>
+    <w:p>
+      <w:pPr>
+        <w:shd w:val="clear" w:color="auto" w:fill="F2EFE9"/>
+        <w:spacing w:after="40" w:line="240" w:lineRule="auto"/>
+        <w:rPr>
+          <w:rFonts w:ascii="Consolas" w:hAnsi="Consolas" w:cs="Consolas"/>
+          <w:sz w:val="20"/>
+        </w:rPr>
+      </w:pPr>
+      <w:r>
+        <w:rPr>
+          <w:rFonts w:ascii="Consolas" w:hAnsi="Consolas" w:cs="Consolas"/>
+          <w:sz w:val="20"/>
+          <w:shd w:val="clear" w:color="auto" w:fill="F2EFE9"/>
+        </w:rPr>
+        <w:t xml:space="preserve">Provide your evaluation as a structured JSON object with:</w:t>
+      </w:r>
+    </w:p>
+    <w:p>
+      <w:pPr>
+        <w:shd w:val="clear" w:color="auto" w:fill="F2EFE9"/>
+        <w:spacing w:after="40" w:line="240" w:lineRule="auto"/>
+        <w:rPr>
+          <w:rFonts w:ascii="Consolas" w:hAnsi="Consolas" w:cs="Consolas"/>
+          <w:sz w:val="20"/>
+        </w:rPr>
+      </w:pPr>
+      <w:r>
+        <w:rPr>
+          <w:rFonts w:ascii="Consolas" w:hAnsi="Consolas" w:cs="Consolas"/>
+          <w:sz w:val="20"/>
+          <w:shd w:val="clear" w:color="auto" w:fill="F2EFE9"/>
+        </w:rPr>
+        <w:t xml:space="preserve">- "strengths": An array of 1-3 key strengths</w:t>
+      </w:r>
+    </w:p>
+    <w:p>
+      <w:pPr>
+        <w:shd w:val="clear" w:color="auto" w:fill="F2EFE9"/>
+        <w:spacing w:after="40" w:line="240" w:lineRule="auto"/>
+        <w:rPr>
+          <w:rFonts w:ascii="Consolas" w:hAnsi="Consolas" w:cs="Consolas"/>
+          <w:sz w:val="20"/>
+        </w:rPr>
+      </w:pPr>
+      <w:r>
+        <w:rPr>
+          <w:rFonts w:ascii="Consolas" w:hAnsi="Consolas" w:cs="Consolas"/>
+          <w:sz w:val="20"/>
+          <w:shd w:val="clear" w:color="auto" w:fill="F2EFE9"/>
+        </w:rPr>
+        <w:t xml:space="preserve">- "weaknesses": An array of 1-3 key areas for improvement</w:t>
+      </w:r>
+    </w:p>
+    <w:p>
+      <w:pPr>
+        <w:shd w:val="clear" w:color="auto" w:fill="F2EFE9"/>
+        <w:spacing w:after="40" w:line="240" w:lineRule="auto"/>
+        <w:rPr>
+          <w:rFonts w:ascii="Consolas" w:hAnsi="Consolas" w:cs="Consolas"/>
+          <w:sz w:val="20"/>
+        </w:rPr>
+      </w:pPr>
+      <w:r>
+        <w:rPr>
+          <w:rFonts w:ascii="Consolas" w:hAnsi="Consolas" w:cs="Consolas"/>
+          <w:sz w:val="20"/>
+          <w:shd w:val="clear" w:color="auto" w:fill="F2EFE9"/>
+        </w:rPr>
+        <w:t xml:space="preserve">- "reasoning": A concise explanation of your assessment</w:t>
+      </w:r>
+    </w:p>
+    <w:p>
+      <w:pPr>
+        <w:shd w:val="clear" w:color="auto" w:fill="F2EFE9"/>
+        <w:spacing w:after="40" w:line="240" w:lineRule="auto"/>
+        <w:rPr>
+          <w:rFonts w:ascii="Consolas" w:hAnsi="Consolas" w:cs="Consolas"/>
+          <w:sz w:val="20"/>
+        </w:rPr>
+      </w:pPr>
+      <w:r>
+        <w:rPr>
+          <w:rFonts w:ascii="Consolas" w:hAnsi="Consolas" w:cs="Consolas"/>
+          <w:sz w:val="20"/>
+          <w:shd w:val="clear" w:color="auto" w:fill="F2EFE9"/>
+        </w:rPr>
+        <w:t xml:space="preserve">- "score": A number between 1-10</w:t>
+      </w:r>
+    </w:p>
+    <w:p>
+      <w:pPr>
+        <w:shd w:val="clear" w:color="auto" w:fill="F2EFE9"/>
+        <w:spacing w:after="40" w:line="240" w:lineRule="auto"/>
+        <w:rPr>
+          <w:rFonts w:ascii="Consolas" w:hAnsi="Consolas" w:cs="Consolas"/>
+          <w:sz w:val="20"/>
+        </w:rPr>
+      </w:pPr>
+      <w:r>
+        <w:rPr>
+          <w:rFonts w:ascii="Consolas" w:hAnsi="Consolas" w:cs="Consolas"/>
+          <w:sz w:val="20"/>
+          <w:shd w:val="clear" w:color="auto" w:fill="F2EFE9"/>
+        </w:rPr>
+        <w:t xml:space="preserve">"""</w:t>
+      </w:r>
+    </w:p>
+    <w:p>
+      <w:pPr>
+        <w:shd w:val="clear" w:color="auto" w:fill="F2EFE9"/>
+        <w:spacing w:after="40" w:line="240" w:lineRule="auto"/>
+        <w:rPr>
+          <w:rFonts w:ascii="Consolas" w:hAnsi="Consolas" w:cs="Consolas"/>
+          <w:sz w:val="20"/>
+        </w:rPr>
+      </w:pPr>
+      <w:r>
+        <w:rPr>
+          <w:rFonts w:ascii="Consolas" w:hAnsi="Consolas" w:cs="Consolas"/>
+          <w:sz w:val="20"/>
+          <w:shd w:val="clear" w:color="auto" w:fill="F2EFE9"/>
+        </w:rPr>
+        <w:t xml:space="preserve"/>
+      </w:r>
+    </w:p>
+    <w:p>
+      <w:pPr>
+        <w:shd w:val="clear" w:color="auto" w:fill="F2EFE9"/>
+        <w:spacing w:after="40" w:line="240" w:lineRule="auto"/>
+        <w:rPr>
+          <w:rFonts w:ascii="Consolas" w:hAnsi="Consolas" w:cs="Consolas"/>
+          <w:sz w:val="20"/>
+        </w:rPr>
+      </w:pPr>
+      <w:r>
+        <w:rPr>
+          <w:rFonts w:ascii="Consolas" w:hAnsi="Consolas" w:cs="Consolas"/>
+          <w:sz w:val="20"/>
+          <w:shd w:val="clear" w:color="auto" w:fill="F2EFE9"/>
+        </w:rPr>
+        <w:t xml:space="preserve">    messages = []</w:t>
+      </w:r>
+    </w:p>
+    <w:p>
+      <w:pPr>
+        <w:shd w:val="clear" w:color="auto" w:fill="F2EFE9"/>
+        <w:spacing w:after="40" w:line="240" w:lineRule="auto"/>
+        <w:rPr>
+          <w:rFonts w:ascii="Consolas" w:hAnsi="Consolas" w:cs="Consolas"/>
+          <w:sz w:val="20"/>
+        </w:rPr>
+      </w:pPr>
+      <w:r>
+        <w:rPr>
+          <w:rFonts w:ascii="Consolas" w:hAnsi="Consolas" w:cs="Consolas"/>
+          <w:sz w:val="20"/>
+          <w:shd w:val="clear" w:color="auto" w:fill="F2EFE9"/>
+        </w:rPr>
+        <w:t xml:space="preserve">    add_user_message(messages, eval_prompt)</w:t>
+      </w:r>
+    </w:p>
+    <w:p>
+      <w:pPr>
+        <w:shd w:val="clear" w:color="auto" w:fill="F2EFE9"/>
+        <w:spacing w:after="40" w:line="240" w:lineRule="auto"/>
+        <w:rPr>
+          <w:rFonts w:ascii="Consolas" w:hAnsi="Consolas" w:cs="Consolas"/>
+          <w:sz w:val="20"/>
+        </w:rPr>
+      </w:pPr>
+      <w:r>
+        <w:rPr>
+          <w:rFonts w:ascii="Consolas" w:hAnsi="Consolas" w:cs="Consolas"/>
+          <w:sz w:val="20"/>
+          <w:shd w:val="clear" w:color="auto" w:fill="F2EFE9"/>
+        </w:rPr>
+        <w:t xml:space="preserve">    add_assistant_message(messages, "```json")</w:t>
+      </w:r>
+    </w:p>
+    <w:p>
+      <w:pPr>
+        <w:shd w:val="clear" w:color="auto" w:fill="F2EFE9"/>
+        <w:spacing w:after="40" w:line="240" w:lineRule="auto"/>
+        <w:rPr>
+          <w:rFonts w:ascii="Consolas" w:hAnsi="Consolas" w:cs="Consolas"/>
+          <w:sz w:val="20"/>
+        </w:rPr>
+      </w:pPr>
+      <w:r>
+        <w:rPr>
+          <w:rFonts w:ascii="Consolas" w:hAnsi="Consolas" w:cs="Consolas"/>
+          <w:sz w:val="20"/>
+          <w:shd w:val="clear" w:color="auto" w:fill="F2EFE9"/>
+        </w:rPr>
+        <w:t xml:space="preserve"/>
+      </w:r>
+    </w:p>
+    <w:p>
+      <w:pPr>
+        <w:shd w:val="clear" w:color="auto" w:fill="F2EFE9"/>
+        <w:spacing w:after="40" w:line="240" w:lineRule="auto"/>
+        <w:rPr>
+          <w:rFonts w:ascii="Consolas" w:hAnsi="Consolas" w:cs="Consolas"/>
+          <w:sz w:val="20"/>
+        </w:rPr>
+      </w:pPr>
+      <w:r>
+        <w:rPr>
+          <w:rFonts w:ascii="Consolas" w:hAnsi="Consolas" w:cs="Consolas"/>
+          <w:sz w:val="20"/>
+          <w:shd w:val="clear" w:color="auto" w:fill="F2EFE9"/>
+        </w:rPr>
+        <w:t xml:space="preserve">    eval_text = chat(messages, stop_sequences=["```"])</w:t>
+      </w:r>
+    </w:p>
+    <w:p>
+      <w:pPr>
+        <w:shd w:val="clear" w:color="auto" w:fill="F2EFE9"/>
+        <w:spacing w:after="0" w:line="240" w:lineRule="auto"/>
+        <w:rPr>
+          <w:rFonts w:ascii="Consolas" w:hAnsi="Consolas" w:cs="Consolas"/>
+          <w:sz w:val="20"/>
+        </w:rPr>
+      </w:pPr>
+      <w:r>
+        <w:rPr>
+          <w:rFonts w:ascii="Consolas" w:hAnsi="Consolas" w:cs="Consolas"/>
+          <w:sz w:val="20"/>
+          <w:shd w:val="clear" w:color="auto" w:fill="F2EFE9"/>
+        </w:rPr>
+        <w:t xml:space="preserve">    return json.loads(eval_text)</w:t>
+      </w:r>
+    </w:p>
+    <w:p>
+      <w:pPr>
+        <w:pStyle w:val="Ttulo2"/>
+        <w:spacing w:before="200" w:after="100"/>
+        <w:rPr>
+          <w:lang w:val="en-US"/>
+        </w:rPr>
+      </w:pPr>
+      <w:r>
+        <w:rPr>
+          <w:b/>
+          <w:bCs/>
+          <w:color w:val="7A5A2E"/>
+          <w:sz w:val="30"/>
+          <w:szCs w:val="30"/>
+          <w:lang w:val="en-US"/>
+        </w:rPr>
+        <w:t xml:space="preserve">The key insight — reasoning before the score</w:t>
+      </w:r>
+    </w:p>
+    <w:p>
+      <w:pPr>
+        <w:spacing w:after="140" w:line="300" w:lineRule="auto"/>
+        <w:rPr>
+          <w:lang w:val="en-US"/>
+        </w:rPr>
+      </w:pPr>
+      <w:r>
+        <w:rPr>
+          <w:lang w:val="en-US"/>
+        </w:rPr>
+        <w:t xml:space="preserve">The key insight is </w:t>
+      </w:r>
+      <w:r>
+        <w:rPr>
+          <w:b/>
+          <w:bCs/>
+          <w:color w:val="5A3E1B"/>
+          <w:lang w:val="en-US"/>
+        </w:rPr>
+        <w:t xml:space="preserve">asking for strengths, weaknesses and reasoning alongside the score</w:t>
+      </w:r>
+      <w:r>
+        <w:rPr>
+          <w:lang w:val="en-US"/>
+        </w:rPr>
+        <w:t xml:space="preserve">. Without this context, models tend to default to </w:t>
+      </w:r>
+      <w:r>
+        <w:rPr>
+          <w:b/>
+          <w:bCs/>
+          <w:color w:val="5A3E1B"/>
+          <w:lang w:val="en-US"/>
+        </w:rPr>
+        <w:t xml:space="preserve">middling scores around 6</w:t>
+      </w:r>
+      <w:r>
+        <w:rPr>
+          <w:lang w:val="en-US"/>
+        </w:rPr>
+        <w:t xml:space="preserve">. Notice the order inside the JSON specification: score comes </w:t>
+      </w:r>
+      <w:r>
+        <w:rPr>
+          <w:b/>
+          <w:bCs/>
+          <w:color w:val="5A3E1B"/>
+          <w:lang w:val="en-US"/>
+        </w:rPr>
+        <w:t xml:space="preserve">last</w:t>
+      </w:r>
+      <w:r>
+        <w:rPr>
+          <w:lang w:val="en-US"/>
+        </w:rPr>
+        <w:t xml:space="preserve">. The model has to articulate what is good, what is weak, and why, before it commits to a number — and having done that work, the number it produces actually discriminates between cases.</w:t>
+      </w:r>
+    </w:p>
+    <w:p>
+      <w:pPr>
+        <w:spacing w:before="80" w:after="20"/>
+        <w:jc w:val="center"/>
+      </w:pPr>
+      <w:r>
+        <w:rPr>
+          <w:noProof/>
+        </w:rPr>
+        <w:drawing>
+          <wp:inline distT="0" distB="0" distL="0" distR="0" wp14:anchorId="15000050" wp14:editId="15000051">
+            <wp:extent cx="5334000" cy="2495391"/>
+            <wp:effectExtent l="0" t="0" r="0" b="0"/>
+            <wp:docPr id="63" name="Diagram reasoning before score"/>
+            <wp:cNvGraphicFramePr>
+              <a:graphicFrameLocks xmlns:a="http://schemas.openxmlformats.org/drawingml/2006/main" noChangeAspect="1"/>
+            </wp:cNvGraphicFramePr>
+            <a:graphic xmlns:a="http://schemas.openxmlformats.org/drawingml/2006/main">
+              <a:graphicData uri="http://schemas.openxmlformats.org/drawingml/2006/picture">
+                <pic:pic xmlns:pic="http://schemas.openxmlformats.org/drawingml/2006/picture">
+                  <pic:nvPicPr>
+                    <pic:cNvPr id="0" name=""/>
+                    <pic:cNvPicPr>
+                      <a:picLocks noChangeAspect="1" noChangeArrowheads="1"/>
+                    </pic:cNvPicPr>
+                  </pic:nvPicPr>
+                  <pic:blipFill>
+                    <a:blip r:embed="rId63"/>
+                    <a:srcRect/>
+                    <a:stretch>
+                      <a:fillRect/>
+                    </a:stretch>
+                  </pic:blipFill>
+                  <pic:spPr bwMode="auto">
+                    <a:xfrm>
+                      <a:off x="0" y="0"/>
+                      <a:ext cx="5334000" cy="2495391"/>
+                    </a:xfrm>
+                    <a:prstGeom prst="rect">
+                      <a:avLst/>
+                    </a:prstGeom>
+                  </pic:spPr>
+                </pic:pic>
+              </a:graphicData>
+            </a:graphic>
+          </wp:inline>
+        </w:drawing>
+      </w:r>
+    </w:p>
+    <w:p>
+      <w:pPr>
+        <w:spacing w:before="40" w:after="160"/>
+        <w:jc w:val="center"/>
+        <w:rPr>
+          <w:lang w:val="en-US"/>
+        </w:rPr>
+      </w:pPr>
+      <w:r>
+        <w:rPr>
+          <w:i/>
+          <w:iCs/>
+          <w:color w:val="888888"/>
+          <w:sz w:val="20"/>
+          <w:szCs w:val="20"/>
+          <w:lang w:val="en-US"/>
+        </w:rPr>
+        <w:t>Score-only prompts produce flat, uninformative grades; reasoning first produces grades that separate good from bad.</w:t>
+      </w:r>
+    </w:p>
+    <w:p>
+      <w:pPr>
+        <w:spacing w:after="140" w:line="300" w:lineRule="auto"/>
+        <w:rPr>
+          <w:lang w:val="en-US"/>
+        </w:rPr>
+      </w:pPr>
+      <w:r>
+        <w:rPr>
+          <w:lang w:val="en-US"/>
+        </w:rPr>
+        <w:t xml:space="preserve">This matters for the whole pipeline. A grader that returns 6 for everything makes the average meaningless — you could change the prompt and the number would barely move, so you would have no signal to iterate on. The reasoning field also has a second benefit: it gives you a </w:t>
+      </w:r>
+      <w:r>
+        <w:rPr>
+          <w:b/>
+          <w:bCs/>
+          <w:color w:val="5A3E1B"/>
+          <w:lang w:val="en-US"/>
+        </w:rPr>
+        <w:t xml:space="preserve">human-readable explanation</w:t>
+      </w:r>
+      <w:r>
+        <w:rPr>
+          <w:lang w:val="en-US"/>
+        </w:rPr>
+        <w:t xml:space="preserve"> of why a case scored badly, which is what tells you what to fix.</w:t>
+      </w:r>
+    </w:p>
+    <w:tbl>
+      <w:tblPr>
+        <w:tblW w:w="5000" w:type="pct"/>
+        <w:tblBorders>
+          <w:top w:val="single" w:sz="4" w:space="0" w:color="auto"/>
+          <w:left w:val="single" w:sz="4" w:space="0" w:color="auto"/>
+          <w:bottom w:val="single" w:sz="4" w:space="0" w:color="auto"/>
+          <w:right w:val="single" w:sz="4" w:space="0" w:color="auto"/>
+          <w:insideH w:val="single" w:sz="4" w:space="0" w:color="auto"/>
+          <w:insideV w:val="single" w:sz="4" w:space="0" w:color="auto"/>
+        </w:tblBorders>
+        <w:tblCellMar>
+          <w:left w:w="10" w:type="dxa"/>
+          <w:right w:w="10" w:type="dxa"/>
+        </w:tblCellMar>
+        <w:tblLook w:val="0000" w:firstRow="0" w:lastRow="0" w:firstColumn="0" w:lastColumn="0" w:noHBand="0" w:noVBand="0"/>
+      </w:tblPr>
+      <w:tblGrid>
+        <w:gridCol w:w="2400"/>
+        <w:gridCol w:w="7096"/>
+      </w:tblGrid>
+      <w:tr>
+        <w:tblPrEx>
+          <w:tblCellMar>
+            <w:top w:w="0" w:type="dxa"/>
+            <w:bottom w:w="0" w:type="dxa"/>
+          </w:tblCellMar>
+        </w:tblPrEx>
+        <w:tc>
+          <w:tcPr>
+            <w:tcW w:w="0" w:type="auto"/>
+            <w:tcMar>
+              <w:top w:w="50" w:type="dxa"/>
+              <w:left w:w="100" w:type="dxa"/>
+              <w:bottom w:w="50" w:type="dxa"/>
+              <w:right w:w="100" w:type="dxa"/>
+            </w:tcMar>
+          </w:tcPr>
+          <w:p>
+            <w:pPr>
+              <w:rPr>
+                <w:lang w:val="en-US"/>
+              </w:rPr>
+            </w:pPr>
+            <w:r>
+              <w:rPr>
+                <w:b/>
+                <w:bCs/>
+                <w:sz w:val="22"/>
+                <w:szCs w:val="22"/>
+                <w:lang w:val="en-US"/>
+              </w:rPr>
+              <w:t xml:space="preserve">Field requested</w:t>
+            </w:r>
+          </w:p>
+        </w:tc>
+        <w:tc>
+          <w:tcPr>
+            <w:tcW w:w="0" w:type="auto"/>
+            <w:tcMar>
+              <w:top w:w="50" w:type="dxa"/>
+              <w:left w:w="100" w:type="dxa"/>
+              <w:bottom w:w="50" w:type="dxa"/>
+              <w:right w:w="100" w:type="dxa"/>
+            </w:tcMar>
+          </w:tcPr>
+          <w:p>
+            <w:pPr>
+              <w:rPr>
+                <w:lang w:val="en-US"/>
+              </w:rPr>
+            </w:pPr>
+            <w:r>
+              <w:rPr>
+                <w:b/>
+                <w:bCs/>
+                <w:sz w:val="22"/>
+                <w:szCs w:val="22"/>
+                <w:lang w:val="en-US"/>
+              </w:rPr>
+              <w:t xml:space="preserve">Why it is there</w:t>
+            </w:r>
+          </w:p>
+        </w:tc>
+      </w:tr>
+      <w:tr>
+        <w:tblPrEx>
+          <w:tblCellMar>
+            <w:top w:w="0" w:type="dxa"/>
+            <w:bottom w:w="0" w:type="dxa"/>
+          </w:tblCellMar>
+        </w:tblPrEx>
+        <w:tc>
+          <w:tcPr>
+            <w:tcW w:w="0" w:type="auto"/>
+            <w:tcMar>
+              <w:top w:w="50" w:type="dxa"/>
+              <w:left w:w="100" w:type="dxa"/>
+              <w:bottom w:w="50" w:type="dxa"/>
+              <w:right w:w="100" w:type="dxa"/>
+            </w:tcMar>
+          </w:tcPr>
+          <w:p>
+            <w:pPr>
+              <w:rPr>
+                <w:lang w:val="en-US"/>
+              </w:rPr>
+            </w:pPr>
+            <w:r>
+              <w:rPr>
+                <w:sz w:val="22"/>
+                <w:szCs w:val="22"/>
+                <w:lang w:val="en-US"/>
+              </w:rPr>
+              <w:t xml:space="preserve">strengths</w:t>
+            </w:r>
+          </w:p>
+        </w:tc>
+        <w:tc>
+          <w:tcPr>
+            <w:tcW w:w="0" w:type="auto"/>
+            <w:tcMar>
+              <w:top w:w="50" w:type="dxa"/>
+              <w:left w:w="100" w:type="dxa"/>
+              <w:bottom w:w="50" w:type="dxa"/>
+              <w:right w:w="100" w:type="dxa"/>
+            </w:tcMar>
+          </w:tcPr>
+          <w:p>
+            <w:pPr>
+              <w:rPr>
+                <w:lang w:val="en-US"/>
+              </w:rPr>
+            </w:pPr>
+            <w:r>
+              <w:rPr>
+                <w:sz w:val="22"/>
+                <w:szCs w:val="22"/>
+                <w:lang w:val="en-US"/>
+              </w:rPr>
+              <w:t xml:space="preserve">Forces the grader to look for what actually worked</w:t>
+            </w:r>
+          </w:p>
+        </w:tc>
+      </w:tr>
+      <w:tr>
+        <w:tblPrEx>
+          <w:tblCellMar>
+            <w:top w:w="0" w:type="dxa"/>
+            <w:bottom w:w="0" w:type="dxa"/>
+          </w:tblCellMar>
+        </w:tblPrEx>
+        <w:tc>
+          <w:tcPr>
+            <w:tcW w:w="0" w:type="auto"/>
+            <w:tcMar>
+              <w:top w:w="50" w:type="dxa"/>
+              <w:left w:w="100" w:type="dxa"/>
+              <w:bottom w:w="50" w:type="dxa"/>
+              <w:right w:w="100" w:type="dxa"/>
+            </w:tcMar>
+          </w:tcPr>
+          <w:p>
+            <w:pPr>
+              <w:rPr>
+                <w:lang w:val="en-US"/>
+              </w:rPr>
+            </w:pPr>
+            <w:r>
+              <w:rPr>
+                <w:sz w:val="22"/>
+                <w:szCs w:val="22"/>
+                <w:lang w:val="en-US"/>
+              </w:rPr>
+              <w:t xml:space="preserve">weaknesses</w:t>
+            </w:r>
+          </w:p>
+        </w:tc>
+        <w:tc>
+          <w:tcPr>
+            <w:tcW w:w="0" w:type="auto"/>
+            <w:tcMar>
+              <w:top w:w="50" w:type="dxa"/>
+              <w:left w:w="100" w:type="dxa"/>
+              <w:bottom w:w="50" w:type="dxa"/>
+              <w:right w:w="100" w:type="dxa"/>
+            </w:tcMar>
+          </w:tcPr>
+          <w:p>
+            <w:pPr>
+              <w:rPr>
+                <w:lang w:val="en-US"/>
+              </w:rPr>
+            </w:pPr>
+            <w:r>
+              <w:rPr>
+                <w:sz w:val="22"/>
+                <w:szCs w:val="22"/>
+                <w:lang w:val="en-US"/>
+              </w:rPr>
+              <w:t xml:space="preserve">Forces it to identify concrete problems</w:t>
+            </w:r>
+          </w:p>
+        </w:tc>
+      </w:tr>
+      <w:tr>
+        <w:tblPrEx>
+          <w:tblCellMar>
+            <w:top w:w="0" w:type="dxa"/>
+            <w:bottom w:w="0" w:type="dxa"/>
+          </w:tblCellMar>
+        </w:tblPrEx>
+        <w:tc>
+          <w:tcPr>
+            <w:tcW w:w="0" w:type="auto"/>
+            <w:tcMar>
+              <w:top w:w="50" w:type="dxa"/>
+              <w:left w:w="100" w:type="dxa"/>
+              <w:bottom w:w="50" w:type="dxa"/>
+              <w:right w:w="100" w:type="dxa"/>
+            </w:tcMar>
+          </w:tcPr>
+          <w:p>
+            <w:pPr>
+              <w:rPr>
+                <w:lang w:val="en-US"/>
+              </w:rPr>
+            </w:pPr>
+            <w:r>
+              <w:rPr>
+                <w:sz w:val="22"/>
+                <w:szCs w:val="22"/>
+                <w:lang w:val="en-US"/>
+              </w:rPr>
+              <w:t xml:space="preserve">reasoning</w:t>
+            </w:r>
+          </w:p>
+        </w:tc>
+        <w:tc>
+          <w:tcPr>
+            <w:tcW w:w="0" w:type="auto"/>
+            <w:tcMar>
+              <w:top w:w="50" w:type="dxa"/>
+              <w:left w:w="100" w:type="dxa"/>
+              <w:bottom w:w="50" w:type="dxa"/>
+              <w:right w:w="100" w:type="dxa"/>
+            </w:tcMar>
+          </w:tcPr>
+          <w:p>
+            <w:pPr>
+              <w:rPr>
+                <w:lang w:val="en-US"/>
+              </w:rPr>
+            </w:pPr>
+            <w:r>
+              <w:rPr>
+                <w:sz w:val="22"/>
+                <w:szCs w:val="22"/>
+                <w:lang w:val="en-US"/>
+              </w:rPr>
+              <w:t xml:space="preserve">Makes the judgement explicit and human-readable</w:t>
+            </w:r>
+          </w:p>
+        </w:tc>
+      </w:tr>
+      <w:tr>
+        <w:tblPrEx>
+          <w:tblCellMar>
+            <w:top w:w="0" w:type="dxa"/>
+            <w:bottom w:w="0" w:type="dxa"/>
+          </w:tblCellMar>
+        </w:tblPrEx>
+        <w:tc>
+          <w:tcPr>
+            <w:tcW w:w="0" w:type="auto"/>
+            <w:tcMar>
+              <w:top w:w="50" w:type="dxa"/>
+              <w:left w:w="100" w:type="dxa"/>
+              <w:bottom w:w="50" w:type="dxa"/>
+              <w:right w:w="100" w:type="dxa"/>
+            </w:tcMar>
+          </w:tcPr>
+          <w:p>
+            <w:pPr>
+              <w:rPr>
+                <w:lang w:val="en-US"/>
+              </w:rPr>
+            </w:pPr>
+            <w:r>
+              <w:rPr>
+                <w:sz w:val="22"/>
+                <w:szCs w:val="22"/>
+                <w:lang w:val="en-US"/>
+              </w:rPr>
+              <w:t xml:space="preserve">score (last)</w:t>
+            </w:r>
+          </w:p>
+        </w:tc>
+        <w:tc>
+          <w:tcPr>
+            <w:tcW w:w="0" w:type="auto"/>
+            <w:tcMar>
+              <w:top w:w="50" w:type="dxa"/>
+              <w:left w:w="100" w:type="dxa"/>
+              <w:bottom w:w="50" w:type="dxa"/>
+              <w:right w:w="100" w:type="dxa"/>
+            </w:tcMar>
+          </w:tcPr>
+          <w:p>
+            <w:pPr>
+              <w:rPr>
+                <w:lang w:val="en-US"/>
+              </w:rPr>
+            </w:pPr>
+            <w:r>
+              <w:rPr>
+                <w:sz w:val="22"/>
+                <w:szCs w:val="22"/>
+                <w:lang w:val="en-US"/>
+              </w:rPr>
+              <w:t xml:space="preserve">Committed only after the reasoning above — avoids the default ~6</w:t>
+            </w:r>
+          </w:p>
+        </w:tc>
+      </w:tr>
+    </w:tbl>
+    <w:p>
+      <w:pPr>
+        <w:spacing w:after="160"/>
+      </w:pPr>
+    </w:p>
+    <w:p>
+      <w:pPr>
+        <w:pStyle w:val="Ttulo2"/>
+        <w:spacing w:before="200" w:after="100"/>
+        <w:rPr>
+          <w:lang w:val="en-US"/>
+        </w:rPr>
+      </w:pPr>
+      <w:r>
+        <w:rPr>
+          <w:b/>
+          <w:bCs/>
+          <w:color w:val="7A5A2E"/>
+          <w:sz w:val="30"/>
+          <w:szCs w:val="30"/>
+          <w:lang w:val="en-US"/>
+        </w:rPr>
+        <w:t xml:space="preserve">Integrating grading into the workflow</w:t>
+      </w:r>
+    </w:p>
+    <w:p>
+      <w:pPr>
+        <w:spacing w:after="140" w:line="300" w:lineRule="auto"/>
+        <w:rPr>
+          <w:lang w:val="en-US"/>
+        </w:rPr>
+      </w:pPr>
+      <w:r>
+        <w:rPr>
+          <w:lang w:val="en-US"/>
+        </w:rPr>
+        <w:t xml:space="preserve">run_test_case is updated to call the grader instead of hardcoding a score. It extracts both the score and the reasoning from the grader's response, and the returned dictionary now carries </w:t>
+      </w:r>
+      <w:r>
+        <w:rPr>
+          <w:b/>
+          <w:bCs/>
+          <w:color w:val="5A3E1B"/>
+          <w:lang w:val="en-US"/>
+        </w:rPr>
+        <w:t xml:space="preserve">four keys</w:t>
+      </w:r>
+      <w:r>
+        <w:rPr>
+          <w:lang w:val="en-US"/>
+        </w:rPr>
+        <w:t xml:space="preserve">:</w:t>
+      </w:r>
+    </w:p>
+    <w:p>
+      <w:pPr>
+        <w:shd w:val="clear" w:color="auto" w:fill="F2EFE9"/>
+        <w:spacing w:after="40" w:line="240" w:lineRule="auto"/>
+        <w:rPr>
+          <w:rFonts w:ascii="Consolas" w:hAnsi="Consolas" w:cs="Consolas"/>
+          <w:sz w:val="20"/>
+        </w:rPr>
+      </w:pPr>
+      <w:r>
+        <w:rPr>
+          <w:rFonts w:ascii="Consolas" w:hAnsi="Consolas" w:cs="Consolas"/>
+          <w:sz w:val="20"/>
+          <w:shd w:val="clear" w:color="auto" w:fill="F2EFE9"/>
+        </w:rPr>
+        <w:t xml:space="preserve">def run_test_case(test_case):</w:t>
+      </w:r>
+    </w:p>
+    <w:p>
+      <w:pPr>
+        <w:shd w:val="clear" w:color="auto" w:fill="F2EFE9"/>
+        <w:spacing w:after="40" w:line="240" w:lineRule="auto"/>
+        <w:rPr>
+          <w:rFonts w:ascii="Consolas" w:hAnsi="Consolas" w:cs="Consolas"/>
+          <w:sz w:val="20"/>
+        </w:rPr>
+      </w:pPr>
+      <w:r>
+        <w:rPr>
+          <w:rFonts w:ascii="Consolas" w:hAnsi="Consolas" w:cs="Consolas"/>
+          <w:sz w:val="20"/>
+          <w:shd w:val="clear" w:color="auto" w:fill="F2EFE9"/>
+        </w:rPr>
+        <w:t xml:space="preserve">    output = run_prompt(test_case)</w:t>
+      </w:r>
+    </w:p>
+    <w:p>
+      <w:pPr>
+        <w:shd w:val="clear" w:color="auto" w:fill="F2EFE9"/>
+        <w:spacing w:after="40" w:line="240" w:lineRule="auto"/>
+        <w:rPr>
+          <w:rFonts w:ascii="Consolas" w:hAnsi="Consolas" w:cs="Consolas"/>
+          <w:sz w:val="20"/>
+        </w:rPr>
+      </w:pPr>
+      <w:r>
+        <w:rPr>
+          <w:rFonts w:ascii="Consolas" w:hAnsi="Consolas" w:cs="Consolas"/>
+          <w:sz w:val="20"/>
+          <w:shd w:val="clear" w:color="auto" w:fill="F2EFE9"/>
+        </w:rPr>
+        <w:t xml:space="preserve"/>
+      </w:r>
+    </w:p>
+    <w:p>
+      <w:pPr>
+        <w:shd w:val="clear" w:color="auto" w:fill="F2EFE9"/>
+        <w:spacing w:after="40" w:line="240" w:lineRule="auto"/>
+        <w:rPr>
+          <w:rFonts w:ascii="Consolas" w:hAnsi="Consolas" w:cs="Consolas"/>
+          <w:sz w:val="20"/>
+        </w:rPr>
+      </w:pPr>
+      <w:r>
+        <w:rPr>
+          <w:rFonts w:ascii="Consolas" w:hAnsi="Consolas" w:cs="Consolas"/>
+          <w:sz w:val="20"/>
+          <w:shd w:val="clear" w:color="auto" w:fill="F2EFE9"/>
+        </w:rPr>
+        <w:t xml:space="preserve">    # Grade the output</w:t>
+      </w:r>
+    </w:p>
+    <w:p>
+      <w:pPr>
+        <w:shd w:val="clear" w:color="auto" w:fill="F2EFE9"/>
+        <w:spacing w:after="40" w:line="240" w:lineRule="auto"/>
+        <w:rPr>
+          <w:rFonts w:ascii="Consolas" w:hAnsi="Consolas" w:cs="Consolas"/>
+          <w:sz w:val="20"/>
+        </w:rPr>
+      </w:pPr>
+      <w:r>
+        <w:rPr>
+          <w:rFonts w:ascii="Consolas" w:hAnsi="Consolas" w:cs="Consolas"/>
+          <w:sz w:val="20"/>
+          <w:shd w:val="clear" w:color="auto" w:fill="F2EFE9"/>
+        </w:rPr>
+        <w:t xml:space="preserve">    model_grade = grade_by_model(test_case, output)</w:t>
+      </w:r>
+    </w:p>
+    <w:p>
+      <w:pPr>
+        <w:shd w:val="clear" w:color="auto" w:fill="F2EFE9"/>
+        <w:spacing w:after="40" w:line="240" w:lineRule="auto"/>
+        <w:rPr>
+          <w:rFonts w:ascii="Consolas" w:hAnsi="Consolas" w:cs="Consolas"/>
+          <w:sz w:val="20"/>
+        </w:rPr>
+      </w:pPr>
+      <w:r>
+        <w:rPr>
+          <w:rFonts w:ascii="Consolas" w:hAnsi="Consolas" w:cs="Consolas"/>
+          <w:sz w:val="20"/>
+          <w:shd w:val="clear" w:color="auto" w:fill="F2EFE9"/>
+        </w:rPr>
+        <w:t xml:space="preserve">    score = model_grade["score"]</w:t>
+      </w:r>
+    </w:p>
+    <w:p>
+      <w:pPr>
+        <w:shd w:val="clear" w:color="auto" w:fill="F2EFE9"/>
+        <w:spacing w:after="40" w:line="240" w:lineRule="auto"/>
+        <w:rPr>
+          <w:rFonts w:ascii="Consolas" w:hAnsi="Consolas" w:cs="Consolas"/>
+          <w:sz w:val="20"/>
+        </w:rPr>
+      </w:pPr>
+      <w:r>
+        <w:rPr>
+          <w:rFonts w:ascii="Consolas" w:hAnsi="Consolas" w:cs="Consolas"/>
+          <w:sz w:val="20"/>
+          <w:shd w:val="clear" w:color="auto" w:fill="F2EFE9"/>
+        </w:rPr>
+        <w:t xml:space="preserve">    reasoning = model_grade["reasoning"]</w:t>
+      </w:r>
+    </w:p>
+    <w:p>
+      <w:pPr>
+        <w:shd w:val="clear" w:color="auto" w:fill="F2EFE9"/>
+        <w:spacing w:after="40" w:line="240" w:lineRule="auto"/>
+        <w:rPr>
+          <w:rFonts w:ascii="Consolas" w:hAnsi="Consolas" w:cs="Consolas"/>
+          <w:sz w:val="20"/>
+        </w:rPr>
+      </w:pPr>
+      <w:r>
+        <w:rPr>
+          <w:rFonts w:ascii="Consolas" w:hAnsi="Consolas" w:cs="Consolas"/>
+          <w:sz w:val="20"/>
+          <w:shd w:val="clear" w:color="auto" w:fill="F2EFE9"/>
+        </w:rPr>
+        <w:t xml:space="preserve"/>
+      </w:r>
+    </w:p>
+    <w:p>
+      <w:pPr>
+        <w:shd w:val="clear" w:color="auto" w:fill="F2EFE9"/>
+        <w:spacing w:after="40" w:line="240" w:lineRule="auto"/>
+        <w:rPr>
+          <w:rFonts w:ascii="Consolas" w:hAnsi="Consolas" w:cs="Consolas"/>
+          <w:sz w:val="20"/>
+        </w:rPr>
+      </w:pPr>
+      <w:r>
+        <w:rPr>
+          <w:rFonts w:ascii="Consolas" w:hAnsi="Consolas" w:cs="Consolas"/>
+          <w:sz w:val="20"/>
+          <w:shd w:val="clear" w:color="auto" w:fill="F2EFE9"/>
+        </w:rPr>
+        <w:t xml:space="preserve">    return {</w:t>
+      </w:r>
+    </w:p>
+    <w:p>
+      <w:pPr>
+        <w:shd w:val="clear" w:color="auto" w:fill="F2EFE9"/>
+        <w:spacing w:after="40" w:line="240" w:lineRule="auto"/>
+        <w:rPr>
+          <w:rFonts w:ascii="Consolas" w:hAnsi="Consolas" w:cs="Consolas"/>
+          <w:sz w:val="20"/>
+        </w:rPr>
+      </w:pPr>
+      <w:r>
+        <w:rPr>
+          <w:rFonts w:ascii="Consolas" w:hAnsi="Consolas" w:cs="Consolas"/>
+          <w:sz w:val="20"/>
+          <w:shd w:val="clear" w:color="auto" w:fill="F2EFE9"/>
+        </w:rPr>
+        <w:t xml:space="preserve">        "output": output,</w:t>
+      </w:r>
+    </w:p>
+    <w:p>
+      <w:pPr>
+        <w:shd w:val="clear" w:color="auto" w:fill="F2EFE9"/>
+        <w:spacing w:after="40" w:line="240" w:lineRule="auto"/>
+        <w:rPr>
+          <w:rFonts w:ascii="Consolas" w:hAnsi="Consolas" w:cs="Consolas"/>
+          <w:sz w:val="20"/>
+        </w:rPr>
+      </w:pPr>
+      <w:r>
+        <w:rPr>
+          <w:rFonts w:ascii="Consolas" w:hAnsi="Consolas" w:cs="Consolas"/>
+          <w:sz w:val="20"/>
+          <w:shd w:val="clear" w:color="auto" w:fill="F2EFE9"/>
+        </w:rPr>
+        <w:t xml:space="preserve">        "test_case": test_case,</w:t>
+      </w:r>
+    </w:p>
+    <w:p>
+      <w:pPr>
+        <w:shd w:val="clear" w:color="auto" w:fill="F2EFE9"/>
+        <w:spacing w:after="40" w:line="240" w:lineRule="auto"/>
+        <w:rPr>
+          <w:rFonts w:ascii="Consolas" w:hAnsi="Consolas" w:cs="Consolas"/>
+          <w:sz w:val="20"/>
+        </w:rPr>
+      </w:pPr>
+      <w:r>
+        <w:rPr>
+          <w:rFonts w:ascii="Consolas" w:hAnsi="Consolas" w:cs="Consolas"/>
+          <w:sz w:val="20"/>
+          <w:shd w:val="clear" w:color="auto" w:fill="F2EFE9"/>
+        </w:rPr>
+        <w:t xml:space="preserve">        "score": score,</w:t>
+      </w:r>
+    </w:p>
+    <w:p>
+      <w:pPr>
+        <w:shd w:val="clear" w:color="auto" w:fill="F2EFE9"/>
+        <w:spacing w:after="40" w:line="240" w:lineRule="auto"/>
+        <w:rPr>
+          <w:rFonts w:ascii="Consolas" w:hAnsi="Consolas" w:cs="Consolas"/>
+          <w:sz w:val="20"/>
+        </w:rPr>
+      </w:pPr>
+      <w:r>
+        <w:rPr>
+          <w:rFonts w:ascii="Consolas" w:hAnsi="Consolas" w:cs="Consolas"/>
+          <w:sz w:val="20"/>
+          <w:shd w:val="clear" w:color="auto" w:fill="F2EFE9"/>
+        </w:rPr>
+        <w:t xml:space="preserve">        "reasoning": reasoning</w:t>
+      </w:r>
+    </w:p>
+    <w:p>
+      <w:pPr>
+        <w:shd w:val="clear" w:color="auto" w:fill="F2EFE9"/>
+        <w:spacing w:after="0" w:line="240" w:lineRule="auto"/>
+        <w:rPr>
+          <w:rFonts w:ascii="Consolas" w:hAnsi="Consolas" w:cs="Consolas"/>
+          <w:sz w:val="20"/>
+        </w:rPr>
+      </w:pPr>
+      <w:r>
+        <w:rPr>
+          <w:rFonts w:ascii="Consolas" w:hAnsi="Consolas" w:cs="Consolas"/>
+          <w:sz w:val="20"/>
+          <w:shd w:val="clear" w:color="auto" w:fill="F2EFE9"/>
+        </w:rPr>
+        <w:t xml:space="preserve">    }</w:t>
+      </w:r>
+    </w:p>
+    <w:p>
+      <w:pPr>
+        <w:spacing w:after="140" w:line="300" w:lineRule="auto"/>
+        <w:rPr>
+          <w:lang w:val="en-US"/>
+        </w:rPr>
+      </w:pPr>
+      <w:r>
+        <w:rPr>
+          <w:lang w:val="en-US"/>
+        </w:rPr>
+        <w:t xml:space="preserve">Note what happened to the earlier placeholder: the </w:t>
+      </w:r>
+      <w:r>
+        <w:rPr>
+          <w:b/>
+          <w:bCs/>
+          <w:color w:val="5A3E1B"/>
+          <w:lang w:val="en-US"/>
+        </w:rPr>
+        <w:t xml:space="preserve"># TODO - Grading and score = 10 are gone</w:t>
+      </w:r>
+      <w:r>
+        <w:rPr>
+          <w:lang w:val="en-US"/>
+        </w:rPr>
+        <w:t xml:space="preserve">, replaced by a real call. The rest of the function's shape is unchanged, which is exactly why isolating the grader as its own function was worth it.</w:t>
+      </w:r>
+    </w:p>
+    <w:p>
+      <w:pPr>
+        <w:pStyle w:val="Ttulo2"/>
+        <w:spacing w:before="200" w:after="100"/>
+        <w:rPr>
+          <w:lang w:val="en-US"/>
+        </w:rPr>
+      </w:pPr>
+      <w:r>
+        <w:rPr>
+          <w:b/>
+          <w:bCs/>
+          <w:color w:val="7A5A2E"/>
+          <w:sz w:val="30"/>
+          <w:szCs w:val="30"/>
+          <w:lang w:val="en-US"/>
+        </w:rPr>
+        <w:t xml:space="preserve">Calculating the average score</w:t>
+      </w:r>
+    </w:p>
+    <w:p>
+      <w:pPr>
+        <w:spacing w:after="140" w:line="300" w:lineRule="auto"/>
+        <w:rPr>
+          <w:lang w:val="en-US"/>
+        </w:rPr>
+      </w:pPr>
+      <w:r>
+        <w:rPr>
+          <w:lang w:val="en-US"/>
+        </w:rPr>
+        <w:t xml:space="preserve">Finally, run_eval computes an average across all test cases. It uses </w:t>
+      </w:r>
+      <w:r>
+        <w:rPr>
+          <w:b/>
+          <w:bCs/>
+          <w:color w:val="5A3E1B"/>
+          <w:lang w:val="en-US"/>
+        </w:rPr>
+        <w:t xml:space="preserve">mean</w:t>
+      </w:r>
+      <w:r>
+        <w:rPr>
+          <w:lang w:val="en-US"/>
+        </w:rPr>
+        <w:t xml:space="preserve"> from Python's </w:t>
+      </w:r>
+      <w:r>
+        <w:rPr>
+          <w:b/>
+          <w:bCs/>
+          <w:color w:val="5A3E1B"/>
+          <w:lang w:val="en-US"/>
+        </w:rPr>
+        <w:t xml:space="preserve">statistics</w:t>
+      </w:r>
+      <w:r>
+        <w:rPr>
+          <w:lang w:val="en-US"/>
+        </w:rPr>
+        <w:t xml:space="preserve"> module together with a list comprehension that pulls the score out of every result:</w:t>
+      </w:r>
+    </w:p>
+    <w:p>
+      <w:pPr>
+        <w:shd w:val="clear" w:color="auto" w:fill="F2EFE9"/>
+        <w:spacing w:after="40" w:line="240" w:lineRule="auto"/>
+        <w:rPr>
+          <w:rFonts w:ascii="Consolas" w:hAnsi="Consolas" w:cs="Consolas"/>
+          <w:sz w:val="20"/>
+        </w:rPr>
+      </w:pPr>
+      <w:r>
+        <w:rPr>
+          <w:rFonts w:ascii="Consolas" w:hAnsi="Consolas" w:cs="Consolas"/>
+          <w:sz w:val="20"/>
+          <w:shd w:val="clear" w:color="auto" w:fill="F2EFE9"/>
+        </w:rPr>
+        <w:t xml:space="preserve">from statistics import mean</w:t>
+      </w:r>
+    </w:p>
+    <w:p>
+      <w:pPr>
+        <w:shd w:val="clear" w:color="auto" w:fill="F2EFE9"/>
+        <w:spacing w:after="40" w:line="240" w:lineRule="auto"/>
+        <w:rPr>
+          <w:rFonts w:ascii="Consolas" w:hAnsi="Consolas" w:cs="Consolas"/>
+          <w:sz w:val="20"/>
+        </w:rPr>
+      </w:pPr>
+      <w:r>
+        <w:rPr>
+          <w:rFonts w:ascii="Consolas" w:hAnsi="Consolas" w:cs="Consolas"/>
+          <w:sz w:val="20"/>
+          <w:shd w:val="clear" w:color="auto" w:fill="F2EFE9"/>
+        </w:rPr>
+        <w:t xml:space="preserve"/>
+      </w:r>
+    </w:p>
+    <w:p>
+      <w:pPr>
+        <w:shd w:val="clear" w:color="auto" w:fill="F2EFE9"/>
+        <w:spacing w:after="40" w:line="240" w:lineRule="auto"/>
+        <w:rPr>
+          <w:rFonts w:ascii="Consolas" w:hAnsi="Consolas" w:cs="Consolas"/>
+          <w:sz w:val="20"/>
+        </w:rPr>
+      </w:pPr>
+      <w:r>
+        <w:rPr>
+          <w:rFonts w:ascii="Consolas" w:hAnsi="Consolas" w:cs="Consolas"/>
+          <w:sz w:val="20"/>
+          <w:shd w:val="clear" w:color="auto" w:fill="F2EFE9"/>
+        </w:rPr>
+        <w:t xml:space="preserve">def run_eval(dataset):</w:t>
+      </w:r>
+    </w:p>
+    <w:p>
+      <w:pPr>
+        <w:shd w:val="clear" w:color="auto" w:fill="F2EFE9"/>
+        <w:spacing w:after="40" w:line="240" w:lineRule="auto"/>
+        <w:rPr>
+          <w:rFonts w:ascii="Consolas" w:hAnsi="Consolas" w:cs="Consolas"/>
+          <w:sz w:val="20"/>
+        </w:rPr>
+      </w:pPr>
+      <w:r>
+        <w:rPr>
+          <w:rFonts w:ascii="Consolas" w:hAnsi="Consolas" w:cs="Consolas"/>
+          <w:sz w:val="20"/>
+          <w:shd w:val="clear" w:color="auto" w:fill="F2EFE9"/>
+        </w:rPr>
+        <w:t xml:space="preserve">    results = []</w:t>
+      </w:r>
+    </w:p>
+    <w:p>
+      <w:pPr>
+        <w:shd w:val="clear" w:color="auto" w:fill="F2EFE9"/>
+        <w:spacing w:after="40" w:line="240" w:lineRule="auto"/>
+        <w:rPr>
+          <w:rFonts w:ascii="Consolas" w:hAnsi="Consolas" w:cs="Consolas"/>
+          <w:sz w:val="20"/>
+        </w:rPr>
+      </w:pPr>
+      <w:r>
+        <w:rPr>
+          <w:rFonts w:ascii="Consolas" w:hAnsi="Consolas" w:cs="Consolas"/>
+          <w:sz w:val="20"/>
+          <w:shd w:val="clear" w:color="auto" w:fill="F2EFE9"/>
+        </w:rPr>
+        <w:t xml:space="preserve"/>
+      </w:r>
+    </w:p>
+    <w:p>
+      <w:pPr>
+        <w:shd w:val="clear" w:color="auto" w:fill="F2EFE9"/>
+        <w:spacing w:after="40" w:line="240" w:lineRule="auto"/>
+        <w:rPr>
+          <w:rFonts w:ascii="Consolas" w:hAnsi="Consolas" w:cs="Consolas"/>
+          <w:sz w:val="20"/>
+        </w:rPr>
+      </w:pPr>
+      <w:r>
+        <w:rPr>
+          <w:rFonts w:ascii="Consolas" w:hAnsi="Consolas" w:cs="Consolas"/>
+          <w:sz w:val="20"/>
+          <w:shd w:val="clear" w:color="auto" w:fill="F2EFE9"/>
+        </w:rPr>
+        <w:t xml:space="preserve">    for test_case in dataset:</w:t>
+      </w:r>
+    </w:p>
+    <w:p>
+      <w:pPr>
+        <w:shd w:val="clear" w:color="auto" w:fill="F2EFE9"/>
+        <w:spacing w:after="40" w:line="240" w:lineRule="auto"/>
+        <w:rPr>
+          <w:rFonts w:ascii="Consolas" w:hAnsi="Consolas" w:cs="Consolas"/>
+          <w:sz w:val="20"/>
+        </w:rPr>
+      </w:pPr>
+      <w:r>
+        <w:rPr>
+          <w:rFonts w:ascii="Consolas" w:hAnsi="Consolas" w:cs="Consolas"/>
+          <w:sz w:val="20"/>
+          <w:shd w:val="clear" w:color="auto" w:fill="F2EFE9"/>
+        </w:rPr>
+        <w:t xml:space="preserve">        result = run_test_case(test_case)</w:t>
+      </w:r>
+    </w:p>
+    <w:p>
+      <w:pPr>
+        <w:shd w:val="clear" w:color="auto" w:fill="F2EFE9"/>
+        <w:spacing w:after="40" w:line="240" w:lineRule="auto"/>
+        <w:rPr>
+          <w:rFonts w:ascii="Consolas" w:hAnsi="Consolas" w:cs="Consolas"/>
+          <w:sz w:val="20"/>
+        </w:rPr>
+      </w:pPr>
+      <w:r>
+        <w:rPr>
+          <w:rFonts w:ascii="Consolas" w:hAnsi="Consolas" w:cs="Consolas"/>
+          <w:sz w:val="20"/>
+          <w:shd w:val="clear" w:color="auto" w:fill="F2EFE9"/>
+        </w:rPr>
+        <w:t xml:space="preserve">        results.append(result)</w:t>
+      </w:r>
+    </w:p>
+    <w:p>
+      <w:pPr>
+        <w:shd w:val="clear" w:color="auto" w:fill="F2EFE9"/>
+        <w:spacing w:after="40" w:line="240" w:lineRule="auto"/>
+        <w:rPr>
+          <w:rFonts w:ascii="Consolas" w:hAnsi="Consolas" w:cs="Consolas"/>
+          <w:sz w:val="20"/>
+        </w:rPr>
+      </w:pPr>
+      <w:r>
+        <w:rPr>
+          <w:rFonts w:ascii="Consolas" w:hAnsi="Consolas" w:cs="Consolas"/>
+          <w:sz w:val="20"/>
+          <w:shd w:val="clear" w:color="auto" w:fill="F2EFE9"/>
+        </w:rPr>
+        <w:t xml:space="preserve"/>
+      </w:r>
+    </w:p>
+    <w:p>
+      <w:pPr>
+        <w:shd w:val="clear" w:color="auto" w:fill="F2EFE9"/>
+        <w:spacing w:after="40" w:line="240" w:lineRule="auto"/>
+        <w:rPr>
+          <w:rFonts w:ascii="Consolas" w:hAnsi="Consolas" w:cs="Consolas"/>
+          <w:sz w:val="20"/>
+        </w:rPr>
+      </w:pPr>
+      <w:r>
+        <w:rPr>
+          <w:rFonts w:ascii="Consolas" w:hAnsi="Consolas" w:cs="Consolas"/>
+          <w:sz w:val="20"/>
+          <w:shd w:val="clear" w:color="auto" w:fill="F2EFE9"/>
+        </w:rPr>
+        <w:t xml:space="preserve">    average_score = mean([result["score"] for result in results])</w:t>
+      </w:r>
+    </w:p>
+    <w:p>
+      <w:pPr>
+        <w:shd w:val="clear" w:color="auto" w:fill="F2EFE9"/>
+        <w:spacing w:after="40" w:line="240" w:lineRule="auto"/>
+        <w:rPr>
+          <w:rFonts w:ascii="Consolas" w:hAnsi="Consolas" w:cs="Consolas"/>
+          <w:sz w:val="20"/>
+        </w:rPr>
+      </w:pPr>
+      <w:r>
+        <w:rPr>
+          <w:rFonts w:ascii="Consolas" w:hAnsi="Consolas" w:cs="Consolas"/>
+          <w:sz w:val="20"/>
+          <w:shd w:val="clear" w:color="auto" w:fill="F2EFE9"/>
+        </w:rPr>
+        <w:t xml:space="preserve">    print(f"Average score: {average_score}")</w:t>
+      </w:r>
+    </w:p>
+    <w:p>
+      <w:pPr>
+        <w:shd w:val="clear" w:color="auto" w:fill="F2EFE9"/>
+        <w:spacing w:after="40" w:line="240" w:lineRule="auto"/>
+        <w:rPr>
+          <w:rFonts w:ascii="Consolas" w:hAnsi="Consolas" w:cs="Consolas"/>
+          <w:sz w:val="20"/>
+        </w:rPr>
+      </w:pPr>
+      <w:r>
+        <w:rPr>
+          <w:rFonts w:ascii="Consolas" w:hAnsi="Consolas" w:cs="Consolas"/>
+          <w:sz w:val="20"/>
+          <w:shd w:val="clear" w:color="auto" w:fill="F2EFE9"/>
+        </w:rPr>
+        <w:t xml:space="preserve"/>
+      </w:r>
+    </w:p>
+    <w:p>
+      <w:pPr>
+        <w:shd w:val="clear" w:color="auto" w:fill="F2EFE9"/>
+        <w:spacing w:after="0" w:line="240" w:lineRule="auto"/>
+        <w:rPr>
+          <w:rFonts w:ascii="Consolas" w:hAnsi="Consolas" w:cs="Consolas"/>
+          <w:sz w:val="20"/>
+        </w:rPr>
+      </w:pPr>
+      <w:r>
+        <w:rPr>
+          <w:rFonts w:ascii="Consolas" w:hAnsi="Consolas" w:cs="Consolas"/>
+          <w:sz w:val="20"/>
+          <w:shd w:val="clear" w:color="auto" w:fill="F2EFE9"/>
+        </w:rPr>
+        <w:t xml:space="preserve">    return results</w:t>
+      </w:r>
+    </w:p>
+    <w:p>
+      <w:pPr>
+        <w:spacing w:after="140" w:line="300" w:lineRule="auto"/>
+        <w:rPr>
+          <w:lang w:val="en-US"/>
+        </w:rPr>
+      </w:pPr>
+      <w:r>
+        <w:rPr>
+          <w:lang w:val="en-US"/>
+        </w:rPr>
+        <w:t xml:space="preserve">With this, the pipeline finally produces the </w:t>
+      </w:r>
+      <w:r>
+        <w:rPr>
+          <w:b/>
+          <w:bCs/>
+          <w:color w:val="5A3E1B"/>
+          <w:lang w:val="en-US"/>
+        </w:rPr>
+        <w:t xml:space="preserve">objective number</w:t>
+      </w:r>
+      <w:r>
+        <w:rPr>
+          <w:lang w:val="en-US"/>
+        </w:rPr>
+        <w:t xml:space="preserve"> the whole section was building toward — the baseline you can beat by changing the prompt and running the eval again.</w:t>
+      </w:r>
+    </w:p>
+    <w:p>
+      <w:pPr>
+        <w:pStyle w:val="Ttulo2"/>
+        <w:spacing w:before="200" w:after="100"/>
+        <w:rPr>
+          <w:lang w:val="en-US"/>
+        </w:rPr>
+      </w:pPr>
+      <w:r>
+        <w:rPr>
+          <w:b/>
+          <w:bCs/>
+          <w:color w:val="7A5A2E"/>
+          <w:sz w:val="30"/>
+          <w:szCs w:val="30"/>
+          <w:lang w:val="en-US"/>
+        </w:rPr>
+        <w:t xml:space="preserve">Practice Questions — Lesson 5</w:t>
+      </w:r>
+    </w:p>
+    <w:p>
+      <w:pPr>
+        <w:spacing w:after="140" w:line="300" w:lineRule="auto"/>
+        <w:rPr>
+          <w:lang w:val="en-US"/>
+        </w:rPr>
+      </w:pPr>
+      <w:r>
+        <w:rPr>
+          <w:lang w:val="en-US"/>
+        </w:rPr>
+        <w:t xml:space="preserve">Choose the single best answer for each question (A–E).</w:t>
+      </w:r>
+    </w:p>
+    <w:p>
+      <w:pPr>
+        <w:spacing w:before="200" w:after="100" w:line="300" w:lineRule="auto"/>
+        <w:rPr>
+          <w:rFonts w:ascii="Arial" w:hAnsi="Arial" w:cs="Arial"/>
+          <w:lang w:val="en-US"/>
+        </w:rPr>
+      </w:pPr>
+      <w:r>
+        <w:rPr>
+          <w:rFonts w:ascii="Arial" w:hAnsi="Arial" w:cs="Arial"/>
+          <w:b/>
+          <w:bCs/>
+          <w:lang w:val="en-US"/>
+        </w:rPr>
+        <w:t>1. What are the three main types of graders?</w:t>
+      </w:r>
+    </w:p>
+    <w:p>
+      <w:pPr>
+        <w:spacing w:after="60" w:line="300" w:lineRule="auto"/>
+        <w:ind w:left="400"/>
+        <w:rPr>
+          <w:rFonts w:ascii="Arial" w:hAnsi="Arial" w:cs="Arial"/>
+          <w:lang w:val="en-US"/>
+        </w:rPr>
+      </w:pPr>
+      <w:r>
+        <w:rPr>
+          <w:rFonts w:ascii="Arial" w:hAnsi="Arial" w:cs="Arial"/>
+          <w:lang w:val="en-US"/>
+        </w:rPr>
+        <w:t xml:space="preserve">A) Format, Syntax and Task graders</w:t>
+      </w:r>
+    </w:p>
+    <w:p>
+      <w:pPr>
+        <w:spacing w:after="60" w:line="300" w:lineRule="auto"/>
+        <w:ind w:left="400"/>
+        <w:rPr>
+          <w:rFonts w:ascii="Arial" w:hAnsi="Arial" w:cs="Arial"/>
+          <w:lang w:val="en-US"/>
+        </w:rPr>
+      </w:pPr>
+      <w:r>
+        <w:rPr>
+          <w:rFonts w:ascii="Arial" w:hAnsi="Arial" w:cs="Arial"/>
+          <w:lang w:val="en-US"/>
+        </w:rPr>
+        <w:t xml:space="preserve">B) Code, model and human graders</w:t>
+      </w:r>
+    </w:p>
+    <w:p>
+      <w:pPr>
+        <w:spacing w:after="60" w:line="300" w:lineRule="auto"/>
+        <w:ind w:left="400"/>
+        <w:rPr>
+          <w:rFonts w:ascii="Arial" w:hAnsi="Arial" w:cs="Arial"/>
+          <w:lang w:val="en-US"/>
+        </w:rPr>
+      </w:pPr>
+      <w:r>
+        <w:rPr>
+          <w:rFonts w:ascii="Arial" w:hAnsi="Arial" w:cs="Arial"/>
+          <w:lang w:val="en-US"/>
+        </w:rPr>
+        <w:t xml:space="preserve">C) Automatic, manual and hybrid graders</w:t>
+      </w:r>
+    </w:p>
+    <w:p>
+      <w:pPr>
+        <w:spacing w:after="60" w:line="300" w:lineRule="auto"/>
+        <w:ind w:left="400"/>
+        <w:rPr>
+          <w:rFonts w:ascii="Arial" w:hAnsi="Arial" w:cs="Arial"/>
+          <w:lang w:val="en-US"/>
+        </w:rPr>
+      </w:pPr>
+      <w:r>
+        <w:rPr>
+          <w:rFonts w:ascii="Arial" w:hAnsi="Arial" w:cs="Arial"/>
+          <w:lang w:val="en-US"/>
+        </w:rPr>
+        <w:t xml:space="preserve">D) Strengths, weaknesses and reasoning graders</w:t>
+      </w:r>
+    </w:p>
+    <w:p>
+      <w:pPr>
+        <w:spacing w:after="60" w:line="300" w:lineRule="auto"/>
+        <w:ind w:left="400"/>
+        <w:rPr>
+          <w:rFonts w:ascii="Arial" w:hAnsi="Arial" w:cs="Arial"/>
+          <w:lang w:val="en-US"/>
+        </w:rPr>
+      </w:pPr>
+      <w:r>
+        <w:rPr>
+          <w:rFonts w:ascii="Arial" w:hAnsi="Arial" w:cs="Arial"/>
+          <w:lang w:val="en-US"/>
+        </w:rPr>
+        <w:t xml:space="preserve">E) Haiku, Sonnet and Opus graders</w:t>
+      </w:r>
+    </w:p>
+    <w:p>
+      <w:pPr>
+        <w:spacing w:before="200" w:after="100" w:line="300" w:lineRule="auto"/>
+        <w:rPr>
+          <w:rFonts w:ascii="Arial" w:hAnsi="Arial" w:cs="Arial"/>
+          <w:lang w:val="en-US"/>
+        </w:rPr>
+      </w:pPr>
+      <w:r>
+        <w:rPr>
+          <w:rFonts w:ascii="Arial" w:hAnsi="Arial" w:cs="Arial"/>
+          <w:b/>
+          <w:bCs/>
+          <w:lang w:val="en-US"/>
+        </w:rPr>
+        <w:t>2. Why is the Task Following criterion better suited to a model grader than a code grader?</w:t>
+      </w:r>
+    </w:p>
+    <w:p>
+      <w:pPr>
+        <w:spacing w:after="60" w:line="300" w:lineRule="auto"/>
+        <w:ind w:left="400"/>
+        <w:rPr>
+          <w:rFonts w:ascii="Arial" w:hAnsi="Arial" w:cs="Arial"/>
+          <w:lang w:val="en-US"/>
+        </w:rPr>
+      </w:pPr>
+      <w:r>
+        <w:rPr>
+          <w:rFonts w:ascii="Arial" w:hAnsi="Arial" w:cs="Arial"/>
+          <w:lang w:val="en-US"/>
+        </w:rPr>
+        <w:t xml:space="preserve">A) Because code graders cannot return a number between 1 and 10</w:t>
+      </w:r>
+    </w:p>
+    <w:p>
+      <w:pPr>
+        <w:spacing w:after="60" w:line="300" w:lineRule="auto"/>
+        <w:ind w:left="400"/>
+        <w:rPr>
+          <w:rFonts w:ascii="Arial" w:hAnsi="Arial" w:cs="Arial"/>
+          <w:lang w:val="en-US"/>
+        </w:rPr>
+      </w:pPr>
+      <w:r>
+        <w:rPr>
+          <w:rFonts w:ascii="Arial" w:hAnsi="Arial" w:cs="Arial"/>
+          <w:lang w:val="en-US"/>
+        </w:rPr>
+        <w:t xml:space="preserve">B) Because judging whether a response genuinely addresses a task requires flexibility that a programmatic check cannot provide</w:t>
+      </w:r>
+    </w:p>
+    <w:p>
+      <w:pPr>
+        <w:spacing w:after="60" w:line="300" w:lineRule="auto"/>
+        <w:ind w:left="400"/>
+        <w:rPr>
+          <w:rFonts w:ascii="Arial" w:hAnsi="Arial" w:cs="Arial"/>
+          <w:lang w:val="en-US"/>
+        </w:rPr>
+      </w:pPr>
+      <w:r>
+        <w:rPr>
+          <w:rFonts w:ascii="Arial" w:hAnsi="Arial" w:cs="Arial"/>
+          <w:lang w:val="en-US"/>
+        </w:rPr>
+        <w:t xml:space="preserve">C) Because model graders are always cheaper than code graders</w:t>
+      </w:r>
+    </w:p>
+    <w:p>
+      <w:pPr>
+        <w:spacing w:after="60" w:line="300" w:lineRule="auto"/>
+        <w:ind w:left="400"/>
+        <w:rPr>
+          <w:rFonts w:ascii="Arial" w:hAnsi="Arial" w:cs="Arial"/>
+          <w:lang w:val="en-US"/>
+        </w:rPr>
+      </w:pPr>
+      <w:r>
+        <w:rPr>
+          <w:rFonts w:ascii="Arial" w:hAnsi="Arial" w:cs="Arial"/>
+          <w:lang w:val="en-US"/>
+        </w:rPr>
+        <w:t xml:space="preserve">D) Because task following can only be measured by a human</w:t>
+      </w:r>
+    </w:p>
+    <w:p>
+      <w:pPr>
+        <w:spacing w:after="60" w:line="300" w:lineRule="auto"/>
+        <w:ind w:left="400"/>
+        <w:rPr>
+          <w:rFonts w:ascii="Arial" w:hAnsi="Arial" w:cs="Arial"/>
+          <w:lang w:val="en-US"/>
+        </w:rPr>
+      </w:pPr>
+      <w:r>
+        <w:rPr>
+          <w:rFonts w:ascii="Arial" w:hAnsi="Arial" w:cs="Arial"/>
+          <w:lang w:val="en-US"/>
+        </w:rPr>
+        <w:t xml:space="preserve">E) Because code graders cannot read the original test case</w:t>
+      </w:r>
+    </w:p>
+    <w:p>
+      <w:pPr>
+        <w:spacing w:before="200" w:after="100" w:line="300" w:lineRule="auto"/>
+        <w:rPr>
+          <w:rFonts w:ascii="Arial" w:hAnsi="Arial" w:cs="Arial"/>
+          <w:lang w:val="en-US"/>
+        </w:rPr>
+      </w:pPr>
+      <w:r>
+        <w:rPr>
+          <w:rFonts w:ascii="Arial" w:hAnsi="Arial" w:cs="Arial"/>
+          <w:b/>
+          <w:bCs/>
+          <w:lang w:val="en-US"/>
+        </w:rPr>
+        <w:t>3. What happens if the grader prompt asks only for a score, with no reasoning?</w:t>
+      </w:r>
+    </w:p>
+    <w:p>
+      <w:pPr>
+        <w:spacing w:after="60" w:line="300" w:lineRule="auto"/>
+        <w:ind w:left="400"/>
+        <w:rPr>
+          <w:rFonts w:ascii="Arial" w:hAnsi="Arial" w:cs="Arial"/>
+          <w:lang w:val="en-US"/>
+        </w:rPr>
+      </w:pPr>
+      <w:r>
+        <w:rPr>
+          <w:rFonts w:ascii="Arial" w:hAnsi="Arial" w:cs="Arial"/>
+          <w:lang w:val="en-US"/>
+        </w:rPr>
+        <w:t xml:space="preserve">A) The API rejects the request as incomplete</w:t>
+      </w:r>
+    </w:p>
+    <w:p>
+      <w:pPr>
+        <w:spacing w:after="60" w:line="300" w:lineRule="auto"/>
+        <w:ind w:left="400"/>
+        <w:rPr>
+          <w:rFonts w:ascii="Arial" w:hAnsi="Arial" w:cs="Arial"/>
+          <w:lang w:val="en-US"/>
+        </w:rPr>
+      </w:pPr>
+      <w:r>
+        <w:rPr>
+          <w:rFonts w:ascii="Arial" w:hAnsi="Arial" w:cs="Arial"/>
+          <w:lang w:val="en-US"/>
+        </w:rPr>
+        <w:t xml:space="preserve">B) The model tends to default to middling scores around 6</w:t>
+      </w:r>
+    </w:p>
+    <w:p>
+      <w:pPr>
+        <w:spacing w:after="60" w:line="300" w:lineRule="auto"/>
+        <w:ind w:left="400"/>
+        <w:rPr>
+          <w:rFonts w:ascii="Arial" w:hAnsi="Arial" w:cs="Arial"/>
+          <w:lang w:val="en-US"/>
+        </w:rPr>
+      </w:pPr>
+      <w:r>
+        <w:rPr>
+          <w:rFonts w:ascii="Arial" w:hAnsi="Arial" w:cs="Arial"/>
+          <w:lang w:val="en-US"/>
+        </w:rPr>
+        <w:t xml:space="preserve">C) The model always returns 10</w:t>
+      </w:r>
+    </w:p>
+    <w:p>
+      <w:pPr>
+        <w:spacing w:after="60" w:line="300" w:lineRule="auto"/>
+        <w:ind w:left="400"/>
+        <w:rPr>
+          <w:rFonts w:ascii="Arial" w:hAnsi="Arial" w:cs="Arial"/>
+          <w:lang w:val="en-US"/>
+        </w:rPr>
+      </w:pPr>
+      <w:r>
+        <w:rPr>
+          <w:rFonts w:ascii="Arial" w:hAnsi="Arial" w:cs="Arial"/>
+          <w:lang w:val="en-US"/>
+        </w:rPr>
+        <w:t xml:space="preserve">D) The score is returned as text instead of a number</w:t>
+      </w:r>
+    </w:p>
+    <w:p>
+      <w:pPr>
+        <w:spacing w:after="60" w:line="300" w:lineRule="auto"/>
+        <w:ind w:left="400"/>
+        <w:rPr>
+          <w:rFonts w:ascii="Arial" w:hAnsi="Arial" w:cs="Arial"/>
+          <w:lang w:val="en-US"/>
+        </w:rPr>
+      </w:pPr>
+      <w:r>
+        <w:rPr>
+          <w:rFonts w:ascii="Arial" w:hAnsi="Arial" w:cs="Arial"/>
+          <w:lang w:val="en-US"/>
+        </w:rPr>
+        <w:t xml:space="preserve">E) The grader becomes faster but more accurate</w:t>
+      </w:r>
+    </w:p>
+    <w:p>
+      <w:pPr>
+        <w:spacing w:before="200" w:after="100" w:line="300" w:lineRule="auto"/>
+        <w:rPr>
+          <w:rFonts w:ascii="Arial" w:hAnsi="Arial" w:cs="Arial"/>
+          <w:lang w:val="en-US"/>
+        </w:rPr>
+      </w:pPr>
+      <w:r>
+        <w:rPr>
+          <w:rFonts w:ascii="Arial" w:hAnsi="Arial" w:cs="Arial"/>
+          <w:b/>
+          <w:bCs/>
+          <w:lang w:val="en-US"/>
+        </w:rPr>
+        <w:t>4. In the grader's JSON specification, where does "score" appear?</w:t>
+      </w:r>
+    </w:p>
+    <w:p>
+      <w:pPr>
+        <w:spacing w:after="60" w:line="300" w:lineRule="auto"/>
+        <w:ind w:left="400"/>
+        <w:rPr>
+          <w:rFonts w:ascii="Arial" w:hAnsi="Arial" w:cs="Arial"/>
+          <w:lang w:val="en-US"/>
+        </w:rPr>
+      </w:pPr>
+      <w:r>
+        <w:rPr>
+          <w:rFonts w:ascii="Arial" w:hAnsi="Arial" w:cs="Arial"/>
+          <w:lang w:val="en-US"/>
+        </w:rPr>
+        <w:t xml:space="preserve">A) First, so the model commits to a number immediately</w:t>
+      </w:r>
+    </w:p>
+    <w:p>
+      <w:pPr>
+        <w:spacing w:after="60" w:line="300" w:lineRule="auto"/>
+        <w:ind w:left="400"/>
+        <w:rPr>
+          <w:rFonts w:ascii="Arial" w:hAnsi="Arial" w:cs="Arial"/>
+          <w:lang w:val="en-US"/>
+        </w:rPr>
+      </w:pPr>
+      <w:r>
+        <w:rPr>
+          <w:rFonts w:ascii="Arial" w:hAnsi="Arial" w:cs="Arial"/>
+          <w:lang w:val="en-US"/>
+        </w:rPr>
+        <w:t xml:space="preserve">B) Last, after strengths, weaknesses and reasoning</w:t>
+      </w:r>
+    </w:p>
+    <w:p>
+      <w:pPr>
+        <w:spacing w:after="60" w:line="300" w:lineRule="auto"/>
+        <w:ind w:left="400"/>
+        <w:rPr>
+          <w:rFonts w:ascii="Arial" w:hAnsi="Arial" w:cs="Arial"/>
+          <w:lang w:val="en-US"/>
+        </w:rPr>
+      </w:pPr>
+      <w:r>
+        <w:rPr>
+          <w:rFonts w:ascii="Arial" w:hAnsi="Arial" w:cs="Arial"/>
+          <w:lang w:val="en-US"/>
+        </w:rPr>
+        <w:t xml:space="preserve">C) It is not part of the JSON — it is returned separately</w:t>
+      </w:r>
+    </w:p>
+    <w:p>
+      <w:pPr>
+        <w:spacing w:after="60" w:line="300" w:lineRule="auto"/>
+        <w:ind w:left="400"/>
+        <w:rPr>
+          <w:rFonts w:ascii="Arial" w:hAnsi="Arial" w:cs="Arial"/>
+          <w:lang w:val="en-US"/>
+        </w:rPr>
+      </w:pPr>
+      <w:r>
+        <w:rPr>
+          <w:rFonts w:ascii="Arial" w:hAnsi="Arial" w:cs="Arial"/>
+          <w:lang w:val="en-US"/>
+        </w:rPr>
+        <w:t xml:space="preserve">D) Twice: once before and once after the reasoning</w:t>
+      </w:r>
+    </w:p>
+    <w:p>
+      <w:pPr>
+        <w:spacing w:after="60" w:line="300" w:lineRule="auto"/>
+        <w:ind w:left="400"/>
+        <w:rPr>
+          <w:rFonts w:ascii="Arial" w:hAnsi="Arial" w:cs="Arial"/>
+          <w:lang w:val="en-US"/>
+        </w:rPr>
+      </w:pPr>
+      <w:r>
+        <w:rPr>
+          <w:rFonts w:ascii="Arial" w:hAnsi="Arial" w:cs="Arial"/>
+          <w:lang w:val="en-US"/>
+        </w:rPr>
+        <w:t xml:space="preserve">E) Inside the "reasoning" field as plain text</w:t>
+      </w:r>
+    </w:p>
+    <w:p>
+      <w:pPr>
+        <w:spacing w:before="200" w:after="100" w:line="300" w:lineRule="auto"/>
+        <w:rPr>
+          <w:rFonts w:ascii="Arial" w:hAnsi="Arial" w:cs="Arial"/>
+          <w:lang w:val="en-US"/>
+        </w:rPr>
+      </w:pPr>
+      <w:r>
+        <w:rPr>
+          <w:rFonts w:ascii="Arial" w:hAnsi="Arial" w:cs="Arial"/>
+          <w:b/>
+          <w:bCs/>
+          <w:lang w:val="en-US"/>
+        </w:rPr>
+        <w:t>5. Which of these is a typical use for a CODE grader rather than a model grader?</w:t>
+      </w:r>
+    </w:p>
+    <w:p>
+      <w:pPr>
+        <w:spacing w:after="60" w:line="300" w:lineRule="auto"/>
+        <w:ind w:left="400"/>
+        <w:rPr>
+          <w:rFonts w:ascii="Arial" w:hAnsi="Arial" w:cs="Arial"/>
+          <w:lang w:val="en-US"/>
+        </w:rPr>
+      </w:pPr>
+      <w:r>
+        <w:rPr>
+          <w:rFonts w:ascii="Arial" w:hAnsi="Arial" w:cs="Arial"/>
+          <w:lang w:val="en-US"/>
+        </w:rPr>
+        <w:t xml:space="preserve">A) Judging the helpfulness of a response</w:t>
+      </w:r>
+    </w:p>
+    <w:p>
+      <w:pPr>
+        <w:spacing w:after="60" w:line="300" w:lineRule="auto"/>
+        <w:ind w:left="400"/>
+        <w:rPr>
+          <w:rFonts w:ascii="Arial" w:hAnsi="Arial" w:cs="Arial"/>
+          <w:lang w:val="en-US"/>
+        </w:rPr>
+      </w:pPr>
+      <w:r>
+        <w:rPr>
+          <w:rFonts w:ascii="Arial" w:hAnsi="Arial" w:cs="Arial"/>
+          <w:lang w:val="en-US"/>
+        </w:rPr>
+        <w:t xml:space="preserve">B) Assessing the safety of an answer</w:t>
+      </w:r>
+    </w:p>
+    <w:p>
+      <w:pPr>
+        <w:spacing w:after="60" w:line="300" w:lineRule="auto"/>
+        <w:ind w:left="400"/>
+        <w:rPr>
+          <w:rFonts w:ascii="Arial" w:hAnsi="Arial" w:cs="Arial"/>
+          <w:lang w:val="en-US"/>
+        </w:rPr>
+      </w:pPr>
+      <w:r>
+        <w:rPr>
+          <w:rFonts w:ascii="Arial" w:hAnsi="Arial" w:cs="Arial"/>
+          <w:lang w:val="en-US"/>
+        </w:rPr>
+        <w:t xml:space="preserve">C) Validating that produced JSON has correct syntax</w:t>
+      </w:r>
+    </w:p>
+    <w:p>
+      <w:pPr>
+        <w:spacing w:after="60" w:line="300" w:lineRule="auto"/>
+        <w:ind w:left="400"/>
+        <w:rPr>
+          <w:rFonts w:ascii="Arial" w:hAnsi="Arial" w:cs="Arial"/>
+          <w:lang w:val="en-US"/>
+        </w:rPr>
+      </w:pPr>
+      <w:r>
+        <w:rPr>
+          <w:rFonts w:ascii="Arial" w:hAnsi="Arial" w:cs="Arial"/>
+          <w:lang w:val="en-US"/>
+        </w:rPr>
+        <w:t xml:space="preserve">D) Deciding whether the response is complete</w:t>
+      </w:r>
+    </w:p>
+    <w:p>
+      <w:pPr>
+        <w:spacing w:after="60" w:line="300" w:lineRule="auto"/>
+        <w:ind w:left="400"/>
+        <w:rPr>
+          <w:rFonts w:ascii="Arial" w:hAnsi="Arial" w:cs="Arial"/>
+          <w:lang w:val="en-US"/>
+        </w:rPr>
+      </w:pPr>
+      <w:r>
+        <w:rPr>
+          <w:rFonts w:ascii="Arial" w:hAnsi="Arial" w:cs="Arial"/>
+          <w:lang w:val="en-US"/>
+        </w:rPr>
+        <w:t xml:space="preserve">E) Measuring how well instructions were followed</w:t>
       </w:r>
     </w:p>
     <w:sectPr>

--- a/2. Building with the Claude API/Modulo2_03_Prompt_Evaluation.docx
+++ b/2. Building with the Claude API/Modulo2_03_Prompt_Evaluation.docx
@@ -163,6 +163,27 @@
     </w:p>
     <w:p>
       <w:pPr>
+        <w:pStyle w:val="PargrafodaLista"/>
+        <w:numPr>
+          <w:ilvl w:val="0"/>
+          <w:numId w:val="1"/>
+        </w:numPr>
+        <w:spacing w:after="60"/>
+        <w:rPr>
+          <w:lang w:val="en-US"/>
+        </w:rPr>
+      </w:pPr>
+      <w:r>
+        <w:rPr>
+          <w:sz w:val="24"/>
+          <w:szCs w:val="24"/>
+          <w:lang w:val="en-US"/>
+        </w:rPr>
+        <w:t>Lesson 6 — Code Based Grading</w:t>
+      </w:r>
+    </w:p>
+    <w:p>
+      <w:pPr>
         <w:pBdr>
           <w:bottom w:val="single" w:sz="4" w:space="6" w:color="CCCCCC"/>
         </w:pBdr>
@@ -209,7 +230,7 @@
           <w:szCs w:val="30"/>
           <w:lang w:val="en-US"/>
         </w:rPr>
-        <w:t xml:space="preserve">Core idea</w:t>
+        <w:t>Core idea</w:t>
       </w:r>
     </w:p>
     <w:p>
@@ -232,7 +253,7 @@
           <w:color w:val="5A3E1B"/>
           <w:lang w:val="en-US"/>
         </w:rPr>
-        <w:t xml:space="preserve">prompt engineering</w:t>
+        <w:t>prompt engineering</w:t>
       </w:r>
       <w:r>
         <w:rPr>
@@ -247,7 +268,7 @@
           <w:color w:val="5A3E1B"/>
           <w:lang w:val="en-US"/>
         </w:rPr>
-        <w:t xml:space="preserve">prompt evaluation</w:t>
+        <w:t>prompt evaluation</w:t>
       </w:r>
       <w:r>
         <w:rPr>
@@ -273,7 +294,7 @@
           <w:szCs w:val="30"/>
           <w:lang w:val="en-US"/>
         </w:rPr>
-        <w:t xml:space="preserve">Key points</w:t>
+        <w:t>Key points</w:t>
       </w:r>
     </w:p>
     <w:p>
@@ -301,7 +322,7 @@
           <w:color w:val="5A3E1B"/>
           <w:lang w:val="en-US"/>
         </w:rPr>
-        <w:t xml:space="preserve">how you write</w:t>
+        <w:t>how you write</w:t>
       </w:r>
       <w:r>
         <w:rPr>
@@ -316,7 +337,7 @@
           <w:color w:val="5A3E1B"/>
           <w:lang w:val="en-US"/>
         </w:rPr>
-        <w:t xml:space="preserve">how you measure</w:t>
+        <w:t>how you measure</w:t>
       </w:r>
       <w:r>
         <w:rPr>
@@ -350,7 +371,7 @@
           <w:color w:val="5A3E1B"/>
           <w:lang w:val="en-US"/>
         </w:rPr>
-        <w:t xml:space="preserve">automated testing</w:t>
+        <w:t>automated testing</w:t>
       </w:r>
       <w:r>
         <w:rPr>
@@ -384,13 +405,13 @@
           <w:color w:val="5A3E1B"/>
           <w:lang w:val="en-US"/>
         </w:rPr>
-        <w:t xml:space="preserve">three options</w:t>
-      </w:r>
-      <w:r>
-        <w:rPr>
-          <w:lang w:val="en-US"/>
-        </w:rPr>
-        <w:t xml:space="preserve">: test it once, test it a few times, or run it through an evaluation pipeline.</w:t>
+        <w:t>three options</w:t>
+      </w:r>
+      <w:r>
+        <w:rPr>
+          <w:lang w:val="en-US"/>
+        </w:rPr>
+        <w:t>: test it once, test it a few times, or run it through an evaluation pipeline.</w:t>
       </w:r>
     </w:p>
     <w:p>
@@ -418,7 +439,7 @@
           <w:color w:val="5A3E1B"/>
           <w:lang w:val="en-US"/>
         </w:rPr>
-        <w:t xml:space="preserve">common traps</w:t>
+        <w:t>common traps</w:t>
       </w:r>
       <w:r>
         <w:rPr>
@@ -452,13 +473,13 @@
           <w:color w:val="5A3E1B"/>
           <w:lang w:val="en-US"/>
         </w:rPr>
-        <w:t xml:space="preserve">evaluation-first approach</w:t>
-      </w:r>
-      <w:r>
-        <w:rPr>
-          <w:lang w:val="en-US"/>
-        </w:rPr>
-        <w:t xml:space="preserve">) costs more work but gives objective metrics and real confidence.</w:t>
+        <w:t>evaluation-first approach</w:t>
+      </w:r>
+      <w:r>
+        <w:rPr>
+          <w:lang w:val="en-US"/>
+        </w:rPr>
+        <w:t>) costs more work but gives objective metrics and real confidence.</w:t>
       </w:r>
     </w:p>
     <w:p>
@@ -486,13 +507,13 @@
           <w:color w:val="5A3E1B"/>
           <w:lang w:val="en-US"/>
         </w:rPr>
-        <w:t xml:space="preserve">during development</w:t>
-      </w:r>
-      <w:r>
-        <w:rPr>
-          <w:lang w:val="en-US"/>
-        </w:rPr>
-        <w:t xml:space="preserve">, not after users encounter them.</w:t>
+        <w:t>during development</w:t>
+      </w:r>
+      <w:r>
+        <w:rPr>
+          <w:lang w:val="en-US"/>
+        </w:rPr>
+        <w:t>, not after users encounter them.</w:t>
       </w:r>
     </w:p>
     <w:p>
@@ -512,7 +533,7 @@
           <w:szCs w:val="30"/>
           <w:lang w:val="en-US"/>
         </w:rPr>
-        <w:t xml:space="preserve">Prompt engineering vs prompt evaluation</w:t>
+        <w:t>Prompt engineering vs prompt evaluation</w:t>
       </w:r>
     </w:p>
     <w:p>
@@ -526,7 +547,14 @@
         <w:rPr>
           <w:lang w:val="en-US"/>
         </w:rPr>
-        <w:t xml:space="preserve">Prompt engineering is your toolkit for crafting effective prompts. It includes techniques like multishot prompting, structuring with XML tags, and many other best practices. These techniques help Claude understand exactly what you're asking for and how you want it to respond.</w:t>
+        <w:t xml:space="preserve">Prompt engineering is your toolkit for crafting effective prompts. It includes techniques like multishot prompting, structuring with XML tags, and many other best </w:t>
+      </w:r>
+      <w:r>
+        <w:rPr>
+          <w:lang w:val="en-US"/>
+        </w:rPr>
+        <w:lastRenderedPageBreak/>
+        <w:t>practices. These techniques help Claude understand exactly what you're asking for and how you want it to respond.</w:t>
       </w:r>
     </w:p>
     <w:p>
@@ -549,7 +577,7 @@
           <w:color w:val="5A3E1B"/>
           <w:lang w:val="en-US"/>
         </w:rPr>
-        <w:t xml:space="preserve">how to write</w:t>
+        <w:t>how to write</w:t>
       </w:r>
       <w:r>
         <w:rPr>
@@ -564,7 +592,7 @@
           <w:color w:val="5A3E1B"/>
           <w:lang w:val="en-US"/>
         </w:rPr>
-        <w:t xml:space="preserve">measuring their effectiveness</w:t>
+        <w:t>measuring their effectiveness</w:t>
       </w:r>
       <w:r>
         <w:rPr>
@@ -600,7 +628,7 @@
                     </pic:cNvPicPr>
                   </pic:nvPicPr>
                   <pic:blipFill>
-                    <a:blip r:embed="rId50"/>
+                    <a:blip r:embed="rId5"/>
                     <a:srcRect/>
                     <a:stretch>
                       <a:fillRect/>
@@ -660,16 +688,10 @@
         <w:tblLook w:val="0000" w:firstRow="0" w:lastRow="0" w:firstColumn="0" w:lastColumn="0" w:noHBand="0" w:noVBand="0"/>
       </w:tblPr>
       <w:tblGrid>
-        <w:gridCol w:w="4748"/>
-        <w:gridCol w:w="4748"/>
+        <w:gridCol w:w="4752"/>
+        <w:gridCol w:w="4744"/>
       </w:tblGrid>
       <w:tr>
-        <w:tblPrEx>
-          <w:tblCellMar>
-            <w:top w:w="0" w:type="dxa"/>
-            <w:bottom w:w="0" w:type="dxa"/>
-          </w:tblCellMar>
-        </w:tblPrEx>
         <w:tc>
           <w:tcPr>
             <w:tcW w:w="0" w:type="auto"/>
@@ -694,7 +716,7 @@
                 <w:szCs w:val="22"/>
                 <w:lang w:val="en-US"/>
               </w:rPr>
-              <w:t xml:space="preserve">Prompt Engineering</w:t>
+              <w:t>Prompt Engineering</w:t>
             </w:r>
           </w:p>
         </w:tc>
@@ -722,18 +744,12 @@
                 <w:szCs w:val="22"/>
                 <w:lang w:val="en-US"/>
               </w:rPr>
-              <w:t xml:space="preserve">Prompt Evaluation</w:t>
+              <w:t>Prompt Evaluation</w:t>
             </w:r>
           </w:p>
         </w:tc>
       </w:tr>
       <w:tr>
-        <w:tblPrEx>
-          <w:tblCellMar>
-            <w:top w:w="0" w:type="dxa"/>
-            <w:bottom w:w="0" w:type="dxa"/>
-          </w:tblCellMar>
-        </w:tblPrEx>
         <w:tc>
           <w:tcPr>
             <w:tcW w:w="0" w:type="auto"/>
@@ -756,7 +772,7 @@
                 <w:szCs w:val="22"/>
                 <w:lang w:val="en-US"/>
               </w:rPr>
-              <w:t xml:space="preserve">Set of best practices and guidance to improve your prompts</w:t>
+              <w:t>Set of best practices and guidance to improve your prompts</w:t>
             </w:r>
           </w:p>
         </w:tc>
@@ -782,18 +798,12 @@
                 <w:szCs w:val="22"/>
                 <w:lang w:val="en-US"/>
               </w:rPr>
-              <w:t xml:space="preserve">Automated testing to measure how well your prompts work</w:t>
+              <w:t>Automated testing to measure how well your prompts work</w:t>
             </w:r>
           </w:p>
         </w:tc>
       </w:tr>
       <w:tr>
-        <w:tblPrEx>
-          <w:tblCellMar>
-            <w:top w:w="0" w:type="dxa"/>
-            <w:bottom w:w="0" w:type="dxa"/>
-          </w:tblCellMar>
-        </w:tblPrEx>
         <w:tc>
           <w:tcPr>
             <w:tcW w:w="0" w:type="auto"/>
@@ -816,7 +826,7 @@
                 <w:szCs w:val="22"/>
                 <w:lang w:val="en-US"/>
               </w:rPr>
-              <w:t xml:space="preserve">Multishot prompting</w:t>
+              <w:t>Multishot prompting</w:t>
             </w:r>
           </w:p>
         </w:tc>
@@ -842,18 +852,12 @@
                 <w:szCs w:val="22"/>
                 <w:lang w:val="en-US"/>
               </w:rPr>
-              <w:t xml:space="preserve">Test against expected answers</w:t>
+              <w:t>Test against expected answers</w:t>
             </w:r>
           </w:p>
         </w:tc>
       </w:tr>
       <w:tr>
-        <w:tblPrEx>
-          <w:tblCellMar>
-            <w:top w:w="0" w:type="dxa"/>
-            <w:bottom w:w="0" w:type="dxa"/>
-          </w:tblCellMar>
-        </w:tblPrEx>
         <w:tc>
           <w:tcPr>
             <w:tcW w:w="0" w:type="auto"/>
@@ -876,7 +880,7 @@
                 <w:szCs w:val="22"/>
                 <w:lang w:val="en-US"/>
               </w:rPr>
-              <w:t xml:space="preserve">Structuring with XML tags</w:t>
+              <w:t>Structuring with XML tags</w:t>
             </w:r>
           </w:p>
         </w:tc>
@@ -902,18 +906,12 @@
                 <w:szCs w:val="22"/>
                 <w:lang w:val="en-US"/>
               </w:rPr>
-              <w:t xml:space="preserve">Compare different versions of the same prompt</w:t>
+              <w:t>Compare different versions of the same prompt</w:t>
             </w:r>
           </w:p>
         </w:tc>
       </w:tr>
       <w:tr>
-        <w:tblPrEx>
-          <w:tblCellMar>
-            <w:top w:w="0" w:type="dxa"/>
-            <w:bottom w:w="0" w:type="dxa"/>
-          </w:tblCellMar>
-        </w:tblPrEx>
         <w:tc>
           <w:tcPr>
             <w:tcW w:w="0" w:type="auto"/>
@@ -936,7 +934,7 @@
                 <w:szCs w:val="22"/>
                 <w:lang w:val="en-US"/>
               </w:rPr>
-              <w:t xml:space="preserve">Many more best practices</w:t>
+              <w:t>Many more best practices</w:t>
             </w:r>
           </w:p>
         </w:tc>
@@ -962,7 +960,7 @@
                 <w:szCs w:val="22"/>
                 <w:lang w:val="en-US"/>
               </w:rPr>
-              <w:t xml:space="preserve">Review outputs for errors</w:t>
+              <w:t>Review outputs for errors</w:t>
             </w:r>
           </w:p>
         </w:tc>
@@ -990,7 +988,7 @@
           <w:szCs w:val="30"/>
           <w:lang w:val="en-US"/>
         </w:rPr>
-        <w:t xml:space="preserve">Three paths after writing a prompt</w:t>
+        <w:t>Three paths after writing a prompt</w:t>
       </w:r>
     </w:p>
     <w:p>
@@ -1013,7 +1011,7 @@
           <w:color w:val="5A3E1B"/>
           <w:lang w:val="en-US"/>
         </w:rPr>
-        <w:t xml:space="preserve">Option 1</w:t>
+        <w:t>Option 1</w:t>
       </w:r>
       <w:r>
         <w:rPr>
@@ -1028,7 +1026,7 @@
           <w:color w:val="5A3E1B"/>
           <w:lang w:val="en-US"/>
         </w:rPr>
-        <w:t xml:space="preserve">Option 2</w:t>
+        <w:t>Option 2</w:t>
       </w:r>
       <w:r>
         <w:rPr>
@@ -1043,13 +1041,13 @@
           <w:color w:val="5A3E1B"/>
           <w:lang w:val="en-US"/>
         </w:rPr>
-        <w:t xml:space="preserve">Option 3</w:t>
-      </w:r>
-      <w:r>
-        <w:rPr>
-          <w:lang w:val="en-US"/>
-        </w:rPr>
-        <w:t xml:space="preserve">: run the prompt through an evaluation pipeline to score it, then iterate on the prompt based on objective metrics — this requires more work and cost, but gives you much more confidence in your prompt's reliability.</w:t>
+        <w:t>Option 3</w:t>
+      </w:r>
+      <w:r>
+        <w:rPr>
+          <w:lang w:val="en-US"/>
+        </w:rPr>
+        <w:t>: run the prompt through an evaluation pipeline to score it, then iterate on the prompt based on objective metrics — this requires more work and cost, but gives you much more confidence in your prompt's reliability.</w:t>
       </w:r>
     </w:p>
     <w:p>
@@ -1061,6 +1059,7 @@
         <w:rPr>
           <w:noProof/>
         </w:rPr>
+        <w:lastRenderedPageBreak/>
         <w:drawing>
           <wp:inline distT="0" distB="0" distL="0" distR="0" wp14:anchorId="1100002B" wp14:editId="1100002C">
             <wp:extent cx="5334000" cy="2605346"/>
@@ -1079,7 +1078,7 @@
                     </pic:cNvPicPr>
                   </pic:nvPicPr>
                   <pic:blipFill>
-                    <a:blip r:embed="rId51"/>
+                    <a:blip r:embed="rId6"/>
                     <a:srcRect/>
                     <a:stretch>
                       <a:fillRect/>
@@ -1139,16 +1138,10 @@
         <w:tblLook w:val="0000" w:firstRow="0" w:lastRow="0" w:firstColumn="0" w:lastColumn="0" w:noHBand="0" w:noVBand="0"/>
       </w:tblPr>
       <w:tblGrid>
-        <w:gridCol w:w="2100"/>
-        <w:gridCol w:w="7396"/>
+        <w:gridCol w:w="987"/>
+        <w:gridCol w:w="8509"/>
       </w:tblGrid>
       <w:tr>
-        <w:tblPrEx>
-          <w:tblCellMar>
-            <w:top w:w="0" w:type="dxa"/>
-            <w:bottom w:w="0" w:type="dxa"/>
-          </w:tblCellMar>
-        </w:tblPrEx>
         <w:tc>
           <w:tcPr>
             <w:tcW w:w="0" w:type="auto"/>
@@ -1173,7 +1166,7 @@
                 <w:szCs w:val="22"/>
                 <w:lang w:val="en-US"/>
               </w:rPr>
-              <w:t xml:space="preserve">Option</w:t>
+              <w:t>Option</w:t>
             </w:r>
           </w:p>
         </w:tc>
@@ -1201,18 +1194,12 @@
                 <w:szCs w:val="22"/>
                 <w:lang w:val="en-US"/>
               </w:rPr>
-              <w:t xml:space="preserve">What it is</w:t>
+              <w:t>What it is</w:t>
             </w:r>
           </w:p>
         </w:tc>
       </w:tr>
       <w:tr>
-        <w:tblPrEx>
-          <w:tblCellMar>
-            <w:top w:w="0" w:type="dxa"/>
-            <w:bottom w:w="0" w:type="dxa"/>
-          </w:tblCellMar>
-        </w:tblPrEx>
         <w:tc>
           <w:tcPr>
             <w:tcW w:w="0" w:type="auto"/>
@@ -1235,7 +1222,7 @@
                 <w:szCs w:val="22"/>
                 <w:lang w:val="en-US"/>
               </w:rPr>
-              <w:t xml:space="preserve">Option 1</w:t>
+              <w:t>Option 1</w:t>
             </w:r>
           </w:p>
         </w:tc>
@@ -1261,18 +1248,12 @@
                 <w:szCs w:val="22"/>
                 <w:lang w:val="en-US"/>
               </w:rPr>
-              <w:t xml:space="preserve">Test the prompt once and decide it's good enough — risk of breaking in production</w:t>
+              <w:t>Test the prompt once and decide it's good enough — risk of breaking in production</w:t>
             </w:r>
           </w:p>
         </w:tc>
       </w:tr>
       <w:tr>
-        <w:tblPrEx>
-          <w:tblCellMar>
-            <w:top w:w="0" w:type="dxa"/>
-            <w:bottom w:w="0" w:type="dxa"/>
-          </w:tblCellMar>
-        </w:tblPrEx>
         <w:tc>
           <w:tcPr>
             <w:tcW w:w="0" w:type="auto"/>
@@ -1295,7 +1276,7 @@
                 <w:szCs w:val="22"/>
                 <w:lang w:val="en-US"/>
               </w:rPr>
-              <w:t xml:space="preserve">Option 2</w:t>
+              <w:t>Option 2</w:t>
             </w:r>
           </w:p>
         </w:tc>
@@ -1321,18 +1302,12 @@
                 <w:szCs w:val="22"/>
                 <w:lang w:val="en-US"/>
               </w:rPr>
-              <w:t xml:space="preserve">Test a few times and tweak for a corner case or two — users still provide very unexpected outputs</w:t>
+              <w:t>Test a few times and tweak for a corner case or two — users still provide very unexpected outputs</w:t>
             </w:r>
           </w:p>
         </w:tc>
       </w:tr>
       <w:tr>
-        <w:tblPrEx>
-          <w:tblCellMar>
-            <w:top w:w="0" w:type="dxa"/>
-            <w:bottom w:w="0" w:type="dxa"/>
-          </w:tblCellMar>
-        </w:tblPrEx>
         <w:tc>
           <w:tcPr>
             <w:tcW w:w="0" w:type="auto"/>
@@ -1355,7 +1330,7 @@
                 <w:szCs w:val="22"/>
                 <w:lang w:val="en-US"/>
               </w:rPr>
-              <w:t xml:space="preserve">Option 3</w:t>
+              <w:t>Option 3</w:t>
             </w:r>
           </w:p>
         </w:tc>
@@ -1381,7 +1356,7 @@
                 <w:szCs w:val="22"/>
                 <w:lang w:val="en-US"/>
               </w:rPr>
-              <w:t xml:space="preserve">Run the prompt through an evaluation pipeline to score it, then iterate — more work and cost, but more confidence</w:t>
+              <w:t>Run the prompt through an evaluation pipeline to score it, then iterate — more work and cost, but more confidence</w:t>
             </w:r>
           </w:p>
         </w:tc>
@@ -1409,7 +1384,7 @@
           <w:szCs w:val="30"/>
           <w:lang w:val="en-US"/>
         </w:rPr>
-        <w:t xml:space="preserve">Why most engineers fall into testing traps</w:t>
+        <w:t>Why most engineers fall into testing traps</w:t>
       </w:r>
     </w:p>
     <w:p>
@@ -1432,7 +1407,7 @@
           <w:color w:val="5A3E1B"/>
           <w:lang w:val="en-US"/>
         </w:rPr>
-        <w:t xml:space="preserve">all engineers fall into</w:t>
+        <w:t>all engineers fall into</w:t>
       </w:r>
       <w:r>
         <w:rPr>
@@ -1447,13 +1422,13 @@
           <w:color w:val="5A3E1B"/>
           <w:lang w:val="en-US"/>
         </w:rPr>
-        <w:t xml:space="preserve">underestimate how many edge cases real users will encounter</w:t>
-      </w:r>
-      <w:r>
-        <w:rPr>
-          <w:lang w:val="en-US"/>
-        </w:rPr>
-        <w:t xml:space="preserve">.</w:t>
+        <w:t>underestimate how many edge cases real users will encounter</w:t>
+      </w:r>
+      <w:r>
+        <w:rPr>
+          <w:lang w:val="en-US"/>
+        </w:rPr>
+        <w:t>.</w:t>
       </w:r>
     </w:p>
     <w:p>
@@ -1467,7 +1442,7 @@
         <w:rPr>
           <w:lang w:val="en-US"/>
         </w:rPr>
-        <w:t xml:space="preserve">The reality is that when you deploy a prompt to production, users will interact with it in ways you never anticipated. What seemed like a solid prompt during your limited testing can quickly break down when faced with the full variety of real-world inputs. The problem isn't that the prompt was bad — it's that a handful of manual tests can't represent the input space your users actually produce.</w:t>
+        <w:t>The reality is that when you deploy a prompt to production, users will interact with it in ways you never anticipated. What seemed like a solid prompt during your limited testing can quickly break down when faced with the full variety of real-world inputs. The problem isn't that the prompt was bad — it's that a handful of manual tests can't represent the input space your users actually produce.</w:t>
       </w:r>
     </w:p>
     <w:p>
@@ -1487,7 +1462,7 @@
           <w:szCs w:val="30"/>
           <w:lang w:val="en-US"/>
         </w:rPr>
-        <w:t xml:space="preserve">The evaluation-first approach</w:t>
+        <w:t>The evaluation-first approach</w:t>
       </w:r>
     </w:p>
     <w:p>
@@ -1510,7 +1485,7 @@
           <w:color w:val="5A3E1B"/>
           <w:lang w:val="en-US"/>
         </w:rPr>
-        <w:t xml:space="preserve">objective metrics</w:t>
+        <w:t>objective metrics</w:t>
       </w:r>
       <w:r>
         <w:rPr>
@@ -1535,6 +1510,7 @@
         <w:rPr>
           <w:lang w:val="en-US"/>
         </w:rPr>
+        <w:lastRenderedPageBreak/>
         <w:t xml:space="preserve">Identify weaknesses </w:t>
       </w:r>
       <w:r>
@@ -1544,7 +1520,7 @@
           <w:color w:val="5A3E1B"/>
           <w:lang w:val="en-US"/>
         </w:rPr>
-        <w:t xml:space="preserve">before</w:t>
+        <w:t>before</w:t>
       </w:r>
       <w:r>
         <w:rPr>
@@ -1578,13 +1554,13 @@
           <w:color w:val="5A3E1B"/>
           <w:lang w:val="en-US"/>
         </w:rPr>
-        <w:t xml:space="preserve">objectively</w:t>
-      </w:r>
-      <w:r>
-        <w:rPr>
-          <w:lang w:val="en-US"/>
-        </w:rPr>
-        <w:t xml:space="preserve">.</w:t>
+        <w:t>objectively</w:t>
+      </w:r>
+      <w:r>
+        <w:rPr>
+          <w:lang w:val="en-US"/>
+        </w:rPr>
+        <w:t>.</w:t>
       </w:r>
     </w:p>
     <w:p>
@@ -1612,13 +1588,13 @@
           <w:color w:val="5A3E1B"/>
           <w:lang w:val="en-US"/>
         </w:rPr>
-        <w:t xml:space="preserve">measurable improvements</w:t>
-      </w:r>
-      <w:r>
-        <w:rPr>
-          <w:lang w:val="en-US"/>
-        </w:rPr>
-        <w:t xml:space="preserve">.</w:t>
+        <w:t>measurable improvements</w:t>
+      </w:r>
+      <w:r>
+        <w:rPr>
+          <w:lang w:val="en-US"/>
+        </w:rPr>
+        <w:t>.</w:t>
       </w:r>
     </w:p>
     <w:p>
@@ -1646,7 +1622,7 @@
           <w:color w:val="5A3E1B"/>
           <w:lang w:val="en-US"/>
         </w:rPr>
-        <w:t xml:space="preserve">reliable</w:t>
+        <w:t>reliable</w:t>
       </w:r>
       <w:r>
         <w:rPr>
@@ -1675,13 +1651,13 @@
           <w:color w:val="5A3E1B"/>
           <w:lang w:val="en-US"/>
         </w:rPr>
-        <w:t xml:space="preserve">catch problems during development rather than after your users encounter them</w:t>
-      </w:r>
-      <w:r>
-        <w:rPr>
-          <w:lang w:val="en-US"/>
-        </w:rPr>
-        <w:t xml:space="preserve">.</w:t>
+        <w:t>catch problems during development rather than after your users encounter them</w:t>
+      </w:r>
+      <w:r>
+        <w:rPr>
+          <w:lang w:val="en-US"/>
+        </w:rPr>
+        <w:t>.</w:t>
       </w:r>
     </w:p>
     <w:p>
@@ -1701,7 +1677,7 @@
           <w:szCs w:val="30"/>
           <w:lang w:val="en-US"/>
         </w:rPr>
-        <w:t xml:space="preserve">Practice Questions — Lesson 1</w:t>
+        <w:t>Practice Questions — Lesson 1</w:t>
       </w:r>
     </w:p>
     <w:p>
@@ -1715,7 +1691,7 @@
         <w:rPr>
           <w:lang w:val="en-US"/>
         </w:rPr>
-        <w:t xml:space="preserve">Choose the single best answer for each question (A–E).</w:t>
+        <w:t>Choose the single best answer for each question (A–E).</w:t>
       </w:r>
     </w:p>
     <w:p>
@@ -1750,7 +1726,7 @@
           <w:rFonts w:ascii="Arial" w:hAnsi="Arial" w:cs="Arial"/>
           <w:lang w:val="en-US"/>
         </w:rPr>
-        <w:t xml:space="preserve">A) Engineering is for production, evaluation is only for development</w:t>
+        <w:t>A) Engineering is for production, evaluation is only for development</w:t>
       </w:r>
     </w:p>
     <w:p>
@@ -1767,7 +1743,7 @@
           <w:rFonts w:ascii="Arial" w:hAnsi="Arial" w:cs="Arial"/>
           <w:lang w:val="en-US"/>
         </w:rPr>
-        <w:t xml:space="preserve">B) Engineering is a set of techniques for writing better prompts; evaluation measures how well those prompts work</w:t>
+        <w:t>B) Engineering is a set of techniques for writing better prompts; evaluation measures how well those prompts work</w:t>
       </w:r>
     </w:p>
     <w:p>
@@ -1784,7 +1760,7 @@
           <w:rFonts w:ascii="Arial" w:hAnsi="Arial" w:cs="Arial"/>
           <w:lang w:val="en-US"/>
         </w:rPr>
-        <w:t xml:space="preserve">C) Engineering applies to system prompts, evaluation applies to user messages</w:t>
+        <w:t>C) Engineering applies to system prompts, evaluation applies to user messages</w:t>
       </w:r>
     </w:p>
     <w:p>
@@ -1801,7 +1777,7 @@
           <w:rFonts w:ascii="Arial" w:hAnsi="Arial" w:cs="Arial"/>
           <w:lang w:val="en-US"/>
         </w:rPr>
-        <w:t xml:space="preserve">D) They are two names for the same practice</w:t>
+        <w:t>D) They are two names for the same practice</w:t>
       </w:r>
     </w:p>
     <w:p>
@@ -1818,7 +1794,7 @@
           <w:rFonts w:ascii="Arial" w:hAnsi="Arial" w:cs="Arial"/>
           <w:lang w:val="en-US"/>
         </w:rPr>
-        <w:t xml:space="preserve">E) Engineering is automated, evaluation is manual</w:t>
+        <w:t>E) Engineering is automated, evaluation is manual</w:t>
       </w:r>
     </w:p>
     <w:p>
@@ -1853,7 +1829,7 @@
           <w:rFonts w:ascii="Arial" w:hAnsi="Arial" w:cs="Arial"/>
           <w:lang w:val="en-US"/>
         </w:rPr>
-        <w:t xml:space="preserve">A) Multishot prompting</w:t>
+        <w:t>A) Multishot prompting</w:t>
       </w:r>
     </w:p>
     <w:p>
@@ -1870,7 +1846,7 @@
           <w:rFonts w:ascii="Arial" w:hAnsi="Arial" w:cs="Arial"/>
           <w:lang w:val="en-US"/>
         </w:rPr>
-        <w:t xml:space="preserve">B) Structuring the prompt with XML tags</w:t>
+        <w:t>B) Structuring the prompt with XML tags</w:t>
       </w:r>
     </w:p>
     <w:p>
@@ -1887,7 +1863,7 @@
           <w:rFonts w:ascii="Arial" w:hAnsi="Arial" w:cs="Arial"/>
           <w:lang w:val="en-US"/>
         </w:rPr>
-        <w:t xml:space="preserve">C) Testing outputs against expected answers</w:t>
+        <w:t>C) Testing outputs against expected answers</w:t>
       </w:r>
     </w:p>
     <w:p>
@@ -1904,7 +1880,7 @@
           <w:rFonts w:ascii="Arial" w:hAnsi="Arial" w:cs="Arial"/>
           <w:lang w:val="en-US"/>
         </w:rPr>
-        <w:t xml:space="preserve">D) Rewriting the prompt to be clearer</w:t>
+        <w:t>D) Rewriting the prompt to be clearer</w:t>
       </w:r>
     </w:p>
     <w:p>
@@ -1921,7 +1897,7 @@
           <w:rFonts w:ascii="Arial" w:hAnsi="Arial" w:cs="Arial"/>
           <w:lang w:val="en-US"/>
         </w:rPr>
-        <w:t xml:space="preserve">E) Choosing a role for the system prompt</w:t>
+        <w:t>E) Choosing a role for the system prompt</w:t>
       </w:r>
     </w:p>
     <w:p>
@@ -1956,7 +1932,7 @@
           <w:rFonts w:ascii="Arial" w:hAnsi="Arial" w:cs="Arial"/>
           <w:lang w:val="en-US"/>
         </w:rPr>
-        <w:t xml:space="preserve">A) It uses too many tokens during development</w:t>
+        <w:t>A) It uses too many tokens during development</w:t>
       </w:r>
     </w:p>
     <w:p>
@@ -1973,7 +1949,7 @@
           <w:rFonts w:ascii="Arial" w:hAnsi="Arial" w:cs="Arial"/>
           <w:lang w:val="en-US"/>
         </w:rPr>
-        <w:t xml:space="preserve">B) It risks breaking in production when users provide unexpected inputs</w:t>
+        <w:t>B) It risks breaking in production when users provide unexpected inputs</w:t>
       </w:r>
     </w:p>
     <w:p>
@@ -1990,7 +1966,7 @@
           <w:rFonts w:ascii="Arial" w:hAnsi="Arial" w:cs="Arial"/>
           <w:lang w:val="en-US"/>
         </w:rPr>
-        <w:t xml:space="preserve">C) It makes the prompt too long for the context window</w:t>
+        <w:t>C) It makes the prompt too long for the context window</w:t>
       </w:r>
     </w:p>
     <w:p>
@@ -2007,7 +1983,7 @@
           <w:rFonts w:ascii="Arial" w:hAnsi="Arial" w:cs="Arial"/>
           <w:lang w:val="en-US"/>
         </w:rPr>
-        <w:t xml:space="preserve">D) It forces you to use a more expensive model</w:t>
+        <w:t>D) It forces you to use a more expensive model</w:t>
       </w:r>
     </w:p>
     <w:p>
@@ -2024,7 +2000,7 @@
           <w:rFonts w:ascii="Arial" w:hAnsi="Arial" w:cs="Arial"/>
           <w:lang w:val="en-US"/>
         </w:rPr>
-        <w:t xml:space="preserve">E) It prevents you from using a system prompt later</w:t>
+        <w:t>E) It prevents you from using a system prompt later</w:t>
       </w:r>
     </w:p>
     <w:p>
@@ -2042,6 +2018,7 @@
           <w:bCs/>
           <w:lang w:val="en-US"/>
         </w:rPr>
+        <w:lastRenderedPageBreak/>
         <w:t>4. According to the lesson, why is Option 2 — testing a few times and fixing a corner case — still not enough?</w:t>
       </w:r>
     </w:p>
@@ -2059,7 +2036,7 @@
           <w:rFonts w:ascii="Arial" w:hAnsi="Arial" w:cs="Arial"/>
           <w:lang w:val="en-US"/>
         </w:rPr>
-        <w:t xml:space="preserve">A) Because Claude's responses change every time regardless of the prompt</w:t>
+        <w:t>A) Because Claude's responses change every time regardless of the prompt</w:t>
       </w:r>
     </w:p>
     <w:p>
@@ -2076,7 +2053,7 @@
           <w:rFonts w:ascii="Arial" w:hAnsi="Arial" w:cs="Arial"/>
           <w:lang w:val="en-US"/>
         </w:rPr>
-        <w:t xml:space="preserve">B) Because users will often provide very unexpected inputs you haven't considered</w:t>
+        <w:t>B) Because users will often provide very unexpected inputs you haven't considered</w:t>
       </w:r>
     </w:p>
     <w:p>
@@ -2093,7 +2070,7 @@
           <w:rFonts w:ascii="Arial" w:hAnsi="Arial" w:cs="Arial"/>
           <w:lang w:val="en-US"/>
         </w:rPr>
-        <w:t xml:space="preserve">C) Because corner cases can only be fixed by lowering the temperature</w:t>
+        <w:t>C) Because corner cases can only be fixed by lowering the temperature</w:t>
       </w:r>
     </w:p>
     <w:p>
@@ -2110,7 +2087,7 @@
           <w:rFonts w:ascii="Arial" w:hAnsi="Arial" w:cs="Arial"/>
           <w:lang w:val="en-US"/>
         </w:rPr>
-        <w:t xml:space="preserve">D) Because manual testing is not allowed in production applications</w:t>
+        <w:t>D) Because manual testing is not allowed in production applications</w:t>
       </w:r>
     </w:p>
     <w:p>
@@ -2127,7 +2104,7 @@
           <w:rFonts w:ascii="Arial" w:hAnsi="Arial" w:cs="Arial"/>
           <w:lang w:val="en-US"/>
         </w:rPr>
-        <w:t xml:space="preserve">E) Because a prompt can only be edited a limited number of times</w:t>
+        <w:t>E) Because a prompt can only be edited a limited number of times</w:t>
       </w:r>
     </w:p>
     <w:p>
@@ -2162,7 +2139,7 @@
           <w:rFonts w:ascii="Arial" w:hAnsi="Arial" w:cs="Arial"/>
           <w:lang w:val="en-US"/>
         </w:rPr>
-        <w:t xml:space="preserve">A) To reduce the cost of every API request</w:t>
+        <w:t>A) To reduce the cost of every API request</w:t>
       </w:r>
     </w:p>
     <w:p>
@@ -2179,7 +2156,7 @@
           <w:rFonts w:ascii="Arial" w:hAnsi="Arial" w:cs="Arial"/>
           <w:lang w:val="en-US"/>
         </w:rPr>
-        <w:t xml:space="preserve">B) To remove the need for prompt engineering entirely</w:t>
+        <w:t>B) To remove the need for prompt engineering entirely</w:t>
       </w:r>
     </w:p>
     <w:p>
@@ -2196,7 +2173,7 @@
           <w:rFonts w:ascii="Arial" w:hAnsi="Arial" w:cs="Arial"/>
           <w:lang w:val="en-US"/>
         </w:rPr>
-        <w:t xml:space="preserve">C) To catch problems during development rather than after users encounter them</w:t>
+        <w:t>C) To catch problems during development rather than after users encounter them</w:t>
       </w:r>
     </w:p>
     <w:p>
@@ -2213,7 +2190,7 @@
           <w:rFonts w:ascii="Arial" w:hAnsi="Arial" w:cs="Arial"/>
           <w:lang w:val="en-US"/>
         </w:rPr>
-        <w:t xml:space="preserve">D) To make Claude's outputs completely deterministic</w:t>
+        <w:t>D) To make Claude's outputs completely deterministic</w:t>
       </w:r>
     </w:p>
     <w:p>
@@ -2230,7 +2207,7 @@
           <w:rFonts w:ascii="Arial" w:hAnsi="Arial" w:cs="Arial"/>
           <w:lang w:val="en-US"/>
         </w:rPr>
-        <w:t xml:space="preserve">E) To replace human review with a single automated test</w:t>
+        <w:t>E) To replace human review with a single automated test</w:t>
       </w:r>
     </w:p>
     <w:p>
@@ -2262,6 +2239,7 @@
           <w:szCs w:val="40"/>
           <w:lang w:val="en-US"/>
         </w:rPr>
+        <w:lastRenderedPageBreak/>
         <w:t>Lesson 2 — A Typical Eval Workflow</w:t>
       </w:r>
     </w:p>
@@ -2282,7 +2260,7 @@
           <w:szCs w:val="30"/>
           <w:lang w:val="en-US"/>
         </w:rPr>
-        <w:t xml:space="preserve">Core idea</w:t>
+        <w:t>Core idea</w:t>
       </w:r>
     </w:p>
     <w:p>
@@ -2305,7 +2283,7 @@
           <w:color w:val="5A3E1B"/>
           <w:lang w:val="en-US"/>
         </w:rPr>
-        <w:t xml:space="preserve">five key steps</w:t>
+        <w:t>five key steps</w:t>
       </w:r>
       <w:r>
         <w:rPr>
@@ -2331,7 +2309,7 @@
           <w:szCs w:val="30"/>
           <w:lang w:val="en-US"/>
         </w:rPr>
-        <w:t xml:space="preserve">Key points</w:t>
+        <w:t>Key points</w:t>
       </w:r>
     </w:p>
     <w:p>
@@ -2359,13 +2337,13 @@
           <w:color w:val="5A3E1B"/>
           <w:lang w:val="en-US"/>
         </w:rPr>
-        <w:t xml:space="preserve">Draft a Prompt → Create an Eval Dataset → Feed Through Claude → Feed Through a Grader → Change Prompt and Repeat</w:t>
-      </w:r>
-      <w:r>
-        <w:rPr>
-          <w:lang w:val="en-US"/>
-        </w:rPr>
-        <w:t xml:space="preserve">.</w:t>
+        <w:t>Draft a Prompt → Create an Eval Dataset → Feed Through Claude → Feed Through a Grader → Change Prompt and Repeat</w:t>
+      </w:r>
+      <w:r>
+        <w:rPr>
+          <w:lang w:val="en-US"/>
+        </w:rPr>
+        <w:t>.</w:t>
       </w:r>
     </w:p>
     <w:p>
@@ -2393,7 +2371,7 @@
           <w:color w:val="5A3E1B"/>
           <w:lang w:val="en-US"/>
         </w:rPr>
-        <w:t xml:space="preserve">template</w:t>
+        <w:t>template</w:t>
       </w:r>
       <w:r>
         <w:rPr>
@@ -2408,13 +2386,13 @@
           <w:color w:val="5A3E1B"/>
           <w:lang w:val="en-US"/>
         </w:rPr>
-        <w:t xml:space="preserve">{question}</w:t>
-      </w:r>
-      <w:r>
-        <w:rPr>
-          <w:lang w:val="en-US"/>
-        </w:rPr>
-        <w:t xml:space="preserve">).</w:t>
+        <w:t>{question}</w:t>
+      </w:r>
+      <w:r>
+        <w:rPr>
+          <w:lang w:val="en-US"/>
+        </w:rPr>
+        <w:t>).</w:t>
       </w:r>
     </w:p>
     <w:p>
@@ -2442,13 +2420,13 @@
           <w:color w:val="5A3E1B"/>
           <w:lang w:val="en-US"/>
         </w:rPr>
-        <w:t xml:space="preserve">by hand or generated by Claude</w:t>
-      </w:r>
-      <w:r>
-        <w:rPr>
-          <w:lang w:val="en-US"/>
-        </w:rPr>
-        <w:t xml:space="preserve">; real evaluations may have tens, hundreds or thousands of records.</w:t>
+        <w:t>by hand or generated by Claude</w:t>
+      </w:r>
+      <w:r>
+        <w:rPr>
+          <w:lang w:val="en-US"/>
+        </w:rPr>
+        <w:t>; real evaluations may have tens, hundreds or thousands of records.</w:t>
       </w:r>
     </w:p>
     <w:p>
@@ -2476,7 +2454,7 @@
           <w:color w:val="5A3E1B"/>
           <w:lang w:val="en-US"/>
         </w:rPr>
-        <w:t xml:space="preserve">both the question and the answer</w:t>
+        <w:t>both the question and the answer</w:t>
       </w:r>
       <w:r>
         <w:rPr>
@@ -2491,13 +2469,13 @@
           <w:color w:val="5A3E1B"/>
           <w:lang w:val="en-US"/>
         </w:rPr>
-        <w:t xml:space="preserve">1 to 10</w:t>
-      </w:r>
-      <w:r>
-        <w:rPr>
-          <w:lang w:val="en-US"/>
-        </w:rPr>
-        <w:t xml:space="preserve">.</w:t>
+        <w:t>1 to 10</w:t>
+      </w:r>
+      <w:r>
+        <w:rPr>
+          <w:lang w:val="en-US"/>
+        </w:rPr>
+        <w:t>.</w:t>
       </w:r>
     </w:p>
     <w:p>
@@ -2525,7 +2503,7 @@
           <w:color w:val="5A3E1B"/>
           <w:lang w:val="en-US"/>
         </w:rPr>
-        <w:t xml:space="preserve">average score</w:t>
+        <w:t>average score</w:t>
       </w:r>
       <w:r>
         <w:rPr>
@@ -2559,13 +2537,13 @@
           <w:color w:val="5A3E1B"/>
           <w:lang w:val="en-US"/>
         </w:rPr>
-        <w:t xml:space="preserve">loop</w:t>
-      </w:r>
-      <w:r>
-        <w:rPr>
-          <w:lang w:val="en-US"/>
-        </w:rPr>
-        <w:t xml:space="preserve">: change the prompt, rerun everything, and compare the new average against the old one.</w:t>
+        <w:t>loop</w:t>
+      </w:r>
+      <w:r>
+        <w:rPr>
+          <w:lang w:val="en-US"/>
+        </w:rPr>
+        <w:t>: change the prompt, rerun everything, and compare the new average against the old one.</w:t>
       </w:r>
     </w:p>
     <w:p>
@@ -2585,7 +2563,7 @@
           <w:szCs w:val="30"/>
           <w:lang w:val="en-US"/>
         </w:rPr>
-        <w:t xml:space="preserve">The workflow at a glance</w:t>
+        <w:t>The workflow at a glance</w:t>
       </w:r>
     </w:p>
     <w:p>
@@ -2599,7 +2577,7 @@
         <w:rPr>
           <w:lang w:val="en-US"/>
         </w:rPr>
-        <w:t xml:space="preserve">There are many different ways to assemble a workflow and many different open source and paid options available. In this module the course assembles its own workflow from scratch, which is the best way to understand what the paid tools are actually doing for you.</w:t>
+        <w:t>There are many different ways to assemble a workflow and many different open source and paid options available. In this module the course assembles its own workflow from scratch, which is the best way to understand what the paid tools are actually doing for you.</w:t>
       </w:r>
     </w:p>
     <w:p>
@@ -2611,6 +2589,7 @@
         <w:rPr>
           <w:noProof/>
         </w:rPr>
+        <w:lastRenderedPageBreak/>
         <w:drawing>
           <wp:inline distT="0" distB="0" distL="0" distR="0" wp14:anchorId="12000010" wp14:editId="12000011">
             <wp:extent cx="5334000" cy="3125952"/>
@@ -2629,7 +2608,7 @@
                     </pic:cNvPicPr>
                   </pic:nvPicPr>
                   <pic:blipFill>
-                    <a:blip r:embed="rId52"/>
+                    <a:blip r:embed="rId7"/>
                     <a:srcRect/>
                     <a:stretch>
                       <a:fillRect/>
@@ -2689,16 +2668,10 @@
         <w:tblLook w:val="0000" w:firstRow="0" w:lastRow="0" w:firstColumn="0" w:lastColumn="0" w:noHBand="0" w:noVBand="0"/>
       </w:tblPr>
       <w:tblGrid>
-        <w:gridCol w:w="3100"/>
-        <w:gridCol w:w="6396"/>
+        <w:gridCol w:w="2784"/>
+        <w:gridCol w:w="6712"/>
       </w:tblGrid>
       <w:tr>
-        <w:tblPrEx>
-          <w:tblCellMar>
-            <w:top w:w="0" w:type="dxa"/>
-            <w:bottom w:w="0" w:type="dxa"/>
-          </w:tblCellMar>
-        </w:tblPrEx>
         <w:tc>
           <w:tcPr>
             <w:tcW w:w="0" w:type="auto"/>
@@ -2723,7 +2696,7 @@
                 <w:szCs w:val="22"/>
                 <w:lang w:val="en-US"/>
               </w:rPr>
-              <w:t xml:space="preserve">Step</w:t>
+              <w:t>Step</w:t>
             </w:r>
           </w:p>
         </w:tc>
@@ -2751,18 +2724,12 @@
                 <w:szCs w:val="22"/>
                 <w:lang w:val="en-US"/>
               </w:rPr>
-              <w:t xml:space="preserve">What happens</w:t>
+              <w:t>What happens</w:t>
             </w:r>
           </w:p>
         </w:tc>
       </w:tr>
       <w:tr>
-        <w:tblPrEx>
-          <w:tblCellMar>
-            <w:top w:w="0" w:type="dxa"/>
-            <w:bottom w:w="0" w:type="dxa"/>
-          </w:tblCellMar>
-        </w:tblPrEx>
         <w:tc>
           <w:tcPr>
             <w:tcW w:w="0" w:type="auto"/>
@@ -2785,7 +2752,7 @@
                 <w:szCs w:val="22"/>
                 <w:lang w:val="en-US"/>
               </w:rPr>
-              <w:t xml:space="preserve">1. Draft a Prompt</w:t>
+              <w:t>1. Draft a Prompt</w:t>
             </w:r>
           </w:p>
         </w:tc>
@@ -2811,18 +2778,12 @@
                 <w:szCs w:val="22"/>
                 <w:lang w:val="en-US"/>
               </w:rPr>
-              <w:t xml:space="preserve">Write the initial prompt template you want to improve</w:t>
+              <w:t>Write the initial prompt template you want to improve</w:t>
             </w:r>
           </w:p>
         </w:tc>
       </w:tr>
       <w:tr>
-        <w:tblPrEx>
-          <w:tblCellMar>
-            <w:top w:w="0" w:type="dxa"/>
-            <w:bottom w:w="0" w:type="dxa"/>
-          </w:tblCellMar>
-        </w:tblPrEx>
         <w:tc>
           <w:tcPr>
             <w:tcW w:w="0" w:type="auto"/>
@@ -2845,7 +2806,7 @@
                 <w:szCs w:val="22"/>
                 <w:lang w:val="en-US"/>
               </w:rPr>
-              <w:t xml:space="preserve">2. Create an Eval Dataset</w:t>
+              <w:t>2. Create an Eval Dataset</w:t>
             </w:r>
           </w:p>
         </w:tc>
@@ -2871,18 +2832,12 @@
                 <w:szCs w:val="22"/>
                 <w:lang w:val="en-US"/>
               </w:rPr>
-              <w:t xml:space="preserve">Collect sample inputs representing what the prompt will handle in production</w:t>
+              <w:t>Collect sample inputs representing what the prompt will handle in production</w:t>
             </w:r>
           </w:p>
         </w:tc>
       </w:tr>
       <w:tr>
-        <w:tblPrEx>
-          <w:tblCellMar>
-            <w:top w:w="0" w:type="dxa"/>
-            <w:bottom w:w="0" w:type="dxa"/>
-          </w:tblCellMar>
-        </w:tblPrEx>
         <w:tc>
           <w:tcPr>
             <w:tcW w:w="0" w:type="auto"/>
@@ -2905,7 +2860,7 @@
                 <w:szCs w:val="22"/>
                 <w:lang w:val="en-US"/>
               </w:rPr>
-              <w:t xml:space="preserve">3. Feed Through Claude</w:t>
+              <w:t>3. Feed Through Claude</w:t>
             </w:r>
           </w:p>
         </w:tc>
@@ -2931,18 +2886,12 @@
                 <w:szCs w:val="22"/>
                 <w:lang w:val="en-US"/>
               </w:rPr>
-              <w:t xml:space="preserve">Merge each dataset record into the template and send it to Claude</w:t>
+              <w:t>Merge each dataset record into the template and send it to Claude</w:t>
             </w:r>
           </w:p>
         </w:tc>
       </w:tr>
       <w:tr>
-        <w:tblPrEx>
-          <w:tblCellMar>
-            <w:top w:w="0" w:type="dxa"/>
-            <w:bottom w:w="0" w:type="dxa"/>
-          </w:tblCellMar>
-        </w:tblPrEx>
         <w:tc>
           <w:tcPr>
             <w:tcW w:w="0" w:type="auto"/>
@@ -2965,7 +2914,7 @@
                 <w:szCs w:val="22"/>
                 <w:lang w:val="en-US"/>
               </w:rPr>
-              <w:t xml:space="preserve">4. Feed Through a Grader</w:t>
+              <w:t>4. Feed Through a Grader</w:t>
             </w:r>
           </w:p>
         </w:tc>
@@ -2991,18 +2940,12 @@
                 <w:szCs w:val="22"/>
                 <w:lang w:val="en-US"/>
               </w:rPr>
-              <w:t xml:space="preserve">Score each question/answer pair objectively, then average the scores</w:t>
+              <w:t>Score each question/answer pair objectively, then average the scores</w:t>
             </w:r>
           </w:p>
         </w:tc>
       </w:tr>
       <w:tr>
-        <w:tblPrEx>
-          <w:tblCellMar>
-            <w:top w:w="0" w:type="dxa"/>
-            <w:bottom w:w="0" w:type="dxa"/>
-          </w:tblCellMar>
-        </w:tblPrEx>
         <w:tc>
           <w:tcPr>
             <w:tcW w:w="0" w:type="auto"/>
@@ -3025,7 +2968,7 @@
                 <w:szCs w:val="22"/>
                 <w:lang w:val="en-US"/>
               </w:rPr>
-              <w:t xml:space="preserve">5. Change Prompt and Repeat</w:t>
+              <w:t>5. Change Prompt and Repeat</w:t>
             </w:r>
           </w:p>
         </w:tc>
@@ -3051,7 +2994,7 @@
                 <w:szCs w:val="22"/>
                 <w:lang w:val="en-US"/>
               </w:rPr>
-              <w:t xml:space="preserve">Modify the prompt and rerun the whole process to see if the score improves</w:t>
+              <w:t>Modify the prompt and rerun the whole process to see if the score improves</w:t>
             </w:r>
           </w:p>
         </w:tc>
@@ -3079,7 +3022,7 @@
           <w:szCs w:val="30"/>
           <w:lang w:val="en-US"/>
         </w:rPr>
-        <w:t xml:space="preserve">Step 1 — Draft a Prompt</w:t>
+        <w:t>Step 1 — Draft a Prompt</w:t>
       </w:r>
     </w:p>
     <w:p>
@@ -3102,7 +3045,7 @@
           <w:color w:val="5A3E1B"/>
           <w:lang w:val="en-US"/>
         </w:rPr>
-        <w:t xml:space="preserve">template</w:t>
+        <w:t>template</w:t>
       </w:r>
       <w:r>
         <w:rPr>
@@ -3117,7 +3060,7 @@
           <w:color w:val="5A3E1B"/>
           <w:lang w:val="en-US"/>
         </w:rPr>
-        <w:t xml:space="preserve">{question}</w:t>
+        <w:t>{question}</w:t>
       </w:r>
       <w:r>
         <w:rPr>
@@ -3129,7 +3072,7 @@
     <w:p>
       <w:pPr>
         <w:shd w:val="clear" w:color="auto" w:fill="F2EFE9"/>
-        <w:spacing w:after="40" w:line="240" w:lineRule="auto"/>
+        <w:spacing w:after="40"/>
         <w:rPr>
           <w:rFonts w:ascii="Consolas" w:hAnsi="Consolas" w:cs="Consolas"/>
           <w:sz w:val="20"/>
@@ -3141,13 +3084,13 @@
           <w:sz w:val="20"/>
           <w:shd w:val="clear" w:color="auto" w:fill="F2EFE9"/>
         </w:rPr>
-        <w:t xml:space="preserve">prompt = f"""</w:t>
+        <w:t>prompt = f"""</w:t>
       </w:r>
     </w:p>
     <w:p>
       <w:pPr>
         <w:shd w:val="clear" w:color="auto" w:fill="F2EFE9"/>
-        <w:spacing w:after="40" w:line="240" w:lineRule="auto"/>
+        <w:spacing w:after="40"/>
         <w:rPr>
           <w:rFonts w:ascii="Consolas" w:hAnsi="Consolas" w:cs="Consolas"/>
           <w:sz w:val="20"/>
@@ -3159,13 +3102,23 @@
           <w:sz w:val="20"/>
           <w:shd w:val="clear" w:color="auto" w:fill="F2EFE9"/>
         </w:rPr>
-        <w:t xml:space="preserve">Please answer the user's question:</w:t>
+        <w:t>Please answer the user's question:</w:t>
       </w:r>
     </w:p>
     <w:p>
       <w:pPr>
         <w:shd w:val="clear" w:color="auto" w:fill="F2EFE9"/>
-        <w:spacing w:after="40" w:line="240" w:lineRule="auto"/>
+        <w:spacing w:after="40"/>
+        <w:rPr>
+          <w:rFonts w:ascii="Consolas" w:hAnsi="Consolas" w:cs="Consolas"/>
+          <w:sz w:val="20"/>
+        </w:rPr>
+      </w:pPr>
+    </w:p>
+    <w:p>
+      <w:pPr>
+        <w:shd w:val="clear" w:color="auto" w:fill="F2EFE9"/>
+        <w:spacing w:after="40"/>
         <w:rPr>
           <w:rFonts w:ascii="Consolas" w:hAnsi="Consolas" w:cs="Consolas"/>
           <w:sz w:val="20"/>
@@ -3177,13 +3130,12 @@
           <w:sz w:val="20"/>
           <w:shd w:val="clear" w:color="auto" w:fill="F2EFE9"/>
         </w:rPr>
-        <w:t xml:space="preserve"/>
+        <w:t>{question}</w:t>
       </w:r>
     </w:p>
     <w:p>
       <w:pPr>
         <w:shd w:val="clear" w:color="auto" w:fill="F2EFE9"/>
-        <w:spacing w:after="40" w:line="240" w:lineRule="auto"/>
         <w:rPr>
           <w:rFonts w:ascii="Consolas" w:hAnsi="Consolas" w:cs="Consolas"/>
           <w:sz w:val="20"/>
@@ -3195,25 +3147,7 @@
           <w:sz w:val="20"/>
           <w:shd w:val="clear" w:color="auto" w:fill="F2EFE9"/>
         </w:rPr>
-        <w:t xml:space="preserve">{question}</w:t>
-      </w:r>
-    </w:p>
-    <w:p>
-      <w:pPr>
-        <w:shd w:val="clear" w:color="auto" w:fill="F2EFE9"/>
-        <w:spacing w:after="0" w:line="240" w:lineRule="auto"/>
-        <w:rPr>
-          <w:rFonts w:ascii="Consolas" w:hAnsi="Consolas" w:cs="Consolas"/>
-          <w:sz w:val="20"/>
-        </w:rPr>
-      </w:pPr>
-      <w:r>
-        <w:rPr>
-          <w:rFonts w:ascii="Consolas" w:hAnsi="Consolas" w:cs="Consolas"/>
-          <w:sz w:val="20"/>
-          <w:shd w:val="clear" w:color="auto" w:fill="F2EFE9"/>
-        </w:rPr>
-        <w:t xml:space="preserve">"""</w:t>
+        <w:t>"""</w:t>
       </w:r>
     </w:p>
     <w:p>
@@ -3236,7 +3170,7 @@
           <w:color w:val="5A3E1B"/>
           <w:lang w:val="en-US"/>
         </w:rPr>
-        <w:t xml:space="preserve">baseline</w:t>
+        <w:t>baseline</w:t>
       </w:r>
       <w:r>
         <w:rPr>
@@ -3262,7 +3196,7 @@
           <w:szCs w:val="30"/>
           <w:lang w:val="en-US"/>
         </w:rPr>
-        <w:t xml:space="preserve">Step 2 — Create an Eval Dataset</w:t>
+        <w:t>Step 2 — Create an Eval Dataset</w:t>
       </w:r>
     </w:p>
     <w:p>
@@ -3276,7 +3210,14 @@
         <w:rPr>
           <w:lang w:val="en-US"/>
         </w:rPr>
-        <w:t xml:space="preserve">Your evaluation dataset contains sample inputs that represent the types of questions or requests your prompt will handle in production. The dataset should include questions that will be </w:t>
+        <w:t xml:space="preserve">Your evaluation dataset contains sample inputs that represent the types of questions or requests your prompt will handle in production. The dataset should include </w:t>
+      </w:r>
+      <w:r>
+        <w:rPr>
+          <w:lang w:val="en-US"/>
+        </w:rPr>
+        <w:lastRenderedPageBreak/>
+        <w:t xml:space="preserve">questions that will be </w:t>
       </w:r>
       <w:r>
         <w:rPr>
@@ -3285,7 +3226,7 @@
           <w:color w:val="5A3E1B"/>
           <w:lang w:val="en-US"/>
         </w:rPr>
-        <w:t xml:space="preserve">interpolated into your prompt template</w:t>
+        <w:t>interpolated into your prompt template</w:t>
       </w:r>
       <w:r>
         <w:rPr>
@@ -3300,13 +3241,13 @@
           <w:color w:val="5A3E1B"/>
           <w:lang w:val="en-US"/>
         </w:rPr>
-        <w:t xml:space="preserve">by hand or use Claude to generate them for you</w:t>
-      </w:r>
-      <w:r>
-        <w:rPr>
-          <w:lang w:val="en-US"/>
-        </w:rPr>
-        <w:t xml:space="preserve">.</w:t>
+        <w:t>by hand or use Claude to generate them for you</w:t>
+      </w:r>
+      <w:r>
+        <w:rPr>
+          <w:lang w:val="en-US"/>
+        </w:rPr>
+        <w:t>.</w:t>
       </w:r>
     </w:p>
     <w:tbl>
@@ -3327,16 +3268,10 @@
         <w:tblLook w:val="0000" w:firstRow="0" w:lastRow="0" w:firstColumn="0" w:lastColumn="0" w:noHBand="0" w:noVBand="0"/>
       </w:tblPr>
       <w:tblGrid>
-        <w:gridCol w:w="3100"/>
-        <w:gridCol w:w="6396"/>
+        <w:gridCol w:w="2743"/>
+        <w:gridCol w:w="6753"/>
       </w:tblGrid>
       <w:tr>
-        <w:tblPrEx>
-          <w:tblCellMar>
-            <w:top w:w="0" w:type="dxa"/>
-            <w:bottom w:w="0" w:type="dxa"/>
-          </w:tblCellMar>
-        </w:tblPrEx>
         <w:tc>
           <w:tcPr>
             <w:tcW w:w="0" w:type="auto"/>
@@ -3361,7 +3296,7 @@
                 <w:szCs w:val="22"/>
                 <w:lang w:val="en-US"/>
               </w:rPr>
-              <w:t xml:space="preserve">Eval dataset — key facts</w:t>
+              <w:t>Eval dataset — key facts</w:t>
             </w:r>
           </w:p>
         </w:tc>
@@ -3389,18 +3324,12 @@
                 <w:szCs w:val="22"/>
                 <w:lang w:val="en-US"/>
               </w:rPr>
-              <w:t xml:space="preserve">Detail</w:t>
+              <w:t>Detail</w:t>
             </w:r>
           </w:p>
         </w:tc>
       </w:tr>
       <w:tr>
-        <w:tblPrEx>
-          <w:tblCellMar>
-            <w:top w:w="0" w:type="dxa"/>
-            <w:bottom w:w="0" w:type="dxa"/>
-          </w:tblCellMar>
-        </w:tblPrEx>
         <w:tc>
           <w:tcPr>
             <w:tcW w:w="0" w:type="auto"/>
@@ -3423,7 +3352,7 @@
                 <w:szCs w:val="22"/>
                 <w:lang w:val="en-US"/>
               </w:rPr>
-              <w:t xml:space="preserve">What it contains</w:t>
+              <w:t>What it contains</w:t>
             </w:r>
           </w:p>
         </w:tc>
@@ -3449,18 +3378,12 @@
                 <w:szCs w:val="22"/>
                 <w:lang w:val="en-US"/>
               </w:rPr>
-              <w:t xml:space="preserve">Questions that will be merged with your prompt template</w:t>
+              <w:t>Questions that will be merged with your prompt template</w:t>
             </w:r>
           </w:p>
         </w:tc>
       </w:tr>
       <w:tr>
-        <w:tblPrEx>
-          <w:tblCellMar>
-            <w:top w:w="0" w:type="dxa"/>
-            <w:bottom w:w="0" w:type="dxa"/>
-          </w:tblCellMar>
-        </w:tblPrEx>
         <w:tc>
           <w:tcPr>
             <w:tcW w:w="0" w:type="auto"/>
@@ -3483,7 +3406,7 @@
                 <w:szCs w:val="22"/>
                 <w:lang w:val="en-US"/>
               </w:rPr>
-              <w:t xml:space="preserve">How it is built</w:t>
+              <w:t>How it is built</w:t>
             </w:r>
           </w:p>
         </w:tc>
@@ -3509,18 +3432,12 @@
                 <w:szCs w:val="22"/>
                 <w:lang w:val="en-US"/>
               </w:rPr>
-              <w:t xml:space="preserve">By hand, or generated by Claude</w:t>
+              <w:t>By hand, or generated by Claude</w:t>
             </w:r>
           </w:p>
         </w:tc>
       </w:tr>
       <w:tr>
-        <w:tblPrEx>
-          <w:tblCellMar>
-            <w:top w:w="0" w:type="dxa"/>
-            <w:bottom w:w="0" w:type="dxa"/>
-          </w:tblCellMar>
-        </w:tblPrEx>
         <w:tc>
           <w:tcPr>
             <w:tcW w:w="0" w:type="auto"/>
@@ -3543,7 +3460,7 @@
                 <w:szCs w:val="22"/>
                 <w:lang w:val="en-US"/>
               </w:rPr>
-              <w:t xml:space="preserve">Realistic size</w:t>
+              <w:t>Realistic size</w:t>
             </w:r>
           </w:p>
         </w:tc>
@@ -3569,18 +3486,12 @@
                 <w:szCs w:val="22"/>
                 <w:lang w:val="en-US"/>
               </w:rPr>
-              <w:t xml:space="preserve">Tens, hundreds, or even thousands of records</w:t>
+              <w:t>Tens, hundreds, or even thousands of records</w:t>
             </w:r>
           </w:p>
         </w:tc>
       </w:tr>
       <w:tr>
-        <w:tblPrEx>
-          <w:tblCellMar>
-            <w:top w:w="0" w:type="dxa"/>
-            <w:bottom w:w="0" w:type="dxa"/>
-          </w:tblCellMar>
-        </w:tblPrEx>
         <w:tc>
           <w:tcPr>
             <w:tcW w:w="0" w:type="auto"/>
@@ -3603,7 +3514,7 @@
                 <w:szCs w:val="22"/>
                 <w:lang w:val="en-US"/>
               </w:rPr>
-              <w:t xml:space="preserve">What it must represent</w:t>
+              <w:t>What it must represent</w:t>
             </w:r>
           </w:p>
         </w:tc>
@@ -3629,7 +3540,7 @@
                 <w:szCs w:val="22"/>
                 <w:lang w:val="en-US"/>
               </w:rPr>
-              <w:t xml:space="preserve">The types of requests your prompt will actually handle in production</w:t>
+              <w:t>The types of requests your prompt will actually handle in production</w:t>
             </w:r>
           </w:p>
         </w:tc>
@@ -3657,7 +3568,7 @@
           <w:szCs w:val="30"/>
           <w:lang w:val="en-US"/>
         </w:rPr>
-        <w:t xml:space="preserve">Step 3 — Feed Through Claude</w:t>
+        <w:t>Step 3 — Feed Through Claude</w:t>
       </w:r>
     </w:p>
     <w:p>
@@ -3671,13 +3582,13 @@
         <w:rPr>
           <w:lang w:val="en-US"/>
         </w:rPr>
-        <w:t xml:space="preserve">Take each question from your dataset and merge it with your prompt template to create complete prompts. Then send each one to Claude to get responses. For example, the first question becomes:</w:t>
+        <w:t>Take each question from your dataset and merge it with your prompt template to create complete prompts. Then send each one to Claude to get responses. For example, the first question becomes:</w:t>
       </w:r>
     </w:p>
     <w:p>
       <w:pPr>
         <w:shd w:val="clear" w:color="auto" w:fill="F2EFE9"/>
-        <w:spacing w:after="40" w:line="240" w:lineRule="auto"/>
+        <w:spacing w:after="40"/>
         <w:rPr>
           <w:rFonts w:ascii="Consolas" w:hAnsi="Consolas" w:cs="Consolas"/>
           <w:sz w:val="20"/>
@@ -3689,13 +3600,12 @@
           <w:sz w:val="20"/>
           <w:shd w:val="clear" w:color="auto" w:fill="F2EFE9"/>
         </w:rPr>
-        <w:t xml:space="preserve">Please answer the user's question:</w:t>
+        <w:t>Please answer the user's question:</w:t>
       </w:r>
     </w:p>
     <w:p>
       <w:pPr>
         <w:shd w:val="clear" w:color="auto" w:fill="F2EFE9"/>
-        <w:spacing w:after="0" w:line="240" w:lineRule="auto"/>
         <w:rPr>
           <w:rFonts w:ascii="Consolas" w:hAnsi="Consolas" w:cs="Consolas"/>
           <w:sz w:val="20"/>
@@ -3707,7 +3617,7 @@
           <w:sz w:val="20"/>
           <w:shd w:val="clear" w:color="auto" w:fill="F2EFE9"/>
         </w:rPr>
-        <w:t xml:space="preserve">What's 2+2?</w:t>
+        <w:t>What's 2+2?</w:t>
       </w:r>
     </w:p>
     <w:p>
@@ -3721,7 +3631,7 @@
         <w:rPr>
           <w:lang w:val="en-US"/>
         </w:rPr>
-        <w:t xml:space="preserve">Claude might respond with "2 + 2 = 4" for the math question, provide oatmeal cooking instructions for the second question, and give the distance to the Moon for the third. One dataset record produces one request and one response.</w:t>
+        <w:t>Claude might respond with "2 + 2 = 4" for the math question, provide oatmeal cooking instructions for the second question, and give the distance to the Moon for the third. One dataset record produces one request and one response.</w:t>
       </w:r>
     </w:p>
     <w:p>
@@ -3751,7 +3661,7 @@
                     </pic:cNvPicPr>
                   </pic:nvPicPr>
                   <pic:blipFill>
-                    <a:blip r:embed="rId53"/>
+                    <a:blip r:embed="rId8"/>
                     <a:srcRect/>
                     <a:stretch>
                       <a:fillRect/>
@@ -3810,7 +3720,7 @@
           <w:szCs w:val="30"/>
           <w:lang w:val="en-US"/>
         </w:rPr>
-        <w:t xml:space="preserve">Step 4 — Feed Through a Grader</w:t>
+        <w:t>Step 4 — Feed Through a Grader</w:t>
       </w:r>
     </w:p>
     <w:p>
@@ -3833,7 +3743,7 @@
           <w:color w:val="5A3E1B"/>
           <w:lang w:val="en-US"/>
         </w:rPr>
-        <w:t xml:space="preserve">both the original question and Claude's answer</w:t>
+        <w:t>both the original question and Claude's answer</w:t>
       </w:r>
       <w:r>
         <w:rPr>
@@ -3848,13 +3758,13 @@
           <w:color w:val="5A3E1B"/>
           <w:lang w:val="en-US"/>
         </w:rPr>
-        <w:t xml:space="preserve">1 to 10</w:t>
-      </w:r>
-      <w:r>
-        <w:rPr>
-          <w:lang w:val="en-US"/>
-        </w:rPr>
-        <w:t xml:space="preserve">, where 10 represents a perfect answer and lower scores indicate room for improvement.</w:t>
+        <w:t>1 to 10</w:t>
+      </w:r>
+      <w:r>
+        <w:rPr>
+          <w:lang w:val="en-US"/>
+        </w:rPr>
+        <w:t>, where 10 represents a perfect answer and lower scores indicate room for improvement.</w:t>
       </w:r>
     </w:p>
     <w:p>
@@ -3868,6 +3778,7 @@
         <w:rPr>
           <w:lang w:val="en-US"/>
         </w:rPr>
+        <w:lastRenderedPageBreak/>
         <w:t xml:space="preserve">In the example, the grader might assign 10 to the math question (perfect answer), 4 to the oatmeal question (needs improvement), and 9 to the Moon question (very good answer). The </w:t>
       </w:r>
       <w:r>
@@ -3877,7 +3788,7 @@
           <w:color w:val="5A3E1B"/>
           <w:lang w:val="en-US"/>
         </w:rPr>
-        <w:t xml:space="preserve">average score across all questions</w:t>
+        <w:t>average score across all questions</w:t>
       </w:r>
       <w:r>
         <w:rPr>
@@ -3889,7 +3800,6 @@
     <w:p>
       <w:pPr>
         <w:shd w:val="clear" w:color="auto" w:fill="F2EFE9"/>
-        <w:spacing w:after="0" w:line="240" w:lineRule="auto"/>
         <w:rPr>
           <w:rFonts w:ascii="Consolas" w:hAnsi="Consolas" w:cs="Consolas"/>
           <w:sz w:val="20"/>
@@ -3901,7 +3811,7 @@
           <w:sz w:val="20"/>
           <w:shd w:val="clear" w:color="auto" w:fill="F2EFE9"/>
         </w:rPr>
-        <w:t xml:space="preserve">(10 + 4 + 9) ÷ 3 = 7.66</w:t>
+        <w:t>(10 + 4 + 9) ÷ 3 = 7.66</w:t>
       </w:r>
     </w:p>
     <w:p>
@@ -3931,7 +3841,7 @@
                     </pic:cNvPicPr>
                   </pic:nvPicPr>
                   <pic:blipFill>
-                    <a:blip r:embed="rId54"/>
+                    <a:blip r:embed="rId9"/>
                     <a:srcRect/>
                     <a:stretch>
                       <a:fillRect/>
@@ -3991,16 +3901,10 @@
         <w:tblLook w:val="0000" w:firstRow="0" w:lastRow="0" w:firstColumn="0" w:lastColumn="0" w:noHBand="0" w:noVBand="0"/>
       </w:tblPr>
       <w:tblGrid>
-        <w:gridCol w:w="5500"/>
-        <w:gridCol w:w="3996"/>
+        <w:gridCol w:w="4861"/>
+        <w:gridCol w:w="4635"/>
       </w:tblGrid>
       <w:tr>
-        <w:tblPrEx>
-          <w:tblCellMar>
-            <w:top w:w="0" w:type="dxa"/>
-            <w:bottom w:w="0" w:type="dxa"/>
-          </w:tblCellMar>
-        </w:tblPrEx>
         <w:tc>
           <w:tcPr>
             <w:tcW w:w="0" w:type="auto"/>
@@ -4025,7 +3929,7 @@
                 <w:szCs w:val="22"/>
                 <w:lang w:val="en-US"/>
               </w:rPr>
-              <w:t xml:space="preserve">Question</w:t>
+              <w:t>Question</w:t>
             </w:r>
           </w:p>
         </w:tc>
@@ -4053,18 +3957,12 @@
                 <w:szCs w:val="22"/>
                 <w:lang w:val="en-US"/>
               </w:rPr>
-              <w:t xml:space="preserve">Score</w:t>
+              <w:t>Score</w:t>
             </w:r>
           </w:p>
         </w:tc>
       </w:tr>
       <w:tr>
-        <w:tblPrEx>
-          <w:tblCellMar>
-            <w:top w:w="0" w:type="dxa"/>
-            <w:bottom w:w="0" w:type="dxa"/>
-          </w:tblCellMar>
-        </w:tblPrEx>
         <w:tc>
           <w:tcPr>
             <w:tcW w:w="0" w:type="auto"/>
@@ -4087,7 +3985,7 @@
                 <w:szCs w:val="22"/>
                 <w:lang w:val="en-US"/>
               </w:rPr>
-              <w:t xml:space="preserve">What's 2+2?</w:t>
+              <w:t>What's 2+2?</w:t>
             </w:r>
           </w:p>
         </w:tc>
@@ -4113,18 +4011,12 @@
                 <w:szCs w:val="22"/>
                 <w:lang w:val="en-US"/>
               </w:rPr>
-              <w:t xml:space="preserve">10 — perfect answer</w:t>
+              <w:t>10 — perfect answer</w:t>
             </w:r>
           </w:p>
         </w:tc>
       </w:tr>
       <w:tr>
-        <w:tblPrEx>
-          <w:tblCellMar>
-            <w:top w:w="0" w:type="dxa"/>
-            <w:bottom w:w="0" w:type="dxa"/>
-          </w:tblCellMar>
-        </w:tblPrEx>
         <w:tc>
           <w:tcPr>
             <w:tcW w:w="0" w:type="auto"/>
@@ -4147,7 +4039,7 @@
                 <w:szCs w:val="22"/>
                 <w:lang w:val="en-US"/>
               </w:rPr>
-              <w:t xml:space="preserve">How do I make oatmeal?</w:t>
+              <w:t>How do I make oatmeal?</w:t>
             </w:r>
           </w:p>
         </w:tc>
@@ -4173,18 +4065,12 @@
                 <w:szCs w:val="22"/>
                 <w:lang w:val="en-US"/>
               </w:rPr>
-              <w:t xml:space="preserve">4 — needs improvement</w:t>
+              <w:t>4 — needs improvement</w:t>
             </w:r>
           </w:p>
         </w:tc>
       </w:tr>
       <w:tr>
-        <w:tblPrEx>
-          <w:tblCellMar>
-            <w:top w:w="0" w:type="dxa"/>
-            <w:bottom w:w="0" w:type="dxa"/>
-          </w:tblCellMar>
-        </w:tblPrEx>
         <w:tc>
           <w:tcPr>
             <w:tcW w:w="0" w:type="auto"/>
@@ -4207,7 +4093,7 @@
                 <w:szCs w:val="22"/>
                 <w:lang w:val="en-US"/>
               </w:rPr>
-              <w:t xml:space="preserve">How far away is the Moon?</w:t>
+              <w:t>How far away is the Moon?</w:t>
             </w:r>
           </w:p>
         </w:tc>
@@ -4233,18 +4119,12 @@
                 <w:szCs w:val="22"/>
                 <w:lang w:val="en-US"/>
               </w:rPr>
-              <w:t xml:space="preserve">9 — very good answer</w:t>
+              <w:t>9 — very good answer</w:t>
             </w:r>
           </w:p>
         </w:tc>
       </w:tr>
       <w:tr>
-        <w:tblPrEx>
-          <w:tblCellMar>
-            <w:top w:w="0" w:type="dxa"/>
-            <w:bottom w:w="0" w:type="dxa"/>
-          </w:tblCellMar>
-        </w:tblPrEx>
         <w:tc>
           <w:tcPr>
             <w:tcW w:w="0" w:type="auto"/>
@@ -4267,7 +4147,7 @@
                 <w:szCs w:val="22"/>
                 <w:lang w:val="en-US"/>
               </w:rPr>
-              <w:t xml:space="preserve">Average</w:t>
+              <w:t>Average</w:t>
             </w:r>
           </w:p>
         </w:tc>
@@ -4293,7 +4173,7 @@
                 <w:szCs w:val="22"/>
                 <w:lang w:val="en-US"/>
               </w:rPr>
-              <w:t xml:space="preserve">7.66 — the baseline score</w:t>
+              <w:t>7.66 — the baseline score</w:t>
             </w:r>
           </w:p>
         </w:tc>
@@ -4321,7 +4201,7 @@
           <w:szCs w:val="30"/>
           <w:lang w:val="en-US"/>
         </w:rPr>
-        <w:t xml:space="preserve">Step 5 — Change Prompt and Repeat</w:t>
+        <w:t>Step 5 — Change Prompt and Repeat</w:t>
       </w:r>
     </w:p>
     <w:p>
@@ -4335,13 +4215,13 @@
         <w:rPr>
           <w:lang w:val="en-US"/>
         </w:rPr>
-        <w:t xml:space="preserve">Now that you have a baseline score, you can modify your prompt and run the entire process again to see if your changes improve performance. For example, you might add more guidance to your prompt:</w:t>
+        <w:t>Now that you have a baseline score, you can modify your prompt and run the entire process again to see if your changes improve performance. For example, you might add more guidance to your prompt:</w:t>
       </w:r>
     </w:p>
     <w:p>
       <w:pPr>
         <w:shd w:val="clear" w:color="auto" w:fill="F2EFE9"/>
-        <w:spacing w:after="40" w:line="240" w:lineRule="auto"/>
+        <w:spacing w:after="40"/>
         <w:rPr>
           <w:rFonts w:ascii="Consolas" w:hAnsi="Consolas" w:cs="Consolas"/>
           <w:sz w:val="20"/>
@@ -4353,13 +4233,13 @@
           <w:sz w:val="20"/>
           <w:shd w:val="clear" w:color="auto" w:fill="F2EFE9"/>
         </w:rPr>
-        <w:t xml:space="preserve">prompt = f"""</w:t>
+        <w:t>prompt = f"""</w:t>
       </w:r>
     </w:p>
     <w:p>
       <w:pPr>
         <w:shd w:val="clear" w:color="auto" w:fill="F2EFE9"/>
-        <w:spacing w:after="40" w:line="240" w:lineRule="auto"/>
+        <w:spacing w:after="40"/>
         <w:rPr>
           <w:rFonts w:ascii="Consolas" w:hAnsi="Consolas" w:cs="Consolas"/>
           <w:sz w:val="20"/>
@@ -4371,13 +4251,23 @@
           <w:sz w:val="20"/>
           <w:shd w:val="clear" w:color="auto" w:fill="F2EFE9"/>
         </w:rPr>
-        <w:t xml:space="preserve">Please answer the user's question:</w:t>
+        <w:t>Please answer the user's question:</w:t>
       </w:r>
     </w:p>
     <w:p>
       <w:pPr>
         <w:shd w:val="clear" w:color="auto" w:fill="F2EFE9"/>
-        <w:spacing w:after="40" w:line="240" w:lineRule="auto"/>
+        <w:spacing w:after="40"/>
+        <w:rPr>
+          <w:rFonts w:ascii="Consolas" w:hAnsi="Consolas" w:cs="Consolas"/>
+          <w:sz w:val="20"/>
+        </w:rPr>
+      </w:pPr>
+    </w:p>
+    <w:p>
+      <w:pPr>
+        <w:shd w:val="clear" w:color="auto" w:fill="F2EFE9"/>
+        <w:spacing w:after="40"/>
         <w:rPr>
           <w:rFonts w:ascii="Consolas" w:hAnsi="Consolas" w:cs="Consolas"/>
           <w:sz w:val="20"/>
@@ -4389,13 +4279,23 @@
           <w:sz w:val="20"/>
           <w:shd w:val="clear" w:color="auto" w:fill="F2EFE9"/>
         </w:rPr>
-        <w:t xml:space="preserve"/>
+        <w:t>{question}</w:t>
       </w:r>
     </w:p>
     <w:p>
       <w:pPr>
         <w:shd w:val="clear" w:color="auto" w:fill="F2EFE9"/>
-        <w:spacing w:after="40" w:line="240" w:lineRule="auto"/>
+        <w:spacing w:after="40"/>
+        <w:rPr>
+          <w:rFonts w:ascii="Consolas" w:hAnsi="Consolas" w:cs="Consolas"/>
+          <w:sz w:val="20"/>
+        </w:rPr>
+      </w:pPr>
+    </w:p>
+    <w:p>
+      <w:pPr>
+        <w:shd w:val="clear" w:color="auto" w:fill="F2EFE9"/>
+        <w:spacing w:after="40"/>
         <w:rPr>
           <w:rFonts w:ascii="Consolas" w:hAnsi="Consolas" w:cs="Consolas"/>
           <w:sz w:val="20"/>
@@ -4407,13 +4307,12 @@
           <w:sz w:val="20"/>
           <w:shd w:val="clear" w:color="auto" w:fill="F2EFE9"/>
         </w:rPr>
-        <w:t xml:space="preserve">{question}</w:t>
+        <w:t>Answer the question with ample detail</w:t>
       </w:r>
     </w:p>
     <w:p>
       <w:pPr>
         <w:shd w:val="clear" w:color="auto" w:fill="F2EFE9"/>
-        <w:spacing w:after="40" w:line="240" w:lineRule="auto"/>
         <w:rPr>
           <w:rFonts w:ascii="Consolas" w:hAnsi="Consolas" w:cs="Consolas"/>
           <w:sz w:val="20"/>
@@ -4425,43 +4324,7 @@
           <w:sz w:val="20"/>
           <w:shd w:val="clear" w:color="auto" w:fill="F2EFE9"/>
         </w:rPr>
-        <w:t xml:space="preserve"/>
-      </w:r>
-    </w:p>
-    <w:p>
-      <w:pPr>
-        <w:shd w:val="clear" w:color="auto" w:fill="F2EFE9"/>
-        <w:spacing w:after="40" w:line="240" w:lineRule="auto"/>
-        <w:rPr>
-          <w:rFonts w:ascii="Consolas" w:hAnsi="Consolas" w:cs="Consolas"/>
-          <w:sz w:val="20"/>
-        </w:rPr>
-      </w:pPr>
-      <w:r>
-        <w:rPr>
-          <w:rFonts w:ascii="Consolas" w:hAnsi="Consolas" w:cs="Consolas"/>
-          <w:sz w:val="20"/>
-          <w:shd w:val="clear" w:color="auto" w:fill="F2EFE9"/>
-        </w:rPr>
-        <w:t xml:space="preserve">Answer the question with ample detail</w:t>
-      </w:r>
-    </w:p>
-    <w:p>
-      <w:pPr>
-        <w:shd w:val="clear" w:color="auto" w:fill="F2EFE9"/>
-        <w:spacing w:after="0" w:line="240" w:lineRule="auto"/>
-        <w:rPr>
-          <w:rFonts w:ascii="Consolas" w:hAnsi="Consolas" w:cs="Consolas"/>
-          <w:sz w:val="20"/>
-        </w:rPr>
-      </w:pPr>
-      <w:r>
-        <w:rPr>
-          <w:rFonts w:ascii="Consolas" w:hAnsi="Consolas" w:cs="Consolas"/>
-          <w:sz w:val="20"/>
-          <w:shd w:val="clear" w:color="auto" w:fill="F2EFE9"/>
-        </w:rPr>
-        <w:t xml:space="preserve">"""</w:t>
+        <w:t>"""</w:t>
       </w:r>
     </w:p>
     <w:p>
@@ -4484,13 +4347,13 @@
           <w:color w:val="5A3E1B"/>
           <w:lang w:val="en-US"/>
         </w:rPr>
-        <w:t xml:space="preserve">8.7</w:t>
-      </w:r>
-      <w:r>
-        <w:rPr>
-          <w:lang w:val="en-US"/>
-        </w:rPr>
-        <w:t xml:space="preserve">, indicating that the additional instruction helped Claude provide better responses. Nothing about the dataset or the grader changed — only the prompt — so the difference in score is attributable to the prompt itself.</w:t>
+        <w:t>8.7</w:t>
+      </w:r>
+      <w:r>
+        <w:rPr>
+          <w:lang w:val="en-US"/>
+        </w:rPr>
+        <w:t>, indicating that the additional instruction helped Claude provide better responses. Nothing about the dataset or the grader changed — only the prompt — so the difference in score is attributable to the prompt itself.</w:t>
       </w:r>
     </w:p>
     <w:p>
@@ -4510,7 +4373,8 @@
           <w:szCs w:val="30"/>
           <w:lang w:val="en-US"/>
         </w:rPr>
-        <w:t xml:space="preserve">Prompt scoring</w:t>
+        <w:lastRenderedPageBreak/>
+        <w:t>Prompt scoring</w:t>
       </w:r>
     </w:p>
     <w:p>
@@ -4533,7 +4397,7 @@
           <w:color w:val="5A3E1B"/>
           <w:lang w:val="en-US"/>
         </w:rPr>
-        <w:t xml:space="preserve">objective measurements</w:t>
+        <w:t>objective measurements</w:t>
       </w:r>
       <w:r>
         <w:rPr>
@@ -4548,7 +4412,7 @@
           <w:color w:val="5A3E1B"/>
           <w:lang w:val="en-US"/>
         </w:rPr>
-        <w:t xml:space="preserve">removes guesswork from prompt engineering</w:t>
+        <w:t>removes guesswork from prompt engineering</w:t>
       </w:r>
       <w:r>
         <w:rPr>
@@ -4584,7 +4448,7 @@
                     </pic:cNvPicPr>
                   </pic:nvPicPr>
                   <pic:blipFill>
-                    <a:blip r:embed="rId55"/>
+                    <a:blip r:embed="rId10"/>
                     <a:srcRect/>
                     <a:stretch>
                       <a:fillRect/>
@@ -4643,7 +4507,7 @@
           <w:szCs w:val="30"/>
           <w:lang w:val="en-US"/>
         </w:rPr>
-        <w:t xml:space="preserve">Practice Questions — Lesson 2</w:t>
+        <w:t>Practice Questions — Lesson 2</w:t>
       </w:r>
     </w:p>
     <w:p>
@@ -4657,7 +4521,7 @@
         <w:rPr>
           <w:lang w:val="en-US"/>
         </w:rPr>
-        <w:t xml:space="preserve">Choose the single best answer for each question (A–E).</w:t>
+        <w:t>Choose the single best answer for each question (A–E).</w:t>
       </w:r>
     </w:p>
     <w:p>
@@ -4692,7 +4556,7 @@
           <w:rFonts w:ascii="Arial" w:hAnsi="Arial" w:cs="Arial"/>
           <w:lang w:val="en-US"/>
         </w:rPr>
-        <w:t xml:space="preserve">A) Create an eval dataset → Draft a prompt → Feed through a grader → Feed through Claude → Repeat</w:t>
+        <w:t>A) Create an eval dataset → Draft a prompt → Feed through a grader → Feed through Claude → Repeat</w:t>
       </w:r>
     </w:p>
     <w:p>
@@ -4709,7 +4573,7 @@
           <w:rFonts w:ascii="Arial" w:hAnsi="Arial" w:cs="Arial"/>
           <w:lang w:val="en-US"/>
         </w:rPr>
-        <w:t xml:space="preserve">B) Draft a prompt → Create an eval dataset → Feed through Claude → Feed through a grader → Change prompt and repeat</w:t>
+        <w:t>B) Draft a prompt → Create an eval dataset → Feed through Claude → Feed through a grader → Change prompt and repeat</w:t>
       </w:r>
     </w:p>
     <w:p>
@@ -4726,7 +4590,7 @@
           <w:rFonts w:ascii="Arial" w:hAnsi="Arial" w:cs="Arial"/>
           <w:lang w:val="en-US"/>
         </w:rPr>
-        <w:t xml:space="preserve">C) Draft a prompt → Feed through a grader → Feed through Claude → Create an eval dataset → Repeat</w:t>
+        <w:t>C) Draft a prompt → Feed through a grader → Feed through Claude → Create an eval dataset → Repeat</w:t>
       </w:r>
     </w:p>
     <w:p>
@@ -4743,7 +4607,7 @@
           <w:rFonts w:ascii="Arial" w:hAnsi="Arial" w:cs="Arial"/>
           <w:lang w:val="en-US"/>
         </w:rPr>
-        <w:t xml:space="preserve">D) Feed through Claude → Draft a prompt → Create an eval dataset → Feed through a grader → Repeat</w:t>
+        <w:t>D) Feed through Claude → Draft a prompt → Create an eval dataset → Feed through a grader → Repeat</w:t>
       </w:r>
     </w:p>
     <w:p>
@@ -4760,7 +4624,7 @@
           <w:rFonts w:ascii="Arial" w:hAnsi="Arial" w:cs="Arial"/>
           <w:lang w:val="en-US"/>
         </w:rPr>
-        <w:t xml:space="preserve">E) Create an eval dataset → Feed through Claude → Feed through a grader → Draft a prompt → Repeat</w:t>
+        <w:t>E) Create an eval dataset → Feed through Claude → Feed through a grader → Draft a prompt → Repeat</w:t>
       </w:r>
     </w:p>
     <w:p>
@@ -4795,7 +4659,7 @@
           <w:rFonts w:ascii="Arial" w:hAnsi="Arial" w:cs="Arial"/>
           <w:lang w:val="en-US"/>
         </w:rPr>
-        <w:t xml:space="preserve">A) The scores assigned by the grader</w:t>
+        <w:t>A) The scores assigned by the grader</w:t>
       </w:r>
     </w:p>
     <w:p>
@@ -4812,7 +4676,7 @@
           <w:rFonts w:ascii="Arial" w:hAnsi="Arial" w:cs="Arial"/>
           <w:lang w:val="en-US"/>
         </w:rPr>
-        <w:t xml:space="preserve">B) Sample input questions that will be interpolated into the prompt template</w:t>
+        <w:t>B) Sample input questions that will be interpolated into the prompt template</w:t>
       </w:r>
     </w:p>
     <w:p>
@@ -4829,7 +4693,7 @@
           <w:rFonts w:ascii="Arial" w:hAnsi="Arial" w:cs="Arial"/>
           <w:lang w:val="en-US"/>
         </w:rPr>
-        <w:t xml:space="preserve">C) Several finished versions of the prompt to choose from</w:t>
+        <w:t>C) Several finished versions of the prompt to choose from</w:t>
       </w:r>
     </w:p>
     <w:p>
@@ -4846,7 +4710,8 @@
           <w:rFonts w:ascii="Arial" w:hAnsi="Arial" w:cs="Arial"/>
           <w:lang w:val="en-US"/>
         </w:rPr>
-        <w:t xml:space="preserve">D) Claude's responses from a previous evaluation run</w:t>
+        <w:lastRenderedPageBreak/>
+        <w:t>D) Claude's responses from a previous evaluation run</w:t>
       </w:r>
     </w:p>
     <w:p>
@@ -4863,7 +4728,7 @@
           <w:rFonts w:ascii="Arial" w:hAnsi="Arial" w:cs="Arial"/>
           <w:lang w:val="en-US"/>
         </w:rPr>
-        <w:t xml:space="preserve">E) The system prompts used by the grader</w:t>
+        <w:t>E) The system prompts used by the grader</w:t>
       </w:r>
     </w:p>
     <w:p>
@@ -4898,7 +4763,7 @@
           <w:rFonts w:ascii="Arial" w:hAnsi="Arial" w:cs="Arial"/>
           <w:lang w:val="en-US"/>
         </w:rPr>
-        <w:t xml:space="preserve">A) Only by hand, since generated questions are not valid test cases</w:t>
+        <w:t>A) Only by hand, since generated questions are not valid test cases</w:t>
       </w:r>
     </w:p>
     <w:p>
@@ -4915,7 +4780,7 @@
           <w:rFonts w:ascii="Arial" w:hAnsi="Arial" w:cs="Arial"/>
           <w:lang w:val="en-US"/>
         </w:rPr>
-        <w:t xml:space="preserve">B) By hand, or generated by Claude</w:t>
+        <w:t>B) By hand, or generated by Claude</w:t>
       </w:r>
     </w:p>
     <w:p>
@@ -4932,7 +4797,7 @@
           <w:rFonts w:ascii="Arial" w:hAnsi="Arial" w:cs="Arial"/>
           <w:lang w:val="en-US"/>
         </w:rPr>
-        <w:t xml:space="preserve">C) Only by exporting real production logs</w:t>
+        <w:t>C) Only by exporting real production logs</w:t>
       </w:r>
     </w:p>
     <w:p>
@@ -4949,7 +4814,7 @@
           <w:rFonts w:ascii="Arial" w:hAnsi="Arial" w:cs="Arial"/>
           <w:lang w:val="en-US"/>
         </w:rPr>
-        <w:t xml:space="preserve">D) Automatically by the grader after the first run</w:t>
+        <w:t>D) Automatically by the grader after the first run</w:t>
       </w:r>
     </w:p>
     <w:p>
@@ -4966,7 +4831,7 @@
           <w:rFonts w:ascii="Arial" w:hAnsi="Arial" w:cs="Arial"/>
           <w:lang w:val="en-US"/>
         </w:rPr>
-        <w:t xml:space="preserve">E) It is provided by the Anthropic API on request</w:t>
+        <w:t>E) It is provided by the Anthropic API on request</w:t>
       </w:r>
     </w:p>
     <w:p>
@@ -5001,7 +4866,7 @@
           <w:rFonts w:ascii="Arial" w:hAnsi="Arial" w:cs="Arial"/>
           <w:lang w:val="en-US"/>
         </w:rPr>
-        <w:t xml:space="preserve">A) Only Claude's answer</w:t>
+        <w:t>A) Only Claude's answer</w:t>
       </w:r>
     </w:p>
     <w:p>
@@ -5018,7 +4883,7 @@
           <w:rFonts w:ascii="Arial" w:hAnsi="Arial" w:cs="Arial"/>
           <w:lang w:val="en-US"/>
         </w:rPr>
-        <w:t xml:space="preserve">B) Only the original question</w:t>
+        <w:t>B) Only the original question</w:t>
       </w:r>
     </w:p>
     <w:p>
@@ -5035,7 +4900,7 @@
           <w:rFonts w:ascii="Arial" w:hAnsi="Arial" w:cs="Arial"/>
           <w:lang w:val="en-US"/>
         </w:rPr>
-        <w:t xml:space="preserve">C) Both the original question and Claude's answer</w:t>
+        <w:t>C) Both the original question and Claude's answer</w:t>
       </w:r>
     </w:p>
     <w:p>
@@ -5052,7 +4917,7 @@
           <w:rFonts w:ascii="Arial" w:hAnsi="Arial" w:cs="Arial"/>
           <w:lang w:val="en-US"/>
         </w:rPr>
-        <w:t xml:space="preserve">D) The prompt template and the temperature setting</w:t>
+        <w:t>D) The prompt template and the temperature setting</w:t>
       </w:r>
     </w:p>
     <w:p>
@@ -5069,7 +4934,7 @@
           <w:rFonts w:ascii="Arial" w:hAnsi="Arial" w:cs="Arial"/>
           <w:lang w:val="en-US"/>
         </w:rPr>
-        <w:t xml:space="preserve">E) The token usage reported in the response</w:t>
+        <w:t>E) The token usage reported in the response</w:t>
       </w:r>
     </w:p>
     <w:p>
@@ -5104,7 +4969,7 @@
           <w:rFonts w:ascii="Arial" w:hAnsi="Arial" w:cs="Arial"/>
           <w:lang w:val="en-US"/>
         </w:rPr>
-        <w:t xml:space="preserve">A) 10 — the highest score obtained</w:t>
+        <w:t>A) 10 — the highest score obtained</w:t>
       </w:r>
     </w:p>
     <w:p>
@@ -5121,7 +4986,7 @@
           <w:rFonts w:ascii="Arial" w:hAnsi="Arial" w:cs="Arial"/>
           <w:lang w:val="en-US"/>
         </w:rPr>
-        <w:t xml:space="preserve">B) 4 — the lowest score obtained</w:t>
+        <w:t>B) 4 — the lowest score obtained</w:t>
       </w:r>
     </w:p>
     <w:p>
@@ -5138,7 +5003,7 @@
           <w:rFonts w:ascii="Arial" w:hAnsi="Arial" w:cs="Arial"/>
           <w:lang w:val="en-US"/>
         </w:rPr>
-        <w:t xml:space="preserve">C) 23 — the sum of all scores</w:t>
+        <w:t>C) 23 — the sum of all scores</w:t>
       </w:r>
     </w:p>
     <w:p>
@@ -5155,7 +5020,7 @@
           <w:rFonts w:ascii="Arial" w:hAnsi="Arial" w:cs="Arial"/>
           <w:lang w:val="en-US"/>
         </w:rPr>
-        <w:t xml:space="preserve">D) 7.66 — the average of the scores</w:t>
+        <w:t>D) 7.66 — the average of the scores</w:t>
       </w:r>
     </w:p>
     <w:p>
@@ -5172,7 +5037,7 @@
           <w:rFonts w:ascii="Arial" w:hAnsi="Arial" w:cs="Arial"/>
           <w:lang w:val="en-US"/>
         </w:rPr>
-        <w:t xml:space="preserve">E) 8.7 — the score of the improved prompt</w:t>
+        <w:t>E) 8.7 — the score of the improved prompt</w:t>
       </w:r>
     </w:p>
     <w:p>
@@ -5204,6 +5069,7 @@
           <w:szCs w:val="40"/>
           <w:lang w:val="en-US"/>
         </w:rPr>
+        <w:lastRenderedPageBreak/>
         <w:t>Lesson 3 — Generating Test Datasets</w:t>
       </w:r>
     </w:p>
@@ -5224,7 +5090,7 @@
           <w:szCs w:val="30"/>
           <w:lang w:val="en-US"/>
         </w:rPr>
-        <w:t xml:space="preserve">Core idea</w:t>
+        <w:t>Core idea</w:t>
       </w:r>
     </w:p>
     <w:p>
@@ -5247,7 +5113,7 @@
           <w:color w:val="5A3E1B"/>
           <w:lang w:val="en-US"/>
         </w:rPr>
-        <w:t xml:space="preserve">Claude generate the eval dataset for you</w:t>
+        <w:t>Claude generate the eval dataset for you</w:t>
       </w:r>
       <w:r>
         <w:rPr>
@@ -5262,7 +5128,7 @@
           <w:color w:val="5A3E1B"/>
           <w:lang w:val="en-US"/>
         </w:rPr>
-        <w:t xml:space="preserve">prefilling plus a stop sequence</w:t>
+        <w:t>prefilling plus a stop sequence</w:t>
       </w:r>
       <w:r>
         <w:rPr>
@@ -5277,13 +5143,13 @@
           <w:color w:val="5A3E1B"/>
           <w:lang w:val="en-US"/>
         </w:rPr>
-        <w:t xml:space="preserve">faster and cheaper model like Haiku</w:t>
-      </w:r>
-      <w:r>
-        <w:rPr>
-          <w:lang w:val="en-US"/>
-        </w:rPr>
-        <w:t xml:space="preserve">.</w:t>
+        <w:t>faster and cheaper model like Haiku</w:t>
+      </w:r>
+      <w:r>
+        <w:rPr>
+          <w:lang w:val="en-US"/>
+        </w:rPr>
+        <w:t>.</w:t>
       </w:r>
     </w:p>
     <w:p>
@@ -5303,7 +5169,7 @@
           <w:szCs w:val="30"/>
           <w:lang w:val="en-US"/>
         </w:rPr>
-        <w:t xml:space="preserve">Key points (what is new in this lesson)</w:t>
+        <w:t>Key points (what is new in this lesson)</w:t>
       </w:r>
     </w:p>
     <w:p>
@@ -5331,7 +5197,7 @@
           <w:color w:val="5A3E1B"/>
           <w:lang w:val="en-US"/>
         </w:rPr>
-        <w:t xml:space="preserve">goal, the input and the output</w:t>
+        <w:t>goal, the input and the output</w:t>
       </w:r>
       <w:r>
         <w:rPr>
@@ -5365,7 +5231,7 @@
           <w:color w:val="5A3E1B"/>
           <w:lang w:val="en-US"/>
         </w:rPr>
-        <w:t xml:space="preserve">generated automatically by Claude</w:t>
+        <w:t>generated automatically by Claude</w:t>
       </w:r>
       <w:r>
         <w:rPr>
@@ -5399,7 +5265,7 @@
           <w:color w:val="5A3E1B"/>
           <w:lang w:val="en-US"/>
         </w:rPr>
-        <w:t xml:space="preserve">example of the desired JSON output</w:t>
+        <w:t>example of the desired JSON output</w:t>
       </w:r>
       <w:r>
         <w:rPr>
@@ -5433,7 +5299,7 @@
           <w:color w:val="5A3E1B"/>
           <w:lang w:val="en-US"/>
         </w:rPr>
-        <w:t xml:space="preserve">constraints</w:t>
+        <w:t>constraints</w:t>
       </w:r>
       <w:r>
         <w:rPr>
@@ -5448,7 +5314,7 @@
           <w:color w:val="5A3E1B"/>
           <w:lang w:val="en-US"/>
         </w:rPr>
-        <w:t xml:space="preserve">how many objects</w:t>
+        <w:t>how many objects</w:t>
       </w:r>
       <w:r>
         <w:rPr>
@@ -5482,7 +5348,7 @@
           <w:color w:val="5A3E1B"/>
           <w:lang w:val="en-US"/>
         </w:rPr>
-        <w:t xml:space="preserve">prefilling + stop sequences</w:t>
+        <w:t>prefilling + stop sequences</w:t>
       </w:r>
       <w:r>
         <w:rPr>
@@ -5497,13 +5363,13 @@
           <w:color w:val="5A3E1B"/>
           <w:lang w:val="en-US"/>
         </w:rPr>
-        <w:t xml:space="preserve">json.loads()</w:t>
-      </w:r>
-      <w:r>
-        <w:rPr>
-          <w:lang w:val="en-US"/>
-        </w:rPr>
-        <w:t xml:space="preserve">.</w:t>
+        <w:t>json.loads()</w:t>
+      </w:r>
+      <w:r>
+        <w:rPr>
+          <w:lang w:val="en-US"/>
+        </w:rPr>
+        <w:t>.</w:t>
       </w:r>
     </w:p>
     <w:p>
@@ -5531,7 +5397,7 @@
           <w:color w:val="5A3E1B"/>
           <w:lang w:val="en-US"/>
         </w:rPr>
-        <w:t xml:space="preserve">faster, cheaper model like Haiku</w:t>
+        <w:t>faster, cheaper model like Haiku</w:t>
       </w:r>
       <w:r>
         <w:rPr>
@@ -5565,13 +5431,13 @@
           <w:color w:val="5A3E1B"/>
           <w:lang w:val="en-US"/>
         </w:rPr>
-        <w:t xml:space="preserve">chat() helper gains a stop_sequences parameter</w:t>
-      </w:r>
-      <w:r>
-        <w:rPr>
-          <w:lang w:val="en-US"/>
-        </w:rPr>
-        <w:t xml:space="preserve">, added conditionally just like system.</w:t>
+        <w:t>chat() helper gains a stop_sequences parameter</w:t>
+      </w:r>
+      <w:r>
+        <w:rPr>
+          <w:lang w:val="en-US"/>
+        </w:rPr>
+        <w:t>, added conditionally just like system.</w:t>
       </w:r>
     </w:p>
     <w:p>
@@ -5591,7 +5457,7 @@
           <w:szCs w:val="30"/>
           <w:lang w:val="en-US"/>
         </w:rPr>
-        <w:t xml:space="preserve">Setting up the goal</w:t>
+        <w:t>Setting up the goal</w:t>
       </w:r>
     </w:p>
     <w:p>
@@ -5614,7 +5480,7 @@
           <w:color w:val="5A3E1B"/>
           <w:lang w:val="en-US"/>
         </w:rPr>
-        <w:t xml:space="preserve">Python code</w:t>
+        <w:t>Python code</w:t>
       </w:r>
       <w:r>
         <w:rPr>
@@ -5629,7 +5495,7 @@
           <w:color w:val="5A3E1B"/>
           <w:lang w:val="en-US"/>
         </w:rPr>
-        <w:t xml:space="preserve">JSON configuration files</w:t>
+        <w:t>JSON configuration files</w:t>
       </w:r>
       <w:r>
         <w:rPr>
@@ -5644,7 +5510,7 @@
           <w:color w:val="5A3E1B"/>
           <w:lang w:val="en-US"/>
         </w:rPr>
-        <w:t xml:space="preserve">regular expressions</w:t>
+        <w:t>regular expressions</w:t>
       </w:r>
       <w:r>
         <w:rPr>
@@ -5659,13 +5525,13 @@
           <w:color w:val="5A3E1B"/>
           <w:lang w:val="en-US"/>
         </w:rPr>
-        <w:t xml:space="preserve">clean output in one of these formats without any extra explanations, headers, or footers</w:t>
-      </w:r>
-      <w:r>
-        <w:rPr>
-          <w:lang w:val="en-US"/>
-        </w:rPr>
-        <w:t xml:space="preserve">.</w:t>
+        <w:t>clean output in one of these formats without any extra explanations, headers, or footers</w:t>
+      </w:r>
+      <w:r>
+        <w:rPr>
+          <w:lang w:val="en-US"/>
+        </w:rPr>
+        <w:t>.</w:t>
       </w:r>
     </w:p>
     <w:p>
@@ -5688,7 +5554,7 @@
           <w:color w:val="5A3E1B"/>
           <w:lang w:val="en-US"/>
         </w:rPr>
-        <w:t xml:space="preserve">Input</w:t>
+        <w:t>Input</w:t>
       </w:r>
       <w:r>
         <w:rPr>
@@ -5703,7 +5569,7 @@
           <w:color w:val="5A3E1B"/>
           <w:lang w:val="en-US"/>
         </w:rPr>
-        <w:t xml:space="preserve">Output</w:t>
+        <w:t>Output</w:t>
       </w:r>
       <w:r>
         <w:rPr>
@@ -5721,6 +5587,7 @@
         <w:rPr>
           <w:noProof/>
         </w:rPr>
+        <w:lastRenderedPageBreak/>
         <w:drawing>
           <wp:inline distT="0" distB="0" distL="0" distR="0" wp14:anchorId="13000012" wp14:editId="13000013">
             <wp:extent cx="5334000" cy="1881204"/>
@@ -5739,7 +5606,7 @@
                     </pic:cNvPicPr>
                   </pic:nvPicPr>
                   <pic:blipFill>
-                    <a:blip r:embed="rId56"/>
+                    <a:blip r:embed="rId11"/>
                     <a:srcRect/>
                     <a:stretch>
                       <a:fillRect/>
@@ -5799,16 +5666,10 @@
         <w:tblLook w:val="0000" w:firstRow="0" w:lastRow="0" w:firstColumn="0" w:lastColumn="0" w:noHBand="0" w:noVBand="0"/>
       </w:tblPr>
       <w:tblGrid>
-        <w:gridCol w:w="2700"/>
-        <w:gridCol w:w="6796"/>
+        <w:gridCol w:w="1672"/>
+        <w:gridCol w:w="7824"/>
       </w:tblGrid>
       <w:tr>
-        <w:tblPrEx>
-          <w:tblCellMar>
-            <w:top w:w="0" w:type="dxa"/>
-            <w:bottom w:w="0" w:type="dxa"/>
-          </w:tblCellMar>
-        </w:tblPrEx>
         <w:tc>
           <w:tcPr>
             <w:tcW w:w="0" w:type="auto"/>
@@ -5833,7 +5694,7 @@
                 <w:szCs w:val="22"/>
                 <w:lang w:val="en-US"/>
               </w:rPr>
-              <w:t xml:space="preserve">Element</w:t>
+              <w:t>Element</w:t>
             </w:r>
           </w:p>
         </w:tc>
@@ -5861,18 +5722,12 @@
                 <w:szCs w:val="22"/>
                 <w:lang w:val="en-US"/>
               </w:rPr>
-              <w:t xml:space="preserve">Definition in this lesson</w:t>
+              <w:t>Definition in this lesson</w:t>
             </w:r>
           </w:p>
         </w:tc>
       </w:tr>
       <w:tr>
-        <w:tblPrEx>
-          <w:tblCellMar>
-            <w:top w:w="0" w:type="dxa"/>
-            <w:bottom w:w="0" w:type="dxa"/>
-          </w:tblCellMar>
-        </w:tblPrEx>
         <w:tc>
           <w:tcPr>
             <w:tcW w:w="0" w:type="auto"/>
@@ -5895,7 +5750,7 @@
                 <w:szCs w:val="22"/>
                 <w:lang w:val="en-US"/>
               </w:rPr>
-              <w:t xml:space="preserve">Goal</w:t>
+              <w:t>Goal</w:t>
             </w:r>
           </w:p>
         </w:tc>
@@ -5921,18 +5776,12 @@
                 <w:szCs w:val="22"/>
                 <w:lang w:val="en-US"/>
               </w:rPr>
-              <w:t xml:space="preserve">A prompt that helps users write Python, JSON config or regex for AWS-specific use cases</w:t>
+              <w:t>A prompt that helps users write Python, JSON config or regex for AWS-specific use cases</w:t>
             </w:r>
           </w:p>
         </w:tc>
       </w:tr>
       <w:tr>
-        <w:tblPrEx>
-          <w:tblCellMar>
-            <w:top w:w="0" w:type="dxa"/>
-            <w:bottom w:w="0" w:type="dxa"/>
-          </w:tblCellMar>
-        </w:tblPrEx>
         <w:tc>
           <w:tcPr>
             <w:tcW w:w="0" w:type="auto"/>
@@ -5955,7 +5804,7 @@
                 <w:szCs w:val="22"/>
                 <w:lang w:val="en-US"/>
               </w:rPr>
-              <w:t xml:space="preserve">Input</w:t>
+              <w:t>Input</w:t>
             </w:r>
           </w:p>
         </w:tc>
@@ -5981,18 +5830,12 @@
                 <w:szCs w:val="22"/>
                 <w:lang w:val="en-US"/>
               </w:rPr>
-              <w:t xml:space="preserve">The user will request code for a specific task</w:t>
+              <w:t>The user will request code for a specific task</w:t>
             </w:r>
           </w:p>
         </w:tc>
       </w:tr>
       <w:tr>
-        <w:tblPrEx>
-          <w:tblCellMar>
-            <w:top w:w="0" w:type="dxa"/>
-            <w:bottom w:w="0" w:type="dxa"/>
-          </w:tblCellMar>
-        </w:tblPrEx>
         <w:tc>
           <w:tcPr>
             <w:tcW w:w="0" w:type="auto"/>
@@ -6015,7 +5858,7 @@
                 <w:szCs w:val="22"/>
                 <w:lang w:val="en-US"/>
               </w:rPr>
-              <w:t xml:space="preserve">Output</w:t>
+              <w:t>Output</w:t>
             </w:r>
           </w:p>
         </w:tc>
@@ -6041,18 +5884,12 @@
                 <w:szCs w:val="22"/>
                 <w:lang w:val="en-US"/>
               </w:rPr>
-              <w:t xml:space="preserve">Python, JSON or a regular expression, with no explanation</w:t>
+              <w:t>Python, JSON or a regular expression, with no explanation</w:t>
             </w:r>
           </w:p>
         </w:tc>
       </w:tr>
       <w:tr>
-        <w:tblPrEx>
-          <w:tblCellMar>
-            <w:top w:w="0" w:type="dxa"/>
-            <w:bottom w:w="0" w:type="dxa"/>
-          </w:tblCellMar>
-        </w:tblPrEx>
         <w:tc>
           <w:tcPr>
             <w:tcW w:w="0" w:type="auto"/>
@@ -6075,7 +5912,7 @@
                 <w:szCs w:val="22"/>
                 <w:lang w:val="en-US"/>
               </w:rPr>
-              <w:t xml:space="preserve">Key requirement</w:t>
+              <w:t>Key requirement</w:t>
             </w:r>
           </w:p>
         </w:tc>
@@ -6101,7 +5938,7 @@
                 <w:szCs w:val="22"/>
                 <w:lang w:val="en-US"/>
               </w:rPr>
-              <w:t xml:space="preserve">Clean output only — no extra explanations, headers or footers</w:t>
+              <w:t>Clean output only — no extra explanations, headers or footers</w:t>
             </w:r>
           </w:p>
         </w:tc>
@@ -6129,7 +5966,7 @@
           <w:szCs w:val="30"/>
           <w:lang w:val="en-US"/>
         </w:rPr>
-        <w:t xml:space="preserve">The starting prompt (version 1)</w:t>
+        <w:t>The starting prompt (version 1)</w:t>
       </w:r>
     </w:p>
     <w:p>
@@ -6152,7 +5989,7 @@
           <w:color w:val="5A3E1B"/>
           <w:lang w:val="en-US"/>
         </w:rPr>
-        <w:t xml:space="preserve">{task}</w:t>
+        <w:t>{task}</w:t>
       </w:r>
       <w:r>
         <w:rPr>
@@ -6164,7 +6001,7 @@
     <w:p>
       <w:pPr>
         <w:shd w:val="clear" w:color="auto" w:fill="F2EFE9"/>
-        <w:spacing w:after="40" w:line="240" w:lineRule="auto"/>
+        <w:spacing w:after="40"/>
         <w:rPr>
           <w:rFonts w:ascii="Consolas" w:hAnsi="Consolas" w:cs="Consolas"/>
           <w:sz w:val="20"/>
@@ -6176,13 +6013,13 @@
           <w:sz w:val="20"/>
           <w:shd w:val="clear" w:color="auto" w:fill="F2EFE9"/>
         </w:rPr>
-        <w:t xml:space="preserve">prompt = f"""</w:t>
+        <w:t>prompt = f"""</w:t>
       </w:r>
     </w:p>
     <w:p>
       <w:pPr>
         <w:shd w:val="clear" w:color="auto" w:fill="F2EFE9"/>
-        <w:spacing w:after="40" w:line="240" w:lineRule="auto"/>
+        <w:spacing w:after="40"/>
         <w:rPr>
           <w:rFonts w:ascii="Consolas" w:hAnsi="Consolas" w:cs="Consolas"/>
           <w:sz w:val="20"/>
@@ -6194,13 +6031,13 @@
           <w:sz w:val="20"/>
           <w:shd w:val="clear" w:color="auto" w:fill="F2EFE9"/>
         </w:rPr>
-        <w:t xml:space="preserve">Please provide a solution to the following task:</w:t>
+        <w:t>Please provide a solution to the following task:</w:t>
       </w:r>
     </w:p>
     <w:p>
       <w:pPr>
         <w:shd w:val="clear" w:color="auto" w:fill="F2EFE9"/>
-        <w:spacing w:after="40" w:line="240" w:lineRule="auto"/>
+        <w:spacing w:after="40"/>
         <w:rPr>
           <w:rFonts w:ascii="Consolas" w:hAnsi="Consolas" w:cs="Consolas"/>
           <w:sz w:val="20"/>
@@ -6212,13 +6049,12 @@
           <w:sz w:val="20"/>
           <w:shd w:val="clear" w:color="auto" w:fill="F2EFE9"/>
         </w:rPr>
-        <w:t xml:space="preserve">{task}</w:t>
+        <w:t>{task}</w:t>
       </w:r>
     </w:p>
     <w:p>
       <w:pPr>
         <w:shd w:val="clear" w:color="auto" w:fill="F2EFE9"/>
-        <w:spacing w:after="0" w:line="240" w:lineRule="auto"/>
         <w:rPr>
           <w:rFonts w:ascii="Consolas" w:hAnsi="Consolas" w:cs="Consolas"/>
           <w:sz w:val="20"/>
@@ -6230,7 +6066,7 @@
           <w:sz w:val="20"/>
           <w:shd w:val="clear" w:color="auto" w:fill="F2EFE9"/>
         </w:rPr>
-        <w:t xml:space="preserve">"""</w:t>
+        <w:t>"""</w:t>
       </w:r>
     </w:p>
     <w:p>
@@ -6250,7 +6086,7 @@
           <w:szCs w:val="30"/>
           <w:lang w:val="en-US"/>
         </w:rPr>
-        <w:t xml:space="preserve">The eval dataset for this use case</w:t>
+        <w:t>The eval dataset for this use case</w:t>
       </w:r>
     </w:p>
     <w:p>
@@ -6273,7 +6109,7 @@
           <w:color w:val="5A3E1B"/>
           <w:lang w:val="en-US"/>
         </w:rPr>
-        <w:t xml:space="preserve">array of JSON objects, where each object contains a "task" property</w:t>
+        <w:t>array of JSON objects, where each object contains a "task" property</w:t>
       </w:r>
       <w:r>
         <w:rPr>
@@ -6288,7 +6124,7 @@
           <w:color w:val="5A3E1B"/>
           <w:lang w:val="en-US"/>
         </w:rPr>
-        <w:t xml:space="preserve">Haiku</w:t>
+        <w:t>Haiku</w:t>
       </w:r>
       <w:r>
         <w:rPr>
@@ -6306,6 +6142,7 @@
         <w:rPr>
           <w:noProof/>
         </w:rPr>
+        <w:lastRenderedPageBreak/>
         <w:drawing>
           <wp:inline distT="0" distB="0" distL="0" distR="0" wp14:anchorId="1300002E" wp14:editId="1300002F">
             <wp:extent cx="5334000" cy="2351506"/>
@@ -6324,7 +6161,7 @@
                     </pic:cNvPicPr>
                   </pic:nvPicPr>
                   <pic:blipFill>
-                    <a:blip r:embed="rId57"/>
+                    <a:blip r:embed="rId12"/>
                     <a:srcRect/>
                     <a:stretch>
                       <a:fillRect/>
@@ -6383,7 +6220,7 @@
           <w:szCs w:val="30"/>
           <w:lang w:val="en-US"/>
         </w:rPr>
-        <w:t xml:space="preserve">Updated helper: chat() with stop_sequences</w:t>
+        <w:t>Updated helper: chat() with stop_sequences</w:t>
       </w:r>
     </w:p>
     <w:p>
@@ -6406,7 +6243,7 @@
           <w:color w:val="5A3E1B"/>
           <w:lang w:val="en-US"/>
         </w:rPr>
-        <w:t xml:space="preserve">system</w:t>
+        <w:t>system</w:t>
       </w:r>
       <w:r>
         <w:rPr>
@@ -6421,7 +6258,7 @@
           <w:color w:val="5A3E1B"/>
           <w:lang w:val="en-US"/>
         </w:rPr>
-        <w:t xml:space="preserve">stop_sequences</w:t>
+        <w:t>stop_sequences</w:t>
       </w:r>
       <w:r>
         <w:rPr>
@@ -6436,19 +6273,19 @@
           <w:color w:val="5A3E1B"/>
           <w:lang w:val="en-US"/>
         </w:rPr>
-        <w:t xml:space="preserve">conditionally</w:t>
-      </w:r>
-      <w:r>
-        <w:rPr>
-          <w:lang w:val="en-US"/>
-        </w:rPr>
-        <w:t xml:space="preserve">, while temperature always has a valid default:</w:t>
+        <w:t>conditionally</w:t>
+      </w:r>
+      <w:r>
+        <w:rPr>
+          <w:lang w:val="en-US"/>
+        </w:rPr>
+        <w:t>, while temperature always has a valid default:</w:t>
       </w:r>
     </w:p>
     <w:p>
       <w:pPr>
         <w:shd w:val="clear" w:color="auto" w:fill="F2EFE9"/>
-        <w:spacing w:after="40" w:line="240" w:lineRule="auto"/>
+        <w:spacing w:after="40"/>
         <w:rPr>
           <w:rFonts w:ascii="Consolas" w:hAnsi="Consolas" w:cs="Consolas"/>
           <w:sz w:val="20"/>
@@ -6460,13 +6297,13 @@
           <w:sz w:val="20"/>
           <w:shd w:val="clear" w:color="auto" w:fill="F2EFE9"/>
         </w:rPr>
-        <w:t xml:space="preserve">def chat(messages, system=None, temperature=1.0, stop_sequences=[]):</w:t>
+        <w:t>def chat(messages, system=None, temperature=1.0, stop_sequences=[]):</w:t>
       </w:r>
     </w:p>
     <w:p>
       <w:pPr>
         <w:shd w:val="clear" w:color="auto" w:fill="F2EFE9"/>
-        <w:spacing w:after="40" w:line="240" w:lineRule="auto"/>
+        <w:spacing w:after="40"/>
         <w:rPr>
           <w:rFonts w:ascii="Consolas" w:hAnsi="Consolas" w:cs="Consolas"/>
           <w:sz w:val="20"/>
@@ -6484,7 +6321,7 @@
     <w:p>
       <w:pPr>
         <w:shd w:val="clear" w:color="auto" w:fill="F2EFE9"/>
-        <w:spacing w:after="40" w:line="240" w:lineRule="auto"/>
+        <w:spacing w:after="40"/>
         <w:rPr>
           <w:rFonts w:ascii="Consolas" w:hAnsi="Consolas" w:cs="Consolas"/>
           <w:sz w:val="20"/>
@@ -6502,7 +6339,7 @@
     <w:p>
       <w:pPr>
         <w:shd w:val="clear" w:color="auto" w:fill="F2EFE9"/>
-        <w:spacing w:after="40" w:line="240" w:lineRule="auto"/>
+        <w:spacing w:after="40"/>
         <w:rPr>
           <w:rFonts w:ascii="Consolas" w:hAnsi="Consolas" w:cs="Consolas"/>
           <w:sz w:val="20"/>
@@ -6520,7 +6357,7 @@
     <w:p>
       <w:pPr>
         <w:shd w:val="clear" w:color="auto" w:fill="F2EFE9"/>
-        <w:spacing w:after="40" w:line="240" w:lineRule="auto"/>
+        <w:spacing w:after="40"/>
         <w:rPr>
           <w:rFonts w:ascii="Consolas" w:hAnsi="Consolas" w:cs="Consolas"/>
           <w:sz w:val="20"/>
@@ -6538,7 +6375,7 @@
     <w:p>
       <w:pPr>
         <w:shd w:val="clear" w:color="auto" w:fill="F2EFE9"/>
-        <w:spacing w:after="40" w:line="240" w:lineRule="auto"/>
+        <w:spacing w:after="40"/>
         <w:rPr>
           <w:rFonts w:ascii="Consolas" w:hAnsi="Consolas" w:cs="Consolas"/>
           <w:sz w:val="20"/>
@@ -6556,7 +6393,7 @@
     <w:p>
       <w:pPr>
         <w:shd w:val="clear" w:color="auto" w:fill="F2EFE9"/>
-        <w:spacing w:after="40" w:line="240" w:lineRule="auto"/>
+        <w:spacing w:after="40"/>
         <w:rPr>
           <w:rFonts w:ascii="Consolas" w:hAnsi="Consolas" w:cs="Consolas"/>
           <w:sz w:val="20"/>
@@ -6574,7 +6411,7 @@
     <w:p>
       <w:pPr>
         <w:shd w:val="clear" w:color="auto" w:fill="F2EFE9"/>
-        <w:spacing w:after="40" w:line="240" w:lineRule="auto"/>
+        <w:spacing w:after="40"/>
         <w:rPr>
           <w:rFonts w:ascii="Consolas" w:hAnsi="Consolas" w:cs="Consolas"/>
           <w:sz w:val="20"/>
@@ -6592,7 +6429,7 @@
     <w:p>
       <w:pPr>
         <w:shd w:val="clear" w:color="auto" w:fill="F2EFE9"/>
-        <w:spacing w:after="40" w:line="240" w:lineRule="auto"/>
+        <w:spacing w:after="40"/>
         <w:rPr>
           <w:rFonts w:ascii="Consolas" w:hAnsi="Consolas" w:cs="Consolas"/>
           <w:sz w:val="20"/>
@@ -6610,7 +6447,7 @@
     <w:p>
       <w:pPr>
         <w:shd w:val="clear" w:color="auto" w:fill="F2EFE9"/>
-        <w:spacing w:after="40" w:line="240" w:lineRule="auto"/>
+        <w:spacing w:after="40"/>
         <w:rPr>
           <w:rFonts w:ascii="Consolas" w:hAnsi="Consolas" w:cs="Consolas"/>
           <w:sz w:val="20"/>
@@ -6628,7 +6465,7 @@
     <w:p>
       <w:pPr>
         <w:shd w:val="clear" w:color="auto" w:fill="F2EFE9"/>
-        <w:spacing w:after="40" w:line="240" w:lineRule="auto"/>
+        <w:spacing w:after="40"/>
         <w:rPr>
           <w:rFonts w:ascii="Consolas" w:hAnsi="Consolas" w:cs="Consolas"/>
           <w:sz w:val="20"/>
@@ -6646,7 +6483,17 @@
     <w:p>
       <w:pPr>
         <w:shd w:val="clear" w:color="auto" w:fill="F2EFE9"/>
-        <w:spacing w:after="40" w:line="240" w:lineRule="auto"/>
+        <w:spacing w:after="40"/>
+        <w:rPr>
+          <w:rFonts w:ascii="Consolas" w:hAnsi="Consolas" w:cs="Consolas"/>
+          <w:sz w:val="20"/>
+        </w:rPr>
+      </w:pPr>
+    </w:p>
+    <w:p>
+      <w:pPr>
+        <w:shd w:val="clear" w:color="auto" w:fill="F2EFE9"/>
+        <w:spacing w:after="40"/>
         <w:rPr>
           <w:rFonts w:ascii="Consolas" w:hAnsi="Consolas" w:cs="Consolas"/>
           <w:sz w:val="20"/>
@@ -6658,31 +6505,12 @@
           <w:sz w:val="20"/>
           <w:shd w:val="clear" w:color="auto" w:fill="F2EFE9"/>
         </w:rPr>
-        <w:t xml:space="preserve"/>
+        <w:t xml:space="preserve">    response = client.messages.create(**params)</w:t>
       </w:r>
     </w:p>
     <w:p>
       <w:pPr>
         <w:shd w:val="clear" w:color="auto" w:fill="F2EFE9"/>
-        <w:spacing w:after="40" w:line="240" w:lineRule="auto"/>
-        <w:rPr>
-          <w:rFonts w:ascii="Consolas" w:hAnsi="Consolas" w:cs="Consolas"/>
-          <w:sz w:val="20"/>
-        </w:rPr>
-      </w:pPr>
-      <w:r>
-        <w:rPr>
-          <w:rFonts w:ascii="Consolas" w:hAnsi="Consolas" w:cs="Consolas"/>
-          <w:sz w:val="20"/>
-          <w:shd w:val="clear" w:color="auto" w:fill="F2EFE9"/>
-        </w:rPr>
-        <w:t xml:space="preserve">    response = client.messages.create(**params)</w:t>
-      </w:r>
-    </w:p>
-    <w:p>
-      <w:pPr>
-        <w:shd w:val="clear" w:color="auto" w:fill="F2EFE9"/>
-        <w:spacing w:after="0" w:line="240" w:lineRule="auto"/>
         <w:rPr>
           <w:rFonts w:ascii="Consolas" w:hAnsi="Consolas" w:cs="Consolas"/>
           <w:sz w:val="20"/>
@@ -6714,7 +6542,7 @@
           <w:szCs w:val="30"/>
           <w:lang w:val="en-US"/>
         </w:rPr>
-        <w:t xml:space="preserve">Generating the dataset with a meta-prompt</w:t>
+        <w:t>Generating the dataset with a meta-prompt</w:t>
       </w:r>
     </w:p>
     <w:p>
@@ -6737,7 +6565,7 @@
           <w:color w:val="5A3E1B"/>
           <w:lang w:val="en-US"/>
         </w:rPr>
-        <w:t xml:space="preserve">shows an example of the exact JSON shape</w:t>
+        <w:t>shows an example of the exact JSON shape</w:t>
       </w:r>
       <w:r>
         <w:rPr>
@@ -6752,7 +6580,7 @@
           <w:color w:val="5A3E1B"/>
           <w:lang w:val="en-US"/>
         </w:rPr>
-        <w:t xml:space="preserve">constrains the kind of task</w:t>
+        <w:t>constrains the kind of task</w:t>
       </w:r>
       <w:r>
         <w:rPr>
@@ -6767,7 +6595,7 @@
           <w:color w:val="5A3E1B"/>
           <w:lang w:val="en-US"/>
         </w:rPr>
-        <w:t xml:space="preserve">states how many objects</w:t>
+        <w:t>states how many objects</w:t>
       </w:r>
       <w:r>
         <w:rPr>
@@ -6779,7 +6607,7 @@
     <w:p>
       <w:pPr>
         <w:shd w:val="clear" w:color="auto" w:fill="F2EFE9"/>
-        <w:spacing w:after="40" w:line="240" w:lineRule="auto"/>
+        <w:spacing w:after="40"/>
         <w:rPr>
           <w:rFonts w:ascii="Consolas" w:hAnsi="Consolas" w:cs="Consolas"/>
           <w:sz w:val="20"/>
@@ -6791,13 +6619,13 @@
           <w:sz w:val="20"/>
           <w:shd w:val="clear" w:color="auto" w:fill="F2EFE9"/>
         </w:rPr>
-        <w:t xml:space="preserve">def generate_dataset():</w:t>
+        <w:t>def generate_dataset():</w:t>
       </w:r>
     </w:p>
     <w:p>
       <w:pPr>
         <w:shd w:val="clear" w:color="auto" w:fill="F2EFE9"/>
-        <w:spacing w:after="40" w:line="240" w:lineRule="auto"/>
+        <w:spacing w:after="40"/>
         <w:rPr>
           <w:rFonts w:ascii="Consolas" w:hAnsi="Consolas" w:cs="Consolas"/>
           <w:sz w:val="20"/>
@@ -6815,7 +6643,7 @@
     <w:p>
       <w:pPr>
         <w:shd w:val="clear" w:color="auto" w:fill="F2EFE9"/>
-        <w:spacing w:after="40" w:line="240" w:lineRule="auto"/>
+        <w:spacing w:after="40"/>
         <w:rPr>
           <w:rFonts w:ascii="Consolas" w:hAnsi="Consolas" w:cs="Consolas"/>
           <w:sz w:val="20"/>
@@ -6827,13 +6655,13 @@
           <w:sz w:val="20"/>
           <w:shd w:val="clear" w:color="auto" w:fill="F2EFE9"/>
         </w:rPr>
-        <w:t xml:space="preserve">Generate an evaluation dataset for a prompt evaluation.</w:t>
+        <w:t>Generate an evaluation dataset for a prompt evaluation.</w:t>
       </w:r>
     </w:p>
     <w:p>
       <w:pPr>
         <w:shd w:val="clear" w:color="auto" w:fill="F2EFE9"/>
-        <w:spacing w:after="40" w:line="240" w:lineRule="auto"/>
+        <w:spacing w:after="40"/>
         <w:rPr>
           <w:rFonts w:ascii="Consolas" w:hAnsi="Consolas" w:cs="Consolas"/>
           <w:sz w:val="20"/>
@@ -6845,13 +6673,13 @@
           <w:sz w:val="20"/>
           <w:shd w:val="clear" w:color="auto" w:fill="F2EFE9"/>
         </w:rPr>
-        <w:t xml:space="preserve">The dataset will be used to evaluate prompts that generate</w:t>
+        <w:t>The dataset will be used to evaluate prompts that generate</w:t>
       </w:r>
     </w:p>
     <w:p>
       <w:pPr>
         <w:shd w:val="clear" w:color="auto" w:fill="F2EFE9"/>
-        <w:spacing w:after="40" w:line="240" w:lineRule="auto"/>
+        <w:spacing w:after="40"/>
         <w:rPr>
           <w:rFonts w:ascii="Consolas" w:hAnsi="Consolas" w:cs="Consolas"/>
           <w:sz w:val="20"/>
@@ -6863,13 +6691,13 @@
           <w:sz w:val="20"/>
           <w:shd w:val="clear" w:color="auto" w:fill="F2EFE9"/>
         </w:rPr>
-        <w:t xml:space="preserve">Python code, JSON configs, or regular expressions for</w:t>
+        <w:t>Python code, JSON configs, or regular expressions for</w:t>
       </w:r>
     </w:p>
     <w:p>
       <w:pPr>
         <w:shd w:val="clear" w:color="auto" w:fill="F2EFE9"/>
-        <w:spacing w:after="40" w:line="240" w:lineRule="auto"/>
+        <w:spacing w:after="40"/>
         <w:rPr>
           <w:rFonts w:ascii="Consolas" w:hAnsi="Consolas" w:cs="Consolas"/>
           <w:sz w:val="20"/>
@@ -6881,13 +6709,23 @@
           <w:sz w:val="20"/>
           <w:shd w:val="clear" w:color="auto" w:fill="F2EFE9"/>
         </w:rPr>
-        <w:t xml:space="preserve">AWS-specific use cases.</w:t>
+        <w:t>AWS-specific use cases.</w:t>
       </w:r>
     </w:p>
     <w:p>
       <w:pPr>
         <w:shd w:val="clear" w:color="auto" w:fill="F2EFE9"/>
-        <w:spacing w:after="40" w:line="240" w:lineRule="auto"/>
+        <w:spacing w:after="40"/>
+        <w:rPr>
+          <w:rFonts w:ascii="Consolas" w:hAnsi="Consolas" w:cs="Consolas"/>
+          <w:sz w:val="20"/>
+        </w:rPr>
+      </w:pPr>
+    </w:p>
+    <w:p>
+      <w:pPr>
+        <w:shd w:val="clear" w:color="auto" w:fill="F2EFE9"/>
+        <w:spacing w:after="40"/>
         <w:rPr>
           <w:rFonts w:ascii="Consolas" w:hAnsi="Consolas" w:cs="Consolas"/>
           <w:sz w:val="20"/>
@@ -6899,13 +6737,13 @@
           <w:sz w:val="20"/>
           <w:shd w:val="clear" w:color="auto" w:fill="F2EFE9"/>
         </w:rPr>
-        <w:t xml:space="preserve"/>
+        <w:t>Example output:</w:t>
       </w:r>
     </w:p>
     <w:p>
       <w:pPr>
         <w:shd w:val="clear" w:color="auto" w:fill="F2EFE9"/>
-        <w:spacing w:after="40" w:line="240" w:lineRule="auto"/>
+        <w:spacing w:after="40"/>
         <w:rPr>
           <w:rFonts w:ascii="Consolas" w:hAnsi="Consolas" w:cs="Consolas"/>
           <w:sz w:val="20"/>
@@ -6917,13 +6755,13 @@
           <w:sz w:val="20"/>
           <w:shd w:val="clear" w:color="auto" w:fill="F2EFE9"/>
         </w:rPr>
-        <w:t xml:space="preserve">Example output:</w:t>
+        <w:t>```json</w:t>
       </w:r>
     </w:p>
     <w:p>
       <w:pPr>
         <w:shd w:val="clear" w:color="auto" w:fill="F2EFE9"/>
-        <w:spacing w:after="40" w:line="240" w:lineRule="auto"/>
+        <w:spacing w:after="40"/>
         <w:rPr>
           <w:rFonts w:ascii="Consolas" w:hAnsi="Consolas" w:cs="Consolas"/>
           <w:sz w:val="20"/>
@@ -6935,13 +6773,14 @@
           <w:sz w:val="20"/>
           <w:shd w:val="clear" w:color="auto" w:fill="F2EFE9"/>
         </w:rPr>
-        <w:t xml:space="preserve">```json</w:t>
+        <w:lastRenderedPageBreak/>
+        <w:t>[</w:t>
       </w:r>
     </w:p>
     <w:p>
       <w:pPr>
         <w:shd w:val="clear" w:color="auto" w:fill="F2EFE9"/>
-        <w:spacing w:after="40" w:line="240" w:lineRule="auto"/>
+        <w:spacing w:after="40"/>
         <w:rPr>
           <w:rFonts w:ascii="Consolas" w:hAnsi="Consolas" w:cs="Consolas"/>
           <w:sz w:val="20"/>
@@ -6953,13 +6792,13 @@
           <w:sz w:val="20"/>
           <w:shd w:val="clear" w:color="auto" w:fill="F2EFE9"/>
         </w:rPr>
-        <w:t xml:space="preserve">[</w:t>
+        <w:t xml:space="preserve">  {</w:t>
       </w:r>
     </w:p>
     <w:p>
       <w:pPr>
         <w:shd w:val="clear" w:color="auto" w:fill="F2EFE9"/>
-        <w:spacing w:after="40" w:line="240" w:lineRule="auto"/>
+        <w:spacing w:after="40"/>
         <w:rPr>
           <w:rFonts w:ascii="Consolas" w:hAnsi="Consolas" w:cs="Consolas"/>
           <w:sz w:val="20"/>
@@ -6971,13 +6810,13 @@
           <w:sz w:val="20"/>
           <w:shd w:val="clear" w:color="auto" w:fill="F2EFE9"/>
         </w:rPr>
-        <w:t xml:space="preserve">  {</w:t>
+        <w:t xml:space="preserve">    "task": "Description of task",</w:t>
       </w:r>
     </w:p>
     <w:p>
       <w:pPr>
         <w:shd w:val="clear" w:color="auto" w:fill="F2EFE9"/>
-        <w:spacing w:after="40" w:line="240" w:lineRule="auto"/>
+        <w:spacing w:after="40"/>
         <w:rPr>
           <w:rFonts w:ascii="Consolas" w:hAnsi="Consolas" w:cs="Consolas"/>
           <w:sz w:val="20"/>
@@ -6989,13 +6828,13 @@
           <w:sz w:val="20"/>
           <w:shd w:val="clear" w:color="auto" w:fill="F2EFE9"/>
         </w:rPr>
-        <w:t xml:space="preserve">    "task": "Description of task",</w:t>
+        <w:t xml:space="preserve">  },</w:t>
       </w:r>
     </w:p>
     <w:p>
       <w:pPr>
         <w:shd w:val="clear" w:color="auto" w:fill="F2EFE9"/>
-        <w:spacing w:after="40" w:line="240" w:lineRule="auto"/>
+        <w:spacing w:after="40"/>
         <w:rPr>
           <w:rFonts w:ascii="Consolas" w:hAnsi="Consolas" w:cs="Consolas"/>
           <w:sz w:val="20"/>
@@ -7007,13 +6846,13 @@
           <w:sz w:val="20"/>
           <w:shd w:val="clear" w:color="auto" w:fill="F2EFE9"/>
         </w:rPr>
-        <w:t xml:space="preserve">  },</w:t>
+        <w:t xml:space="preserve">  ...additional</w:t>
       </w:r>
     </w:p>
     <w:p>
       <w:pPr>
         <w:shd w:val="clear" w:color="auto" w:fill="F2EFE9"/>
-        <w:spacing w:after="40" w:line="240" w:lineRule="auto"/>
+        <w:spacing w:after="40"/>
         <w:rPr>
           <w:rFonts w:ascii="Consolas" w:hAnsi="Consolas" w:cs="Consolas"/>
           <w:sz w:val="20"/>
@@ -7025,13 +6864,13 @@
           <w:sz w:val="20"/>
           <w:shd w:val="clear" w:color="auto" w:fill="F2EFE9"/>
         </w:rPr>
-        <w:t xml:space="preserve">  ...additional</w:t>
+        <w:t>]</w:t>
       </w:r>
     </w:p>
     <w:p>
       <w:pPr>
         <w:shd w:val="clear" w:color="auto" w:fill="F2EFE9"/>
-        <w:spacing w:after="40" w:line="240" w:lineRule="auto"/>
+        <w:spacing w:after="40"/>
         <w:rPr>
           <w:rFonts w:ascii="Consolas" w:hAnsi="Consolas" w:cs="Consolas"/>
           <w:sz w:val="20"/>
@@ -7043,13 +6882,23 @@
           <w:sz w:val="20"/>
           <w:shd w:val="clear" w:color="auto" w:fill="F2EFE9"/>
         </w:rPr>
-        <w:t xml:space="preserve">]</w:t>
+        <w:t>```</w:t>
       </w:r>
     </w:p>
     <w:p>
       <w:pPr>
         <w:shd w:val="clear" w:color="auto" w:fill="F2EFE9"/>
-        <w:spacing w:after="40" w:line="240" w:lineRule="auto"/>
+        <w:spacing w:after="40"/>
+        <w:rPr>
+          <w:rFonts w:ascii="Consolas" w:hAnsi="Consolas" w:cs="Consolas"/>
+          <w:sz w:val="20"/>
+        </w:rPr>
+      </w:pPr>
+    </w:p>
+    <w:p>
+      <w:pPr>
+        <w:shd w:val="clear" w:color="auto" w:fill="F2EFE9"/>
+        <w:spacing w:after="40"/>
         <w:rPr>
           <w:rFonts w:ascii="Consolas" w:hAnsi="Consolas" w:cs="Consolas"/>
           <w:sz w:val="20"/>
@@ -7061,13 +6910,13 @@
           <w:sz w:val="20"/>
           <w:shd w:val="clear" w:color="auto" w:fill="F2EFE9"/>
         </w:rPr>
-        <w:t xml:space="preserve">```</w:t>
+        <w:t>* Focus on tasks that can be solved by writing a single</w:t>
       </w:r>
     </w:p>
     <w:p>
       <w:pPr>
         <w:shd w:val="clear" w:color="auto" w:fill="F2EFE9"/>
-        <w:spacing w:after="40" w:line="240" w:lineRule="auto"/>
+        <w:spacing w:after="40"/>
         <w:rPr>
           <w:rFonts w:ascii="Consolas" w:hAnsi="Consolas" w:cs="Consolas"/>
           <w:sz w:val="20"/>
@@ -7079,13 +6928,13 @@
           <w:sz w:val="20"/>
           <w:shd w:val="clear" w:color="auto" w:fill="F2EFE9"/>
         </w:rPr>
-        <w:t xml:space="preserve"/>
+        <w:t xml:space="preserve">  Python function, a single JSON config, or a single</w:t>
       </w:r>
     </w:p>
     <w:p>
       <w:pPr>
         <w:shd w:val="clear" w:color="auto" w:fill="F2EFE9"/>
-        <w:spacing w:after="40" w:line="240" w:lineRule="auto"/>
+        <w:spacing w:after="40"/>
         <w:rPr>
           <w:rFonts w:ascii="Consolas" w:hAnsi="Consolas" w:cs="Consolas"/>
           <w:sz w:val="20"/>
@@ -7097,13 +6946,13 @@
           <w:sz w:val="20"/>
           <w:shd w:val="clear" w:color="auto" w:fill="F2EFE9"/>
         </w:rPr>
-        <w:t xml:space="preserve">* Focus on tasks that can be solved by writing a single</w:t>
+        <w:t xml:space="preserve">  regular expression</w:t>
       </w:r>
     </w:p>
     <w:p>
       <w:pPr>
         <w:shd w:val="clear" w:color="auto" w:fill="F2EFE9"/>
-        <w:spacing w:after="40" w:line="240" w:lineRule="auto"/>
+        <w:spacing w:after="40"/>
         <w:rPr>
           <w:rFonts w:ascii="Consolas" w:hAnsi="Consolas" w:cs="Consolas"/>
           <w:sz w:val="20"/>
@@ -7115,13 +6964,23 @@
           <w:sz w:val="20"/>
           <w:shd w:val="clear" w:color="auto" w:fill="F2EFE9"/>
         </w:rPr>
-        <w:t xml:space="preserve">  Python function, a single JSON config, or a single</w:t>
+        <w:t>* Focus on tasks that do not require writing much code</w:t>
       </w:r>
     </w:p>
     <w:p>
       <w:pPr>
         <w:shd w:val="clear" w:color="auto" w:fill="F2EFE9"/>
-        <w:spacing w:after="40" w:line="240" w:lineRule="auto"/>
+        <w:spacing w:after="40"/>
+        <w:rPr>
+          <w:rFonts w:ascii="Consolas" w:hAnsi="Consolas" w:cs="Consolas"/>
+          <w:sz w:val="20"/>
+        </w:rPr>
+      </w:pPr>
+    </w:p>
+    <w:p>
+      <w:pPr>
+        <w:shd w:val="clear" w:color="auto" w:fill="F2EFE9"/>
+        <w:spacing w:after="40"/>
         <w:rPr>
           <w:rFonts w:ascii="Consolas" w:hAnsi="Consolas" w:cs="Consolas"/>
           <w:sz w:val="20"/>
@@ -7133,13 +6992,12 @@
           <w:sz w:val="20"/>
           <w:shd w:val="clear" w:color="auto" w:fill="F2EFE9"/>
         </w:rPr>
-        <w:t xml:space="preserve">  regular expression</w:t>
+        <w:t>Please generate 3 objects.</w:t>
       </w:r>
     </w:p>
     <w:p>
       <w:pPr>
         <w:shd w:val="clear" w:color="auto" w:fill="F2EFE9"/>
-        <w:spacing w:after="40" w:line="240" w:lineRule="auto"/>
         <w:rPr>
           <w:rFonts w:ascii="Consolas" w:hAnsi="Consolas" w:cs="Consolas"/>
           <w:sz w:val="20"/>
@@ -7151,13 +7009,57 @@
           <w:sz w:val="20"/>
           <w:shd w:val="clear" w:color="auto" w:fill="F2EFE9"/>
         </w:rPr>
-        <w:t xml:space="preserve">* Focus on tasks that do not require writing much code</w:t>
+        <w:t>"""</w:t>
+      </w:r>
+    </w:p>
+    <w:p>
+      <w:pPr>
+        <w:spacing w:after="140" w:line="300" w:lineRule="auto"/>
+        <w:rPr>
+          <w:lang w:val="en-US"/>
+        </w:rPr>
+      </w:pPr>
+      <w:r>
+        <w:rPr>
+          <w:lang w:val="en-US"/>
+        </w:rPr>
+        <w:t xml:space="preserve">Then, to get a response you can actually parse, the lesson reuses </w:t>
+      </w:r>
+      <w:r>
+        <w:rPr>
+          <w:b/>
+          <w:bCs/>
+          <w:color w:val="5A3E1B"/>
+          <w:lang w:val="en-US"/>
+        </w:rPr>
+        <w:t>prefilling and stop sequences</w:t>
+      </w:r>
+      <w:r>
+        <w:rPr>
+          <w:lang w:val="en-US"/>
+        </w:rPr>
+        <w:t xml:space="preserve"> from Section 2 — prefill the assistant message with the opening fence and stop on the closing one, then hand the text to </w:t>
+      </w:r>
+      <w:r>
+        <w:rPr>
+          <w:b/>
+          <w:bCs/>
+          <w:color w:val="5A3E1B"/>
+          <w:lang w:val="en-US"/>
+        </w:rPr>
+        <w:t>json.loads()</w:t>
+      </w:r>
+      <w:r>
+        <w:rPr>
+          <w:lang w:val="en-US"/>
+        </w:rPr>
+        <w:t>:</w:t>
       </w:r>
     </w:p>
     <w:p>
       <w:pPr>
         <w:shd w:val="clear" w:color="auto" w:fill="F2EFE9"/>
-        <w:spacing w:after="40" w:line="240" w:lineRule="auto"/>
+        <w:spacing w:after="40"/>
         <w:rPr>
           <w:rFonts w:ascii="Consolas" w:hAnsi="Consolas" w:cs="Consolas"/>
           <w:sz w:val="20"/>
@@ -7169,13 +7071,13 @@
           <w:sz w:val="20"/>
           <w:shd w:val="clear" w:color="auto" w:fill="F2EFE9"/>
         </w:rPr>
-        <w:t xml:space="preserve"/>
+        <w:t xml:space="preserve">    messages = []</w:t>
       </w:r>
     </w:p>
     <w:p>
       <w:pPr>
         <w:shd w:val="clear" w:color="auto" w:fill="F2EFE9"/>
-        <w:spacing w:after="40" w:line="240" w:lineRule="auto"/>
+        <w:spacing w:after="40"/>
         <w:rPr>
           <w:rFonts w:ascii="Consolas" w:hAnsi="Consolas" w:cs="Consolas"/>
           <w:sz w:val="20"/>
@@ -7187,13 +7089,13 @@
           <w:sz w:val="20"/>
           <w:shd w:val="clear" w:color="auto" w:fill="F2EFE9"/>
         </w:rPr>
-        <w:t xml:space="preserve">Please generate 3 objects.</w:t>
+        <w:t xml:space="preserve">    add_user_message(messages, prompt)</w:t>
       </w:r>
     </w:p>
     <w:p>
       <w:pPr>
         <w:shd w:val="clear" w:color="auto" w:fill="F2EFE9"/>
-        <w:spacing w:after="0" w:line="240" w:lineRule="auto"/>
+        <w:spacing w:after="40"/>
         <w:rPr>
           <w:rFonts w:ascii="Consolas" w:hAnsi="Consolas" w:cs="Consolas"/>
           <w:sz w:val="20"/>
@@ -7205,57 +7107,13 @@
           <w:sz w:val="20"/>
           <w:shd w:val="clear" w:color="auto" w:fill="F2EFE9"/>
         </w:rPr>
-        <w:t xml:space="preserve">"""</w:t>
-      </w:r>
-    </w:p>
-    <w:p>
-      <w:pPr>
-        <w:spacing w:after="140" w:line="300" w:lineRule="auto"/>
-        <w:rPr>
-          <w:lang w:val="en-US"/>
-        </w:rPr>
-      </w:pPr>
-      <w:r>
-        <w:rPr>
-          <w:lang w:val="en-US"/>
-        </w:rPr>
-        <w:t xml:space="preserve">Then, to get a response you can actually parse, the lesson reuses </w:t>
-      </w:r>
-      <w:r>
-        <w:rPr>
-          <w:b/>
-          <w:bCs/>
-          <w:color w:val="5A3E1B"/>
-          <w:lang w:val="en-US"/>
-        </w:rPr>
-        <w:t xml:space="preserve">prefilling and stop sequences</w:t>
-      </w:r>
-      <w:r>
-        <w:rPr>
-          <w:lang w:val="en-US"/>
-        </w:rPr>
-        <w:t xml:space="preserve"> from Section 2 — prefill the assistant message with the opening fence and stop on the closing one, then hand the text to </w:t>
-      </w:r>
-      <w:r>
-        <w:rPr>
-          <w:b/>
-          <w:bCs/>
-          <w:color w:val="5A3E1B"/>
-          <w:lang w:val="en-US"/>
-        </w:rPr>
-        <w:t xml:space="preserve">json.loads()</w:t>
-      </w:r>
-      <w:r>
-        <w:rPr>
-          <w:lang w:val="en-US"/>
-        </w:rPr>
-        <w:t xml:space="preserve">:</w:t>
+        <w:t xml:space="preserve">    add_assistant_message(messages, "```json")</w:t>
       </w:r>
     </w:p>
     <w:p>
       <w:pPr>
         <w:shd w:val="clear" w:color="auto" w:fill="F2EFE9"/>
-        <w:spacing w:after="40" w:line="240" w:lineRule="auto"/>
+        <w:spacing w:after="40"/>
         <w:rPr>
           <w:rFonts w:ascii="Consolas" w:hAnsi="Consolas" w:cs="Consolas"/>
           <w:sz w:val="20"/>
@@ -7267,67 +7125,12 @@
           <w:sz w:val="20"/>
           <w:shd w:val="clear" w:color="auto" w:fill="F2EFE9"/>
         </w:rPr>
-        <w:t xml:space="preserve">    messages = []</w:t>
+        <w:t xml:space="preserve">    text = chat(messages, stop_sequences=["```"])</w:t>
       </w:r>
     </w:p>
     <w:p>
       <w:pPr>
         <w:shd w:val="clear" w:color="auto" w:fill="F2EFE9"/>
-        <w:spacing w:after="40" w:line="240" w:lineRule="auto"/>
-        <w:rPr>
-          <w:rFonts w:ascii="Consolas" w:hAnsi="Consolas" w:cs="Consolas"/>
-          <w:sz w:val="20"/>
-        </w:rPr>
-      </w:pPr>
-      <w:r>
-        <w:rPr>
-          <w:rFonts w:ascii="Consolas" w:hAnsi="Consolas" w:cs="Consolas"/>
-          <w:sz w:val="20"/>
-          <w:shd w:val="clear" w:color="auto" w:fill="F2EFE9"/>
-        </w:rPr>
-        <w:t xml:space="preserve">    add_user_message(messages, prompt)</w:t>
-      </w:r>
-    </w:p>
-    <w:p>
-      <w:pPr>
-        <w:shd w:val="clear" w:color="auto" w:fill="F2EFE9"/>
-        <w:spacing w:after="40" w:line="240" w:lineRule="auto"/>
-        <w:rPr>
-          <w:rFonts w:ascii="Consolas" w:hAnsi="Consolas" w:cs="Consolas"/>
-          <w:sz w:val="20"/>
-        </w:rPr>
-      </w:pPr>
-      <w:r>
-        <w:rPr>
-          <w:rFonts w:ascii="Consolas" w:hAnsi="Consolas" w:cs="Consolas"/>
-          <w:sz w:val="20"/>
-          <w:shd w:val="clear" w:color="auto" w:fill="F2EFE9"/>
-        </w:rPr>
-        <w:t xml:space="preserve">    add_assistant_message(messages, "```json")</w:t>
-      </w:r>
-    </w:p>
-    <w:p>
-      <w:pPr>
-        <w:shd w:val="clear" w:color="auto" w:fill="F2EFE9"/>
-        <w:spacing w:after="40" w:line="240" w:lineRule="auto"/>
-        <w:rPr>
-          <w:rFonts w:ascii="Consolas" w:hAnsi="Consolas" w:cs="Consolas"/>
-          <w:sz w:val="20"/>
-        </w:rPr>
-      </w:pPr>
-      <w:r>
-        <w:rPr>
-          <w:rFonts w:ascii="Consolas" w:hAnsi="Consolas" w:cs="Consolas"/>
-          <w:sz w:val="20"/>
-          <w:shd w:val="clear" w:color="auto" w:fill="F2EFE9"/>
-        </w:rPr>
-        <w:t xml:space="preserve">    text = chat(messages, stop_sequences=["```"])</w:t>
-      </w:r>
-    </w:p>
-    <w:p>
-      <w:pPr>
-        <w:shd w:val="clear" w:color="auto" w:fill="F2EFE9"/>
-        <w:spacing w:after="0" w:line="240" w:lineRule="auto"/>
         <w:rPr>
           <w:rFonts w:ascii="Consolas" w:hAnsi="Consolas" w:cs="Consolas"/>
           <w:sz w:val="20"/>
@@ -7369,7 +7172,7 @@
                     </pic:cNvPicPr>
                   </pic:nvPicPr>
                   <pic:blipFill>
-                    <a:blip r:embed="rId58"/>
+                    <a:blip r:embed="rId13"/>
                     <a:srcRect/>
                     <a:stretch>
                       <a:fillRect/>
@@ -7429,16 +7232,10 @@
         <w:tblLook w:val="0000" w:firstRow="0" w:lastRow="0" w:firstColumn="0" w:lastColumn="0" w:noHBand="0" w:noVBand="0"/>
       </w:tblPr>
       <w:tblGrid>
-        <w:gridCol w:w="3700"/>
-        <w:gridCol w:w="5796"/>
+        <w:gridCol w:w="3652"/>
+        <w:gridCol w:w="5844"/>
       </w:tblGrid>
       <w:tr>
-        <w:tblPrEx>
-          <w:tblCellMar>
-            <w:top w:w="0" w:type="dxa"/>
-            <w:bottom w:w="0" w:type="dxa"/>
-          </w:tblCellMar>
-        </w:tblPrEx>
         <w:tc>
           <w:tcPr>
             <w:tcW w:w="0" w:type="auto"/>
@@ -7463,7 +7260,7 @@
                 <w:szCs w:val="22"/>
                 <w:lang w:val="en-US"/>
               </w:rPr>
-              <w:t xml:space="preserve">Piece of the meta-prompt</w:t>
+              <w:t>Piece of the meta-prompt</w:t>
             </w:r>
           </w:p>
         </w:tc>
@@ -7491,18 +7288,12 @@
                 <w:szCs w:val="22"/>
                 <w:lang w:val="en-US"/>
               </w:rPr>
-              <w:t xml:space="preserve">Why it is there</w:t>
+              <w:t>Why it is there</w:t>
             </w:r>
           </w:p>
         </w:tc>
       </w:tr>
       <w:tr>
-        <w:tblPrEx>
-          <w:tblCellMar>
-            <w:top w:w="0" w:type="dxa"/>
-            <w:bottom w:w="0" w:type="dxa"/>
-          </w:tblCellMar>
-        </w:tblPrEx>
         <w:tc>
           <w:tcPr>
             <w:tcW w:w="0" w:type="auto"/>
@@ -7525,7 +7316,7 @@
                 <w:szCs w:val="22"/>
                 <w:lang w:val="en-US"/>
               </w:rPr>
-              <w:t xml:space="preserve">Description of the eval purpose</w:t>
+              <w:t>Description of the eval purpose</w:t>
             </w:r>
           </w:p>
         </w:tc>
@@ -7551,18 +7342,12 @@
                 <w:szCs w:val="22"/>
                 <w:lang w:val="en-US"/>
               </w:rPr>
-              <w:t xml:space="preserve">Tells Claude what kind of tasks are relevant</w:t>
+              <w:t>Tells Claude what kind of tasks are relevant</w:t>
             </w:r>
           </w:p>
         </w:tc>
       </w:tr>
       <w:tr>
-        <w:tblPrEx>
-          <w:tblCellMar>
-            <w:top w:w="0" w:type="dxa"/>
-            <w:bottom w:w="0" w:type="dxa"/>
-          </w:tblCellMar>
-        </w:tblPrEx>
         <w:tc>
           <w:tcPr>
             <w:tcW w:w="0" w:type="auto"/>
@@ -7585,7 +7370,7 @@
                 <w:szCs w:val="22"/>
                 <w:lang w:val="en-US"/>
               </w:rPr>
-              <w:t xml:space="preserve">Example output block</w:t>
+              <w:t>Example output block</w:t>
             </w:r>
           </w:p>
         </w:tc>
@@ -7611,18 +7396,12 @@
                 <w:szCs w:val="22"/>
                 <w:lang w:val="en-US"/>
               </w:rPr>
-              <w:t xml:space="preserve">Fixes the exact JSON shape — an array of objects with a "task" key</w:t>
+              <w:t>Fixes the exact JSON shape — an array of objects with a "task" key</w:t>
             </w:r>
           </w:p>
         </w:tc>
       </w:tr>
       <w:tr>
-        <w:tblPrEx>
-          <w:tblCellMar>
-            <w:top w:w="0" w:type="dxa"/>
-            <w:bottom w:w="0" w:type="dxa"/>
-          </w:tblCellMar>
-        </w:tblPrEx>
         <w:tc>
           <w:tcPr>
             <w:tcW w:w="0" w:type="auto"/>
@@ -7645,7 +7424,7 @@
                 <w:szCs w:val="22"/>
                 <w:lang w:val="en-US"/>
               </w:rPr>
-              <w:t xml:space="preserve">Constraint: single function / config / regex</w:t>
+              <w:t>Constraint: single function / config / regex</w:t>
             </w:r>
           </w:p>
         </w:tc>
@@ -7671,18 +7450,12 @@
                 <w:szCs w:val="22"/>
                 <w:lang w:val="en-US"/>
               </w:rPr>
-              <w:t xml:space="preserve">Keeps generated tasks small enough to grade</w:t>
+              <w:t>Keeps generated tasks small enough to grade</w:t>
             </w:r>
           </w:p>
         </w:tc>
       </w:tr>
       <w:tr>
-        <w:tblPrEx>
-          <w:tblCellMar>
-            <w:top w:w="0" w:type="dxa"/>
-            <w:bottom w:w="0" w:type="dxa"/>
-          </w:tblCellMar>
-        </w:tblPrEx>
         <w:tc>
           <w:tcPr>
             <w:tcW w:w="0" w:type="auto"/>
@@ -7705,7 +7478,7 @@
                 <w:szCs w:val="22"/>
                 <w:lang w:val="en-US"/>
               </w:rPr>
-              <w:t xml:space="preserve">Constraint: not much code required</w:t>
+              <w:t>Constraint: not much code required</w:t>
             </w:r>
           </w:p>
         </w:tc>
@@ -7731,18 +7504,12 @@
                 <w:szCs w:val="22"/>
                 <w:lang w:val="en-US"/>
               </w:rPr>
-              <w:t xml:space="preserve">Avoids test cases that are expensive to run and judge</w:t>
+              <w:t>Avoids test cases that are expensive to run and judge</w:t>
             </w:r>
           </w:p>
         </w:tc>
       </w:tr>
       <w:tr>
-        <w:tblPrEx>
-          <w:tblCellMar>
-            <w:top w:w="0" w:type="dxa"/>
-            <w:bottom w:w="0" w:type="dxa"/>
-          </w:tblCellMar>
-        </w:tblPrEx>
         <w:tc>
           <w:tcPr>
             <w:tcW w:w="0" w:type="auto"/>
@@ -7765,7 +7532,7 @@
                 <w:szCs w:val="22"/>
                 <w:lang w:val="en-US"/>
               </w:rPr>
-              <w:t xml:space="preserve">"Please generate 3 objects"</w:t>
+              <w:t>"Please generate 3 objects"</w:t>
             </w:r>
           </w:p>
         </w:tc>
@@ -7791,7 +7558,7 @@
                 <w:szCs w:val="22"/>
                 <w:lang w:val="en-US"/>
               </w:rPr>
-              <w:t xml:space="preserve">States the dataset size explicitly</w:t>
+              <w:t>States the dataset size explicitly</w:t>
             </w:r>
           </w:p>
         </w:tc>
@@ -7819,7 +7586,7 @@
           <w:szCs w:val="30"/>
           <w:lang w:val="en-US"/>
         </w:rPr>
-        <w:t xml:space="preserve">Testing and saving the dataset</w:t>
+        <w:t>Testing and saving the dataset</w:t>
       </w:r>
     </w:p>
     <w:p>
@@ -7833,13 +7600,14 @@
         <w:rPr>
           <w:lang w:val="en-US"/>
         </w:rPr>
-        <w:t xml:space="preserve">Run the function and inspect what came back — you should get three different test cases covering the target outputs (Python functions, JSON configurations and regular expressions) for AWS-specific tasks:</w:t>
+        <w:lastRenderedPageBreak/>
+        <w:t>Run the function and inspect what came back — you should get three different test cases covering the target outputs (Python functions, JSON configurations and regular expressions) for AWS-specific tasks:</w:t>
       </w:r>
     </w:p>
     <w:p>
       <w:pPr>
         <w:shd w:val="clear" w:color="auto" w:fill="F2EFE9"/>
-        <w:spacing w:after="40" w:line="240" w:lineRule="auto"/>
+        <w:spacing w:after="40"/>
         <w:rPr>
           <w:rFonts w:ascii="Consolas" w:hAnsi="Consolas" w:cs="Consolas"/>
           <w:sz w:val="20"/>
@@ -7851,13 +7619,12 @@
           <w:sz w:val="20"/>
           <w:shd w:val="clear" w:color="auto" w:fill="F2EFE9"/>
         </w:rPr>
-        <w:t xml:space="preserve">dataset = generate_dataset()</w:t>
+        <w:t>dataset = generate_dataset()</w:t>
       </w:r>
     </w:p>
     <w:p>
       <w:pPr>
         <w:shd w:val="clear" w:color="auto" w:fill="F2EFE9"/>
-        <w:spacing w:after="0" w:line="240" w:lineRule="auto"/>
         <w:rPr>
           <w:rFonts w:ascii="Consolas" w:hAnsi="Consolas" w:cs="Consolas"/>
           <w:sz w:val="20"/>
@@ -7869,7 +7636,7 @@
           <w:sz w:val="20"/>
           <w:shd w:val="clear" w:color="auto" w:fill="F2EFE9"/>
         </w:rPr>
-        <w:t xml:space="preserve">print(dataset)</w:t>
+        <w:t>print(dataset)</w:t>
       </w:r>
     </w:p>
     <w:p>
@@ -7892,7 +7659,7 @@
           <w:color w:val="5A3E1B"/>
           <w:lang w:val="en-US"/>
         </w:rPr>
-        <w:t xml:space="preserve">dataset.json</w:t>
+        <w:t>dataset.json</w:t>
       </w:r>
       <w:r>
         <w:rPr>
@@ -7904,7 +7671,7 @@
     <w:p>
       <w:pPr>
         <w:shd w:val="clear" w:color="auto" w:fill="F2EFE9"/>
-        <w:spacing w:after="40" w:line="240" w:lineRule="auto"/>
+        <w:spacing w:after="40"/>
         <w:rPr>
           <w:rFonts w:ascii="Consolas" w:hAnsi="Consolas" w:cs="Consolas"/>
           <w:sz w:val="20"/>
@@ -7916,13 +7683,12 @@
           <w:sz w:val="20"/>
           <w:shd w:val="clear" w:color="auto" w:fill="F2EFE9"/>
         </w:rPr>
-        <w:t xml:space="preserve">with open('dataset.json', 'w') as f:</w:t>
+        <w:t>with open('dataset.json', 'w') as f:</w:t>
       </w:r>
     </w:p>
     <w:p>
       <w:pPr>
         <w:shd w:val="clear" w:color="auto" w:fill="F2EFE9"/>
-        <w:spacing w:after="0" w:line="240" w:lineRule="auto"/>
         <w:rPr>
           <w:rFonts w:ascii="Consolas" w:hAnsi="Consolas" w:cs="Consolas"/>
           <w:sz w:val="20"/>
@@ -7948,7 +7714,7 @@
         <w:rPr>
           <w:lang w:val="en-US"/>
         </w:rPr>
-        <w:t xml:space="preserve">With this foundation in place, you have a systematic way to generate test data for evaluating how well your prompts perform across different types of AWS-related coding tasks — and, importantly, the same saved file is reused on every run so prompt versions stay comparable.</w:t>
+        <w:t>With this foundation in place, you have a systematic way to generate test data for evaluating how well your prompts perform across different types of AWS-related coding tasks — and, importantly, the same saved file is reused on every run so prompt versions stay comparable.</w:t>
       </w:r>
     </w:p>
     <w:p>
@@ -7968,7 +7734,7 @@
           <w:szCs w:val="30"/>
           <w:lang w:val="en-US"/>
         </w:rPr>
-        <w:t xml:space="preserve">Practice Questions — Lesson 3</w:t>
+        <w:t>Practice Questions — Lesson 3</w:t>
       </w:r>
     </w:p>
     <w:p>
@@ -7982,7 +7748,7 @@
         <w:rPr>
           <w:lang w:val="en-US"/>
         </w:rPr>
-        <w:t xml:space="preserve">Choose the single best answer for each question (A–E).</w:t>
+        <w:t>Choose the single best answer for each question (A–E).</w:t>
       </w:r>
     </w:p>
     <w:p>
@@ -8017,7 +7783,7 @@
           <w:rFonts w:ascii="Arial" w:hAnsi="Arial" w:cs="Arial"/>
           <w:lang w:val="en-US"/>
         </w:rPr>
-        <w:t xml:space="preserve">A) Markdown, HTML and CSS</w:t>
+        <w:t>A) Markdown, HTML and CSS</w:t>
       </w:r>
     </w:p>
     <w:p>
@@ -8034,7 +7800,7 @@
           <w:rFonts w:ascii="Arial" w:hAnsi="Arial" w:cs="Arial"/>
           <w:lang w:val="en-US"/>
         </w:rPr>
-        <w:t xml:space="preserve">B) Python code, JSON configuration files and regular expressions</w:t>
+        <w:t>B) Python code, JSON configuration files and regular expressions</w:t>
       </w:r>
     </w:p>
     <w:p>
@@ -8051,7 +7817,7 @@
           <w:rFonts w:ascii="Arial" w:hAnsi="Arial" w:cs="Arial"/>
           <w:lang w:val="en-US"/>
         </w:rPr>
-        <w:t xml:space="preserve">C) SQL queries, shell scripts and YAML files</w:t>
+        <w:t>C) SQL queries, shell scripts and YAML files</w:t>
       </w:r>
     </w:p>
     <w:p>
@@ -8068,7 +7834,7 @@
           <w:rFonts w:ascii="Arial" w:hAnsi="Arial" w:cs="Arial"/>
           <w:lang w:val="en-US"/>
         </w:rPr>
-        <w:t xml:space="preserve">D) Summaries, translations and explanations</w:t>
+        <w:t>D) Summaries, translations and explanations</w:t>
       </w:r>
     </w:p>
     <w:p>
@@ -8085,7 +7851,7 @@
           <w:rFonts w:ascii="Arial" w:hAnsi="Arial" w:cs="Arial"/>
           <w:lang w:val="en-US"/>
         </w:rPr>
-        <w:t xml:space="preserve">E) Unit tests, documentation and diagrams</w:t>
+        <w:t>E) Unit tests, documentation and diagrams</w:t>
       </w:r>
     </w:p>
     <w:p>
@@ -8120,7 +7886,7 @@
           <w:rFonts w:ascii="Arial" w:hAnsi="Arial" w:cs="Arial"/>
           <w:lang w:val="en-US"/>
         </w:rPr>
-        <w:t xml:space="preserve">A) Haiku is the only model that can output valid JSON</w:t>
+        <w:t>A) Haiku is the only model that can output valid JSON</w:t>
       </w:r>
     </w:p>
     <w:p>
@@ -8137,7 +7903,7 @@
           <w:rFonts w:ascii="Arial" w:hAnsi="Arial" w:cs="Arial"/>
           <w:lang w:val="en-US"/>
         </w:rPr>
-        <w:t xml:space="preserve">B) Generating test data is a simple job, so a faster and cheaper model is enough</w:t>
+        <w:t>B) Generating test data is a simple job, so a faster and cheaper model is enough</w:t>
       </w:r>
     </w:p>
     <w:p>
@@ -8154,7 +7920,7 @@
           <w:rFonts w:ascii="Arial" w:hAnsi="Arial" w:cs="Arial"/>
           <w:lang w:val="en-US"/>
         </w:rPr>
-        <w:t xml:space="preserve">C) Haiku produces longer tasks than the other models</w:t>
+        <w:t>C) Haiku produces longer tasks than the other models</w:t>
       </w:r>
     </w:p>
     <w:p>
@@ -8171,7 +7937,7 @@
           <w:rFonts w:ascii="Arial" w:hAnsi="Arial" w:cs="Arial"/>
           <w:lang w:val="en-US"/>
         </w:rPr>
-        <w:t xml:space="preserve">D) The grader requires the dataset to come from Haiku</w:t>
+        <w:t>D) The grader requires the dataset to come from Haiku</w:t>
       </w:r>
     </w:p>
     <w:p>
@@ -8188,7 +7954,7 @@
           <w:rFonts w:ascii="Arial" w:hAnsi="Arial" w:cs="Arial"/>
           <w:lang w:val="en-US"/>
         </w:rPr>
-        <w:t xml:space="preserve">E) Only Haiku supports stop sequences</w:t>
+        <w:t>E) Only Haiku supports stop sequences</w:t>
       </w:r>
     </w:p>
     <w:p>
@@ -8223,7 +7989,7 @@
           <w:rFonts w:ascii="Arial" w:hAnsi="Arial" w:cs="Arial"/>
           <w:lang w:val="en-US"/>
         </w:rPr>
-        <w:t xml:space="preserve">A) To reduce the number of tokens the request consumes</w:t>
+        <w:t>A) To reduce the number of tokens the request consumes</w:t>
       </w:r>
     </w:p>
     <w:p>
@@ -8240,7 +8006,7 @@
           <w:rFonts w:ascii="Arial" w:hAnsi="Arial" w:cs="Arial"/>
           <w:lang w:val="en-US"/>
         </w:rPr>
-        <w:t xml:space="preserve">B) To fix the exact JSON shape Claude should produce</w:t>
+        <w:t>B) To fix the exact JSON shape Claude should produce</w:t>
       </w:r>
     </w:p>
     <w:p>
@@ -8257,7 +8023,7 @@
           <w:rFonts w:ascii="Arial" w:hAnsi="Arial" w:cs="Arial"/>
           <w:lang w:val="en-US"/>
         </w:rPr>
-        <w:t xml:space="preserve">C) To give Claude the answers it should generate</w:t>
+        <w:t>C) To give Claude the answers it should generate</w:t>
       </w:r>
     </w:p>
     <w:p>
@@ -8274,7 +8040,8 @@
           <w:rFonts w:ascii="Arial" w:hAnsi="Arial" w:cs="Arial"/>
           <w:lang w:val="en-US"/>
         </w:rPr>
-        <w:t xml:space="preserve">D) Because the API rejects prompts without an example</w:t>
+        <w:lastRenderedPageBreak/>
+        <w:t>D) Because the API rejects prompts without an example</w:t>
       </w:r>
     </w:p>
     <w:p>
@@ -8291,7 +8058,7 @@
           <w:rFonts w:ascii="Arial" w:hAnsi="Arial" w:cs="Arial"/>
           <w:lang w:val="en-US"/>
         </w:rPr>
-        <w:t xml:space="preserve">E) To set the temperature used for the request</w:t>
+        <w:t>E) To set the temperature used for the request</w:t>
       </w:r>
     </w:p>
     <w:p>
@@ -8326,7 +8093,7 @@
           <w:rFonts w:ascii="Arial" w:hAnsi="Arial" w:cs="Arial"/>
           <w:lang w:val="en-US"/>
         </w:rPr>
-        <w:t xml:space="preserve">A) Setting temperature to 1.0</w:t>
+        <w:t>A) Setting temperature to 1.0</w:t>
       </w:r>
     </w:p>
     <w:p>
@@ -8343,7 +8110,7 @@
           <w:rFonts w:ascii="Arial" w:hAnsi="Arial" w:cs="Arial"/>
           <w:lang w:val="en-US"/>
         </w:rPr>
-        <w:t xml:space="preserve">B) Response streaming with get_final_message()</w:t>
+        <w:t>B) Response streaming with get_final_message()</w:t>
       </w:r>
     </w:p>
     <w:p>
@@ -8360,7 +8127,7 @@
           <w:rFonts w:ascii="Arial" w:hAnsi="Arial" w:cs="Arial"/>
           <w:lang w:val="en-US"/>
         </w:rPr>
-        <w:t xml:space="preserve">C) Assistant message prefilling combined with a stop sequence</w:t>
+        <w:t>C) Assistant message prefilling combined with a stop sequence</w:t>
       </w:r>
     </w:p>
     <w:p>
@@ -8377,7 +8144,7 @@
           <w:rFonts w:ascii="Arial" w:hAnsi="Arial" w:cs="Arial"/>
           <w:lang w:val="en-US"/>
         </w:rPr>
-        <w:t xml:space="preserve">D) Sending the request several times and picking the best result</w:t>
+        <w:t>D) Sending the request several times and picking the best result</w:t>
       </w:r>
     </w:p>
     <w:p>
@@ -8394,7 +8161,7 @@
           <w:rFonts w:ascii="Arial" w:hAnsi="Arial" w:cs="Arial"/>
           <w:lang w:val="en-US"/>
         </w:rPr>
-        <w:t xml:space="preserve">E) A system prompt instructing Claude to be concise</w:t>
+        <w:t>E) A system prompt instructing Claude to be concise</w:t>
       </w:r>
     </w:p>
     <w:p>
@@ -8429,7 +8196,7 @@
           <w:rFonts w:ascii="Arial" w:hAnsi="Arial" w:cs="Arial"/>
           <w:lang w:val="en-US"/>
         </w:rPr>
-        <w:t xml:space="preserve">A) It is always added to the params dictionary, like temperature</w:t>
+        <w:t>A) It is always added to the params dictionary, like temperature</w:t>
       </w:r>
     </w:p>
     <w:p>
@@ -8446,7 +8213,7 @@
           <w:rFonts w:ascii="Arial" w:hAnsi="Arial" w:cs="Arial"/>
           <w:lang w:val="en-US"/>
         </w:rPr>
-        <w:t xml:space="preserve">B) It is added to the params dictionary only if a value was provided</w:t>
+        <w:t>B) It is added to the params dictionary only if a value was provided</w:t>
       </w:r>
     </w:p>
     <w:p>
@@ -8463,7 +8230,7 @@
           <w:rFonts w:ascii="Arial" w:hAnsi="Arial" w:cs="Arial"/>
           <w:lang w:val="en-US"/>
         </w:rPr>
-        <w:t xml:space="preserve">C) It is appended to the messages list as an assistant message</w:t>
+        <w:t>C) It is appended to the messages list as an assistant message</w:t>
       </w:r>
     </w:p>
     <w:p>
@@ -8480,7 +8247,7 @@
           <w:rFonts w:ascii="Arial" w:hAnsi="Arial" w:cs="Arial"/>
           <w:lang w:val="en-US"/>
         </w:rPr>
-        <w:t xml:space="preserve">D) It replaces the system parameter when both are given</w:t>
+        <w:t>D) It replaces the system parameter when both are given</w:t>
       </w:r>
     </w:p>
     <w:p>
@@ -8497,7 +8264,7 @@
           <w:rFonts w:ascii="Arial" w:hAnsi="Arial" w:cs="Arial"/>
           <w:lang w:val="en-US"/>
         </w:rPr>
-        <w:t xml:space="preserve">E) It is passed directly to json.loads()</w:t>
+        <w:t>E) It is passed directly to json.loads()</w:t>
       </w:r>
     </w:p>
     <w:p>
@@ -8529,6 +8296,7 @@
           <w:szCs w:val="40"/>
           <w:lang w:val="en-US"/>
         </w:rPr>
+        <w:lastRenderedPageBreak/>
         <w:t>Lesson 4 — Running the Eval</w:t>
       </w:r>
     </w:p>
@@ -8549,7 +8317,7 @@
           <w:szCs w:val="30"/>
           <w:lang w:val="en-US"/>
         </w:rPr>
-        <w:t xml:space="preserve">Core idea</w:t>
+        <w:t>Core idea</w:t>
       </w:r>
     </w:p>
     <w:p>
@@ -8572,7 +8340,7 @@
           <w:color w:val="5A3E1B"/>
           <w:lang w:val="en-US"/>
         </w:rPr>
-        <w:t xml:space="preserve">core evaluation pipeline</w:t>
+        <w:t>core evaluation pipeline</w:t>
       </w:r>
       <w:r>
         <w:rPr>
@@ -8587,7 +8355,7 @@
           <w:color w:val="5A3E1B"/>
           <w:lang w:val="en-US"/>
         </w:rPr>
-        <w:t xml:space="preserve">hardcoded score of 10</w:t>
+        <w:t>hardcoded score of 10</w:t>
       </w:r>
       <w:r>
         <w:rPr>
@@ -8613,7 +8381,7 @@
           <w:szCs w:val="30"/>
           <w:lang w:val="en-US"/>
         </w:rPr>
-        <w:t xml:space="preserve">Key points</w:t>
+        <w:t>Key points</w:t>
       </w:r>
     </w:p>
     <w:p>
@@ -8641,13 +8409,13 @@
           <w:color w:val="5A3E1B"/>
           <w:lang w:val="en-US"/>
         </w:rPr>
-        <w:t xml:space="preserve">three functions</w:t>
-      </w:r>
-      <w:r>
-        <w:rPr>
-          <w:lang w:val="en-US"/>
-        </w:rPr>
-        <w:t xml:space="preserve">: run_prompt (one case → output), run_test_case (one case → output + score), run_eval (whole dataset → list of results).</w:t>
+        <w:t>three functions</w:t>
+      </w:r>
+      <w:r>
+        <w:rPr>
+          <w:lang w:val="en-US"/>
+        </w:rPr>
+        <w:t>: run_prompt (one case → output), run_test_case (one case → output + score), run_eval (whole dataset → list of results).</w:t>
       </w:r>
     </w:p>
     <w:p>
@@ -8675,7 +8443,7 @@
           <w:color w:val="5A3E1B"/>
           <w:lang w:val="en-US"/>
         </w:rPr>
-        <w:t xml:space="preserve">test_case["task"]</w:t>
+        <w:t>test_case["task"]</w:t>
       </w:r>
       <w:r>
         <w:rPr>
@@ -8709,13 +8477,13 @@
           <w:color w:val="5A3E1B"/>
           <w:lang w:val="en-US"/>
         </w:rPr>
-        <w:t xml:space="preserve">dictionary with three keys</w:t>
-      </w:r>
-      <w:r>
-        <w:rPr>
-          <w:lang w:val="en-US"/>
-        </w:rPr>
-        <w:t xml:space="preserve">: output, test_case and score.</w:t>
+        <w:t>dictionary with three keys</w:t>
+      </w:r>
+      <w:r>
+        <w:rPr>
+          <w:lang w:val="en-US"/>
+        </w:rPr>
+        <w:t>: output, test_case and score.</w:t>
       </w:r>
     </w:p>
     <w:p>
@@ -8743,7 +8511,7 @@
           <w:color w:val="5A3E1B"/>
           <w:lang w:val="en-US"/>
         </w:rPr>
-        <w:t xml:space="preserve">hardcoded to 10 for now</w:t>
+        <w:t>hardcoded to 10 for now</w:t>
       </w:r>
       <w:r>
         <w:rPr>
@@ -8777,13 +8545,13 @@
           <w:color w:val="5A3E1B"/>
           <w:lang w:val="en-US"/>
         </w:rPr>
-        <w:t xml:space="preserve">for test_case in dataset</w:t>
-      </w:r>
-      <w:r>
-        <w:rPr>
-          <w:lang w:val="en-US"/>
-        </w:rPr>
-        <w:t xml:space="preserve">, and appends each result to a list.</w:t>
+        <w:t>for test_case in dataset</w:t>
+      </w:r>
+      <w:r>
+        <w:rPr>
+          <w:lang w:val="en-US"/>
+        </w:rPr>
+        <w:t>, and appends each result to a list.</w:t>
       </w:r>
     </w:p>
     <w:p>
@@ -8811,7 +8579,7 @@
           <w:color w:val="5A3E1B"/>
           <w:lang w:val="en-US"/>
         </w:rPr>
-        <w:t xml:space="preserve">slow — around 30 seconds</w:t>
+        <w:t>slow — around 30 seconds</w:t>
       </w:r>
       <w:r>
         <w:rPr>
@@ -8845,7 +8613,7 @@
           <w:color w:val="5A3E1B"/>
           <w:lang w:val="en-US"/>
         </w:rPr>
-        <w:t xml:space="preserve">verbose output</w:t>
+        <w:t>verbose output</w:t>
       </w:r>
       <w:r>
         <w:rPr>
@@ -8871,7 +8639,7 @@
           <w:szCs w:val="30"/>
           <w:lang w:val="en-US"/>
         </w:rPr>
-        <w:t xml:space="preserve">How the five steps became three functions</w:t>
+        <w:t>How the five steps became three functions</w:t>
       </w:r>
     </w:p>
     <w:p>
@@ -8885,7 +8653,7 @@
         <w:rPr>
           <w:lang w:val="en-US"/>
         </w:rPr>
-        <w:t xml:space="preserve">Before the code, it helps to see where each workflow step from Lesson 2 actually ended up. Only steps 3 and 4 turned into functions: step 1 is the prompt string itself, step 2 is the dataset.json file, and step 5 is a human decision — you read the score, change the prompt and run the eval again.</w:t>
+        <w:t>Before the code, it helps to see where each workflow step from Lesson 2 actually ended up. Only steps 3 and 4 turned into functions: step 1 is the prompt string itself, step 2 is the dataset.json file, and step 5 is a human decision — you read the score, change the prompt and run the eval again.</w:t>
       </w:r>
     </w:p>
     <w:p>
@@ -8897,6 +8665,7 @@
         <w:rPr>
           <w:noProof/>
         </w:rPr>
+        <w:lastRenderedPageBreak/>
         <w:drawing>
           <wp:inline distT="0" distB="0" distL="0" distR="0" wp14:anchorId="14000011" wp14:editId="14000012">
             <wp:extent cx="5334000" cy="2741843"/>
@@ -8915,7 +8684,7 @@
                     </pic:cNvPicPr>
                   </pic:nvPicPr>
                   <pic:blipFill>
-                    <a:blip r:embed="rId59"/>
+                    <a:blip r:embed="rId14"/>
                     <a:srcRect/>
                     <a:stretch>
                       <a:fillRect/>
@@ -8974,7 +8743,7 @@
           <w:szCs w:val="30"/>
           <w:lang w:val="en-US"/>
         </w:rPr>
-        <w:t xml:space="preserve">The run_prompt function</w:t>
+        <w:t>The run_prompt function</w:t>
       </w:r>
     </w:p>
     <w:p>
@@ -8997,7 +8766,7 @@
           <w:color w:val="5A3E1B"/>
           <w:lang w:val="en-US"/>
         </w:rPr>
-        <w:t xml:space="preserve">{test_case["task"]}</w:t>
+        <w:t>{test_case["task"]}</w:t>
       </w:r>
       <w:r>
         <w:rPr>
@@ -9009,7 +8778,7 @@
     <w:p>
       <w:pPr>
         <w:shd w:val="clear" w:color="auto" w:fill="F2EFE9"/>
-        <w:spacing w:after="40" w:line="240" w:lineRule="auto"/>
+        <w:spacing w:after="40"/>
         <w:rPr>
           <w:rFonts w:ascii="Consolas" w:hAnsi="Consolas" w:cs="Consolas"/>
           <w:sz w:val="20"/>
@@ -9021,13 +8790,13 @@
           <w:sz w:val="20"/>
           <w:shd w:val="clear" w:color="auto" w:fill="F2EFE9"/>
         </w:rPr>
-        <w:t xml:space="preserve">def run_prompt(test_case):</w:t>
+        <w:t>def run_prompt(test_case):</w:t>
       </w:r>
     </w:p>
     <w:p>
       <w:pPr>
         <w:shd w:val="clear" w:color="auto" w:fill="F2EFE9"/>
-        <w:spacing w:after="40" w:line="240" w:lineRule="auto"/>
+        <w:spacing w:after="40"/>
         <w:rPr>
           <w:rFonts w:ascii="Consolas" w:hAnsi="Consolas" w:cs="Consolas"/>
           <w:sz w:val="20"/>
@@ -9045,7 +8814,7 @@
     <w:p>
       <w:pPr>
         <w:shd w:val="clear" w:color="auto" w:fill="F2EFE9"/>
-        <w:spacing w:after="40" w:line="240" w:lineRule="auto"/>
+        <w:spacing w:after="40"/>
         <w:rPr>
           <w:rFonts w:ascii="Consolas" w:hAnsi="Consolas" w:cs="Consolas"/>
           <w:sz w:val="20"/>
@@ -9063,7 +8832,7 @@
     <w:p>
       <w:pPr>
         <w:shd w:val="clear" w:color="auto" w:fill="F2EFE9"/>
-        <w:spacing w:after="40" w:line="240" w:lineRule="auto"/>
+        <w:spacing w:after="40"/>
         <w:rPr>
           <w:rFonts w:ascii="Consolas" w:hAnsi="Consolas" w:cs="Consolas"/>
           <w:sz w:val="20"/>
@@ -9075,13 +8844,23 @@
           <w:sz w:val="20"/>
           <w:shd w:val="clear" w:color="auto" w:fill="F2EFE9"/>
         </w:rPr>
-        <w:t xml:space="preserve">Please solve the following task:</w:t>
+        <w:t>Please solve the following task:</w:t>
       </w:r>
     </w:p>
     <w:p>
       <w:pPr>
         <w:shd w:val="clear" w:color="auto" w:fill="F2EFE9"/>
-        <w:spacing w:after="40" w:line="240" w:lineRule="auto"/>
+        <w:spacing w:after="40"/>
+        <w:rPr>
+          <w:rFonts w:ascii="Consolas" w:hAnsi="Consolas" w:cs="Consolas"/>
+          <w:sz w:val="20"/>
+        </w:rPr>
+      </w:pPr>
+    </w:p>
+    <w:p>
+      <w:pPr>
+        <w:shd w:val="clear" w:color="auto" w:fill="F2EFE9"/>
+        <w:spacing w:after="40"/>
         <w:rPr>
           <w:rFonts w:ascii="Consolas" w:hAnsi="Consolas" w:cs="Consolas"/>
           <w:sz w:val="20"/>
@@ -9093,13 +8872,13 @@
           <w:sz w:val="20"/>
           <w:shd w:val="clear" w:color="auto" w:fill="F2EFE9"/>
         </w:rPr>
-        <w:t xml:space="preserve"/>
+        <w:t>{test_case["task"]}</w:t>
       </w:r>
     </w:p>
     <w:p>
       <w:pPr>
         <w:shd w:val="clear" w:color="auto" w:fill="F2EFE9"/>
-        <w:spacing w:after="40" w:line="240" w:lineRule="auto"/>
+        <w:spacing w:after="40"/>
         <w:rPr>
           <w:rFonts w:ascii="Consolas" w:hAnsi="Consolas" w:cs="Consolas"/>
           <w:sz w:val="20"/>
@@ -9111,13 +8890,23 @@
           <w:sz w:val="20"/>
           <w:shd w:val="clear" w:color="auto" w:fill="F2EFE9"/>
         </w:rPr>
-        <w:t xml:space="preserve">{test_case["task"]}</w:t>
+        <w:t>"""</w:t>
       </w:r>
     </w:p>
     <w:p>
       <w:pPr>
         <w:shd w:val="clear" w:color="auto" w:fill="F2EFE9"/>
-        <w:spacing w:after="40" w:line="240" w:lineRule="auto"/>
+        <w:spacing w:after="40"/>
+        <w:rPr>
+          <w:rFonts w:ascii="Consolas" w:hAnsi="Consolas" w:cs="Consolas"/>
+          <w:sz w:val="20"/>
+        </w:rPr>
+      </w:pPr>
+    </w:p>
+    <w:p>
+      <w:pPr>
+        <w:shd w:val="clear" w:color="auto" w:fill="F2EFE9"/>
+        <w:spacing w:after="40"/>
         <w:rPr>
           <w:rFonts w:ascii="Consolas" w:hAnsi="Consolas" w:cs="Consolas"/>
           <w:sz w:val="20"/>
@@ -9129,13 +8918,13 @@
           <w:sz w:val="20"/>
           <w:shd w:val="clear" w:color="auto" w:fill="F2EFE9"/>
         </w:rPr>
-        <w:t xml:space="preserve">"""</w:t>
+        <w:t xml:space="preserve">    messages = []</w:t>
       </w:r>
     </w:p>
     <w:p>
       <w:pPr>
         <w:shd w:val="clear" w:color="auto" w:fill="F2EFE9"/>
-        <w:spacing w:after="40" w:line="240" w:lineRule="auto"/>
+        <w:spacing w:after="40"/>
         <w:rPr>
           <w:rFonts w:ascii="Consolas" w:hAnsi="Consolas" w:cs="Consolas"/>
           <w:sz w:val="20"/>
@@ -9147,13 +8936,13 @@
           <w:sz w:val="20"/>
           <w:shd w:val="clear" w:color="auto" w:fill="F2EFE9"/>
         </w:rPr>
-        <w:t xml:space="preserve"/>
+        <w:t xml:space="preserve">    add_user_message(messages, prompt)</w:t>
       </w:r>
     </w:p>
     <w:p>
       <w:pPr>
         <w:shd w:val="clear" w:color="auto" w:fill="F2EFE9"/>
-        <w:spacing w:after="40" w:line="240" w:lineRule="auto"/>
+        <w:spacing w:after="40"/>
         <w:rPr>
           <w:rFonts w:ascii="Consolas" w:hAnsi="Consolas" w:cs="Consolas"/>
           <w:sz w:val="20"/>
@@ -9165,13 +8954,12 @@
           <w:sz w:val="20"/>
           <w:shd w:val="clear" w:color="auto" w:fill="F2EFE9"/>
         </w:rPr>
-        <w:t xml:space="preserve">    messages = []</w:t>
+        <w:t xml:space="preserve">    output = chat(messages)</w:t>
       </w:r>
     </w:p>
     <w:p>
       <w:pPr>
         <w:shd w:val="clear" w:color="auto" w:fill="F2EFE9"/>
-        <w:spacing w:after="40" w:line="240" w:lineRule="auto"/>
         <w:rPr>
           <w:rFonts w:ascii="Consolas" w:hAnsi="Consolas" w:cs="Consolas"/>
           <w:sz w:val="20"/>
@@ -9183,42 +8971,6 @@
           <w:sz w:val="20"/>
           <w:shd w:val="clear" w:color="auto" w:fill="F2EFE9"/>
         </w:rPr>
-        <w:t xml:space="preserve">    add_user_message(messages, prompt)</w:t>
-      </w:r>
-    </w:p>
-    <w:p>
-      <w:pPr>
-        <w:shd w:val="clear" w:color="auto" w:fill="F2EFE9"/>
-        <w:spacing w:after="40" w:line="240" w:lineRule="auto"/>
-        <w:rPr>
-          <w:rFonts w:ascii="Consolas" w:hAnsi="Consolas" w:cs="Consolas"/>
-          <w:sz w:val="20"/>
-        </w:rPr>
-      </w:pPr>
-      <w:r>
-        <w:rPr>
-          <w:rFonts w:ascii="Consolas" w:hAnsi="Consolas" w:cs="Consolas"/>
-          <w:sz w:val="20"/>
-          <w:shd w:val="clear" w:color="auto" w:fill="F2EFE9"/>
-        </w:rPr>
-        <w:t xml:space="preserve">    output = chat(messages)</w:t>
-      </w:r>
-    </w:p>
-    <w:p>
-      <w:pPr>
-        <w:shd w:val="clear" w:color="auto" w:fill="F2EFE9"/>
-        <w:spacing w:after="0" w:line="240" w:lineRule="auto"/>
-        <w:rPr>
-          <w:rFonts w:ascii="Consolas" w:hAnsi="Consolas" w:cs="Consolas"/>
-          <w:sz w:val="20"/>
-        </w:rPr>
-      </w:pPr>
-      <w:r>
-        <w:rPr>
-          <w:rFonts w:ascii="Consolas" w:hAnsi="Consolas" w:cs="Consolas"/>
-          <w:sz w:val="20"/>
-          <w:shd w:val="clear" w:color="auto" w:fill="F2EFE9"/>
-        </w:rPr>
         <w:t xml:space="preserve">    return output</w:t>
       </w:r>
     </w:p>
@@ -9242,7 +8994,7 @@
           <w:color w:val="5A3E1B"/>
           <w:lang w:val="en-US"/>
         </w:rPr>
-        <w:t xml:space="preserve">extremely simple on purpose</w:t>
+        <w:t>extremely simple on purpose</w:t>
       </w:r>
       <w:r>
         <w:rPr>
@@ -9268,7 +9020,7 @@
           <w:szCs w:val="30"/>
           <w:lang w:val="en-US"/>
         </w:rPr>
-        <w:t xml:space="preserve">The run_test_case function</w:t>
+        <w:t>The run_test_case function</w:t>
       </w:r>
     </w:p>
     <w:p>
@@ -9291,7 +9043,7 @@
           <w:color w:val="5A3E1B"/>
           <w:lang w:val="en-US"/>
         </w:rPr>
-        <w:t xml:space="preserve">hardcoded 10</w:t>
+        <w:t>hardcoded 10</w:t>
       </w:r>
       <w:r>
         <w:rPr>
@@ -9306,7 +9058,7 @@
           <w:color w:val="5A3E1B"/>
           <w:lang w:val="en-US"/>
         </w:rPr>
-        <w:t xml:space="preserve"># TODO - Grading</w:t>
+        <w:t># TODO - Grading</w:t>
       </w:r>
       <w:r>
         <w:rPr>
@@ -9318,7 +9070,7 @@
     <w:p>
       <w:pPr>
         <w:shd w:val="clear" w:color="auto" w:fill="F2EFE9"/>
-        <w:spacing w:after="40" w:line="240" w:lineRule="auto"/>
+        <w:spacing w:after="40"/>
         <w:rPr>
           <w:rFonts w:ascii="Consolas" w:hAnsi="Consolas" w:cs="Consolas"/>
           <w:sz w:val="20"/>
@@ -9330,13 +9082,13 @@
           <w:sz w:val="20"/>
           <w:shd w:val="clear" w:color="auto" w:fill="F2EFE9"/>
         </w:rPr>
-        <w:t xml:space="preserve">def run_test_case(test_case):</w:t>
+        <w:t>def run_test_case(test_case):</w:t>
       </w:r>
     </w:p>
     <w:p>
       <w:pPr>
         <w:shd w:val="clear" w:color="auto" w:fill="F2EFE9"/>
-        <w:spacing w:after="40" w:line="240" w:lineRule="auto"/>
+        <w:spacing w:after="40"/>
         <w:rPr>
           <w:rFonts w:ascii="Consolas" w:hAnsi="Consolas" w:cs="Consolas"/>
           <w:sz w:val="20"/>
@@ -9354,7 +9106,7 @@
     <w:p>
       <w:pPr>
         <w:shd w:val="clear" w:color="auto" w:fill="F2EFE9"/>
-        <w:spacing w:after="40" w:line="240" w:lineRule="auto"/>
+        <w:spacing w:after="40"/>
         <w:rPr>
           <w:rFonts w:ascii="Consolas" w:hAnsi="Consolas" w:cs="Consolas"/>
           <w:sz w:val="20"/>
@@ -9372,7 +9124,17 @@
     <w:p>
       <w:pPr>
         <w:shd w:val="clear" w:color="auto" w:fill="F2EFE9"/>
-        <w:spacing w:after="40" w:line="240" w:lineRule="auto"/>
+        <w:spacing w:after="40"/>
+        <w:rPr>
+          <w:rFonts w:ascii="Consolas" w:hAnsi="Consolas" w:cs="Consolas"/>
+          <w:sz w:val="20"/>
+        </w:rPr>
+      </w:pPr>
+    </w:p>
+    <w:p>
+      <w:pPr>
+        <w:shd w:val="clear" w:color="auto" w:fill="F2EFE9"/>
+        <w:spacing w:after="40"/>
         <w:rPr>
           <w:rFonts w:ascii="Consolas" w:hAnsi="Consolas" w:cs="Consolas"/>
           <w:sz w:val="20"/>
@@ -9384,13 +9146,13 @@
           <w:sz w:val="20"/>
           <w:shd w:val="clear" w:color="auto" w:fill="F2EFE9"/>
         </w:rPr>
-        <w:t xml:space="preserve"/>
+        <w:t xml:space="preserve">    # TODO - Grading</w:t>
       </w:r>
     </w:p>
     <w:p>
       <w:pPr>
         <w:shd w:val="clear" w:color="auto" w:fill="F2EFE9"/>
-        <w:spacing w:after="40" w:line="240" w:lineRule="auto"/>
+        <w:spacing w:after="40"/>
         <w:rPr>
           <w:rFonts w:ascii="Consolas" w:hAnsi="Consolas" w:cs="Consolas"/>
           <w:sz w:val="20"/>
@@ -9402,13 +9164,23 @@
           <w:sz w:val="20"/>
           <w:shd w:val="clear" w:color="auto" w:fill="F2EFE9"/>
         </w:rPr>
-        <w:t xml:space="preserve">    # TODO - Grading</w:t>
+        <w:t xml:space="preserve">    score = 10</w:t>
       </w:r>
     </w:p>
     <w:p>
       <w:pPr>
         <w:shd w:val="clear" w:color="auto" w:fill="F2EFE9"/>
-        <w:spacing w:after="40" w:line="240" w:lineRule="auto"/>
+        <w:spacing w:after="40"/>
+        <w:rPr>
+          <w:rFonts w:ascii="Consolas" w:hAnsi="Consolas" w:cs="Consolas"/>
+          <w:sz w:val="20"/>
+        </w:rPr>
+      </w:pPr>
+    </w:p>
+    <w:p>
+      <w:pPr>
+        <w:shd w:val="clear" w:color="auto" w:fill="F2EFE9"/>
+        <w:spacing w:after="40"/>
         <w:rPr>
           <w:rFonts w:ascii="Consolas" w:hAnsi="Consolas" w:cs="Consolas"/>
           <w:sz w:val="20"/>
@@ -9420,13 +9192,13 @@
           <w:sz w:val="20"/>
           <w:shd w:val="clear" w:color="auto" w:fill="F2EFE9"/>
         </w:rPr>
-        <w:t xml:space="preserve">    score = 10</w:t>
+        <w:t xml:space="preserve">    return {</w:t>
       </w:r>
     </w:p>
     <w:p>
       <w:pPr>
         <w:shd w:val="clear" w:color="auto" w:fill="F2EFE9"/>
-        <w:spacing w:after="40" w:line="240" w:lineRule="auto"/>
+        <w:spacing w:after="40"/>
         <w:rPr>
           <w:rFonts w:ascii="Consolas" w:hAnsi="Consolas" w:cs="Consolas"/>
           <w:sz w:val="20"/>
@@ -9438,13 +9210,13 @@
           <w:sz w:val="20"/>
           <w:shd w:val="clear" w:color="auto" w:fill="F2EFE9"/>
         </w:rPr>
-        <w:t xml:space="preserve"/>
+        <w:t xml:space="preserve">        "output": output,</w:t>
       </w:r>
     </w:p>
     <w:p>
       <w:pPr>
         <w:shd w:val="clear" w:color="auto" w:fill="F2EFE9"/>
-        <w:spacing w:after="40" w:line="240" w:lineRule="auto"/>
+        <w:spacing w:after="40"/>
         <w:rPr>
           <w:rFonts w:ascii="Consolas" w:hAnsi="Consolas" w:cs="Consolas"/>
           <w:sz w:val="20"/>
@@ -9456,13 +9228,13 @@
           <w:sz w:val="20"/>
           <w:shd w:val="clear" w:color="auto" w:fill="F2EFE9"/>
         </w:rPr>
-        <w:t xml:space="preserve">    return {</w:t>
+        <w:t xml:space="preserve">        "test_case": test_case,</w:t>
       </w:r>
     </w:p>
     <w:p>
       <w:pPr>
         <w:shd w:val="clear" w:color="auto" w:fill="F2EFE9"/>
-        <w:spacing w:after="40" w:line="240" w:lineRule="auto"/>
+        <w:spacing w:after="40"/>
         <w:rPr>
           <w:rFonts w:ascii="Consolas" w:hAnsi="Consolas" w:cs="Consolas"/>
           <w:sz w:val="20"/>
@@ -9474,13 +9246,12 @@
           <w:sz w:val="20"/>
           <w:shd w:val="clear" w:color="auto" w:fill="F2EFE9"/>
         </w:rPr>
-        <w:t xml:space="preserve">        "output": output,</w:t>
+        <w:t xml:space="preserve">        "score": score</w:t>
       </w:r>
     </w:p>
     <w:p>
       <w:pPr>
         <w:shd w:val="clear" w:color="auto" w:fill="F2EFE9"/>
-        <w:spacing w:after="40" w:line="240" w:lineRule="auto"/>
         <w:rPr>
           <w:rFonts w:ascii="Consolas" w:hAnsi="Consolas" w:cs="Consolas"/>
           <w:sz w:val="20"/>
@@ -9492,42 +9263,6 @@
           <w:sz w:val="20"/>
           <w:shd w:val="clear" w:color="auto" w:fill="F2EFE9"/>
         </w:rPr>
-        <w:t xml:space="preserve">        "test_case": test_case,</w:t>
-      </w:r>
-    </w:p>
-    <w:p>
-      <w:pPr>
-        <w:shd w:val="clear" w:color="auto" w:fill="F2EFE9"/>
-        <w:spacing w:after="40" w:line="240" w:lineRule="auto"/>
-        <w:rPr>
-          <w:rFonts w:ascii="Consolas" w:hAnsi="Consolas" w:cs="Consolas"/>
-          <w:sz w:val="20"/>
-        </w:rPr>
-      </w:pPr>
-      <w:r>
-        <w:rPr>
-          <w:rFonts w:ascii="Consolas" w:hAnsi="Consolas" w:cs="Consolas"/>
-          <w:sz w:val="20"/>
-          <w:shd w:val="clear" w:color="auto" w:fill="F2EFE9"/>
-        </w:rPr>
-        <w:t xml:space="preserve">        "score": score</w:t>
-      </w:r>
-    </w:p>
-    <w:p>
-      <w:pPr>
-        <w:shd w:val="clear" w:color="auto" w:fill="F2EFE9"/>
-        <w:spacing w:after="0" w:line="240" w:lineRule="auto"/>
-        <w:rPr>
-          <w:rFonts w:ascii="Consolas" w:hAnsi="Consolas" w:cs="Consolas"/>
-          <w:sz w:val="20"/>
-        </w:rPr>
-      </w:pPr>
-      <w:r>
-        <w:rPr>
-          <w:rFonts w:ascii="Consolas" w:hAnsi="Consolas" w:cs="Consolas"/>
-          <w:sz w:val="20"/>
-          <w:shd w:val="clear" w:color="auto" w:fill="F2EFE9"/>
-        </w:rPr>
         <w:t xml:space="preserve">    }</w:t>
       </w:r>
     </w:p>
@@ -9551,7 +9286,7 @@
           <w:color w:val="5A3E1B"/>
           <w:lang w:val="en-US"/>
         </w:rPr>
-        <w:t xml:space="preserve">what the returned dictionary keeps together</w:t>
+        <w:t>what the returned dictionary keeps together</w:t>
       </w:r>
       <w:r>
         <w:rPr>
@@ -9566,13 +9301,13 @@
           <w:color w:val="5A3E1B"/>
           <w:lang w:val="en-US"/>
         </w:rPr>
-        <w:t xml:space="preserve">which input produced which answer and which grade</w:t>
-      </w:r>
-      <w:r>
-        <w:rPr>
-          <w:lang w:val="en-US"/>
-        </w:rPr>
-        <w:t xml:space="preserve">.</w:t>
+        <w:t>which input produced which answer and which grade</w:t>
+      </w:r>
+      <w:r>
+        <w:rPr>
+          <w:lang w:val="en-US"/>
+        </w:rPr>
+        <w:t>.</w:t>
       </w:r>
     </w:p>
     <w:tbl>
@@ -9593,16 +9328,10 @@
         <w:tblLook w:val="0000" w:firstRow="0" w:lastRow="0" w:firstColumn="0" w:lastColumn="0" w:noHBand="0" w:noVBand="0"/>
       </w:tblPr>
       <w:tblGrid>
-        <w:gridCol w:w="2400"/>
-        <w:gridCol w:w="7096"/>
+        <w:gridCol w:w="1818"/>
+        <w:gridCol w:w="7678"/>
       </w:tblGrid>
       <w:tr>
-        <w:tblPrEx>
-          <w:tblCellMar>
-            <w:top w:w="0" w:type="dxa"/>
-            <w:bottom w:w="0" w:type="dxa"/>
-          </w:tblCellMar>
-        </w:tblPrEx>
         <w:tc>
           <w:tcPr>
             <w:tcW w:w="0" w:type="auto"/>
@@ -9627,7 +9356,7 @@
                 <w:szCs w:val="22"/>
                 <w:lang w:val="en-US"/>
               </w:rPr>
-              <w:t xml:space="preserve">Key</w:t>
+              <w:t>Key</w:t>
             </w:r>
           </w:p>
         </w:tc>
@@ -9655,18 +9384,12 @@
                 <w:szCs w:val="22"/>
                 <w:lang w:val="en-US"/>
               </w:rPr>
-              <w:t xml:space="preserve">What it holds</w:t>
+              <w:t>What it holds</w:t>
             </w:r>
           </w:p>
         </w:tc>
       </w:tr>
       <w:tr>
-        <w:tblPrEx>
-          <w:tblCellMar>
-            <w:top w:w="0" w:type="dxa"/>
-            <w:bottom w:w="0" w:type="dxa"/>
-          </w:tblCellMar>
-        </w:tblPrEx>
         <w:tc>
           <w:tcPr>
             <w:tcW w:w="0" w:type="auto"/>
@@ -9689,7 +9412,7 @@
                 <w:szCs w:val="22"/>
                 <w:lang w:val="en-US"/>
               </w:rPr>
-              <w:t xml:space="preserve">output</w:t>
+              <w:t>output</w:t>
             </w:r>
           </w:p>
         </w:tc>
@@ -9715,18 +9438,12 @@
                 <w:szCs w:val="22"/>
                 <w:lang w:val="en-US"/>
               </w:rPr>
-              <w:t xml:space="preserve">The complete response from Claude</w:t>
+              <w:t>The complete response from Claude</w:t>
             </w:r>
           </w:p>
         </w:tc>
       </w:tr>
       <w:tr>
-        <w:tblPrEx>
-          <w:tblCellMar>
-            <w:top w:w="0" w:type="dxa"/>
-            <w:bottom w:w="0" w:type="dxa"/>
-          </w:tblCellMar>
-        </w:tblPrEx>
         <w:tc>
           <w:tcPr>
             <w:tcW w:w="0" w:type="auto"/>
@@ -9749,7 +9466,7 @@
                 <w:szCs w:val="22"/>
                 <w:lang w:val="en-US"/>
               </w:rPr>
-              <w:t xml:space="preserve">test_case</w:t>
+              <w:t>test_case</w:t>
             </w:r>
           </w:p>
         </w:tc>
@@ -9775,18 +9492,12 @@
                 <w:szCs w:val="22"/>
                 <w:lang w:val="en-US"/>
               </w:rPr>
-              <w:t xml:space="preserve">The original test case that was processed</w:t>
+              <w:t>The original test case that was processed</w:t>
             </w:r>
           </w:p>
         </w:tc>
       </w:tr>
       <w:tr>
-        <w:tblPrEx>
-          <w:tblCellMar>
-            <w:top w:w="0" w:type="dxa"/>
-            <w:bottom w:w="0" w:type="dxa"/>
-          </w:tblCellMar>
-        </w:tblPrEx>
         <w:tc>
           <w:tcPr>
             <w:tcW w:w="0" w:type="auto"/>
@@ -9809,7 +9520,7 @@
                 <w:szCs w:val="22"/>
                 <w:lang w:val="en-US"/>
               </w:rPr>
-              <w:t xml:space="preserve">score</w:t>
+              <w:t>score</w:t>
             </w:r>
           </w:p>
         </w:tc>
@@ -9835,7 +9546,7 @@
                 <w:szCs w:val="22"/>
                 <w:lang w:val="en-US"/>
               </w:rPr>
-              <w:t xml:space="preserve">The evaluation score (currently hardcoded to 10)</w:t>
+              <w:t>The evaluation score (currently hardcoded to 10)</w:t>
             </w:r>
           </w:p>
         </w:tc>
@@ -9863,7 +9574,7 @@
           <w:szCs w:val="30"/>
           <w:lang w:val="en-US"/>
         </w:rPr>
-        <w:t xml:space="preserve">The run_eval function</w:t>
+        <w:t>The run_eval function</w:t>
       </w:r>
     </w:p>
     <w:p>
@@ -9877,13 +9588,13 @@
         <w:rPr>
           <w:lang w:val="en-US"/>
         </w:rPr>
-        <w:t xml:space="preserve">This function coordinates the entire evaluation process. It starts with an empty list, loops over every test case in the dataset, calls run_test_case for each one, appends the result, and returns the whole list:</w:t>
+        <w:t>This function coordinates the entire evaluation process. It starts with an empty list, loops over every test case in the dataset, calls run_test_case for each one, appends the result, and returns the whole list:</w:t>
       </w:r>
     </w:p>
     <w:p>
       <w:pPr>
         <w:shd w:val="clear" w:color="auto" w:fill="F2EFE9"/>
-        <w:spacing w:after="40" w:line="240" w:lineRule="auto"/>
+        <w:spacing w:after="40"/>
         <w:rPr>
           <w:rFonts w:ascii="Consolas" w:hAnsi="Consolas" w:cs="Consolas"/>
           <w:sz w:val="20"/>
@@ -9895,13 +9606,13 @@
           <w:sz w:val="20"/>
           <w:shd w:val="clear" w:color="auto" w:fill="F2EFE9"/>
         </w:rPr>
-        <w:t xml:space="preserve">def run_eval(dataset):</w:t>
+        <w:t>def run_eval(dataset):</w:t>
       </w:r>
     </w:p>
     <w:p>
       <w:pPr>
         <w:shd w:val="clear" w:color="auto" w:fill="F2EFE9"/>
-        <w:spacing w:after="40" w:line="240" w:lineRule="auto"/>
+        <w:spacing w:after="40"/>
         <w:rPr>
           <w:rFonts w:ascii="Consolas" w:hAnsi="Consolas" w:cs="Consolas"/>
           <w:sz w:val="20"/>
@@ -9919,7 +9630,7 @@
     <w:p>
       <w:pPr>
         <w:shd w:val="clear" w:color="auto" w:fill="F2EFE9"/>
-        <w:spacing w:after="40" w:line="240" w:lineRule="auto"/>
+        <w:spacing w:after="40"/>
         <w:rPr>
           <w:rFonts w:ascii="Consolas" w:hAnsi="Consolas" w:cs="Consolas"/>
           <w:sz w:val="20"/>
@@ -9937,7 +9648,17 @@
     <w:p>
       <w:pPr>
         <w:shd w:val="clear" w:color="auto" w:fill="F2EFE9"/>
-        <w:spacing w:after="40" w:line="240" w:lineRule="auto"/>
+        <w:spacing w:after="40"/>
+        <w:rPr>
+          <w:rFonts w:ascii="Consolas" w:hAnsi="Consolas" w:cs="Consolas"/>
+          <w:sz w:val="20"/>
+        </w:rPr>
+      </w:pPr>
+    </w:p>
+    <w:p>
+      <w:pPr>
+        <w:shd w:val="clear" w:color="auto" w:fill="F2EFE9"/>
+        <w:spacing w:after="40"/>
         <w:rPr>
           <w:rFonts w:ascii="Consolas" w:hAnsi="Consolas" w:cs="Consolas"/>
           <w:sz w:val="20"/>
@@ -9949,13 +9670,13 @@
           <w:sz w:val="20"/>
           <w:shd w:val="clear" w:color="auto" w:fill="F2EFE9"/>
         </w:rPr>
-        <w:t xml:space="preserve"/>
+        <w:t xml:space="preserve">    for test_case in dataset:</w:t>
       </w:r>
     </w:p>
     <w:p>
       <w:pPr>
         <w:shd w:val="clear" w:color="auto" w:fill="F2EFE9"/>
-        <w:spacing w:after="40" w:line="240" w:lineRule="auto"/>
+        <w:spacing w:after="40"/>
         <w:rPr>
           <w:rFonts w:ascii="Consolas" w:hAnsi="Consolas" w:cs="Consolas"/>
           <w:sz w:val="20"/>
@@ -9967,13 +9688,13 @@
           <w:sz w:val="20"/>
           <w:shd w:val="clear" w:color="auto" w:fill="F2EFE9"/>
         </w:rPr>
-        <w:t xml:space="preserve">    for test_case in dataset:</w:t>
+        <w:t xml:space="preserve">        result = run_test_case(test_case)</w:t>
       </w:r>
     </w:p>
     <w:p>
       <w:pPr>
         <w:shd w:val="clear" w:color="auto" w:fill="F2EFE9"/>
-        <w:spacing w:after="40" w:line="240" w:lineRule="auto"/>
+        <w:spacing w:after="40"/>
         <w:rPr>
           <w:rFonts w:ascii="Consolas" w:hAnsi="Consolas" w:cs="Consolas"/>
           <w:sz w:val="20"/>
@@ -9985,49 +9706,22 @@
           <w:sz w:val="20"/>
           <w:shd w:val="clear" w:color="auto" w:fill="F2EFE9"/>
         </w:rPr>
-        <w:t xml:space="preserve">        result = run_test_case(test_case)</w:t>
+        <w:t xml:space="preserve">        results.append(result)</w:t>
       </w:r>
     </w:p>
     <w:p>
       <w:pPr>
         <w:shd w:val="clear" w:color="auto" w:fill="F2EFE9"/>
-        <w:spacing w:after="40" w:line="240" w:lineRule="auto"/>
-        <w:rPr>
-          <w:rFonts w:ascii="Consolas" w:hAnsi="Consolas" w:cs="Consolas"/>
-          <w:sz w:val="20"/>
-        </w:rPr>
-      </w:pPr>
-      <w:r>
-        <w:rPr>
-          <w:rFonts w:ascii="Consolas" w:hAnsi="Consolas" w:cs="Consolas"/>
-          <w:sz w:val="20"/>
-          <w:shd w:val="clear" w:color="auto" w:fill="F2EFE9"/>
-        </w:rPr>
-        <w:t xml:space="preserve">        results.append(result)</w:t>
-      </w:r>
+        <w:spacing w:after="40"/>
+        <w:rPr>
+          <w:rFonts w:ascii="Consolas" w:hAnsi="Consolas" w:cs="Consolas"/>
+          <w:sz w:val="20"/>
+        </w:rPr>
+      </w:pPr>
     </w:p>
     <w:p>
       <w:pPr>
         <w:shd w:val="clear" w:color="auto" w:fill="F2EFE9"/>
-        <w:spacing w:after="40" w:line="240" w:lineRule="auto"/>
-        <w:rPr>
-          <w:rFonts w:ascii="Consolas" w:hAnsi="Consolas" w:cs="Consolas"/>
-          <w:sz w:val="20"/>
-        </w:rPr>
-      </w:pPr>
-      <w:r>
-        <w:rPr>
-          <w:rFonts w:ascii="Consolas" w:hAnsi="Consolas" w:cs="Consolas"/>
-          <w:sz w:val="20"/>
-          <w:shd w:val="clear" w:color="auto" w:fill="F2EFE9"/>
-        </w:rPr>
-        <w:t xml:space="preserve"/>
-      </w:r>
-    </w:p>
-    <w:p>
-      <w:pPr>
-        <w:shd w:val="clear" w:color="auto" w:fill="F2EFE9"/>
-        <w:spacing w:after="0" w:line="240" w:lineRule="auto"/>
         <w:rPr>
           <w:rFonts w:ascii="Consolas" w:hAnsi="Consolas" w:cs="Consolas"/>
           <w:sz w:val="20"/>
@@ -10051,6 +9745,7 @@
         <w:rPr>
           <w:noProof/>
         </w:rPr>
+        <w:lastRenderedPageBreak/>
         <w:drawing>
           <wp:inline distT="0" distB="0" distL="0" distR="0" wp14:anchorId="1400004B" wp14:editId="1400004C">
             <wp:extent cx="5334000" cy="2610410"/>
@@ -10069,7 +9764,7 @@
                     </pic:cNvPicPr>
                   </pic:nvPicPr>
                   <pic:blipFill>
-                    <a:blip r:embed="rId60"/>
+                    <a:blip r:embed="rId15"/>
                     <a:srcRect/>
                     <a:stretch>
                       <a:fillRect/>
@@ -10128,7 +9823,7 @@
           <w:szCs w:val="30"/>
           <w:lang w:val="en-US"/>
         </w:rPr>
-        <w:t xml:space="preserve">Running the evaluation</w:t>
+        <w:t>Running the evaluation</w:t>
       </w:r>
     </w:p>
     <w:p>
@@ -10142,13 +9837,13 @@
         <w:rPr>
           <w:lang w:val="en-US"/>
         </w:rPr>
-        <w:t xml:space="preserve">To execute the pipeline, load the dataset from disk and pass it to run_eval:</w:t>
+        <w:t>To execute the pipeline, load the dataset from disk and pass it to run_eval:</w:t>
       </w:r>
     </w:p>
     <w:p>
       <w:pPr>
         <w:shd w:val="clear" w:color="auto" w:fill="F2EFE9"/>
-        <w:spacing w:after="40" w:line="240" w:lineRule="auto"/>
+        <w:spacing w:after="40"/>
         <w:rPr>
           <w:rFonts w:ascii="Consolas" w:hAnsi="Consolas" w:cs="Consolas"/>
           <w:sz w:val="20"/>
@@ -10160,13 +9855,13 @@
           <w:sz w:val="20"/>
           <w:shd w:val="clear" w:color="auto" w:fill="F2EFE9"/>
         </w:rPr>
-        <w:t xml:space="preserve">with open("dataset.json", "r") as f:</w:t>
+        <w:t>with open("dataset.json", "r") as f:</w:t>
       </w:r>
     </w:p>
     <w:p>
       <w:pPr>
         <w:shd w:val="clear" w:color="auto" w:fill="F2EFE9"/>
-        <w:spacing w:after="40" w:line="240" w:lineRule="auto"/>
+        <w:spacing w:after="40"/>
         <w:rPr>
           <w:rFonts w:ascii="Consolas" w:hAnsi="Consolas" w:cs="Consolas"/>
           <w:sz w:val="20"/>
@@ -10184,7 +9879,16 @@
     <w:p>
       <w:pPr>
         <w:shd w:val="clear" w:color="auto" w:fill="F2EFE9"/>
-        <w:spacing w:after="40" w:line="240" w:lineRule="auto"/>
+        <w:spacing w:after="40"/>
+        <w:rPr>
+          <w:rFonts w:ascii="Consolas" w:hAnsi="Consolas" w:cs="Consolas"/>
+          <w:sz w:val="20"/>
+        </w:rPr>
+      </w:pPr>
+    </w:p>
+    <w:p>
+      <w:pPr>
+        <w:shd w:val="clear" w:color="auto" w:fill="F2EFE9"/>
         <w:rPr>
           <w:rFonts w:ascii="Consolas" w:hAnsi="Consolas" w:cs="Consolas"/>
           <w:sz w:val="20"/>
@@ -10196,25 +9900,7 @@
           <w:sz w:val="20"/>
           <w:shd w:val="clear" w:color="auto" w:fill="F2EFE9"/>
         </w:rPr>
-        <w:t xml:space="preserve"/>
-      </w:r>
-    </w:p>
-    <w:p>
-      <w:pPr>
-        <w:shd w:val="clear" w:color="auto" w:fill="F2EFE9"/>
-        <w:spacing w:after="0" w:line="240" w:lineRule="auto"/>
-        <w:rPr>
-          <w:rFonts w:ascii="Consolas" w:hAnsi="Consolas" w:cs="Consolas"/>
-          <w:sz w:val="20"/>
-        </w:rPr>
-      </w:pPr>
-      <w:r>
-        <w:rPr>
-          <w:rFonts w:ascii="Consolas" w:hAnsi="Consolas" w:cs="Consolas"/>
-          <w:sz w:val="20"/>
-          <w:shd w:val="clear" w:color="auto" w:fill="F2EFE9"/>
-        </w:rPr>
-        <w:t xml:space="preserve">results = run_eval(dataset)</w:t>
+        <w:t>results = run_eval(dataset)</w:t>
       </w:r>
     </w:p>
     <w:p>
@@ -10237,7 +9923,7 @@
           <w:color w:val="5A3E1B"/>
           <w:lang w:val="en-US"/>
         </w:rPr>
-        <w:t xml:space="preserve">even with Claude Haiku it can take around 30 seconds</w:t>
+        <w:t>even with Claude Haiku it can take around 30 seconds</w:t>
       </w:r>
       <w:r>
         <w:rPr>
@@ -10263,7 +9949,7 @@
           <w:szCs w:val="30"/>
           <w:lang w:val="en-US"/>
         </w:rPr>
-        <w:t xml:space="preserve">Examining the results</w:t>
+        <w:t>Examining the results</w:t>
       </w:r>
     </w:p>
     <w:p>
@@ -10286,7 +9972,7 @@
           <w:color w:val="5A3E1B"/>
           <w:lang w:val="en-US"/>
         </w:rPr>
-        <w:t xml:space="preserve">json.dumps</w:t>
+        <w:t>json.dumps</w:t>
       </w:r>
       <w:r>
         <w:rPr>
@@ -10298,7 +9984,6 @@
     <w:p>
       <w:pPr>
         <w:shd w:val="clear" w:color="auto" w:fill="F2EFE9"/>
-        <w:spacing w:after="0" w:line="240" w:lineRule="auto"/>
         <w:rPr>
           <w:rFonts w:ascii="Consolas" w:hAnsi="Consolas" w:cs="Consolas"/>
           <w:sz w:val="20"/>
@@ -10310,7 +9995,7 @@
           <w:sz w:val="20"/>
           <w:shd w:val="clear" w:color="auto" w:fill="F2EFE9"/>
         </w:rPr>
-        <w:t xml:space="preserve">print(json.dumps(results, indent=2))</w:t>
+        <w:t>print(json.dumps(results, indent=2))</w:t>
       </w:r>
     </w:p>
     <w:p>
@@ -10333,7 +10018,7 @@
           <w:color w:val="5A3E1B"/>
           <w:lang w:val="en-US"/>
         </w:rPr>
-        <w:t xml:space="preserve">see it in the data</w:t>
+        <w:t>see it in the data</w:t>
       </w:r>
       <w:r>
         <w:rPr>
@@ -10359,7 +10044,7 @@
           <w:szCs w:val="30"/>
           <w:lang w:val="en-US"/>
         </w:rPr>
-        <w:t xml:space="preserve">What has been accomplished</w:t>
+        <w:t>What has been accomplished</w:t>
       </w:r>
     </w:p>
     <w:p>
@@ -10382,7 +10067,7 @@
           <w:color w:val="5A3E1B"/>
           <w:lang w:val="en-US"/>
         </w:rPr>
-        <w:t xml:space="preserve">grading system</w:t>
+        <w:t>grading system</w:t>
       </w:r>
       <w:r>
         <w:rPr>
@@ -10402,6 +10087,7 @@
         <w:rPr>
           <w:lang w:val="en-US"/>
         </w:rPr>
+        <w:lastRenderedPageBreak/>
         <w:t xml:space="preserve">This pipeline represents the </w:t>
       </w:r>
       <w:r>
@@ -10411,13 +10097,13 @@
           <w:color w:val="5A3E1B"/>
           <w:lang w:val="en-US"/>
         </w:rPr>
-        <w:t xml:space="preserve">foundation of most AI evaluation systems</w:t>
-      </w:r>
-      <w:r>
-        <w:rPr>
-          <w:lang w:val="en-US"/>
-        </w:rPr>
-        <w:t xml:space="preserve">. While it may seem simple, it is the majority of what an eval pipeline actually does. The complexity comes in the details: better prompts, sophisticated grading, and performance optimizations. Graders are the next topic, and they are what will transform hardcoded scores into meaningful evaluations of Claude's performance.</w:t>
+        <w:t>foundation of most AI evaluation systems</w:t>
+      </w:r>
+      <w:r>
+        <w:rPr>
+          <w:lang w:val="en-US"/>
+        </w:rPr>
+        <w:t>. While it may seem simple, it is the majority of what an eval pipeline actually does. The complexity comes in the details: better prompts, sophisticated grading, and performance optimizations. Graders are the next topic, and they are what will transform hardcoded scores into meaningful evaluations of Claude's performance.</w:t>
       </w:r>
     </w:p>
     <w:p>
@@ -10437,7 +10123,7 @@
           <w:szCs w:val="30"/>
           <w:lang w:val="en-US"/>
         </w:rPr>
-        <w:t xml:space="preserve">Practice Questions — Lesson 4</w:t>
+        <w:t>Practice Questions — Lesson 4</w:t>
       </w:r>
     </w:p>
     <w:p>
@@ -10451,7 +10137,7 @@
         <w:rPr>
           <w:lang w:val="en-US"/>
         </w:rPr>
-        <w:t xml:space="preserve">Choose the single best answer for each question (A–E).</w:t>
+        <w:t>Choose the single best answer for each question (A–E).</w:t>
       </w:r>
     </w:p>
     <w:p>
@@ -10486,7 +10172,7 @@
           <w:rFonts w:ascii="Arial" w:hAnsi="Arial" w:cs="Arial"/>
           <w:lang w:val="en-US"/>
         </w:rPr>
-        <w:t xml:space="preserve">A) Loads the dataset from disk and loops over every record</w:t>
+        <w:t>A) Loads the dataset from disk and loops over every record</w:t>
       </w:r>
     </w:p>
     <w:p>
@@ -10503,7 +10189,7 @@
           <w:rFonts w:ascii="Arial" w:hAnsi="Arial" w:cs="Arial"/>
           <w:lang w:val="en-US"/>
         </w:rPr>
-        <w:t xml:space="preserve">B) Merges one test case with the prompt template, sends it to Claude and returns the output</w:t>
+        <w:t>B) Merges one test case with the prompt template, sends it to Claude and returns the output</w:t>
       </w:r>
     </w:p>
     <w:p>
@@ -10520,7 +10206,7 @@
           <w:rFonts w:ascii="Arial" w:hAnsi="Arial" w:cs="Arial"/>
           <w:lang w:val="en-US"/>
         </w:rPr>
-        <w:t xml:space="preserve">C) Grades Claude's response on a scale from 1 to 10</w:t>
+        <w:t>C) Grades Claude's response on a scale from 1 to 10</w:t>
       </w:r>
     </w:p>
     <w:p>
@@ -10537,7 +10223,7 @@
           <w:rFonts w:ascii="Arial" w:hAnsi="Arial" w:cs="Arial"/>
           <w:lang w:val="en-US"/>
         </w:rPr>
-        <w:t xml:space="preserve">D) Averages the scores of all test cases</w:t>
+        <w:t>D) Averages the scores of all test cases</w:t>
       </w:r>
     </w:p>
     <w:p>
@@ -10554,7 +10240,7 @@
           <w:rFonts w:ascii="Arial" w:hAnsi="Arial" w:cs="Arial"/>
           <w:lang w:val="en-US"/>
         </w:rPr>
-        <w:t xml:space="preserve">E) Saves the results into dataset.json</w:t>
+        <w:t>E) Saves the results into dataset.json</w:t>
       </w:r>
     </w:p>
     <w:p>
@@ -10589,7 +10275,7 @@
           <w:rFonts w:ascii="Arial" w:hAnsi="Arial" w:cs="Arial"/>
           <w:lang w:val="en-US"/>
         </w:rPr>
-        <w:t xml:space="preserve">A) "prompt", "response", "average"</w:t>
+        <w:t>A) "prompt", "response", "average"</w:t>
       </w:r>
     </w:p>
     <w:p>
@@ -10606,7 +10292,7 @@
           <w:rFonts w:ascii="Arial" w:hAnsi="Arial" w:cs="Arial"/>
           <w:lang w:val="en-US"/>
         </w:rPr>
-        <w:t xml:space="preserve">B) "task", "answer", "grade"</w:t>
+        <w:t>B) "task", "answer", "grade"</w:t>
       </w:r>
     </w:p>
     <w:p>
@@ -10623,7 +10309,7 @@
           <w:rFonts w:ascii="Arial" w:hAnsi="Arial" w:cs="Arial"/>
           <w:lang w:val="en-US"/>
         </w:rPr>
-        <w:t xml:space="preserve">C) "output", "test_case", "score"</w:t>
+        <w:t>C) "output", "test_case", "score"</w:t>
       </w:r>
     </w:p>
     <w:p>
@@ -10640,7 +10326,7 @@
           <w:rFonts w:ascii="Arial" w:hAnsi="Arial" w:cs="Arial"/>
           <w:lang w:val="en-US"/>
         </w:rPr>
-        <w:t xml:space="preserve">D) "input", "output", "duration"</w:t>
+        <w:t>D) "input", "output", "duration"</w:t>
       </w:r>
     </w:p>
     <w:p>
@@ -10657,7 +10343,7 @@
           <w:rFonts w:ascii="Arial" w:hAnsi="Arial" w:cs="Arial"/>
           <w:lang w:val="en-US"/>
         </w:rPr>
-        <w:t xml:space="preserve">E) "role", "content", "score"</w:t>
+        <w:t>E) "role", "content", "score"</w:t>
       </w:r>
     </w:p>
     <w:p>
@@ -10692,7 +10378,7 @@
           <w:rFonts w:ascii="Arial" w:hAnsi="Arial" w:cs="Arial"/>
           <w:lang w:val="en-US"/>
         </w:rPr>
-        <w:t xml:space="preserve">A) Because 10 is the average score the prompt actually achieves</w:t>
+        <w:t>A) Because 10 is the average score the prompt actually achieves</w:t>
       </w:r>
     </w:p>
     <w:p>
@@ -10709,7 +10395,7 @@
           <w:rFonts w:ascii="Arial" w:hAnsi="Arial" w:cs="Arial"/>
           <w:lang w:val="en-US"/>
         </w:rPr>
-        <w:t xml:space="preserve">B) Because it is a placeholder that lets the whole pipeline be tested before grading logic exists</w:t>
+        <w:t>B) Because it is a placeholder that lets the whole pipeline be tested before grading logic exists</w:t>
       </w:r>
     </w:p>
     <w:p>
@@ -10726,7 +10412,7 @@
           <w:rFonts w:ascii="Arial" w:hAnsi="Arial" w:cs="Arial"/>
           <w:lang w:val="en-US"/>
         </w:rPr>
-        <w:t xml:space="preserve">C) Because the API returns the score automatically and 10 is its default</w:t>
+        <w:t>C) Because the API returns the score automatically and 10 is its default</w:t>
       </w:r>
     </w:p>
     <w:p>
@@ -10743,7 +10429,7 @@
           <w:rFonts w:ascii="Arial" w:hAnsi="Arial" w:cs="Arial"/>
           <w:lang w:val="en-US"/>
         </w:rPr>
-        <w:t xml:space="preserve">D) Because scores below 10 would make the evaluation fail</w:t>
+        <w:t>D) Because scores below 10 would make the evaluation fail</w:t>
       </w:r>
     </w:p>
     <w:p>
@@ -10760,7 +10446,7 @@
           <w:rFonts w:ascii="Arial" w:hAnsi="Arial" w:cs="Arial"/>
           <w:lang w:val="en-US"/>
         </w:rPr>
-        <w:t xml:space="preserve">E) Because graders can only be used on datasets created by hand</w:t>
+        <w:t>E) Because graders can only be used on datasets created by hand</w:t>
       </w:r>
     </w:p>
     <w:p>
@@ -10795,7 +10481,7 @@
           <w:rFonts w:ascii="Arial" w:hAnsi="Arial" w:cs="Arial"/>
           <w:lang w:val="en-US"/>
         </w:rPr>
-        <w:t xml:space="preserve">A) Because the grader model is slower than Haiku</w:t>
+        <w:t>A) Because the grader model is slower than Haiku</w:t>
       </w:r>
     </w:p>
     <w:p>
@@ -10812,7 +10498,7 @@
           <w:rFonts w:ascii="Arial" w:hAnsi="Arial" w:cs="Arial"/>
           <w:lang w:val="en-US"/>
         </w:rPr>
-        <w:t xml:space="preserve">B) Because the requests are sent one at a time, sequentially</w:t>
+        <w:t>B) Because the requests are sent one at a time, sequentially</w:t>
       </w:r>
     </w:p>
     <w:p>
@@ -10829,7 +10515,7 @@
           <w:rFonts w:ascii="Arial" w:hAnsi="Arial" w:cs="Arial"/>
           <w:lang w:val="en-US"/>
         </w:rPr>
-        <w:t xml:space="preserve">C) Because dataset.json has to be re-saved after each case</w:t>
+        <w:t>C) Because dataset.json has to be re-saved after each case</w:t>
       </w:r>
     </w:p>
     <w:p>
@@ -10846,7 +10532,7 @@
           <w:rFonts w:ascii="Arial" w:hAnsi="Arial" w:cs="Arial"/>
           <w:lang w:val="en-US"/>
         </w:rPr>
-        <w:t xml:space="preserve">D) Because temperature is set to 1.0</w:t>
+        <w:t>D) Because temperature is set to 1.0</w:t>
       </w:r>
     </w:p>
     <w:p>
@@ -10863,7 +10549,8 @@
           <w:rFonts w:ascii="Arial" w:hAnsi="Arial" w:cs="Arial"/>
           <w:lang w:val="en-US"/>
         </w:rPr>
-        <w:t xml:space="preserve">E) Because streaming is disabled in the chat helper</w:t>
+        <w:lastRenderedPageBreak/>
+        <w:t>E) Because streaming is disabled in the chat helper</w:t>
       </w:r>
     </w:p>
     <w:p>
@@ -10898,7 +10585,7 @@
           <w:rFonts w:ascii="Arial" w:hAnsi="Arial" w:cs="Arial"/>
           <w:lang w:val="en-US"/>
         </w:rPr>
-        <w:t xml:space="preserve">A) Because max_tokens was set too high</w:t>
+        <w:t>A) Because max_tokens was set too high</w:t>
       </w:r>
     </w:p>
     <w:p>
@@ -10915,7 +10602,7 @@
           <w:rFonts w:ascii="Arial" w:hAnsi="Arial" w:cs="Arial"/>
           <w:lang w:val="en-US"/>
         </w:rPr>
-        <w:t xml:space="preserve">B) Because the prompt includes no formatting instructions yet</w:t>
+        <w:t>B) Because the prompt includes no formatting instructions yet</w:t>
       </w:r>
     </w:p>
     <w:p>
@@ -10932,7 +10619,7 @@
           <w:rFonts w:ascii="Arial" w:hAnsi="Arial" w:cs="Arial"/>
           <w:lang w:val="en-US"/>
         </w:rPr>
-        <w:t xml:space="preserve">C) Because the dataset tasks were generated by Claude instead of by hand</w:t>
+        <w:t>C) Because the dataset tasks were generated by Claude instead of by hand</w:t>
       </w:r>
     </w:p>
     <w:p>
@@ -10949,7 +10636,7 @@
           <w:rFonts w:ascii="Arial" w:hAnsi="Arial" w:cs="Arial"/>
           <w:lang w:val="en-US"/>
         </w:rPr>
-        <w:t xml:space="preserve">D) Because run_eval sends the whole dataset in a single request</w:t>
+        <w:t>D) Because run_eval sends the whole dataset in a single request</w:t>
       </w:r>
     </w:p>
     <w:p>
@@ -10966,7 +10653,7 @@
           <w:rFonts w:ascii="Arial" w:hAnsi="Arial" w:cs="Arial"/>
           <w:lang w:val="en-US"/>
         </w:rPr>
-        <w:t xml:space="preserve">E) Because the hardcoded score of 10 encourages longer answers</w:t>
+        <w:t>E) Because the hardcoded score of 10 encourages longer answers</w:t>
       </w:r>
     </w:p>
     <w:p>
@@ -10998,6 +10685,7 @@
           <w:szCs w:val="40"/>
           <w:lang w:val="en-US"/>
         </w:rPr>
+        <w:lastRenderedPageBreak/>
         <w:t>Lesson 5 — Model-Based Grading</w:t>
       </w:r>
     </w:p>
@@ -11018,7 +10706,7 @@
           <w:szCs w:val="30"/>
           <w:lang w:val="en-US"/>
         </w:rPr>
-        <w:t xml:space="preserve">Core idea</w:t>
+        <w:t>Core idea</w:t>
       </w:r>
     </w:p>
     <w:p>
@@ -11041,7 +10729,7 @@
           <w:color w:val="5A3E1B"/>
           <w:lang w:val="en-US"/>
         </w:rPr>
-        <w:t xml:space="preserve">measurable feedback</w:t>
+        <w:t>measurable feedback</w:t>
       </w:r>
       <w:r>
         <w:rPr>
@@ -11056,7 +10744,7 @@
           <w:color w:val="5A3E1B"/>
           <w:lang w:val="en-US"/>
         </w:rPr>
-        <w:t xml:space="preserve">model grader</w:t>
+        <w:t>model grader</w:t>
       </w:r>
       <w:r>
         <w:rPr>
@@ -11071,7 +10759,7 @@
           <w:color w:val="5A3E1B"/>
           <w:lang w:val="en-US"/>
         </w:rPr>
-        <w:t xml:space="preserve">strengths, weaknesses and reasoning alongside the score</w:t>
+        <w:t>strengths, weaknesses and reasoning alongside the score</w:t>
       </w:r>
       <w:r>
         <w:rPr>
@@ -11097,7 +10785,7 @@
           <w:szCs w:val="30"/>
           <w:lang w:val="en-US"/>
         </w:rPr>
-        <w:t xml:space="preserve">Key points</w:t>
+        <w:t>Key points</w:t>
       </w:r>
     </w:p>
     <w:p>
@@ -11125,7 +10813,7 @@
           <w:color w:val="5A3E1B"/>
           <w:lang w:val="en-US"/>
         </w:rPr>
-        <w:t xml:space="preserve">measurable signal</w:t>
+        <w:t>measurable signal</w:t>
       </w:r>
       <w:r>
         <w:rPr>
@@ -11159,7 +10847,7 @@
           <w:color w:val="5A3E1B"/>
           <w:lang w:val="en-US"/>
         </w:rPr>
-        <w:t xml:space="preserve">code</w:t>
+        <w:t>code</w:t>
       </w:r>
       <w:r>
         <w:rPr>
@@ -11174,7 +10862,7 @@
           <w:color w:val="5A3E1B"/>
           <w:lang w:val="en-US"/>
         </w:rPr>
-        <w:t xml:space="preserve">model</w:t>
+        <w:t>model</w:t>
       </w:r>
       <w:r>
         <w:rPr>
@@ -11189,7 +10877,7 @@
           <w:color w:val="5A3E1B"/>
           <w:lang w:val="en-US"/>
         </w:rPr>
-        <w:t xml:space="preserve">human</w:t>
+        <w:t>human</w:t>
       </w:r>
       <w:r>
         <w:rPr>
@@ -11223,7 +10911,7 @@
           <w:color w:val="5A3E1B"/>
           <w:lang w:val="en-US"/>
         </w:rPr>
-        <w:t xml:space="preserve">evaluation criteria first</w:t>
+        <w:t>evaluation criteria first</w:t>
       </w:r>
       <w:r>
         <w:rPr>
@@ -11257,7 +10945,7 @@
           <w:color w:val="5A3E1B"/>
           <w:lang w:val="en-US"/>
         </w:rPr>
-        <w:t xml:space="preserve">code graders</w:t>
+        <w:t>code graders</w:t>
       </w:r>
       <w:r>
         <w:rPr>
@@ -11272,13 +10960,13 @@
           <w:color w:val="5A3E1B"/>
           <w:lang w:val="en-US"/>
         </w:rPr>
-        <w:t xml:space="preserve">model graders</w:t>
-      </w:r>
-      <w:r>
-        <w:rPr>
-          <w:lang w:val="en-US"/>
-        </w:rPr>
-        <w:t xml:space="preserve">.</w:t>
+        <w:t>model graders</w:t>
+      </w:r>
+      <w:r>
+        <w:rPr>
+          <w:lang w:val="en-US"/>
+        </w:rPr>
+        <w:t>.</w:t>
       </w:r>
     </w:p>
     <w:p>
@@ -11306,7 +10994,7 @@
           <w:color w:val="5A3E1B"/>
           <w:lang w:val="en-US"/>
         </w:rPr>
-        <w:t xml:space="preserve">strengths, weaknesses and reasoning BEFORE the score</w:t>
+        <w:t>strengths, weaknesses and reasoning BEFORE the score</w:t>
       </w:r>
       <w:r>
         <w:rPr>
@@ -11340,7 +11028,7 @@
           <w:color w:val="5A3E1B"/>
           <w:lang w:val="en-US"/>
         </w:rPr>
-        <w:t xml:space="preserve">prefill + stop sequence</w:t>
+        <w:t>prefill + stop sequence</w:t>
       </w:r>
       <w:r>
         <w:rPr>
@@ -11374,7 +11062,7 @@
           <w:color w:val="5A3E1B"/>
           <w:lang w:val="en-US"/>
         </w:rPr>
-        <w:t xml:space="preserve">reasoning</w:t>
+        <w:t>reasoning</w:t>
       </w:r>
       <w:r>
         <w:rPr>
@@ -11389,13 +11077,13 @@
           <w:color w:val="5A3E1B"/>
           <w:lang w:val="en-US"/>
         </w:rPr>
-        <w:t xml:space="preserve">average with statistics.mean</w:t>
-      </w:r>
-      <w:r>
-        <w:rPr>
-          <w:lang w:val="en-US"/>
-        </w:rPr>
-        <w:t xml:space="preserve">.</w:t>
+        <w:t>average with statistics.mean</w:t>
+      </w:r>
+      <w:r>
+        <w:rPr>
+          <w:lang w:val="en-US"/>
+        </w:rPr>
+        <w:t>.</w:t>
       </w:r>
     </w:p>
     <w:p>
@@ -11415,7 +11103,7 @@
           <w:szCs w:val="30"/>
           <w:lang w:val="en-US"/>
         </w:rPr>
-        <w:t xml:space="preserve">The three types of graders</w:t>
+        <w:t>The three types of graders</w:t>
       </w:r>
     </w:p>
     <w:p>
@@ -11438,7 +11126,7 @@
           <w:color w:val="5A3E1B"/>
           <w:lang w:val="en-US"/>
         </w:rPr>
-        <w:t xml:space="preserve">code graders</w:t>
+        <w:t>code graders</w:t>
       </w:r>
       <w:r>
         <w:rPr>
@@ -11453,7 +11141,7 @@
           <w:color w:val="5A3E1B"/>
           <w:lang w:val="en-US"/>
         </w:rPr>
-        <w:t xml:space="preserve">model graders</w:t>
+        <w:t>model graders</w:t>
       </w:r>
       <w:r>
         <w:rPr>
@@ -11468,7 +11156,7 @@
           <w:color w:val="5A3E1B"/>
           <w:lang w:val="en-US"/>
         </w:rPr>
-        <w:t xml:space="preserve">human graders</w:t>
+        <w:t>human graders</w:t>
       </w:r>
       <w:r>
         <w:rPr>
@@ -11486,6 +11174,7 @@
         <w:rPr>
           <w:noProof/>
         </w:rPr>
+        <w:lastRenderedPageBreak/>
         <w:drawing>
           <wp:inline distT="0" distB="0" distL="0" distR="0" wp14:anchorId="15000011" wp14:editId="15000012">
             <wp:extent cx="5334000" cy="2665040"/>
@@ -11504,7 +11193,7 @@
                     </pic:cNvPicPr>
                   </pic:nvPicPr>
                   <pic:blipFill>
-                    <a:blip r:embed="rId61"/>
+                    <a:blip r:embed="rId16"/>
                     <a:srcRect/>
                     <a:stretch>
                       <a:fillRect/>
@@ -11564,16 +11253,10 @@
         <w:tblLook w:val="0000" w:firstRow="0" w:lastRow="0" w:firstColumn="0" w:lastColumn="0" w:noHBand="0" w:noVBand="0"/>
       </w:tblPr>
       <w:tblGrid>
-        <w:gridCol w:w="2000"/>
-        <w:gridCol w:w="7496"/>
+        <w:gridCol w:w="1167"/>
+        <w:gridCol w:w="8329"/>
       </w:tblGrid>
       <w:tr>
-        <w:tblPrEx>
-          <w:tblCellMar>
-            <w:top w:w="0" w:type="dxa"/>
-            <w:bottom w:w="0" w:type="dxa"/>
-          </w:tblCellMar>
-        </w:tblPrEx>
         <w:tc>
           <w:tcPr>
             <w:tcW w:w="0" w:type="auto"/>
@@ -11598,7 +11281,7 @@
                 <w:szCs w:val="22"/>
                 <w:lang w:val="en-US"/>
               </w:rPr>
-              <w:t xml:space="preserve">Grader type</w:t>
+              <w:t>Grader type</w:t>
             </w:r>
           </w:p>
         </w:tc>
@@ -11626,18 +11309,12 @@
                 <w:szCs w:val="22"/>
                 <w:lang w:val="en-US"/>
               </w:rPr>
-              <w:t xml:space="preserve">What it does and what it is useful for</w:t>
+              <w:t>What it does and what it is useful for</w:t>
             </w:r>
           </w:p>
         </w:tc>
       </w:tr>
       <w:tr>
-        <w:tblPrEx>
-          <w:tblCellMar>
-            <w:top w:w="0" w:type="dxa"/>
-            <w:bottom w:w="0" w:type="dxa"/>
-          </w:tblCellMar>
-        </w:tblPrEx>
         <w:tc>
           <w:tcPr>
             <w:tcW w:w="0" w:type="auto"/>
@@ -11660,7 +11337,7 @@
                 <w:szCs w:val="22"/>
                 <w:lang w:val="en-US"/>
               </w:rPr>
-              <w:t xml:space="preserve">Code</w:t>
+              <w:t>Code</w:t>
             </w:r>
           </w:p>
         </w:tc>
@@ -11686,18 +11363,12 @@
                 <w:szCs w:val="22"/>
                 <w:lang w:val="en-US"/>
               </w:rPr>
-              <w:t xml:space="preserve">Programmatically evaluate the result — output length, presence/absence of certain words, syntax validation, readability scores</w:t>
+              <w:t>Programmatically evaluate the result — output length, presence/absence of certain words, syntax validation, readability scores</w:t>
             </w:r>
           </w:p>
         </w:tc>
       </w:tr>
       <w:tr>
-        <w:tblPrEx>
-          <w:tblCellMar>
-            <w:top w:w="0" w:type="dxa"/>
-            <w:bottom w:w="0" w:type="dxa"/>
-          </w:tblCellMar>
-        </w:tblPrEx>
         <w:tc>
           <w:tcPr>
             <w:tcW w:w="0" w:type="auto"/>
@@ -11720,7 +11391,7 @@
                 <w:szCs w:val="22"/>
                 <w:lang w:val="en-US"/>
               </w:rPr>
-              <w:t xml:space="preserve">Model</w:t>
+              <w:t>Model</w:t>
             </w:r>
           </w:p>
         </w:tc>
@@ -11746,18 +11417,12 @@
                 <w:szCs w:val="22"/>
                 <w:lang w:val="en-US"/>
               </w:rPr>
-              <w:t xml:space="preserve">Ask a model to assign a score or compare two versions — response quality, instruction following, completeness, helpfulness, safety</w:t>
+              <w:t>Ask a model to assign a score or compare two versions — response quality, instruction following, completeness, helpfulness, safety</w:t>
             </w:r>
           </w:p>
         </w:tc>
       </w:tr>
       <w:tr>
-        <w:tblPrEx>
-          <w:tblCellMar>
-            <w:top w:w="0" w:type="dxa"/>
-            <w:bottom w:w="0" w:type="dxa"/>
-          </w:tblCellMar>
-        </w:tblPrEx>
         <w:tc>
           <w:tcPr>
             <w:tcW w:w="0" w:type="auto"/>
@@ -11780,7 +11445,7 @@
                 <w:szCs w:val="22"/>
                 <w:lang w:val="en-US"/>
               </w:rPr>
-              <w:t xml:space="preserve">Human</w:t>
+              <w:t>Human</w:t>
             </w:r>
           </w:p>
         </w:tc>
@@ -11806,7 +11471,7 @@
                 <w:szCs w:val="22"/>
                 <w:lang w:val="en-US"/>
               </w:rPr>
-              <w:t xml:space="preserve">Ask a human to assign a score or compare two versions — general quality, comprehensiveness, depth, conciseness, relevance</w:t>
+              <w:t>Ask a human to assign a score or compare two versions — general quality, comprehensiveness, depth, conciseness, relevance</w:t>
             </w:r>
           </w:p>
         </w:tc>
@@ -11837,7 +11502,7 @@
           <w:color w:val="5A3E1B"/>
           <w:lang w:val="en-US"/>
         </w:rPr>
-        <w:t xml:space="preserve">any programmatic check you can imagine</w:t>
+        <w:t>any programmatic check you can imagine</w:t>
       </w:r>
       <w:r>
         <w:rPr>
@@ -11852,7 +11517,7 @@
           <w:color w:val="5A3E1B"/>
           <w:lang w:val="en-US"/>
         </w:rPr>
-        <w:t xml:space="preserve">another API call</w:t>
+        <w:t>another API call</w:t>
       </w:r>
       <w:r>
         <w:rPr>
@@ -11878,7 +11543,7 @@
           <w:szCs w:val="30"/>
           <w:lang w:val="en-US"/>
         </w:rPr>
-        <w:t xml:space="preserve">Defining evaluation criteria</w:t>
+        <w:t>Defining evaluation criteria</w:t>
       </w:r>
     </w:p>
     <w:p>
@@ -11901,7 +11566,7 @@
           <w:color w:val="5A3E1B"/>
           <w:lang w:val="en-US"/>
         </w:rPr>
-        <w:t xml:space="preserve">Format</w:t>
+        <w:t>Format</w:t>
       </w:r>
       <w:r>
         <w:rPr>
@@ -11916,7 +11581,7 @@
           <w:color w:val="5A3E1B"/>
           <w:lang w:val="en-US"/>
         </w:rPr>
-        <w:t xml:space="preserve">Valid Syntax</w:t>
+        <w:t>Valid Syntax</w:t>
       </w:r>
       <w:r>
         <w:rPr>
@@ -11931,7 +11596,7 @@
           <w:color w:val="5A3E1B"/>
           <w:lang w:val="en-US"/>
         </w:rPr>
-        <w:t xml:space="preserve">Task Following</w:t>
+        <w:t>Task Following</w:t>
       </w:r>
       <w:r>
         <w:rPr>
@@ -11949,6 +11614,7 @@
         <w:rPr>
           <w:noProof/>
         </w:rPr>
+        <w:lastRenderedPageBreak/>
         <w:drawing>
           <wp:inline distT="0" distB="0" distL="0" distR="0" wp14:anchorId="15000025" wp14:editId="15000026">
             <wp:extent cx="5334000" cy="2618355"/>
@@ -11967,7 +11633,7 @@
                     </pic:cNvPicPr>
                   </pic:nvPicPr>
                   <pic:blipFill>
-                    <a:blip r:embed="rId62"/>
+                    <a:blip r:embed="rId17"/>
                     <a:srcRect/>
                     <a:stretch>
                       <a:fillRect/>
@@ -12029,7 +11695,7 @@
           <w:color w:val="5A3E1B"/>
           <w:lang w:val="en-US"/>
         </w:rPr>
-        <w:t xml:space="preserve">code graders</w:t>
+        <w:t>code graders</w:t>
       </w:r>
       <w:r>
         <w:rPr>
@@ -12044,7 +11710,7 @@
           <w:color w:val="5A3E1B"/>
           <w:lang w:val="en-US"/>
         </w:rPr>
-        <w:t xml:space="preserve">deterministic</w:t>
+        <w:t>deterministic</w:t>
       </w:r>
       <w:r>
         <w:rPr>
@@ -12059,13 +11725,13 @@
           <w:color w:val="5A3E1B"/>
           <w:lang w:val="en-US"/>
         </w:rPr>
-        <w:t xml:space="preserve">better suited for model graders due to their flexibility</w:t>
-      </w:r>
-      <w:r>
-        <w:rPr>
-          <w:lang w:val="en-US"/>
-        </w:rPr>
-        <w:t xml:space="preserve">: deciding whether an answer genuinely addresses a task is a judgement call that no simple check can make.</w:t>
+        <w:t>better suited for model graders due to their flexibility</w:t>
+      </w:r>
+      <w:r>
+        <w:rPr>
+          <w:lang w:val="en-US"/>
+        </w:rPr>
+        <w:t>: deciding whether an answer genuinely addresses a task is a judgement call that no simple check can make.</w:t>
       </w:r>
     </w:p>
     <w:tbl>
@@ -12086,16 +11752,10 @@
         <w:tblLook w:val="0000" w:firstRow="0" w:lastRow="0" w:firstColumn="0" w:lastColumn="0" w:noHBand="0" w:noVBand="0"/>
       </w:tblPr>
       <w:tblGrid>
-        <w:gridCol w:w="2400"/>
-        <w:gridCol w:w="7096"/>
+        <w:gridCol w:w="1453"/>
+        <w:gridCol w:w="8043"/>
       </w:tblGrid>
       <w:tr>
-        <w:tblPrEx>
-          <w:tblCellMar>
-            <w:top w:w="0" w:type="dxa"/>
-            <w:bottom w:w="0" w:type="dxa"/>
-          </w:tblCellMar>
-        </w:tblPrEx>
         <w:tc>
           <w:tcPr>
             <w:tcW w:w="0" w:type="auto"/>
@@ -12120,7 +11780,7 @@
                 <w:szCs w:val="22"/>
                 <w:lang w:val="en-US"/>
               </w:rPr>
-              <w:t xml:space="preserve">Criterion</w:t>
+              <w:t>Criterion</w:t>
             </w:r>
           </w:p>
         </w:tc>
@@ -12148,18 +11808,12 @@
                 <w:szCs w:val="22"/>
                 <w:lang w:val="en-US"/>
               </w:rPr>
-              <w:t xml:space="preserve">Requirement</w:t>
+              <w:t>Requirement</w:t>
             </w:r>
           </w:p>
         </w:tc>
       </w:tr>
       <w:tr>
-        <w:tblPrEx>
-          <w:tblCellMar>
-            <w:top w:w="0" w:type="dxa"/>
-            <w:bottom w:w="0" w:type="dxa"/>
-          </w:tblCellMar>
-        </w:tblPrEx>
         <w:tc>
           <w:tcPr>
             <w:tcW w:w="0" w:type="auto"/>
@@ -12182,7 +11836,7 @@
                 <w:szCs w:val="22"/>
                 <w:lang w:val="en-US"/>
               </w:rPr>
-              <w:t xml:space="preserve">Format</w:t>
+              <w:t>Format</w:t>
             </w:r>
           </w:p>
         </w:tc>
@@ -12208,18 +11862,12 @@
                 <w:szCs w:val="22"/>
                 <w:lang w:val="en-US"/>
               </w:rPr>
-              <w:t xml:space="preserve">Should return only Python, JSON or Regex without explanation → code grader</w:t>
+              <w:t>Should return only Python, JSON or Regex without explanation → code grader</w:t>
             </w:r>
           </w:p>
         </w:tc>
       </w:tr>
       <w:tr>
-        <w:tblPrEx>
-          <w:tblCellMar>
-            <w:top w:w="0" w:type="dxa"/>
-            <w:bottom w:w="0" w:type="dxa"/>
-          </w:tblCellMar>
-        </w:tblPrEx>
         <w:tc>
           <w:tcPr>
             <w:tcW w:w="0" w:type="auto"/>
@@ -12242,7 +11890,7 @@
                 <w:szCs w:val="22"/>
                 <w:lang w:val="en-US"/>
               </w:rPr>
-              <w:t xml:space="preserve">Valid Syntax</w:t>
+              <w:t>Valid Syntax</w:t>
             </w:r>
           </w:p>
         </w:tc>
@@ -12268,18 +11916,12 @@
                 <w:szCs w:val="22"/>
                 <w:lang w:val="en-US"/>
               </w:rPr>
-              <w:t xml:space="preserve">Produced Python, JSON and Regex should have valid syntax → code grader</w:t>
+              <w:t>Produced Python, JSON and Regex should have valid syntax → code grader</w:t>
             </w:r>
           </w:p>
         </w:tc>
       </w:tr>
       <w:tr>
-        <w:tblPrEx>
-          <w:tblCellMar>
-            <w:top w:w="0" w:type="dxa"/>
-            <w:bottom w:w="0" w:type="dxa"/>
-          </w:tblCellMar>
-        </w:tblPrEx>
         <w:tc>
           <w:tcPr>
             <w:tcW w:w="0" w:type="auto"/>
@@ -12302,7 +11944,7 @@
                 <w:szCs w:val="22"/>
                 <w:lang w:val="en-US"/>
               </w:rPr>
-              <w:t xml:space="preserve">Task Following</w:t>
+              <w:t>Task Following</w:t>
             </w:r>
           </w:p>
         </w:tc>
@@ -12328,7 +11970,7 @@
                 <w:szCs w:val="22"/>
                 <w:lang w:val="en-US"/>
               </w:rPr>
-              <w:t xml:space="preserve">Response should directly address the user's task, and generated code should be accurate → model grader</w:t>
+              <w:t>Response should directly address the user's task, and generated code should be accurate → model grader</w:t>
             </w:r>
           </w:p>
         </w:tc>
@@ -12356,7 +11998,7 @@
           <w:szCs w:val="30"/>
           <w:lang w:val="en-US"/>
         </w:rPr>
-        <w:t xml:space="preserve">Implementing a model grader</w:t>
+        <w:t>Implementing a model grader</w:t>
       </w:r>
     </w:p>
     <w:p>
@@ -12379,7 +12021,7 @@
           <w:color w:val="5A3E1B"/>
           <w:lang w:val="en-US"/>
         </w:rPr>
-        <w:t xml:space="preserve">prefill and stop sequence</w:t>
+        <w:t>prefill and stop sequence</w:t>
       </w:r>
       <w:r>
         <w:rPr>
@@ -12391,7 +12033,7 @@
     <w:p>
       <w:pPr>
         <w:shd w:val="clear" w:color="auto" w:fill="F2EFE9"/>
-        <w:spacing w:after="40" w:line="240" w:lineRule="auto"/>
+        <w:spacing w:after="40"/>
         <w:rPr>
           <w:rFonts w:ascii="Consolas" w:hAnsi="Consolas" w:cs="Consolas"/>
           <w:sz w:val="20"/>
@@ -12403,13 +12045,13 @@
           <w:sz w:val="20"/>
           <w:shd w:val="clear" w:color="auto" w:fill="F2EFE9"/>
         </w:rPr>
-        <w:t xml:space="preserve">def grade_by_model(test_case, output):</w:t>
+        <w:t>def grade_by_model(test_case, output):</w:t>
       </w:r>
     </w:p>
     <w:p>
       <w:pPr>
         <w:shd w:val="clear" w:color="auto" w:fill="F2EFE9"/>
-        <w:spacing w:after="40" w:line="240" w:lineRule="auto"/>
+        <w:spacing w:after="40"/>
         <w:rPr>
           <w:rFonts w:ascii="Consolas" w:hAnsi="Consolas" w:cs="Consolas"/>
           <w:sz w:val="20"/>
@@ -12427,7 +12069,7 @@
     <w:p>
       <w:pPr>
         <w:shd w:val="clear" w:color="auto" w:fill="F2EFE9"/>
-        <w:spacing w:after="40" w:line="240" w:lineRule="auto"/>
+        <w:spacing w:after="40"/>
         <w:rPr>
           <w:rFonts w:ascii="Consolas" w:hAnsi="Consolas" w:cs="Consolas"/>
           <w:sz w:val="20"/>
@@ -12445,7 +12087,7 @@
     <w:p>
       <w:pPr>
         <w:shd w:val="clear" w:color="auto" w:fill="F2EFE9"/>
-        <w:spacing w:after="40" w:line="240" w:lineRule="auto"/>
+        <w:spacing w:after="40"/>
         <w:rPr>
           <w:rFonts w:ascii="Consolas" w:hAnsi="Consolas" w:cs="Consolas"/>
           <w:sz w:val="20"/>
@@ -12457,13 +12099,23 @@
           <w:sz w:val="20"/>
           <w:shd w:val="clear" w:color="auto" w:fill="F2EFE9"/>
         </w:rPr>
-        <w:t xml:space="preserve">You are an expert code reviewer. Evaluate this AI-generated solution.</w:t>
+        <w:t>You are an expert code reviewer. Evaluate this AI-generated solution.</w:t>
       </w:r>
     </w:p>
     <w:p>
       <w:pPr>
         <w:shd w:val="clear" w:color="auto" w:fill="F2EFE9"/>
-        <w:spacing w:after="40" w:line="240" w:lineRule="auto"/>
+        <w:spacing w:after="40"/>
+        <w:rPr>
+          <w:rFonts w:ascii="Consolas" w:hAnsi="Consolas" w:cs="Consolas"/>
+          <w:sz w:val="20"/>
+        </w:rPr>
+      </w:pPr>
+    </w:p>
+    <w:p>
+      <w:pPr>
+        <w:shd w:val="clear" w:color="auto" w:fill="F2EFE9"/>
+        <w:spacing w:after="40"/>
         <w:rPr>
           <w:rFonts w:ascii="Consolas" w:hAnsi="Consolas" w:cs="Consolas"/>
           <w:sz w:val="20"/>
@@ -12475,13 +12127,13 @@
           <w:sz w:val="20"/>
           <w:shd w:val="clear" w:color="auto" w:fill="F2EFE9"/>
         </w:rPr>
-        <w:t xml:space="preserve"/>
+        <w:t>Task: {task}</w:t>
       </w:r>
     </w:p>
     <w:p>
       <w:pPr>
         <w:shd w:val="clear" w:color="auto" w:fill="F2EFE9"/>
-        <w:spacing w:after="40" w:line="240" w:lineRule="auto"/>
+        <w:spacing w:after="40"/>
         <w:rPr>
           <w:rFonts w:ascii="Consolas" w:hAnsi="Consolas" w:cs="Consolas"/>
           <w:sz w:val="20"/>
@@ -12493,13 +12145,23 @@
           <w:sz w:val="20"/>
           <w:shd w:val="clear" w:color="auto" w:fill="F2EFE9"/>
         </w:rPr>
-        <w:t xml:space="preserve">Task: {task}</w:t>
+        <w:t>Solution: {solution}</w:t>
       </w:r>
     </w:p>
     <w:p>
       <w:pPr>
         <w:shd w:val="clear" w:color="auto" w:fill="F2EFE9"/>
-        <w:spacing w:after="40" w:line="240" w:lineRule="auto"/>
+        <w:spacing w:after="40"/>
+        <w:rPr>
+          <w:rFonts w:ascii="Consolas" w:hAnsi="Consolas" w:cs="Consolas"/>
+          <w:sz w:val="20"/>
+        </w:rPr>
+      </w:pPr>
+    </w:p>
+    <w:p>
+      <w:pPr>
+        <w:shd w:val="clear" w:color="auto" w:fill="F2EFE9"/>
+        <w:spacing w:after="40"/>
         <w:rPr>
           <w:rFonts w:ascii="Consolas" w:hAnsi="Consolas" w:cs="Consolas"/>
           <w:sz w:val="20"/>
@@ -12511,13 +12173,13 @@
           <w:sz w:val="20"/>
           <w:shd w:val="clear" w:color="auto" w:fill="F2EFE9"/>
         </w:rPr>
-        <w:t xml:space="preserve">Solution: {solution}</w:t>
+        <w:t>Provide your evaluation as a structured JSON object with:</w:t>
       </w:r>
     </w:p>
     <w:p>
       <w:pPr>
         <w:shd w:val="clear" w:color="auto" w:fill="F2EFE9"/>
-        <w:spacing w:after="40" w:line="240" w:lineRule="auto"/>
+        <w:spacing w:after="40"/>
         <w:rPr>
           <w:rFonts w:ascii="Consolas" w:hAnsi="Consolas" w:cs="Consolas"/>
           <w:sz w:val="20"/>
@@ -12529,13 +12191,13 @@
           <w:sz w:val="20"/>
           <w:shd w:val="clear" w:color="auto" w:fill="F2EFE9"/>
         </w:rPr>
-        <w:t xml:space="preserve"/>
+        <w:t>- "strengths": An array of 1-3 key strengths</w:t>
       </w:r>
     </w:p>
     <w:p>
       <w:pPr>
         <w:shd w:val="clear" w:color="auto" w:fill="F2EFE9"/>
-        <w:spacing w:after="40" w:line="240" w:lineRule="auto"/>
+        <w:spacing w:after="40"/>
         <w:rPr>
           <w:rFonts w:ascii="Consolas" w:hAnsi="Consolas" w:cs="Consolas"/>
           <w:sz w:val="20"/>
@@ -12547,13 +12209,13 @@
           <w:sz w:val="20"/>
           <w:shd w:val="clear" w:color="auto" w:fill="F2EFE9"/>
         </w:rPr>
-        <w:t xml:space="preserve">Provide your evaluation as a structured JSON object with:</w:t>
+        <w:t>- "weaknesses": An array of 1-3 key areas for improvement</w:t>
       </w:r>
     </w:p>
     <w:p>
       <w:pPr>
         <w:shd w:val="clear" w:color="auto" w:fill="F2EFE9"/>
-        <w:spacing w:after="40" w:line="240" w:lineRule="auto"/>
+        <w:spacing w:after="40"/>
         <w:rPr>
           <w:rFonts w:ascii="Consolas" w:hAnsi="Consolas" w:cs="Consolas"/>
           <w:sz w:val="20"/>
@@ -12565,13 +12227,13 @@
           <w:sz w:val="20"/>
           <w:shd w:val="clear" w:color="auto" w:fill="F2EFE9"/>
         </w:rPr>
-        <w:t xml:space="preserve">- "strengths": An array of 1-3 key strengths</w:t>
+        <w:t>- "reasoning": A concise explanation of your assessment</w:t>
       </w:r>
     </w:p>
     <w:p>
       <w:pPr>
         <w:shd w:val="clear" w:color="auto" w:fill="F2EFE9"/>
-        <w:spacing w:after="40" w:line="240" w:lineRule="auto"/>
+        <w:spacing w:after="40"/>
         <w:rPr>
           <w:rFonts w:ascii="Consolas" w:hAnsi="Consolas" w:cs="Consolas"/>
           <w:sz w:val="20"/>
@@ -12583,13 +12245,13 @@
           <w:sz w:val="20"/>
           <w:shd w:val="clear" w:color="auto" w:fill="F2EFE9"/>
         </w:rPr>
-        <w:t xml:space="preserve">- "weaknesses": An array of 1-3 key areas for improvement</w:t>
+        <w:t>- "score": A number between 1-10</w:t>
       </w:r>
     </w:p>
     <w:p>
       <w:pPr>
         <w:shd w:val="clear" w:color="auto" w:fill="F2EFE9"/>
-        <w:spacing w:after="40" w:line="240" w:lineRule="auto"/>
+        <w:spacing w:after="40"/>
         <w:rPr>
           <w:rFonts w:ascii="Consolas" w:hAnsi="Consolas" w:cs="Consolas"/>
           <w:sz w:val="20"/>
@@ -12601,13 +12263,23 @@
           <w:sz w:val="20"/>
           <w:shd w:val="clear" w:color="auto" w:fill="F2EFE9"/>
         </w:rPr>
-        <w:t xml:space="preserve">- "reasoning": A concise explanation of your assessment</w:t>
+        <w:t>"""</w:t>
       </w:r>
     </w:p>
     <w:p>
       <w:pPr>
         <w:shd w:val="clear" w:color="auto" w:fill="F2EFE9"/>
-        <w:spacing w:after="40" w:line="240" w:lineRule="auto"/>
+        <w:spacing w:after="40"/>
+        <w:rPr>
+          <w:rFonts w:ascii="Consolas" w:hAnsi="Consolas" w:cs="Consolas"/>
+          <w:sz w:val="20"/>
+        </w:rPr>
+      </w:pPr>
+    </w:p>
+    <w:p>
+      <w:pPr>
+        <w:shd w:val="clear" w:color="auto" w:fill="F2EFE9"/>
+        <w:spacing w:after="40"/>
         <w:rPr>
           <w:rFonts w:ascii="Consolas" w:hAnsi="Consolas" w:cs="Consolas"/>
           <w:sz w:val="20"/>
@@ -12619,13 +12291,13 @@
           <w:sz w:val="20"/>
           <w:shd w:val="clear" w:color="auto" w:fill="F2EFE9"/>
         </w:rPr>
-        <w:t xml:space="preserve">- "score": A number between 1-10</w:t>
+        <w:t xml:space="preserve">    messages = []</w:t>
       </w:r>
     </w:p>
     <w:p>
       <w:pPr>
         <w:shd w:val="clear" w:color="auto" w:fill="F2EFE9"/>
-        <w:spacing w:after="40" w:line="240" w:lineRule="auto"/>
+        <w:spacing w:after="40"/>
         <w:rPr>
           <w:rFonts w:ascii="Consolas" w:hAnsi="Consolas" w:cs="Consolas"/>
           <w:sz w:val="20"/>
@@ -12637,13 +12309,13 @@
           <w:sz w:val="20"/>
           <w:shd w:val="clear" w:color="auto" w:fill="F2EFE9"/>
         </w:rPr>
-        <w:t xml:space="preserve">"""</w:t>
+        <w:t xml:space="preserve">    add_user_message(messages, eval_prompt)</w:t>
       </w:r>
     </w:p>
     <w:p>
       <w:pPr>
         <w:shd w:val="clear" w:color="auto" w:fill="F2EFE9"/>
-        <w:spacing w:after="40" w:line="240" w:lineRule="auto"/>
+        <w:spacing w:after="40"/>
         <w:rPr>
           <w:rFonts w:ascii="Consolas" w:hAnsi="Consolas" w:cs="Consolas"/>
           <w:sz w:val="20"/>
@@ -12655,13 +12327,23 @@
           <w:sz w:val="20"/>
           <w:shd w:val="clear" w:color="auto" w:fill="F2EFE9"/>
         </w:rPr>
-        <w:t xml:space="preserve"/>
+        <w:t xml:space="preserve">    add_assistant_message(messages, "```json")</w:t>
       </w:r>
     </w:p>
     <w:p>
       <w:pPr>
         <w:shd w:val="clear" w:color="auto" w:fill="F2EFE9"/>
-        <w:spacing w:after="40" w:line="240" w:lineRule="auto"/>
+        <w:spacing w:after="40"/>
+        <w:rPr>
+          <w:rFonts w:ascii="Consolas" w:hAnsi="Consolas" w:cs="Consolas"/>
+          <w:sz w:val="20"/>
+        </w:rPr>
+      </w:pPr>
+    </w:p>
+    <w:p>
+      <w:pPr>
+        <w:shd w:val="clear" w:color="auto" w:fill="F2EFE9"/>
+        <w:spacing w:after="40"/>
         <w:rPr>
           <w:rFonts w:ascii="Consolas" w:hAnsi="Consolas" w:cs="Consolas"/>
           <w:sz w:val="20"/>
@@ -12673,85 +12355,12 @@
           <w:sz w:val="20"/>
           <w:shd w:val="clear" w:color="auto" w:fill="F2EFE9"/>
         </w:rPr>
-        <w:t xml:space="preserve">    messages = []</w:t>
+        <w:t xml:space="preserve">    eval_text = chat(messages, stop_sequences=["```"])</w:t>
       </w:r>
     </w:p>
     <w:p>
       <w:pPr>
         <w:shd w:val="clear" w:color="auto" w:fill="F2EFE9"/>
-        <w:spacing w:after="40" w:line="240" w:lineRule="auto"/>
-        <w:rPr>
-          <w:rFonts w:ascii="Consolas" w:hAnsi="Consolas" w:cs="Consolas"/>
-          <w:sz w:val="20"/>
-        </w:rPr>
-      </w:pPr>
-      <w:r>
-        <w:rPr>
-          <w:rFonts w:ascii="Consolas" w:hAnsi="Consolas" w:cs="Consolas"/>
-          <w:sz w:val="20"/>
-          <w:shd w:val="clear" w:color="auto" w:fill="F2EFE9"/>
-        </w:rPr>
-        <w:t xml:space="preserve">    add_user_message(messages, eval_prompt)</w:t>
-      </w:r>
-    </w:p>
-    <w:p>
-      <w:pPr>
-        <w:shd w:val="clear" w:color="auto" w:fill="F2EFE9"/>
-        <w:spacing w:after="40" w:line="240" w:lineRule="auto"/>
-        <w:rPr>
-          <w:rFonts w:ascii="Consolas" w:hAnsi="Consolas" w:cs="Consolas"/>
-          <w:sz w:val="20"/>
-        </w:rPr>
-      </w:pPr>
-      <w:r>
-        <w:rPr>
-          <w:rFonts w:ascii="Consolas" w:hAnsi="Consolas" w:cs="Consolas"/>
-          <w:sz w:val="20"/>
-          <w:shd w:val="clear" w:color="auto" w:fill="F2EFE9"/>
-        </w:rPr>
-        <w:t xml:space="preserve">    add_assistant_message(messages, "```json")</w:t>
-      </w:r>
-    </w:p>
-    <w:p>
-      <w:pPr>
-        <w:shd w:val="clear" w:color="auto" w:fill="F2EFE9"/>
-        <w:spacing w:after="40" w:line="240" w:lineRule="auto"/>
-        <w:rPr>
-          <w:rFonts w:ascii="Consolas" w:hAnsi="Consolas" w:cs="Consolas"/>
-          <w:sz w:val="20"/>
-        </w:rPr>
-      </w:pPr>
-      <w:r>
-        <w:rPr>
-          <w:rFonts w:ascii="Consolas" w:hAnsi="Consolas" w:cs="Consolas"/>
-          <w:sz w:val="20"/>
-          <w:shd w:val="clear" w:color="auto" w:fill="F2EFE9"/>
-        </w:rPr>
-        <w:t xml:space="preserve"/>
-      </w:r>
-    </w:p>
-    <w:p>
-      <w:pPr>
-        <w:shd w:val="clear" w:color="auto" w:fill="F2EFE9"/>
-        <w:spacing w:after="40" w:line="240" w:lineRule="auto"/>
-        <w:rPr>
-          <w:rFonts w:ascii="Consolas" w:hAnsi="Consolas" w:cs="Consolas"/>
-          <w:sz w:val="20"/>
-        </w:rPr>
-      </w:pPr>
-      <w:r>
-        <w:rPr>
-          <w:rFonts w:ascii="Consolas" w:hAnsi="Consolas" w:cs="Consolas"/>
-          <w:sz w:val="20"/>
-          <w:shd w:val="clear" w:color="auto" w:fill="F2EFE9"/>
-        </w:rPr>
-        <w:t xml:space="preserve">    eval_text = chat(messages, stop_sequences=["```"])</w:t>
-      </w:r>
-    </w:p>
-    <w:p>
-      <w:pPr>
-        <w:shd w:val="clear" w:color="auto" w:fill="F2EFE9"/>
-        <w:spacing w:after="0" w:line="240" w:lineRule="auto"/>
         <w:rPr>
           <w:rFonts w:ascii="Consolas" w:hAnsi="Consolas" w:cs="Consolas"/>
           <w:sz w:val="20"/>
@@ -12783,7 +12392,7 @@
           <w:szCs w:val="30"/>
           <w:lang w:val="en-US"/>
         </w:rPr>
-        <w:t xml:space="preserve">The key insight — reasoning before the score</w:t>
+        <w:t>The key insight — reasoning before the score</w:t>
       </w:r>
     </w:p>
     <w:p>
@@ -12806,7 +12415,7 @@
           <w:color w:val="5A3E1B"/>
           <w:lang w:val="en-US"/>
         </w:rPr>
-        <w:t xml:space="preserve">asking for strengths, weaknesses and reasoning alongside the score</w:t>
+        <w:t>asking for strengths, weaknesses and reasoning alongside the score</w:t>
       </w:r>
       <w:r>
         <w:rPr>
@@ -12821,7 +12430,7 @@
           <w:color w:val="5A3E1B"/>
           <w:lang w:val="en-US"/>
         </w:rPr>
-        <w:t xml:space="preserve">middling scores around 6</w:t>
+        <w:t>middling scores around 6</w:t>
       </w:r>
       <w:r>
         <w:rPr>
@@ -12836,13 +12445,13 @@
           <w:color w:val="5A3E1B"/>
           <w:lang w:val="en-US"/>
         </w:rPr>
-        <w:t xml:space="preserve">last</w:t>
-      </w:r>
-      <w:r>
-        <w:rPr>
-          <w:lang w:val="en-US"/>
-        </w:rPr>
-        <w:t xml:space="preserve">. The model has to articulate what is good, what is weak, and why, before it commits to a number — and having done that work, the number it produces actually discriminates between cases.</w:t>
+        <w:t>last</w:t>
+      </w:r>
+      <w:r>
+        <w:rPr>
+          <w:lang w:val="en-US"/>
+        </w:rPr>
+        <w:t>. The model has to articulate what is good, what is weak, and why, before it commits to a number — and having done that work, the number it produces actually discriminates between cases.</w:t>
       </w:r>
     </w:p>
     <w:p>
@@ -12872,7 +12481,7 @@
                     </pic:cNvPicPr>
                   </pic:nvPicPr>
                   <pic:blipFill>
-                    <a:blip r:embed="rId63"/>
+                    <a:blip r:embed="rId18"/>
                     <a:srcRect/>
                     <a:stretch>
                       <a:fillRect/>
@@ -12934,7 +12543,7 @@
           <w:color w:val="5A3E1B"/>
           <w:lang w:val="en-US"/>
         </w:rPr>
-        <w:t xml:space="preserve">human-readable explanation</w:t>
+        <w:t>human-readable explanation</w:t>
       </w:r>
       <w:r>
         <w:rPr>
@@ -12961,16 +12570,10 @@
         <w:tblLook w:val="0000" w:firstRow="0" w:lastRow="0" w:firstColumn="0" w:lastColumn="0" w:noHBand="0" w:noVBand="0"/>
       </w:tblPr>
       <w:tblGrid>
-        <w:gridCol w:w="2400"/>
-        <w:gridCol w:w="7096"/>
+        <w:gridCol w:w="1892"/>
+        <w:gridCol w:w="7604"/>
       </w:tblGrid>
       <w:tr>
-        <w:tblPrEx>
-          <w:tblCellMar>
-            <w:top w:w="0" w:type="dxa"/>
-            <w:bottom w:w="0" w:type="dxa"/>
-          </w:tblCellMar>
-        </w:tblPrEx>
         <w:tc>
           <w:tcPr>
             <w:tcW w:w="0" w:type="auto"/>
@@ -12995,7 +12598,7 @@
                 <w:szCs w:val="22"/>
                 <w:lang w:val="en-US"/>
               </w:rPr>
-              <w:t xml:space="preserve">Field requested</w:t>
+              <w:t>Field requested</w:t>
             </w:r>
           </w:p>
         </w:tc>
@@ -13023,18 +12626,12 @@
                 <w:szCs w:val="22"/>
                 <w:lang w:val="en-US"/>
               </w:rPr>
-              <w:t xml:space="preserve">Why it is there</w:t>
+              <w:t>Why it is there</w:t>
             </w:r>
           </w:p>
         </w:tc>
       </w:tr>
       <w:tr>
-        <w:tblPrEx>
-          <w:tblCellMar>
-            <w:top w:w="0" w:type="dxa"/>
-            <w:bottom w:w="0" w:type="dxa"/>
-          </w:tblCellMar>
-        </w:tblPrEx>
         <w:tc>
           <w:tcPr>
             <w:tcW w:w="0" w:type="auto"/>
@@ -13057,7 +12654,7 @@
                 <w:szCs w:val="22"/>
                 <w:lang w:val="en-US"/>
               </w:rPr>
-              <w:t xml:space="preserve">strengths</w:t>
+              <w:t>strengths</w:t>
             </w:r>
           </w:p>
         </w:tc>
@@ -13083,18 +12680,12 @@
                 <w:szCs w:val="22"/>
                 <w:lang w:val="en-US"/>
               </w:rPr>
-              <w:t xml:space="preserve">Forces the grader to look for what actually worked</w:t>
+              <w:t>Forces the grader to look for what actually worked</w:t>
             </w:r>
           </w:p>
         </w:tc>
       </w:tr>
       <w:tr>
-        <w:tblPrEx>
-          <w:tblCellMar>
-            <w:top w:w="0" w:type="dxa"/>
-            <w:bottom w:w="0" w:type="dxa"/>
-          </w:tblCellMar>
-        </w:tblPrEx>
         <w:tc>
           <w:tcPr>
             <w:tcW w:w="0" w:type="auto"/>
@@ -13117,7 +12708,7 @@
                 <w:szCs w:val="22"/>
                 <w:lang w:val="en-US"/>
               </w:rPr>
-              <w:t xml:space="preserve">weaknesses</w:t>
+              <w:t>weaknesses</w:t>
             </w:r>
           </w:p>
         </w:tc>
@@ -13143,18 +12734,12 @@
                 <w:szCs w:val="22"/>
                 <w:lang w:val="en-US"/>
               </w:rPr>
-              <w:t xml:space="preserve">Forces it to identify concrete problems</w:t>
+              <w:t>Forces it to identify concrete problems</w:t>
             </w:r>
           </w:p>
         </w:tc>
       </w:tr>
       <w:tr>
-        <w:tblPrEx>
-          <w:tblCellMar>
-            <w:top w:w="0" w:type="dxa"/>
-            <w:bottom w:w="0" w:type="dxa"/>
-          </w:tblCellMar>
-        </w:tblPrEx>
         <w:tc>
           <w:tcPr>
             <w:tcW w:w="0" w:type="auto"/>
@@ -13177,7 +12762,7 @@
                 <w:szCs w:val="22"/>
                 <w:lang w:val="en-US"/>
               </w:rPr>
-              <w:t xml:space="preserve">reasoning</w:t>
+              <w:t>reasoning</w:t>
             </w:r>
           </w:p>
         </w:tc>
@@ -13203,18 +12788,12 @@
                 <w:szCs w:val="22"/>
                 <w:lang w:val="en-US"/>
               </w:rPr>
-              <w:t xml:space="preserve">Makes the judgement explicit and human-readable</w:t>
+              <w:t>Makes the judgement explicit and human-readable</w:t>
             </w:r>
           </w:p>
         </w:tc>
       </w:tr>
       <w:tr>
-        <w:tblPrEx>
-          <w:tblCellMar>
-            <w:top w:w="0" w:type="dxa"/>
-            <w:bottom w:w="0" w:type="dxa"/>
-          </w:tblCellMar>
-        </w:tblPrEx>
         <w:tc>
           <w:tcPr>
             <w:tcW w:w="0" w:type="auto"/>
@@ -13237,7 +12816,7 @@
                 <w:szCs w:val="22"/>
                 <w:lang w:val="en-US"/>
               </w:rPr>
-              <w:t xml:space="preserve">score (last)</w:t>
+              <w:t>score (last)</w:t>
             </w:r>
           </w:p>
         </w:tc>
@@ -13263,7 +12842,7 @@
                 <w:szCs w:val="22"/>
                 <w:lang w:val="en-US"/>
               </w:rPr>
-              <w:t xml:space="preserve">Committed only after the reasoning above — avoids the default ~6</w:t>
+              <w:t>Committed only after the reasoning above — avoids the default ~6</w:t>
             </w:r>
           </w:p>
         </w:tc>
@@ -13291,7 +12870,7 @@
           <w:szCs w:val="30"/>
           <w:lang w:val="en-US"/>
         </w:rPr>
-        <w:t xml:space="preserve">Integrating grading into the workflow</w:t>
+        <w:t>Integrating grading into the workflow</w:t>
       </w:r>
     </w:p>
     <w:p>
@@ -13305,6 +12884,7 @@
         <w:rPr>
           <w:lang w:val="en-US"/>
         </w:rPr>
+        <w:lastRenderedPageBreak/>
         <w:t xml:space="preserve">run_test_case is updated to call the grader instead of hardcoding a score. It extracts both the score and the reasoning from the grader's response, and the returned dictionary now carries </w:t>
       </w:r>
       <w:r>
@@ -13314,19 +12894,19 @@
           <w:color w:val="5A3E1B"/>
           <w:lang w:val="en-US"/>
         </w:rPr>
-        <w:t xml:space="preserve">four keys</w:t>
-      </w:r>
-      <w:r>
-        <w:rPr>
-          <w:lang w:val="en-US"/>
-        </w:rPr>
-        <w:t xml:space="preserve">:</w:t>
+        <w:t>four keys</w:t>
+      </w:r>
+      <w:r>
+        <w:rPr>
+          <w:lang w:val="en-US"/>
+        </w:rPr>
+        <w:t>:</w:t>
       </w:r>
     </w:p>
     <w:p>
       <w:pPr>
         <w:shd w:val="clear" w:color="auto" w:fill="F2EFE9"/>
-        <w:spacing w:after="40" w:line="240" w:lineRule="auto"/>
+        <w:spacing w:after="40"/>
         <w:rPr>
           <w:rFonts w:ascii="Consolas" w:hAnsi="Consolas" w:cs="Consolas"/>
           <w:sz w:val="20"/>
@@ -13338,13 +12918,13 @@
           <w:sz w:val="20"/>
           <w:shd w:val="clear" w:color="auto" w:fill="F2EFE9"/>
         </w:rPr>
-        <w:t xml:space="preserve">def run_test_case(test_case):</w:t>
+        <w:t>def run_test_case(test_case):</w:t>
       </w:r>
     </w:p>
     <w:p>
       <w:pPr>
         <w:shd w:val="clear" w:color="auto" w:fill="F2EFE9"/>
-        <w:spacing w:after="40" w:line="240" w:lineRule="auto"/>
+        <w:spacing w:after="40"/>
         <w:rPr>
           <w:rFonts w:ascii="Consolas" w:hAnsi="Consolas" w:cs="Consolas"/>
           <w:sz w:val="20"/>
@@ -13362,7 +12942,17 @@
     <w:p>
       <w:pPr>
         <w:shd w:val="clear" w:color="auto" w:fill="F2EFE9"/>
-        <w:spacing w:after="40" w:line="240" w:lineRule="auto"/>
+        <w:spacing w:after="40"/>
+        <w:rPr>
+          <w:rFonts w:ascii="Consolas" w:hAnsi="Consolas" w:cs="Consolas"/>
+          <w:sz w:val="20"/>
+        </w:rPr>
+      </w:pPr>
+    </w:p>
+    <w:p>
+      <w:pPr>
+        <w:shd w:val="clear" w:color="auto" w:fill="F2EFE9"/>
+        <w:spacing w:after="40"/>
         <w:rPr>
           <w:rFonts w:ascii="Consolas" w:hAnsi="Consolas" w:cs="Consolas"/>
           <w:sz w:val="20"/>
@@ -13374,13 +12964,13 @@
           <w:sz w:val="20"/>
           <w:shd w:val="clear" w:color="auto" w:fill="F2EFE9"/>
         </w:rPr>
-        <w:t xml:space="preserve"/>
+        <w:t xml:space="preserve">    # Grade the output</w:t>
       </w:r>
     </w:p>
     <w:p>
       <w:pPr>
         <w:shd w:val="clear" w:color="auto" w:fill="F2EFE9"/>
-        <w:spacing w:after="40" w:line="240" w:lineRule="auto"/>
+        <w:spacing w:after="40"/>
         <w:rPr>
           <w:rFonts w:ascii="Consolas" w:hAnsi="Consolas" w:cs="Consolas"/>
           <w:sz w:val="20"/>
@@ -13392,13 +12982,13 @@
           <w:sz w:val="20"/>
           <w:shd w:val="clear" w:color="auto" w:fill="F2EFE9"/>
         </w:rPr>
-        <w:t xml:space="preserve">    # Grade the output</w:t>
+        <w:t xml:space="preserve">    model_grade = grade_by_model(test_case, output)</w:t>
       </w:r>
     </w:p>
     <w:p>
       <w:pPr>
         <w:shd w:val="clear" w:color="auto" w:fill="F2EFE9"/>
-        <w:spacing w:after="40" w:line="240" w:lineRule="auto"/>
+        <w:spacing w:after="40"/>
         <w:rPr>
           <w:rFonts w:ascii="Consolas" w:hAnsi="Consolas" w:cs="Consolas"/>
           <w:sz w:val="20"/>
@@ -13410,13 +13000,13 @@
           <w:sz w:val="20"/>
           <w:shd w:val="clear" w:color="auto" w:fill="F2EFE9"/>
         </w:rPr>
-        <w:t xml:space="preserve">    model_grade = grade_by_model(test_case, output)</w:t>
+        <w:t xml:space="preserve">    score = model_grade["score"]</w:t>
       </w:r>
     </w:p>
     <w:p>
       <w:pPr>
         <w:shd w:val="clear" w:color="auto" w:fill="F2EFE9"/>
-        <w:spacing w:after="40" w:line="240" w:lineRule="auto"/>
+        <w:spacing w:after="40"/>
         <w:rPr>
           <w:rFonts w:ascii="Consolas" w:hAnsi="Consolas" w:cs="Consolas"/>
           <w:sz w:val="20"/>
@@ -13428,13 +13018,23 @@
           <w:sz w:val="20"/>
           <w:shd w:val="clear" w:color="auto" w:fill="F2EFE9"/>
         </w:rPr>
-        <w:t xml:space="preserve">    score = model_grade["score"]</w:t>
+        <w:t xml:space="preserve">    reasoning = model_grade["reasoning"]</w:t>
       </w:r>
     </w:p>
     <w:p>
       <w:pPr>
         <w:shd w:val="clear" w:color="auto" w:fill="F2EFE9"/>
-        <w:spacing w:after="40" w:line="240" w:lineRule="auto"/>
+        <w:spacing w:after="40"/>
+        <w:rPr>
+          <w:rFonts w:ascii="Consolas" w:hAnsi="Consolas" w:cs="Consolas"/>
+          <w:sz w:val="20"/>
+        </w:rPr>
+      </w:pPr>
+    </w:p>
+    <w:p>
+      <w:pPr>
+        <w:shd w:val="clear" w:color="auto" w:fill="F2EFE9"/>
+        <w:spacing w:after="40"/>
         <w:rPr>
           <w:rFonts w:ascii="Consolas" w:hAnsi="Consolas" w:cs="Consolas"/>
           <w:sz w:val="20"/>
@@ -13446,13 +13046,13 @@
           <w:sz w:val="20"/>
           <w:shd w:val="clear" w:color="auto" w:fill="F2EFE9"/>
         </w:rPr>
-        <w:t xml:space="preserve">    reasoning = model_grade["reasoning"]</w:t>
+        <w:t xml:space="preserve">    return {</w:t>
       </w:r>
     </w:p>
     <w:p>
       <w:pPr>
         <w:shd w:val="clear" w:color="auto" w:fill="F2EFE9"/>
-        <w:spacing w:after="40" w:line="240" w:lineRule="auto"/>
+        <w:spacing w:after="40"/>
         <w:rPr>
           <w:rFonts w:ascii="Consolas" w:hAnsi="Consolas" w:cs="Consolas"/>
           <w:sz w:val="20"/>
@@ -13464,13 +13064,13 @@
           <w:sz w:val="20"/>
           <w:shd w:val="clear" w:color="auto" w:fill="F2EFE9"/>
         </w:rPr>
-        <w:t xml:space="preserve"/>
+        <w:t xml:space="preserve">        "output": output,</w:t>
       </w:r>
     </w:p>
     <w:p>
       <w:pPr>
         <w:shd w:val="clear" w:color="auto" w:fill="F2EFE9"/>
-        <w:spacing w:after="40" w:line="240" w:lineRule="auto"/>
+        <w:spacing w:after="40"/>
         <w:rPr>
           <w:rFonts w:ascii="Consolas" w:hAnsi="Consolas" w:cs="Consolas"/>
           <w:sz w:val="20"/>
@@ -13482,13 +13082,13 @@
           <w:sz w:val="20"/>
           <w:shd w:val="clear" w:color="auto" w:fill="F2EFE9"/>
         </w:rPr>
-        <w:t xml:space="preserve">    return {</w:t>
+        <w:t xml:space="preserve">        "test_case": test_case,</w:t>
       </w:r>
     </w:p>
     <w:p>
       <w:pPr>
         <w:shd w:val="clear" w:color="auto" w:fill="F2EFE9"/>
-        <w:spacing w:after="40" w:line="240" w:lineRule="auto"/>
+        <w:spacing w:after="40"/>
         <w:rPr>
           <w:rFonts w:ascii="Consolas" w:hAnsi="Consolas" w:cs="Consolas"/>
           <w:sz w:val="20"/>
@@ -13500,13 +13100,13 @@
           <w:sz w:val="20"/>
           <w:shd w:val="clear" w:color="auto" w:fill="F2EFE9"/>
         </w:rPr>
-        <w:t xml:space="preserve">        "output": output,</w:t>
+        <w:t xml:space="preserve">        "score": score,</w:t>
       </w:r>
     </w:p>
     <w:p>
       <w:pPr>
         <w:shd w:val="clear" w:color="auto" w:fill="F2EFE9"/>
-        <w:spacing w:after="40" w:line="240" w:lineRule="auto"/>
+        <w:spacing w:after="40"/>
         <w:rPr>
           <w:rFonts w:ascii="Consolas" w:hAnsi="Consolas" w:cs="Consolas"/>
           <w:sz w:val="20"/>
@@ -13518,13 +13118,12 @@
           <w:sz w:val="20"/>
           <w:shd w:val="clear" w:color="auto" w:fill="F2EFE9"/>
         </w:rPr>
-        <w:t xml:space="preserve">        "test_case": test_case,</w:t>
+        <w:t xml:space="preserve">        "reasoning": reasoning</w:t>
       </w:r>
     </w:p>
     <w:p>
       <w:pPr>
         <w:shd w:val="clear" w:color="auto" w:fill="F2EFE9"/>
-        <w:spacing w:after="40" w:line="240" w:lineRule="auto"/>
         <w:rPr>
           <w:rFonts w:ascii="Consolas" w:hAnsi="Consolas" w:cs="Consolas"/>
           <w:sz w:val="20"/>
@@ -13536,42 +13135,6 @@
           <w:sz w:val="20"/>
           <w:shd w:val="clear" w:color="auto" w:fill="F2EFE9"/>
         </w:rPr>
-        <w:t xml:space="preserve">        "score": score,</w:t>
-      </w:r>
-    </w:p>
-    <w:p>
-      <w:pPr>
-        <w:shd w:val="clear" w:color="auto" w:fill="F2EFE9"/>
-        <w:spacing w:after="40" w:line="240" w:lineRule="auto"/>
-        <w:rPr>
-          <w:rFonts w:ascii="Consolas" w:hAnsi="Consolas" w:cs="Consolas"/>
-          <w:sz w:val="20"/>
-        </w:rPr>
-      </w:pPr>
-      <w:r>
-        <w:rPr>
-          <w:rFonts w:ascii="Consolas" w:hAnsi="Consolas" w:cs="Consolas"/>
-          <w:sz w:val="20"/>
-          <w:shd w:val="clear" w:color="auto" w:fill="F2EFE9"/>
-        </w:rPr>
-        <w:t xml:space="preserve">        "reasoning": reasoning</w:t>
-      </w:r>
-    </w:p>
-    <w:p>
-      <w:pPr>
-        <w:shd w:val="clear" w:color="auto" w:fill="F2EFE9"/>
-        <w:spacing w:after="0" w:line="240" w:lineRule="auto"/>
-        <w:rPr>
-          <w:rFonts w:ascii="Consolas" w:hAnsi="Consolas" w:cs="Consolas"/>
-          <w:sz w:val="20"/>
-        </w:rPr>
-      </w:pPr>
-      <w:r>
-        <w:rPr>
-          <w:rFonts w:ascii="Consolas" w:hAnsi="Consolas" w:cs="Consolas"/>
-          <w:sz w:val="20"/>
-          <w:shd w:val="clear" w:color="auto" w:fill="F2EFE9"/>
-        </w:rPr>
         <w:t xml:space="preserve">    }</w:t>
       </w:r>
     </w:p>
@@ -13595,13 +13158,13 @@
           <w:color w:val="5A3E1B"/>
           <w:lang w:val="en-US"/>
         </w:rPr>
-        <w:t xml:space="preserve"># TODO - Grading and score = 10 are gone</w:t>
-      </w:r>
-      <w:r>
-        <w:rPr>
-          <w:lang w:val="en-US"/>
-        </w:rPr>
-        <w:t xml:space="preserve">, replaced by a real call. The rest of the function's shape is unchanged, which is exactly why isolating the grader as its own function was worth it.</w:t>
+        <w:t># TODO - Grading and score = 10 are gone</w:t>
+      </w:r>
+      <w:r>
+        <w:rPr>
+          <w:lang w:val="en-US"/>
+        </w:rPr>
+        <w:t>, replaced by a real call. The rest of the function's shape is unchanged, which is exactly why isolating the grader as its own function was worth it.</w:t>
       </w:r>
     </w:p>
     <w:p>
@@ -13621,7 +13184,7 @@
           <w:szCs w:val="30"/>
           <w:lang w:val="en-US"/>
         </w:rPr>
-        <w:t xml:space="preserve">Calculating the average score</w:t>
+        <w:t>Calculating the average score</w:t>
       </w:r>
     </w:p>
     <w:p>
@@ -13644,7 +13207,7 @@
           <w:color w:val="5A3E1B"/>
           <w:lang w:val="en-US"/>
         </w:rPr>
-        <w:t xml:space="preserve">mean</w:t>
+        <w:t>mean</w:t>
       </w:r>
       <w:r>
         <w:rPr>
@@ -13659,7 +13222,7 @@
           <w:color w:val="5A3E1B"/>
           <w:lang w:val="en-US"/>
         </w:rPr>
-        <w:t xml:space="preserve">statistics</w:t>
+        <w:t>statistics</w:t>
       </w:r>
       <w:r>
         <w:rPr>
@@ -13671,7 +13234,7 @@
     <w:p>
       <w:pPr>
         <w:shd w:val="clear" w:color="auto" w:fill="F2EFE9"/>
-        <w:spacing w:after="40" w:line="240" w:lineRule="auto"/>
+        <w:spacing w:after="40"/>
         <w:rPr>
           <w:rFonts w:ascii="Consolas" w:hAnsi="Consolas" w:cs="Consolas"/>
           <w:sz w:val="20"/>
@@ -13683,13 +13246,23 @@
           <w:sz w:val="20"/>
           <w:shd w:val="clear" w:color="auto" w:fill="F2EFE9"/>
         </w:rPr>
-        <w:t xml:space="preserve">from statistics import mean</w:t>
+        <w:t>from statistics import mean</w:t>
       </w:r>
     </w:p>
     <w:p>
       <w:pPr>
         <w:shd w:val="clear" w:color="auto" w:fill="F2EFE9"/>
-        <w:spacing w:after="40" w:line="240" w:lineRule="auto"/>
+        <w:spacing w:after="40"/>
+        <w:rPr>
+          <w:rFonts w:ascii="Consolas" w:hAnsi="Consolas" w:cs="Consolas"/>
+          <w:sz w:val="20"/>
+        </w:rPr>
+      </w:pPr>
+    </w:p>
+    <w:p>
+      <w:pPr>
+        <w:shd w:val="clear" w:color="auto" w:fill="F2EFE9"/>
+        <w:spacing w:after="40"/>
         <w:rPr>
           <w:rFonts w:ascii="Consolas" w:hAnsi="Consolas" w:cs="Consolas"/>
           <w:sz w:val="20"/>
@@ -13701,13 +13274,13 @@
           <w:sz w:val="20"/>
           <w:shd w:val="clear" w:color="auto" w:fill="F2EFE9"/>
         </w:rPr>
-        <w:t xml:space="preserve"/>
+        <w:t>def run_eval(dataset):</w:t>
       </w:r>
     </w:p>
     <w:p>
       <w:pPr>
         <w:shd w:val="clear" w:color="auto" w:fill="F2EFE9"/>
-        <w:spacing w:after="40" w:line="240" w:lineRule="auto"/>
+        <w:spacing w:after="40"/>
         <w:rPr>
           <w:rFonts w:ascii="Consolas" w:hAnsi="Consolas" w:cs="Consolas"/>
           <w:sz w:val="20"/>
@@ -13719,13 +13292,23 @@
           <w:sz w:val="20"/>
           <w:shd w:val="clear" w:color="auto" w:fill="F2EFE9"/>
         </w:rPr>
-        <w:t xml:space="preserve">def run_eval(dataset):</w:t>
+        <w:t xml:space="preserve">    results = []</w:t>
       </w:r>
     </w:p>
     <w:p>
       <w:pPr>
         <w:shd w:val="clear" w:color="auto" w:fill="F2EFE9"/>
-        <w:spacing w:after="40" w:line="240" w:lineRule="auto"/>
+        <w:spacing w:after="40"/>
+        <w:rPr>
+          <w:rFonts w:ascii="Consolas" w:hAnsi="Consolas" w:cs="Consolas"/>
+          <w:sz w:val="20"/>
+        </w:rPr>
+      </w:pPr>
+    </w:p>
+    <w:p>
+      <w:pPr>
+        <w:shd w:val="clear" w:color="auto" w:fill="F2EFE9"/>
+        <w:spacing w:after="40"/>
         <w:rPr>
           <w:rFonts w:ascii="Consolas" w:hAnsi="Consolas" w:cs="Consolas"/>
           <w:sz w:val="20"/>
@@ -13737,13 +13320,13 @@
           <w:sz w:val="20"/>
           <w:shd w:val="clear" w:color="auto" w:fill="F2EFE9"/>
         </w:rPr>
-        <w:t xml:space="preserve">    results = []</w:t>
+        <w:t xml:space="preserve">    for test_case in dataset:</w:t>
       </w:r>
     </w:p>
     <w:p>
       <w:pPr>
         <w:shd w:val="clear" w:color="auto" w:fill="F2EFE9"/>
-        <w:spacing w:after="40" w:line="240" w:lineRule="auto"/>
+        <w:spacing w:after="40"/>
         <w:rPr>
           <w:rFonts w:ascii="Consolas" w:hAnsi="Consolas" w:cs="Consolas"/>
           <w:sz w:val="20"/>
@@ -13755,13 +13338,13 @@
           <w:sz w:val="20"/>
           <w:shd w:val="clear" w:color="auto" w:fill="F2EFE9"/>
         </w:rPr>
-        <w:t xml:space="preserve"/>
+        <w:t xml:space="preserve">        result = run_test_case(test_case)</w:t>
       </w:r>
     </w:p>
     <w:p>
       <w:pPr>
         <w:shd w:val="clear" w:color="auto" w:fill="F2EFE9"/>
-        <w:spacing w:after="40" w:line="240" w:lineRule="auto"/>
+        <w:spacing w:after="40"/>
         <w:rPr>
           <w:rFonts w:ascii="Consolas" w:hAnsi="Consolas" w:cs="Consolas"/>
           <w:sz w:val="20"/>
@@ -13773,13 +13356,23 @@
           <w:sz w:val="20"/>
           <w:shd w:val="clear" w:color="auto" w:fill="F2EFE9"/>
         </w:rPr>
-        <w:t xml:space="preserve">    for test_case in dataset:</w:t>
+        <w:t xml:space="preserve">        results.append(result)</w:t>
       </w:r>
     </w:p>
     <w:p>
       <w:pPr>
         <w:shd w:val="clear" w:color="auto" w:fill="F2EFE9"/>
-        <w:spacing w:after="40" w:line="240" w:lineRule="auto"/>
+        <w:spacing w:after="40"/>
+        <w:rPr>
+          <w:rFonts w:ascii="Consolas" w:hAnsi="Consolas" w:cs="Consolas"/>
+          <w:sz w:val="20"/>
+        </w:rPr>
+      </w:pPr>
+    </w:p>
+    <w:p>
+      <w:pPr>
+        <w:shd w:val="clear" w:color="auto" w:fill="F2EFE9"/>
+        <w:spacing w:after="40"/>
         <w:rPr>
           <w:rFonts w:ascii="Consolas" w:hAnsi="Consolas" w:cs="Consolas"/>
           <w:sz w:val="20"/>
@@ -13791,13 +13384,13 @@
           <w:sz w:val="20"/>
           <w:shd w:val="clear" w:color="auto" w:fill="F2EFE9"/>
         </w:rPr>
-        <w:t xml:space="preserve">        result = run_test_case(test_case)</w:t>
+        <w:t xml:space="preserve">    average_score = mean([result["score"] for result in results])</w:t>
       </w:r>
     </w:p>
     <w:p>
       <w:pPr>
         <w:shd w:val="clear" w:color="auto" w:fill="F2EFE9"/>
-        <w:spacing w:after="40" w:line="240" w:lineRule="auto"/>
+        <w:spacing w:after="40"/>
         <w:rPr>
           <w:rFonts w:ascii="Consolas" w:hAnsi="Consolas" w:cs="Consolas"/>
           <w:sz w:val="20"/>
@@ -13809,13 +13402,22 @@
           <w:sz w:val="20"/>
           <w:shd w:val="clear" w:color="auto" w:fill="F2EFE9"/>
         </w:rPr>
-        <w:t xml:space="preserve">        results.append(result)</w:t>
+        <w:t xml:space="preserve">    print(f"Average score: {average_score}")</w:t>
       </w:r>
     </w:p>
     <w:p>
       <w:pPr>
         <w:shd w:val="clear" w:color="auto" w:fill="F2EFE9"/>
-        <w:spacing w:after="40" w:line="240" w:lineRule="auto"/>
+        <w:spacing w:after="40"/>
+        <w:rPr>
+          <w:rFonts w:ascii="Consolas" w:hAnsi="Consolas" w:cs="Consolas"/>
+          <w:sz w:val="20"/>
+        </w:rPr>
+      </w:pPr>
+    </w:p>
+    <w:p>
+      <w:pPr>
+        <w:shd w:val="clear" w:color="auto" w:fill="F2EFE9"/>
         <w:rPr>
           <w:rFonts w:ascii="Consolas" w:hAnsi="Consolas" w:cs="Consolas"/>
           <w:sz w:val="20"/>
@@ -13827,78 +13429,6 @@
           <w:sz w:val="20"/>
           <w:shd w:val="clear" w:color="auto" w:fill="F2EFE9"/>
         </w:rPr>
-        <w:t xml:space="preserve"/>
-      </w:r>
-    </w:p>
-    <w:p>
-      <w:pPr>
-        <w:shd w:val="clear" w:color="auto" w:fill="F2EFE9"/>
-        <w:spacing w:after="40" w:line="240" w:lineRule="auto"/>
-        <w:rPr>
-          <w:rFonts w:ascii="Consolas" w:hAnsi="Consolas" w:cs="Consolas"/>
-          <w:sz w:val="20"/>
-        </w:rPr>
-      </w:pPr>
-      <w:r>
-        <w:rPr>
-          <w:rFonts w:ascii="Consolas" w:hAnsi="Consolas" w:cs="Consolas"/>
-          <w:sz w:val="20"/>
-          <w:shd w:val="clear" w:color="auto" w:fill="F2EFE9"/>
-        </w:rPr>
-        <w:t xml:space="preserve">    average_score = mean([result["score"] for result in results])</w:t>
-      </w:r>
-    </w:p>
-    <w:p>
-      <w:pPr>
-        <w:shd w:val="clear" w:color="auto" w:fill="F2EFE9"/>
-        <w:spacing w:after="40" w:line="240" w:lineRule="auto"/>
-        <w:rPr>
-          <w:rFonts w:ascii="Consolas" w:hAnsi="Consolas" w:cs="Consolas"/>
-          <w:sz w:val="20"/>
-        </w:rPr>
-      </w:pPr>
-      <w:r>
-        <w:rPr>
-          <w:rFonts w:ascii="Consolas" w:hAnsi="Consolas" w:cs="Consolas"/>
-          <w:sz w:val="20"/>
-          <w:shd w:val="clear" w:color="auto" w:fill="F2EFE9"/>
-        </w:rPr>
-        <w:t xml:space="preserve">    print(f"Average score: {average_score}")</w:t>
-      </w:r>
-    </w:p>
-    <w:p>
-      <w:pPr>
-        <w:shd w:val="clear" w:color="auto" w:fill="F2EFE9"/>
-        <w:spacing w:after="40" w:line="240" w:lineRule="auto"/>
-        <w:rPr>
-          <w:rFonts w:ascii="Consolas" w:hAnsi="Consolas" w:cs="Consolas"/>
-          <w:sz w:val="20"/>
-        </w:rPr>
-      </w:pPr>
-      <w:r>
-        <w:rPr>
-          <w:rFonts w:ascii="Consolas" w:hAnsi="Consolas" w:cs="Consolas"/>
-          <w:sz w:val="20"/>
-          <w:shd w:val="clear" w:color="auto" w:fill="F2EFE9"/>
-        </w:rPr>
-        <w:t xml:space="preserve"/>
-      </w:r>
-    </w:p>
-    <w:p>
-      <w:pPr>
-        <w:shd w:val="clear" w:color="auto" w:fill="F2EFE9"/>
-        <w:spacing w:after="0" w:line="240" w:lineRule="auto"/>
-        <w:rPr>
-          <w:rFonts w:ascii="Consolas" w:hAnsi="Consolas" w:cs="Consolas"/>
-          <w:sz w:val="20"/>
-        </w:rPr>
-      </w:pPr>
-      <w:r>
-        <w:rPr>
-          <w:rFonts w:ascii="Consolas" w:hAnsi="Consolas" w:cs="Consolas"/>
-          <w:sz w:val="20"/>
-          <w:shd w:val="clear" w:color="auto" w:fill="F2EFE9"/>
-        </w:rPr>
         <w:t xml:space="preserve">    return results</w:t>
       </w:r>
     </w:p>
@@ -13922,7 +13452,7 @@
           <w:color w:val="5A3E1B"/>
           <w:lang w:val="en-US"/>
         </w:rPr>
-        <w:t xml:space="preserve">objective number</w:t>
+        <w:t>objective number</w:t>
       </w:r>
       <w:r>
         <w:rPr>
@@ -13948,7 +13478,7 @@
           <w:szCs w:val="30"/>
           <w:lang w:val="en-US"/>
         </w:rPr>
-        <w:t xml:space="preserve">Practice Questions — Lesson 5</w:t>
+        <w:t>Practice Questions — Lesson 5</w:t>
       </w:r>
     </w:p>
     <w:p>
@@ -13962,7 +13492,7 @@
         <w:rPr>
           <w:lang w:val="en-US"/>
         </w:rPr>
-        <w:t xml:space="preserve">Choose the single best answer for each question (A–E).</w:t>
+        <w:t>Choose the single best answer for each question (A–E).</w:t>
       </w:r>
     </w:p>
     <w:p>
@@ -13997,7 +13527,8 @@
           <w:rFonts w:ascii="Arial" w:hAnsi="Arial" w:cs="Arial"/>
           <w:lang w:val="en-US"/>
         </w:rPr>
-        <w:t xml:space="preserve">A) Format, Syntax and Task graders</w:t>
+        <w:lastRenderedPageBreak/>
+        <w:t>A) Format, Syntax and Task graders</w:t>
       </w:r>
     </w:p>
     <w:p>
@@ -14014,7 +13545,7 @@
           <w:rFonts w:ascii="Arial" w:hAnsi="Arial" w:cs="Arial"/>
           <w:lang w:val="en-US"/>
         </w:rPr>
-        <w:t xml:space="preserve">B) Code, model and human graders</w:t>
+        <w:t>B) Code, model and human graders</w:t>
       </w:r>
     </w:p>
     <w:p>
@@ -14031,7 +13562,7 @@
           <w:rFonts w:ascii="Arial" w:hAnsi="Arial" w:cs="Arial"/>
           <w:lang w:val="en-US"/>
         </w:rPr>
-        <w:t xml:space="preserve">C) Automatic, manual and hybrid graders</w:t>
+        <w:t>C) Automatic, manual and hybrid graders</w:t>
       </w:r>
     </w:p>
     <w:p>
@@ -14048,7 +13579,7 @@
           <w:rFonts w:ascii="Arial" w:hAnsi="Arial" w:cs="Arial"/>
           <w:lang w:val="en-US"/>
         </w:rPr>
-        <w:t xml:space="preserve">D) Strengths, weaknesses and reasoning graders</w:t>
+        <w:t>D) Strengths, weaknesses and reasoning graders</w:t>
       </w:r>
     </w:p>
     <w:p>
@@ -14065,7 +13596,7 @@
           <w:rFonts w:ascii="Arial" w:hAnsi="Arial" w:cs="Arial"/>
           <w:lang w:val="en-US"/>
         </w:rPr>
-        <w:t xml:space="preserve">E) Haiku, Sonnet and Opus graders</w:t>
+        <w:t>E) Haiku, Sonnet and Opus graders</w:t>
       </w:r>
     </w:p>
     <w:p>
@@ -14100,7 +13631,7 @@
           <w:rFonts w:ascii="Arial" w:hAnsi="Arial" w:cs="Arial"/>
           <w:lang w:val="en-US"/>
         </w:rPr>
-        <w:t xml:space="preserve">A) Because code graders cannot return a number between 1 and 10</w:t>
+        <w:t>A) Because code graders cannot return a number between 1 and 10</w:t>
       </w:r>
     </w:p>
     <w:p>
@@ -14117,7 +13648,7 @@
           <w:rFonts w:ascii="Arial" w:hAnsi="Arial" w:cs="Arial"/>
           <w:lang w:val="en-US"/>
         </w:rPr>
-        <w:t xml:space="preserve">B) Because judging whether a response genuinely addresses a task requires flexibility that a programmatic check cannot provide</w:t>
+        <w:t>B) Because judging whether a response genuinely addresses a task requires flexibility that a programmatic check cannot provide</w:t>
       </w:r>
     </w:p>
     <w:p>
@@ -14134,7 +13665,7 @@
           <w:rFonts w:ascii="Arial" w:hAnsi="Arial" w:cs="Arial"/>
           <w:lang w:val="en-US"/>
         </w:rPr>
-        <w:t xml:space="preserve">C) Because model graders are always cheaper than code graders</w:t>
+        <w:t>C) Because model graders are always cheaper than code graders</w:t>
       </w:r>
     </w:p>
     <w:p>
@@ -14151,7 +13682,7 @@
           <w:rFonts w:ascii="Arial" w:hAnsi="Arial" w:cs="Arial"/>
           <w:lang w:val="en-US"/>
         </w:rPr>
-        <w:t xml:space="preserve">D) Because task following can only be measured by a human</w:t>
+        <w:t>D) Because task following can only be measured by a human</w:t>
       </w:r>
     </w:p>
     <w:p>
@@ -14168,7 +13699,7 @@
           <w:rFonts w:ascii="Arial" w:hAnsi="Arial" w:cs="Arial"/>
           <w:lang w:val="en-US"/>
         </w:rPr>
-        <w:t xml:space="preserve">E) Because code graders cannot read the original test case</w:t>
+        <w:t>E) Because code graders cannot read the original test case</w:t>
       </w:r>
     </w:p>
     <w:p>
@@ -14203,7 +13734,7 @@
           <w:rFonts w:ascii="Arial" w:hAnsi="Arial" w:cs="Arial"/>
           <w:lang w:val="en-US"/>
         </w:rPr>
-        <w:t xml:space="preserve">A) The API rejects the request as incomplete</w:t>
+        <w:t>A) The API rejects the request as incomplete</w:t>
       </w:r>
     </w:p>
     <w:p>
@@ -14220,7 +13751,7 @@
           <w:rFonts w:ascii="Arial" w:hAnsi="Arial" w:cs="Arial"/>
           <w:lang w:val="en-US"/>
         </w:rPr>
-        <w:t xml:space="preserve">B) The model tends to default to middling scores around 6</w:t>
+        <w:t>B) The model tends to default to middling scores around 6</w:t>
       </w:r>
     </w:p>
     <w:p>
@@ -14237,7 +13768,7 @@
           <w:rFonts w:ascii="Arial" w:hAnsi="Arial" w:cs="Arial"/>
           <w:lang w:val="en-US"/>
         </w:rPr>
-        <w:t xml:space="preserve">C) The model always returns 10</w:t>
+        <w:t>C) The model always returns 10</w:t>
       </w:r>
     </w:p>
     <w:p>
@@ -14254,7 +13785,7 @@
           <w:rFonts w:ascii="Arial" w:hAnsi="Arial" w:cs="Arial"/>
           <w:lang w:val="en-US"/>
         </w:rPr>
-        <w:t xml:space="preserve">D) The score is returned as text instead of a number</w:t>
+        <w:t>D) The score is returned as text instead of a number</w:t>
       </w:r>
     </w:p>
     <w:p>
@@ -14271,7 +13802,7 @@
           <w:rFonts w:ascii="Arial" w:hAnsi="Arial" w:cs="Arial"/>
           <w:lang w:val="en-US"/>
         </w:rPr>
-        <w:t xml:space="preserve">E) The grader becomes faster but more accurate</w:t>
+        <w:t>E) The grader becomes faster but more accurate</w:t>
       </w:r>
     </w:p>
     <w:p>
@@ -14306,7 +13837,7 @@
           <w:rFonts w:ascii="Arial" w:hAnsi="Arial" w:cs="Arial"/>
           <w:lang w:val="en-US"/>
         </w:rPr>
-        <w:t xml:space="preserve">A) First, so the model commits to a number immediately</w:t>
+        <w:t>A) First, so the model commits to a number immediately</w:t>
       </w:r>
     </w:p>
     <w:p>
@@ -14323,7 +13854,7 @@
           <w:rFonts w:ascii="Arial" w:hAnsi="Arial" w:cs="Arial"/>
           <w:lang w:val="en-US"/>
         </w:rPr>
-        <w:t xml:space="preserve">B) Last, after strengths, weaknesses and reasoning</w:t>
+        <w:t>B) Last, after strengths, weaknesses and reasoning</w:t>
       </w:r>
     </w:p>
     <w:p>
@@ -14340,7 +13871,7 @@
           <w:rFonts w:ascii="Arial" w:hAnsi="Arial" w:cs="Arial"/>
           <w:lang w:val="en-US"/>
         </w:rPr>
-        <w:t xml:space="preserve">C) It is not part of the JSON — it is returned separately</w:t>
+        <w:t>C) It is not part of the JSON — it is returned separately</w:t>
       </w:r>
     </w:p>
     <w:p>
@@ -14357,7 +13888,7 @@
           <w:rFonts w:ascii="Arial" w:hAnsi="Arial" w:cs="Arial"/>
           <w:lang w:val="en-US"/>
         </w:rPr>
-        <w:t xml:space="preserve">D) Twice: once before and once after the reasoning</w:t>
+        <w:t>D) Twice: once before and once after the reasoning</w:t>
       </w:r>
     </w:p>
     <w:p>
@@ -14374,7 +13905,7 @@
           <w:rFonts w:ascii="Arial" w:hAnsi="Arial" w:cs="Arial"/>
           <w:lang w:val="en-US"/>
         </w:rPr>
-        <w:t xml:space="preserve">E) Inside the "reasoning" field as plain text</w:t>
+        <w:t>E) Inside the "reasoning" field as plain text</w:t>
       </w:r>
     </w:p>
     <w:p>
@@ -14409,7 +13940,7 @@
           <w:rFonts w:ascii="Arial" w:hAnsi="Arial" w:cs="Arial"/>
           <w:lang w:val="en-US"/>
         </w:rPr>
-        <w:t xml:space="preserve">A) Judging the helpfulness of a response</w:t>
+        <w:t>A) Judging the helpfulness of a response</w:t>
       </w:r>
     </w:p>
     <w:p>
@@ -14426,7 +13957,7 @@
           <w:rFonts w:ascii="Arial" w:hAnsi="Arial" w:cs="Arial"/>
           <w:lang w:val="en-US"/>
         </w:rPr>
-        <w:t xml:space="preserve">B) Assessing the safety of an answer</w:t>
+        <w:t>B) Assessing the safety of an answer</w:t>
       </w:r>
     </w:p>
     <w:p>
@@ -14443,7 +13974,7 @@
           <w:rFonts w:ascii="Arial" w:hAnsi="Arial" w:cs="Arial"/>
           <w:lang w:val="en-US"/>
         </w:rPr>
-        <w:t xml:space="preserve">C) Validating that produced JSON has correct syntax</w:t>
+        <w:t>C) Validating that produced JSON has correct syntax</w:t>
       </w:r>
     </w:p>
     <w:p>
@@ -14460,7 +13991,7 @@
           <w:rFonts w:ascii="Arial" w:hAnsi="Arial" w:cs="Arial"/>
           <w:lang w:val="en-US"/>
         </w:rPr>
-        <w:t xml:space="preserve">D) Deciding whether the response is complete</w:t>
+        <w:t>D) Deciding whether the response is complete</w:t>
       </w:r>
     </w:p>
     <w:p>
@@ -14477,7 +14008,2233 @@
           <w:rFonts w:ascii="Arial" w:hAnsi="Arial" w:cs="Arial"/>
           <w:lang w:val="en-US"/>
         </w:rPr>
-        <w:t xml:space="preserve">E) Measuring how well instructions were followed</w:t>
+        <w:t>E) Measuring how well instructions were followed</w:t>
+      </w:r>
+    </w:p>
+    <w:p>
+      <w:pPr>
+        <w:pBdr>
+          <w:bottom w:val="single" w:sz="4" w:space="6" w:color="CCCCCC"/>
+        </w:pBdr>
+        <w:spacing w:after="180"/>
+        <w:rPr>
+          <w:lang w:val="en-US"/>
+        </w:rPr>
+      </w:pPr>
+    </w:p>
+    <w:p>
+      <w:pPr>
+        <w:pStyle w:val="Ttulo1"/>
+        <w:pageBreakBefore/>
+        <w:spacing w:before="240" w:after="140"/>
+        <w:rPr>
+          <w:lang w:val="en-US"/>
+        </w:rPr>
+      </w:pPr>
+      <w:r>
+        <w:rPr>
+          <w:b/>
+          <w:bCs/>
+          <w:color w:val="5A3E1B"/>
+          <w:sz w:val="40"/>
+          <w:szCs w:val="40"/>
+          <w:lang w:val="en-US"/>
+        </w:rPr>
+        <w:lastRenderedPageBreak/>
+        <w:t>Lesson 6 — Code Based Grading</w:t>
+      </w:r>
+    </w:p>
+    <w:p>
+      <w:pPr>
+        <w:pStyle w:val="Ttulo2"/>
+        <w:spacing w:before="200" w:after="100"/>
+        <w:rPr>
+          <w:lang w:val="en-US"/>
+        </w:rPr>
+      </w:pPr>
+      <w:r>
+        <w:rPr>
+          <w:b/>
+          <w:bCs/>
+          <w:color w:val="7A5A2E"/>
+          <w:sz w:val="30"/>
+          <w:szCs w:val="30"/>
+          <w:lang w:val="en-US"/>
+        </w:rPr>
+        <w:t>Core idea</w:t>
+      </w:r>
+    </w:p>
+    <w:p>
+      <w:pPr>
+        <w:spacing w:after="140" w:line="300" w:lineRule="auto"/>
+        <w:rPr>
+          <w:lang w:val="en-US"/>
+        </w:rPr>
+      </w:pPr>
+      <w:r>
+        <w:rPr>
+          <w:lang w:val="en-US"/>
+        </w:rPr>
+        <w:t>When an eval requires the model to output actual code (Python, JSON, or Regex), checking whether the response “makes sense” is not enough — you also need to verify it is syntactically valid. Code based grading adds a deterministic parser check (a code grader) alongside the model grader, so format and syntax are verified objectively while task-following stays judged by the model.</w:t>
+      </w:r>
+    </w:p>
+    <w:p>
+      <w:pPr>
+        <w:pStyle w:val="Ttulo2"/>
+        <w:spacing w:before="200" w:after="100"/>
+        <w:rPr>
+          <w:lang w:val="en-US"/>
+        </w:rPr>
+      </w:pPr>
+      <w:r>
+        <w:rPr>
+          <w:b/>
+          <w:bCs/>
+          <w:color w:val="7A5A2E"/>
+          <w:sz w:val="30"/>
+          <w:szCs w:val="30"/>
+          <w:lang w:val="en-US"/>
+        </w:rPr>
+        <w:t>Key points</w:t>
+      </w:r>
+    </w:p>
+    <w:p>
+      <w:pPr>
+        <w:pStyle w:val="PargrafodaLista"/>
+        <w:numPr>
+          <w:ilvl w:val="0"/>
+          <w:numId w:val="1"/>
+        </w:numPr>
+        <w:spacing w:after="80" w:line="300" w:lineRule="auto"/>
+        <w:rPr>
+          <w:lang w:val="en-US"/>
+        </w:rPr>
+      </w:pPr>
+      <w:r>
+        <w:rPr>
+          <w:lang w:val="en-US"/>
+        </w:rPr>
+        <w:t xml:space="preserve">Three criteria matter for code output: </w:t>
+      </w:r>
+      <w:r>
+        <w:rPr>
+          <w:b/>
+          <w:bCs/>
+          <w:color w:val="5A3E1B"/>
+          <w:lang w:val="en-US"/>
+        </w:rPr>
+        <w:t>Format</w:t>
+      </w:r>
+      <w:r>
+        <w:rPr>
+          <w:lang w:val="en-US"/>
+        </w:rPr>
+        <w:t xml:space="preserve"> and </w:t>
+      </w:r>
+      <w:r>
+        <w:rPr>
+          <w:b/>
+          <w:bCs/>
+          <w:color w:val="5A3E1B"/>
+          <w:lang w:val="en-US"/>
+        </w:rPr>
+        <w:t>Valid Syntax</w:t>
+      </w:r>
+      <w:r>
+        <w:rPr>
+          <w:lang w:val="en-US"/>
+        </w:rPr>
+        <w:t xml:space="preserve"> are checked by the </w:t>
+      </w:r>
+      <w:r>
+        <w:rPr>
+          <w:b/>
+          <w:bCs/>
+          <w:color w:val="5A3E1B"/>
+          <w:lang w:val="en-US"/>
+        </w:rPr>
+        <w:t>code grader</w:t>
+      </w:r>
+      <w:r>
+        <w:rPr>
+          <w:lang w:val="en-US"/>
+        </w:rPr>
+        <w:t xml:space="preserve">; </w:t>
+      </w:r>
+      <w:r>
+        <w:rPr>
+          <w:b/>
+          <w:bCs/>
+          <w:color w:val="5A3E1B"/>
+          <w:lang w:val="en-US"/>
+        </w:rPr>
+        <w:t>Task Following</w:t>
+      </w:r>
+      <w:r>
+        <w:rPr>
+          <w:lang w:val="en-US"/>
+        </w:rPr>
+        <w:t xml:space="preserve"> is checked by the </w:t>
+      </w:r>
+      <w:r>
+        <w:rPr>
+          <w:b/>
+          <w:bCs/>
+          <w:color w:val="5A3E1B"/>
+          <w:lang w:val="en-US"/>
+        </w:rPr>
+        <w:t>model grader</w:t>
+      </w:r>
+      <w:r>
+        <w:rPr>
+          <w:lang w:val="en-US"/>
+        </w:rPr>
+        <w:t>.</w:t>
+      </w:r>
+    </w:p>
+    <w:p>
+      <w:pPr>
+        <w:pStyle w:val="PargrafodaLista"/>
+        <w:numPr>
+          <w:ilvl w:val="0"/>
+          <w:numId w:val="1"/>
+        </w:numPr>
+        <w:spacing w:after="80" w:line="300" w:lineRule="auto"/>
+        <w:rPr>
+          <w:lang w:val="en-US"/>
+        </w:rPr>
+      </w:pPr>
+      <w:r>
+        <w:rPr>
+          <w:lang w:val="en-US"/>
+        </w:rPr>
+        <w:t xml:space="preserve">Three validator functions — </w:t>
+      </w:r>
+      <w:r>
+        <w:rPr>
+          <w:b/>
+          <w:bCs/>
+          <w:color w:val="5A3E1B"/>
+          <w:lang w:val="en-US"/>
+        </w:rPr>
+        <w:t>validate_json</w:t>
+      </w:r>
+      <w:r>
+        <w:rPr>
+          <w:lang w:val="en-US"/>
+        </w:rPr>
+        <w:t xml:space="preserve">, </w:t>
+      </w:r>
+      <w:r>
+        <w:rPr>
+          <w:b/>
+          <w:bCs/>
+          <w:color w:val="5A3E1B"/>
+          <w:lang w:val="en-US"/>
+        </w:rPr>
+        <w:t>validate_python</w:t>
+      </w:r>
+      <w:r>
+        <w:rPr>
+          <w:lang w:val="en-US"/>
+        </w:rPr>
+        <w:t xml:space="preserve">, </w:t>
+      </w:r>
+      <w:r>
+        <w:rPr>
+          <w:b/>
+          <w:bCs/>
+          <w:color w:val="5A3E1B"/>
+          <w:lang w:val="en-US"/>
+        </w:rPr>
+        <w:t>validate_regex</w:t>
+      </w:r>
+      <w:r>
+        <w:rPr>
+          <w:lang w:val="en-US"/>
+        </w:rPr>
+        <w:t xml:space="preserve"> — each try to parse the text and return </w:t>
+      </w:r>
+      <w:r>
+        <w:rPr>
+          <w:b/>
+          <w:bCs/>
+          <w:color w:val="5A3E1B"/>
+          <w:lang w:val="en-US"/>
+        </w:rPr>
+        <w:t>10</w:t>
+      </w:r>
+      <w:r>
+        <w:rPr>
+          <w:lang w:val="en-US"/>
+        </w:rPr>
+        <w:t xml:space="preserve"> on success, </w:t>
+      </w:r>
+      <w:r>
+        <w:rPr>
+          <w:b/>
+          <w:bCs/>
+          <w:color w:val="5A3E1B"/>
+          <w:lang w:val="en-US"/>
+        </w:rPr>
+        <w:t>0</w:t>
+      </w:r>
+      <w:r>
+        <w:rPr>
+          <w:lang w:val="en-US"/>
+        </w:rPr>
+        <w:t xml:space="preserve"> on a parsing error.</w:t>
+      </w:r>
+    </w:p>
+    <w:p>
+      <w:pPr>
+        <w:pStyle w:val="PargrafodaLista"/>
+        <w:numPr>
+          <w:ilvl w:val="0"/>
+          <w:numId w:val="1"/>
+        </w:numPr>
+        <w:spacing w:after="80" w:line="300" w:lineRule="auto"/>
+        <w:rPr>
+          <w:lang w:val="en-US"/>
+        </w:rPr>
+      </w:pPr>
+      <w:r>
+        <w:rPr>
+          <w:lang w:val="en-US"/>
+        </w:rPr>
+        <w:t xml:space="preserve">Each test case needs a </w:t>
+      </w:r>
+      <w:r>
+        <w:rPr>
+          <w:b/>
+          <w:bCs/>
+          <w:color w:val="5A3E1B"/>
+          <w:lang w:val="en-US"/>
+        </w:rPr>
+        <w:t>“format”</w:t>
+      </w:r>
+      <w:r>
+        <w:rPr>
+          <w:lang w:val="en-US"/>
+        </w:rPr>
+        <w:t xml:space="preserve"> field (e.g. “python”) so the code grader knows which validator to run — the dataset generation prompt must be updated to produce this field too.</w:t>
+      </w:r>
+    </w:p>
+    <w:p>
+      <w:pPr>
+        <w:pStyle w:val="PargrafodaLista"/>
+        <w:numPr>
+          <w:ilvl w:val="0"/>
+          <w:numId w:val="1"/>
+        </w:numPr>
+        <w:spacing w:after="80" w:line="300" w:lineRule="auto"/>
+        <w:rPr>
+          <w:lang w:val="en-US"/>
+        </w:rPr>
+      </w:pPr>
+      <w:r>
+        <w:rPr>
+          <w:lang w:val="en-US"/>
+        </w:rPr>
+        <w:t>Prompt clarity matters: explicit instructions (“respond only with Python, JSON, or a plain Regex”, “do not add comments or commentary or explanation”) reduce noise around the code.</w:t>
+      </w:r>
+    </w:p>
+    <w:p>
+      <w:pPr>
+        <w:pStyle w:val="PargrafodaLista"/>
+        <w:numPr>
+          <w:ilvl w:val="0"/>
+          <w:numId w:val="1"/>
+        </w:numPr>
+        <w:spacing w:after="80" w:line="300" w:lineRule="auto"/>
+        <w:rPr>
+          <w:lang w:val="en-US"/>
+        </w:rPr>
+      </w:pPr>
+      <w:r>
+        <w:rPr>
+          <w:lang w:val="en-US"/>
+        </w:rPr>
+        <w:t xml:space="preserve">A generic </w:t>
+      </w:r>
+      <w:r>
+        <w:rPr>
+          <w:b/>
+          <w:bCs/>
+          <w:color w:val="5A3E1B"/>
+          <w:lang w:val="en-US"/>
+        </w:rPr>
+        <w:t>```code</w:t>
+      </w:r>
+      <w:r>
+        <w:rPr>
+          <w:lang w:val="en-US"/>
+        </w:rPr>
+        <w:t xml:space="preserve"> assistant pre-fill — not a format-specific one like ```json — lets Claude start the raw output without having to pick the format label itself.</w:t>
+      </w:r>
+    </w:p>
+    <w:p>
+      <w:pPr>
+        <w:pStyle w:val="PargrafodaLista"/>
+        <w:numPr>
+          <w:ilvl w:val="0"/>
+          <w:numId w:val="1"/>
+        </w:numPr>
+        <w:spacing w:after="80" w:line="300" w:lineRule="auto"/>
+        <w:rPr>
+          <w:lang w:val="en-US"/>
+        </w:rPr>
+      </w:pPr>
+      <w:r>
+        <w:rPr>
+          <w:lang w:val="en-US"/>
+        </w:rPr>
+        <w:t xml:space="preserve">Final score = </w:t>
+      </w:r>
+      <w:r>
+        <w:rPr>
+          <w:b/>
+          <w:bCs/>
+          <w:color w:val="5A3E1B"/>
+          <w:lang w:val="en-US"/>
+        </w:rPr>
+        <w:t>(model_score + syntax_score) / 2</w:t>
+      </w:r>
+      <w:r>
+        <w:rPr>
+          <w:lang w:val="en-US"/>
+        </w:rPr>
+        <w:t>; weighting can be adjusted if one dimension matters more for the use case.</w:t>
+      </w:r>
+    </w:p>
+    <w:p>
+      <w:pPr>
+        <w:pStyle w:val="PargrafodaLista"/>
+        <w:numPr>
+          <w:ilvl w:val="0"/>
+          <w:numId w:val="1"/>
+        </w:numPr>
+        <w:spacing w:after="80" w:line="300" w:lineRule="auto"/>
+        <w:rPr>
+          <w:lang w:val="en-US"/>
+        </w:rPr>
+      </w:pPr>
+      <w:r>
+        <w:rPr>
+          <w:lang w:val="en-US"/>
+        </w:rPr>
+        <w:t xml:space="preserve">The baseline score itself is not “good” or “bad” — its value is as a </w:t>
+      </w:r>
+      <w:r>
+        <w:rPr>
+          <w:b/>
+          <w:bCs/>
+          <w:color w:val="5A3E1B"/>
+          <w:lang w:val="en-US"/>
+        </w:rPr>
+        <w:t>quantitative baseline</w:t>
+      </w:r>
+      <w:r>
+        <w:rPr>
+          <w:lang w:val="en-US"/>
+        </w:rPr>
+        <w:t xml:space="preserve"> to check whether later prompt edits actually improve results.</w:t>
+      </w:r>
+    </w:p>
+    <w:p>
+      <w:pPr>
+        <w:pStyle w:val="Ttulo2"/>
+        <w:spacing w:before="200" w:after="100"/>
+        <w:rPr>
+          <w:lang w:val="en-US"/>
+        </w:rPr>
+      </w:pPr>
+      <w:r>
+        <w:rPr>
+          <w:b/>
+          <w:bCs/>
+          <w:color w:val="7A5A2E"/>
+          <w:sz w:val="30"/>
+          <w:szCs w:val="30"/>
+          <w:lang w:val="en-US"/>
+        </w:rPr>
+        <w:t>Splitting responsibility between the two graders.</w:t>
+      </w:r>
+    </w:p>
+    <w:p>
+      <w:pPr>
+        <w:spacing w:after="140" w:line="300" w:lineRule="auto"/>
+        <w:rPr>
+          <w:lang w:val="en-US"/>
+        </w:rPr>
+      </w:pPr>
+      <w:r>
+        <w:rPr>
+          <w:lang w:val="en-US"/>
+        </w:rPr>
+        <w:t xml:space="preserve">The lesson breaks code-output quality into three criteria: Format (should the response return only the requested code type, with no explanation), Valid Syntax (does the generated code actually parse as the intended language), and Task Following (does the response directly and accurately address what was asked). The first two are mechanical, deterministic checks, so they are handed to the code grader; Task Following requires judgment about whether the code is the right code, so it stays with the model grader. Splitting the criteria this way lets each grader do only the </w:t>
+      </w:r>
+      <w:r>
+        <w:rPr>
+          <w:lang w:val="en-US"/>
+        </w:rPr>
+        <w:lastRenderedPageBreak/>
+        <w:t>part it is actually good at — cheap deterministic checks for what is checkable by parsing, and an LLM call reserved for what genuinely needs interpretation.</w:t>
+      </w:r>
+    </w:p>
+    <w:p>
+      <w:pPr>
+        <w:pStyle w:val="Ttulo2"/>
+        <w:spacing w:before="200" w:after="100"/>
+        <w:rPr>
+          <w:lang w:val="en-US"/>
+        </w:rPr>
+      </w:pPr>
+      <w:r>
+        <w:rPr>
+          <w:b/>
+          <w:bCs/>
+          <w:color w:val="7A5A2E"/>
+          <w:sz w:val="30"/>
+          <w:szCs w:val="30"/>
+          <w:lang w:val="en-US"/>
+        </w:rPr>
+        <w:t>Syntax validation functions.</w:t>
+      </w:r>
+    </w:p>
+    <w:p>
+      <w:pPr>
+        <w:spacing w:after="140" w:line="300" w:lineRule="auto"/>
+        <w:rPr>
+          <w:lang w:val="en-US"/>
+        </w:rPr>
+      </w:pPr>
+      <w:r>
+        <w:rPr>
+          <w:lang w:val="en-US"/>
+        </w:rPr>
+        <w:t>validate_json, validate_python, and validate_regex all share the same shape: wrap a parsing call in try/except, return 10 if it succeeds and 0 if it raises. validate_json calls json.loads(text.strip()) and catches json.JSONDecodeError; validate_python calls ast.parse(text.strip()) and catches SyntaxError; validate_regex calls re.compile(text.strip()) and catches re.error. Because the check is just “did parsing raise or not,” there is no partial credit and no judgment involved — the function either confirms the string is well-formed for its target language or it does not.</w:t>
+      </w:r>
+    </w:p>
+    <w:p>
+      <w:pPr>
+        <w:pStyle w:val="Ttulo2"/>
+        <w:spacing w:before="200" w:after="100"/>
+        <w:rPr>
+          <w:lang w:val="en-US"/>
+        </w:rPr>
+      </w:pPr>
+      <w:r>
+        <w:rPr>
+          <w:b/>
+          <w:bCs/>
+          <w:color w:val="7A5A2E"/>
+          <w:sz w:val="30"/>
+          <w:szCs w:val="30"/>
+          <w:lang w:val="en-US"/>
+        </w:rPr>
+        <w:t>Dataset format requirements.</w:t>
+      </w:r>
+    </w:p>
+    <w:p>
+      <w:pPr>
+        <w:spacing w:after="140" w:line="300" w:lineRule="auto"/>
+        <w:rPr>
+          <w:lang w:val="en-US"/>
+        </w:rPr>
+      </w:pPr>
+      <w:r>
+        <w:rPr>
+          <w:lang w:val="en-US"/>
+        </w:rPr>
+        <w:t>For the code grader to know which of the three validators applies to a given response, each test case needs to declare its expected output format explicitly, for example { “task”: “Create a Python function to validate an AWS IAM username”, “format”: “python” }. This is not automatic — the dataset generation prompt has to be updated so its example output structure includes this format field for every generated task, otherwise the grading step has no way to route a response to the correct validator.</w:t>
+      </w:r>
+    </w:p>
+    <w:p>
+      <w:pPr>
+        <w:pStyle w:val="Ttulo2"/>
+        <w:spacing w:before="200" w:after="100"/>
+        <w:rPr>
+          <w:lang w:val="en-US"/>
+        </w:rPr>
+      </w:pPr>
+      <w:r>
+        <w:rPr>
+          <w:b/>
+          <w:bCs/>
+          <w:color w:val="7A5A2E"/>
+          <w:sz w:val="30"/>
+          <w:szCs w:val="30"/>
+          <w:lang w:val="en-US"/>
+        </w:rPr>
+        <w:t>Improving prompt clarity.</w:t>
+      </w:r>
+    </w:p>
+    <w:p>
+      <w:pPr>
+        <w:spacing w:after="140" w:line="300" w:lineRule="auto"/>
+        <w:rPr>
+          <w:lang w:val="en-US"/>
+        </w:rPr>
+      </w:pPr>
+      <w:r>
+        <w:rPr>
+          <w:lang w:val="en-US"/>
+        </w:rPr>
+        <w:t>To reduce noise in the model's raw output, the prompt is tightened with explicit bullet instructions such as “Respond only with Python, JSON, or a plain Regex” and “Do not add any comments or commentary or explanation.” This is combined with a pre-filled assistant message using a generic opening fence, add_assistant_message(messages, “```code”), rather than a format-specific one. Since the same prompt template can be applied to Python, JSON, or Regex tasks depending on the test case, the pre-fill cannot commit to one language ahead of time — “```code” lets Claude begin the raw content immediately without deciding a language tag first.</w:t>
+      </w:r>
+    </w:p>
+    <w:p>
+      <w:pPr>
+        <w:pStyle w:val="Ttulo2"/>
+        <w:spacing w:before="200" w:after="100"/>
+        <w:rPr>
+          <w:lang w:val="en-US"/>
+        </w:rPr>
+      </w:pPr>
+      <w:r>
+        <w:rPr>
+          <w:b/>
+          <w:bCs/>
+          <w:color w:val="7A5A2E"/>
+          <w:sz w:val="30"/>
+          <w:szCs w:val="30"/>
+          <w:lang w:val="en-US"/>
+        </w:rPr>
+        <w:t>Combining scores.</w:t>
+      </w:r>
+    </w:p>
+    <w:p>
+      <w:pPr>
+        <w:spacing w:after="140" w:line="300" w:lineRule="auto"/>
+        <w:rPr>
+          <w:lang w:val="en-US"/>
+        </w:rPr>
+      </w:pPr>
+      <w:r>
+        <w:rPr>
+          <w:lang w:val="en-US"/>
+        </w:rPr>
+        <w:t>Once both signals exist, they are merged into one number: model_score = grade_by_model(test_case, output)[“score”], syntax_score = grade_syntax(output, test_case), and score = (model_score + syntax_score) / 2. This gives content quality and technical correctness equal weight by default, but the weighting is a design choice — a use case where syntax errors are unacceptable in production might weight syntax_score more heavily than a use case where rough-but-parseable output is fine.</w:t>
+      </w:r>
+    </w:p>
+    <w:p>
+      <w:pPr>
+        <w:pStyle w:val="Ttulo2"/>
+        <w:spacing w:before="200" w:after="100"/>
+        <w:rPr>
+          <w:lang w:val="en-US"/>
+        </w:rPr>
+      </w:pPr>
+      <w:r>
+        <w:rPr>
+          <w:b/>
+          <w:bCs/>
+          <w:color w:val="7A5A2E"/>
+          <w:sz w:val="30"/>
+          <w:szCs w:val="30"/>
+          <w:lang w:val="en-US"/>
+        </w:rPr>
+        <w:lastRenderedPageBreak/>
+        <w:t>Testing the implementation.</w:t>
+      </w:r>
+    </w:p>
+    <w:p>
+      <w:pPr>
+        <w:spacing w:after="140" w:line="300" w:lineRule="auto"/>
+        <w:rPr>
+          <w:lang w:val="en-US"/>
+        </w:rPr>
+      </w:pPr>
+      <w:r>
+        <w:rPr>
+          <w:lang w:val="en-US"/>
+        </w:rPr>
+        <w:t>After wiring up code grading, running the eval produces a baseline combined score. That number is not meaningful in isolation — the point of having it is to make prompt engineering measurable: after changing the prompt (tightening instructions, adding examples, adjusting the pre-fill), you re-run the eval and compare the new score to the baseline. If it goes up, the change helped; if not, it did not — turning what used to be a subjective judgment call about prompt quality into a quantitative before/after comparison.</w:t>
+      </w:r>
+    </w:p>
+    <w:p>
+      <w:pPr>
+        <w:pStyle w:val="Ttulo2"/>
+        <w:spacing w:before="200" w:after="100"/>
+        <w:rPr>
+          <w:lang w:val="en-US"/>
+        </w:rPr>
+      </w:pPr>
+      <w:r>
+        <w:rPr>
+          <w:b/>
+          <w:bCs/>
+          <w:color w:val="7A5A2E"/>
+          <w:sz w:val="30"/>
+          <w:szCs w:val="30"/>
+          <w:lang w:val="en-US"/>
+        </w:rPr>
+        <w:t>Diagrams</w:t>
+      </w:r>
+    </w:p>
+    <w:p>
+      <w:pPr>
+        <w:spacing w:before="80" w:after="20"/>
+        <w:jc w:val="center"/>
+      </w:pPr>
+      <w:r>
+        <w:rPr>
+          <w:noProof/>
+        </w:rPr>
+        <w:drawing>
+          <wp:inline distT="0" distB="0" distL="0" distR="0" wp14:anchorId="1600001C" wp14:editId="1600001D">
+            <wp:extent cx="5334000" cy="2646826"/>
+            <wp:effectExtent l="0" t="0" r="0" b="0"/>
+            <wp:docPr id="264" name="Diagram code grader vs model grader"/>
+            <wp:cNvGraphicFramePr>
+              <a:graphicFrameLocks xmlns:a="http://schemas.openxmlformats.org/drawingml/2006/main" noChangeAspect="1"/>
+            </wp:cNvGraphicFramePr>
+            <a:graphic xmlns:a="http://schemas.openxmlformats.org/drawingml/2006/main">
+              <a:graphicData uri="http://schemas.openxmlformats.org/drawingml/2006/picture">
+                <pic:pic xmlns:pic="http://schemas.openxmlformats.org/drawingml/2006/picture">
+                  <pic:nvPicPr>
+                    <pic:cNvPr id="0" name=""/>
+                    <pic:cNvPicPr>
+                      <a:picLocks noChangeAspect="1" noChangeArrowheads="1"/>
+                    </pic:cNvPicPr>
+                  </pic:nvPicPr>
+                  <pic:blipFill>
+                    <a:blip r:embed="rId19"/>
+                    <a:srcRect/>
+                    <a:stretch>
+                      <a:fillRect/>
+                    </a:stretch>
+                  </pic:blipFill>
+                  <pic:spPr bwMode="auto">
+                    <a:xfrm>
+                      <a:off x="0" y="0"/>
+                      <a:ext cx="5334000" cy="2646826"/>
+                    </a:xfrm>
+                    <a:prstGeom prst="rect">
+                      <a:avLst/>
+                    </a:prstGeom>
+                  </pic:spPr>
+                </pic:pic>
+              </a:graphicData>
+            </a:graphic>
+          </wp:inline>
+        </w:drawing>
+      </w:r>
+    </w:p>
+    <w:p>
+      <w:pPr>
+        <w:spacing w:before="40" w:after="160"/>
+        <w:jc w:val="center"/>
+        <w:rPr>
+          <w:lang w:val="en-US"/>
+        </w:rPr>
+      </w:pPr>
+      <w:r>
+        <w:rPr>
+          <w:i/>
+          <w:iCs/>
+          <w:color w:val="888888"/>
+          <w:sz w:val="20"/>
+          <w:szCs w:val="20"/>
+          <w:lang w:val="en-US"/>
+        </w:rPr>
+        <w:t>The three grading criteria for code output: Format and Valid Syntax go to the code grader, Task Following goes to the model grader.</w:t>
+      </w:r>
+    </w:p>
+    <w:p>
+      <w:pPr>
+        <w:spacing w:before="80" w:after="20"/>
+        <w:jc w:val="center"/>
+      </w:pPr>
+      <w:r>
+        <w:rPr>
+          <w:noProof/>
+        </w:rPr>
+        <w:drawing>
+          <wp:inline distT="0" distB="0" distL="0" distR="0" wp14:anchorId="16000020" wp14:editId="16000021">
+            <wp:extent cx="5334000" cy="2520122"/>
+            <wp:effectExtent l="0" t="0" r="0" b="0"/>
+            <wp:docPr id="265" name="Diagram syntax validator functions"/>
+            <wp:cNvGraphicFramePr>
+              <a:graphicFrameLocks xmlns:a="http://schemas.openxmlformats.org/drawingml/2006/main" noChangeAspect="1"/>
+            </wp:cNvGraphicFramePr>
+            <a:graphic xmlns:a="http://schemas.openxmlformats.org/drawingml/2006/main">
+              <a:graphicData uri="http://schemas.openxmlformats.org/drawingml/2006/picture">
+                <pic:pic xmlns:pic="http://schemas.openxmlformats.org/drawingml/2006/picture">
+                  <pic:nvPicPr>
+                    <pic:cNvPr id="0" name=""/>
+                    <pic:cNvPicPr>
+                      <a:picLocks noChangeAspect="1" noChangeArrowheads="1"/>
+                    </pic:cNvPicPr>
+                  </pic:nvPicPr>
+                  <pic:blipFill>
+                    <a:blip r:embed="rId20"/>
+                    <a:srcRect/>
+                    <a:stretch>
+                      <a:fillRect/>
+                    </a:stretch>
+                  </pic:blipFill>
+                  <pic:spPr bwMode="auto">
+                    <a:xfrm>
+                      <a:off x="0" y="0"/>
+                      <a:ext cx="5334000" cy="2520122"/>
+                    </a:xfrm>
+                    <a:prstGeom prst="rect">
+                      <a:avLst/>
+                    </a:prstGeom>
+                  </pic:spPr>
+                </pic:pic>
+              </a:graphicData>
+            </a:graphic>
+          </wp:inline>
+        </w:drawing>
+      </w:r>
+    </w:p>
+    <w:p>
+      <w:pPr>
+        <w:spacing w:before="40" w:after="160"/>
+        <w:jc w:val="center"/>
+        <w:rPr>
+          <w:lang w:val="en-US"/>
+        </w:rPr>
+      </w:pPr>
+      <w:r>
+        <w:rPr>
+          <w:i/>
+          <w:iCs/>
+          <w:color w:val="888888"/>
+          <w:sz w:val="20"/>
+          <w:szCs w:val="20"/>
+          <w:lang w:val="en-US"/>
+        </w:rPr>
+        <w:t>The three code-grader validators: each attempts to parse the raw output and returns 10 (valid) or 0 (invalid).</w:t>
+      </w:r>
+    </w:p>
+    <w:p>
+      <w:pPr>
+        <w:pStyle w:val="Ttulo2"/>
+        <w:spacing w:before="200" w:after="100"/>
+        <w:rPr>
+          <w:lang w:val="en-US"/>
+        </w:rPr>
+      </w:pPr>
+      <w:r>
+        <w:rPr>
+          <w:b/>
+          <w:bCs/>
+          <w:color w:val="7A5A2E"/>
+          <w:sz w:val="30"/>
+          <w:szCs w:val="30"/>
+          <w:lang w:val="en-US"/>
+        </w:rPr>
+        <w:t>Tables</w:t>
+      </w:r>
+    </w:p>
+    <w:p>
+      <w:pPr>
+        <w:spacing w:after="140" w:line="300" w:lineRule="auto"/>
+        <w:rPr>
+          <w:lang w:val="en-US"/>
+        </w:rPr>
+      </w:pPr>
+      <w:r>
+        <w:rPr>
+          <w:b/>
+          <w:bCs/>
+          <w:color w:val="5A3E1B"/>
+          <w:lang w:val="en-US"/>
+        </w:rPr>
+        <w:t>Grading criteria by grader</w:t>
+      </w:r>
+    </w:p>
+    <w:tbl>
+      <w:tblPr>
+        <w:tblW w:w="5000" w:type="pct"/>
+        <w:tblBorders>
+          <w:top w:val="single" w:sz="4" w:space="0" w:color="auto"/>
+          <w:left w:val="single" w:sz="4" w:space="0" w:color="auto"/>
+          <w:bottom w:val="single" w:sz="4" w:space="0" w:color="auto"/>
+          <w:right w:val="single" w:sz="4" w:space="0" w:color="auto"/>
+          <w:insideH w:val="single" w:sz="4" w:space="0" w:color="auto"/>
+          <w:insideV w:val="single" w:sz="4" w:space="0" w:color="auto"/>
+        </w:tblBorders>
+        <w:tblCellMar>
+          <w:left w:w="10" w:type="dxa"/>
+          <w:right w:w="10" w:type="dxa"/>
+        </w:tblCellMar>
+        <w:tblLook w:val="0000" w:firstRow="0" w:lastRow="0" w:firstColumn="0" w:lastColumn="0" w:noHBand="0" w:noVBand="0"/>
+      </w:tblPr>
+      <w:tblGrid>
+        <w:gridCol w:w="1677"/>
+        <w:gridCol w:w="1504"/>
+        <w:gridCol w:w="6315"/>
+      </w:tblGrid>
+      <w:tr>
+        <w:tc>
+          <w:tcPr>
+            <w:tcW w:w="0" w:type="auto"/>
+            <w:tcMar>
+              <w:top w:w="50" w:type="dxa"/>
+              <w:left w:w="100" w:type="dxa"/>
+              <w:bottom w:w="50" w:type="dxa"/>
+              <w:right w:w="100" w:type="dxa"/>
+            </w:tcMar>
+          </w:tcPr>
+          <w:p>
+            <w:pPr>
+              <w:rPr>
+                <w:lang w:val="en-US"/>
+              </w:rPr>
+            </w:pPr>
+            <w:r>
+              <w:rPr>
+                <w:b/>
+                <w:bCs/>
+                <w:sz w:val="22"/>
+                <w:szCs w:val="22"/>
+                <w:lang w:val="en-US"/>
+              </w:rPr>
+              <w:t>Criterion</w:t>
+            </w:r>
+          </w:p>
+        </w:tc>
+        <w:tc>
+          <w:tcPr>
+            <w:tcW w:w="0" w:type="auto"/>
+            <w:tcMar>
+              <w:top w:w="50" w:type="dxa"/>
+              <w:left w:w="100" w:type="dxa"/>
+              <w:bottom w:w="50" w:type="dxa"/>
+              <w:right w:w="100" w:type="dxa"/>
+            </w:tcMar>
+          </w:tcPr>
+          <w:p>
+            <w:pPr>
+              <w:rPr>
+                <w:lang w:val="en-US"/>
+              </w:rPr>
+            </w:pPr>
+            <w:r>
+              <w:rPr>
+                <w:b/>
+                <w:bCs/>
+                <w:sz w:val="22"/>
+                <w:szCs w:val="22"/>
+                <w:lang w:val="en-US"/>
+              </w:rPr>
+              <w:t>Handled by</w:t>
+            </w:r>
+          </w:p>
+        </w:tc>
+        <w:tc>
+          <w:tcPr>
+            <w:tcW w:w="0" w:type="auto"/>
+            <w:tcMar>
+              <w:top w:w="50" w:type="dxa"/>
+              <w:left w:w="100" w:type="dxa"/>
+              <w:bottom w:w="50" w:type="dxa"/>
+              <w:right w:w="100" w:type="dxa"/>
+            </w:tcMar>
+          </w:tcPr>
+          <w:p>
+            <w:pPr>
+              <w:rPr>
+                <w:lang w:val="en-US"/>
+              </w:rPr>
+            </w:pPr>
+            <w:r>
+              <w:rPr>
+                <w:b/>
+                <w:bCs/>
+                <w:sz w:val="22"/>
+                <w:szCs w:val="22"/>
+                <w:lang w:val="en-US"/>
+              </w:rPr>
+              <w:t>What it checks</w:t>
+            </w:r>
+          </w:p>
+        </w:tc>
+      </w:tr>
+      <w:tr>
+        <w:tc>
+          <w:tcPr>
+            <w:tcW w:w="0" w:type="auto"/>
+            <w:tcMar>
+              <w:top w:w="50" w:type="dxa"/>
+              <w:left w:w="100" w:type="dxa"/>
+              <w:bottom w:w="50" w:type="dxa"/>
+              <w:right w:w="100" w:type="dxa"/>
+            </w:tcMar>
+          </w:tcPr>
+          <w:p>
+            <w:pPr>
+              <w:rPr>
+                <w:lang w:val="en-US"/>
+              </w:rPr>
+            </w:pPr>
+            <w:r>
+              <w:rPr>
+                <w:sz w:val="22"/>
+                <w:szCs w:val="22"/>
+                <w:lang w:val="en-US"/>
+              </w:rPr>
+              <w:lastRenderedPageBreak/>
+              <w:t>Format</w:t>
+            </w:r>
+          </w:p>
+        </w:tc>
+        <w:tc>
+          <w:tcPr>
+            <w:tcW w:w="0" w:type="auto"/>
+            <w:tcMar>
+              <w:top w:w="50" w:type="dxa"/>
+              <w:left w:w="100" w:type="dxa"/>
+              <w:bottom w:w="50" w:type="dxa"/>
+              <w:right w:w="100" w:type="dxa"/>
+            </w:tcMar>
+          </w:tcPr>
+          <w:p>
+            <w:pPr>
+              <w:rPr>
+                <w:lang w:val="en-US"/>
+              </w:rPr>
+            </w:pPr>
+            <w:r>
+              <w:rPr>
+                <w:sz w:val="22"/>
+                <w:szCs w:val="22"/>
+                <w:lang w:val="en-US"/>
+              </w:rPr>
+              <w:t>Code grader</w:t>
+            </w:r>
+          </w:p>
+        </w:tc>
+        <w:tc>
+          <w:tcPr>
+            <w:tcW w:w="0" w:type="auto"/>
+            <w:tcMar>
+              <w:top w:w="50" w:type="dxa"/>
+              <w:left w:w="100" w:type="dxa"/>
+              <w:bottom w:w="50" w:type="dxa"/>
+              <w:right w:w="100" w:type="dxa"/>
+            </w:tcMar>
+          </w:tcPr>
+          <w:p>
+            <w:pPr>
+              <w:rPr>
+                <w:lang w:val="en-US"/>
+              </w:rPr>
+            </w:pPr>
+            <w:r>
+              <w:rPr>
+                <w:sz w:val="22"/>
+                <w:szCs w:val="22"/>
+                <w:lang w:val="en-US"/>
+              </w:rPr>
+              <w:t>Response returns only the requested code type, no explanation</w:t>
+            </w:r>
+          </w:p>
+        </w:tc>
+      </w:tr>
+      <w:tr>
+        <w:tc>
+          <w:tcPr>
+            <w:tcW w:w="0" w:type="auto"/>
+            <w:tcMar>
+              <w:top w:w="50" w:type="dxa"/>
+              <w:left w:w="100" w:type="dxa"/>
+              <w:bottom w:w="50" w:type="dxa"/>
+              <w:right w:w="100" w:type="dxa"/>
+            </w:tcMar>
+          </w:tcPr>
+          <w:p>
+            <w:pPr>
+              <w:rPr>
+                <w:lang w:val="en-US"/>
+              </w:rPr>
+            </w:pPr>
+            <w:r>
+              <w:rPr>
+                <w:sz w:val="22"/>
+                <w:szCs w:val="22"/>
+                <w:lang w:val="en-US"/>
+              </w:rPr>
+              <w:t>Valid Syntax</w:t>
+            </w:r>
+          </w:p>
+        </w:tc>
+        <w:tc>
+          <w:tcPr>
+            <w:tcW w:w="0" w:type="auto"/>
+            <w:tcMar>
+              <w:top w:w="50" w:type="dxa"/>
+              <w:left w:w="100" w:type="dxa"/>
+              <w:bottom w:w="50" w:type="dxa"/>
+              <w:right w:w="100" w:type="dxa"/>
+            </w:tcMar>
+          </w:tcPr>
+          <w:p>
+            <w:pPr>
+              <w:rPr>
+                <w:lang w:val="en-US"/>
+              </w:rPr>
+            </w:pPr>
+            <w:r>
+              <w:rPr>
+                <w:sz w:val="22"/>
+                <w:szCs w:val="22"/>
+                <w:lang w:val="en-US"/>
+              </w:rPr>
+              <w:t>Code grader</w:t>
+            </w:r>
+          </w:p>
+        </w:tc>
+        <w:tc>
+          <w:tcPr>
+            <w:tcW w:w="0" w:type="auto"/>
+            <w:tcMar>
+              <w:top w:w="50" w:type="dxa"/>
+              <w:left w:w="100" w:type="dxa"/>
+              <w:bottom w:w="50" w:type="dxa"/>
+              <w:right w:w="100" w:type="dxa"/>
+            </w:tcMar>
+          </w:tcPr>
+          <w:p>
+            <w:pPr>
+              <w:rPr>
+                <w:lang w:val="en-US"/>
+              </w:rPr>
+            </w:pPr>
+            <w:r>
+              <w:rPr>
+                <w:sz w:val="22"/>
+                <w:szCs w:val="22"/>
+                <w:lang w:val="en-US"/>
+              </w:rPr>
+              <w:t>Generated code actually parses as the intended language</w:t>
+            </w:r>
+          </w:p>
+        </w:tc>
+      </w:tr>
+      <w:tr>
+        <w:tc>
+          <w:tcPr>
+            <w:tcW w:w="0" w:type="auto"/>
+            <w:tcMar>
+              <w:top w:w="50" w:type="dxa"/>
+              <w:left w:w="100" w:type="dxa"/>
+              <w:bottom w:w="50" w:type="dxa"/>
+              <w:right w:w="100" w:type="dxa"/>
+            </w:tcMar>
+          </w:tcPr>
+          <w:p>
+            <w:pPr>
+              <w:rPr>
+                <w:lang w:val="en-US"/>
+              </w:rPr>
+            </w:pPr>
+            <w:r>
+              <w:rPr>
+                <w:sz w:val="22"/>
+                <w:szCs w:val="22"/>
+                <w:lang w:val="en-US"/>
+              </w:rPr>
+              <w:t>Task Following</w:t>
+            </w:r>
+          </w:p>
+        </w:tc>
+        <w:tc>
+          <w:tcPr>
+            <w:tcW w:w="0" w:type="auto"/>
+            <w:tcMar>
+              <w:top w:w="50" w:type="dxa"/>
+              <w:left w:w="100" w:type="dxa"/>
+              <w:bottom w:w="50" w:type="dxa"/>
+              <w:right w:w="100" w:type="dxa"/>
+            </w:tcMar>
+          </w:tcPr>
+          <w:p>
+            <w:pPr>
+              <w:rPr>
+                <w:lang w:val="en-US"/>
+              </w:rPr>
+            </w:pPr>
+            <w:r>
+              <w:rPr>
+                <w:sz w:val="22"/>
+                <w:szCs w:val="22"/>
+                <w:lang w:val="en-US"/>
+              </w:rPr>
+              <w:t>Model grader</w:t>
+            </w:r>
+          </w:p>
+        </w:tc>
+        <w:tc>
+          <w:tcPr>
+            <w:tcW w:w="0" w:type="auto"/>
+            <w:tcMar>
+              <w:top w:w="50" w:type="dxa"/>
+              <w:left w:w="100" w:type="dxa"/>
+              <w:bottom w:w="50" w:type="dxa"/>
+              <w:right w:w="100" w:type="dxa"/>
+            </w:tcMar>
+          </w:tcPr>
+          <w:p>
+            <w:pPr>
+              <w:rPr>
+                <w:lang w:val="en-US"/>
+              </w:rPr>
+            </w:pPr>
+            <w:r>
+              <w:rPr>
+                <w:sz w:val="22"/>
+                <w:szCs w:val="22"/>
+                <w:lang w:val="en-US"/>
+              </w:rPr>
+              <w:t>Response directly and accurately addresses what was asked</w:t>
+            </w:r>
+          </w:p>
+        </w:tc>
+      </w:tr>
+    </w:tbl>
+    <w:p>
+      <w:pPr>
+        <w:spacing w:before="120" w:after="200"/>
+        <w:rPr>
+          <w:lang w:val="en-US"/>
+        </w:rPr>
+      </w:pPr>
+    </w:p>
+    <w:p>
+      <w:pPr>
+        <w:spacing w:after="140" w:line="300" w:lineRule="auto"/>
+        <w:rPr>
+          <w:lang w:val="en-US"/>
+        </w:rPr>
+      </w:pPr>
+      <w:r>
+        <w:rPr>
+          <w:b/>
+          <w:bCs/>
+          <w:color w:val="5A3E1B"/>
+          <w:lang w:val="en-US"/>
+        </w:rPr>
+        <w:t>Validator functions</w:t>
+      </w:r>
+    </w:p>
+    <w:tbl>
+      <w:tblPr>
+        <w:tblW w:w="5000" w:type="pct"/>
+        <w:tblBorders>
+          <w:top w:val="single" w:sz="4" w:space="0" w:color="auto"/>
+          <w:left w:val="single" w:sz="4" w:space="0" w:color="auto"/>
+          <w:bottom w:val="single" w:sz="4" w:space="0" w:color="auto"/>
+          <w:right w:val="single" w:sz="4" w:space="0" w:color="auto"/>
+          <w:insideH w:val="single" w:sz="4" w:space="0" w:color="auto"/>
+          <w:insideV w:val="single" w:sz="4" w:space="0" w:color="auto"/>
+        </w:tblBorders>
+        <w:tblCellMar>
+          <w:left w:w="10" w:type="dxa"/>
+          <w:right w:w="10" w:type="dxa"/>
+        </w:tblCellMar>
+        <w:tblLook w:val="0000" w:firstRow="0" w:lastRow="0" w:firstColumn="0" w:lastColumn="0" w:noHBand="0" w:noVBand="0"/>
+      </w:tblPr>
+      <w:tblGrid>
+        <w:gridCol w:w="2047"/>
+        <w:gridCol w:w="2848"/>
+        <w:gridCol w:w="2743"/>
+        <w:gridCol w:w="1858"/>
+      </w:tblGrid>
+      <w:tr>
+        <w:tc>
+          <w:tcPr>
+            <w:tcW w:w="0" w:type="auto"/>
+            <w:tcMar>
+              <w:top w:w="50" w:type="dxa"/>
+              <w:left w:w="100" w:type="dxa"/>
+              <w:bottom w:w="50" w:type="dxa"/>
+              <w:right w:w="100" w:type="dxa"/>
+            </w:tcMar>
+          </w:tcPr>
+          <w:p>
+            <w:pPr>
+              <w:rPr>
+                <w:lang w:val="en-US"/>
+              </w:rPr>
+            </w:pPr>
+            <w:r>
+              <w:rPr>
+                <w:b/>
+                <w:bCs/>
+                <w:sz w:val="22"/>
+                <w:szCs w:val="22"/>
+                <w:lang w:val="en-US"/>
+              </w:rPr>
+              <w:t>Validator</w:t>
+            </w:r>
+          </w:p>
+        </w:tc>
+        <w:tc>
+          <w:tcPr>
+            <w:tcW w:w="0" w:type="auto"/>
+            <w:tcMar>
+              <w:top w:w="50" w:type="dxa"/>
+              <w:left w:w="100" w:type="dxa"/>
+              <w:bottom w:w="50" w:type="dxa"/>
+              <w:right w:w="100" w:type="dxa"/>
+            </w:tcMar>
+          </w:tcPr>
+          <w:p>
+            <w:pPr>
+              <w:rPr>
+                <w:lang w:val="en-US"/>
+              </w:rPr>
+            </w:pPr>
+            <w:r>
+              <w:rPr>
+                <w:b/>
+                <w:bCs/>
+                <w:sz w:val="22"/>
+                <w:szCs w:val="22"/>
+                <w:lang w:val="en-US"/>
+              </w:rPr>
+              <w:t>Parsing call</w:t>
+            </w:r>
+          </w:p>
+        </w:tc>
+        <w:tc>
+          <w:tcPr>
+            <w:tcW w:w="0" w:type="auto"/>
+            <w:tcMar>
+              <w:top w:w="50" w:type="dxa"/>
+              <w:left w:w="100" w:type="dxa"/>
+              <w:bottom w:w="50" w:type="dxa"/>
+              <w:right w:w="100" w:type="dxa"/>
+            </w:tcMar>
+          </w:tcPr>
+          <w:p>
+            <w:pPr>
+              <w:rPr>
+                <w:lang w:val="en-US"/>
+              </w:rPr>
+            </w:pPr>
+            <w:r>
+              <w:rPr>
+                <w:b/>
+                <w:bCs/>
+                <w:sz w:val="22"/>
+                <w:szCs w:val="22"/>
+                <w:lang w:val="en-US"/>
+              </w:rPr>
+              <w:t>Exception caught</w:t>
+            </w:r>
+          </w:p>
+        </w:tc>
+        <w:tc>
+          <w:tcPr>
+            <w:tcW w:w="0" w:type="auto"/>
+            <w:tcMar>
+              <w:top w:w="50" w:type="dxa"/>
+              <w:left w:w="100" w:type="dxa"/>
+              <w:bottom w:w="50" w:type="dxa"/>
+              <w:right w:w="100" w:type="dxa"/>
+            </w:tcMar>
+          </w:tcPr>
+          <w:p>
+            <w:pPr>
+              <w:rPr>
+                <w:lang w:val="en-US"/>
+              </w:rPr>
+            </w:pPr>
+            <w:r>
+              <w:rPr>
+                <w:b/>
+                <w:bCs/>
+                <w:sz w:val="22"/>
+                <w:szCs w:val="22"/>
+                <w:lang w:val="en-US"/>
+              </w:rPr>
+              <w:t>Score if invalid</w:t>
+            </w:r>
+          </w:p>
+        </w:tc>
+      </w:tr>
+      <w:tr>
+        <w:tc>
+          <w:tcPr>
+            <w:tcW w:w="0" w:type="auto"/>
+            <w:tcMar>
+              <w:top w:w="50" w:type="dxa"/>
+              <w:left w:w="100" w:type="dxa"/>
+              <w:bottom w:w="50" w:type="dxa"/>
+              <w:right w:w="100" w:type="dxa"/>
+            </w:tcMar>
+          </w:tcPr>
+          <w:p>
+            <w:pPr>
+              <w:rPr>
+                <w:lang w:val="en-US"/>
+              </w:rPr>
+            </w:pPr>
+            <w:r>
+              <w:rPr>
+                <w:sz w:val="22"/>
+                <w:szCs w:val="22"/>
+                <w:lang w:val="en-US"/>
+              </w:rPr>
+              <w:t>validate_json</w:t>
+            </w:r>
+          </w:p>
+        </w:tc>
+        <w:tc>
+          <w:tcPr>
+            <w:tcW w:w="0" w:type="auto"/>
+            <w:tcMar>
+              <w:top w:w="50" w:type="dxa"/>
+              <w:left w:w="100" w:type="dxa"/>
+              <w:bottom w:w="50" w:type="dxa"/>
+              <w:right w:w="100" w:type="dxa"/>
+            </w:tcMar>
+          </w:tcPr>
+          <w:p>
+            <w:pPr>
+              <w:rPr>
+                <w:lang w:val="en-US"/>
+              </w:rPr>
+            </w:pPr>
+            <w:r>
+              <w:rPr>
+                <w:sz w:val="22"/>
+                <w:szCs w:val="22"/>
+                <w:lang w:val="en-US"/>
+              </w:rPr>
+              <w:t>json.loads(text.strip())</w:t>
+            </w:r>
+          </w:p>
+        </w:tc>
+        <w:tc>
+          <w:tcPr>
+            <w:tcW w:w="0" w:type="auto"/>
+            <w:tcMar>
+              <w:top w:w="50" w:type="dxa"/>
+              <w:left w:w="100" w:type="dxa"/>
+              <w:bottom w:w="50" w:type="dxa"/>
+              <w:right w:w="100" w:type="dxa"/>
+            </w:tcMar>
+          </w:tcPr>
+          <w:p>
+            <w:pPr>
+              <w:rPr>
+                <w:lang w:val="en-US"/>
+              </w:rPr>
+            </w:pPr>
+            <w:r>
+              <w:rPr>
+                <w:sz w:val="22"/>
+                <w:szCs w:val="22"/>
+                <w:lang w:val="en-US"/>
+              </w:rPr>
+              <w:t>json.JSONDecodeError</w:t>
+            </w:r>
+          </w:p>
+        </w:tc>
+        <w:tc>
+          <w:tcPr>
+            <w:tcW w:w="0" w:type="auto"/>
+            <w:tcMar>
+              <w:top w:w="50" w:type="dxa"/>
+              <w:left w:w="100" w:type="dxa"/>
+              <w:bottom w:w="50" w:type="dxa"/>
+              <w:right w:w="100" w:type="dxa"/>
+            </w:tcMar>
+          </w:tcPr>
+          <w:p>
+            <w:pPr>
+              <w:rPr>
+                <w:lang w:val="en-US"/>
+              </w:rPr>
+            </w:pPr>
+            <w:r>
+              <w:rPr>
+                <w:sz w:val="22"/>
+                <w:szCs w:val="22"/>
+                <w:lang w:val="en-US"/>
+              </w:rPr>
+              <w:t>0</w:t>
+            </w:r>
+          </w:p>
+        </w:tc>
+      </w:tr>
+      <w:tr>
+        <w:tc>
+          <w:tcPr>
+            <w:tcW w:w="0" w:type="auto"/>
+            <w:tcMar>
+              <w:top w:w="50" w:type="dxa"/>
+              <w:left w:w="100" w:type="dxa"/>
+              <w:bottom w:w="50" w:type="dxa"/>
+              <w:right w:w="100" w:type="dxa"/>
+            </w:tcMar>
+          </w:tcPr>
+          <w:p>
+            <w:pPr>
+              <w:rPr>
+                <w:lang w:val="en-US"/>
+              </w:rPr>
+            </w:pPr>
+            <w:r>
+              <w:rPr>
+                <w:sz w:val="22"/>
+                <w:szCs w:val="22"/>
+                <w:lang w:val="en-US"/>
+              </w:rPr>
+              <w:t>validate_python</w:t>
+            </w:r>
+          </w:p>
+        </w:tc>
+        <w:tc>
+          <w:tcPr>
+            <w:tcW w:w="0" w:type="auto"/>
+            <w:tcMar>
+              <w:top w:w="50" w:type="dxa"/>
+              <w:left w:w="100" w:type="dxa"/>
+              <w:bottom w:w="50" w:type="dxa"/>
+              <w:right w:w="100" w:type="dxa"/>
+            </w:tcMar>
+          </w:tcPr>
+          <w:p>
+            <w:pPr>
+              <w:rPr>
+                <w:lang w:val="en-US"/>
+              </w:rPr>
+            </w:pPr>
+            <w:r>
+              <w:rPr>
+                <w:sz w:val="22"/>
+                <w:szCs w:val="22"/>
+                <w:lang w:val="en-US"/>
+              </w:rPr>
+              <w:t>ast.parse(text.strip())</w:t>
+            </w:r>
+          </w:p>
+        </w:tc>
+        <w:tc>
+          <w:tcPr>
+            <w:tcW w:w="0" w:type="auto"/>
+            <w:tcMar>
+              <w:top w:w="50" w:type="dxa"/>
+              <w:left w:w="100" w:type="dxa"/>
+              <w:bottom w:w="50" w:type="dxa"/>
+              <w:right w:w="100" w:type="dxa"/>
+            </w:tcMar>
+          </w:tcPr>
+          <w:p>
+            <w:pPr>
+              <w:rPr>
+                <w:lang w:val="en-US"/>
+              </w:rPr>
+            </w:pPr>
+            <w:r>
+              <w:rPr>
+                <w:sz w:val="22"/>
+                <w:szCs w:val="22"/>
+                <w:lang w:val="en-US"/>
+              </w:rPr>
+              <w:t>SyntaxError</w:t>
+            </w:r>
+          </w:p>
+        </w:tc>
+        <w:tc>
+          <w:tcPr>
+            <w:tcW w:w="0" w:type="auto"/>
+            <w:tcMar>
+              <w:top w:w="50" w:type="dxa"/>
+              <w:left w:w="100" w:type="dxa"/>
+              <w:bottom w:w="50" w:type="dxa"/>
+              <w:right w:w="100" w:type="dxa"/>
+            </w:tcMar>
+          </w:tcPr>
+          <w:p>
+            <w:pPr>
+              <w:rPr>
+                <w:lang w:val="en-US"/>
+              </w:rPr>
+            </w:pPr>
+            <w:r>
+              <w:rPr>
+                <w:sz w:val="22"/>
+                <w:szCs w:val="22"/>
+                <w:lang w:val="en-US"/>
+              </w:rPr>
+              <w:t>0</w:t>
+            </w:r>
+          </w:p>
+        </w:tc>
+      </w:tr>
+      <w:tr>
+        <w:tc>
+          <w:tcPr>
+            <w:tcW w:w="0" w:type="auto"/>
+            <w:tcMar>
+              <w:top w:w="50" w:type="dxa"/>
+              <w:left w:w="100" w:type="dxa"/>
+              <w:bottom w:w="50" w:type="dxa"/>
+              <w:right w:w="100" w:type="dxa"/>
+            </w:tcMar>
+          </w:tcPr>
+          <w:p>
+            <w:pPr>
+              <w:rPr>
+                <w:lang w:val="en-US"/>
+              </w:rPr>
+            </w:pPr>
+            <w:r>
+              <w:rPr>
+                <w:sz w:val="22"/>
+                <w:szCs w:val="22"/>
+                <w:lang w:val="en-US"/>
+              </w:rPr>
+              <w:t>validate_regex</w:t>
+            </w:r>
+          </w:p>
+        </w:tc>
+        <w:tc>
+          <w:tcPr>
+            <w:tcW w:w="0" w:type="auto"/>
+            <w:tcMar>
+              <w:top w:w="50" w:type="dxa"/>
+              <w:left w:w="100" w:type="dxa"/>
+              <w:bottom w:w="50" w:type="dxa"/>
+              <w:right w:w="100" w:type="dxa"/>
+            </w:tcMar>
+          </w:tcPr>
+          <w:p>
+            <w:pPr>
+              <w:rPr>
+                <w:lang w:val="en-US"/>
+              </w:rPr>
+            </w:pPr>
+            <w:r>
+              <w:rPr>
+                <w:sz w:val="22"/>
+                <w:szCs w:val="22"/>
+                <w:lang w:val="en-US"/>
+              </w:rPr>
+              <w:t>re.compile(text.strip())</w:t>
+            </w:r>
+          </w:p>
+        </w:tc>
+        <w:tc>
+          <w:tcPr>
+            <w:tcW w:w="0" w:type="auto"/>
+            <w:tcMar>
+              <w:top w:w="50" w:type="dxa"/>
+              <w:left w:w="100" w:type="dxa"/>
+              <w:bottom w:w="50" w:type="dxa"/>
+              <w:right w:w="100" w:type="dxa"/>
+            </w:tcMar>
+          </w:tcPr>
+          <w:p>
+            <w:pPr>
+              <w:rPr>
+                <w:lang w:val="en-US"/>
+              </w:rPr>
+            </w:pPr>
+            <w:r>
+              <w:rPr>
+                <w:sz w:val="22"/>
+                <w:szCs w:val="22"/>
+                <w:lang w:val="en-US"/>
+              </w:rPr>
+              <w:t>re.error</w:t>
+            </w:r>
+          </w:p>
+        </w:tc>
+        <w:tc>
+          <w:tcPr>
+            <w:tcW w:w="0" w:type="auto"/>
+            <w:tcMar>
+              <w:top w:w="50" w:type="dxa"/>
+              <w:left w:w="100" w:type="dxa"/>
+              <w:bottom w:w="50" w:type="dxa"/>
+              <w:right w:w="100" w:type="dxa"/>
+            </w:tcMar>
+          </w:tcPr>
+          <w:p>
+            <w:pPr>
+              <w:rPr>
+                <w:lang w:val="en-US"/>
+              </w:rPr>
+            </w:pPr>
+            <w:r>
+              <w:rPr>
+                <w:sz w:val="22"/>
+                <w:szCs w:val="22"/>
+                <w:lang w:val="en-US"/>
+              </w:rPr>
+              <w:t>0</w:t>
+            </w:r>
+          </w:p>
+        </w:tc>
+      </w:tr>
+    </w:tbl>
+    <w:p>
+      <w:pPr>
+        <w:spacing w:before="120" w:after="200"/>
+        <w:rPr>
+          <w:lang w:val="en-US"/>
+        </w:rPr>
+      </w:pPr>
+    </w:p>
+    <w:p>
+      <w:pPr>
+        <w:pStyle w:val="Ttulo2"/>
+        <w:spacing w:before="200" w:after="100"/>
+        <w:rPr>
+          <w:lang w:val="en-US"/>
+        </w:rPr>
+      </w:pPr>
+      <w:r>
+        <w:rPr>
+          <w:b/>
+          <w:bCs/>
+          <w:color w:val="7A5A2E"/>
+          <w:sz w:val="30"/>
+          <w:szCs w:val="30"/>
+          <w:lang w:val="en-US"/>
+        </w:rPr>
+        <w:t>Practice Questions — Lesson 6</w:t>
+      </w:r>
+    </w:p>
+    <w:p>
+      <w:pPr>
+        <w:spacing w:after="140" w:line="300" w:lineRule="auto"/>
+        <w:rPr>
+          <w:lang w:val="en-US"/>
+        </w:rPr>
+      </w:pPr>
+      <w:r>
+        <w:rPr>
+          <w:lang w:val="en-US"/>
+        </w:rPr>
+        <w:t>Choose the single best answer for each question (A–E).</w:t>
+      </w:r>
+    </w:p>
+    <w:p>
+      <w:pPr>
+        <w:spacing w:before="200" w:after="100" w:line="300" w:lineRule="auto"/>
+        <w:rPr>
+          <w:rFonts w:ascii="Arial" w:hAnsi="Arial" w:cs="Arial"/>
+          <w:lang w:val="en-US"/>
+        </w:rPr>
+      </w:pPr>
+      <w:r>
+        <w:rPr>
+          <w:rFonts w:ascii="Arial" w:hAnsi="Arial" w:cs="Arial"/>
+          <w:b/>
+          <w:bCs/>
+          <w:lang w:val="en-US"/>
+        </w:rPr>
+        <w:t>1. Which criterion for evaluating code output is checked by the model grader rather than the code grader?</w:t>
+      </w:r>
+    </w:p>
+    <w:p>
+      <w:pPr>
+        <w:spacing w:after="60" w:line="300" w:lineRule="auto"/>
+        <w:ind w:left="400"/>
+        <w:rPr>
+          <w:rFonts w:ascii="Arial" w:hAnsi="Arial" w:cs="Arial"/>
+          <w:lang w:val="en-US"/>
+        </w:rPr>
+      </w:pPr>
+      <w:r>
+        <w:rPr>
+          <w:rFonts w:ascii="Arial" w:hAnsi="Arial" w:cs="Arial"/>
+          <w:lang w:val="en-US"/>
+        </w:rPr>
+        <w:t>A) Format</w:t>
+      </w:r>
+    </w:p>
+    <w:p>
+      <w:pPr>
+        <w:spacing w:after="60" w:line="300" w:lineRule="auto"/>
+        <w:ind w:left="400"/>
+        <w:rPr>
+          <w:rFonts w:ascii="Arial" w:hAnsi="Arial" w:cs="Arial"/>
+          <w:lang w:val="en-US"/>
+        </w:rPr>
+      </w:pPr>
+      <w:r>
+        <w:rPr>
+          <w:rFonts w:ascii="Arial" w:hAnsi="Arial" w:cs="Arial"/>
+          <w:lang w:val="en-US"/>
+        </w:rPr>
+        <w:t>B) Valid Syntax</w:t>
+      </w:r>
+    </w:p>
+    <w:p>
+      <w:pPr>
+        <w:spacing w:after="60" w:line="300" w:lineRule="auto"/>
+        <w:ind w:left="400"/>
+        <w:rPr>
+          <w:rFonts w:ascii="Arial" w:hAnsi="Arial" w:cs="Arial"/>
+          <w:lang w:val="en-US"/>
+        </w:rPr>
+      </w:pPr>
+      <w:r>
+        <w:rPr>
+          <w:rFonts w:ascii="Arial" w:hAnsi="Arial" w:cs="Arial"/>
+          <w:lang w:val="en-US"/>
+        </w:rPr>
+        <w:t>C) Task Following</w:t>
+      </w:r>
+    </w:p>
+    <w:p>
+      <w:pPr>
+        <w:spacing w:after="60" w:line="300" w:lineRule="auto"/>
+        <w:ind w:left="400"/>
+        <w:rPr>
+          <w:rFonts w:ascii="Arial" w:hAnsi="Arial" w:cs="Arial"/>
+          <w:lang w:val="en-US"/>
+        </w:rPr>
+      </w:pPr>
+      <w:r>
+        <w:rPr>
+          <w:rFonts w:ascii="Arial" w:hAnsi="Arial" w:cs="Arial"/>
+          <w:lang w:val="en-US"/>
+        </w:rPr>
+        <w:t>D) Token count</w:t>
+      </w:r>
+    </w:p>
+    <w:p>
+      <w:pPr>
+        <w:spacing w:after="60" w:line="300" w:lineRule="auto"/>
+        <w:ind w:left="400"/>
+        <w:rPr>
+          <w:rFonts w:ascii="Arial" w:hAnsi="Arial" w:cs="Arial"/>
+          <w:lang w:val="en-US"/>
+        </w:rPr>
+      </w:pPr>
+      <w:r>
+        <w:rPr>
+          <w:rFonts w:ascii="Arial" w:hAnsi="Arial" w:cs="Arial"/>
+          <w:lang w:val="en-US"/>
+        </w:rPr>
+        <w:t>E) Response length</w:t>
+      </w:r>
+    </w:p>
+    <w:p>
+      <w:pPr>
+        <w:spacing w:before="200" w:after="100" w:line="300" w:lineRule="auto"/>
+        <w:rPr>
+          <w:rFonts w:ascii="Arial" w:hAnsi="Arial" w:cs="Arial"/>
+          <w:lang w:val="en-US"/>
+        </w:rPr>
+      </w:pPr>
+      <w:r>
+        <w:rPr>
+          <w:rFonts w:ascii="Arial" w:hAnsi="Arial" w:cs="Arial"/>
+          <w:b/>
+          <w:bCs/>
+          <w:lang w:val="en-US"/>
+        </w:rPr>
+        <w:t>2. What does validate_python use to confirm that a string is syntactically valid Python?</w:t>
+      </w:r>
+    </w:p>
+    <w:p>
+      <w:pPr>
+        <w:spacing w:after="60" w:line="300" w:lineRule="auto"/>
+        <w:ind w:left="400"/>
+        <w:rPr>
+          <w:rFonts w:ascii="Arial" w:hAnsi="Arial" w:cs="Arial"/>
+          <w:lang w:val="en-US"/>
+        </w:rPr>
+      </w:pPr>
+      <w:r>
+        <w:rPr>
+          <w:rFonts w:ascii="Arial" w:hAnsi="Arial" w:cs="Arial"/>
+          <w:lang w:val="en-US"/>
+        </w:rPr>
+        <w:t>A) exec()</w:t>
+      </w:r>
+    </w:p>
+    <w:p>
+      <w:pPr>
+        <w:spacing w:after="60" w:line="300" w:lineRule="auto"/>
+        <w:ind w:left="400"/>
+        <w:rPr>
+          <w:rFonts w:ascii="Arial" w:hAnsi="Arial" w:cs="Arial"/>
+          <w:lang w:val="en-US"/>
+        </w:rPr>
+      </w:pPr>
+      <w:r>
+        <w:rPr>
+          <w:rFonts w:ascii="Arial" w:hAnsi="Arial" w:cs="Arial"/>
+          <w:lang w:val="en-US"/>
+        </w:rPr>
+        <w:t>B) compile()</w:t>
+      </w:r>
+    </w:p>
+    <w:p>
+      <w:pPr>
+        <w:spacing w:after="60" w:line="300" w:lineRule="auto"/>
+        <w:ind w:left="400"/>
+        <w:rPr>
+          <w:rFonts w:ascii="Arial" w:hAnsi="Arial" w:cs="Arial"/>
+          <w:lang w:val="en-US"/>
+        </w:rPr>
+      </w:pPr>
+      <w:r>
+        <w:rPr>
+          <w:rFonts w:ascii="Arial" w:hAnsi="Arial" w:cs="Arial"/>
+          <w:lang w:val="en-US"/>
+        </w:rPr>
+        <w:t>C) ast.parse()</w:t>
+      </w:r>
+    </w:p>
+    <w:p>
+      <w:pPr>
+        <w:spacing w:after="60" w:line="300" w:lineRule="auto"/>
+        <w:ind w:left="400"/>
+        <w:rPr>
+          <w:rFonts w:ascii="Arial" w:hAnsi="Arial" w:cs="Arial"/>
+          <w:lang w:val="en-US"/>
+        </w:rPr>
+      </w:pPr>
+      <w:r>
+        <w:rPr>
+          <w:rFonts w:ascii="Arial" w:hAnsi="Arial" w:cs="Arial"/>
+          <w:lang w:val="en-US"/>
+        </w:rPr>
+        <w:t>D) eval()</w:t>
+      </w:r>
+    </w:p>
+    <w:p>
+      <w:pPr>
+        <w:spacing w:after="60" w:line="300" w:lineRule="auto"/>
+        <w:ind w:left="400"/>
+        <w:rPr>
+          <w:rFonts w:ascii="Arial" w:hAnsi="Arial" w:cs="Arial"/>
+          <w:lang w:val="en-US"/>
+        </w:rPr>
+      </w:pPr>
+      <w:r>
+        <w:rPr>
+          <w:rFonts w:ascii="Arial" w:hAnsi="Arial" w:cs="Arial"/>
+          <w:lang w:val="en-US"/>
+        </w:rPr>
+        <w:t>E) tokenize.tokenize()</w:t>
+      </w:r>
+    </w:p>
+    <w:p>
+      <w:pPr>
+        <w:spacing w:before="200" w:after="100" w:line="300" w:lineRule="auto"/>
+        <w:rPr>
+          <w:rFonts w:ascii="Arial" w:hAnsi="Arial" w:cs="Arial"/>
+          <w:lang w:val="en-US"/>
+        </w:rPr>
+      </w:pPr>
+      <w:r>
+        <w:rPr>
+          <w:rFonts w:ascii="Arial" w:hAnsi="Arial" w:cs="Arial"/>
+          <w:b/>
+          <w:bCs/>
+          <w:lang w:val="en-US"/>
+        </w:rPr>
+        <w:t>3. Why must every test case in the dataset include a “format” field?</w:t>
+      </w:r>
+    </w:p>
+    <w:p>
+      <w:pPr>
+        <w:spacing w:after="60" w:line="300" w:lineRule="auto"/>
+        <w:ind w:left="400"/>
+        <w:rPr>
+          <w:rFonts w:ascii="Arial" w:hAnsi="Arial" w:cs="Arial"/>
+          <w:lang w:val="en-US"/>
+        </w:rPr>
+      </w:pPr>
+      <w:r>
+        <w:rPr>
+          <w:rFonts w:ascii="Arial" w:hAnsi="Arial" w:cs="Arial"/>
+          <w:lang w:val="en-US"/>
+        </w:rPr>
+        <w:t>A) To set the temperature for that test case</w:t>
+      </w:r>
+    </w:p>
+    <w:p>
+      <w:pPr>
+        <w:spacing w:after="60" w:line="300" w:lineRule="auto"/>
+        <w:ind w:left="400"/>
+        <w:rPr>
+          <w:rFonts w:ascii="Arial" w:hAnsi="Arial" w:cs="Arial"/>
+          <w:lang w:val="en-US"/>
+        </w:rPr>
+      </w:pPr>
+      <w:r>
+        <w:rPr>
+          <w:rFonts w:ascii="Arial" w:hAnsi="Arial" w:cs="Arial"/>
+          <w:lang w:val="en-US"/>
+        </w:rPr>
+        <w:t>B) To tell the code grader which validator to run</w:t>
+      </w:r>
+    </w:p>
+    <w:p>
+      <w:pPr>
+        <w:spacing w:after="60" w:line="300" w:lineRule="auto"/>
+        <w:ind w:left="400"/>
+        <w:rPr>
+          <w:rFonts w:ascii="Arial" w:hAnsi="Arial" w:cs="Arial"/>
+          <w:lang w:val="en-US"/>
+        </w:rPr>
+      </w:pPr>
+      <w:r>
+        <w:rPr>
+          <w:rFonts w:ascii="Arial" w:hAnsi="Arial" w:cs="Arial"/>
+          <w:lang w:val="en-US"/>
+        </w:rPr>
+        <w:t>C) To limit max_tokens</w:t>
+      </w:r>
+    </w:p>
+    <w:p>
+      <w:pPr>
+        <w:spacing w:after="60" w:line="300" w:lineRule="auto"/>
+        <w:ind w:left="400"/>
+        <w:rPr>
+          <w:rFonts w:ascii="Arial" w:hAnsi="Arial" w:cs="Arial"/>
+          <w:lang w:val="en-US"/>
+        </w:rPr>
+      </w:pPr>
+      <w:r>
+        <w:rPr>
+          <w:rFonts w:ascii="Arial" w:hAnsi="Arial" w:cs="Arial"/>
+          <w:lang w:val="en-US"/>
+        </w:rPr>
+        <w:t>D) To choose which model generates the response</w:t>
+      </w:r>
+    </w:p>
+    <w:p>
+      <w:pPr>
+        <w:spacing w:after="60" w:line="300" w:lineRule="auto"/>
+        <w:ind w:left="400"/>
+        <w:rPr>
+          <w:rFonts w:ascii="Arial" w:hAnsi="Arial" w:cs="Arial"/>
+          <w:lang w:val="en-US"/>
+        </w:rPr>
+      </w:pPr>
+      <w:r>
+        <w:rPr>
+          <w:rFonts w:ascii="Arial" w:hAnsi="Arial" w:cs="Arial"/>
+          <w:lang w:val="en-US"/>
+        </w:rPr>
+        <w:t>E) It is optional and only used for logging</w:t>
+      </w:r>
+    </w:p>
+    <w:p>
+      <w:pPr>
+        <w:spacing w:before="200" w:after="100" w:line="300" w:lineRule="auto"/>
+        <w:rPr>
+          <w:rFonts w:ascii="Arial" w:hAnsi="Arial" w:cs="Arial"/>
+          <w:lang w:val="en-US"/>
+        </w:rPr>
+      </w:pPr>
+      <w:r>
+        <w:rPr>
+          <w:rFonts w:ascii="Arial" w:hAnsi="Arial" w:cs="Arial"/>
+          <w:b/>
+          <w:bCs/>
+          <w:lang w:val="en-US"/>
+        </w:rPr>
+        <w:lastRenderedPageBreak/>
+        <w:t>4. Why is the assistant pre-fill for code grading a generic “```code” instead of a format-specific fence like “```json”?</w:t>
+      </w:r>
+    </w:p>
+    <w:p>
+      <w:pPr>
+        <w:spacing w:after="60" w:line="300" w:lineRule="auto"/>
+        <w:ind w:left="400"/>
+        <w:rPr>
+          <w:rFonts w:ascii="Arial" w:hAnsi="Arial" w:cs="Arial"/>
+          <w:lang w:val="en-US"/>
+        </w:rPr>
+      </w:pPr>
+      <w:r>
+        <w:rPr>
+          <w:rFonts w:ascii="Arial" w:hAnsi="Arial" w:cs="Arial"/>
+          <w:lang w:val="en-US"/>
+        </w:rPr>
+        <w:t>A) Generic fences are shorter and save tokens</w:t>
+      </w:r>
+    </w:p>
+    <w:p>
+      <w:pPr>
+        <w:spacing w:after="60" w:line="300" w:lineRule="auto"/>
+        <w:ind w:left="400"/>
+        <w:rPr>
+          <w:rFonts w:ascii="Arial" w:hAnsi="Arial" w:cs="Arial"/>
+          <w:lang w:val="en-US"/>
+        </w:rPr>
+      </w:pPr>
+      <w:r>
+        <w:rPr>
+          <w:rFonts w:ascii="Arial" w:hAnsi="Arial" w:cs="Arial"/>
+          <w:lang w:val="en-US"/>
+        </w:rPr>
+        <w:t>B) Claude ignores format-specific fences</w:t>
+      </w:r>
+    </w:p>
+    <w:p>
+      <w:pPr>
+        <w:spacing w:after="60" w:line="300" w:lineRule="auto"/>
+        <w:ind w:left="400"/>
+        <w:rPr>
+          <w:rFonts w:ascii="Arial" w:hAnsi="Arial" w:cs="Arial"/>
+          <w:lang w:val="en-US"/>
+        </w:rPr>
+      </w:pPr>
+      <w:r>
+        <w:rPr>
+          <w:rFonts w:ascii="Arial" w:hAnsi="Arial" w:cs="Arial"/>
+          <w:lang w:val="en-US"/>
+        </w:rPr>
+        <w:t>C) The same prompt template is reused across Python, JSON, and Regex tasks, so the format isn't known ahead of time</w:t>
+      </w:r>
+    </w:p>
+    <w:p>
+      <w:pPr>
+        <w:spacing w:after="60" w:line="300" w:lineRule="auto"/>
+        <w:ind w:left="400"/>
+        <w:rPr>
+          <w:rFonts w:ascii="Arial" w:hAnsi="Arial" w:cs="Arial"/>
+          <w:lang w:val="en-US"/>
+        </w:rPr>
+      </w:pPr>
+      <w:r>
+        <w:rPr>
+          <w:rFonts w:ascii="Arial" w:hAnsi="Arial" w:cs="Arial"/>
+          <w:lang w:val="en-US"/>
+        </w:rPr>
+        <w:t>D) Stop sequences only work with generic fences</w:t>
+      </w:r>
+    </w:p>
+    <w:p>
+      <w:pPr>
+        <w:spacing w:after="60" w:line="300" w:lineRule="auto"/>
+        <w:ind w:left="400"/>
+        <w:rPr>
+          <w:rFonts w:ascii="Arial" w:hAnsi="Arial" w:cs="Arial"/>
+          <w:lang w:val="en-US"/>
+        </w:rPr>
+      </w:pPr>
+      <w:r>
+        <w:rPr>
+          <w:rFonts w:ascii="Arial" w:hAnsi="Arial" w:cs="Arial"/>
+          <w:lang w:val="en-US"/>
+        </w:rPr>
+        <w:t>E) “```json” is deprecated</w:t>
+      </w:r>
+    </w:p>
+    <w:p>
+      <w:pPr>
+        <w:spacing w:before="200" w:after="100" w:line="300" w:lineRule="auto"/>
+        <w:rPr>
+          <w:rFonts w:ascii="Arial" w:hAnsi="Arial" w:cs="Arial"/>
+          <w:lang w:val="en-US"/>
+        </w:rPr>
+      </w:pPr>
+      <w:r>
+        <w:rPr>
+          <w:rFonts w:ascii="Arial" w:hAnsi="Arial" w:cs="Arial"/>
+          <w:b/>
+          <w:bCs/>
+          <w:lang w:val="en-US"/>
+        </w:rPr>
+        <w:t>5. What is the actual purpose of computing a baseline (model_score + syntax_score) / 2 before editing the prompt?</w:t>
+      </w:r>
+    </w:p>
+    <w:p>
+      <w:pPr>
+        <w:spacing w:after="60" w:line="300" w:lineRule="auto"/>
+        <w:ind w:left="400"/>
+        <w:rPr>
+          <w:rFonts w:ascii="Arial" w:hAnsi="Arial" w:cs="Arial"/>
+          <w:lang w:val="en-US"/>
+        </w:rPr>
+      </w:pPr>
+      <w:r>
+        <w:rPr>
+          <w:rFonts w:ascii="Arial" w:hAnsi="Arial" w:cs="Arial"/>
+          <w:lang w:val="en-US"/>
+        </w:rPr>
+        <w:t>A) To pass the eval on the first try</w:t>
+      </w:r>
+    </w:p>
+    <w:p>
+      <w:pPr>
+        <w:spacing w:after="60" w:line="300" w:lineRule="auto"/>
+        <w:ind w:left="400"/>
+        <w:rPr>
+          <w:rFonts w:ascii="Arial" w:hAnsi="Arial" w:cs="Arial"/>
+          <w:lang w:val="en-US"/>
+        </w:rPr>
+      </w:pPr>
+      <w:r>
+        <w:rPr>
+          <w:rFonts w:ascii="Arial" w:hAnsi="Arial" w:cs="Arial"/>
+          <w:lang w:val="en-US"/>
+        </w:rPr>
+        <w:t>B) To have a quantitative reference point for measuring whether later prompt changes help</w:t>
+      </w:r>
+    </w:p>
+    <w:p>
+      <w:pPr>
+        <w:spacing w:after="60" w:line="300" w:lineRule="auto"/>
+        <w:ind w:left="400"/>
+        <w:rPr>
+          <w:rFonts w:ascii="Arial" w:hAnsi="Arial" w:cs="Arial"/>
+          <w:lang w:val="en-US"/>
+        </w:rPr>
+      </w:pPr>
+      <w:r>
+        <w:rPr>
+          <w:rFonts w:ascii="Arial" w:hAnsi="Arial" w:cs="Arial"/>
+          <w:lang w:val="en-US"/>
+        </w:rPr>
+        <w:t>C) To determine which model to switch to</w:t>
+      </w:r>
+    </w:p>
+    <w:p>
+      <w:pPr>
+        <w:spacing w:after="60" w:line="300" w:lineRule="auto"/>
+        <w:ind w:left="400"/>
+        <w:rPr>
+          <w:rFonts w:ascii="Arial" w:hAnsi="Arial" w:cs="Arial"/>
+          <w:lang w:val="en-US"/>
+        </w:rPr>
+      </w:pPr>
+      <w:r>
+        <w:rPr>
+          <w:rFonts w:ascii="Arial" w:hAnsi="Arial" w:cs="Arial"/>
+          <w:lang w:val="en-US"/>
+        </w:rPr>
+        <w:t>D) To set the dataset size</w:t>
+      </w:r>
+    </w:p>
+    <w:p>
+      <w:pPr>
+        <w:spacing w:after="60" w:line="300" w:lineRule="auto"/>
+        <w:ind w:left="400"/>
+        <w:rPr>
+          <w:rFonts w:ascii="Arial" w:hAnsi="Arial" w:cs="Arial"/>
+          <w:lang w:val="en-US"/>
+        </w:rPr>
+      </w:pPr>
+      <w:r>
+        <w:rPr>
+          <w:rFonts w:ascii="Arial" w:hAnsi="Arial" w:cs="Arial"/>
+          <w:lang w:val="en-US"/>
+        </w:rPr>
+        <w:t>E) To decide the stop sequence</w:t>
       </w:r>
     </w:p>
     <w:sectPr>

--- a/2. Building with the Claude API/Modulo2_03_Prompt_Evaluation.docx
+++ b/2. Building with the Claude API/Modulo2_03_Prompt_Evaluation.docx
@@ -274,7 +274,14 @@
         <w:rPr>
           <w:lang w:val="en-US"/>
         </w:rPr>
-        <w:t xml:space="preserve"> helps you measure how well those prompts actually work. Evaluation is automated testing for prompts.</w:t>
+        <w:t xml:space="preserve"> helps you measure how well those prompts actually work. </w:t>
+      </w:r>
+      <w:r>
+        <w:rPr>
+          <w:highlight w:val="yellow"/>
+          <w:lang w:val="en-US"/>
+        </w:rPr>
+        <w:t>Evaluation is automated testing for prompts.</w:t>
       </w:r>
     </w:p>
     <w:p>
@@ -547,14 +554,34 @@
         <w:rPr>
           <w:lang w:val="en-US"/>
         </w:rPr>
-        <w:t xml:space="preserve">Prompt engineering is your toolkit for crafting effective prompts. It includes techniques like multishot prompting, structuring with XML tags, and many other best </w:t>
+        <w:t xml:space="preserve">Prompt engineering is your toolkit for crafting effective prompts. </w:t>
+      </w:r>
+      <w:r>
+        <w:rPr>
+          <w:highlight w:val="yellow"/>
+          <w:lang w:val="en-US"/>
+        </w:rPr>
+        <w:t>It includes techniques like multishot prompting, structuring with XML tags, and many other best</w:t>
+      </w:r>
+      <w:r>
+        <w:rPr>
+          <w:lang w:val="en-US"/>
+        </w:rPr>
+        <w:t xml:space="preserve"> </w:t>
       </w:r>
       <w:r>
         <w:rPr>
           <w:lang w:val="en-US"/>
         </w:rPr>
         <w:lastRenderedPageBreak/>
-        <w:t>practices. These techniques help Claude understand exactly what you're asking for and how you want it to respond.</w:t>
+        <w:t xml:space="preserve">practices. These techniques </w:t>
+      </w:r>
+      <w:r>
+        <w:rPr>
+          <w:highlight w:val="yellow"/>
+          <w:lang w:val="en-US"/>
+        </w:rPr>
+        <w:t>help Claude understand exactly what you're asking for and how you want it to respond.</w:t>
       </w:r>
     </w:p>
     <w:p>
@@ -598,7 +625,20 @@
         <w:rPr>
           <w:lang w:val="en-US"/>
         </w:rPr>
-        <w:t xml:space="preserve"> through automated testing. With evaluation you can test against expected answers, compare different versions of the same prompt, and review outputs for errors. The two are complementary, not alternatives: engineering produces the candidate, evaluation tells you whether the candidate is actually good.</w:t>
+        <w:t xml:space="preserve"> through automated testing. </w:t>
+      </w:r>
+      <w:r>
+        <w:rPr>
+          <w:highlight w:val="yellow"/>
+          <w:lang w:val="en-US"/>
+        </w:rPr>
+        <w:t>With evaluation you can test against expected answers, compare different versions of the same prompt, and review outputs for errors</w:t>
+      </w:r>
+      <w:r>
+        <w:rPr>
+          <w:lang w:val="en-US"/>
+        </w:rPr>
+        <w:t>. The two are complementary, not alternatives: engineering produces the candidate, evaluation tells you whether the candidate is actually good.</w:t>
       </w:r>
     </w:p>
     <w:p>
@@ -820,13 +860,23 @@
                 <w:lang w:val="en-US"/>
               </w:rPr>
             </w:pPr>
+            <w:proofErr w:type="spellStart"/>
             <w:r>
               <w:rPr>
                 <w:sz w:val="22"/>
                 <w:szCs w:val="22"/>
                 <w:lang w:val="en-US"/>
               </w:rPr>
-              <w:t>Multishot prompting</w:t>
+              <w:t>Multishot</w:t>
+            </w:r>
+            <w:proofErr w:type="spellEnd"/>
+            <w:r>
+              <w:rPr>
+                <w:sz w:val="22"/>
+                <w:szCs w:val="22"/>
+                <w:lang w:val="en-US"/>
+              </w:rPr>
+              <w:t xml:space="preserve"> prompting</w:t>
             </w:r>
           </w:p>
         </w:tc>
@@ -934,7 +984,25 @@
                 <w:szCs w:val="22"/>
                 <w:lang w:val="en-US"/>
               </w:rPr>
-              <w:t>Many more best practices</w:t>
+              <w:t xml:space="preserve">Many </w:t>
+            </w:r>
+            <w:proofErr w:type="gramStart"/>
+            <w:r>
+              <w:rPr>
+                <w:sz w:val="22"/>
+                <w:szCs w:val="22"/>
+                <w:lang w:val="en-US"/>
+              </w:rPr>
+              <w:t>more best</w:t>
+            </w:r>
+            <w:proofErr w:type="gramEnd"/>
+            <w:r>
+              <w:rPr>
+                <w:sz w:val="22"/>
+                <w:szCs w:val="22"/>
+                <w:lang w:val="en-US"/>
+              </w:rPr>
+              <w:t xml:space="preserve"> practices</w:t>
             </w:r>
           </w:p>
         </w:tc>
@@ -1047,7 +1115,14 @@
         <w:rPr>
           <w:lang w:val="en-US"/>
         </w:rPr>
-        <w:t>: run the prompt through an evaluation pipeline to score it, then iterate on the prompt based on objective metrics — this requires more work and cost, but gives you much more confidence in your prompt's reliability.</w:t>
+        <w:t xml:space="preserve">: </w:t>
+      </w:r>
+      <w:r>
+        <w:rPr>
+          <w:highlight w:val="yellow"/>
+          <w:lang w:val="en-US"/>
+        </w:rPr>
+        <w:t>run the prompt through an evaluation pipeline to score it, then iterate on the prompt based on objective metrics — this requires more work and cost, but gives you much more confidence in your prompt's reliability.</w:t>
       </w:r>
     </w:p>
     <w:p>
@@ -1365,6 +1440,9 @@
     <w:p>
       <w:pPr>
         <w:spacing w:after="160"/>
+        <w:rPr>
+          <w:lang w:val="en-US"/>
+        </w:rPr>
       </w:pPr>
     </w:p>
     <w:p>
@@ -1442,7 +1520,14 @@
         <w:rPr>
           <w:lang w:val="en-US"/>
         </w:rPr>
-        <w:t>The reality is that when you deploy a prompt to production, users will interact with it in ways you never anticipated. What seemed like a solid prompt during your limited testing can quickly break down when faced with the full variety of real-world inputs. The problem isn't that the prompt was bad — it's that a handful of manual tests can't represent the input space your users actually produce.</w:t>
+        <w:t xml:space="preserve">The reality is that when you deploy a prompt to production, users will interact with it in ways you never anticipated. What seemed like a solid prompt during your limited testing can quickly break down when faced with the full variety of real-world inputs. The problem isn't that the prompt was bad — </w:t>
+      </w:r>
+      <w:r>
+        <w:rPr>
+          <w:highlight w:val="yellow"/>
+          <w:lang w:val="en-US"/>
+        </w:rPr>
+        <w:t>it's that a handful of manual tests can't represent the input space your users actually produce.</w:t>
       </w:r>
     </w:p>
     <w:p>
@@ -1741,6 +1826,7 @@
       <w:r>
         <w:rPr>
           <w:rFonts w:ascii="Arial" w:hAnsi="Arial" w:cs="Arial"/>
+          <w:highlight w:val="yellow"/>
           <w:lang w:val="en-US"/>
         </w:rPr>
         <w:t>B) Engineering is a set of techniques for writing better prompts; evaluation measures how well those prompts work</w:t>
@@ -1861,6 +1947,7 @@
       <w:r>
         <w:rPr>
           <w:rFonts w:ascii="Arial" w:hAnsi="Arial" w:cs="Arial"/>
+          <w:highlight w:val="yellow"/>
           <w:lang w:val="en-US"/>
         </w:rPr>
         <w:t>C) Testing outputs against expected answers</w:t>
@@ -1947,6 +2034,7 @@
       <w:r>
         <w:rPr>
           <w:rFonts w:ascii="Arial" w:hAnsi="Arial" w:cs="Arial"/>
+          <w:highlight w:val="yellow"/>
           <w:lang w:val="en-US"/>
         </w:rPr>
         <w:t>B) It risks breaking in production when users provide unexpected inputs</w:t>
@@ -2051,6 +2139,7 @@
       <w:r>
         <w:rPr>
           <w:rFonts w:ascii="Arial" w:hAnsi="Arial" w:cs="Arial"/>
+          <w:highlight w:val="yellow"/>
           <w:lang w:val="en-US"/>
         </w:rPr>
         <w:t>B) Because users will often provide very unexpected inputs you haven't considered</w:t>
@@ -2171,6 +2260,7 @@
       <w:r>
         <w:rPr>
           <w:rFonts w:ascii="Arial" w:hAnsi="Arial" w:cs="Arial"/>
+          <w:highlight w:val="yellow"/>
           <w:lang w:val="en-US"/>
         </w:rPr>
         <w:t>C) To catch problems during development rather than after users encounter them</w:t>
@@ -3003,6 +3093,9 @@
     <w:p>
       <w:pPr>
         <w:spacing w:after="160"/>
+        <w:rPr>
+          <w:lang w:val="en-US"/>
+        </w:rPr>
       </w:pPr>
     </w:p>
     <w:p>
@@ -3076,13 +3169,15 @@
         <w:rPr>
           <w:rFonts w:ascii="Consolas" w:hAnsi="Consolas" w:cs="Consolas"/>
           <w:sz w:val="20"/>
-        </w:rPr>
-      </w:pPr>
-      <w:r>
-        <w:rPr>
-          <w:rFonts w:ascii="Consolas" w:hAnsi="Consolas" w:cs="Consolas"/>
-          <w:sz w:val="20"/>
-          <w:shd w:val="clear" w:color="auto" w:fill="F2EFE9"/>
+          <w:lang w:val="en-US"/>
+        </w:rPr>
+      </w:pPr>
+      <w:r>
+        <w:rPr>
+          <w:rFonts w:ascii="Consolas" w:hAnsi="Consolas" w:cs="Consolas"/>
+          <w:sz w:val="20"/>
+          <w:shd w:val="clear" w:color="auto" w:fill="F2EFE9"/>
+          <w:lang w:val="en-US"/>
         </w:rPr>
         <w:t>prompt = f"""</w:t>
       </w:r>
@@ -3094,13 +3189,15 @@
         <w:rPr>
           <w:rFonts w:ascii="Consolas" w:hAnsi="Consolas" w:cs="Consolas"/>
           <w:sz w:val="20"/>
-        </w:rPr>
-      </w:pPr>
-      <w:r>
-        <w:rPr>
-          <w:rFonts w:ascii="Consolas" w:hAnsi="Consolas" w:cs="Consolas"/>
-          <w:sz w:val="20"/>
-          <w:shd w:val="clear" w:color="auto" w:fill="F2EFE9"/>
+          <w:lang w:val="en-US"/>
+        </w:rPr>
+      </w:pPr>
+      <w:r>
+        <w:rPr>
+          <w:rFonts w:ascii="Consolas" w:hAnsi="Consolas" w:cs="Consolas"/>
+          <w:sz w:val="20"/>
+          <w:shd w:val="clear" w:color="auto" w:fill="F2EFE9"/>
+          <w:lang w:val="en-US"/>
         </w:rPr>
         <w:t>Please answer the user's question:</w:t>
       </w:r>
@@ -3112,6 +3209,7 @@
         <w:rPr>
           <w:rFonts w:ascii="Consolas" w:hAnsi="Consolas" w:cs="Consolas"/>
           <w:sz w:val="20"/>
+          <w:lang w:val="en-US"/>
         </w:rPr>
       </w:pPr>
     </w:p>
@@ -3122,13 +3220,15 @@
         <w:rPr>
           <w:rFonts w:ascii="Consolas" w:hAnsi="Consolas" w:cs="Consolas"/>
           <w:sz w:val="20"/>
-        </w:rPr>
-      </w:pPr>
-      <w:r>
-        <w:rPr>
-          <w:rFonts w:ascii="Consolas" w:hAnsi="Consolas" w:cs="Consolas"/>
-          <w:sz w:val="20"/>
-          <w:shd w:val="clear" w:color="auto" w:fill="F2EFE9"/>
+          <w:lang w:val="en-US"/>
+        </w:rPr>
+      </w:pPr>
+      <w:r>
+        <w:rPr>
+          <w:rFonts w:ascii="Consolas" w:hAnsi="Consolas" w:cs="Consolas"/>
+          <w:sz w:val="20"/>
+          <w:shd w:val="clear" w:color="auto" w:fill="F2EFE9"/>
+          <w:lang w:val="en-US"/>
         </w:rPr>
         <w:t>{question}</w:t>
       </w:r>
@@ -3139,13 +3239,15 @@
         <w:rPr>
           <w:rFonts w:ascii="Consolas" w:hAnsi="Consolas" w:cs="Consolas"/>
           <w:sz w:val="20"/>
-        </w:rPr>
-      </w:pPr>
-      <w:r>
-        <w:rPr>
-          <w:rFonts w:ascii="Consolas" w:hAnsi="Consolas" w:cs="Consolas"/>
-          <w:sz w:val="20"/>
-          <w:shd w:val="clear" w:color="auto" w:fill="F2EFE9"/>
+          <w:lang w:val="en-US"/>
+        </w:rPr>
+      </w:pPr>
+      <w:r>
+        <w:rPr>
+          <w:rFonts w:ascii="Consolas" w:hAnsi="Consolas" w:cs="Consolas"/>
+          <w:sz w:val="20"/>
+          <w:shd w:val="clear" w:color="auto" w:fill="F2EFE9"/>
+          <w:lang w:val="en-US"/>
         </w:rPr>
         <w:t>"""</w:t>
       </w:r>
@@ -3549,6 +3651,9 @@
     <w:p>
       <w:pPr>
         <w:spacing w:after="160"/>
+        <w:rPr>
+          <w:lang w:val="en-US"/>
+        </w:rPr>
       </w:pPr>
     </w:p>
     <w:p>
@@ -3592,13 +3697,15 @@
         <w:rPr>
           <w:rFonts w:ascii="Consolas" w:hAnsi="Consolas" w:cs="Consolas"/>
           <w:sz w:val="20"/>
-        </w:rPr>
-      </w:pPr>
-      <w:r>
-        <w:rPr>
-          <w:rFonts w:ascii="Consolas" w:hAnsi="Consolas" w:cs="Consolas"/>
-          <w:sz w:val="20"/>
-          <w:shd w:val="clear" w:color="auto" w:fill="F2EFE9"/>
+          <w:lang w:val="en-US"/>
+        </w:rPr>
+      </w:pPr>
+      <w:r>
+        <w:rPr>
+          <w:rFonts w:ascii="Consolas" w:hAnsi="Consolas" w:cs="Consolas"/>
+          <w:sz w:val="20"/>
+          <w:shd w:val="clear" w:color="auto" w:fill="F2EFE9"/>
+          <w:lang w:val="en-US"/>
         </w:rPr>
         <w:t>Please answer the user's question:</w:t>
       </w:r>
@@ -3609,13 +3716,15 @@
         <w:rPr>
           <w:rFonts w:ascii="Consolas" w:hAnsi="Consolas" w:cs="Consolas"/>
           <w:sz w:val="20"/>
-        </w:rPr>
-      </w:pPr>
-      <w:r>
-        <w:rPr>
-          <w:rFonts w:ascii="Consolas" w:hAnsi="Consolas" w:cs="Consolas"/>
-          <w:sz w:val="20"/>
-          <w:shd w:val="clear" w:color="auto" w:fill="F2EFE9"/>
+          <w:lang w:val="en-US"/>
+        </w:rPr>
+      </w:pPr>
+      <w:r>
+        <w:rPr>
+          <w:rFonts w:ascii="Consolas" w:hAnsi="Consolas" w:cs="Consolas"/>
+          <w:sz w:val="20"/>
+          <w:shd w:val="clear" w:color="auto" w:fill="F2EFE9"/>
+          <w:lang w:val="en-US"/>
         </w:rPr>
         <w:t>What's 2+2?</w:t>
       </w:r>
@@ -3741,6 +3850,7 @@
           <w:b/>
           <w:bCs/>
           <w:color w:val="5A3E1B"/>
+          <w:highlight w:val="yellow"/>
           <w:lang w:val="en-US"/>
         </w:rPr>
         <w:t>both the original question and Claude's answer</w:t>
@@ -4225,13 +4335,15 @@
         <w:rPr>
           <w:rFonts w:ascii="Consolas" w:hAnsi="Consolas" w:cs="Consolas"/>
           <w:sz w:val="20"/>
-        </w:rPr>
-      </w:pPr>
-      <w:r>
-        <w:rPr>
-          <w:rFonts w:ascii="Consolas" w:hAnsi="Consolas" w:cs="Consolas"/>
-          <w:sz w:val="20"/>
-          <w:shd w:val="clear" w:color="auto" w:fill="F2EFE9"/>
+          <w:lang w:val="en-US"/>
+        </w:rPr>
+      </w:pPr>
+      <w:r>
+        <w:rPr>
+          <w:rFonts w:ascii="Consolas" w:hAnsi="Consolas" w:cs="Consolas"/>
+          <w:sz w:val="20"/>
+          <w:shd w:val="clear" w:color="auto" w:fill="F2EFE9"/>
+          <w:lang w:val="en-US"/>
         </w:rPr>
         <w:t>prompt = f"""</w:t>
       </w:r>
@@ -4243,13 +4355,15 @@
         <w:rPr>
           <w:rFonts w:ascii="Consolas" w:hAnsi="Consolas" w:cs="Consolas"/>
           <w:sz w:val="20"/>
-        </w:rPr>
-      </w:pPr>
-      <w:r>
-        <w:rPr>
-          <w:rFonts w:ascii="Consolas" w:hAnsi="Consolas" w:cs="Consolas"/>
-          <w:sz w:val="20"/>
-          <w:shd w:val="clear" w:color="auto" w:fill="F2EFE9"/>
+          <w:lang w:val="en-US"/>
+        </w:rPr>
+      </w:pPr>
+      <w:r>
+        <w:rPr>
+          <w:rFonts w:ascii="Consolas" w:hAnsi="Consolas" w:cs="Consolas"/>
+          <w:sz w:val="20"/>
+          <w:shd w:val="clear" w:color="auto" w:fill="F2EFE9"/>
+          <w:lang w:val="en-US"/>
         </w:rPr>
         <w:t>Please answer the user's question:</w:t>
       </w:r>
@@ -4261,6 +4375,7 @@
         <w:rPr>
           <w:rFonts w:ascii="Consolas" w:hAnsi="Consolas" w:cs="Consolas"/>
           <w:sz w:val="20"/>
+          <w:lang w:val="en-US"/>
         </w:rPr>
       </w:pPr>
     </w:p>
@@ -4271,13 +4386,15 @@
         <w:rPr>
           <w:rFonts w:ascii="Consolas" w:hAnsi="Consolas" w:cs="Consolas"/>
           <w:sz w:val="20"/>
-        </w:rPr>
-      </w:pPr>
-      <w:r>
-        <w:rPr>
-          <w:rFonts w:ascii="Consolas" w:hAnsi="Consolas" w:cs="Consolas"/>
-          <w:sz w:val="20"/>
-          <w:shd w:val="clear" w:color="auto" w:fill="F2EFE9"/>
+          <w:lang w:val="en-US"/>
+        </w:rPr>
+      </w:pPr>
+      <w:r>
+        <w:rPr>
+          <w:rFonts w:ascii="Consolas" w:hAnsi="Consolas" w:cs="Consolas"/>
+          <w:sz w:val="20"/>
+          <w:shd w:val="clear" w:color="auto" w:fill="F2EFE9"/>
+          <w:lang w:val="en-US"/>
         </w:rPr>
         <w:t>{question}</w:t>
       </w:r>
@@ -4289,6 +4406,7 @@
         <w:rPr>
           <w:rFonts w:ascii="Consolas" w:hAnsi="Consolas" w:cs="Consolas"/>
           <w:sz w:val="20"/>
+          <w:lang w:val="en-US"/>
         </w:rPr>
       </w:pPr>
     </w:p>
@@ -4299,13 +4417,15 @@
         <w:rPr>
           <w:rFonts w:ascii="Consolas" w:hAnsi="Consolas" w:cs="Consolas"/>
           <w:sz w:val="20"/>
-        </w:rPr>
-      </w:pPr>
-      <w:r>
-        <w:rPr>
-          <w:rFonts w:ascii="Consolas" w:hAnsi="Consolas" w:cs="Consolas"/>
-          <w:sz w:val="20"/>
-          <w:shd w:val="clear" w:color="auto" w:fill="F2EFE9"/>
+          <w:lang w:val="en-US"/>
+        </w:rPr>
+      </w:pPr>
+      <w:r>
+        <w:rPr>
+          <w:rFonts w:ascii="Consolas" w:hAnsi="Consolas" w:cs="Consolas"/>
+          <w:sz w:val="20"/>
+          <w:shd w:val="clear" w:color="auto" w:fill="F2EFE9"/>
+          <w:lang w:val="en-US"/>
         </w:rPr>
         <w:t>Answer the question with ample detail</w:t>
       </w:r>
@@ -4316,13 +4436,15 @@
         <w:rPr>
           <w:rFonts w:ascii="Consolas" w:hAnsi="Consolas" w:cs="Consolas"/>
           <w:sz w:val="20"/>
-        </w:rPr>
-      </w:pPr>
-      <w:r>
-        <w:rPr>
-          <w:rFonts w:ascii="Consolas" w:hAnsi="Consolas" w:cs="Consolas"/>
-          <w:sz w:val="20"/>
-          <w:shd w:val="clear" w:color="auto" w:fill="F2EFE9"/>
+          <w:lang w:val="en-US"/>
+        </w:rPr>
+      </w:pPr>
+      <w:r>
+        <w:rPr>
+          <w:rFonts w:ascii="Consolas" w:hAnsi="Consolas" w:cs="Consolas"/>
+          <w:sz w:val="20"/>
+          <w:shd w:val="clear" w:color="auto" w:fill="F2EFE9"/>
+          <w:lang w:val="en-US"/>
         </w:rPr>
         <w:t>"""</w:t>
       </w:r>
@@ -4353,7 +4475,14 @@
         <w:rPr>
           <w:lang w:val="en-US"/>
         </w:rPr>
-        <w:t>, indicating that the additional instruction helped Claude provide better responses. Nothing about the dataset or the grader changed — only the prompt — so the difference in score is attributable to the prompt itself.</w:t>
+        <w:t xml:space="preserve">, indicating that the additional instruction helped Claude provide better responses. </w:t>
+      </w:r>
+      <w:r>
+        <w:rPr>
+          <w:highlight w:val="yellow"/>
+          <w:lang w:val="en-US"/>
+        </w:rPr>
+        <w:t>Nothing about the dataset or the grader changed — only the prompt — so the difference in score is attributable to the prompt itself.</w:t>
       </w:r>
     </w:p>
     <w:p>
@@ -4403,7 +4532,20 @@
         <w:rPr>
           <w:lang w:val="en-US"/>
         </w:rPr>
-        <w:t xml:space="preserve"> of prompt performance. You can compare different prompt versions numerically, use the version with the best score, and continue iterating to find even better approaches. This systematic approach </w:t>
+        <w:t xml:space="preserve"> of prompt performance. </w:t>
+      </w:r>
+      <w:r>
+        <w:rPr>
+          <w:highlight w:val="yellow"/>
+          <w:lang w:val="en-US"/>
+        </w:rPr>
+        <w:t>You can compare different prompt versions numerically, use the version with the best score, and continue iterating to find even better approaches</w:t>
+      </w:r>
+      <w:r>
+        <w:rPr>
+          <w:lang w:val="en-US"/>
+        </w:rPr>
+        <w:t xml:space="preserve">. This systematic approach </w:t>
       </w:r>
       <w:r>
         <w:rPr>
@@ -4571,6 +4713,7 @@
       <w:r>
         <w:rPr>
           <w:rFonts w:ascii="Arial" w:hAnsi="Arial" w:cs="Arial"/>
+          <w:highlight w:val="yellow"/>
           <w:lang w:val="en-US"/>
         </w:rPr>
         <w:t>B) Draft a prompt → Create an eval dataset → Feed through Claude → Feed through a grader → Change prompt and repeat</w:t>
@@ -4674,6 +4817,7 @@
       <w:r>
         <w:rPr>
           <w:rFonts w:ascii="Arial" w:hAnsi="Arial" w:cs="Arial"/>
+          <w:highlight w:val="yellow"/>
           <w:lang w:val="en-US"/>
         </w:rPr>
         <w:t>B) Sample input questions that will be interpolated into the prompt template</w:t>
@@ -4778,6 +4922,7 @@
       <w:r>
         <w:rPr>
           <w:rFonts w:ascii="Arial" w:hAnsi="Arial" w:cs="Arial"/>
+          <w:highlight w:val="yellow"/>
           <w:lang w:val="en-US"/>
         </w:rPr>
         <w:t>B) By hand, or generated by Claude</w:t>
@@ -4898,6 +5043,7 @@
       <w:r>
         <w:rPr>
           <w:rFonts w:ascii="Arial" w:hAnsi="Arial" w:cs="Arial"/>
+          <w:highlight w:val="yellow"/>
           <w:lang w:val="en-US"/>
         </w:rPr>
         <w:t>C) Both the original question and Claude's answer</w:t>
@@ -5018,6 +5164,7 @@
       <w:r>
         <w:rPr>
           <w:rFonts w:ascii="Arial" w:hAnsi="Arial" w:cs="Arial"/>
+          <w:highlight w:val="yellow"/>
           <w:lang w:val="en-US"/>
         </w:rPr>
         <w:t>D) 7.66 — the average of the scores</w:t>
@@ -5947,6 +6094,9 @@
     <w:p>
       <w:pPr>
         <w:spacing w:after="160"/>
+        <w:rPr>
+          <w:lang w:val="en-US"/>
+        </w:rPr>
       </w:pPr>
     </w:p>
     <w:p>
@@ -6005,13 +6155,15 @@
         <w:rPr>
           <w:rFonts w:ascii="Consolas" w:hAnsi="Consolas" w:cs="Consolas"/>
           <w:sz w:val="20"/>
-        </w:rPr>
-      </w:pPr>
-      <w:r>
-        <w:rPr>
-          <w:rFonts w:ascii="Consolas" w:hAnsi="Consolas" w:cs="Consolas"/>
-          <w:sz w:val="20"/>
-          <w:shd w:val="clear" w:color="auto" w:fill="F2EFE9"/>
+          <w:lang w:val="en-US"/>
+        </w:rPr>
+      </w:pPr>
+      <w:r>
+        <w:rPr>
+          <w:rFonts w:ascii="Consolas" w:hAnsi="Consolas" w:cs="Consolas"/>
+          <w:sz w:val="20"/>
+          <w:shd w:val="clear" w:color="auto" w:fill="F2EFE9"/>
+          <w:lang w:val="en-US"/>
         </w:rPr>
         <w:t>prompt = f"""</w:t>
       </w:r>
@@ -6023,13 +6175,15 @@
         <w:rPr>
           <w:rFonts w:ascii="Consolas" w:hAnsi="Consolas" w:cs="Consolas"/>
           <w:sz w:val="20"/>
-        </w:rPr>
-      </w:pPr>
-      <w:r>
-        <w:rPr>
-          <w:rFonts w:ascii="Consolas" w:hAnsi="Consolas" w:cs="Consolas"/>
-          <w:sz w:val="20"/>
-          <w:shd w:val="clear" w:color="auto" w:fill="F2EFE9"/>
+          <w:lang w:val="en-US"/>
+        </w:rPr>
+      </w:pPr>
+      <w:r>
+        <w:rPr>
+          <w:rFonts w:ascii="Consolas" w:hAnsi="Consolas" w:cs="Consolas"/>
+          <w:sz w:val="20"/>
+          <w:shd w:val="clear" w:color="auto" w:fill="F2EFE9"/>
+          <w:lang w:val="en-US"/>
         </w:rPr>
         <w:t>Please provide a solution to the following task:</w:t>
       </w:r>
@@ -6041,13 +6195,15 @@
         <w:rPr>
           <w:rFonts w:ascii="Consolas" w:hAnsi="Consolas" w:cs="Consolas"/>
           <w:sz w:val="20"/>
-        </w:rPr>
-      </w:pPr>
-      <w:r>
-        <w:rPr>
-          <w:rFonts w:ascii="Consolas" w:hAnsi="Consolas" w:cs="Consolas"/>
-          <w:sz w:val="20"/>
-          <w:shd w:val="clear" w:color="auto" w:fill="F2EFE9"/>
+          <w:lang w:val="en-US"/>
+        </w:rPr>
+      </w:pPr>
+      <w:r>
+        <w:rPr>
+          <w:rFonts w:ascii="Consolas" w:hAnsi="Consolas" w:cs="Consolas"/>
+          <w:sz w:val="20"/>
+          <w:shd w:val="clear" w:color="auto" w:fill="F2EFE9"/>
+          <w:lang w:val="en-US"/>
         </w:rPr>
         <w:t>{task}</w:t>
       </w:r>
@@ -6058,13 +6214,15 @@
         <w:rPr>
           <w:rFonts w:ascii="Consolas" w:hAnsi="Consolas" w:cs="Consolas"/>
           <w:sz w:val="20"/>
-        </w:rPr>
-      </w:pPr>
-      <w:r>
-        <w:rPr>
-          <w:rFonts w:ascii="Consolas" w:hAnsi="Consolas" w:cs="Consolas"/>
-          <w:sz w:val="20"/>
-          <w:shd w:val="clear" w:color="auto" w:fill="F2EFE9"/>
+          <w:lang w:val="en-US"/>
+        </w:rPr>
+      </w:pPr>
+      <w:r>
+        <w:rPr>
+          <w:rFonts w:ascii="Consolas" w:hAnsi="Consolas" w:cs="Consolas"/>
+          <w:sz w:val="20"/>
+          <w:shd w:val="clear" w:color="auto" w:fill="F2EFE9"/>
+          <w:lang w:val="en-US"/>
         </w:rPr>
         <w:t>"""</w:t>
       </w:r>
@@ -6289,15 +6447,37 @@
         <w:rPr>
           <w:rFonts w:ascii="Consolas" w:hAnsi="Consolas" w:cs="Consolas"/>
           <w:sz w:val="20"/>
-        </w:rPr>
-      </w:pPr>
-      <w:r>
-        <w:rPr>
-          <w:rFonts w:ascii="Consolas" w:hAnsi="Consolas" w:cs="Consolas"/>
-          <w:sz w:val="20"/>
-          <w:shd w:val="clear" w:color="auto" w:fill="F2EFE9"/>
-        </w:rPr>
-        <w:t>def chat(messages, system=None, temperature=1.0, stop_sequences=[]):</w:t>
+          <w:lang w:val="en-US"/>
+        </w:rPr>
+      </w:pPr>
+      <w:r>
+        <w:rPr>
+          <w:rFonts w:ascii="Consolas" w:hAnsi="Consolas" w:cs="Consolas"/>
+          <w:sz w:val="20"/>
+          <w:shd w:val="clear" w:color="auto" w:fill="F2EFE9"/>
+          <w:lang w:val="en-US"/>
+        </w:rPr>
+        <w:t xml:space="preserve">def chat(messages, system=None, temperature=1.0, </w:t>
+      </w:r>
+      <w:proofErr w:type="spellStart"/>
+      <w:r>
+        <w:rPr>
+          <w:rFonts w:ascii="Consolas" w:hAnsi="Consolas" w:cs="Consolas"/>
+          <w:sz w:val="20"/>
+          <w:shd w:val="clear" w:color="auto" w:fill="F2EFE9"/>
+          <w:lang w:val="en-US"/>
+        </w:rPr>
+        <w:t>stop_sequences</w:t>
+      </w:r>
+      <w:proofErr w:type="spellEnd"/>
+      <w:r>
+        <w:rPr>
+          <w:rFonts w:ascii="Consolas" w:hAnsi="Consolas" w:cs="Consolas"/>
+          <w:sz w:val="20"/>
+          <w:shd w:val="clear" w:color="auto" w:fill="F2EFE9"/>
+          <w:lang w:val="en-US"/>
+        </w:rPr>
+        <w:t>=[]):</w:t>
       </w:r>
     </w:p>
     <w:p>
@@ -6307,13 +6487,15 @@
         <w:rPr>
           <w:rFonts w:ascii="Consolas" w:hAnsi="Consolas" w:cs="Consolas"/>
           <w:sz w:val="20"/>
-        </w:rPr>
-      </w:pPr>
-      <w:r>
-        <w:rPr>
-          <w:rFonts w:ascii="Consolas" w:hAnsi="Consolas" w:cs="Consolas"/>
-          <w:sz w:val="20"/>
-          <w:shd w:val="clear" w:color="auto" w:fill="F2EFE9"/>
+          <w:lang w:val="en-US"/>
+        </w:rPr>
+      </w:pPr>
+      <w:r>
+        <w:rPr>
+          <w:rFonts w:ascii="Consolas" w:hAnsi="Consolas" w:cs="Consolas"/>
+          <w:sz w:val="20"/>
+          <w:shd w:val="clear" w:color="auto" w:fill="F2EFE9"/>
+          <w:lang w:val="en-US"/>
         </w:rPr>
         <w:t xml:space="preserve">    params = {</w:t>
       </w:r>
@@ -6325,13 +6507,15 @@
         <w:rPr>
           <w:rFonts w:ascii="Consolas" w:hAnsi="Consolas" w:cs="Consolas"/>
           <w:sz w:val="20"/>
-        </w:rPr>
-      </w:pPr>
-      <w:r>
-        <w:rPr>
-          <w:rFonts w:ascii="Consolas" w:hAnsi="Consolas" w:cs="Consolas"/>
-          <w:sz w:val="20"/>
-          <w:shd w:val="clear" w:color="auto" w:fill="F2EFE9"/>
+          <w:lang w:val="en-US"/>
+        </w:rPr>
+      </w:pPr>
+      <w:r>
+        <w:rPr>
+          <w:rFonts w:ascii="Consolas" w:hAnsi="Consolas" w:cs="Consolas"/>
+          <w:sz w:val="20"/>
+          <w:shd w:val="clear" w:color="auto" w:fill="F2EFE9"/>
+          <w:lang w:val="en-US"/>
         </w:rPr>
         <w:t xml:space="preserve">        "model": model,</w:t>
       </w:r>
@@ -6343,15 +6527,37 @@
         <w:rPr>
           <w:rFonts w:ascii="Consolas" w:hAnsi="Consolas" w:cs="Consolas"/>
           <w:sz w:val="20"/>
-        </w:rPr>
-      </w:pPr>
-      <w:r>
-        <w:rPr>
-          <w:rFonts w:ascii="Consolas" w:hAnsi="Consolas" w:cs="Consolas"/>
-          <w:sz w:val="20"/>
-          <w:shd w:val="clear" w:color="auto" w:fill="F2EFE9"/>
-        </w:rPr>
-        <w:t xml:space="preserve">        "max_tokens": 1000,</w:t>
+          <w:lang w:val="en-US"/>
+        </w:rPr>
+      </w:pPr>
+      <w:r>
+        <w:rPr>
+          <w:rFonts w:ascii="Consolas" w:hAnsi="Consolas" w:cs="Consolas"/>
+          <w:sz w:val="20"/>
+          <w:shd w:val="clear" w:color="auto" w:fill="F2EFE9"/>
+          <w:lang w:val="en-US"/>
+        </w:rPr>
+        <w:t xml:space="preserve">        "</w:t>
+      </w:r>
+      <w:proofErr w:type="spellStart"/>
+      <w:r>
+        <w:rPr>
+          <w:rFonts w:ascii="Consolas" w:hAnsi="Consolas" w:cs="Consolas"/>
+          <w:sz w:val="20"/>
+          <w:shd w:val="clear" w:color="auto" w:fill="F2EFE9"/>
+          <w:lang w:val="en-US"/>
+        </w:rPr>
+        <w:t>max_tokens</w:t>
+      </w:r>
+      <w:proofErr w:type="spellEnd"/>
+      <w:r>
+        <w:rPr>
+          <w:rFonts w:ascii="Consolas" w:hAnsi="Consolas" w:cs="Consolas"/>
+          <w:sz w:val="20"/>
+          <w:shd w:val="clear" w:color="auto" w:fill="F2EFE9"/>
+          <w:lang w:val="en-US"/>
+        </w:rPr>
+        <w:t>": 1000,</w:t>
       </w:r>
     </w:p>
     <w:p>
@@ -6361,13 +6567,15 @@
         <w:rPr>
           <w:rFonts w:ascii="Consolas" w:hAnsi="Consolas" w:cs="Consolas"/>
           <w:sz w:val="20"/>
-        </w:rPr>
-      </w:pPr>
-      <w:r>
-        <w:rPr>
-          <w:rFonts w:ascii="Consolas" w:hAnsi="Consolas" w:cs="Consolas"/>
-          <w:sz w:val="20"/>
-          <w:shd w:val="clear" w:color="auto" w:fill="F2EFE9"/>
+          <w:lang w:val="en-US"/>
+        </w:rPr>
+      </w:pPr>
+      <w:r>
+        <w:rPr>
+          <w:rFonts w:ascii="Consolas" w:hAnsi="Consolas" w:cs="Consolas"/>
+          <w:sz w:val="20"/>
+          <w:shd w:val="clear" w:color="auto" w:fill="F2EFE9"/>
+          <w:lang w:val="en-US"/>
         </w:rPr>
         <w:t xml:space="preserve">        "messages": messages,</w:t>
       </w:r>
@@ -6379,13 +6587,15 @@
         <w:rPr>
           <w:rFonts w:ascii="Consolas" w:hAnsi="Consolas" w:cs="Consolas"/>
           <w:sz w:val="20"/>
-        </w:rPr>
-      </w:pPr>
-      <w:r>
-        <w:rPr>
-          <w:rFonts w:ascii="Consolas" w:hAnsi="Consolas" w:cs="Consolas"/>
-          <w:sz w:val="20"/>
-          <w:shd w:val="clear" w:color="auto" w:fill="F2EFE9"/>
+          <w:lang w:val="en-US"/>
+        </w:rPr>
+      </w:pPr>
+      <w:r>
+        <w:rPr>
+          <w:rFonts w:ascii="Consolas" w:hAnsi="Consolas" w:cs="Consolas"/>
+          <w:sz w:val="20"/>
+          <w:shd w:val="clear" w:color="auto" w:fill="F2EFE9"/>
+          <w:lang w:val="en-US"/>
         </w:rPr>
         <w:t xml:space="preserve">        "temperature": temperature</w:t>
       </w:r>
@@ -6397,13 +6607,15 @@
         <w:rPr>
           <w:rFonts w:ascii="Consolas" w:hAnsi="Consolas" w:cs="Consolas"/>
           <w:sz w:val="20"/>
-        </w:rPr>
-      </w:pPr>
-      <w:r>
-        <w:rPr>
-          <w:rFonts w:ascii="Consolas" w:hAnsi="Consolas" w:cs="Consolas"/>
-          <w:sz w:val="20"/>
-          <w:shd w:val="clear" w:color="auto" w:fill="F2EFE9"/>
+          <w:lang w:val="en-US"/>
+        </w:rPr>
+      </w:pPr>
+      <w:r>
+        <w:rPr>
+          <w:rFonts w:ascii="Consolas" w:hAnsi="Consolas" w:cs="Consolas"/>
+          <w:sz w:val="20"/>
+          <w:shd w:val="clear" w:color="auto" w:fill="F2EFE9"/>
+          <w:lang w:val="en-US"/>
         </w:rPr>
         <w:t xml:space="preserve">    }</w:t>
       </w:r>
@@ -6415,13 +6627,15 @@
         <w:rPr>
           <w:rFonts w:ascii="Consolas" w:hAnsi="Consolas" w:cs="Consolas"/>
           <w:sz w:val="20"/>
-        </w:rPr>
-      </w:pPr>
-      <w:r>
-        <w:rPr>
-          <w:rFonts w:ascii="Consolas" w:hAnsi="Consolas" w:cs="Consolas"/>
-          <w:sz w:val="20"/>
-          <w:shd w:val="clear" w:color="auto" w:fill="F2EFE9"/>
+          <w:lang w:val="en-US"/>
+        </w:rPr>
+      </w:pPr>
+      <w:r>
+        <w:rPr>
+          <w:rFonts w:ascii="Consolas" w:hAnsi="Consolas" w:cs="Consolas"/>
+          <w:sz w:val="20"/>
+          <w:shd w:val="clear" w:color="auto" w:fill="F2EFE9"/>
+          <w:lang w:val="en-US"/>
         </w:rPr>
         <w:t xml:space="preserve">    if system:</w:t>
       </w:r>
@@ -6433,13 +6647,15 @@
         <w:rPr>
           <w:rFonts w:ascii="Consolas" w:hAnsi="Consolas" w:cs="Consolas"/>
           <w:sz w:val="20"/>
-        </w:rPr>
-      </w:pPr>
-      <w:r>
-        <w:rPr>
-          <w:rFonts w:ascii="Consolas" w:hAnsi="Consolas" w:cs="Consolas"/>
-          <w:sz w:val="20"/>
-          <w:shd w:val="clear" w:color="auto" w:fill="F2EFE9"/>
+          <w:lang w:val="en-US"/>
+        </w:rPr>
+      </w:pPr>
+      <w:r>
+        <w:rPr>
+          <w:rFonts w:ascii="Consolas" w:hAnsi="Consolas" w:cs="Consolas"/>
+          <w:sz w:val="20"/>
+          <w:shd w:val="clear" w:color="auto" w:fill="F2EFE9"/>
+          <w:lang w:val="en-US"/>
         </w:rPr>
         <w:t xml:space="preserve">        params["system"] = system</w:t>
       </w:r>
@@ -6451,15 +6667,37 @@
         <w:rPr>
           <w:rFonts w:ascii="Consolas" w:hAnsi="Consolas" w:cs="Consolas"/>
           <w:sz w:val="20"/>
-        </w:rPr>
-      </w:pPr>
-      <w:r>
-        <w:rPr>
-          <w:rFonts w:ascii="Consolas" w:hAnsi="Consolas" w:cs="Consolas"/>
-          <w:sz w:val="20"/>
-          <w:shd w:val="clear" w:color="auto" w:fill="F2EFE9"/>
-        </w:rPr>
-        <w:t xml:space="preserve">    if stop_sequences:</w:t>
+          <w:lang w:val="en-US"/>
+        </w:rPr>
+      </w:pPr>
+      <w:r>
+        <w:rPr>
+          <w:rFonts w:ascii="Consolas" w:hAnsi="Consolas" w:cs="Consolas"/>
+          <w:sz w:val="20"/>
+          <w:shd w:val="clear" w:color="auto" w:fill="F2EFE9"/>
+          <w:lang w:val="en-US"/>
+        </w:rPr>
+        <w:t xml:space="preserve">    if </w:t>
+      </w:r>
+      <w:proofErr w:type="spellStart"/>
+      <w:r>
+        <w:rPr>
+          <w:rFonts w:ascii="Consolas" w:hAnsi="Consolas" w:cs="Consolas"/>
+          <w:sz w:val="20"/>
+          <w:shd w:val="clear" w:color="auto" w:fill="F2EFE9"/>
+          <w:lang w:val="en-US"/>
+        </w:rPr>
+        <w:t>stop_sequences</w:t>
+      </w:r>
+      <w:proofErr w:type="spellEnd"/>
+      <w:r>
+        <w:rPr>
+          <w:rFonts w:ascii="Consolas" w:hAnsi="Consolas" w:cs="Consolas"/>
+          <w:sz w:val="20"/>
+          <w:shd w:val="clear" w:color="auto" w:fill="F2EFE9"/>
+          <w:lang w:val="en-US"/>
+        </w:rPr>
+        <w:t>:</w:t>
       </w:r>
     </w:p>
     <w:p>
@@ -6469,16 +6707,49 @@
         <w:rPr>
           <w:rFonts w:ascii="Consolas" w:hAnsi="Consolas" w:cs="Consolas"/>
           <w:sz w:val="20"/>
-        </w:rPr>
-      </w:pPr>
-      <w:r>
-        <w:rPr>
-          <w:rFonts w:ascii="Consolas" w:hAnsi="Consolas" w:cs="Consolas"/>
-          <w:sz w:val="20"/>
-          <w:shd w:val="clear" w:color="auto" w:fill="F2EFE9"/>
-        </w:rPr>
-        <w:t xml:space="preserve">        params["stop_sequences"] = stop_sequences</w:t>
-      </w:r>
+          <w:lang w:val="en-US"/>
+        </w:rPr>
+      </w:pPr>
+      <w:r>
+        <w:rPr>
+          <w:rFonts w:ascii="Consolas" w:hAnsi="Consolas" w:cs="Consolas"/>
+          <w:sz w:val="20"/>
+          <w:shd w:val="clear" w:color="auto" w:fill="F2EFE9"/>
+          <w:lang w:val="en-US"/>
+        </w:rPr>
+        <w:t xml:space="preserve">        params["</w:t>
+      </w:r>
+      <w:proofErr w:type="spellStart"/>
+      <w:r>
+        <w:rPr>
+          <w:rFonts w:ascii="Consolas" w:hAnsi="Consolas" w:cs="Consolas"/>
+          <w:sz w:val="20"/>
+          <w:shd w:val="clear" w:color="auto" w:fill="F2EFE9"/>
+          <w:lang w:val="en-US"/>
+        </w:rPr>
+        <w:t>stop_sequences</w:t>
+      </w:r>
+      <w:proofErr w:type="spellEnd"/>
+      <w:r>
+        <w:rPr>
+          <w:rFonts w:ascii="Consolas" w:hAnsi="Consolas" w:cs="Consolas"/>
+          <w:sz w:val="20"/>
+          <w:shd w:val="clear" w:color="auto" w:fill="F2EFE9"/>
+          <w:lang w:val="en-US"/>
+        </w:rPr>
+        <w:t xml:space="preserve">"] = </w:t>
+      </w:r>
+      <w:proofErr w:type="spellStart"/>
+      <w:r>
+        <w:rPr>
+          <w:rFonts w:ascii="Consolas" w:hAnsi="Consolas" w:cs="Consolas"/>
+          <w:sz w:val="20"/>
+          <w:shd w:val="clear" w:color="auto" w:fill="F2EFE9"/>
+          <w:lang w:val="en-US"/>
+        </w:rPr>
+        <w:t>stop_sequences</w:t>
+      </w:r>
+      <w:proofErr w:type="spellEnd"/>
     </w:p>
     <w:p>
       <w:pPr>
@@ -6487,6 +6758,7 @@
         <w:rPr>
           <w:rFonts w:ascii="Consolas" w:hAnsi="Consolas" w:cs="Consolas"/>
           <w:sz w:val="20"/>
+          <w:lang w:val="en-US"/>
         </w:rPr>
       </w:pPr>
     </w:p>
@@ -6497,15 +6769,37 @@
         <w:rPr>
           <w:rFonts w:ascii="Consolas" w:hAnsi="Consolas" w:cs="Consolas"/>
           <w:sz w:val="20"/>
-        </w:rPr>
-      </w:pPr>
-      <w:r>
-        <w:rPr>
-          <w:rFonts w:ascii="Consolas" w:hAnsi="Consolas" w:cs="Consolas"/>
-          <w:sz w:val="20"/>
-          <w:shd w:val="clear" w:color="auto" w:fill="F2EFE9"/>
-        </w:rPr>
-        <w:t xml:space="preserve">    response = client.messages.create(**params)</w:t>
+          <w:lang w:val="en-US"/>
+        </w:rPr>
+      </w:pPr>
+      <w:r>
+        <w:rPr>
+          <w:rFonts w:ascii="Consolas" w:hAnsi="Consolas" w:cs="Consolas"/>
+          <w:sz w:val="20"/>
+          <w:shd w:val="clear" w:color="auto" w:fill="F2EFE9"/>
+          <w:lang w:val="en-US"/>
+        </w:rPr>
+        <w:t xml:space="preserve">    response = </w:t>
+      </w:r>
+      <w:proofErr w:type="spellStart"/>
+      <w:r>
+        <w:rPr>
+          <w:rFonts w:ascii="Consolas" w:hAnsi="Consolas" w:cs="Consolas"/>
+          <w:sz w:val="20"/>
+          <w:shd w:val="clear" w:color="auto" w:fill="F2EFE9"/>
+          <w:lang w:val="en-US"/>
+        </w:rPr>
+        <w:t>client.messages.create</w:t>
+      </w:r>
+      <w:proofErr w:type="spellEnd"/>
+      <w:r>
+        <w:rPr>
+          <w:rFonts w:ascii="Consolas" w:hAnsi="Consolas" w:cs="Consolas"/>
+          <w:sz w:val="20"/>
+          <w:shd w:val="clear" w:color="auto" w:fill="F2EFE9"/>
+          <w:lang w:val="en-US"/>
+        </w:rPr>
+        <w:t>(**params)</w:t>
       </w:r>
     </w:p>
     <w:p>
@@ -6514,15 +6808,37 @@
         <w:rPr>
           <w:rFonts w:ascii="Consolas" w:hAnsi="Consolas" w:cs="Consolas"/>
           <w:sz w:val="20"/>
-        </w:rPr>
-      </w:pPr>
-      <w:r>
-        <w:rPr>
-          <w:rFonts w:ascii="Consolas" w:hAnsi="Consolas" w:cs="Consolas"/>
-          <w:sz w:val="20"/>
-          <w:shd w:val="clear" w:color="auto" w:fill="F2EFE9"/>
-        </w:rPr>
-        <w:t xml:space="preserve">    return response.content[0].text</w:t>
+          <w:lang w:val="en-US"/>
+        </w:rPr>
+      </w:pPr>
+      <w:r>
+        <w:rPr>
+          <w:rFonts w:ascii="Consolas" w:hAnsi="Consolas" w:cs="Consolas"/>
+          <w:sz w:val="20"/>
+          <w:shd w:val="clear" w:color="auto" w:fill="F2EFE9"/>
+          <w:lang w:val="en-US"/>
+        </w:rPr>
+        <w:t xml:space="preserve">    return </w:t>
+      </w:r>
+      <w:proofErr w:type="spellStart"/>
+      <w:r>
+        <w:rPr>
+          <w:rFonts w:ascii="Consolas" w:hAnsi="Consolas" w:cs="Consolas"/>
+          <w:sz w:val="20"/>
+          <w:shd w:val="clear" w:color="auto" w:fill="F2EFE9"/>
+          <w:lang w:val="en-US"/>
+        </w:rPr>
+        <w:t>response.content</w:t>
+      </w:r>
+      <w:proofErr w:type="spellEnd"/>
+      <w:r>
+        <w:rPr>
+          <w:rFonts w:ascii="Consolas" w:hAnsi="Consolas" w:cs="Consolas"/>
+          <w:sz w:val="20"/>
+          <w:shd w:val="clear" w:color="auto" w:fill="F2EFE9"/>
+          <w:lang w:val="en-US"/>
+        </w:rPr>
+        <w:t>[0].text</w:t>
       </w:r>
     </w:p>
     <w:p>
@@ -6611,15 +6927,37 @@
         <w:rPr>
           <w:rFonts w:ascii="Consolas" w:hAnsi="Consolas" w:cs="Consolas"/>
           <w:sz w:val="20"/>
-        </w:rPr>
-      </w:pPr>
-      <w:r>
-        <w:rPr>
-          <w:rFonts w:ascii="Consolas" w:hAnsi="Consolas" w:cs="Consolas"/>
-          <w:sz w:val="20"/>
-          <w:shd w:val="clear" w:color="auto" w:fill="F2EFE9"/>
-        </w:rPr>
-        <w:t>def generate_dataset():</w:t>
+          <w:lang w:val="en-US"/>
+        </w:rPr>
+      </w:pPr>
+      <w:r>
+        <w:rPr>
+          <w:rFonts w:ascii="Consolas" w:hAnsi="Consolas" w:cs="Consolas"/>
+          <w:sz w:val="20"/>
+          <w:shd w:val="clear" w:color="auto" w:fill="F2EFE9"/>
+          <w:lang w:val="en-US"/>
+        </w:rPr>
+        <w:t xml:space="preserve">def </w:t>
+      </w:r>
+      <w:proofErr w:type="spellStart"/>
+      <w:r>
+        <w:rPr>
+          <w:rFonts w:ascii="Consolas" w:hAnsi="Consolas" w:cs="Consolas"/>
+          <w:sz w:val="20"/>
+          <w:shd w:val="clear" w:color="auto" w:fill="F2EFE9"/>
+          <w:lang w:val="en-US"/>
+        </w:rPr>
+        <w:t>generate_dataset</w:t>
+      </w:r>
+      <w:proofErr w:type="spellEnd"/>
+      <w:r>
+        <w:rPr>
+          <w:rFonts w:ascii="Consolas" w:hAnsi="Consolas" w:cs="Consolas"/>
+          <w:sz w:val="20"/>
+          <w:shd w:val="clear" w:color="auto" w:fill="F2EFE9"/>
+          <w:lang w:val="en-US"/>
+        </w:rPr>
+        <w:t>():</w:t>
       </w:r>
     </w:p>
     <w:p>
@@ -6629,13 +6967,15 @@
         <w:rPr>
           <w:rFonts w:ascii="Consolas" w:hAnsi="Consolas" w:cs="Consolas"/>
           <w:sz w:val="20"/>
-        </w:rPr>
-      </w:pPr>
-      <w:r>
-        <w:rPr>
-          <w:rFonts w:ascii="Consolas" w:hAnsi="Consolas" w:cs="Consolas"/>
-          <w:sz w:val="20"/>
-          <w:shd w:val="clear" w:color="auto" w:fill="F2EFE9"/>
+          <w:lang w:val="en-US"/>
+        </w:rPr>
+      </w:pPr>
+      <w:r>
+        <w:rPr>
+          <w:rFonts w:ascii="Consolas" w:hAnsi="Consolas" w:cs="Consolas"/>
+          <w:sz w:val="20"/>
+          <w:shd w:val="clear" w:color="auto" w:fill="F2EFE9"/>
+          <w:lang w:val="en-US"/>
         </w:rPr>
         <w:t xml:space="preserve">    prompt = """</w:t>
       </w:r>
@@ -6647,13 +6987,15 @@
         <w:rPr>
           <w:rFonts w:ascii="Consolas" w:hAnsi="Consolas" w:cs="Consolas"/>
           <w:sz w:val="20"/>
-        </w:rPr>
-      </w:pPr>
-      <w:r>
-        <w:rPr>
-          <w:rFonts w:ascii="Consolas" w:hAnsi="Consolas" w:cs="Consolas"/>
-          <w:sz w:val="20"/>
-          <w:shd w:val="clear" w:color="auto" w:fill="F2EFE9"/>
+          <w:lang w:val="en-US"/>
+        </w:rPr>
+      </w:pPr>
+      <w:r>
+        <w:rPr>
+          <w:rFonts w:ascii="Consolas" w:hAnsi="Consolas" w:cs="Consolas"/>
+          <w:sz w:val="20"/>
+          <w:shd w:val="clear" w:color="auto" w:fill="F2EFE9"/>
+          <w:lang w:val="en-US"/>
         </w:rPr>
         <w:t>Generate an evaluation dataset for a prompt evaluation.</w:t>
       </w:r>
@@ -6665,13 +7007,15 @@
         <w:rPr>
           <w:rFonts w:ascii="Consolas" w:hAnsi="Consolas" w:cs="Consolas"/>
           <w:sz w:val="20"/>
-        </w:rPr>
-      </w:pPr>
-      <w:r>
-        <w:rPr>
-          <w:rFonts w:ascii="Consolas" w:hAnsi="Consolas" w:cs="Consolas"/>
-          <w:sz w:val="20"/>
-          <w:shd w:val="clear" w:color="auto" w:fill="F2EFE9"/>
+          <w:lang w:val="en-US"/>
+        </w:rPr>
+      </w:pPr>
+      <w:r>
+        <w:rPr>
+          <w:rFonts w:ascii="Consolas" w:hAnsi="Consolas" w:cs="Consolas"/>
+          <w:sz w:val="20"/>
+          <w:shd w:val="clear" w:color="auto" w:fill="F2EFE9"/>
+          <w:lang w:val="en-US"/>
         </w:rPr>
         <w:t>The dataset will be used to evaluate prompts that generate</w:t>
       </w:r>
@@ -6683,13 +7027,15 @@
         <w:rPr>
           <w:rFonts w:ascii="Consolas" w:hAnsi="Consolas" w:cs="Consolas"/>
           <w:sz w:val="20"/>
-        </w:rPr>
-      </w:pPr>
-      <w:r>
-        <w:rPr>
-          <w:rFonts w:ascii="Consolas" w:hAnsi="Consolas" w:cs="Consolas"/>
-          <w:sz w:val="20"/>
-          <w:shd w:val="clear" w:color="auto" w:fill="F2EFE9"/>
+          <w:lang w:val="en-US"/>
+        </w:rPr>
+      </w:pPr>
+      <w:r>
+        <w:rPr>
+          <w:rFonts w:ascii="Consolas" w:hAnsi="Consolas" w:cs="Consolas"/>
+          <w:sz w:val="20"/>
+          <w:shd w:val="clear" w:color="auto" w:fill="F2EFE9"/>
+          <w:lang w:val="en-US"/>
         </w:rPr>
         <w:t>Python code, JSON configs, or regular expressions for</w:t>
       </w:r>
@@ -6701,13 +7047,15 @@
         <w:rPr>
           <w:rFonts w:ascii="Consolas" w:hAnsi="Consolas" w:cs="Consolas"/>
           <w:sz w:val="20"/>
-        </w:rPr>
-      </w:pPr>
-      <w:r>
-        <w:rPr>
-          <w:rFonts w:ascii="Consolas" w:hAnsi="Consolas" w:cs="Consolas"/>
-          <w:sz w:val="20"/>
-          <w:shd w:val="clear" w:color="auto" w:fill="F2EFE9"/>
+          <w:lang w:val="en-US"/>
+        </w:rPr>
+      </w:pPr>
+      <w:r>
+        <w:rPr>
+          <w:rFonts w:ascii="Consolas" w:hAnsi="Consolas" w:cs="Consolas"/>
+          <w:sz w:val="20"/>
+          <w:shd w:val="clear" w:color="auto" w:fill="F2EFE9"/>
+          <w:lang w:val="en-US"/>
         </w:rPr>
         <w:t>AWS-specific use cases.</w:t>
       </w:r>
@@ -6719,6 +7067,7 @@
         <w:rPr>
           <w:rFonts w:ascii="Consolas" w:hAnsi="Consolas" w:cs="Consolas"/>
           <w:sz w:val="20"/>
+          <w:lang w:val="en-US"/>
         </w:rPr>
       </w:pPr>
     </w:p>
@@ -6729,13 +7078,15 @@
         <w:rPr>
           <w:rFonts w:ascii="Consolas" w:hAnsi="Consolas" w:cs="Consolas"/>
           <w:sz w:val="20"/>
-        </w:rPr>
-      </w:pPr>
-      <w:r>
-        <w:rPr>
-          <w:rFonts w:ascii="Consolas" w:hAnsi="Consolas" w:cs="Consolas"/>
-          <w:sz w:val="20"/>
-          <w:shd w:val="clear" w:color="auto" w:fill="F2EFE9"/>
+          <w:lang w:val="en-US"/>
+        </w:rPr>
+      </w:pPr>
+      <w:r>
+        <w:rPr>
+          <w:rFonts w:ascii="Consolas" w:hAnsi="Consolas" w:cs="Consolas"/>
+          <w:sz w:val="20"/>
+          <w:shd w:val="clear" w:color="auto" w:fill="F2EFE9"/>
+          <w:lang w:val="en-US"/>
         </w:rPr>
         <w:t>Example output:</w:t>
       </w:r>
@@ -6747,16 +7098,29 @@
         <w:rPr>
           <w:rFonts w:ascii="Consolas" w:hAnsi="Consolas" w:cs="Consolas"/>
           <w:sz w:val="20"/>
-        </w:rPr>
-      </w:pPr>
-      <w:r>
-        <w:rPr>
-          <w:rFonts w:ascii="Consolas" w:hAnsi="Consolas" w:cs="Consolas"/>
-          <w:sz w:val="20"/>
-          <w:shd w:val="clear" w:color="auto" w:fill="F2EFE9"/>
-        </w:rPr>
-        <w:t>```json</w:t>
-      </w:r>
+          <w:lang w:val="en-US"/>
+        </w:rPr>
+      </w:pPr>
+      <w:r>
+        <w:rPr>
+          <w:rFonts w:ascii="Consolas" w:hAnsi="Consolas" w:cs="Consolas"/>
+          <w:sz w:val="20"/>
+          <w:shd w:val="clear" w:color="auto" w:fill="F2EFE9"/>
+          <w:lang w:val="en-US"/>
+        </w:rPr>
+        <w:t>```</w:t>
+      </w:r>
+      <w:proofErr w:type="spellStart"/>
+      <w:r>
+        <w:rPr>
+          <w:rFonts w:ascii="Consolas" w:hAnsi="Consolas" w:cs="Consolas"/>
+          <w:sz w:val="20"/>
+          <w:shd w:val="clear" w:color="auto" w:fill="F2EFE9"/>
+          <w:lang w:val="en-US"/>
+        </w:rPr>
+        <w:t>json</w:t>
+      </w:r>
+      <w:proofErr w:type="spellEnd"/>
     </w:p>
     <w:p>
       <w:pPr>
@@ -6765,13 +7129,15 @@
         <w:rPr>
           <w:rFonts w:ascii="Consolas" w:hAnsi="Consolas" w:cs="Consolas"/>
           <w:sz w:val="20"/>
-        </w:rPr>
-      </w:pPr>
-      <w:r>
-        <w:rPr>
-          <w:rFonts w:ascii="Consolas" w:hAnsi="Consolas" w:cs="Consolas"/>
-          <w:sz w:val="20"/>
-          <w:shd w:val="clear" w:color="auto" w:fill="F2EFE9"/>
+          <w:lang w:val="en-US"/>
+        </w:rPr>
+      </w:pPr>
+      <w:r>
+        <w:rPr>
+          <w:rFonts w:ascii="Consolas" w:hAnsi="Consolas" w:cs="Consolas"/>
+          <w:sz w:val="20"/>
+          <w:shd w:val="clear" w:color="auto" w:fill="F2EFE9"/>
+          <w:lang w:val="en-US"/>
         </w:rPr>
         <w:lastRenderedPageBreak/>
         <w:t>[</w:t>
@@ -6784,13 +7150,15 @@
         <w:rPr>
           <w:rFonts w:ascii="Consolas" w:hAnsi="Consolas" w:cs="Consolas"/>
           <w:sz w:val="20"/>
-        </w:rPr>
-      </w:pPr>
-      <w:r>
-        <w:rPr>
-          <w:rFonts w:ascii="Consolas" w:hAnsi="Consolas" w:cs="Consolas"/>
-          <w:sz w:val="20"/>
-          <w:shd w:val="clear" w:color="auto" w:fill="F2EFE9"/>
+          <w:lang w:val="en-US"/>
+        </w:rPr>
+      </w:pPr>
+      <w:r>
+        <w:rPr>
+          <w:rFonts w:ascii="Consolas" w:hAnsi="Consolas" w:cs="Consolas"/>
+          <w:sz w:val="20"/>
+          <w:shd w:val="clear" w:color="auto" w:fill="F2EFE9"/>
+          <w:lang w:val="en-US"/>
         </w:rPr>
         <w:t xml:space="preserve">  {</w:t>
       </w:r>
@@ -6802,13 +7170,15 @@
         <w:rPr>
           <w:rFonts w:ascii="Consolas" w:hAnsi="Consolas" w:cs="Consolas"/>
           <w:sz w:val="20"/>
-        </w:rPr>
-      </w:pPr>
-      <w:r>
-        <w:rPr>
-          <w:rFonts w:ascii="Consolas" w:hAnsi="Consolas" w:cs="Consolas"/>
-          <w:sz w:val="20"/>
-          <w:shd w:val="clear" w:color="auto" w:fill="F2EFE9"/>
+          <w:lang w:val="en-US"/>
+        </w:rPr>
+      </w:pPr>
+      <w:r>
+        <w:rPr>
+          <w:rFonts w:ascii="Consolas" w:hAnsi="Consolas" w:cs="Consolas"/>
+          <w:sz w:val="20"/>
+          <w:shd w:val="clear" w:color="auto" w:fill="F2EFE9"/>
+          <w:lang w:val="en-US"/>
         </w:rPr>
         <w:t xml:space="preserve">    "task": "Description of task",</w:t>
       </w:r>
@@ -6820,13 +7190,15 @@
         <w:rPr>
           <w:rFonts w:ascii="Consolas" w:hAnsi="Consolas" w:cs="Consolas"/>
           <w:sz w:val="20"/>
-        </w:rPr>
-      </w:pPr>
-      <w:r>
-        <w:rPr>
-          <w:rFonts w:ascii="Consolas" w:hAnsi="Consolas" w:cs="Consolas"/>
-          <w:sz w:val="20"/>
-          <w:shd w:val="clear" w:color="auto" w:fill="F2EFE9"/>
+          <w:lang w:val="en-US"/>
+        </w:rPr>
+      </w:pPr>
+      <w:r>
+        <w:rPr>
+          <w:rFonts w:ascii="Consolas" w:hAnsi="Consolas" w:cs="Consolas"/>
+          <w:sz w:val="20"/>
+          <w:shd w:val="clear" w:color="auto" w:fill="F2EFE9"/>
+          <w:lang w:val="en-US"/>
         </w:rPr>
         <w:t xml:space="preserve">  },</w:t>
       </w:r>
@@ -6838,13 +7210,15 @@
         <w:rPr>
           <w:rFonts w:ascii="Consolas" w:hAnsi="Consolas" w:cs="Consolas"/>
           <w:sz w:val="20"/>
-        </w:rPr>
-      </w:pPr>
-      <w:r>
-        <w:rPr>
-          <w:rFonts w:ascii="Consolas" w:hAnsi="Consolas" w:cs="Consolas"/>
-          <w:sz w:val="20"/>
-          <w:shd w:val="clear" w:color="auto" w:fill="F2EFE9"/>
+          <w:lang w:val="en-US"/>
+        </w:rPr>
+      </w:pPr>
+      <w:r>
+        <w:rPr>
+          <w:rFonts w:ascii="Consolas" w:hAnsi="Consolas" w:cs="Consolas"/>
+          <w:sz w:val="20"/>
+          <w:shd w:val="clear" w:color="auto" w:fill="F2EFE9"/>
+          <w:lang w:val="en-US"/>
         </w:rPr>
         <w:t xml:space="preserve">  ...additional</w:t>
       </w:r>
@@ -6856,13 +7230,15 @@
         <w:rPr>
           <w:rFonts w:ascii="Consolas" w:hAnsi="Consolas" w:cs="Consolas"/>
           <w:sz w:val="20"/>
-        </w:rPr>
-      </w:pPr>
-      <w:r>
-        <w:rPr>
-          <w:rFonts w:ascii="Consolas" w:hAnsi="Consolas" w:cs="Consolas"/>
-          <w:sz w:val="20"/>
-          <w:shd w:val="clear" w:color="auto" w:fill="F2EFE9"/>
+          <w:lang w:val="en-US"/>
+        </w:rPr>
+      </w:pPr>
+      <w:r>
+        <w:rPr>
+          <w:rFonts w:ascii="Consolas" w:hAnsi="Consolas" w:cs="Consolas"/>
+          <w:sz w:val="20"/>
+          <w:shd w:val="clear" w:color="auto" w:fill="F2EFE9"/>
+          <w:lang w:val="en-US"/>
         </w:rPr>
         <w:t>]</w:t>
       </w:r>
@@ -6874,13 +7250,15 @@
         <w:rPr>
           <w:rFonts w:ascii="Consolas" w:hAnsi="Consolas" w:cs="Consolas"/>
           <w:sz w:val="20"/>
-        </w:rPr>
-      </w:pPr>
-      <w:r>
-        <w:rPr>
-          <w:rFonts w:ascii="Consolas" w:hAnsi="Consolas" w:cs="Consolas"/>
-          <w:sz w:val="20"/>
-          <w:shd w:val="clear" w:color="auto" w:fill="F2EFE9"/>
+          <w:lang w:val="en-US"/>
+        </w:rPr>
+      </w:pPr>
+      <w:r>
+        <w:rPr>
+          <w:rFonts w:ascii="Consolas" w:hAnsi="Consolas" w:cs="Consolas"/>
+          <w:sz w:val="20"/>
+          <w:shd w:val="clear" w:color="auto" w:fill="F2EFE9"/>
+          <w:lang w:val="en-US"/>
         </w:rPr>
         <w:t>```</w:t>
       </w:r>
@@ -6892,6 +7270,7 @@
         <w:rPr>
           <w:rFonts w:ascii="Consolas" w:hAnsi="Consolas" w:cs="Consolas"/>
           <w:sz w:val="20"/>
+          <w:lang w:val="en-US"/>
         </w:rPr>
       </w:pPr>
     </w:p>
@@ -6902,13 +7281,15 @@
         <w:rPr>
           <w:rFonts w:ascii="Consolas" w:hAnsi="Consolas" w:cs="Consolas"/>
           <w:sz w:val="20"/>
-        </w:rPr>
-      </w:pPr>
-      <w:r>
-        <w:rPr>
-          <w:rFonts w:ascii="Consolas" w:hAnsi="Consolas" w:cs="Consolas"/>
-          <w:sz w:val="20"/>
-          <w:shd w:val="clear" w:color="auto" w:fill="F2EFE9"/>
+          <w:lang w:val="en-US"/>
+        </w:rPr>
+      </w:pPr>
+      <w:r>
+        <w:rPr>
+          <w:rFonts w:ascii="Consolas" w:hAnsi="Consolas" w:cs="Consolas"/>
+          <w:sz w:val="20"/>
+          <w:shd w:val="clear" w:color="auto" w:fill="F2EFE9"/>
+          <w:lang w:val="en-US"/>
         </w:rPr>
         <w:t>* Focus on tasks that can be solved by writing a single</w:t>
       </w:r>
@@ -6920,13 +7301,15 @@
         <w:rPr>
           <w:rFonts w:ascii="Consolas" w:hAnsi="Consolas" w:cs="Consolas"/>
           <w:sz w:val="20"/>
-        </w:rPr>
-      </w:pPr>
-      <w:r>
-        <w:rPr>
-          <w:rFonts w:ascii="Consolas" w:hAnsi="Consolas" w:cs="Consolas"/>
-          <w:sz w:val="20"/>
-          <w:shd w:val="clear" w:color="auto" w:fill="F2EFE9"/>
+          <w:lang w:val="en-US"/>
+        </w:rPr>
+      </w:pPr>
+      <w:r>
+        <w:rPr>
+          <w:rFonts w:ascii="Consolas" w:hAnsi="Consolas" w:cs="Consolas"/>
+          <w:sz w:val="20"/>
+          <w:shd w:val="clear" w:color="auto" w:fill="F2EFE9"/>
+          <w:lang w:val="en-US"/>
         </w:rPr>
         <w:t xml:space="preserve">  Python function, a single JSON config, or a single</w:t>
       </w:r>
@@ -6938,13 +7321,15 @@
         <w:rPr>
           <w:rFonts w:ascii="Consolas" w:hAnsi="Consolas" w:cs="Consolas"/>
           <w:sz w:val="20"/>
-        </w:rPr>
-      </w:pPr>
-      <w:r>
-        <w:rPr>
-          <w:rFonts w:ascii="Consolas" w:hAnsi="Consolas" w:cs="Consolas"/>
-          <w:sz w:val="20"/>
-          <w:shd w:val="clear" w:color="auto" w:fill="F2EFE9"/>
+          <w:lang w:val="en-US"/>
+        </w:rPr>
+      </w:pPr>
+      <w:r>
+        <w:rPr>
+          <w:rFonts w:ascii="Consolas" w:hAnsi="Consolas" w:cs="Consolas"/>
+          <w:sz w:val="20"/>
+          <w:shd w:val="clear" w:color="auto" w:fill="F2EFE9"/>
+          <w:lang w:val="en-US"/>
         </w:rPr>
         <w:t xml:space="preserve">  regular expression</w:t>
       </w:r>
@@ -6956,13 +7341,15 @@
         <w:rPr>
           <w:rFonts w:ascii="Consolas" w:hAnsi="Consolas" w:cs="Consolas"/>
           <w:sz w:val="20"/>
-        </w:rPr>
-      </w:pPr>
-      <w:r>
-        <w:rPr>
-          <w:rFonts w:ascii="Consolas" w:hAnsi="Consolas" w:cs="Consolas"/>
-          <w:sz w:val="20"/>
-          <w:shd w:val="clear" w:color="auto" w:fill="F2EFE9"/>
+          <w:lang w:val="en-US"/>
+        </w:rPr>
+      </w:pPr>
+      <w:r>
+        <w:rPr>
+          <w:rFonts w:ascii="Consolas" w:hAnsi="Consolas" w:cs="Consolas"/>
+          <w:sz w:val="20"/>
+          <w:shd w:val="clear" w:color="auto" w:fill="F2EFE9"/>
+          <w:lang w:val="en-US"/>
         </w:rPr>
         <w:t>* Focus on tasks that do not require writing much code</w:t>
       </w:r>
@@ -6974,6 +7361,7 @@
         <w:rPr>
           <w:rFonts w:ascii="Consolas" w:hAnsi="Consolas" w:cs="Consolas"/>
           <w:sz w:val="20"/>
+          <w:lang w:val="en-US"/>
         </w:rPr>
       </w:pPr>
     </w:p>
@@ -6984,13 +7372,15 @@
         <w:rPr>
           <w:rFonts w:ascii="Consolas" w:hAnsi="Consolas" w:cs="Consolas"/>
           <w:sz w:val="20"/>
-        </w:rPr>
-      </w:pPr>
-      <w:r>
-        <w:rPr>
-          <w:rFonts w:ascii="Consolas" w:hAnsi="Consolas" w:cs="Consolas"/>
-          <w:sz w:val="20"/>
-          <w:shd w:val="clear" w:color="auto" w:fill="F2EFE9"/>
+          <w:lang w:val="en-US"/>
+        </w:rPr>
+      </w:pPr>
+      <w:r>
+        <w:rPr>
+          <w:rFonts w:ascii="Consolas" w:hAnsi="Consolas" w:cs="Consolas"/>
+          <w:sz w:val="20"/>
+          <w:shd w:val="clear" w:color="auto" w:fill="F2EFE9"/>
+          <w:lang w:val="en-US"/>
         </w:rPr>
         <w:t>Please generate 3 objects.</w:t>
       </w:r>
@@ -7001,13 +7391,15 @@
         <w:rPr>
           <w:rFonts w:ascii="Consolas" w:hAnsi="Consolas" w:cs="Consolas"/>
           <w:sz w:val="20"/>
-        </w:rPr>
-      </w:pPr>
-      <w:r>
-        <w:rPr>
-          <w:rFonts w:ascii="Consolas" w:hAnsi="Consolas" w:cs="Consolas"/>
-          <w:sz w:val="20"/>
-          <w:shd w:val="clear" w:color="auto" w:fill="F2EFE9"/>
+          <w:lang w:val="en-US"/>
+        </w:rPr>
+      </w:pPr>
+      <w:r>
+        <w:rPr>
+          <w:rFonts w:ascii="Consolas" w:hAnsi="Consolas" w:cs="Consolas"/>
+          <w:sz w:val="20"/>
+          <w:shd w:val="clear" w:color="auto" w:fill="F2EFE9"/>
+          <w:lang w:val="en-US"/>
         </w:rPr>
         <w:t>"""</w:t>
       </w:r>
@@ -7063,13 +7455,15 @@
         <w:rPr>
           <w:rFonts w:ascii="Consolas" w:hAnsi="Consolas" w:cs="Consolas"/>
           <w:sz w:val="20"/>
-        </w:rPr>
-      </w:pPr>
-      <w:r>
-        <w:rPr>
-          <w:rFonts w:ascii="Consolas" w:hAnsi="Consolas" w:cs="Consolas"/>
-          <w:sz w:val="20"/>
-          <w:shd w:val="clear" w:color="auto" w:fill="F2EFE9"/>
+          <w:lang w:val="en-US"/>
+        </w:rPr>
+      </w:pPr>
+      <w:r>
+        <w:rPr>
+          <w:rFonts w:ascii="Consolas" w:hAnsi="Consolas" w:cs="Consolas"/>
+          <w:sz w:val="20"/>
+          <w:shd w:val="clear" w:color="auto" w:fill="F2EFE9"/>
+          <w:lang w:val="en-US"/>
         </w:rPr>
         <w:t xml:space="preserve">    messages = []</w:t>
       </w:r>
@@ -7081,13 +7475,15 @@
         <w:rPr>
           <w:rFonts w:ascii="Consolas" w:hAnsi="Consolas" w:cs="Consolas"/>
           <w:sz w:val="20"/>
-        </w:rPr>
-      </w:pPr>
-      <w:r>
-        <w:rPr>
-          <w:rFonts w:ascii="Consolas" w:hAnsi="Consolas" w:cs="Consolas"/>
-          <w:sz w:val="20"/>
-          <w:shd w:val="clear" w:color="auto" w:fill="F2EFE9"/>
+          <w:lang w:val="en-US"/>
+        </w:rPr>
+      </w:pPr>
+      <w:r>
+        <w:rPr>
+          <w:rFonts w:ascii="Consolas" w:hAnsi="Consolas" w:cs="Consolas"/>
+          <w:sz w:val="20"/>
+          <w:shd w:val="clear" w:color="auto" w:fill="F2EFE9"/>
+          <w:lang w:val="en-US"/>
         </w:rPr>
         <w:t xml:space="preserve">    add_user_message(messages, prompt)</w:t>
       </w:r>
@@ -7099,15 +7495,57 @@
         <w:rPr>
           <w:rFonts w:ascii="Consolas" w:hAnsi="Consolas" w:cs="Consolas"/>
           <w:sz w:val="20"/>
-        </w:rPr>
-      </w:pPr>
-      <w:r>
-        <w:rPr>
-          <w:rFonts w:ascii="Consolas" w:hAnsi="Consolas" w:cs="Consolas"/>
-          <w:sz w:val="20"/>
-          <w:shd w:val="clear" w:color="auto" w:fill="F2EFE9"/>
-        </w:rPr>
-        <w:t xml:space="preserve">    add_assistant_message(messages, "```json")</w:t>
+          <w:lang w:val="en-US"/>
+        </w:rPr>
+      </w:pPr>
+      <w:r>
+        <w:rPr>
+          <w:rFonts w:ascii="Consolas" w:hAnsi="Consolas" w:cs="Consolas"/>
+          <w:sz w:val="20"/>
+          <w:shd w:val="clear" w:color="auto" w:fill="F2EFE9"/>
+          <w:lang w:val="en-US"/>
+        </w:rPr>
+        <w:t xml:space="preserve">    </w:t>
+      </w:r>
+      <w:proofErr w:type="spellStart"/>
+      <w:r>
+        <w:rPr>
+          <w:rFonts w:ascii="Consolas" w:hAnsi="Consolas" w:cs="Consolas"/>
+          <w:sz w:val="20"/>
+          <w:shd w:val="clear" w:color="auto" w:fill="F2EFE9"/>
+          <w:lang w:val="en-US"/>
+        </w:rPr>
+        <w:t>add_assistant_message</w:t>
+      </w:r>
+      <w:proofErr w:type="spellEnd"/>
+      <w:r>
+        <w:rPr>
+          <w:rFonts w:ascii="Consolas" w:hAnsi="Consolas" w:cs="Consolas"/>
+          <w:sz w:val="20"/>
+          <w:shd w:val="clear" w:color="auto" w:fill="F2EFE9"/>
+          <w:lang w:val="en-US"/>
+        </w:rPr>
+        <w:t>(messages, "```</w:t>
+      </w:r>
+      <w:proofErr w:type="spellStart"/>
+      <w:r>
+        <w:rPr>
+          <w:rFonts w:ascii="Consolas" w:hAnsi="Consolas" w:cs="Consolas"/>
+          <w:sz w:val="20"/>
+          <w:shd w:val="clear" w:color="auto" w:fill="F2EFE9"/>
+          <w:lang w:val="en-US"/>
+        </w:rPr>
+        <w:t>json</w:t>
+      </w:r>
+      <w:proofErr w:type="spellEnd"/>
+      <w:r>
+        <w:rPr>
+          <w:rFonts w:ascii="Consolas" w:hAnsi="Consolas" w:cs="Consolas"/>
+          <w:sz w:val="20"/>
+          <w:shd w:val="clear" w:color="auto" w:fill="F2EFE9"/>
+          <w:lang w:val="en-US"/>
+        </w:rPr>
+        <w:t>")</w:t>
       </w:r>
     </w:p>
     <w:p>
@@ -7117,15 +7555,37 @@
         <w:rPr>
           <w:rFonts w:ascii="Consolas" w:hAnsi="Consolas" w:cs="Consolas"/>
           <w:sz w:val="20"/>
-        </w:rPr>
-      </w:pPr>
-      <w:r>
-        <w:rPr>
-          <w:rFonts w:ascii="Consolas" w:hAnsi="Consolas" w:cs="Consolas"/>
-          <w:sz w:val="20"/>
-          <w:shd w:val="clear" w:color="auto" w:fill="F2EFE9"/>
-        </w:rPr>
-        <w:t xml:space="preserve">    text = chat(messages, stop_sequences=["```"])</w:t>
+          <w:lang w:val="en-US"/>
+        </w:rPr>
+      </w:pPr>
+      <w:r>
+        <w:rPr>
+          <w:rFonts w:ascii="Consolas" w:hAnsi="Consolas" w:cs="Consolas"/>
+          <w:sz w:val="20"/>
+          <w:shd w:val="clear" w:color="auto" w:fill="F2EFE9"/>
+          <w:lang w:val="en-US"/>
+        </w:rPr>
+        <w:t xml:space="preserve">    text = chat(messages, </w:t>
+      </w:r>
+      <w:proofErr w:type="spellStart"/>
+      <w:r>
+        <w:rPr>
+          <w:rFonts w:ascii="Consolas" w:hAnsi="Consolas" w:cs="Consolas"/>
+          <w:sz w:val="20"/>
+          <w:shd w:val="clear" w:color="auto" w:fill="F2EFE9"/>
+          <w:lang w:val="en-US"/>
+        </w:rPr>
+        <w:t>stop_sequences</w:t>
+      </w:r>
+      <w:proofErr w:type="spellEnd"/>
+      <w:r>
+        <w:rPr>
+          <w:rFonts w:ascii="Consolas" w:hAnsi="Consolas" w:cs="Consolas"/>
+          <w:sz w:val="20"/>
+          <w:shd w:val="clear" w:color="auto" w:fill="F2EFE9"/>
+          <w:lang w:val="en-US"/>
+        </w:rPr>
+        <w:t>=["```"])</w:t>
       </w:r>
     </w:p>
     <w:p>
@@ -7141,8 +7601,45 @@
           <w:rFonts w:ascii="Consolas" w:hAnsi="Consolas" w:cs="Consolas"/>
           <w:sz w:val="20"/>
           <w:shd w:val="clear" w:color="auto" w:fill="F2EFE9"/>
-        </w:rPr>
-        <w:t xml:space="preserve">    return json.loads(text)</w:t>
+          <w:lang w:val="en-US"/>
+        </w:rPr>
+        <w:t xml:space="preserve">    </w:t>
+      </w:r>
+      <w:proofErr w:type="spellStart"/>
+      <w:r>
+        <w:rPr>
+          <w:rFonts w:ascii="Consolas" w:hAnsi="Consolas" w:cs="Consolas"/>
+          <w:sz w:val="20"/>
+          <w:shd w:val="clear" w:color="auto" w:fill="F2EFE9"/>
+        </w:rPr>
+        <w:t>return</w:t>
+      </w:r>
+      <w:proofErr w:type="spellEnd"/>
+      <w:r>
+        <w:rPr>
+          <w:rFonts w:ascii="Consolas" w:hAnsi="Consolas" w:cs="Consolas"/>
+          <w:sz w:val="20"/>
+          <w:shd w:val="clear" w:color="auto" w:fill="F2EFE9"/>
+        </w:rPr>
+        <w:t xml:space="preserve"> </w:t>
+      </w:r>
+      <w:proofErr w:type="spellStart"/>
+      <w:r>
+        <w:rPr>
+          <w:rFonts w:ascii="Consolas" w:hAnsi="Consolas" w:cs="Consolas"/>
+          <w:sz w:val="20"/>
+          <w:shd w:val="clear" w:color="auto" w:fill="F2EFE9"/>
+        </w:rPr>
+        <w:t>json.loads</w:t>
+      </w:r>
+      <w:proofErr w:type="spellEnd"/>
+      <w:r>
+        <w:rPr>
+          <w:rFonts w:ascii="Consolas" w:hAnsi="Consolas" w:cs="Consolas"/>
+          <w:sz w:val="20"/>
+          <w:shd w:val="clear" w:color="auto" w:fill="F2EFE9"/>
+        </w:rPr>
+        <w:t>(text)</w:t>
       </w:r>
     </w:p>
     <w:p>
@@ -7567,6 +8064,9 @@
     <w:p>
       <w:pPr>
         <w:spacing w:after="160"/>
+        <w:rPr>
+          <w:lang w:val="en-US"/>
+        </w:rPr>
       </w:pPr>
     </w:p>
     <w:p>
@@ -7611,15 +8111,37 @@
         <w:rPr>
           <w:rFonts w:ascii="Consolas" w:hAnsi="Consolas" w:cs="Consolas"/>
           <w:sz w:val="20"/>
-        </w:rPr>
-      </w:pPr>
-      <w:r>
-        <w:rPr>
-          <w:rFonts w:ascii="Consolas" w:hAnsi="Consolas" w:cs="Consolas"/>
-          <w:sz w:val="20"/>
-          <w:shd w:val="clear" w:color="auto" w:fill="F2EFE9"/>
-        </w:rPr>
-        <w:t>dataset = generate_dataset()</w:t>
+          <w:lang w:val="en-US"/>
+        </w:rPr>
+      </w:pPr>
+      <w:r>
+        <w:rPr>
+          <w:rFonts w:ascii="Consolas" w:hAnsi="Consolas" w:cs="Consolas"/>
+          <w:sz w:val="20"/>
+          <w:shd w:val="clear" w:color="auto" w:fill="F2EFE9"/>
+          <w:lang w:val="en-US"/>
+        </w:rPr>
+        <w:t xml:space="preserve">dataset = </w:t>
+      </w:r>
+      <w:proofErr w:type="spellStart"/>
+      <w:r>
+        <w:rPr>
+          <w:rFonts w:ascii="Consolas" w:hAnsi="Consolas" w:cs="Consolas"/>
+          <w:sz w:val="20"/>
+          <w:shd w:val="clear" w:color="auto" w:fill="F2EFE9"/>
+          <w:lang w:val="en-US"/>
+        </w:rPr>
+        <w:t>generate_dataset</w:t>
+      </w:r>
+      <w:proofErr w:type="spellEnd"/>
+      <w:r>
+        <w:rPr>
+          <w:rFonts w:ascii="Consolas" w:hAnsi="Consolas" w:cs="Consolas"/>
+          <w:sz w:val="20"/>
+          <w:shd w:val="clear" w:color="auto" w:fill="F2EFE9"/>
+          <w:lang w:val="en-US"/>
+        </w:rPr>
+        <w:t>()</w:t>
       </w:r>
     </w:p>
     <w:p>
@@ -7628,13 +8150,15 @@
         <w:rPr>
           <w:rFonts w:ascii="Consolas" w:hAnsi="Consolas" w:cs="Consolas"/>
           <w:sz w:val="20"/>
-        </w:rPr>
-      </w:pPr>
-      <w:r>
-        <w:rPr>
-          <w:rFonts w:ascii="Consolas" w:hAnsi="Consolas" w:cs="Consolas"/>
-          <w:sz w:val="20"/>
-          <w:shd w:val="clear" w:color="auto" w:fill="F2EFE9"/>
+          <w:lang w:val="en-US"/>
+        </w:rPr>
+      </w:pPr>
+      <w:r>
+        <w:rPr>
+          <w:rFonts w:ascii="Consolas" w:hAnsi="Consolas" w:cs="Consolas"/>
+          <w:sz w:val="20"/>
+          <w:shd w:val="clear" w:color="auto" w:fill="F2EFE9"/>
+          <w:lang w:val="en-US"/>
         </w:rPr>
         <w:t>print(dataset)</w:t>
       </w:r>
@@ -7675,13 +8199,15 @@
         <w:rPr>
           <w:rFonts w:ascii="Consolas" w:hAnsi="Consolas" w:cs="Consolas"/>
           <w:sz w:val="20"/>
-        </w:rPr>
-      </w:pPr>
-      <w:r>
-        <w:rPr>
-          <w:rFonts w:ascii="Consolas" w:hAnsi="Consolas" w:cs="Consolas"/>
-          <w:sz w:val="20"/>
-          <w:shd w:val="clear" w:color="auto" w:fill="F2EFE9"/>
+          <w:lang w:val="en-US"/>
+        </w:rPr>
+      </w:pPr>
+      <w:r>
+        <w:rPr>
+          <w:rFonts w:ascii="Consolas" w:hAnsi="Consolas" w:cs="Consolas"/>
+          <w:sz w:val="20"/>
+          <w:shd w:val="clear" w:color="auto" w:fill="F2EFE9"/>
+          <w:lang w:val="en-US"/>
         </w:rPr>
         <w:t>with open('dataset.json', 'w') as f:</w:t>
       </w:r>
@@ -7692,15 +8218,37 @@
         <w:rPr>
           <w:rFonts w:ascii="Consolas" w:hAnsi="Consolas" w:cs="Consolas"/>
           <w:sz w:val="20"/>
-        </w:rPr>
-      </w:pPr>
-      <w:r>
-        <w:rPr>
-          <w:rFonts w:ascii="Consolas" w:hAnsi="Consolas" w:cs="Consolas"/>
-          <w:sz w:val="20"/>
-          <w:shd w:val="clear" w:color="auto" w:fill="F2EFE9"/>
-        </w:rPr>
-        <w:t xml:space="preserve">    json.dump(dataset, f, indent=2)</w:t>
+          <w:lang w:val="en-US"/>
+        </w:rPr>
+      </w:pPr>
+      <w:r>
+        <w:rPr>
+          <w:rFonts w:ascii="Consolas" w:hAnsi="Consolas" w:cs="Consolas"/>
+          <w:sz w:val="20"/>
+          <w:shd w:val="clear" w:color="auto" w:fill="F2EFE9"/>
+          <w:lang w:val="en-US"/>
+        </w:rPr>
+        <w:t xml:space="preserve">    </w:t>
+      </w:r>
+      <w:proofErr w:type="spellStart"/>
+      <w:r>
+        <w:rPr>
+          <w:rFonts w:ascii="Consolas" w:hAnsi="Consolas" w:cs="Consolas"/>
+          <w:sz w:val="20"/>
+          <w:shd w:val="clear" w:color="auto" w:fill="F2EFE9"/>
+          <w:lang w:val="en-US"/>
+        </w:rPr>
+        <w:t>json.dump</w:t>
+      </w:r>
+      <w:proofErr w:type="spellEnd"/>
+      <w:r>
+        <w:rPr>
+          <w:rFonts w:ascii="Consolas" w:hAnsi="Consolas" w:cs="Consolas"/>
+          <w:sz w:val="20"/>
+          <w:shd w:val="clear" w:color="auto" w:fill="F2EFE9"/>
+          <w:lang w:val="en-US"/>
+        </w:rPr>
+        <w:t>(dataset, f, indent=2)</w:t>
       </w:r>
     </w:p>
     <w:p>
@@ -7798,6 +8346,7 @@
       <w:r>
         <w:rPr>
           <w:rFonts w:ascii="Arial" w:hAnsi="Arial" w:cs="Arial"/>
+          <w:highlight w:val="yellow"/>
           <w:lang w:val="en-US"/>
         </w:rPr>
         <w:t>B) Python code, JSON configuration files and regular expressions</w:t>
@@ -7901,6 +8450,7 @@
       <w:r>
         <w:rPr>
           <w:rFonts w:ascii="Arial" w:hAnsi="Arial" w:cs="Arial"/>
+          <w:highlight w:val="yellow"/>
           <w:lang w:val="en-US"/>
         </w:rPr>
         <w:t>B) Generating test data is a simple job, so a faster and cheaper model is enough</w:t>
@@ -8021,6 +8571,7 @@
       <w:r>
         <w:rPr>
           <w:rFonts w:ascii="Arial" w:hAnsi="Arial" w:cs="Arial"/>
+          <w:highlight w:val="yellow"/>
           <w:lang w:val="en-US"/>
         </w:rPr>
         <w:t>C) To give Claude the answers it should generate</w:t>
@@ -8125,6 +8676,7 @@
       <w:r>
         <w:rPr>
           <w:rFonts w:ascii="Arial" w:hAnsi="Arial" w:cs="Arial"/>
+          <w:highlight w:val="yellow"/>
           <w:lang w:val="en-US"/>
         </w:rPr>
         <w:t>C) Assistant message prefilling combined with a stop sequence</w:t>
@@ -8211,6 +8763,7 @@
       <w:r>
         <w:rPr>
           <w:rFonts w:ascii="Arial" w:hAnsi="Arial" w:cs="Arial"/>
+          <w:highlight w:val="yellow"/>
           <w:lang w:val="en-US"/>
         </w:rPr>
         <w:t>B) It is added to the params dictionary only if a value was provided</w:t>
@@ -8782,13 +9335,15 @@
         <w:rPr>
           <w:rFonts w:ascii="Consolas" w:hAnsi="Consolas" w:cs="Consolas"/>
           <w:sz w:val="20"/>
-        </w:rPr>
-      </w:pPr>
-      <w:r>
-        <w:rPr>
-          <w:rFonts w:ascii="Consolas" w:hAnsi="Consolas" w:cs="Consolas"/>
-          <w:sz w:val="20"/>
-          <w:shd w:val="clear" w:color="auto" w:fill="F2EFE9"/>
+          <w:lang w:val="en-US"/>
+        </w:rPr>
+      </w:pPr>
+      <w:r>
+        <w:rPr>
+          <w:rFonts w:ascii="Consolas" w:hAnsi="Consolas" w:cs="Consolas"/>
+          <w:sz w:val="20"/>
+          <w:shd w:val="clear" w:color="auto" w:fill="F2EFE9"/>
+          <w:lang w:val="en-US"/>
         </w:rPr>
         <w:t>def run_prompt(test_case):</w:t>
       </w:r>
@@ -8800,13 +9355,15 @@
         <w:rPr>
           <w:rFonts w:ascii="Consolas" w:hAnsi="Consolas" w:cs="Consolas"/>
           <w:sz w:val="20"/>
-        </w:rPr>
-      </w:pPr>
-      <w:r>
-        <w:rPr>
-          <w:rFonts w:ascii="Consolas" w:hAnsi="Consolas" w:cs="Consolas"/>
-          <w:sz w:val="20"/>
-          <w:shd w:val="clear" w:color="auto" w:fill="F2EFE9"/>
+          <w:lang w:val="en-US"/>
+        </w:rPr>
+      </w:pPr>
+      <w:r>
+        <w:rPr>
+          <w:rFonts w:ascii="Consolas" w:hAnsi="Consolas" w:cs="Consolas"/>
+          <w:sz w:val="20"/>
+          <w:shd w:val="clear" w:color="auto" w:fill="F2EFE9"/>
+          <w:lang w:val="en-US"/>
         </w:rPr>
         <w:t xml:space="preserve">    """Merges the prompt and test case input, then returns the result"""</w:t>
       </w:r>
@@ -8818,13 +9375,15 @@
         <w:rPr>
           <w:rFonts w:ascii="Consolas" w:hAnsi="Consolas" w:cs="Consolas"/>
           <w:sz w:val="20"/>
-        </w:rPr>
-      </w:pPr>
-      <w:r>
-        <w:rPr>
-          <w:rFonts w:ascii="Consolas" w:hAnsi="Consolas" w:cs="Consolas"/>
-          <w:sz w:val="20"/>
-          <w:shd w:val="clear" w:color="auto" w:fill="F2EFE9"/>
+          <w:lang w:val="en-US"/>
+        </w:rPr>
+      </w:pPr>
+      <w:r>
+        <w:rPr>
+          <w:rFonts w:ascii="Consolas" w:hAnsi="Consolas" w:cs="Consolas"/>
+          <w:sz w:val="20"/>
+          <w:shd w:val="clear" w:color="auto" w:fill="F2EFE9"/>
+          <w:lang w:val="en-US"/>
         </w:rPr>
         <w:t xml:space="preserve">    prompt = f"""</w:t>
       </w:r>
@@ -8836,13 +9395,15 @@
         <w:rPr>
           <w:rFonts w:ascii="Consolas" w:hAnsi="Consolas" w:cs="Consolas"/>
           <w:sz w:val="20"/>
-        </w:rPr>
-      </w:pPr>
-      <w:r>
-        <w:rPr>
-          <w:rFonts w:ascii="Consolas" w:hAnsi="Consolas" w:cs="Consolas"/>
-          <w:sz w:val="20"/>
-          <w:shd w:val="clear" w:color="auto" w:fill="F2EFE9"/>
+          <w:lang w:val="en-US"/>
+        </w:rPr>
+      </w:pPr>
+      <w:r>
+        <w:rPr>
+          <w:rFonts w:ascii="Consolas" w:hAnsi="Consolas" w:cs="Consolas"/>
+          <w:sz w:val="20"/>
+          <w:shd w:val="clear" w:color="auto" w:fill="F2EFE9"/>
+          <w:lang w:val="en-US"/>
         </w:rPr>
         <w:t>Please solve the following task:</w:t>
       </w:r>
@@ -8854,6 +9415,7 @@
         <w:rPr>
           <w:rFonts w:ascii="Consolas" w:hAnsi="Consolas" w:cs="Consolas"/>
           <w:sz w:val="20"/>
+          <w:lang w:val="en-US"/>
         </w:rPr>
       </w:pPr>
     </w:p>
@@ -8864,13 +9426,15 @@
         <w:rPr>
           <w:rFonts w:ascii="Consolas" w:hAnsi="Consolas" w:cs="Consolas"/>
           <w:sz w:val="20"/>
-        </w:rPr>
-      </w:pPr>
-      <w:r>
-        <w:rPr>
-          <w:rFonts w:ascii="Consolas" w:hAnsi="Consolas" w:cs="Consolas"/>
-          <w:sz w:val="20"/>
-          <w:shd w:val="clear" w:color="auto" w:fill="F2EFE9"/>
+          <w:lang w:val="en-US"/>
+        </w:rPr>
+      </w:pPr>
+      <w:r>
+        <w:rPr>
+          <w:rFonts w:ascii="Consolas" w:hAnsi="Consolas" w:cs="Consolas"/>
+          <w:sz w:val="20"/>
+          <w:shd w:val="clear" w:color="auto" w:fill="F2EFE9"/>
+          <w:lang w:val="en-US"/>
         </w:rPr>
         <w:t>{test_case["task"]}</w:t>
       </w:r>
@@ -8882,13 +9446,15 @@
         <w:rPr>
           <w:rFonts w:ascii="Consolas" w:hAnsi="Consolas" w:cs="Consolas"/>
           <w:sz w:val="20"/>
-        </w:rPr>
-      </w:pPr>
-      <w:r>
-        <w:rPr>
-          <w:rFonts w:ascii="Consolas" w:hAnsi="Consolas" w:cs="Consolas"/>
-          <w:sz w:val="20"/>
-          <w:shd w:val="clear" w:color="auto" w:fill="F2EFE9"/>
+          <w:lang w:val="en-US"/>
+        </w:rPr>
+      </w:pPr>
+      <w:r>
+        <w:rPr>
+          <w:rFonts w:ascii="Consolas" w:hAnsi="Consolas" w:cs="Consolas"/>
+          <w:sz w:val="20"/>
+          <w:shd w:val="clear" w:color="auto" w:fill="F2EFE9"/>
+          <w:lang w:val="en-US"/>
         </w:rPr>
         <w:t>"""</w:t>
       </w:r>
@@ -8900,6 +9466,7 @@
         <w:rPr>
           <w:rFonts w:ascii="Consolas" w:hAnsi="Consolas" w:cs="Consolas"/>
           <w:sz w:val="20"/>
+          <w:lang w:val="en-US"/>
         </w:rPr>
       </w:pPr>
     </w:p>
@@ -8910,13 +9477,15 @@
         <w:rPr>
           <w:rFonts w:ascii="Consolas" w:hAnsi="Consolas" w:cs="Consolas"/>
           <w:sz w:val="20"/>
-        </w:rPr>
-      </w:pPr>
-      <w:r>
-        <w:rPr>
-          <w:rFonts w:ascii="Consolas" w:hAnsi="Consolas" w:cs="Consolas"/>
-          <w:sz w:val="20"/>
-          <w:shd w:val="clear" w:color="auto" w:fill="F2EFE9"/>
+          <w:lang w:val="en-US"/>
+        </w:rPr>
+      </w:pPr>
+      <w:r>
+        <w:rPr>
+          <w:rFonts w:ascii="Consolas" w:hAnsi="Consolas" w:cs="Consolas"/>
+          <w:sz w:val="20"/>
+          <w:shd w:val="clear" w:color="auto" w:fill="F2EFE9"/>
+          <w:lang w:val="en-US"/>
         </w:rPr>
         <w:t xml:space="preserve">    messages = []</w:t>
       </w:r>
@@ -8928,13 +9497,15 @@
         <w:rPr>
           <w:rFonts w:ascii="Consolas" w:hAnsi="Consolas" w:cs="Consolas"/>
           <w:sz w:val="20"/>
-        </w:rPr>
-      </w:pPr>
-      <w:r>
-        <w:rPr>
-          <w:rFonts w:ascii="Consolas" w:hAnsi="Consolas" w:cs="Consolas"/>
-          <w:sz w:val="20"/>
-          <w:shd w:val="clear" w:color="auto" w:fill="F2EFE9"/>
+          <w:lang w:val="en-US"/>
+        </w:rPr>
+      </w:pPr>
+      <w:r>
+        <w:rPr>
+          <w:rFonts w:ascii="Consolas" w:hAnsi="Consolas" w:cs="Consolas"/>
+          <w:sz w:val="20"/>
+          <w:shd w:val="clear" w:color="auto" w:fill="F2EFE9"/>
+          <w:lang w:val="en-US"/>
         </w:rPr>
         <w:t xml:space="preserve">    add_user_message(messages, prompt)</w:t>
       </w:r>
@@ -8946,13 +9517,15 @@
         <w:rPr>
           <w:rFonts w:ascii="Consolas" w:hAnsi="Consolas" w:cs="Consolas"/>
           <w:sz w:val="20"/>
-        </w:rPr>
-      </w:pPr>
-      <w:r>
-        <w:rPr>
-          <w:rFonts w:ascii="Consolas" w:hAnsi="Consolas" w:cs="Consolas"/>
-          <w:sz w:val="20"/>
-          <w:shd w:val="clear" w:color="auto" w:fill="F2EFE9"/>
+          <w:lang w:val="en-US"/>
+        </w:rPr>
+      </w:pPr>
+      <w:r>
+        <w:rPr>
+          <w:rFonts w:ascii="Consolas" w:hAnsi="Consolas" w:cs="Consolas"/>
+          <w:sz w:val="20"/>
+          <w:shd w:val="clear" w:color="auto" w:fill="F2EFE9"/>
+          <w:lang w:val="en-US"/>
         </w:rPr>
         <w:t xml:space="preserve">    output = chat(messages)</w:t>
       </w:r>
@@ -8963,13 +9536,15 @@
         <w:rPr>
           <w:rFonts w:ascii="Consolas" w:hAnsi="Consolas" w:cs="Consolas"/>
           <w:sz w:val="20"/>
-        </w:rPr>
-      </w:pPr>
-      <w:r>
-        <w:rPr>
-          <w:rFonts w:ascii="Consolas" w:hAnsi="Consolas" w:cs="Consolas"/>
-          <w:sz w:val="20"/>
-          <w:shd w:val="clear" w:color="auto" w:fill="F2EFE9"/>
+          <w:lang w:val="en-US"/>
+        </w:rPr>
+      </w:pPr>
+      <w:r>
+        <w:rPr>
+          <w:rFonts w:ascii="Consolas" w:hAnsi="Consolas" w:cs="Consolas"/>
+          <w:sz w:val="20"/>
+          <w:shd w:val="clear" w:color="auto" w:fill="F2EFE9"/>
+          <w:lang w:val="en-US"/>
         </w:rPr>
         <w:t xml:space="preserve">    return output</w:t>
       </w:r>
@@ -9074,13 +9649,15 @@
         <w:rPr>
           <w:rFonts w:ascii="Consolas" w:hAnsi="Consolas" w:cs="Consolas"/>
           <w:sz w:val="20"/>
-        </w:rPr>
-      </w:pPr>
-      <w:r>
-        <w:rPr>
-          <w:rFonts w:ascii="Consolas" w:hAnsi="Consolas" w:cs="Consolas"/>
-          <w:sz w:val="20"/>
-          <w:shd w:val="clear" w:color="auto" w:fill="F2EFE9"/>
+          <w:lang w:val="en-US"/>
+        </w:rPr>
+      </w:pPr>
+      <w:r>
+        <w:rPr>
+          <w:rFonts w:ascii="Consolas" w:hAnsi="Consolas" w:cs="Consolas"/>
+          <w:sz w:val="20"/>
+          <w:shd w:val="clear" w:color="auto" w:fill="F2EFE9"/>
+          <w:lang w:val="en-US"/>
         </w:rPr>
         <w:t>def run_test_case(test_case):</w:t>
       </w:r>
@@ -9092,13 +9669,15 @@
         <w:rPr>
           <w:rFonts w:ascii="Consolas" w:hAnsi="Consolas" w:cs="Consolas"/>
           <w:sz w:val="20"/>
-        </w:rPr>
-      </w:pPr>
-      <w:r>
-        <w:rPr>
-          <w:rFonts w:ascii="Consolas" w:hAnsi="Consolas" w:cs="Consolas"/>
-          <w:sz w:val="20"/>
-          <w:shd w:val="clear" w:color="auto" w:fill="F2EFE9"/>
+          <w:lang w:val="en-US"/>
+        </w:rPr>
+      </w:pPr>
+      <w:r>
+        <w:rPr>
+          <w:rFonts w:ascii="Consolas" w:hAnsi="Consolas" w:cs="Consolas"/>
+          <w:sz w:val="20"/>
+          <w:shd w:val="clear" w:color="auto" w:fill="F2EFE9"/>
+          <w:lang w:val="en-US"/>
         </w:rPr>
         <w:t xml:space="preserve">    """Calls run_prompt, then grades the result"""</w:t>
       </w:r>
@@ -9110,13 +9689,15 @@
         <w:rPr>
           <w:rFonts w:ascii="Consolas" w:hAnsi="Consolas" w:cs="Consolas"/>
           <w:sz w:val="20"/>
-        </w:rPr>
-      </w:pPr>
-      <w:r>
-        <w:rPr>
-          <w:rFonts w:ascii="Consolas" w:hAnsi="Consolas" w:cs="Consolas"/>
-          <w:sz w:val="20"/>
-          <w:shd w:val="clear" w:color="auto" w:fill="F2EFE9"/>
+          <w:lang w:val="en-US"/>
+        </w:rPr>
+      </w:pPr>
+      <w:r>
+        <w:rPr>
+          <w:rFonts w:ascii="Consolas" w:hAnsi="Consolas" w:cs="Consolas"/>
+          <w:sz w:val="20"/>
+          <w:shd w:val="clear" w:color="auto" w:fill="F2EFE9"/>
+          <w:lang w:val="en-US"/>
         </w:rPr>
         <w:t xml:space="preserve">    output = run_prompt(test_case)</w:t>
       </w:r>
@@ -9128,6 +9709,7 @@
         <w:rPr>
           <w:rFonts w:ascii="Consolas" w:hAnsi="Consolas" w:cs="Consolas"/>
           <w:sz w:val="20"/>
+          <w:lang w:val="en-US"/>
         </w:rPr>
       </w:pPr>
     </w:p>
@@ -9138,13 +9720,15 @@
         <w:rPr>
           <w:rFonts w:ascii="Consolas" w:hAnsi="Consolas" w:cs="Consolas"/>
           <w:sz w:val="20"/>
-        </w:rPr>
-      </w:pPr>
-      <w:r>
-        <w:rPr>
-          <w:rFonts w:ascii="Consolas" w:hAnsi="Consolas" w:cs="Consolas"/>
-          <w:sz w:val="20"/>
-          <w:shd w:val="clear" w:color="auto" w:fill="F2EFE9"/>
+          <w:lang w:val="en-US"/>
+        </w:rPr>
+      </w:pPr>
+      <w:r>
+        <w:rPr>
+          <w:rFonts w:ascii="Consolas" w:hAnsi="Consolas" w:cs="Consolas"/>
+          <w:sz w:val="20"/>
+          <w:shd w:val="clear" w:color="auto" w:fill="F2EFE9"/>
+          <w:lang w:val="en-US"/>
         </w:rPr>
         <w:t xml:space="preserve">    # TODO - Grading</w:t>
       </w:r>
@@ -9156,13 +9740,15 @@
         <w:rPr>
           <w:rFonts w:ascii="Consolas" w:hAnsi="Consolas" w:cs="Consolas"/>
           <w:sz w:val="20"/>
-        </w:rPr>
-      </w:pPr>
-      <w:r>
-        <w:rPr>
-          <w:rFonts w:ascii="Consolas" w:hAnsi="Consolas" w:cs="Consolas"/>
-          <w:sz w:val="20"/>
-          <w:shd w:val="clear" w:color="auto" w:fill="F2EFE9"/>
+          <w:lang w:val="en-US"/>
+        </w:rPr>
+      </w:pPr>
+      <w:r>
+        <w:rPr>
+          <w:rFonts w:ascii="Consolas" w:hAnsi="Consolas" w:cs="Consolas"/>
+          <w:sz w:val="20"/>
+          <w:shd w:val="clear" w:color="auto" w:fill="F2EFE9"/>
+          <w:lang w:val="en-US"/>
         </w:rPr>
         <w:t xml:space="preserve">    score = 10</w:t>
       </w:r>
@@ -9174,6 +9760,7 @@
         <w:rPr>
           <w:rFonts w:ascii="Consolas" w:hAnsi="Consolas" w:cs="Consolas"/>
           <w:sz w:val="20"/>
+          <w:lang w:val="en-US"/>
         </w:rPr>
       </w:pPr>
     </w:p>
@@ -9184,13 +9771,15 @@
         <w:rPr>
           <w:rFonts w:ascii="Consolas" w:hAnsi="Consolas" w:cs="Consolas"/>
           <w:sz w:val="20"/>
-        </w:rPr>
-      </w:pPr>
-      <w:r>
-        <w:rPr>
-          <w:rFonts w:ascii="Consolas" w:hAnsi="Consolas" w:cs="Consolas"/>
-          <w:sz w:val="20"/>
-          <w:shd w:val="clear" w:color="auto" w:fill="F2EFE9"/>
+          <w:lang w:val="en-US"/>
+        </w:rPr>
+      </w:pPr>
+      <w:r>
+        <w:rPr>
+          <w:rFonts w:ascii="Consolas" w:hAnsi="Consolas" w:cs="Consolas"/>
+          <w:sz w:val="20"/>
+          <w:shd w:val="clear" w:color="auto" w:fill="F2EFE9"/>
+          <w:lang w:val="en-US"/>
         </w:rPr>
         <w:t xml:space="preserve">    return {</w:t>
       </w:r>
@@ -9202,13 +9791,15 @@
         <w:rPr>
           <w:rFonts w:ascii="Consolas" w:hAnsi="Consolas" w:cs="Consolas"/>
           <w:sz w:val="20"/>
-        </w:rPr>
-      </w:pPr>
-      <w:r>
-        <w:rPr>
-          <w:rFonts w:ascii="Consolas" w:hAnsi="Consolas" w:cs="Consolas"/>
-          <w:sz w:val="20"/>
-          <w:shd w:val="clear" w:color="auto" w:fill="F2EFE9"/>
+          <w:lang w:val="en-US"/>
+        </w:rPr>
+      </w:pPr>
+      <w:r>
+        <w:rPr>
+          <w:rFonts w:ascii="Consolas" w:hAnsi="Consolas" w:cs="Consolas"/>
+          <w:sz w:val="20"/>
+          <w:shd w:val="clear" w:color="auto" w:fill="F2EFE9"/>
+          <w:lang w:val="en-US"/>
         </w:rPr>
         <w:t xml:space="preserve">        "output": output,</w:t>
       </w:r>
@@ -9220,13 +9811,15 @@
         <w:rPr>
           <w:rFonts w:ascii="Consolas" w:hAnsi="Consolas" w:cs="Consolas"/>
           <w:sz w:val="20"/>
-        </w:rPr>
-      </w:pPr>
-      <w:r>
-        <w:rPr>
-          <w:rFonts w:ascii="Consolas" w:hAnsi="Consolas" w:cs="Consolas"/>
-          <w:sz w:val="20"/>
-          <w:shd w:val="clear" w:color="auto" w:fill="F2EFE9"/>
+          <w:lang w:val="en-US"/>
+        </w:rPr>
+      </w:pPr>
+      <w:r>
+        <w:rPr>
+          <w:rFonts w:ascii="Consolas" w:hAnsi="Consolas" w:cs="Consolas"/>
+          <w:sz w:val="20"/>
+          <w:shd w:val="clear" w:color="auto" w:fill="F2EFE9"/>
+          <w:lang w:val="en-US"/>
         </w:rPr>
         <w:t xml:space="preserve">        "test_case": test_case,</w:t>
       </w:r>
@@ -9238,13 +9831,15 @@
         <w:rPr>
           <w:rFonts w:ascii="Consolas" w:hAnsi="Consolas" w:cs="Consolas"/>
           <w:sz w:val="20"/>
-        </w:rPr>
-      </w:pPr>
-      <w:r>
-        <w:rPr>
-          <w:rFonts w:ascii="Consolas" w:hAnsi="Consolas" w:cs="Consolas"/>
-          <w:sz w:val="20"/>
-          <w:shd w:val="clear" w:color="auto" w:fill="F2EFE9"/>
+          <w:lang w:val="en-US"/>
+        </w:rPr>
+      </w:pPr>
+      <w:r>
+        <w:rPr>
+          <w:rFonts w:ascii="Consolas" w:hAnsi="Consolas" w:cs="Consolas"/>
+          <w:sz w:val="20"/>
+          <w:shd w:val="clear" w:color="auto" w:fill="F2EFE9"/>
+          <w:lang w:val="en-US"/>
         </w:rPr>
         <w:t xml:space="preserve">        "score": score</w:t>
       </w:r>
@@ -9255,13 +9850,15 @@
         <w:rPr>
           <w:rFonts w:ascii="Consolas" w:hAnsi="Consolas" w:cs="Consolas"/>
           <w:sz w:val="20"/>
-        </w:rPr>
-      </w:pPr>
-      <w:r>
-        <w:rPr>
-          <w:rFonts w:ascii="Consolas" w:hAnsi="Consolas" w:cs="Consolas"/>
-          <w:sz w:val="20"/>
-          <w:shd w:val="clear" w:color="auto" w:fill="F2EFE9"/>
+          <w:lang w:val="en-US"/>
+        </w:rPr>
+      </w:pPr>
+      <w:r>
+        <w:rPr>
+          <w:rFonts w:ascii="Consolas" w:hAnsi="Consolas" w:cs="Consolas"/>
+          <w:sz w:val="20"/>
+          <w:shd w:val="clear" w:color="auto" w:fill="F2EFE9"/>
+          <w:lang w:val="en-US"/>
         </w:rPr>
         <w:t xml:space="preserve">    }</w:t>
       </w:r>
@@ -9555,6 +10152,9 @@
     <w:p>
       <w:pPr>
         <w:spacing w:after="160"/>
+        <w:rPr>
+          <w:lang w:val="en-US"/>
+        </w:rPr>
       </w:pPr>
     </w:p>
     <w:p>
@@ -9598,13 +10198,15 @@
         <w:rPr>
           <w:rFonts w:ascii="Consolas" w:hAnsi="Consolas" w:cs="Consolas"/>
           <w:sz w:val="20"/>
-        </w:rPr>
-      </w:pPr>
-      <w:r>
-        <w:rPr>
-          <w:rFonts w:ascii="Consolas" w:hAnsi="Consolas" w:cs="Consolas"/>
-          <w:sz w:val="20"/>
-          <w:shd w:val="clear" w:color="auto" w:fill="F2EFE9"/>
+          <w:lang w:val="en-US"/>
+        </w:rPr>
+      </w:pPr>
+      <w:r>
+        <w:rPr>
+          <w:rFonts w:ascii="Consolas" w:hAnsi="Consolas" w:cs="Consolas"/>
+          <w:sz w:val="20"/>
+          <w:shd w:val="clear" w:color="auto" w:fill="F2EFE9"/>
+          <w:lang w:val="en-US"/>
         </w:rPr>
         <w:t>def run_eval(dataset):</w:t>
       </w:r>
@@ -9616,13 +10218,15 @@
         <w:rPr>
           <w:rFonts w:ascii="Consolas" w:hAnsi="Consolas" w:cs="Consolas"/>
           <w:sz w:val="20"/>
-        </w:rPr>
-      </w:pPr>
-      <w:r>
-        <w:rPr>
-          <w:rFonts w:ascii="Consolas" w:hAnsi="Consolas" w:cs="Consolas"/>
-          <w:sz w:val="20"/>
-          <w:shd w:val="clear" w:color="auto" w:fill="F2EFE9"/>
+          <w:lang w:val="en-US"/>
+        </w:rPr>
+      </w:pPr>
+      <w:r>
+        <w:rPr>
+          <w:rFonts w:ascii="Consolas" w:hAnsi="Consolas" w:cs="Consolas"/>
+          <w:sz w:val="20"/>
+          <w:shd w:val="clear" w:color="auto" w:fill="F2EFE9"/>
+          <w:lang w:val="en-US"/>
         </w:rPr>
         <w:t xml:space="preserve">    """Loads the dataset and calls run_test_case with each case"""</w:t>
       </w:r>
@@ -9634,13 +10238,15 @@
         <w:rPr>
           <w:rFonts w:ascii="Consolas" w:hAnsi="Consolas" w:cs="Consolas"/>
           <w:sz w:val="20"/>
-        </w:rPr>
-      </w:pPr>
-      <w:r>
-        <w:rPr>
-          <w:rFonts w:ascii="Consolas" w:hAnsi="Consolas" w:cs="Consolas"/>
-          <w:sz w:val="20"/>
-          <w:shd w:val="clear" w:color="auto" w:fill="F2EFE9"/>
+          <w:lang w:val="en-US"/>
+        </w:rPr>
+      </w:pPr>
+      <w:r>
+        <w:rPr>
+          <w:rFonts w:ascii="Consolas" w:hAnsi="Consolas" w:cs="Consolas"/>
+          <w:sz w:val="20"/>
+          <w:shd w:val="clear" w:color="auto" w:fill="F2EFE9"/>
+          <w:lang w:val="en-US"/>
         </w:rPr>
         <w:t xml:space="preserve">    results = []</w:t>
       </w:r>
@@ -9652,6 +10258,7 @@
         <w:rPr>
           <w:rFonts w:ascii="Consolas" w:hAnsi="Consolas" w:cs="Consolas"/>
           <w:sz w:val="20"/>
+          <w:lang w:val="en-US"/>
         </w:rPr>
       </w:pPr>
     </w:p>
@@ -9662,13 +10269,15 @@
         <w:rPr>
           <w:rFonts w:ascii="Consolas" w:hAnsi="Consolas" w:cs="Consolas"/>
           <w:sz w:val="20"/>
-        </w:rPr>
-      </w:pPr>
-      <w:r>
-        <w:rPr>
-          <w:rFonts w:ascii="Consolas" w:hAnsi="Consolas" w:cs="Consolas"/>
-          <w:sz w:val="20"/>
-          <w:shd w:val="clear" w:color="auto" w:fill="F2EFE9"/>
+          <w:lang w:val="en-US"/>
+        </w:rPr>
+      </w:pPr>
+      <w:r>
+        <w:rPr>
+          <w:rFonts w:ascii="Consolas" w:hAnsi="Consolas" w:cs="Consolas"/>
+          <w:sz w:val="20"/>
+          <w:shd w:val="clear" w:color="auto" w:fill="F2EFE9"/>
+          <w:lang w:val="en-US"/>
         </w:rPr>
         <w:t xml:space="preserve">    for test_case in dataset:</w:t>
       </w:r>
@@ -9680,13 +10289,15 @@
         <w:rPr>
           <w:rFonts w:ascii="Consolas" w:hAnsi="Consolas" w:cs="Consolas"/>
           <w:sz w:val="20"/>
-        </w:rPr>
-      </w:pPr>
-      <w:r>
-        <w:rPr>
-          <w:rFonts w:ascii="Consolas" w:hAnsi="Consolas" w:cs="Consolas"/>
-          <w:sz w:val="20"/>
-          <w:shd w:val="clear" w:color="auto" w:fill="F2EFE9"/>
+          <w:lang w:val="en-US"/>
+        </w:rPr>
+      </w:pPr>
+      <w:r>
+        <w:rPr>
+          <w:rFonts w:ascii="Consolas" w:hAnsi="Consolas" w:cs="Consolas"/>
+          <w:sz w:val="20"/>
+          <w:shd w:val="clear" w:color="auto" w:fill="F2EFE9"/>
+          <w:lang w:val="en-US"/>
         </w:rPr>
         <w:t xml:space="preserve">        result = run_test_case(test_case)</w:t>
       </w:r>
@@ -9705,8 +10316,17 @@
           <w:rFonts w:ascii="Consolas" w:hAnsi="Consolas" w:cs="Consolas"/>
           <w:sz w:val="20"/>
           <w:shd w:val="clear" w:color="auto" w:fill="F2EFE9"/>
-        </w:rPr>
-        <w:t xml:space="preserve">        results.append(result)</w:t>
+          <w:lang w:val="en-US"/>
+        </w:rPr>
+        <w:t xml:space="preserve">        </w:t>
+      </w:r>
+      <w:r>
+        <w:rPr>
+          <w:rFonts w:ascii="Consolas" w:hAnsi="Consolas" w:cs="Consolas"/>
+          <w:sz w:val="20"/>
+          <w:shd w:val="clear" w:color="auto" w:fill="F2EFE9"/>
+        </w:rPr>
+        <w:t>results.append(result)</w:t>
       </w:r>
     </w:p>
     <w:p>
@@ -9847,13 +10467,15 @@
         <w:rPr>
           <w:rFonts w:ascii="Consolas" w:hAnsi="Consolas" w:cs="Consolas"/>
           <w:sz w:val="20"/>
-        </w:rPr>
-      </w:pPr>
-      <w:r>
-        <w:rPr>
-          <w:rFonts w:ascii="Consolas" w:hAnsi="Consolas" w:cs="Consolas"/>
-          <w:sz w:val="20"/>
-          <w:shd w:val="clear" w:color="auto" w:fill="F2EFE9"/>
+          <w:lang w:val="en-US"/>
+        </w:rPr>
+      </w:pPr>
+      <w:r>
+        <w:rPr>
+          <w:rFonts w:ascii="Consolas" w:hAnsi="Consolas" w:cs="Consolas"/>
+          <w:sz w:val="20"/>
+          <w:shd w:val="clear" w:color="auto" w:fill="F2EFE9"/>
+          <w:lang w:val="en-US"/>
         </w:rPr>
         <w:t>with open("dataset.json", "r") as f:</w:t>
       </w:r>
@@ -9865,13 +10487,15 @@
         <w:rPr>
           <w:rFonts w:ascii="Consolas" w:hAnsi="Consolas" w:cs="Consolas"/>
           <w:sz w:val="20"/>
-        </w:rPr>
-      </w:pPr>
-      <w:r>
-        <w:rPr>
-          <w:rFonts w:ascii="Consolas" w:hAnsi="Consolas" w:cs="Consolas"/>
-          <w:sz w:val="20"/>
-          <w:shd w:val="clear" w:color="auto" w:fill="F2EFE9"/>
+          <w:lang w:val="en-US"/>
+        </w:rPr>
+      </w:pPr>
+      <w:r>
+        <w:rPr>
+          <w:rFonts w:ascii="Consolas" w:hAnsi="Consolas" w:cs="Consolas"/>
+          <w:sz w:val="20"/>
+          <w:shd w:val="clear" w:color="auto" w:fill="F2EFE9"/>
+          <w:lang w:val="en-US"/>
         </w:rPr>
         <w:t xml:space="preserve">    dataset = json.load(f)</w:t>
       </w:r>
@@ -9883,6 +10507,7 @@
         <w:rPr>
           <w:rFonts w:ascii="Consolas" w:hAnsi="Consolas" w:cs="Consolas"/>
           <w:sz w:val="20"/>
+          <w:lang w:val="en-US"/>
         </w:rPr>
       </w:pPr>
     </w:p>
@@ -9892,13 +10517,15 @@
         <w:rPr>
           <w:rFonts w:ascii="Consolas" w:hAnsi="Consolas" w:cs="Consolas"/>
           <w:sz w:val="20"/>
-        </w:rPr>
-      </w:pPr>
-      <w:r>
-        <w:rPr>
-          <w:rFonts w:ascii="Consolas" w:hAnsi="Consolas" w:cs="Consolas"/>
-          <w:sz w:val="20"/>
-          <w:shd w:val="clear" w:color="auto" w:fill="F2EFE9"/>
+          <w:lang w:val="en-US"/>
+        </w:rPr>
+      </w:pPr>
+      <w:r>
+        <w:rPr>
+          <w:rFonts w:ascii="Consolas" w:hAnsi="Consolas" w:cs="Consolas"/>
+          <w:sz w:val="20"/>
+          <w:shd w:val="clear" w:color="auto" w:fill="F2EFE9"/>
+          <w:lang w:val="en-US"/>
         </w:rPr>
         <w:t>results = run_eval(dataset)</w:t>
       </w:r>
@@ -9987,13 +10614,15 @@
         <w:rPr>
           <w:rFonts w:ascii="Consolas" w:hAnsi="Consolas" w:cs="Consolas"/>
           <w:sz w:val="20"/>
-        </w:rPr>
-      </w:pPr>
-      <w:r>
-        <w:rPr>
-          <w:rFonts w:ascii="Consolas" w:hAnsi="Consolas" w:cs="Consolas"/>
-          <w:sz w:val="20"/>
-          <w:shd w:val="clear" w:color="auto" w:fill="F2EFE9"/>
+          <w:lang w:val="en-US"/>
+        </w:rPr>
+      </w:pPr>
+      <w:r>
+        <w:rPr>
+          <w:rFonts w:ascii="Consolas" w:hAnsi="Consolas" w:cs="Consolas"/>
+          <w:sz w:val="20"/>
+          <w:shd w:val="clear" w:color="auto" w:fill="F2EFE9"/>
+          <w:lang w:val="en-US"/>
         </w:rPr>
         <w:t>print(json.dumps(results, indent=2))</w:t>
       </w:r>
@@ -10187,6 +10816,7 @@
       <w:r>
         <w:rPr>
           <w:rFonts w:ascii="Arial" w:hAnsi="Arial" w:cs="Arial"/>
+          <w:highlight w:val="yellow"/>
           <w:lang w:val="en-US"/>
         </w:rPr>
         <w:t>B) Merges one test case with the prompt template, sends it to Claude and returns the output</w:t>
@@ -10307,6 +10937,7 @@
       <w:r>
         <w:rPr>
           <w:rFonts w:ascii="Arial" w:hAnsi="Arial" w:cs="Arial"/>
+          <w:highlight w:val="yellow"/>
           <w:lang w:val="en-US"/>
         </w:rPr>
         <w:t>C) "output", "test_case", "score"</w:t>
@@ -10410,6 +11041,7 @@
       <w:r>
         <w:rPr>
           <w:rFonts w:ascii="Arial" w:hAnsi="Arial" w:cs="Arial"/>
+          <w:highlight w:val="yellow"/>
           <w:lang w:val="en-US"/>
         </w:rPr>
         <w:t>C) Because the API returns the score automatically and 10 is its default</w:t>
@@ -10496,6 +11128,7 @@
       <w:r>
         <w:rPr>
           <w:rFonts w:ascii="Arial" w:hAnsi="Arial" w:cs="Arial"/>
+          <w:highlight w:val="yellow"/>
           <w:lang w:val="en-US"/>
         </w:rPr>
         <w:t>B) Because the requests are sent one at a time, sequentially</w:t>
@@ -10568,7 +11201,17 @@
           <w:bCs/>
           <w:lang w:val="en-US"/>
         </w:rPr>
-        <w:t>5. Why does Claude return verbose responses in this first run?</w:t>
+        <w:t xml:space="preserve">5. </w:t>
+      </w:r>
+      <w:r>
+        <w:rPr>
+          <w:rFonts w:ascii="Arial" w:hAnsi="Arial" w:cs="Arial"/>
+          <w:b/>
+          <w:bCs/>
+          <w:color w:val="EE0000"/>
+          <w:lang w:val="en-US"/>
+        </w:rPr>
+        <w:t>Why does Claude return verbose responses in this first run?</w:t>
       </w:r>
     </w:p>
     <w:p>
@@ -11480,6 +12123,9 @@
     <w:p>
       <w:pPr>
         <w:spacing w:after="160"/>
+        <w:rPr>
+          <w:lang w:val="en-US"/>
+        </w:rPr>
       </w:pPr>
     </w:p>
     <w:p>
@@ -11979,6 +12625,9 @@
     <w:p>
       <w:pPr>
         <w:spacing w:after="160"/>
+        <w:rPr>
+          <w:lang w:val="en-US"/>
+        </w:rPr>
       </w:pPr>
     </w:p>
     <w:p>
@@ -12037,15 +12686,57 @@
         <w:rPr>
           <w:rFonts w:ascii="Consolas" w:hAnsi="Consolas" w:cs="Consolas"/>
           <w:sz w:val="20"/>
-        </w:rPr>
-      </w:pPr>
-      <w:r>
-        <w:rPr>
-          <w:rFonts w:ascii="Consolas" w:hAnsi="Consolas" w:cs="Consolas"/>
-          <w:sz w:val="20"/>
-          <w:shd w:val="clear" w:color="auto" w:fill="F2EFE9"/>
-        </w:rPr>
-        <w:t>def grade_by_model(test_case, output):</w:t>
+          <w:lang w:val="en-US"/>
+        </w:rPr>
+      </w:pPr>
+      <w:r>
+        <w:rPr>
+          <w:rFonts w:ascii="Consolas" w:hAnsi="Consolas" w:cs="Consolas"/>
+          <w:sz w:val="20"/>
+          <w:shd w:val="clear" w:color="auto" w:fill="F2EFE9"/>
+          <w:lang w:val="en-US"/>
+        </w:rPr>
+        <w:t xml:space="preserve">def </w:t>
+      </w:r>
+      <w:proofErr w:type="spellStart"/>
+      <w:r>
+        <w:rPr>
+          <w:rFonts w:ascii="Consolas" w:hAnsi="Consolas" w:cs="Consolas"/>
+          <w:sz w:val="20"/>
+          <w:shd w:val="clear" w:color="auto" w:fill="F2EFE9"/>
+          <w:lang w:val="en-US"/>
+        </w:rPr>
+        <w:t>grade_by_</w:t>
+      </w:r>
+      <w:proofErr w:type="gramStart"/>
+      <w:r>
+        <w:rPr>
+          <w:rFonts w:ascii="Consolas" w:hAnsi="Consolas" w:cs="Consolas"/>
+          <w:sz w:val="20"/>
+          <w:shd w:val="clear" w:color="auto" w:fill="F2EFE9"/>
+          <w:lang w:val="en-US"/>
+        </w:rPr>
+        <w:t>model</w:t>
+      </w:r>
+      <w:proofErr w:type="spellEnd"/>
+      <w:r>
+        <w:rPr>
+          <w:rFonts w:ascii="Consolas" w:hAnsi="Consolas" w:cs="Consolas"/>
+          <w:sz w:val="20"/>
+          <w:shd w:val="clear" w:color="auto" w:fill="F2EFE9"/>
+          <w:lang w:val="en-US"/>
+        </w:rPr>
+        <w:t>(</w:t>
+      </w:r>
+      <w:proofErr w:type="gramEnd"/>
+      <w:r>
+        <w:rPr>
+          <w:rFonts w:ascii="Consolas" w:hAnsi="Consolas" w:cs="Consolas"/>
+          <w:sz w:val="20"/>
+          <w:shd w:val="clear" w:color="auto" w:fill="F2EFE9"/>
+          <w:lang w:val="en-US"/>
+        </w:rPr>
+        <w:t>test_case, output):</w:t>
       </w:r>
     </w:p>
     <w:p>
@@ -12055,13 +12746,15 @@
         <w:rPr>
           <w:rFonts w:ascii="Consolas" w:hAnsi="Consolas" w:cs="Consolas"/>
           <w:sz w:val="20"/>
-        </w:rPr>
-      </w:pPr>
-      <w:r>
-        <w:rPr>
-          <w:rFonts w:ascii="Consolas" w:hAnsi="Consolas" w:cs="Consolas"/>
-          <w:sz w:val="20"/>
-          <w:shd w:val="clear" w:color="auto" w:fill="F2EFE9"/>
+          <w:lang w:val="en-US"/>
+        </w:rPr>
+      </w:pPr>
+      <w:r>
+        <w:rPr>
+          <w:rFonts w:ascii="Consolas" w:hAnsi="Consolas" w:cs="Consolas"/>
+          <w:sz w:val="20"/>
+          <w:shd w:val="clear" w:color="auto" w:fill="F2EFE9"/>
+          <w:lang w:val="en-US"/>
         </w:rPr>
         <w:t xml:space="preserve">    # Create evaluation prompt</w:t>
       </w:r>
@@ -12073,15 +12766,37 @@
         <w:rPr>
           <w:rFonts w:ascii="Consolas" w:hAnsi="Consolas" w:cs="Consolas"/>
           <w:sz w:val="20"/>
-        </w:rPr>
-      </w:pPr>
-      <w:r>
-        <w:rPr>
-          <w:rFonts w:ascii="Consolas" w:hAnsi="Consolas" w:cs="Consolas"/>
-          <w:sz w:val="20"/>
-          <w:shd w:val="clear" w:color="auto" w:fill="F2EFE9"/>
-        </w:rPr>
-        <w:t xml:space="preserve">    eval_prompt = """</w:t>
+          <w:lang w:val="en-US"/>
+        </w:rPr>
+      </w:pPr>
+      <w:r>
+        <w:rPr>
+          <w:rFonts w:ascii="Consolas" w:hAnsi="Consolas" w:cs="Consolas"/>
+          <w:sz w:val="20"/>
+          <w:shd w:val="clear" w:color="auto" w:fill="F2EFE9"/>
+          <w:lang w:val="en-US"/>
+        </w:rPr>
+        <w:t xml:space="preserve">    </w:t>
+      </w:r>
+      <w:proofErr w:type="spellStart"/>
+      <w:r>
+        <w:rPr>
+          <w:rFonts w:ascii="Consolas" w:hAnsi="Consolas" w:cs="Consolas"/>
+          <w:sz w:val="20"/>
+          <w:shd w:val="clear" w:color="auto" w:fill="F2EFE9"/>
+          <w:lang w:val="en-US"/>
+        </w:rPr>
+        <w:t>eval_prompt</w:t>
+      </w:r>
+      <w:proofErr w:type="spellEnd"/>
+      <w:r>
+        <w:rPr>
+          <w:rFonts w:ascii="Consolas" w:hAnsi="Consolas" w:cs="Consolas"/>
+          <w:sz w:val="20"/>
+          <w:shd w:val="clear" w:color="auto" w:fill="F2EFE9"/>
+          <w:lang w:val="en-US"/>
+        </w:rPr>
+        <w:t xml:space="preserve"> = """</w:t>
       </w:r>
     </w:p>
     <w:p>
@@ -12091,13 +12806,15 @@
         <w:rPr>
           <w:rFonts w:ascii="Consolas" w:hAnsi="Consolas" w:cs="Consolas"/>
           <w:sz w:val="20"/>
-        </w:rPr>
-      </w:pPr>
-      <w:r>
-        <w:rPr>
-          <w:rFonts w:ascii="Consolas" w:hAnsi="Consolas" w:cs="Consolas"/>
-          <w:sz w:val="20"/>
-          <w:shd w:val="clear" w:color="auto" w:fill="F2EFE9"/>
+          <w:lang w:val="en-US"/>
+        </w:rPr>
+      </w:pPr>
+      <w:r>
+        <w:rPr>
+          <w:rFonts w:ascii="Consolas" w:hAnsi="Consolas" w:cs="Consolas"/>
+          <w:sz w:val="20"/>
+          <w:shd w:val="clear" w:color="auto" w:fill="F2EFE9"/>
+          <w:lang w:val="en-US"/>
         </w:rPr>
         <w:t>You are an expert code reviewer. Evaluate this AI-generated solution.</w:t>
       </w:r>
@@ -12109,6 +12826,7 @@
         <w:rPr>
           <w:rFonts w:ascii="Consolas" w:hAnsi="Consolas" w:cs="Consolas"/>
           <w:sz w:val="20"/>
+          <w:lang w:val="en-US"/>
         </w:rPr>
       </w:pPr>
     </w:p>
@@ -12119,13 +12837,15 @@
         <w:rPr>
           <w:rFonts w:ascii="Consolas" w:hAnsi="Consolas" w:cs="Consolas"/>
           <w:sz w:val="20"/>
-        </w:rPr>
-      </w:pPr>
-      <w:r>
-        <w:rPr>
-          <w:rFonts w:ascii="Consolas" w:hAnsi="Consolas" w:cs="Consolas"/>
-          <w:sz w:val="20"/>
-          <w:shd w:val="clear" w:color="auto" w:fill="F2EFE9"/>
+          <w:lang w:val="en-US"/>
+        </w:rPr>
+      </w:pPr>
+      <w:r>
+        <w:rPr>
+          <w:rFonts w:ascii="Consolas" w:hAnsi="Consolas" w:cs="Consolas"/>
+          <w:sz w:val="20"/>
+          <w:shd w:val="clear" w:color="auto" w:fill="F2EFE9"/>
+          <w:lang w:val="en-US"/>
         </w:rPr>
         <w:t>Task: {task}</w:t>
       </w:r>
@@ -12137,13 +12857,15 @@
         <w:rPr>
           <w:rFonts w:ascii="Consolas" w:hAnsi="Consolas" w:cs="Consolas"/>
           <w:sz w:val="20"/>
-        </w:rPr>
-      </w:pPr>
-      <w:r>
-        <w:rPr>
-          <w:rFonts w:ascii="Consolas" w:hAnsi="Consolas" w:cs="Consolas"/>
-          <w:sz w:val="20"/>
-          <w:shd w:val="clear" w:color="auto" w:fill="F2EFE9"/>
+          <w:lang w:val="en-US"/>
+        </w:rPr>
+      </w:pPr>
+      <w:r>
+        <w:rPr>
+          <w:rFonts w:ascii="Consolas" w:hAnsi="Consolas" w:cs="Consolas"/>
+          <w:sz w:val="20"/>
+          <w:shd w:val="clear" w:color="auto" w:fill="F2EFE9"/>
+          <w:lang w:val="en-US"/>
         </w:rPr>
         <w:t>Solution: {solution}</w:t>
       </w:r>
@@ -12155,6 +12877,7 @@
         <w:rPr>
           <w:rFonts w:ascii="Consolas" w:hAnsi="Consolas" w:cs="Consolas"/>
           <w:sz w:val="20"/>
+          <w:lang w:val="en-US"/>
         </w:rPr>
       </w:pPr>
     </w:p>
@@ -12165,13 +12888,15 @@
         <w:rPr>
           <w:rFonts w:ascii="Consolas" w:hAnsi="Consolas" w:cs="Consolas"/>
           <w:sz w:val="20"/>
-        </w:rPr>
-      </w:pPr>
-      <w:r>
-        <w:rPr>
-          <w:rFonts w:ascii="Consolas" w:hAnsi="Consolas" w:cs="Consolas"/>
-          <w:sz w:val="20"/>
-          <w:shd w:val="clear" w:color="auto" w:fill="F2EFE9"/>
+          <w:lang w:val="en-US"/>
+        </w:rPr>
+      </w:pPr>
+      <w:r>
+        <w:rPr>
+          <w:rFonts w:ascii="Consolas" w:hAnsi="Consolas" w:cs="Consolas"/>
+          <w:sz w:val="20"/>
+          <w:shd w:val="clear" w:color="auto" w:fill="F2EFE9"/>
+          <w:lang w:val="en-US"/>
         </w:rPr>
         <w:t>Provide your evaluation as a structured JSON object with:</w:t>
       </w:r>
@@ -12183,13 +12908,15 @@
         <w:rPr>
           <w:rFonts w:ascii="Consolas" w:hAnsi="Consolas" w:cs="Consolas"/>
           <w:sz w:val="20"/>
-        </w:rPr>
-      </w:pPr>
-      <w:r>
-        <w:rPr>
-          <w:rFonts w:ascii="Consolas" w:hAnsi="Consolas" w:cs="Consolas"/>
-          <w:sz w:val="20"/>
-          <w:shd w:val="clear" w:color="auto" w:fill="F2EFE9"/>
+          <w:lang w:val="en-US"/>
+        </w:rPr>
+      </w:pPr>
+      <w:r>
+        <w:rPr>
+          <w:rFonts w:ascii="Consolas" w:hAnsi="Consolas" w:cs="Consolas"/>
+          <w:sz w:val="20"/>
+          <w:shd w:val="clear" w:color="auto" w:fill="F2EFE9"/>
+          <w:lang w:val="en-US"/>
         </w:rPr>
         <w:t>- "strengths": An array of 1-3 key strengths</w:t>
       </w:r>
@@ -12201,13 +12928,15 @@
         <w:rPr>
           <w:rFonts w:ascii="Consolas" w:hAnsi="Consolas" w:cs="Consolas"/>
           <w:sz w:val="20"/>
-        </w:rPr>
-      </w:pPr>
-      <w:r>
-        <w:rPr>
-          <w:rFonts w:ascii="Consolas" w:hAnsi="Consolas" w:cs="Consolas"/>
-          <w:sz w:val="20"/>
-          <w:shd w:val="clear" w:color="auto" w:fill="F2EFE9"/>
+          <w:lang w:val="en-US"/>
+        </w:rPr>
+      </w:pPr>
+      <w:r>
+        <w:rPr>
+          <w:rFonts w:ascii="Consolas" w:hAnsi="Consolas" w:cs="Consolas"/>
+          <w:sz w:val="20"/>
+          <w:shd w:val="clear" w:color="auto" w:fill="F2EFE9"/>
+          <w:lang w:val="en-US"/>
         </w:rPr>
         <w:t>- "weaknesses": An array of 1-3 key areas for improvement</w:t>
       </w:r>
@@ -12219,13 +12948,15 @@
         <w:rPr>
           <w:rFonts w:ascii="Consolas" w:hAnsi="Consolas" w:cs="Consolas"/>
           <w:sz w:val="20"/>
-        </w:rPr>
-      </w:pPr>
-      <w:r>
-        <w:rPr>
-          <w:rFonts w:ascii="Consolas" w:hAnsi="Consolas" w:cs="Consolas"/>
-          <w:sz w:val="20"/>
-          <w:shd w:val="clear" w:color="auto" w:fill="F2EFE9"/>
+          <w:lang w:val="en-US"/>
+        </w:rPr>
+      </w:pPr>
+      <w:r>
+        <w:rPr>
+          <w:rFonts w:ascii="Consolas" w:hAnsi="Consolas" w:cs="Consolas"/>
+          <w:sz w:val="20"/>
+          <w:shd w:val="clear" w:color="auto" w:fill="F2EFE9"/>
+          <w:lang w:val="en-US"/>
         </w:rPr>
         <w:t>- "reasoning": A concise explanation of your assessment</w:t>
       </w:r>
@@ -12237,13 +12968,15 @@
         <w:rPr>
           <w:rFonts w:ascii="Consolas" w:hAnsi="Consolas" w:cs="Consolas"/>
           <w:sz w:val="20"/>
-        </w:rPr>
-      </w:pPr>
-      <w:r>
-        <w:rPr>
-          <w:rFonts w:ascii="Consolas" w:hAnsi="Consolas" w:cs="Consolas"/>
-          <w:sz w:val="20"/>
-          <w:shd w:val="clear" w:color="auto" w:fill="F2EFE9"/>
+          <w:lang w:val="en-US"/>
+        </w:rPr>
+      </w:pPr>
+      <w:r>
+        <w:rPr>
+          <w:rFonts w:ascii="Consolas" w:hAnsi="Consolas" w:cs="Consolas"/>
+          <w:sz w:val="20"/>
+          <w:shd w:val="clear" w:color="auto" w:fill="F2EFE9"/>
+          <w:lang w:val="en-US"/>
         </w:rPr>
         <w:t>- "score": A number between 1-10</w:t>
       </w:r>
@@ -12255,13 +12988,15 @@
         <w:rPr>
           <w:rFonts w:ascii="Consolas" w:hAnsi="Consolas" w:cs="Consolas"/>
           <w:sz w:val="20"/>
-        </w:rPr>
-      </w:pPr>
-      <w:r>
-        <w:rPr>
-          <w:rFonts w:ascii="Consolas" w:hAnsi="Consolas" w:cs="Consolas"/>
-          <w:sz w:val="20"/>
-          <w:shd w:val="clear" w:color="auto" w:fill="F2EFE9"/>
+          <w:lang w:val="en-US"/>
+        </w:rPr>
+      </w:pPr>
+      <w:r>
+        <w:rPr>
+          <w:rFonts w:ascii="Consolas" w:hAnsi="Consolas" w:cs="Consolas"/>
+          <w:sz w:val="20"/>
+          <w:shd w:val="clear" w:color="auto" w:fill="F2EFE9"/>
+          <w:lang w:val="en-US"/>
         </w:rPr>
         <w:t>"""</w:t>
       </w:r>
@@ -12273,6 +13008,7 @@
         <w:rPr>
           <w:rFonts w:ascii="Consolas" w:hAnsi="Consolas" w:cs="Consolas"/>
           <w:sz w:val="20"/>
+          <w:lang w:val="en-US"/>
         </w:rPr>
       </w:pPr>
     </w:p>
@@ -12283,13 +13019,15 @@
         <w:rPr>
           <w:rFonts w:ascii="Consolas" w:hAnsi="Consolas" w:cs="Consolas"/>
           <w:sz w:val="20"/>
-        </w:rPr>
-      </w:pPr>
-      <w:r>
-        <w:rPr>
-          <w:rFonts w:ascii="Consolas" w:hAnsi="Consolas" w:cs="Consolas"/>
-          <w:sz w:val="20"/>
-          <w:shd w:val="clear" w:color="auto" w:fill="F2EFE9"/>
+          <w:lang w:val="en-US"/>
+        </w:rPr>
+      </w:pPr>
+      <w:r>
+        <w:rPr>
+          <w:rFonts w:ascii="Consolas" w:hAnsi="Consolas" w:cs="Consolas"/>
+          <w:sz w:val="20"/>
+          <w:shd w:val="clear" w:color="auto" w:fill="F2EFE9"/>
+          <w:lang w:val="en-US"/>
         </w:rPr>
         <w:t xml:space="preserve">    messages = []</w:t>
       </w:r>
@@ -12301,15 +13039,57 @@
         <w:rPr>
           <w:rFonts w:ascii="Consolas" w:hAnsi="Consolas" w:cs="Consolas"/>
           <w:sz w:val="20"/>
-        </w:rPr>
-      </w:pPr>
-      <w:r>
-        <w:rPr>
-          <w:rFonts w:ascii="Consolas" w:hAnsi="Consolas" w:cs="Consolas"/>
-          <w:sz w:val="20"/>
-          <w:shd w:val="clear" w:color="auto" w:fill="F2EFE9"/>
-        </w:rPr>
-        <w:t xml:space="preserve">    add_user_message(messages, eval_prompt)</w:t>
+          <w:lang w:val="en-US"/>
+        </w:rPr>
+      </w:pPr>
+      <w:r>
+        <w:rPr>
+          <w:rFonts w:ascii="Consolas" w:hAnsi="Consolas" w:cs="Consolas"/>
+          <w:sz w:val="20"/>
+          <w:shd w:val="clear" w:color="auto" w:fill="F2EFE9"/>
+          <w:lang w:val="en-US"/>
+        </w:rPr>
+        <w:t xml:space="preserve">    add_user_</w:t>
+      </w:r>
+      <w:proofErr w:type="gramStart"/>
+      <w:r>
+        <w:rPr>
+          <w:rFonts w:ascii="Consolas" w:hAnsi="Consolas" w:cs="Consolas"/>
+          <w:sz w:val="20"/>
+          <w:shd w:val="clear" w:color="auto" w:fill="F2EFE9"/>
+          <w:lang w:val="en-US"/>
+        </w:rPr>
+        <w:t>message(</w:t>
+      </w:r>
+      <w:proofErr w:type="gramEnd"/>
+      <w:r>
+        <w:rPr>
+          <w:rFonts w:ascii="Consolas" w:hAnsi="Consolas" w:cs="Consolas"/>
+          <w:sz w:val="20"/>
+          <w:shd w:val="clear" w:color="auto" w:fill="F2EFE9"/>
+          <w:lang w:val="en-US"/>
+        </w:rPr>
+        <w:t xml:space="preserve">messages, </w:t>
+      </w:r>
+      <w:proofErr w:type="spellStart"/>
+      <w:r>
+        <w:rPr>
+          <w:rFonts w:ascii="Consolas" w:hAnsi="Consolas" w:cs="Consolas"/>
+          <w:sz w:val="20"/>
+          <w:shd w:val="clear" w:color="auto" w:fill="F2EFE9"/>
+          <w:lang w:val="en-US"/>
+        </w:rPr>
+        <w:t>eval_prompt</w:t>
+      </w:r>
+      <w:proofErr w:type="spellEnd"/>
+      <w:r>
+        <w:rPr>
+          <w:rFonts w:ascii="Consolas" w:hAnsi="Consolas" w:cs="Consolas"/>
+          <w:sz w:val="20"/>
+          <w:shd w:val="clear" w:color="auto" w:fill="F2EFE9"/>
+          <w:lang w:val="en-US"/>
+        </w:rPr>
+        <w:t>)</w:t>
       </w:r>
     </w:p>
     <w:p>
@@ -12319,15 +13099,77 @@
         <w:rPr>
           <w:rFonts w:ascii="Consolas" w:hAnsi="Consolas" w:cs="Consolas"/>
           <w:sz w:val="20"/>
-        </w:rPr>
-      </w:pPr>
-      <w:r>
-        <w:rPr>
-          <w:rFonts w:ascii="Consolas" w:hAnsi="Consolas" w:cs="Consolas"/>
-          <w:sz w:val="20"/>
-          <w:shd w:val="clear" w:color="auto" w:fill="F2EFE9"/>
-        </w:rPr>
-        <w:t xml:space="preserve">    add_assistant_message(messages, "```json")</w:t>
+          <w:lang w:val="en-US"/>
+        </w:rPr>
+      </w:pPr>
+      <w:r>
+        <w:rPr>
+          <w:rFonts w:ascii="Consolas" w:hAnsi="Consolas" w:cs="Consolas"/>
+          <w:sz w:val="20"/>
+          <w:shd w:val="clear" w:color="auto" w:fill="F2EFE9"/>
+          <w:lang w:val="en-US"/>
+        </w:rPr>
+        <w:t xml:space="preserve">    </w:t>
+      </w:r>
+      <w:proofErr w:type="spellStart"/>
+      <w:r>
+        <w:rPr>
+          <w:rFonts w:ascii="Consolas" w:hAnsi="Consolas" w:cs="Consolas"/>
+          <w:sz w:val="20"/>
+          <w:shd w:val="clear" w:color="auto" w:fill="F2EFE9"/>
+          <w:lang w:val="en-US"/>
+        </w:rPr>
+        <w:t>add_assistant_</w:t>
+      </w:r>
+      <w:proofErr w:type="gramStart"/>
+      <w:r>
+        <w:rPr>
+          <w:rFonts w:ascii="Consolas" w:hAnsi="Consolas" w:cs="Consolas"/>
+          <w:sz w:val="20"/>
+          <w:shd w:val="clear" w:color="auto" w:fill="F2EFE9"/>
+          <w:lang w:val="en-US"/>
+        </w:rPr>
+        <w:t>message</w:t>
+      </w:r>
+      <w:proofErr w:type="spellEnd"/>
+      <w:r>
+        <w:rPr>
+          <w:rFonts w:ascii="Consolas" w:hAnsi="Consolas" w:cs="Consolas"/>
+          <w:sz w:val="20"/>
+          <w:shd w:val="clear" w:color="auto" w:fill="F2EFE9"/>
+          <w:lang w:val="en-US"/>
+        </w:rPr>
+        <w:t>(</w:t>
+      </w:r>
+      <w:proofErr w:type="gramEnd"/>
+      <w:r>
+        <w:rPr>
+          <w:rFonts w:ascii="Consolas" w:hAnsi="Consolas" w:cs="Consolas"/>
+          <w:sz w:val="20"/>
+          <w:shd w:val="clear" w:color="auto" w:fill="F2EFE9"/>
+          <w:lang w:val="en-US"/>
+        </w:rPr>
+        <w:t>messages, "```</w:t>
+      </w:r>
+      <w:proofErr w:type="spellStart"/>
+      <w:r>
+        <w:rPr>
+          <w:rFonts w:ascii="Consolas" w:hAnsi="Consolas" w:cs="Consolas"/>
+          <w:sz w:val="20"/>
+          <w:shd w:val="clear" w:color="auto" w:fill="F2EFE9"/>
+          <w:lang w:val="en-US"/>
+        </w:rPr>
+        <w:t>json</w:t>
+      </w:r>
+      <w:proofErr w:type="spellEnd"/>
+      <w:r>
+        <w:rPr>
+          <w:rFonts w:ascii="Consolas" w:hAnsi="Consolas" w:cs="Consolas"/>
+          <w:sz w:val="20"/>
+          <w:shd w:val="clear" w:color="auto" w:fill="F2EFE9"/>
+          <w:lang w:val="en-US"/>
+        </w:rPr>
+        <w:t>")</w:t>
       </w:r>
     </w:p>
     <w:p>
@@ -12337,6 +13179,7 @@
         <w:rPr>
           <w:rFonts w:ascii="Consolas" w:hAnsi="Consolas" w:cs="Consolas"/>
           <w:sz w:val="20"/>
+          <w:lang w:val="en-US"/>
         </w:rPr>
       </w:pPr>
     </w:p>
@@ -12347,15 +13190,88 @@
         <w:rPr>
           <w:rFonts w:ascii="Consolas" w:hAnsi="Consolas" w:cs="Consolas"/>
           <w:sz w:val="20"/>
-        </w:rPr>
-      </w:pPr>
-      <w:r>
-        <w:rPr>
-          <w:rFonts w:ascii="Consolas" w:hAnsi="Consolas" w:cs="Consolas"/>
-          <w:sz w:val="20"/>
-          <w:shd w:val="clear" w:color="auto" w:fill="F2EFE9"/>
-        </w:rPr>
-        <w:t xml:space="preserve">    eval_text = chat(messages, stop_sequences=["```"])</w:t>
+          <w:lang w:val="en-US"/>
+        </w:rPr>
+      </w:pPr>
+      <w:r>
+        <w:rPr>
+          <w:rFonts w:ascii="Consolas" w:hAnsi="Consolas" w:cs="Consolas"/>
+          <w:sz w:val="20"/>
+          <w:shd w:val="clear" w:color="auto" w:fill="F2EFE9"/>
+          <w:lang w:val="en-US"/>
+        </w:rPr>
+        <w:t xml:space="preserve">    </w:t>
+      </w:r>
+      <w:proofErr w:type="spellStart"/>
+      <w:r>
+        <w:rPr>
+          <w:rFonts w:ascii="Consolas" w:hAnsi="Consolas" w:cs="Consolas"/>
+          <w:sz w:val="20"/>
+          <w:shd w:val="clear" w:color="auto" w:fill="F2EFE9"/>
+          <w:lang w:val="en-US"/>
+        </w:rPr>
+        <w:t>eval_text</w:t>
+      </w:r>
+      <w:proofErr w:type="spellEnd"/>
+      <w:r>
+        <w:rPr>
+          <w:rFonts w:ascii="Consolas" w:hAnsi="Consolas" w:cs="Consolas"/>
+          <w:sz w:val="20"/>
+          <w:shd w:val="clear" w:color="auto" w:fill="F2EFE9"/>
+          <w:lang w:val="en-US"/>
+        </w:rPr>
+        <w:t xml:space="preserve"> = </w:t>
+      </w:r>
+      <w:proofErr w:type="gramStart"/>
+      <w:r>
+        <w:rPr>
+          <w:rFonts w:ascii="Consolas" w:hAnsi="Consolas" w:cs="Consolas"/>
+          <w:sz w:val="20"/>
+          <w:shd w:val="clear" w:color="auto" w:fill="F2EFE9"/>
+          <w:lang w:val="en-US"/>
+        </w:rPr>
+        <w:t>chat(</w:t>
+      </w:r>
+      <w:proofErr w:type="gramEnd"/>
+      <w:r>
+        <w:rPr>
+          <w:rFonts w:ascii="Consolas" w:hAnsi="Consolas" w:cs="Consolas"/>
+          <w:sz w:val="20"/>
+          <w:shd w:val="clear" w:color="auto" w:fill="F2EFE9"/>
+          <w:lang w:val="en-US"/>
+        </w:rPr>
+        <w:t xml:space="preserve">messages, </w:t>
+      </w:r>
+      <w:proofErr w:type="spellStart"/>
+      <w:r>
+        <w:rPr>
+          <w:rFonts w:ascii="Consolas" w:hAnsi="Consolas" w:cs="Consolas"/>
+          <w:sz w:val="20"/>
+          <w:shd w:val="clear" w:color="auto" w:fill="F2EFE9"/>
+          <w:lang w:val="en-US"/>
+        </w:rPr>
+        <w:t>stop_sequences</w:t>
+      </w:r>
+      <w:proofErr w:type="spellEnd"/>
+      <w:proofErr w:type="gramStart"/>
+      <w:r>
+        <w:rPr>
+          <w:rFonts w:ascii="Consolas" w:hAnsi="Consolas" w:cs="Consolas"/>
+          <w:sz w:val="20"/>
+          <w:shd w:val="clear" w:color="auto" w:fill="F2EFE9"/>
+          <w:lang w:val="en-US"/>
+        </w:rPr>
+        <w:t>=[</w:t>
+      </w:r>
+      <w:proofErr w:type="gramEnd"/>
+      <w:r>
+        <w:rPr>
+          <w:rFonts w:ascii="Consolas" w:hAnsi="Consolas" w:cs="Consolas"/>
+          <w:sz w:val="20"/>
+          <w:shd w:val="clear" w:color="auto" w:fill="F2EFE9"/>
+          <w:lang w:val="en-US"/>
+        </w:rPr>
+        <w:t>"```"])</w:t>
       </w:r>
     </w:p>
     <w:p>
@@ -12364,15 +13280,59 @@
         <w:rPr>
           <w:rFonts w:ascii="Consolas" w:hAnsi="Consolas" w:cs="Consolas"/>
           <w:sz w:val="20"/>
-        </w:rPr>
-      </w:pPr>
-      <w:r>
-        <w:rPr>
-          <w:rFonts w:ascii="Consolas" w:hAnsi="Consolas" w:cs="Consolas"/>
-          <w:sz w:val="20"/>
-          <w:shd w:val="clear" w:color="auto" w:fill="F2EFE9"/>
-        </w:rPr>
-        <w:t xml:space="preserve">    return json.loads(eval_text)</w:t>
+          <w:lang w:val="en-US"/>
+        </w:rPr>
+      </w:pPr>
+      <w:r>
+        <w:rPr>
+          <w:rFonts w:ascii="Consolas" w:hAnsi="Consolas" w:cs="Consolas"/>
+          <w:sz w:val="20"/>
+          <w:shd w:val="clear" w:color="auto" w:fill="F2EFE9"/>
+          <w:lang w:val="en-US"/>
+        </w:rPr>
+        <w:t xml:space="preserve">    return </w:t>
+      </w:r>
+      <w:proofErr w:type="spellStart"/>
+      <w:proofErr w:type="gramStart"/>
+      <w:r>
+        <w:rPr>
+          <w:rFonts w:ascii="Consolas" w:hAnsi="Consolas" w:cs="Consolas"/>
+          <w:sz w:val="20"/>
+          <w:shd w:val="clear" w:color="auto" w:fill="F2EFE9"/>
+          <w:lang w:val="en-US"/>
+        </w:rPr>
+        <w:t>json.loads</w:t>
+      </w:r>
+      <w:proofErr w:type="spellEnd"/>
+      <w:proofErr w:type="gramEnd"/>
+      <w:r>
+        <w:rPr>
+          <w:rFonts w:ascii="Consolas" w:hAnsi="Consolas" w:cs="Consolas"/>
+          <w:sz w:val="20"/>
+          <w:shd w:val="clear" w:color="auto" w:fill="F2EFE9"/>
+          <w:lang w:val="en-US"/>
+        </w:rPr>
+        <w:t>(</w:t>
+      </w:r>
+      <w:proofErr w:type="spellStart"/>
+      <w:r>
+        <w:rPr>
+          <w:rFonts w:ascii="Consolas" w:hAnsi="Consolas" w:cs="Consolas"/>
+          <w:sz w:val="20"/>
+          <w:shd w:val="clear" w:color="auto" w:fill="F2EFE9"/>
+          <w:lang w:val="en-US"/>
+        </w:rPr>
+        <w:t>eval_text</w:t>
+      </w:r>
+      <w:proofErr w:type="spellEnd"/>
+      <w:r>
+        <w:rPr>
+          <w:rFonts w:ascii="Consolas" w:hAnsi="Consolas" w:cs="Consolas"/>
+          <w:sz w:val="20"/>
+          <w:shd w:val="clear" w:color="auto" w:fill="F2EFE9"/>
+          <w:lang w:val="en-US"/>
+        </w:rPr>
+        <w:t>)</w:t>
       </w:r>
     </w:p>
     <w:p>
@@ -12851,6 +13811,9 @@
     <w:p>
       <w:pPr>
         <w:spacing w:after="160"/>
+        <w:rPr>
+          <w:lang w:val="en-US"/>
+        </w:rPr>
       </w:pPr>
     </w:p>
     <w:p>
@@ -12910,13 +13873,15 @@
         <w:rPr>
           <w:rFonts w:ascii="Consolas" w:hAnsi="Consolas" w:cs="Consolas"/>
           <w:sz w:val="20"/>
-        </w:rPr>
-      </w:pPr>
-      <w:r>
-        <w:rPr>
-          <w:rFonts w:ascii="Consolas" w:hAnsi="Consolas" w:cs="Consolas"/>
-          <w:sz w:val="20"/>
-          <w:shd w:val="clear" w:color="auto" w:fill="F2EFE9"/>
+          <w:lang w:val="en-US"/>
+        </w:rPr>
+      </w:pPr>
+      <w:r>
+        <w:rPr>
+          <w:rFonts w:ascii="Consolas" w:hAnsi="Consolas" w:cs="Consolas"/>
+          <w:sz w:val="20"/>
+          <w:shd w:val="clear" w:color="auto" w:fill="F2EFE9"/>
+          <w:lang w:val="en-US"/>
         </w:rPr>
         <w:t>def run_test_case(test_case):</w:t>
       </w:r>
@@ -12928,13 +13893,15 @@
         <w:rPr>
           <w:rFonts w:ascii="Consolas" w:hAnsi="Consolas" w:cs="Consolas"/>
           <w:sz w:val="20"/>
-        </w:rPr>
-      </w:pPr>
-      <w:r>
-        <w:rPr>
-          <w:rFonts w:ascii="Consolas" w:hAnsi="Consolas" w:cs="Consolas"/>
-          <w:sz w:val="20"/>
-          <w:shd w:val="clear" w:color="auto" w:fill="F2EFE9"/>
+          <w:lang w:val="en-US"/>
+        </w:rPr>
+      </w:pPr>
+      <w:r>
+        <w:rPr>
+          <w:rFonts w:ascii="Consolas" w:hAnsi="Consolas" w:cs="Consolas"/>
+          <w:sz w:val="20"/>
+          <w:shd w:val="clear" w:color="auto" w:fill="F2EFE9"/>
+          <w:lang w:val="en-US"/>
         </w:rPr>
         <w:t xml:space="preserve">    output = run_prompt(test_case)</w:t>
       </w:r>
@@ -12946,6 +13913,7 @@
         <w:rPr>
           <w:rFonts w:ascii="Consolas" w:hAnsi="Consolas" w:cs="Consolas"/>
           <w:sz w:val="20"/>
+          <w:lang w:val="en-US"/>
         </w:rPr>
       </w:pPr>
     </w:p>
@@ -12956,13 +13924,15 @@
         <w:rPr>
           <w:rFonts w:ascii="Consolas" w:hAnsi="Consolas" w:cs="Consolas"/>
           <w:sz w:val="20"/>
-        </w:rPr>
-      </w:pPr>
-      <w:r>
-        <w:rPr>
-          <w:rFonts w:ascii="Consolas" w:hAnsi="Consolas" w:cs="Consolas"/>
-          <w:sz w:val="20"/>
-          <w:shd w:val="clear" w:color="auto" w:fill="F2EFE9"/>
+          <w:lang w:val="en-US"/>
+        </w:rPr>
+      </w:pPr>
+      <w:r>
+        <w:rPr>
+          <w:rFonts w:ascii="Consolas" w:hAnsi="Consolas" w:cs="Consolas"/>
+          <w:sz w:val="20"/>
+          <w:shd w:val="clear" w:color="auto" w:fill="F2EFE9"/>
+          <w:lang w:val="en-US"/>
         </w:rPr>
         <w:t xml:space="preserve">    # Grade the output</w:t>
       </w:r>
@@ -12974,15 +13944,77 @@
         <w:rPr>
           <w:rFonts w:ascii="Consolas" w:hAnsi="Consolas" w:cs="Consolas"/>
           <w:sz w:val="20"/>
-        </w:rPr>
-      </w:pPr>
-      <w:r>
-        <w:rPr>
-          <w:rFonts w:ascii="Consolas" w:hAnsi="Consolas" w:cs="Consolas"/>
-          <w:sz w:val="20"/>
-          <w:shd w:val="clear" w:color="auto" w:fill="F2EFE9"/>
-        </w:rPr>
-        <w:t xml:space="preserve">    model_grade = grade_by_model(test_case, output)</w:t>
+          <w:lang w:val="en-US"/>
+        </w:rPr>
+      </w:pPr>
+      <w:r>
+        <w:rPr>
+          <w:rFonts w:ascii="Consolas" w:hAnsi="Consolas" w:cs="Consolas"/>
+          <w:sz w:val="20"/>
+          <w:shd w:val="clear" w:color="auto" w:fill="F2EFE9"/>
+          <w:lang w:val="en-US"/>
+        </w:rPr>
+        <w:t xml:space="preserve">    </w:t>
+      </w:r>
+      <w:proofErr w:type="spellStart"/>
+      <w:r>
+        <w:rPr>
+          <w:rFonts w:ascii="Consolas" w:hAnsi="Consolas" w:cs="Consolas"/>
+          <w:sz w:val="20"/>
+          <w:shd w:val="clear" w:color="auto" w:fill="F2EFE9"/>
+          <w:lang w:val="en-US"/>
+        </w:rPr>
+        <w:t>model_grade</w:t>
+      </w:r>
+      <w:proofErr w:type="spellEnd"/>
+      <w:r>
+        <w:rPr>
+          <w:rFonts w:ascii="Consolas" w:hAnsi="Consolas" w:cs="Consolas"/>
+          <w:sz w:val="20"/>
+          <w:shd w:val="clear" w:color="auto" w:fill="F2EFE9"/>
+          <w:lang w:val="en-US"/>
+        </w:rPr>
+        <w:t xml:space="preserve"> = </w:t>
+      </w:r>
+      <w:proofErr w:type="spellStart"/>
+      <w:r>
+        <w:rPr>
+          <w:rFonts w:ascii="Consolas" w:hAnsi="Consolas" w:cs="Consolas"/>
+          <w:sz w:val="20"/>
+          <w:shd w:val="clear" w:color="auto" w:fill="F2EFE9"/>
+          <w:lang w:val="en-US"/>
+        </w:rPr>
+        <w:t>grade_by_</w:t>
+      </w:r>
+      <w:proofErr w:type="gramStart"/>
+      <w:r>
+        <w:rPr>
+          <w:rFonts w:ascii="Consolas" w:hAnsi="Consolas" w:cs="Consolas"/>
+          <w:sz w:val="20"/>
+          <w:shd w:val="clear" w:color="auto" w:fill="F2EFE9"/>
+          <w:lang w:val="en-US"/>
+        </w:rPr>
+        <w:t>model</w:t>
+      </w:r>
+      <w:proofErr w:type="spellEnd"/>
+      <w:r>
+        <w:rPr>
+          <w:rFonts w:ascii="Consolas" w:hAnsi="Consolas" w:cs="Consolas"/>
+          <w:sz w:val="20"/>
+          <w:shd w:val="clear" w:color="auto" w:fill="F2EFE9"/>
+          <w:lang w:val="en-US"/>
+        </w:rPr>
+        <w:t>(</w:t>
+      </w:r>
+      <w:proofErr w:type="gramEnd"/>
+      <w:r>
+        <w:rPr>
+          <w:rFonts w:ascii="Consolas" w:hAnsi="Consolas" w:cs="Consolas"/>
+          <w:sz w:val="20"/>
+          <w:shd w:val="clear" w:color="auto" w:fill="F2EFE9"/>
+          <w:lang w:val="en-US"/>
+        </w:rPr>
+        <w:t>test_case, output)</w:t>
       </w:r>
     </w:p>
     <w:p>
@@ -12992,15 +14024,37 @@
         <w:rPr>
           <w:rFonts w:ascii="Consolas" w:hAnsi="Consolas" w:cs="Consolas"/>
           <w:sz w:val="20"/>
-        </w:rPr>
-      </w:pPr>
-      <w:r>
-        <w:rPr>
-          <w:rFonts w:ascii="Consolas" w:hAnsi="Consolas" w:cs="Consolas"/>
-          <w:sz w:val="20"/>
-          <w:shd w:val="clear" w:color="auto" w:fill="F2EFE9"/>
-        </w:rPr>
-        <w:t xml:space="preserve">    score = model_grade["score"]</w:t>
+          <w:lang w:val="en-US"/>
+        </w:rPr>
+      </w:pPr>
+      <w:r>
+        <w:rPr>
+          <w:rFonts w:ascii="Consolas" w:hAnsi="Consolas" w:cs="Consolas"/>
+          <w:sz w:val="20"/>
+          <w:shd w:val="clear" w:color="auto" w:fill="F2EFE9"/>
+          <w:lang w:val="en-US"/>
+        </w:rPr>
+        <w:t xml:space="preserve">    score = </w:t>
+      </w:r>
+      <w:proofErr w:type="spellStart"/>
+      <w:r>
+        <w:rPr>
+          <w:rFonts w:ascii="Consolas" w:hAnsi="Consolas" w:cs="Consolas"/>
+          <w:sz w:val="20"/>
+          <w:shd w:val="clear" w:color="auto" w:fill="F2EFE9"/>
+          <w:lang w:val="en-US"/>
+        </w:rPr>
+        <w:t>model_grade</w:t>
+      </w:r>
+      <w:proofErr w:type="spellEnd"/>
+      <w:r>
+        <w:rPr>
+          <w:rFonts w:ascii="Consolas" w:hAnsi="Consolas" w:cs="Consolas"/>
+          <w:sz w:val="20"/>
+          <w:shd w:val="clear" w:color="auto" w:fill="F2EFE9"/>
+          <w:lang w:val="en-US"/>
+        </w:rPr>
+        <w:t>["score"]</w:t>
       </w:r>
     </w:p>
     <w:p>
@@ -13010,15 +14064,37 @@
         <w:rPr>
           <w:rFonts w:ascii="Consolas" w:hAnsi="Consolas" w:cs="Consolas"/>
           <w:sz w:val="20"/>
-        </w:rPr>
-      </w:pPr>
-      <w:r>
-        <w:rPr>
-          <w:rFonts w:ascii="Consolas" w:hAnsi="Consolas" w:cs="Consolas"/>
-          <w:sz w:val="20"/>
-          <w:shd w:val="clear" w:color="auto" w:fill="F2EFE9"/>
-        </w:rPr>
-        <w:t xml:space="preserve">    reasoning = model_grade["reasoning"]</w:t>
+          <w:lang w:val="en-US"/>
+        </w:rPr>
+      </w:pPr>
+      <w:r>
+        <w:rPr>
+          <w:rFonts w:ascii="Consolas" w:hAnsi="Consolas" w:cs="Consolas"/>
+          <w:sz w:val="20"/>
+          <w:shd w:val="clear" w:color="auto" w:fill="F2EFE9"/>
+          <w:lang w:val="en-US"/>
+        </w:rPr>
+        <w:t xml:space="preserve">    reasoning = </w:t>
+      </w:r>
+      <w:proofErr w:type="spellStart"/>
+      <w:r>
+        <w:rPr>
+          <w:rFonts w:ascii="Consolas" w:hAnsi="Consolas" w:cs="Consolas"/>
+          <w:sz w:val="20"/>
+          <w:shd w:val="clear" w:color="auto" w:fill="F2EFE9"/>
+          <w:lang w:val="en-US"/>
+        </w:rPr>
+        <w:t>model_grade</w:t>
+      </w:r>
+      <w:proofErr w:type="spellEnd"/>
+      <w:r>
+        <w:rPr>
+          <w:rFonts w:ascii="Consolas" w:hAnsi="Consolas" w:cs="Consolas"/>
+          <w:sz w:val="20"/>
+          <w:shd w:val="clear" w:color="auto" w:fill="F2EFE9"/>
+          <w:lang w:val="en-US"/>
+        </w:rPr>
+        <w:t>["reasoning"]</w:t>
       </w:r>
     </w:p>
     <w:p>
@@ -13028,6 +14104,7 @@
         <w:rPr>
           <w:rFonts w:ascii="Consolas" w:hAnsi="Consolas" w:cs="Consolas"/>
           <w:sz w:val="20"/>
+          <w:lang w:val="en-US"/>
         </w:rPr>
       </w:pPr>
     </w:p>
@@ -13038,13 +14115,15 @@
         <w:rPr>
           <w:rFonts w:ascii="Consolas" w:hAnsi="Consolas" w:cs="Consolas"/>
           <w:sz w:val="20"/>
-        </w:rPr>
-      </w:pPr>
-      <w:r>
-        <w:rPr>
-          <w:rFonts w:ascii="Consolas" w:hAnsi="Consolas" w:cs="Consolas"/>
-          <w:sz w:val="20"/>
-          <w:shd w:val="clear" w:color="auto" w:fill="F2EFE9"/>
+          <w:lang w:val="en-US"/>
+        </w:rPr>
+      </w:pPr>
+      <w:r>
+        <w:rPr>
+          <w:rFonts w:ascii="Consolas" w:hAnsi="Consolas" w:cs="Consolas"/>
+          <w:sz w:val="20"/>
+          <w:shd w:val="clear" w:color="auto" w:fill="F2EFE9"/>
+          <w:lang w:val="en-US"/>
         </w:rPr>
         <w:t xml:space="preserve">    return {</w:t>
       </w:r>
@@ -13056,13 +14135,15 @@
         <w:rPr>
           <w:rFonts w:ascii="Consolas" w:hAnsi="Consolas" w:cs="Consolas"/>
           <w:sz w:val="20"/>
-        </w:rPr>
-      </w:pPr>
-      <w:r>
-        <w:rPr>
-          <w:rFonts w:ascii="Consolas" w:hAnsi="Consolas" w:cs="Consolas"/>
-          <w:sz w:val="20"/>
-          <w:shd w:val="clear" w:color="auto" w:fill="F2EFE9"/>
+          <w:lang w:val="en-US"/>
+        </w:rPr>
+      </w:pPr>
+      <w:r>
+        <w:rPr>
+          <w:rFonts w:ascii="Consolas" w:hAnsi="Consolas" w:cs="Consolas"/>
+          <w:sz w:val="20"/>
+          <w:shd w:val="clear" w:color="auto" w:fill="F2EFE9"/>
+          <w:lang w:val="en-US"/>
         </w:rPr>
         <w:t xml:space="preserve">        "output": output,</w:t>
       </w:r>
@@ -13074,15 +14155,37 @@
         <w:rPr>
           <w:rFonts w:ascii="Consolas" w:hAnsi="Consolas" w:cs="Consolas"/>
           <w:sz w:val="20"/>
-        </w:rPr>
-      </w:pPr>
-      <w:r>
-        <w:rPr>
-          <w:rFonts w:ascii="Consolas" w:hAnsi="Consolas" w:cs="Consolas"/>
-          <w:sz w:val="20"/>
-          <w:shd w:val="clear" w:color="auto" w:fill="F2EFE9"/>
-        </w:rPr>
-        <w:t xml:space="preserve">        "test_case": test_case,</w:t>
+          <w:lang w:val="en-US"/>
+        </w:rPr>
+      </w:pPr>
+      <w:r>
+        <w:rPr>
+          <w:rFonts w:ascii="Consolas" w:hAnsi="Consolas" w:cs="Consolas"/>
+          <w:sz w:val="20"/>
+          <w:shd w:val="clear" w:color="auto" w:fill="F2EFE9"/>
+          <w:lang w:val="en-US"/>
+        </w:rPr>
+        <w:t xml:space="preserve">        "</w:t>
+      </w:r>
+      <w:proofErr w:type="gramStart"/>
+      <w:r>
+        <w:rPr>
+          <w:rFonts w:ascii="Consolas" w:hAnsi="Consolas" w:cs="Consolas"/>
+          <w:sz w:val="20"/>
+          <w:shd w:val="clear" w:color="auto" w:fill="F2EFE9"/>
+          <w:lang w:val="en-US"/>
+        </w:rPr>
+        <w:t>test</w:t>
+      </w:r>
+      <w:proofErr w:type="gramEnd"/>
+      <w:r>
+        <w:rPr>
+          <w:rFonts w:ascii="Consolas" w:hAnsi="Consolas" w:cs="Consolas"/>
+          <w:sz w:val="20"/>
+          <w:shd w:val="clear" w:color="auto" w:fill="F2EFE9"/>
+          <w:lang w:val="en-US"/>
+        </w:rPr>
+        <w:t>_case": test_case,</w:t>
       </w:r>
     </w:p>
     <w:p>
@@ -13092,13 +14195,15 @@
         <w:rPr>
           <w:rFonts w:ascii="Consolas" w:hAnsi="Consolas" w:cs="Consolas"/>
           <w:sz w:val="20"/>
-        </w:rPr>
-      </w:pPr>
-      <w:r>
-        <w:rPr>
-          <w:rFonts w:ascii="Consolas" w:hAnsi="Consolas" w:cs="Consolas"/>
-          <w:sz w:val="20"/>
-          <w:shd w:val="clear" w:color="auto" w:fill="F2EFE9"/>
+          <w:lang w:val="en-US"/>
+        </w:rPr>
+      </w:pPr>
+      <w:r>
+        <w:rPr>
+          <w:rFonts w:ascii="Consolas" w:hAnsi="Consolas" w:cs="Consolas"/>
+          <w:sz w:val="20"/>
+          <w:shd w:val="clear" w:color="auto" w:fill="F2EFE9"/>
+          <w:lang w:val="en-US"/>
         </w:rPr>
         <w:t xml:space="preserve">        "score": score,</w:t>
       </w:r>
@@ -13110,13 +14215,15 @@
         <w:rPr>
           <w:rFonts w:ascii="Consolas" w:hAnsi="Consolas" w:cs="Consolas"/>
           <w:sz w:val="20"/>
-        </w:rPr>
-      </w:pPr>
-      <w:r>
-        <w:rPr>
-          <w:rFonts w:ascii="Consolas" w:hAnsi="Consolas" w:cs="Consolas"/>
-          <w:sz w:val="20"/>
-          <w:shd w:val="clear" w:color="auto" w:fill="F2EFE9"/>
+          <w:lang w:val="en-US"/>
+        </w:rPr>
+      </w:pPr>
+      <w:r>
+        <w:rPr>
+          <w:rFonts w:ascii="Consolas" w:hAnsi="Consolas" w:cs="Consolas"/>
+          <w:sz w:val="20"/>
+          <w:shd w:val="clear" w:color="auto" w:fill="F2EFE9"/>
+          <w:lang w:val="en-US"/>
         </w:rPr>
         <w:t xml:space="preserve">        "reasoning": reasoning</w:t>
       </w:r>
@@ -13127,13 +14234,15 @@
         <w:rPr>
           <w:rFonts w:ascii="Consolas" w:hAnsi="Consolas" w:cs="Consolas"/>
           <w:sz w:val="20"/>
-        </w:rPr>
-      </w:pPr>
-      <w:r>
-        <w:rPr>
-          <w:rFonts w:ascii="Consolas" w:hAnsi="Consolas" w:cs="Consolas"/>
-          <w:sz w:val="20"/>
-          <w:shd w:val="clear" w:color="auto" w:fill="F2EFE9"/>
+          <w:lang w:val="en-US"/>
+        </w:rPr>
+      </w:pPr>
+      <w:r>
+        <w:rPr>
+          <w:rFonts w:ascii="Consolas" w:hAnsi="Consolas" w:cs="Consolas"/>
+          <w:sz w:val="20"/>
+          <w:shd w:val="clear" w:color="auto" w:fill="F2EFE9"/>
+          <w:lang w:val="en-US"/>
         </w:rPr>
         <w:t xml:space="preserve">    }</w:t>
       </w:r>
@@ -13238,13 +14347,15 @@
         <w:rPr>
           <w:rFonts w:ascii="Consolas" w:hAnsi="Consolas" w:cs="Consolas"/>
           <w:sz w:val="20"/>
-        </w:rPr>
-      </w:pPr>
-      <w:r>
-        <w:rPr>
-          <w:rFonts w:ascii="Consolas" w:hAnsi="Consolas" w:cs="Consolas"/>
-          <w:sz w:val="20"/>
-          <w:shd w:val="clear" w:color="auto" w:fill="F2EFE9"/>
+          <w:lang w:val="en-US"/>
+        </w:rPr>
+      </w:pPr>
+      <w:r>
+        <w:rPr>
+          <w:rFonts w:ascii="Consolas" w:hAnsi="Consolas" w:cs="Consolas"/>
+          <w:sz w:val="20"/>
+          <w:shd w:val="clear" w:color="auto" w:fill="F2EFE9"/>
+          <w:lang w:val="en-US"/>
         </w:rPr>
         <w:t>from statistics import mean</w:t>
       </w:r>
@@ -13256,6 +14367,7 @@
         <w:rPr>
           <w:rFonts w:ascii="Consolas" w:hAnsi="Consolas" w:cs="Consolas"/>
           <w:sz w:val="20"/>
+          <w:lang w:val="en-US"/>
         </w:rPr>
       </w:pPr>
     </w:p>
@@ -13266,13 +14378,15 @@
         <w:rPr>
           <w:rFonts w:ascii="Consolas" w:hAnsi="Consolas" w:cs="Consolas"/>
           <w:sz w:val="20"/>
-        </w:rPr>
-      </w:pPr>
-      <w:r>
-        <w:rPr>
-          <w:rFonts w:ascii="Consolas" w:hAnsi="Consolas" w:cs="Consolas"/>
-          <w:sz w:val="20"/>
-          <w:shd w:val="clear" w:color="auto" w:fill="F2EFE9"/>
+          <w:lang w:val="en-US"/>
+        </w:rPr>
+      </w:pPr>
+      <w:r>
+        <w:rPr>
+          <w:rFonts w:ascii="Consolas" w:hAnsi="Consolas" w:cs="Consolas"/>
+          <w:sz w:val="20"/>
+          <w:shd w:val="clear" w:color="auto" w:fill="F2EFE9"/>
+          <w:lang w:val="en-US"/>
         </w:rPr>
         <w:t>def run_eval(dataset):</w:t>
       </w:r>
@@ -13284,13 +14398,15 @@
         <w:rPr>
           <w:rFonts w:ascii="Consolas" w:hAnsi="Consolas" w:cs="Consolas"/>
           <w:sz w:val="20"/>
-        </w:rPr>
-      </w:pPr>
-      <w:r>
-        <w:rPr>
-          <w:rFonts w:ascii="Consolas" w:hAnsi="Consolas" w:cs="Consolas"/>
-          <w:sz w:val="20"/>
-          <w:shd w:val="clear" w:color="auto" w:fill="F2EFE9"/>
+          <w:lang w:val="en-US"/>
+        </w:rPr>
+      </w:pPr>
+      <w:r>
+        <w:rPr>
+          <w:rFonts w:ascii="Consolas" w:hAnsi="Consolas" w:cs="Consolas"/>
+          <w:sz w:val="20"/>
+          <w:shd w:val="clear" w:color="auto" w:fill="F2EFE9"/>
+          <w:lang w:val="en-US"/>
         </w:rPr>
         <w:t xml:space="preserve">    results = []</w:t>
       </w:r>
@@ -13302,6 +14418,7 @@
         <w:rPr>
           <w:rFonts w:ascii="Consolas" w:hAnsi="Consolas" w:cs="Consolas"/>
           <w:sz w:val="20"/>
+          <w:lang w:val="en-US"/>
         </w:rPr>
       </w:pPr>
     </w:p>
@@ -13312,13 +14429,15 @@
         <w:rPr>
           <w:rFonts w:ascii="Consolas" w:hAnsi="Consolas" w:cs="Consolas"/>
           <w:sz w:val="20"/>
-        </w:rPr>
-      </w:pPr>
-      <w:r>
-        <w:rPr>
-          <w:rFonts w:ascii="Consolas" w:hAnsi="Consolas" w:cs="Consolas"/>
-          <w:sz w:val="20"/>
-          <w:shd w:val="clear" w:color="auto" w:fill="F2EFE9"/>
+          <w:lang w:val="en-US"/>
+        </w:rPr>
+      </w:pPr>
+      <w:r>
+        <w:rPr>
+          <w:rFonts w:ascii="Consolas" w:hAnsi="Consolas" w:cs="Consolas"/>
+          <w:sz w:val="20"/>
+          <w:shd w:val="clear" w:color="auto" w:fill="F2EFE9"/>
+          <w:lang w:val="en-US"/>
         </w:rPr>
         <w:t xml:space="preserve">    for test_case in dataset:</w:t>
       </w:r>
@@ -13330,13 +14449,15 @@
         <w:rPr>
           <w:rFonts w:ascii="Consolas" w:hAnsi="Consolas" w:cs="Consolas"/>
           <w:sz w:val="20"/>
-        </w:rPr>
-      </w:pPr>
-      <w:r>
-        <w:rPr>
-          <w:rFonts w:ascii="Consolas" w:hAnsi="Consolas" w:cs="Consolas"/>
-          <w:sz w:val="20"/>
-          <w:shd w:val="clear" w:color="auto" w:fill="F2EFE9"/>
+          <w:lang w:val="en-US"/>
+        </w:rPr>
+      </w:pPr>
+      <w:r>
+        <w:rPr>
+          <w:rFonts w:ascii="Consolas" w:hAnsi="Consolas" w:cs="Consolas"/>
+          <w:sz w:val="20"/>
+          <w:shd w:val="clear" w:color="auto" w:fill="F2EFE9"/>
+          <w:lang w:val="en-US"/>
         </w:rPr>
         <w:t xml:space="preserve">        result = run_test_case(test_case)</w:t>
       </w:r>
@@ -13348,15 +14469,37 @@
         <w:rPr>
           <w:rFonts w:ascii="Consolas" w:hAnsi="Consolas" w:cs="Consolas"/>
           <w:sz w:val="20"/>
-        </w:rPr>
-      </w:pPr>
-      <w:r>
-        <w:rPr>
-          <w:rFonts w:ascii="Consolas" w:hAnsi="Consolas" w:cs="Consolas"/>
-          <w:sz w:val="20"/>
-          <w:shd w:val="clear" w:color="auto" w:fill="F2EFE9"/>
-        </w:rPr>
-        <w:t xml:space="preserve">        results.append(result)</w:t>
+          <w:lang w:val="en-US"/>
+        </w:rPr>
+      </w:pPr>
+      <w:r>
+        <w:rPr>
+          <w:rFonts w:ascii="Consolas" w:hAnsi="Consolas" w:cs="Consolas"/>
+          <w:sz w:val="20"/>
+          <w:shd w:val="clear" w:color="auto" w:fill="F2EFE9"/>
+          <w:lang w:val="en-US"/>
+        </w:rPr>
+        <w:t xml:space="preserve">        </w:t>
+      </w:r>
+      <w:proofErr w:type="gramStart"/>
+      <w:r>
+        <w:rPr>
+          <w:rFonts w:ascii="Consolas" w:hAnsi="Consolas" w:cs="Consolas"/>
+          <w:sz w:val="20"/>
+          <w:shd w:val="clear" w:color="auto" w:fill="F2EFE9"/>
+          <w:lang w:val="en-US"/>
+        </w:rPr>
+        <w:t>results.append</w:t>
+      </w:r>
+      <w:proofErr w:type="gramEnd"/>
+      <w:r>
+        <w:rPr>
+          <w:rFonts w:ascii="Consolas" w:hAnsi="Consolas" w:cs="Consolas"/>
+          <w:sz w:val="20"/>
+          <w:shd w:val="clear" w:color="auto" w:fill="F2EFE9"/>
+          <w:lang w:val="en-US"/>
+        </w:rPr>
+        <w:t>(result)</w:t>
       </w:r>
     </w:p>
     <w:p>
@@ -13366,6 +14509,7 @@
         <w:rPr>
           <w:rFonts w:ascii="Consolas" w:hAnsi="Consolas" w:cs="Consolas"/>
           <w:sz w:val="20"/>
+          <w:lang w:val="en-US"/>
         </w:rPr>
       </w:pPr>
     </w:p>
@@ -13376,15 +14520,37 @@
         <w:rPr>
           <w:rFonts w:ascii="Consolas" w:hAnsi="Consolas" w:cs="Consolas"/>
           <w:sz w:val="20"/>
-        </w:rPr>
-      </w:pPr>
-      <w:r>
-        <w:rPr>
-          <w:rFonts w:ascii="Consolas" w:hAnsi="Consolas" w:cs="Consolas"/>
-          <w:sz w:val="20"/>
-          <w:shd w:val="clear" w:color="auto" w:fill="F2EFE9"/>
-        </w:rPr>
-        <w:t xml:space="preserve">    average_score = mean([result["score"] for result in results])</w:t>
+          <w:lang w:val="en-US"/>
+        </w:rPr>
+      </w:pPr>
+      <w:r>
+        <w:rPr>
+          <w:rFonts w:ascii="Consolas" w:hAnsi="Consolas" w:cs="Consolas"/>
+          <w:sz w:val="20"/>
+          <w:shd w:val="clear" w:color="auto" w:fill="F2EFE9"/>
+          <w:lang w:val="en-US"/>
+        </w:rPr>
+        <w:t xml:space="preserve">    </w:t>
+      </w:r>
+      <w:proofErr w:type="spellStart"/>
+      <w:r>
+        <w:rPr>
+          <w:rFonts w:ascii="Consolas" w:hAnsi="Consolas" w:cs="Consolas"/>
+          <w:sz w:val="20"/>
+          <w:shd w:val="clear" w:color="auto" w:fill="F2EFE9"/>
+          <w:lang w:val="en-US"/>
+        </w:rPr>
+        <w:t>average_score</w:t>
+      </w:r>
+      <w:proofErr w:type="spellEnd"/>
+      <w:r>
+        <w:rPr>
+          <w:rFonts w:ascii="Consolas" w:hAnsi="Consolas" w:cs="Consolas"/>
+          <w:sz w:val="20"/>
+          <w:shd w:val="clear" w:color="auto" w:fill="F2EFE9"/>
+          <w:lang w:val="en-US"/>
+        </w:rPr>
+        <w:t xml:space="preserve"> = mean([result["score"] for result in results])</w:t>
       </w:r>
     </w:p>
     <w:p>
@@ -13394,15 +14560,68 @@
         <w:rPr>
           <w:rFonts w:ascii="Consolas" w:hAnsi="Consolas" w:cs="Consolas"/>
           <w:sz w:val="20"/>
-        </w:rPr>
-      </w:pPr>
-      <w:r>
-        <w:rPr>
-          <w:rFonts w:ascii="Consolas" w:hAnsi="Consolas" w:cs="Consolas"/>
-          <w:sz w:val="20"/>
-          <w:shd w:val="clear" w:color="auto" w:fill="F2EFE9"/>
-        </w:rPr>
-        <w:t xml:space="preserve">    print(f"Average score: {average_score}")</w:t>
+          <w:lang w:val="en-US"/>
+        </w:rPr>
+      </w:pPr>
+      <w:r>
+        <w:rPr>
+          <w:rFonts w:ascii="Consolas" w:hAnsi="Consolas" w:cs="Consolas"/>
+          <w:sz w:val="20"/>
+          <w:shd w:val="clear" w:color="auto" w:fill="F2EFE9"/>
+          <w:lang w:val="en-US"/>
+        </w:rPr>
+        <w:t xml:space="preserve">    </w:t>
+      </w:r>
+      <w:proofErr w:type="gramStart"/>
+      <w:r>
+        <w:rPr>
+          <w:rFonts w:ascii="Consolas" w:hAnsi="Consolas" w:cs="Consolas"/>
+          <w:sz w:val="20"/>
+          <w:shd w:val="clear" w:color="auto" w:fill="F2EFE9"/>
+          <w:lang w:val="en-US"/>
+        </w:rPr>
+        <w:t>print(</w:t>
+      </w:r>
+      <w:proofErr w:type="spellStart"/>
+      <w:proofErr w:type="gramEnd"/>
+      <w:r>
+        <w:rPr>
+          <w:rFonts w:ascii="Consolas" w:hAnsi="Consolas" w:cs="Consolas"/>
+          <w:sz w:val="20"/>
+          <w:shd w:val="clear" w:color="auto" w:fill="F2EFE9"/>
+          <w:lang w:val="en-US"/>
+        </w:rPr>
+        <w:t>f"Average</w:t>
+      </w:r>
+      <w:proofErr w:type="spellEnd"/>
+      <w:r>
+        <w:rPr>
+          <w:rFonts w:ascii="Consolas" w:hAnsi="Consolas" w:cs="Consolas"/>
+          <w:sz w:val="20"/>
+          <w:shd w:val="clear" w:color="auto" w:fill="F2EFE9"/>
+          <w:lang w:val="en-US"/>
+        </w:rPr>
+        <w:t xml:space="preserve"> score: {</w:t>
+      </w:r>
+      <w:proofErr w:type="spellStart"/>
+      <w:r>
+        <w:rPr>
+          <w:rFonts w:ascii="Consolas" w:hAnsi="Consolas" w:cs="Consolas"/>
+          <w:sz w:val="20"/>
+          <w:shd w:val="clear" w:color="auto" w:fill="F2EFE9"/>
+          <w:lang w:val="en-US"/>
+        </w:rPr>
+        <w:t>average_score</w:t>
+      </w:r>
+      <w:proofErr w:type="spellEnd"/>
+      <w:r>
+        <w:rPr>
+          <w:rFonts w:ascii="Consolas" w:hAnsi="Consolas" w:cs="Consolas"/>
+          <w:sz w:val="20"/>
+          <w:shd w:val="clear" w:color="auto" w:fill="F2EFE9"/>
+          <w:lang w:val="en-US"/>
+        </w:rPr>
+        <w:t>}")</w:t>
       </w:r>
     </w:p>
     <w:p>
@@ -13412,6 +14631,7 @@
         <w:rPr>
           <w:rFonts w:ascii="Consolas" w:hAnsi="Consolas" w:cs="Consolas"/>
           <w:sz w:val="20"/>
+          <w:lang w:val="en-US"/>
         </w:rPr>
       </w:pPr>
     </w:p>
@@ -13421,13 +14641,15 @@
         <w:rPr>
           <w:rFonts w:ascii="Consolas" w:hAnsi="Consolas" w:cs="Consolas"/>
           <w:sz w:val="20"/>
-        </w:rPr>
-      </w:pPr>
-      <w:r>
-        <w:rPr>
-          <w:rFonts w:ascii="Consolas" w:hAnsi="Consolas" w:cs="Consolas"/>
-          <w:sz w:val="20"/>
-          <w:shd w:val="clear" w:color="auto" w:fill="F2EFE9"/>
+          <w:lang w:val="en-US"/>
+        </w:rPr>
+      </w:pPr>
+      <w:r>
+        <w:rPr>
+          <w:rFonts w:ascii="Consolas" w:hAnsi="Consolas" w:cs="Consolas"/>
+          <w:sz w:val="20"/>
+          <w:shd w:val="clear" w:color="auto" w:fill="F2EFE9"/>
+          <w:lang w:val="en-US"/>
         </w:rPr>
         <w:t xml:space="preserve">    return results</w:t>
       </w:r>
@@ -13543,6 +14765,7 @@
       <w:r>
         <w:rPr>
           <w:rFonts w:ascii="Arial" w:hAnsi="Arial" w:cs="Arial"/>
+          <w:highlight w:val="yellow"/>
           <w:lang w:val="en-US"/>
         </w:rPr>
         <w:t>B) Code, model and human graders</w:t>
@@ -13646,6 +14869,7 @@
       <w:r>
         <w:rPr>
           <w:rFonts w:ascii="Arial" w:hAnsi="Arial" w:cs="Arial"/>
+          <w:highlight w:val="yellow"/>
           <w:lang w:val="en-US"/>
         </w:rPr>
         <w:t>B) Because judging whether a response genuinely addresses a task requires flexibility that a programmatic check cannot provide</w:t>
@@ -13749,6 +14973,7 @@
       <w:r>
         <w:rPr>
           <w:rFonts w:ascii="Arial" w:hAnsi="Arial" w:cs="Arial"/>
+          <w:highlight w:val="yellow"/>
           <w:lang w:val="en-US"/>
         </w:rPr>
         <w:t>B) The model tends to default to middling scores around 6</w:t>
@@ -13852,6 +15077,7 @@
       <w:r>
         <w:rPr>
           <w:rFonts w:ascii="Arial" w:hAnsi="Arial" w:cs="Arial"/>
+          <w:highlight w:val="yellow"/>
           <w:lang w:val="en-US"/>
         </w:rPr>
         <w:t>B) Last, after strengths, weaknesses and reasoning</w:t>
@@ -13972,6 +15198,7 @@
       <w:r>
         <w:rPr>
           <w:rFonts w:ascii="Arial" w:hAnsi="Arial" w:cs="Arial"/>
+          <w:highlight w:val="yellow"/>
           <w:lang w:val="en-US"/>
         </w:rPr>
         <w:t>C) Validating that produced JSON has correct syntax</w:t>
@@ -15785,6 +17012,7 @@
       <w:r>
         <w:rPr>
           <w:rFonts w:ascii="Arial" w:hAnsi="Arial" w:cs="Arial"/>
+          <w:highlight w:val="yellow"/>
           <w:lang w:val="en-US"/>
         </w:rPr>
         <w:t>C) Task Following</w:t>
@@ -15848,13 +17076,11 @@
         <w:ind w:left="400"/>
         <w:rPr>
           <w:rFonts w:ascii="Arial" w:hAnsi="Arial" w:cs="Arial"/>
-          <w:lang w:val="en-US"/>
-        </w:rPr>
-      </w:pPr>
-      <w:r>
-        <w:rPr>
-          <w:rFonts w:ascii="Arial" w:hAnsi="Arial" w:cs="Arial"/>
-          <w:lang w:val="en-US"/>
+        </w:rPr>
+      </w:pPr>
+      <w:r>
+        <w:rPr>
+          <w:rFonts w:ascii="Arial" w:hAnsi="Arial" w:cs="Arial"/>
         </w:rPr>
         <w:t>A) exec()</w:t>
       </w:r>
@@ -15865,13 +17091,11 @@
         <w:ind w:left="400"/>
         <w:rPr>
           <w:rFonts w:ascii="Arial" w:hAnsi="Arial" w:cs="Arial"/>
-          <w:lang w:val="en-US"/>
-        </w:rPr>
-      </w:pPr>
-      <w:r>
-        <w:rPr>
-          <w:rFonts w:ascii="Arial" w:hAnsi="Arial" w:cs="Arial"/>
-          <w:lang w:val="en-US"/>
+        </w:rPr>
+      </w:pPr>
+      <w:r>
+        <w:rPr>
+          <w:rFonts w:ascii="Arial" w:hAnsi="Arial" w:cs="Arial"/>
         </w:rPr>
         <w:t>B) compile()</w:t>
       </w:r>
@@ -15882,13 +17106,12 @@
         <w:ind w:left="400"/>
         <w:rPr>
           <w:rFonts w:ascii="Arial" w:hAnsi="Arial" w:cs="Arial"/>
-          <w:lang w:val="en-US"/>
-        </w:rPr>
-      </w:pPr>
-      <w:r>
-        <w:rPr>
-          <w:rFonts w:ascii="Arial" w:hAnsi="Arial" w:cs="Arial"/>
-          <w:lang w:val="en-US"/>
+        </w:rPr>
+      </w:pPr>
+      <w:r>
+        <w:rPr>
+          <w:rFonts w:ascii="Arial" w:hAnsi="Arial" w:cs="Arial"/>
+          <w:highlight w:val="yellow"/>
         </w:rPr>
         <w:t>C) ast.parse()</w:t>
       </w:r>
@@ -15974,6 +17197,7 @@
       <w:r>
         <w:rPr>
           <w:rFonts w:ascii="Arial" w:hAnsi="Arial" w:cs="Arial"/>
+          <w:highlight w:val="yellow"/>
           <w:lang w:val="en-US"/>
         </w:rPr>
         <w:t>B) To tell the code grader which validator to run</w:t>
@@ -16095,6 +17319,7 @@
       <w:r>
         <w:rPr>
           <w:rFonts w:ascii="Arial" w:hAnsi="Arial" w:cs="Arial"/>
+          <w:highlight w:val="yellow"/>
           <w:lang w:val="en-US"/>
         </w:rPr>
         <w:t>C) The same prompt template is reused across Python, JSON, and Regex tasks, so the format isn't known ahead of time</w:t>
@@ -16181,6 +17406,7 @@
       <w:r>
         <w:rPr>
           <w:rFonts w:ascii="Arial" w:hAnsi="Arial" w:cs="Arial"/>
+          <w:highlight w:val="yellow"/>
           <w:lang w:val="en-US"/>
         </w:rPr>
         <w:t>B) To have a quantitative reference point for measuring whether later prompt changes help</w:t>
